--- a/src/Layers/W1/BaseApp/Sales/Document/StandardSalesQuoteBody.docx
+++ b/src/Layers/W1/BaseApp/Sales/Document/StandardSalesQuoteBody.docx
@@ -1,25 +1,26 @@
 
 <file path=word/document.xml><?xml version="1.0" encoding="utf-8"?>
-<w:document xmlns:wpc="http://schemas.microsoft.com/office/word/2010/wordprocessingCanvas" xmlns:cx="http://schemas.microsoft.com/office/drawing/2014/chartex" xmlns:cx1="http://schemas.microsoft.com/office/drawing/2015/9/8/chartex" xmlns:cx2="http://schemas.microsoft.com/office/drawing/2015/10/21/chartex" xmlns:cx3="http://schemas.microsoft.com/office/drawing/2016/5/9/chartex" xmlns:cx4="http://schemas.microsoft.com/office/drawing/2016/5/10/chartex" xmlns:cx5="http://schemas.microsoft.com/office/drawing/2016/5/11/chartex" xmlns:cx6="http://schemas.microsoft.com/office/drawing/2016/5/12/chartex" xmlns:cx7="http://schemas.microsoft.com/office/drawing/2016/5/13/chartex" xmlns:cx8="http://schemas.microsoft.com/office/drawing/2016/5/14/chartex" xmlns:mc="http://schemas.openxmlformats.org/markup-compatibility/2006" xmlns:aink="http://schemas.microsoft.com/office/drawing/2016/ink" xmlns:am3d="http://schemas.microsoft.com/office/drawing/2017/model3d" xmlns:o="urn:schemas-microsoft-com:office:office" xmlns:oel="http://schemas.microsoft.com/office/2019/extlst" xmlns:r="http://schemas.openxmlformats.org/officeDocument/2006/relationships" xmlns:m="http://schemas.openxmlformats.org/officeDocument/2006/math" xmlns:v="urn:schemas-microsoft-com:vml" xmlns:wp14="http://schemas.microsoft.com/office/word/2010/wordprocessingDrawing" xmlns:wp="http://schemas.openxmlformats.org/drawingml/2006/wordprocessingDrawing" xmlns:w10="urn:schemas-microsoft-com:office:word" xmlns:w="http://schemas.openxmlformats.org/wordprocessingml/2006/main" xmlns:w14="http://schemas.microsoft.com/office/word/2010/wordml" xmlns:w15="http://schemas.microsoft.com/office/word/2012/wordml" xmlns:w16cex="http://schemas.microsoft.com/office/word/2018/wordml/cex" xmlns:w16cid="http://schemas.microsoft.com/office/word/2016/wordml/cid" xmlns:w16="http://schemas.microsoft.com/office/word/2018/wordml" xmlns:w16du="http://schemas.microsoft.com/office/word/2023/wordml/word16du" xmlns:w16sdtdh="http://schemas.microsoft.com/office/word/2020/wordml/sdtdatahash" xmlns:w16sdtfl="http://schemas.microsoft.com/office/word/2024/wordml/sdtformatlock" xmlns:w16se="http://schemas.microsoft.com/office/word/2015/wordml/symex" xmlns:wpg="http://schemas.microsoft.com/office/word/2010/wordprocessingGroup" xmlns:wpi="http://schemas.microsoft.com/office/word/2010/wordprocessingInk" xmlns:wne="http://schemas.microsoft.com/office/word/2006/wordml" xmlns:wps="http://schemas.microsoft.com/office/word/2010/wordprocessingShape" mc:Ignorable="w14 w15 w16se w16cid w16 w16cex w16sdtdh w16sdtfl w16du wp14">
+<w:document xmlns:wpc="http://schemas.microsoft.com/office/word/2010/wordprocessingCanvas" xmlns:cx="http://schemas.microsoft.com/office/drawing/2014/chartex" xmlns:cx1="http://schemas.microsoft.com/office/drawing/2015/9/8/chartex" xmlns:cx2="http://schemas.microsoft.com/office/drawing/2015/10/21/chartex" xmlns:cx3="http://schemas.microsoft.com/office/drawing/2016/5/9/chartex" xmlns:cx4="http://schemas.microsoft.com/office/drawing/2016/5/10/chartex" xmlns:cx5="http://schemas.microsoft.com/office/drawing/2016/5/11/chartex" xmlns:cx6="http://schemas.microsoft.com/office/drawing/2016/5/12/chartex" xmlns:cx7="http://schemas.microsoft.com/office/drawing/2016/5/13/chartex" xmlns:cx8="http://schemas.microsoft.com/office/drawing/2016/5/14/chartex" xmlns:mc="http://schemas.openxmlformats.org/markup-compatibility/2006" xmlns:aink="http://schemas.microsoft.com/office/drawing/2016/ink" xmlns:am3d="http://schemas.microsoft.com/office/drawing/2017/model3d" xmlns:o="urn:schemas-microsoft-com:office:office" xmlns:oel="http://schemas.microsoft.com/office/2019/extlst" xmlns:r="http://schemas.openxmlformats.org/officeDocument/2006/relationships" xmlns:m="http://schemas.openxmlformats.org/officeDocument/2006/math" xmlns:v="urn:schemas-microsoft-com:vml" xmlns:wp14="http://schemas.microsoft.com/office/word/2010/wordprocessingDrawing" xmlns:wp="http://schemas.openxmlformats.org/drawingml/2006/wordprocessingDrawing" xmlns:w10="urn:schemas-microsoft-com:office:word" xmlns:w="http://schemas.openxmlformats.org/wordprocessingml/2006/main" xmlns:w14="http://schemas.microsoft.com/office/word/2010/wordml" xmlns:w15="http://schemas.microsoft.com/office/word/2012/wordml" xmlns:w16cei="http://schemas.microsoft.com/office/word/2026/wordml/cei" xmlns:w16cex="http://schemas.microsoft.com/office/word/2018/wordml/cex" xmlns:w16cid="http://schemas.microsoft.com/office/word/2016/wordml/cid" xmlns:w16="http://schemas.microsoft.com/office/word/2018/wordml" xmlns:w16du="http://schemas.microsoft.com/office/word/2023/wordml/word16du" xmlns:w16sdtdh="http://schemas.microsoft.com/office/word/2020/wordml/sdtdatahash" xmlns:w16sdtfl="http://schemas.microsoft.com/office/word/2024/wordml/sdtformatlock" xmlns:w16se="http://schemas.microsoft.com/office/word/2015/wordml/symex" xmlns:wpg="http://schemas.microsoft.com/office/word/2010/wordprocessingGroup" xmlns:wpi="http://schemas.microsoft.com/office/word/2010/wordprocessingInk" xmlns:wne="http://schemas.microsoft.com/office/word/2006/wordml" xmlns:wps="http://schemas.microsoft.com/office/word/2010/wordprocessingShape" mc:Ignorable="w14 w15 w16se w16cid w16 w16cex w16sdtdh w16sdtfl w16du wp14">
   <w:body>
     <w:tbl>
       <w:tblPr>
-        <w:tblStyle w:val="TableGrid"/>
-        <w:tblW w:w="4995" w:type="pct"/>
+        <w:tblStyle w:val="BCBlockTable"/>
+        <w:tblW w:w="5000" w:type="pct"/>
         <w:tblBorders>
-          <w:top w:val="none" w:color="auto" w:sz="0" w:space="0"/>
-          <w:left w:val="none" w:color="auto" w:sz="0" w:space="0"/>
-          <w:bottom w:val="none" w:color="auto" w:sz="0" w:space="0"/>
-          <w:right w:val="none" w:color="auto" w:sz="0" w:space="0"/>
-          <w:insideH w:val="none" w:color="auto" w:sz="0" w:space="0"/>
-          <w:insideV w:val="none" w:color="auto" w:sz="0" w:space="0"/>
+          <w:top w:val="none" w:sz="0" w:space="0" w:color="auto"/>
+          <w:left w:val="none" w:sz="0" w:space="0" w:color="auto"/>
+          <w:bottom w:val="none" w:sz="0" w:space="0" w:color="auto"/>
+          <w:right w:val="none" w:sz="0" w:space="0" w:color="auto"/>
+          <w:insideH w:val="none" w:sz="0" w:space="0" w:color="auto"/>
+          <w:insideV w:val="none" w:sz="0" w:space="0" w:color="auto"/>
         </w:tblBorders>
         <w:tblCellMar>
           <w:left w:w="0" w:type="dxa"/>
           <w:right w:w="0" w:type="dxa"/>
         </w:tblCellMar>
-        <w:tblLook w:val="04A0" w:firstRow="1" w:lastRow="0" w:firstColumn="1" w:lastColumn="0" w:noHBand="0" w:noVBand="1"/>
+        <w:tblLook w:val="0620" w:firstRow="1" w:lastRow="0" w:firstColumn="0" w:lastColumn="0" w:noHBand="1" w:noVBand="1"/>
         <w:tblCaption w:val="Address Block"/>
+        <w:tblDescription w:val="Layout table. Used for positioning, not for tabular data."/>
       </w:tblPr>
       <w:tblGrid>
         <w:gridCol w:w="2621"/>
@@ -29,17 +30,13 @@
       <w:tr>
         <w:trPr>
           <w:cnfStyle w:val="100000000000" w:firstRow="1" w:lastRow="0" w:firstColumn="0" w:lastColumn="0" w:oddVBand="0" w:evenVBand="0" w:oddHBand="0" w:evenHBand="0" w:firstRowFirstColumn="0" w:firstRowLastColumn="0" w:lastRowFirstColumn="0" w:lastRowLastColumn="0"/>
+          <w:cantSplit/>
           <w:trHeight w:val="254"/>
         </w:trPr>
         <w:sdt>
           <w:sdtPr>
             <w:rPr>
               <w:rStyle w:val="Strong"/>
-              <w:rFonts w:ascii="Segoe UI Semibold" w:hAnsi="Segoe UI Semibold" w:cs="Segoe UI Semibold"/>
-              <w:b w:val="0"/>
-              <w:bCs w:val="0"/>
-              <w:sz w:val="22"/>
-              <w:szCs w:val="22"/>
             </w:rPr>
             <w:alias w:val="CustomerAddress1"/>
             <w:tag w:val="#BC:InsertDataItem,DataItems/Header/CustomerAddress1"/>
@@ -49,13 +46,7 @@
             </w:placeholder>
             <w15:color w:val="808080"/>
             <w:text/>
-            <w:dataBinding w:prefixMappings="xmlns:ns0='urn:microsoft-dynamics-nav/reports/Standard_Sales_Quote/1304/'" w:xpath="/ns0:NavWordReportXmlPart[1]/ns0:Header[1]/ns0:CustomerAddress1[1]"/>
           </w:sdtPr>
-          <w:sdtEndPr>
-            <w:rPr>
-              <w:rStyle w:val="Strong"/>
-            </w:rPr>
-          </w:sdtEndPr>
           <w:sdtContent>
             <w:tc>
               <w:tcPr>
@@ -63,25 +54,15 @@
               </w:tcPr>
               <w:p>
                 <w:pPr>
-                  <w:pStyle w:val="Heading2"/>
+                  <w:pStyle w:val="BCLabel"/>
                   <w:spacing w:before="0" w:after="0" w:line="276" w:lineRule="auto"/>
                   <w:rPr>
                     <w:rStyle w:val="Strong"/>
-                    <w:rFonts w:ascii="Segoe UI Semibold" w:hAnsi="Segoe UI Semibold" w:cs="Segoe UI Semibold"/>
-                    <w:b w:val="0"/>
-                    <w:bCs w:val="0"/>
-                    <w:sz w:val="22"/>
-                    <w:szCs w:val="22"/>
                   </w:rPr>
                 </w:pPr>
                 <w:r>
                   <w:rPr>
                     <w:rStyle w:val="Strong"/>
-                    <w:rFonts w:ascii="Segoe UI Semibold" w:hAnsi="Segoe UI Semibold" w:cs="Segoe UI Semibold"/>
-                    <w:b w:val="0"/>
-                    <w:bCs w:val="0"/>
-                    <w:sz w:val="22"/>
-                    <w:szCs w:val="22"/>
                   </w:rPr>
                   <w:t>CustomerAddress1</w:t>
                 </w:r>
@@ -95,15 +76,10 @@
           </w:tcPr>
           <w:p>
             <w:pPr>
-              <w:pStyle w:val="Heading2"/>
+              <w:pStyle w:val="BCLabel"/>
               <w:spacing w:before="0" w:after="0" w:line="276" w:lineRule="auto"/>
               <w:rPr>
                 <w:rStyle w:val="Strong"/>
-                <w:rFonts w:ascii="Segoe UI Semibold" w:hAnsi="Segoe UI Semibold" w:cs="Segoe UI Semibold"/>
-                <w:b w:val="0"/>
-                <w:bCs w:val="0"/>
-                <w:sz w:val="22"/>
-                <w:szCs w:val="22"/>
               </w:rPr>
             </w:pPr>
           </w:p>
@@ -112,11 +88,6 @@
           <w:sdtPr>
             <w:rPr>
               <w:rStyle w:val="Strong"/>
-              <w:rFonts w:ascii="Segoe UI Semibold" w:hAnsi="Segoe UI Semibold" w:cs="Segoe UI Semibold"/>
-              <w:b w:val="0"/>
-              <w:bCs w:val="0"/>
-              <w:sz w:val="22"/>
-              <w:szCs w:val="22"/>
             </w:rPr>
             <w:alias w:val="CompanyAddress1"/>
             <w:tag w:val="#BC:InsertDataItem,DataItems/Header/CompanyAddress1"/>
@@ -126,13 +97,7 @@
             </w:placeholder>
             <w15:color w:val="808080"/>
             <w:text/>
-            <w:dataBinding w:prefixMappings="xmlns:ns0='urn:microsoft-dynamics-nav/reports/Standard_Sales_Quote/1304/'" w:xpath="/ns0:NavWordReportXmlPart[1]/ns0:Header[1]/ns0:CompanyAddress1[1]"/>
           </w:sdtPr>
-          <w:sdtEndPr>
-            <w:rPr>
-              <w:rStyle w:val="Strong"/>
-            </w:rPr>
-          </w:sdtEndPr>
           <w:sdtContent>
             <w:tc>
               <w:tcPr>
@@ -140,26 +105,17 @@
               </w:tcPr>
               <w:p>
                 <w:pPr>
-                  <w:pStyle w:val="Heading2"/>
+                  <w:pStyle w:val="BCLabelNumber"/>
                   <w:spacing w:before="0" w:after="0" w:line="276" w:lineRule="auto"/>
                   <w:jc w:val="right"/>
                   <w:rPr>
                     <w:rStyle w:val="Strong"/>
-                    <w:b w:val="0"/>
-                    <w:bCs w:val="0"/>
-                    <w:sz w:val="22"/>
-                    <w:szCs w:val="22"/>
                     <w:lang w:val="da-DK"/>
                   </w:rPr>
                 </w:pPr>
                 <w:r>
                   <w:rPr>
                     <w:rStyle w:val="Strong"/>
-                    <w:rFonts w:ascii="Segoe UI Semibold" w:hAnsi="Segoe UI Semibold" w:cs="Segoe UI Semibold"/>
-                    <w:b w:val="0"/>
-                    <w:bCs w:val="0"/>
-                    <w:sz w:val="22"/>
-                    <w:szCs w:val="22"/>
                   </w:rPr>
                   <w:t>CompanyAddress1</w:t>
                 </w:r>
@@ -170,17 +126,12 @@
       </w:tr>
       <w:tr>
         <w:trPr>
+          <w:cantSplit/>
           <w:trHeight w:val="242"/>
         </w:trPr>
         <w:sdt>
           <w:sdtPr>
-            <w:rPr>
-              <w:rFonts w:cs="Segoe UI Semibold"/>
-              <w:b/>
-              <w:bCs/>
-              <w:sz w:val="22"/>
-              <w:szCs w:val="22"/>
-            </w:rPr>
+            <w:rPr/>
             <w:alias w:val="CustomerAddress2"/>
             <w:tag w:val="#BC:InsertDataItem,DataItems/Header/CustomerAddress2"/>
             <w:id w:val="863552788"/>
@@ -189,9 +140,7 @@
             </w:placeholder>
             <w15:color w:val="808080"/>
             <w:text/>
-            <w:dataBinding w:prefixMappings="xmlns:ns0='urn:microsoft-dynamics-nav/reports/Standard_Sales_Quote/1304/'" w:xpath="/ns0:NavWordReportXmlPart[1]/ns0:Header[1]/ns0:CustomerAddress2[1]"/>
           </w:sdtPr>
-          <w:sdtEndPr/>
           <w:sdtContent>
             <w:tc>
               <w:tcPr>
@@ -199,18 +148,9 @@
               </w:tcPr>
               <w:p>
                 <w:pPr>
-                  <w:rPr>
-                    <w:rFonts w:cs="Segoe UI Semibold" w:asciiTheme="minorHAnsi" w:hAnsiTheme="minorHAnsi"/>
-                    <w:sz w:val="22"/>
-                    <w:szCs w:val="22"/>
-                  </w:rPr>
+                  <w:pStyle w:val="NoSpacing"/>
                 </w:pPr>
                 <w:r>
-                  <w:rPr>
-                    <w:rFonts w:cs="Segoe UI Semibold" w:asciiTheme="minorHAnsi" w:hAnsiTheme="minorHAnsi"/>
-                    <w:sz w:val="22"/>
-                    <w:szCs w:val="22"/>
-                  </w:rPr>
                   <w:t>CustomerAddress2</w:t>
                 </w:r>
               </w:p>
@@ -223,21 +163,13 @@
           </w:tcPr>
           <w:p>
             <w:pPr>
-              <w:rPr>
-                <w:rFonts w:cs="Segoe UI Semibold" w:asciiTheme="minorHAnsi" w:hAnsiTheme="minorHAnsi"/>
-                <w:sz w:val="22"/>
-                <w:szCs w:val="22"/>
-              </w:rPr>
+              <w:pStyle w:val="NoSpacing"/>
             </w:pPr>
           </w:p>
         </w:tc>
         <w:sdt>
           <w:sdtPr>
-            <w:rPr>
-              <w:rFonts w:cs="Segoe UI Semibold"/>
-              <w:sz w:val="22"/>
-              <w:szCs w:val="22"/>
-            </w:rPr>
+            <w:rPr/>
             <w:alias w:val="CompanyAddress2"/>
             <w:tag w:val="#BC:InsertDataItem,DataItems/Header/CompanyAddress2"/>
             <w:id w:val="-407616906"/>
@@ -246,9 +178,7 @@
             </w:placeholder>
             <w15:color w:val="808080"/>
             <w:text/>
-            <w:dataBinding w:prefixMappings="xmlns:ns0='urn:microsoft-dynamics-nav/reports/Standard_Sales_Quote/1304/'" w:xpath="/ns0:NavWordReportXmlPart[1]/ns0:Header[1]/ns0:CompanyAddress2[1]"/>
           </w:sdtPr>
-          <w:sdtEndPr/>
           <w:sdtContent>
             <w:tc>
               <w:tcPr>
@@ -256,19 +186,10 @@
               </w:tcPr>
               <w:p>
                 <w:pPr>
+                  <w:pStyle w:val="BCNumber"/>
                   <w:jc w:val="right"/>
-                  <w:rPr>
-                    <w:rFonts w:asciiTheme="minorHAnsi" w:hAnsiTheme="minorHAnsi"/>
-                    <w:sz w:val="22"/>
-                    <w:szCs w:val="22"/>
-                  </w:rPr>
                 </w:pPr>
                 <w:r>
-                  <w:rPr>
-                    <w:rFonts w:cs="Segoe UI Semibold" w:asciiTheme="minorHAnsi" w:hAnsiTheme="minorHAnsi"/>
-                    <w:sz w:val="22"/>
-                    <w:szCs w:val="22"/>
-                  </w:rPr>
                   <w:t>CompanyAddress2</w:t>
                 </w:r>
               </w:p>
@@ -278,15 +199,12 @@
       </w:tr>
       <w:tr>
         <w:trPr>
+          <w:cantSplit/>
           <w:trHeight w:val="242"/>
         </w:trPr>
         <w:sdt>
           <w:sdtPr>
-            <w:rPr>
-              <w:rFonts w:cs="Segoe UI Semibold"/>
-              <w:sz w:val="22"/>
-              <w:szCs w:val="22"/>
-            </w:rPr>
+            <w:rPr/>
             <w:alias w:val="CustomerAddress3"/>
             <w:tag w:val="#BC:InsertDataItem,DataItems/Header/CustomerAddress3"/>
             <w:id w:val="335427627"/>
@@ -295,9 +213,7 @@
             </w:placeholder>
             <w15:color w:val="808080"/>
             <w:text/>
-            <w:dataBinding w:prefixMappings="xmlns:ns0='urn:microsoft-dynamics-nav/reports/Standard_Sales_Quote/1304/'" w:xpath="/ns0:NavWordReportXmlPart[1]/ns0:Header[1]/ns0:CustomerAddress3[1]"/>
           </w:sdtPr>
-          <w:sdtEndPr/>
           <w:sdtContent>
             <w:tc>
               <w:tcPr>
@@ -305,18 +221,9 @@
               </w:tcPr>
               <w:p>
                 <w:pPr>
-                  <w:rPr>
-                    <w:rFonts w:cs="Segoe UI Semibold" w:asciiTheme="minorHAnsi" w:hAnsiTheme="minorHAnsi"/>
-                    <w:sz w:val="22"/>
-                    <w:szCs w:val="22"/>
-                  </w:rPr>
+                  <w:pStyle w:val="NoSpacing"/>
                 </w:pPr>
                 <w:r>
-                  <w:rPr>
-                    <w:rFonts w:cs="Segoe UI Semibold" w:asciiTheme="minorHAnsi" w:hAnsiTheme="minorHAnsi"/>
-                    <w:sz w:val="22"/>
-                    <w:szCs w:val="22"/>
-                  </w:rPr>
                   <w:t>CustomerAddress3</w:t>
                 </w:r>
               </w:p>
@@ -329,21 +236,13 @@
           </w:tcPr>
           <w:p>
             <w:pPr>
-              <w:rPr>
-                <w:rFonts w:cs="Segoe UI Semibold" w:asciiTheme="minorHAnsi" w:hAnsiTheme="minorHAnsi"/>
-                <w:sz w:val="22"/>
-                <w:szCs w:val="22"/>
-              </w:rPr>
+              <w:pStyle w:val="NoSpacing"/>
             </w:pPr>
           </w:p>
         </w:tc>
         <w:sdt>
           <w:sdtPr>
-            <w:rPr>
-              <w:rFonts w:cs="Segoe UI Semibold"/>
-              <w:sz w:val="22"/>
-              <w:szCs w:val="22"/>
-            </w:rPr>
+            <w:rPr/>
             <w:alias w:val="CompanyAddress3"/>
             <w:tag w:val="#BC:InsertDataItem,DataItems/Header/CompanyAddress3"/>
             <w:id w:val="-1208102821"/>
@@ -352,9 +251,7 @@
             </w:placeholder>
             <w15:color w:val="808080"/>
             <w:text/>
-            <w:dataBinding w:prefixMappings="xmlns:ns0='urn:microsoft-dynamics-nav/reports/Standard_Sales_Quote/1304/'" w:xpath="/ns0:NavWordReportXmlPart[1]/ns0:Header[1]/ns0:CompanyAddress3[1]"/>
           </w:sdtPr>
-          <w:sdtEndPr/>
           <w:sdtContent>
             <w:tc>
               <w:tcPr>
@@ -362,18 +259,10 @@
               </w:tcPr>
               <w:p>
                 <w:pPr>
+                  <w:pStyle w:val="BCNumber"/>
                   <w:jc w:val="right"/>
-                  <w:rPr>
-                    <w:sz w:val="22"/>
-                    <w:szCs w:val="22"/>
-                  </w:rPr>
                 </w:pPr>
                 <w:r>
-                  <w:rPr>
-                    <w:rFonts w:cs="Segoe UI Semibold" w:asciiTheme="minorHAnsi" w:hAnsiTheme="minorHAnsi"/>
-                    <w:sz w:val="22"/>
-                    <w:szCs w:val="22"/>
-                  </w:rPr>
                   <w:t>CompanyAddress3</w:t>
                 </w:r>
               </w:p>
@@ -383,15 +272,12 @@
       </w:tr>
       <w:tr>
         <w:trPr>
+          <w:cantSplit/>
           <w:trHeight w:val="242"/>
         </w:trPr>
         <w:sdt>
           <w:sdtPr>
-            <w:rPr>
-              <w:rFonts w:cs="Segoe UI Semibold"/>
-              <w:sz w:val="22"/>
-              <w:szCs w:val="22"/>
-            </w:rPr>
+            <w:rPr/>
             <w:alias w:val="CustomerAddress4"/>
             <w:tag w:val="#BC:InsertDataItem,DataItems/Header/CustomerAddress4"/>
             <w:id w:val="172315661"/>
@@ -400,9 +286,7 @@
             </w:placeholder>
             <w15:color w:val="808080"/>
             <w:text/>
-            <w:dataBinding w:prefixMappings="xmlns:ns0='urn:microsoft-dynamics-nav/reports/Standard_Sales_Quote/1304/'" w:xpath="/ns0:NavWordReportXmlPart[1]/ns0:Header[1]/ns0:CustomerAddress4[1]"/>
           </w:sdtPr>
-          <w:sdtEndPr/>
           <w:sdtContent>
             <w:tc>
               <w:tcPr>
@@ -410,18 +294,9 @@
               </w:tcPr>
               <w:p>
                 <w:pPr>
-                  <w:rPr>
-                    <w:rFonts w:cs="Segoe UI Semibold" w:asciiTheme="minorHAnsi" w:hAnsiTheme="minorHAnsi"/>
-                    <w:sz w:val="22"/>
-                    <w:szCs w:val="22"/>
-                  </w:rPr>
+                  <w:pStyle w:val="NoSpacing"/>
                 </w:pPr>
                 <w:r>
-                  <w:rPr>
-                    <w:rFonts w:cs="Segoe UI Semibold" w:asciiTheme="minorHAnsi" w:hAnsiTheme="minorHAnsi"/>
-                    <w:sz w:val="22"/>
-                    <w:szCs w:val="22"/>
-                  </w:rPr>
                   <w:t>CustomerAddress4</w:t>
                 </w:r>
               </w:p>
@@ -434,21 +309,13 @@
           </w:tcPr>
           <w:p>
             <w:pPr>
-              <w:rPr>
-                <w:rFonts w:cs="Segoe UI Semibold" w:asciiTheme="minorHAnsi" w:hAnsiTheme="minorHAnsi"/>
-                <w:sz w:val="22"/>
-                <w:szCs w:val="22"/>
-              </w:rPr>
+              <w:pStyle w:val="NoSpacing"/>
             </w:pPr>
           </w:p>
         </w:tc>
         <w:sdt>
           <w:sdtPr>
-            <w:rPr>
-              <w:rFonts w:cs="Segoe UI Semibold"/>
-              <w:sz w:val="22"/>
-              <w:szCs w:val="22"/>
-            </w:rPr>
+            <w:rPr/>
             <w:alias w:val="CompanyAddress4"/>
             <w:tag w:val="#BC:InsertDataItem,DataItems/Header/CompanyAddress4"/>
             <w:id w:val="-1044596330"/>
@@ -457,9 +324,7 @@
             </w:placeholder>
             <w15:color w:val="808080"/>
             <w:text/>
-            <w:dataBinding w:prefixMappings="xmlns:ns0='urn:microsoft-dynamics-nav/reports/Standard_Sales_Quote/1304/'" w:xpath="/ns0:NavWordReportXmlPart[1]/ns0:Header[1]/ns0:CompanyAddress4[1]"/>
           </w:sdtPr>
-          <w:sdtEndPr/>
           <w:sdtContent>
             <w:tc>
               <w:tcPr>
@@ -467,18 +332,10 @@
               </w:tcPr>
               <w:p>
                 <w:pPr>
+                  <w:pStyle w:val="BCNumber"/>
                   <w:jc w:val="right"/>
-                  <w:rPr>
-                    <w:sz w:val="22"/>
-                    <w:szCs w:val="22"/>
-                  </w:rPr>
                 </w:pPr>
                 <w:r>
-                  <w:rPr>
-                    <w:rFonts w:cs="Segoe UI Semibold" w:asciiTheme="minorHAnsi" w:hAnsiTheme="minorHAnsi"/>
-                    <w:sz w:val="22"/>
-                    <w:szCs w:val="22"/>
-                  </w:rPr>
                   <w:t>CompanyAddress4</w:t>
                 </w:r>
               </w:p>
@@ -488,15 +345,12 @@
       </w:tr>
       <w:tr>
         <w:trPr>
+          <w:cantSplit/>
           <w:trHeight w:val="242"/>
         </w:trPr>
         <w:sdt>
           <w:sdtPr>
-            <w:rPr>
-              <w:rFonts w:cs="Segoe UI Semibold"/>
-              <w:sz w:val="22"/>
-              <w:szCs w:val="22"/>
-            </w:rPr>
+            <w:rPr/>
             <w:alias w:val="CustomerAddress5"/>
             <w:tag w:val="#BC:InsertDataItem,DataItems/Header/CustomerAddress5"/>
             <w:id w:val="-2080044023"/>
@@ -505,9 +359,7 @@
             </w:placeholder>
             <w15:color w:val="808080"/>
             <w:text/>
-            <w:dataBinding w:prefixMappings="xmlns:ns0='urn:microsoft-dynamics-nav/reports/Standard_Sales_Quote/1304/'" w:xpath="/ns0:NavWordReportXmlPart[1]/ns0:Header[1]/ns0:CustomerAddress5[1]"/>
           </w:sdtPr>
-          <w:sdtEndPr/>
           <w:sdtContent>
             <w:tc>
               <w:tcPr>
@@ -515,18 +367,9 @@
               </w:tcPr>
               <w:p>
                 <w:pPr>
-                  <w:rPr>
-                    <w:rFonts w:cs="Segoe UI Semibold" w:asciiTheme="minorHAnsi" w:hAnsiTheme="minorHAnsi"/>
-                    <w:sz w:val="22"/>
-                    <w:szCs w:val="22"/>
-                  </w:rPr>
+                  <w:pStyle w:val="NoSpacing"/>
                 </w:pPr>
                 <w:r>
-                  <w:rPr>
-                    <w:rFonts w:cs="Segoe UI Semibold" w:asciiTheme="minorHAnsi" w:hAnsiTheme="minorHAnsi"/>
-                    <w:sz w:val="22"/>
-                    <w:szCs w:val="22"/>
-                  </w:rPr>
                   <w:t>CustomerAddress5</w:t>
                 </w:r>
               </w:p>
@@ -539,21 +382,13 @@
           </w:tcPr>
           <w:p>
             <w:pPr>
-              <w:rPr>
-                <w:rFonts w:cs="Segoe UI Semibold" w:asciiTheme="minorHAnsi" w:hAnsiTheme="minorHAnsi"/>
-                <w:sz w:val="22"/>
-                <w:szCs w:val="22"/>
-              </w:rPr>
+              <w:pStyle w:val="NoSpacing"/>
             </w:pPr>
           </w:p>
         </w:tc>
         <w:sdt>
           <w:sdtPr>
-            <w:rPr>
-              <w:rFonts w:cs="Segoe UI Semibold"/>
-              <w:sz w:val="22"/>
-              <w:szCs w:val="22"/>
-            </w:rPr>
+            <w:rPr/>
             <w:alias w:val="CompanyAddress5"/>
             <w:tag w:val="#BC:InsertDataItem,DataItems/Header/CompanyAddress5"/>
             <w:id w:val="-1334838620"/>
@@ -562,9 +397,7 @@
             </w:placeholder>
             <w15:color w:val="808080"/>
             <w:text/>
-            <w:dataBinding w:prefixMappings="xmlns:ns0='urn:microsoft-dynamics-nav/reports/Standard_Sales_Quote/1304/'" w:xpath="/ns0:NavWordReportXmlPart[1]/ns0:Header[1]/ns0:CompanyAddress5[1]"/>
           </w:sdtPr>
-          <w:sdtEndPr/>
           <w:sdtContent>
             <w:tc>
               <w:tcPr>
@@ -572,18 +405,10 @@
               </w:tcPr>
               <w:p>
                 <w:pPr>
+                  <w:pStyle w:val="BCNumber"/>
                   <w:jc w:val="right"/>
-                  <w:rPr>
-                    <w:sz w:val="22"/>
-                    <w:szCs w:val="22"/>
-                  </w:rPr>
                 </w:pPr>
                 <w:r>
-                  <w:rPr>
-                    <w:rFonts w:cs="Segoe UI Semibold" w:asciiTheme="minorHAnsi" w:hAnsiTheme="minorHAnsi"/>
-                    <w:sz w:val="22"/>
-                    <w:szCs w:val="22"/>
-                  </w:rPr>
                   <w:t>CompanyAddress5</w:t>
                 </w:r>
               </w:p>
@@ -593,15 +418,12 @@
       </w:tr>
       <w:tr>
         <w:trPr>
+          <w:cantSplit/>
           <w:trHeight w:val="242"/>
         </w:trPr>
         <w:sdt>
           <w:sdtPr>
-            <w:rPr>
-              <w:rFonts w:cs="Segoe UI Semibold"/>
-              <w:sz w:val="22"/>
-              <w:szCs w:val="22"/>
-            </w:rPr>
+            <w:rPr/>
             <w:alias w:val="CustomerAddress6"/>
             <w:tag w:val="#BC:InsertDataItem,DataItems/Header/CustomerAddress6"/>
             <w:id w:val="-2086289259"/>
@@ -610,9 +432,7 @@
             </w:placeholder>
             <w15:color w:val="808080"/>
             <w:text/>
-            <w:dataBinding w:prefixMappings="xmlns:ns0='urn:microsoft-dynamics-nav/reports/Standard_Sales_Quote/1304/'" w:xpath="/ns0:NavWordReportXmlPart[1]/ns0:Header[1]/ns0:CustomerAddress6[1]"/>
           </w:sdtPr>
-          <w:sdtEndPr/>
           <w:sdtContent>
             <w:tc>
               <w:tcPr>
@@ -620,18 +440,9 @@
               </w:tcPr>
               <w:p>
                 <w:pPr>
-                  <w:rPr>
-                    <w:rFonts w:cs="Segoe UI Semibold" w:asciiTheme="minorHAnsi" w:hAnsiTheme="minorHAnsi"/>
-                    <w:sz w:val="22"/>
-                    <w:szCs w:val="22"/>
-                  </w:rPr>
+                  <w:pStyle w:val="NoSpacing"/>
                 </w:pPr>
                 <w:r>
-                  <w:rPr>
-                    <w:rFonts w:cs="Segoe UI Semibold" w:asciiTheme="minorHAnsi" w:hAnsiTheme="minorHAnsi"/>
-                    <w:sz w:val="22"/>
-                    <w:szCs w:val="22"/>
-                  </w:rPr>
                   <w:t>CustomerAddress6</w:t>
                 </w:r>
               </w:p>
@@ -644,21 +455,13 @@
           </w:tcPr>
           <w:p>
             <w:pPr>
-              <w:rPr>
-                <w:rFonts w:cs="Segoe UI Semibold" w:asciiTheme="minorHAnsi" w:hAnsiTheme="minorHAnsi"/>
-                <w:sz w:val="22"/>
-                <w:szCs w:val="22"/>
-              </w:rPr>
+              <w:pStyle w:val="NoSpacing"/>
             </w:pPr>
           </w:p>
         </w:tc>
         <w:sdt>
           <w:sdtPr>
-            <w:rPr>
-              <w:rFonts w:cs="Segoe UI Semibold"/>
-              <w:sz w:val="22"/>
-              <w:szCs w:val="22"/>
-            </w:rPr>
+            <w:rPr/>
             <w:alias w:val="CompanyAddress6"/>
             <w:tag w:val="#BC:InsertDataItem,DataItems/Header/CompanyAddress6"/>
             <w:id w:val="29467029"/>
@@ -667,9 +470,7 @@
             </w:placeholder>
             <w15:color w:val="808080"/>
             <w:text/>
-            <w:dataBinding w:prefixMappings="xmlns:ns0='urn:microsoft-dynamics-nav/reports/Standard_Sales_Quote/1304/'" w:xpath="/ns0:NavWordReportXmlPart[1]/ns0:Header[1]/ns0:CompanyAddress6[1]"/>
           </w:sdtPr>
-          <w:sdtEndPr/>
           <w:sdtContent>
             <w:tc>
               <w:tcPr>
@@ -677,18 +478,10 @@
               </w:tcPr>
               <w:p>
                 <w:pPr>
+                  <w:pStyle w:val="BCNumber"/>
                   <w:jc w:val="right"/>
-                  <w:rPr>
-                    <w:sz w:val="22"/>
-                    <w:szCs w:val="22"/>
-                  </w:rPr>
                 </w:pPr>
                 <w:r>
-                  <w:rPr>
-                    <w:rFonts w:cs="Segoe UI Semibold" w:asciiTheme="minorHAnsi" w:hAnsiTheme="minorHAnsi"/>
-                    <w:sz w:val="22"/>
-                    <w:szCs w:val="22"/>
-                  </w:rPr>
                   <w:t>CompanyAddress6</w:t>
                 </w:r>
               </w:p>
@@ -698,15 +491,12 @@
       </w:tr>
       <w:tr>
         <w:trPr>
+          <w:cantSplit/>
           <w:trHeight w:val="242"/>
         </w:trPr>
         <w:sdt>
           <w:sdtPr>
-            <w:rPr>
-              <w:rFonts w:cs="Segoe UI Semibold"/>
-              <w:sz w:val="22"/>
-              <w:szCs w:val="22"/>
-            </w:rPr>
+            <w:rPr/>
             <w:alias w:val="CustomerAddress7"/>
             <w:tag w:val="#BC:InsertDataItem,DataItems/Header/CustomerAddress7"/>
             <w:id w:val="2127339997"/>
@@ -715,9 +505,7 @@
             </w:placeholder>
             <w15:color w:val="808080"/>
             <w:text/>
-            <w:dataBinding w:prefixMappings="xmlns:ns0='urn:microsoft-dynamics-nav/reports/Standard_Sales_Quote/1304/'" w:xpath="/ns0:NavWordReportXmlPart[1]/ns0:Header[1]/ns0:CustomerAddress7[1]"/>
           </w:sdtPr>
-          <w:sdtEndPr/>
           <w:sdtContent>
             <w:tc>
               <w:tcPr>
@@ -725,18 +513,9 @@
               </w:tcPr>
               <w:p>
                 <w:pPr>
-                  <w:rPr>
-                    <w:rFonts w:cs="Segoe UI Semibold" w:asciiTheme="minorHAnsi" w:hAnsiTheme="minorHAnsi"/>
-                    <w:sz w:val="22"/>
-                    <w:szCs w:val="22"/>
-                  </w:rPr>
+                  <w:pStyle w:val="NoSpacing"/>
                 </w:pPr>
                 <w:r>
-                  <w:rPr>
-                    <w:rFonts w:cs="Segoe UI Semibold" w:asciiTheme="minorHAnsi" w:hAnsiTheme="minorHAnsi"/>
-                    <w:sz w:val="22"/>
-                    <w:szCs w:val="22"/>
-                  </w:rPr>
                   <w:t>CustomerAddress7</w:t>
                 </w:r>
               </w:p>
@@ -749,21 +528,13 @@
           </w:tcPr>
           <w:p>
             <w:pPr>
-              <w:rPr>
-                <w:rFonts w:cs="Segoe UI Semibold" w:asciiTheme="minorHAnsi" w:hAnsiTheme="minorHAnsi"/>
-                <w:sz w:val="22"/>
-                <w:szCs w:val="22"/>
-              </w:rPr>
+              <w:pStyle w:val="NoSpacing"/>
             </w:pPr>
           </w:p>
         </w:tc>
         <w:sdt>
           <w:sdtPr>
-            <w:rPr>
-              <w:rFonts w:cs="Segoe UI Semibold"/>
-              <w:sz w:val="22"/>
-              <w:szCs w:val="22"/>
-            </w:rPr>
+            <w:rPr/>
             <w:alias w:val="CompanyLegalOffice_Lbl"/>
             <w:tag w:val="#BC:InsertDataItem,DataItems/Header/CompanyLegalOffice_Lbl"/>
             <w:id w:val="483044511"/>
@@ -772,9 +543,7 @@
             </w:placeholder>
             <w15:color w:val="808080"/>
             <w:text/>
-            <w:dataBinding w:prefixMappings="xmlns:ns0='urn:microsoft-dynamics-nav/reports/Standard_Sales_Quote/1304/'" w:xpath="/ns0:NavWordReportXmlPart[1]/ns0:Header[1]/ns0:CompanyLegalOffice_Lbl[1]"/>
           </w:sdtPr>
-          <w:sdtEndPr/>
           <w:sdtContent>
             <w:tc>
               <w:tcPr>
@@ -782,19 +551,11 @@
               </w:tcPr>
               <w:p>
                 <w:pPr>
+                  <w:pStyle w:val="BCNumber"/>
                   <w:jc w:val="right"/>
-                  <w:rPr>
-                    <w:sz w:val="22"/>
-                    <w:szCs w:val="22"/>
-                  </w:rPr>
                 </w:pPr>
                 <w:proofErr w:type="spellStart"/>
                 <w:r>
-                  <w:rPr>
-                    <w:rFonts w:cs="Segoe UI Semibold" w:asciiTheme="minorHAnsi" w:hAnsiTheme="minorHAnsi"/>
-                    <w:sz w:val="22"/>
-                    <w:szCs w:val="22"/>
-                  </w:rPr>
                   <w:t>CompanyLegalOffice_Lbl</w:t>
                 </w:r>
                 <w:proofErr w:type="spellEnd"/>
@@ -805,15 +566,12 @@
       </w:tr>
       <w:tr>
         <w:trPr>
+          <w:cantSplit/>
           <w:trHeight w:val="242"/>
         </w:trPr>
         <w:sdt>
           <w:sdtPr>
-            <w:rPr>
-              <w:rFonts w:cs="Segoe UI Semibold"/>
-              <w:sz w:val="22"/>
-              <w:szCs w:val="22"/>
-            </w:rPr>
+            <w:rPr/>
             <w:alias w:val="CustomerAddress8"/>
             <w:tag w:val="#BC:InsertDataItem,DataItems/Header/CustomerAddress8"/>
             <w:id w:val="-1986933782"/>
@@ -822,9 +580,7 @@
             </w:placeholder>
             <w15:color w:val="808080"/>
             <w:text/>
-            <w:dataBinding w:prefixMappings="xmlns:ns0='urn:microsoft-dynamics-nav/reports/Standard_Sales_Quote/1304/'" w:xpath="/ns0:NavWordReportXmlPart[1]/ns0:Header[1]/ns0:CustomerAddress8[1]"/>
           </w:sdtPr>
-          <w:sdtEndPr/>
           <w:sdtContent>
             <w:tc>
               <w:tcPr>
@@ -832,18 +588,9 @@
               </w:tcPr>
               <w:p>
                 <w:pPr>
-                  <w:rPr>
-                    <w:rFonts w:cs="Segoe UI Semibold" w:asciiTheme="minorHAnsi" w:hAnsiTheme="minorHAnsi"/>
-                    <w:sz w:val="22"/>
-                    <w:szCs w:val="22"/>
-                  </w:rPr>
+                  <w:pStyle w:val="NoSpacing"/>
                 </w:pPr>
                 <w:r>
-                  <w:rPr>
-                    <w:rFonts w:cs="Segoe UI Semibold" w:asciiTheme="minorHAnsi" w:hAnsiTheme="minorHAnsi"/>
-                    <w:sz w:val="22"/>
-                    <w:szCs w:val="22"/>
-                  </w:rPr>
                   <w:t>CustomerAddress8</w:t>
                 </w:r>
               </w:p>
@@ -856,21 +603,13 @@
           </w:tcPr>
           <w:p>
             <w:pPr>
-              <w:rPr>
-                <w:rFonts w:cs="Segoe UI Semibold" w:asciiTheme="minorHAnsi" w:hAnsiTheme="minorHAnsi"/>
-                <w:sz w:val="22"/>
-                <w:szCs w:val="22"/>
-              </w:rPr>
+              <w:pStyle w:val="NoSpacing"/>
             </w:pPr>
           </w:p>
         </w:tc>
         <w:sdt>
           <w:sdtPr>
-            <w:rPr>
-              <w:rFonts w:cs="Segoe UI Semibold"/>
-              <w:sz w:val="22"/>
-              <w:szCs w:val="22"/>
-            </w:rPr>
+            <w:rPr/>
             <w:alias w:val="CompanyLegalOffice"/>
             <w:tag w:val="#BC:InsertDataItem,DataItems/Header/CompanyLegalOffice"/>
             <w:id w:val="-1993854372"/>
@@ -879,9 +618,7 @@
             </w:placeholder>
             <w15:color w:val="808080"/>
             <w:text/>
-            <w:dataBinding w:prefixMappings="xmlns:ns0='urn:microsoft-dynamics-nav/reports/Standard_Sales_Quote/1304/'" w:xpath="/ns0:NavWordReportXmlPart[1]/ns0:Header[1]/ns0:CompanyLegalOffice[1]"/>
           </w:sdtPr>
-          <w:sdtEndPr/>
           <w:sdtContent>
             <w:tc>
               <w:tcPr>
@@ -889,19 +626,11 @@
               </w:tcPr>
               <w:p>
                 <w:pPr>
+                  <w:pStyle w:val="BCNumber"/>
                   <w:jc w:val="right"/>
-                  <w:rPr>
-                    <w:sz w:val="22"/>
-                    <w:szCs w:val="22"/>
-                  </w:rPr>
                 </w:pPr>
                 <w:proofErr w:type="spellStart"/>
                 <w:r>
-                  <w:rPr>
-                    <w:rFonts w:cs="Segoe UI Semibold" w:asciiTheme="minorHAnsi" w:hAnsiTheme="minorHAnsi"/>
-                    <w:sz w:val="22"/>
-                    <w:szCs w:val="22"/>
-                  </w:rPr>
                   <w:t>CompanyLegalOffice</w:t>
                 </w:r>
                 <w:proofErr w:type="spellEnd"/>
@@ -914,103 +643,71 @@
     <w:p>
       <w:pPr>
         <w:spacing w:after="0" w:line="276" w:lineRule="auto"/>
-        <w:rPr>
-          <w:sz w:val="22"/>
-          <w:szCs w:val="22"/>
-        </w:rPr>
       </w:pPr>
     </w:p>
     <w:tbl>
       <w:tblPr>
-        <w:tblStyle w:val="TableGrid"/>
-        <w:tblW w:w="10504" w:type="dxa"/>
+        <w:tblStyle w:val="BCBlockTable"/>
+        <w:tblW w:w="5000" w:type="pct"/>
         <w:tblBorders>
-          <w:top w:val="none" w:color="auto" w:sz="0" w:space="0"/>
-          <w:left w:val="none" w:color="auto" w:sz="0" w:space="0"/>
-          <w:bottom w:val="none" w:color="auto" w:sz="0" w:space="0"/>
-          <w:right w:val="none" w:color="auto" w:sz="0" w:space="0"/>
-          <w:insideH w:val="none" w:color="auto" w:sz="0" w:space="0"/>
-          <w:insideV w:val="none" w:color="auto" w:sz="0" w:space="0"/>
+          <w:top w:val="none" w:sz="0" w:space="0" w:color="auto"/>
+          <w:left w:val="none" w:sz="0" w:space="0" w:color="auto"/>
+          <w:bottom w:val="none" w:sz="0" w:space="0" w:color="auto"/>
+          <w:right w:val="none" w:sz="0" w:space="0" w:color="auto"/>
+          <w:insideH w:val="none" w:sz="0" w:space="0" w:color="auto"/>
+          <w:insideV w:val="none" w:sz="0" w:space="0" w:color="auto"/>
         </w:tblBorders>
-        <w:tblLayout w:type="fixed"/>
         <w:tblCellMar>
           <w:left w:w="0" w:type="dxa"/>
           <w:right w:w="0" w:type="dxa"/>
         </w:tblCellMar>
-        <w:tblLook w:val="04A0" w:firstRow="1" w:lastRow="0" w:firstColumn="1" w:lastColumn="0" w:noHBand="0" w:noVBand="1"/>
+        <w:tblLook w:val="0620" w:firstRow="1" w:lastRow="0" w:firstColumn="0" w:lastColumn="0" w:noHBand="1" w:noVBand="1"/>
         <w:tblCaption w:val="Document Information Block"/>
+        <w:tblDescription w:val="Layout table. Used for positioning, not for tabular data."/>
       </w:tblPr>
       <w:tblGrid>
-        <w:gridCol w:w="2621"/>
-        <w:gridCol w:w="20"/>
-        <w:gridCol w:w="2621"/>
-        <w:gridCol w:w="2621"/>
-        <w:gridCol w:w="2621"/>
+        <w:gridCol w:w="2622"/>
+        <w:gridCol w:w="21"/>
+        <w:gridCol w:w="2622"/>
+        <w:gridCol w:w="2622"/>
+        <w:gridCol w:w="2618"/>
       </w:tblGrid>
       <w:tr>
         <w:trPr>
           <w:cnfStyle w:val="100000000000" w:firstRow="1" w:lastRow="0" w:firstColumn="0" w:lastColumn="0" w:oddVBand="0" w:evenVBand="0" w:oddHBand="0" w:evenHBand="0" w:firstRowFirstColumn="0" w:firstRowLastColumn="0" w:lastRowFirstColumn="0" w:lastRowLastColumn="0"/>
+          <w:cantSplit/>
           <w:trHeight w:val="254"/>
         </w:trPr>
         <w:sdt>
           <w:sdtPr>
-            <w:rPr>
-              <w:rFonts w:ascii="Segoe UI Semibold" w:hAnsi="Segoe UI Semibold" w:cs="Segoe UI Semibold"/>
-              <w:sz w:val="22"/>
-              <w:szCs w:val="22"/>
-            </w:rPr>
-            <w:alias w:val="YourReference__Lbl"/>
-            <w:tag w:val="#BC:InsertDataItem,DataItems/Header/YourReference__Lbl"/>
-            <w:id w:val="-1221047115"/>
+            <w:rPr/>
+            <w:alias w:val="DocumentNo_Lbl"/>
+            <w:tag w:val="#BC:InsertDataItem,DataItems/Header/DocumentNo_Lbl"/>
+            <w:id w:val="-1380013646"/>
             <w:placeholder>
-              <w:docPart w:val="5F225A677DEF49769FACAB9302007F7C"/>
+              <w:docPart w:val="DefaultPlaceholder_-1854013440"/>
             </w:placeholder>
             <w15:color w:val="808080"/>
             <w:text/>
-            <w:dataBinding w:prefixMappings="xmlns:ns0='urn:microsoft-dynamics-nav/reports/Standard_Sales_Quote/1304/'" w:xpath="/ns0:NavWordReportXmlPart[1]/ns0:Header[1]/ns0:YourReference__Lbl[1]"/>
           </w:sdtPr>
-          <w:sdtEndPr/>
           <w:sdtContent>
             <w:tc>
               <w:tcPr>
-                <w:tcW w:w="2621" w:type="dxa"/>
+                <w:tcW w:w="1248" w:type="pct"/>
               </w:tcPr>
               <w:p>
                 <w:pPr>
-                  <w:pStyle w:val="Heading2"/>
+                  <w:pStyle w:val="BCLabel"/>
                   <w:spacing w:before="0" w:after="0" w:line="276" w:lineRule="auto"/>
-                  <w:rPr>
-                    <w:rFonts w:ascii="Segoe UI Semibold" w:hAnsi="Segoe UI Semibold" w:cs="Segoe UI Semibold"/>
-                    <w:sz w:val="22"/>
-                    <w:szCs w:val="22"/>
-                  </w:rPr>
                 </w:pPr>
                 <w:proofErr w:type="spellStart"/>
+                <w:proofErr w:type="gramStart"/>
                 <w:r>
-                  <w:rPr>
-                    <w:rFonts w:ascii="Segoe UI Semibold" w:hAnsi="Segoe UI Semibold" w:cs="Segoe UI Semibold"/>
-                    <w:sz w:val="22"/>
-                    <w:szCs w:val="22"/>
-                  </w:rPr>
-                  <w:t>YourReference</w:t>
+                  <w:t>DocumentNo</w:t>
                 </w:r>
-                <w:proofErr w:type="spellEnd"/>
+                <w:proofErr w:type="gramEnd"/>
                 <w:r>
-                  <w:rPr>
-                    <w:rFonts w:ascii="Segoe UI Semibold" w:hAnsi="Segoe UI Semibold" w:cs="Segoe UI Semibold"/>
-                    <w:sz w:val="22"/>
-                    <w:szCs w:val="22"/>
-                  </w:rPr>
-                  <w:t>__</w:t>
-                </w:r>
-                <w:proofErr w:type="spellStart"/>
-                <w:r>
-                  <w:rPr>
-                    <w:rFonts w:ascii="Segoe UI Semibold" w:hAnsi="Segoe UI Semibold" w:cs="Segoe UI Semibold"/>
-                    <w:sz w:val="22"/>
-                    <w:szCs w:val="22"/>
-                  </w:rPr>
-                  <w:t>Lbl</w:t>
+                  <w:t>_Lbl</w:t>
                 </w:r>
                 <w:proofErr w:type="spellEnd"/>
               </w:p>
@@ -1019,60 +716,78 @@
         </w:sdt>
         <w:tc>
           <w:tcPr>
-            <w:tcW w:w="20" w:type="dxa"/>
+            <w:tcW w:w="10" w:type="pct"/>
           </w:tcPr>
           <w:p>
             <w:pPr>
-              <w:pStyle w:val="Heading2"/>
+              <w:pStyle w:val="BCLabel"/>
               <w:spacing w:before="0" w:after="0" w:line="276" w:lineRule="auto"/>
-              <w:rPr>
-                <w:rFonts w:ascii="Segoe UI Semibold" w:hAnsi="Segoe UI Semibold" w:cs="Segoe UI Semibold"/>
-                <w:sz w:val="22"/>
-                <w:szCs w:val="22"/>
-              </w:rPr>
             </w:pPr>
           </w:p>
         </w:tc>
         <w:sdt>
           <w:sdtPr>
-            <w:rPr>
-              <w:rFonts w:ascii="Segoe UI Semibold" w:hAnsi="Segoe UI Semibold" w:cs="Segoe UI Semibold"/>
-              <w:sz w:val="22"/>
-              <w:szCs w:val="22"/>
-            </w:rPr>
+            <w:rPr/>
+            <w:alias w:val="YourReference__Lbl"/>
+            <w:tag w:val="#BC:InsertDataItem,DataItems/Header/YourReference__Lbl"/>
+            <w:id w:val="-1221047115"/>
+            <w:placeholder>
+              <w:docPart w:val="AFDCCB62650A49F2B1CA053626D17FA6"/>
+            </w:placeholder>
+            <w15:color w:val="808080"/>
+            <w:text/>
+          </w:sdtPr>
+          <w:sdtContent>
+            <w:tc>
+              <w:tcPr>
+                <w:tcW w:w="1248" w:type="pct"/>
+              </w:tcPr>
+              <w:p>
+                <w:pPr>
+                  <w:pStyle w:val="BCLabel"/>
+                  <w:spacing w:before="0" w:after="0" w:line="276" w:lineRule="auto"/>
+                </w:pPr>
+                <w:proofErr w:type="spellStart"/>
+                <w:r>
+                  <w:t>YourReference</w:t>
+                </w:r>
+                <w:proofErr w:type="spellEnd"/>
+                <w:r>
+                  <w:t>__</w:t>
+                </w:r>
+                <w:proofErr w:type="spellStart"/>
+                <w:r>
+                  <w:t>Lbl</w:t>
+                </w:r>
+                <w:proofErr w:type="spellEnd"/>
+              </w:p>
+            </w:tc>
+          </w:sdtContent>
+        </w:sdt>
+        <w:sdt>
+          <w:sdtPr>
+            <w:rPr/>
             <w:alias w:val="QuoteValidToDate_Lbl"/>
             <w:tag w:val="#BC:InsertDataItem,DataItems/Header/QuoteValidToDate_Lbl"/>
             <w:id w:val="1751777438"/>
             <w:placeholder>
-              <w:docPart w:val="DefaultPlaceholder_-1854013440"/>
+              <w:docPart w:val="FA5E54562C26425290C8B250E27C2DED"/>
             </w:placeholder>
             <w15:color w:val="808080"/>
             <w:text/>
-            <w:dataBinding w:prefixMappings="xmlns:ns0='urn:microsoft-dynamics-nav/reports/Standard_Sales_Quote/1304/'" w:xpath="/ns0:NavWordReportXmlPart[1]/ns0:Header[1]/ns0:QuoteValidToDate_Lbl[1]"/>
           </w:sdtPr>
-          <w:sdtEndPr/>
           <w:sdtContent>
             <w:tc>
               <w:tcPr>
-                <w:tcW w:w="2621" w:type="dxa"/>
+                <w:tcW w:w="1248" w:type="pct"/>
               </w:tcPr>
               <w:p>
                 <w:pPr>
-                  <w:pStyle w:val="Heading2"/>
+                  <w:pStyle w:val="BCLabel"/>
                   <w:spacing w:before="0" w:after="0" w:line="276" w:lineRule="auto"/>
-                  <w:rPr>
-                    <w:rFonts w:ascii="Segoe UI Semibold" w:hAnsi="Segoe UI Semibold" w:cs="Segoe UI Semibold"/>
-                    <w:sz w:val="22"/>
-                    <w:szCs w:val="22"/>
-                  </w:rPr>
                 </w:pPr>
                 <w:proofErr w:type="spellStart"/>
                 <w:r>
-                  <w:rPr>
-                    <w:rFonts w:ascii="Segoe UI Semibold" w:hAnsi="Segoe UI Semibold" w:cs="Segoe UI Semibold"/>
-                    <w:sz w:val="22"/>
-                    <w:szCs w:val="22"/>
-                  </w:rPr>
                   <w:t>QuoteValidToDate_Lbl</w:t>
                 </w:r>
                 <w:proofErr w:type="spellEnd"/>
@@ -1082,92 +797,29 @@
         </w:sdt>
         <w:sdt>
           <w:sdtPr>
-            <w:rPr>
-              <w:rFonts w:ascii="Segoe UI Semibold" w:hAnsi="Segoe UI Semibold" w:cs="Segoe UI Semibold"/>
-              <w:sz w:val="22"/>
-              <w:szCs w:val="22"/>
-            </w:rPr>
+            <w:rPr/>
             <w:alias w:val="SalesPersonBlank_Lbl"/>
             <w:tag w:val="#BC:InsertDataItem,DataItems/Header/SalesPersonBlank_Lbl"/>
             <w:id w:val="1946040158"/>
             <w:placeholder>
-              <w:docPart w:val="69317CDDB6914C8C88FE2BB5D77D2DA9"/>
+              <w:docPart w:val="6116FB4C451F4EFBA134034D19C6265B"/>
             </w:placeholder>
             <w15:color w:val="808080"/>
             <w:text/>
-            <w:dataBinding w:prefixMappings="xmlns:ns0='urn:microsoft-dynamics-nav/reports/Standard_Sales_Quote/1304/'" w:xpath="/ns0:NavWordReportXmlPart[1]/ns0:Header[1]/ns0:SalesPersonBlank_Lbl[1]"/>
           </w:sdtPr>
-          <w:sdtEndPr/>
           <w:sdtContent>
             <w:tc>
               <w:tcPr>
-                <w:tcW w:w="2621" w:type="dxa"/>
+                <w:tcW w:w="1246" w:type="pct"/>
               </w:tcPr>
               <w:p>
                 <w:pPr>
-                  <w:pStyle w:val="Heading2"/>
+                  <w:pStyle w:val="BCLabel"/>
                   <w:spacing w:before="0" w:after="0" w:line="276" w:lineRule="auto"/>
-                  <w:rPr>
-                    <w:rFonts w:ascii="Segoe UI Semibold" w:hAnsi="Segoe UI Semibold" w:cs="Segoe UI Semibold"/>
-                    <w:sz w:val="22"/>
-                    <w:szCs w:val="22"/>
-                  </w:rPr>
                 </w:pPr>
                 <w:proofErr w:type="spellStart"/>
                 <w:r>
-                  <w:rPr>
-                    <w:rFonts w:ascii="Segoe UI Semibold" w:hAnsi="Segoe UI Semibold" w:cs="Segoe UI Semibold"/>
-                    <w:sz w:val="22"/>
-                    <w:szCs w:val="22"/>
-                  </w:rPr>
                   <w:t>SalesPersonBlank_Lbl</w:t>
-                </w:r>
-                <w:proofErr w:type="spellEnd"/>
-              </w:p>
-            </w:tc>
-          </w:sdtContent>
-        </w:sdt>
-        <w:sdt>
-          <w:sdtPr>
-            <w:rPr>
-              <w:rFonts w:ascii="Segoe UI Semibold" w:hAnsi="Segoe UI Semibold" w:cs="Segoe UI Semibold"/>
-              <w:sz w:val="22"/>
-              <w:szCs w:val="22"/>
-            </w:rPr>
-            <w:alias w:val="PaymentTermsDescription_Lbl"/>
-            <w:tag w:val="#BC:InsertDataItem,DataItems/Header/PaymentTermsDescription_Lbl"/>
-            <w:id w:val="822389090"/>
-            <w:placeholder>
-              <w:docPart w:val="89C2966ECAAB4111BE644C571C12AF55"/>
-            </w:placeholder>
-            <w15:color w:val="808080"/>
-            <w:text/>
-            <w:dataBinding w:prefixMappings="xmlns:ns0='urn:microsoft-dynamics-nav/reports/Standard_Sales_Quote/1304/'" w:xpath="/ns0:NavWordReportXmlPart[1]/ns0:Header[1]/ns0:PaymentTermsDescription_Lbl[1]"/>
-          </w:sdtPr>
-          <w:sdtEndPr/>
-          <w:sdtContent>
-            <w:tc>
-              <w:tcPr>
-                <w:tcW w:w="2621" w:type="dxa"/>
-              </w:tcPr>
-              <w:p>
-                <w:pPr>
-                  <w:pStyle w:val="Heading2"/>
-                  <w:spacing w:before="0" w:after="0" w:line="276" w:lineRule="auto"/>
-                  <w:rPr>
-                    <w:rFonts w:ascii="Segoe UI Semibold" w:hAnsi="Segoe UI Semibold" w:cs="Segoe UI Semibold"/>
-                    <w:sz w:val="22"/>
-                    <w:szCs w:val="22"/>
-                  </w:rPr>
-                </w:pPr>
-                <w:proofErr w:type="spellStart"/>
-                <w:r>
-                  <w:rPr>
-                    <w:rFonts w:ascii="Segoe UI Semibold" w:hAnsi="Segoe UI Semibold" w:cs="Segoe UI Semibold"/>
-                    <w:sz w:val="22"/>
-                    <w:szCs w:val="22"/>
-                  </w:rPr>
-                  <w:t>PaymentTermsDescription_Lbl</w:t>
                 </w:r>
                 <w:proofErr w:type="spellEnd"/>
               </w:p>
@@ -1177,50 +829,33 @@
       </w:tr>
       <w:tr>
         <w:trPr>
+          <w:cantSplit/>
           <w:trHeight w:val="242"/>
         </w:trPr>
         <w:sdt>
           <w:sdtPr>
-            <w:rPr>
-              <w:rFonts w:cs="Segoe UI"/>
-              <w:color w:val="242424"/>
-              <w:sz w:val="22"/>
-              <w:szCs w:val="22"/>
-            </w:rPr>
-            <w:alias w:val="YourReference"/>
-            <w:tag w:val="#BC:InsertDataItem,DataItems/Header/YourReference"/>
-            <w:id w:val="1477105704"/>
+            <w:rPr/>
+            <w:alias w:val="DocumentNo"/>
+            <w:tag w:val="#BC:InsertDataItem,DataItems/Header/DocumentNo"/>
+            <w:id w:val="-205100073"/>
             <w:placeholder>
-              <w:docPart w:val="D3305FE89FB44577AC961F2B58FC991E"/>
+              <w:docPart w:val="DefaultPlaceholder_-1854013440"/>
             </w:placeholder>
             <w15:color w:val="808080"/>
             <w:text/>
-            <w:dataBinding w:prefixMappings="xmlns:ns0='urn:microsoft-dynamics-nav/reports/Standard_Sales_Quote/1304/'" w:xpath="/ns0:NavWordReportXmlPart[1]/ns0:Header[1]/ns0:YourReference[1]"/>
           </w:sdtPr>
-          <w:sdtEndPr/>
           <w:sdtContent>
             <w:tc>
               <w:tcPr>
-                <w:tcW w:w="2621" w:type="dxa"/>
+                <w:tcW w:w="1248" w:type="pct"/>
               </w:tcPr>
               <w:p>
                 <w:pPr>
-                  <w:rPr>
-                    <w:rFonts w:cs="Segoe UI" w:asciiTheme="minorHAnsi" w:hAnsiTheme="minorHAnsi"/>
-                    <w:color w:val="242424"/>
-                    <w:sz w:val="22"/>
-                    <w:szCs w:val="22"/>
-                  </w:rPr>
+                  <w:pStyle w:val="NoSpacing"/>
                 </w:pPr>
                 <w:proofErr w:type="spellStart"/>
                 <w:r>
-                  <w:rPr>
-                    <w:rFonts w:cs="Segoe UI" w:asciiTheme="minorHAnsi" w:hAnsiTheme="minorHAnsi"/>
-                    <w:color w:val="242424"/>
-                    <w:sz w:val="22"/>
-                    <w:szCs w:val="22"/>
-                  </w:rPr>
-                  <w:t>YourReference</w:t>
+                  <w:t>DocumentNo</w:t>
                 </w:r>
                 <w:proofErr w:type="spellEnd"/>
               </w:p>
@@ -1229,60 +864,67 @@
         </w:sdt>
         <w:tc>
           <w:tcPr>
-            <w:tcW w:w="20" w:type="dxa"/>
+            <w:tcW w:w="10" w:type="pct"/>
           </w:tcPr>
           <w:p>
             <w:pPr>
-              <w:rPr>
-                <w:rFonts w:cs="Segoe UI" w:asciiTheme="minorHAnsi" w:hAnsiTheme="minorHAnsi"/>
-                <w:color w:val="242424"/>
-                <w:sz w:val="22"/>
-                <w:szCs w:val="22"/>
-              </w:rPr>
+              <w:pStyle w:val="NoSpacing"/>
             </w:pPr>
           </w:p>
         </w:tc>
         <w:sdt>
           <w:sdtPr>
-            <w:rPr>
-              <w:rFonts w:cs="Segoe UI"/>
-              <w:color w:val="242424"/>
-              <w:sz w:val="22"/>
-              <w:szCs w:val="22"/>
-            </w:rPr>
+            <w:rPr/>
+            <w:alias w:val="YourReference"/>
+            <w:tag w:val="#BC:InsertDataItem,DataItems/Header/YourReference"/>
+            <w:id w:val="1477105704"/>
+            <w:placeholder>
+              <w:docPart w:val="95798509AAE34DC6A0C50978126CCABB"/>
+            </w:placeholder>
+            <w15:color w:val="808080"/>
+            <w:text/>
+          </w:sdtPr>
+          <w:sdtContent>
+            <w:tc>
+              <w:tcPr>
+                <w:tcW w:w="1248" w:type="pct"/>
+              </w:tcPr>
+              <w:p>
+                <w:pPr>
+                  <w:pStyle w:val="NoSpacing"/>
+                </w:pPr>
+                <w:proofErr w:type="spellStart"/>
+                <w:r>
+                  <w:t>YourReference</w:t>
+                </w:r>
+                <w:proofErr w:type="spellEnd"/>
+              </w:p>
+            </w:tc>
+          </w:sdtContent>
+        </w:sdt>
+        <w:sdt>
+          <w:sdtPr>
+            <w:rPr/>
             <w:alias w:val="QuoteValidToDate"/>
             <w:tag w:val="#BC:InsertDataItem,DataItems/Header/QuoteValidToDate"/>
             <w:id w:val="1986967374"/>
             <w:placeholder>
-              <w:docPart w:val="4525B3E534DC484FBFB1643AB9FB846A"/>
+              <w:docPart w:val="D617E9E0F58B4E3D8F52AD4DEE02B416"/>
             </w:placeholder>
             <w15:color w:val="808080"/>
             <w:text/>
-            <w:dataBinding w:prefixMappings="xmlns:ns0='urn:microsoft-dynamics-nav/reports/Standard_Sales_Quote/1304/'" w:xpath="/ns0:NavWordReportXmlPart[1]/ns0:Header[1]/ns0:QuoteValidToDate[1]"/>
           </w:sdtPr>
-          <w:sdtEndPr/>
           <w:sdtContent>
             <w:tc>
               <w:tcPr>
-                <w:tcW w:w="2621" w:type="dxa"/>
+                <w:tcW w:w="1248" w:type="pct"/>
               </w:tcPr>
               <w:p>
                 <w:pPr>
-                  <w:rPr>
-                    <w:rFonts w:cs="Segoe UI" w:asciiTheme="minorHAnsi" w:hAnsiTheme="minorHAnsi"/>
-                    <w:color w:val="242424"/>
-                    <w:sz w:val="22"/>
-                    <w:szCs w:val="22"/>
-                  </w:rPr>
+                  <w:pStyle w:val="NoSpacing"/>
                 </w:pPr>
                 <w:proofErr w:type="spellStart"/>
                 <w:r>
-                  <w:rPr>
-                    <w:rFonts w:cs="Segoe UI" w:asciiTheme="minorHAnsi" w:hAnsiTheme="minorHAnsi"/>
-                    <w:color w:val="242424"/>
-                    <w:sz w:val="22"/>
-                    <w:szCs w:val="22"/>
-                  </w:rPr>
                   <w:t>QuoteValidToDate</w:t>
                 </w:r>
                 <w:proofErr w:type="spellEnd"/>
@@ -1292,94 +934,28 @@
         </w:sdt>
         <w:sdt>
           <w:sdtPr>
-            <w:rPr>
-              <w:rFonts w:cs="Segoe UI"/>
-              <w:color w:val="242424"/>
-              <w:sz w:val="22"/>
-              <w:szCs w:val="22"/>
-            </w:rPr>
+            <w:rPr/>
             <w:alias w:val="SalesPersonName"/>
             <w:tag w:val="#BC:InsertDataItem,DataItems/Header/SalesPersonName"/>
             <w:id w:val="269368846"/>
             <w:placeholder>
-              <w:docPart w:val="1D29ADF246524C089EB815D62188A072"/>
+              <w:docPart w:val="9BCDDD4244D44C698167C06AD26F1073"/>
             </w:placeholder>
             <w15:color w:val="808080"/>
             <w:text/>
-            <w:dataBinding w:prefixMappings="xmlns:ns0='urn:microsoft-dynamics-nav/reports/Standard_Sales_Quote/1304/'" w:xpath="/ns0:NavWordReportXmlPart[1]/ns0:Header[1]/ns0:SalesPersonName[1]"/>
           </w:sdtPr>
-          <w:sdtEndPr/>
           <w:sdtContent>
             <w:tc>
               <w:tcPr>
-                <w:tcW w:w="2621" w:type="dxa"/>
+                <w:tcW w:w="1246" w:type="pct"/>
               </w:tcPr>
               <w:p>
                 <w:pPr>
-                  <w:rPr>
-                    <w:rFonts w:cs="Segoe UI" w:asciiTheme="minorHAnsi" w:hAnsiTheme="minorHAnsi"/>
-                    <w:color w:val="242424"/>
-                    <w:sz w:val="22"/>
-                    <w:szCs w:val="22"/>
-                  </w:rPr>
+                  <w:pStyle w:val="NoSpacing"/>
                 </w:pPr>
                 <w:proofErr w:type="spellStart"/>
                 <w:r>
-                  <w:rPr>
-                    <w:rFonts w:cs="Segoe UI" w:asciiTheme="minorHAnsi" w:hAnsiTheme="minorHAnsi"/>
-                    <w:color w:val="242424"/>
-                    <w:sz w:val="22"/>
-                    <w:szCs w:val="22"/>
-                  </w:rPr>
                   <w:t>SalesPersonName</w:t>
-                </w:r>
-                <w:proofErr w:type="spellEnd"/>
-              </w:p>
-            </w:tc>
-          </w:sdtContent>
-        </w:sdt>
-        <w:sdt>
-          <w:sdtPr>
-            <w:rPr>
-              <w:rFonts w:cs="Segoe UI"/>
-              <w:color w:val="242424"/>
-              <w:sz w:val="22"/>
-              <w:szCs w:val="22"/>
-            </w:rPr>
-            <w:alias w:val="PaymentTermsDescription"/>
-            <w:tag w:val="#BC:InsertDataItem,DataItems/Header/PaymentTermsDescription"/>
-            <w:id w:val="-49539690"/>
-            <w:placeholder>
-              <w:docPart w:val="91F15704D9AA43BA8721E9EB1A40EB54"/>
-            </w:placeholder>
-            <w15:color w:val="808080"/>
-            <w:text/>
-            <w:dataBinding w:prefixMappings="xmlns:ns0='urn:microsoft-dynamics-nav/reports/Standard_Sales_Quote/1304/'" w:xpath="/ns0:NavWordReportXmlPart[1]/ns0:Header[1]/ns0:PaymentTermsDescription[1]"/>
-          </w:sdtPr>
-          <w:sdtEndPr/>
-          <w:sdtContent>
-            <w:tc>
-              <w:tcPr>
-                <w:tcW w:w="2621" w:type="dxa"/>
-              </w:tcPr>
-              <w:p>
-                <w:pPr>
-                  <w:rPr>
-                    <w:rFonts w:cs="Segoe UI" w:asciiTheme="minorHAnsi" w:hAnsiTheme="minorHAnsi"/>
-                    <w:color w:val="242424"/>
-                    <w:sz w:val="22"/>
-                    <w:szCs w:val="22"/>
-                  </w:rPr>
-                </w:pPr>
-                <w:proofErr w:type="spellStart"/>
-                <w:r>
-                  <w:rPr>
-                    <w:rFonts w:cs="Segoe UI" w:asciiTheme="minorHAnsi" w:hAnsiTheme="minorHAnsi"/>
-                    <w:color w:val="242424"/>
-                    <w:sz w:val="22"/>
-                    <w:szCs w:val="22"/>
-                  </w:rPr>
-                  <w:t>PaymentTermsDescription</w:t>
                 </w:r>
                 <w:proofErr w:type="spellEnd"/>
               </w:p>
@@ -1389,129 +965,131 @@
       </w:tr>
       <w:tr>
         <w:trPr>
+          <w:cantSplit/>
           <w:trHeight w:val="432"/>
         </w:trPr>
         <w:tc>
           <w:tcPr>
-            <w:tcW w:w="2621" w:type="dxa"/>
+            <w:tcW w:w="1248" w:type="pct"/>
           </w:tcPr>
           <w:p>
             <w:pPr>
-              <w:rPr>
-                <w:rFonts w:cs="Segoe UI"/>
-                <w:color w:val="242424"/>
-                <w:sz w:val="22"/>
-                <w:szCs w:val="22"/>
-              </w:rPr>
+              <w:pStyle w:val="NoSpacing"/>
             </w:pPr>
           </w:p>
         </w:tc>
         <w:tc>
           <w:tcPr>
-            <w:tcW w:w="20" w:type="dxa"/>
+            <w:tcW w:w="10" w:type="pct"/>
           </w:tcPr>
           <w:p>
             <w:pPr>
-              <w:rPr>
-                <w:rFonts w:cs="Segoe UI"/>
-                <w:color w:val="242424"/>
-                <w:sz w:val="22"/>
-                <w:szCs w:val="22"/>
-              </w:rPr>
+              <w:pStyle w:val="NoSpacing"/>
             </w:pPr>
           </w:p>
         </w:tc>
         <w:tc>
           <w:tcPr>
-            <w:tcW w:w="2621" w:type="dxa"/>
+            <w:tcW w:w="1248" w:type="pct"/>
           </w:tcPr>
           <w:p>
             <w:pPr>
-              <w:rPr>
-                <w:rFonts w:cs="Segoe UI"/>
-                <w:color w:val="242424"/>
-                <w:sz w:val="22"/>
-                <w:szCs w:val="22"/>
-              </w:rPr>
+              <w:pStyle w:val="NoSpacing"/>
             </w:pPr>
           </w:p>
         </w:tc>
         <w:tc>
           <w:tcPr>
-            <w:tcW w:w="2621" w:type="dxa"/>
+            <w:tcW w:w="1248" w:type="pct"/>
           </w:tcPr>
           <w:p>
             <w:pPr>
-              <w:rPr>
-                <w:rFonts w:cs="Segoe UI"/>
-                <w:color w:val="242424"/>
-                <w:sz w:val="22"/>
-                <w:szCs w:val="22"/>
-              </w:rPr>
+              <w:pStyle w:val="NoSpacing"/>
             </w:pPr>
           </w:p>
         </w:tc>
         <w:tc>
           <w:tcPr>
-            <w:tcW w:w="2621" w:type="dxa"/>
+            <w:tcW w:w="1246" w:type="pct"/>
           </w:tcPr>
           <w:p>
             <w:pPr>
-              <w:rPr>
-                <w:rFonts w:cs="Segoe UI"/>
-                <w:color w:val="242424"/>
-                <w:sz w:val="22"/>
-                <w:szCs w:val="22"/>
-              </w:rPr>
+              <w:pStyle w:val="NoSpacing"/>
             </w:pPr>
           </w:p>
         </w:tc>
       </w:tr>
       <w:tr>
         <w:trPr>
+          <w:cantSplit/>
           <w:trHeight w:val="242"/>
         </w:trPr>
         <w:sdt>
           <w:sdtPr>
-            <w:rPr>
-              <w:rFonts w:ascii="Segoe UI Semibold" w:hAnsi="Segoe UI Semibold" w:cs="Segoe UI Semibold"/>
-              <w:sz w:val="22"/>
-              <w:szCs w:val="22"/>
-            </w:rPr>
+            <w:rPr/>
+            <w:alias w:val="PaymentTermsDescription_Lbl"/>
+            <w:tag w:val="#BC:InsertDataItem,DataItems/Header/PaymentTermsDescription_Lbl"/>
+            <w:id w:val="822389090"/>
+            <w:placeholder>
+              <w:docPart w:val="26CAA33DFC364D0E914033D17BCBB057"/>
+            </w:placeholder>
+            <w15:color w:val="808080"/>
+            <w:text/>
+          </w:sdtPr>
+          <w:sdtContent>
+            <w:tc>
+              <w:tcPr>
+                <w:tcW w:w="1248" w:type="pct"/>
+              </w:tcPr>
+              <w:p>
+                <w:pPr>
+                  <w:pStyle w:val="BCLabel"/>
+                  <w:spacing w:before="0" w:after="0" w:line="276" w:lineRule="auto"/>
+                </w:pPr>
+                <w:proofErr w:type="spellStart"/>
+                <w:r>
+                  <w:t>PaymentTermsDescription_Lbl</w:t>
+                </w:r>
+                <w:proofErr w:type="spellEnd"/>
+              </w:p>
+            </w:tc>
+          </w:sdtContent>
+        </w:sdt>
+        <w:tc>
+          <w:tcPr>
+            <w:tcW w:w="10" w:type="pct"/>
+          </w:tcPr>
+          <w:p>
+            <w:pPr>
+              <w:pStyle w:val="BCLabel"/>
+              <w:spacing w:before="0" w:after="0" w:line="276" w:lineRule="auto"/>
+            </w:pPr>
+          </w:p>
+        </w:tc>
+        <w:sdt>
+          <w:sdtPr>
+            <w:rPr/>
             <w:alias w:val="ShipmentMethodDescription_Lbl"/>
             <w:tag w:val="#BC:InsertDataItem,DataItems/Header/ShipmentMethodDescription_Lbl"/>
             <w:id w:val="-2128765385"/>
             <w:placeholder>
-              <w:docPart w:val="E7E57BA652D349B48CA68EBE3D745D99"/>
+              <w:docPart w:val="672BFA4D88814BF3BD67A6CD5F4E77D6"/>
             </w:placeholder>
             <w15:color w:val="808080"/>
             <w:text/>
-            <w:dataBinding w:prefixMappings="xmlns:ns0='urn:microsoft-dynamics-nav/reports/Standard_Sales_Quote/1304/'" w:xpath="/ns0:NavWordReportXmlPart[1]/ns0:Header[1]/ns0:ShipmentMethodDescription_Lbl[1]"/>
           </w:sdtPr>
-          <w:sdtEndPr/>
           <w:sdtContent>
             <w:tc>
               <w:tcPr>
-                <w:tcW w:w="2621" w:type="dxa"/>
+                <w:tcW w:w="1248" w:type="pct"/>
               </w:tcPr>
               <w:p>
                 <w:pPr>
-                  <w:pStyle w:val="Heading2"/>
+                  <w:pStyle w:val="BCLabel"/>
                   <w:spacing w:before="0" w:after="0" w:line="276" w:lineRule="auto"/>
-                  <w:rPr>
-                    <w:rFonts w:ascii="Segoe UI Semibold" w:hAnsi="Segoe UI Semibold" w:cs="Segoe UI Semibold"/>
-                    <w:color w:val="242424"/>
-                    <w:sz w:val="22"/>
-                    <w:szCs w:val="22"/>
-                  </w:rPr>
                 </w:pPr>
                 <w:proofErr w:type="spellStart"/>
                 <w:r>
-                  <w:rPr>
-                    <w:rFonts w:ascii="Segoe UI Semibold" w:hAnsi="Segoe UI Semibold" w:cs="Segoe UI Semibold"/>
-                    <w:sz w:val="22"/>
-                    <w:szCs w:val="22"/>
-                  </w:rPr>
                   <w:t>ShipmentMethodDescription_Lbl</w:t>
                 </w:r>
                 <w:proofErr w:type="spellEnd"/>
@@ -1521,110 +1099,95 @@
         </w:sdt>
         <w:tc>
           <w:tcPr>
-            <w:tcW w:w="20" w:type="dxa"/>
+            <w:tcW w:w="1248" w:type="pct"/>
           </w:tcPr>
           <w:p>
             <w:pPr>
-              <w:rPr>
-                <w:rFonts w:cs="Segoe UI"/>
-                <w:color w:val="242424"/>
-                <w:sz w:val="22"/>
-                <w:szCs w:val="22"/>
-              </w:rPr>
+              <w:pStyle w:val="BCLabel"/>
+              <w:spacing w:before="0" w:after="0" w:line="276" w:lineRule="auto"/>
             </w:pPr>
           </w:p>
         </w:tc>
         <w:tc>
           <w:tcPr>
-            <w:tcW w:w="2621" w:type="dxa"/>
+            <w:tcW w:w="1246" w:type="pct"/>
           </w:tcPr>
           <w:p>
             <w:pPr>
-              <w:rPr>
-                <w:rFonts w:cs="Segoe UI"/>
-                <w:color w:val="242424"/>
-                <w:sz w:val="22"/>
-                <w:szCs w:val="22"/>
-              </w:rPr>
-            </w:pPr>
-          </w:p>
-        </w:tc>
-        <w:tc>
-          <w:tcPr>
-            <w:tcW w:w="2621" w:type="dxa"/>
-          </w:tcPr>
-          <w:p>
-            <w:pPr>
-              <w:rPr>
-                <w:rFonts w:cs="Segoe UI"/>
-                <w:color w:val="242424"/>
-                <w:sz w:val="22"/>
-                <w:szCs w:val="22"/>
-              </w:rPr>
-            </w:pPr>
-          </w:p>
-        </w:tc>
-        <w:tc>
-          <w:tcPr>
-            <w:tcW w:w="2621" w:type="dxa"/>
-          </w:tcPr>
-          <w:p>
-            <w:pPr>
-              <w:rPr>
-                <w:rFonts w:cs="Segoe UI"/>
-                <w:color w:val="242424"/>
-                <w:sz w:val="22"/>
-                <w:szCs w:val="22"/>
-              </w:rPr>
+              <w:pStyle w:val="BCLabel"/>
+              <w:spacing w:before="0" w:after="0" w:line="276" w:lineRule="auto"/>
             </w:pPr>
           </w:p>
         </w:tc>
       </w:tr>
       <w:tr>
         <w:trPr>
+          <w:cantSplit/>
           <w:trHeight w:val="242"/>
         </w:trPr>
         <w:sdt>
           <w:sdtPr>
-            <w:rPr>
-              <w:rFonts w:cs="Segoe UI"/>
-              <w:color w:val="242424"/>
-              <w:sz w:val="22"/>
-              <w:szCs w:val="22"/>
-            </w:rPr>
+            <w:rPr/>
+            <w:alias w:val="PaymentTermsDescription"/>
+            <w:tag w:val="#BC:InsertDataItem,DataItems/Header/PaymentTermsDescription"/>
+            <w:id w:val="-49539690"/>
+            <w:placeholder>
+              <w:docPart w:val="E188D6FE419440E1869C6EDE72C31A6C"/>
+            </w:placeholder>
+            <w15:color w:val="808080"/>
+            <w:text/>
+          </w:sdtPr>
+          <w:sdtContent>
+            <w:tc>
+              <w:tcPr>
+                <w:tcW w:w="1248" w:type="pct"/>
+              </w:tcPr>
+              <w:p>
+                <w:pPr>
+                  <w:pStyle w:val="NoSpacing"/>
+                </w:pPr>
+                <w:proofErr w:type="spellStart"/>
+                <w:r>
+                  <w:t>PaymentTermsDescription</w:t>
+                </w:r>
+                <w:proofErr w:type="spellEnd"/>
+              </w:p>
+            </w:tc>
+          </w:sdtContent>
+        </w:sdt>
+        <w:tc>
+          <w:tcPr>
+            <w:tcW w:w="10" w:type="pct"/>
+          </w:tcPr>
+          <w:p>
+            <w:pPr>
+              <w:pStyle w:val="NoSpacing"/>
+            </w:pPr>
+          </w:p>
+        </w:tc>
+        <w:sdt>
+          <w:sdtPr>
+            <w:rPr/>
             <w:alias w:val="ShipmentMethodDescription"/>
             <w:tag w:val="#BC:InsertDataItem,DataItems/Header/ShipmentMethodDescription"/>
             <w:id w:val="-1663927754"/>
             <w:placeholder>
-              <w:docPart w:val="253996E3A85C46818F3600754F8D6C74"/>
+              <w:docPart w:val="408DA5F8215B4F0D9D17D832C580326B"/>
             </w:placeholder>
             <w15:color w:val="808080"/>
             <w:text/>
-            <w:dataBinding w:prefixMappings="xmlns:ns0='urn:microsoft-dynamics-nav/reports/Standard_Sales_Quote/1304/'" w:xpath="/ns0:NavWordReportXmlPart[1]/ns0:Header[1]/ns0:ShipmentMethodDescription[1]"/>
           </w:sdtPr>
-          <w:sdtEndPr/>
           <w:sdtContent>
             <w:tc>
               <w:tcPr>
-                <w:tcW w:w="2621" w:type="dxa"/>
+                <w:tcW w:w="1248" w:type="pct"/>
               </w:tcPr>
               <w:p>
                 <w:pPr>
-                  <w:rPr>
-                    <w:rFonts w:cs="Segoe UI"/>
-                    <w:color w:val="242424"/>
-                    <w:sz w:val="22"/>
-                    <w:szCs w:val="22"/>
-                  </w:rPr>
+                  <w:pStyle w:val="NoSpacing"/>
                 </w:pPr>
                 <w:proofErr w:type="spellStart"/>
                 <w:r>
-                  <w:rPr>
-                    <w:rFonts w:cs="Segoe UI" w:asciiTheme="minorHAnsi" w:hAnsiTheme="minorHAnsi"/>
-                    <w:color w:val="242424"/>
-                    <w:sz w:val="22"/>
-                    <w:szCs w:val="22"/>
-                  </w:rPr>
                   <w:t>ShipmentMethodDescription</w:t>
                 </w:r>
                 <w:proofErr w:type="spellEnd"/>
@@ -1634,88 +1197,43 @@
         </w:sdt>
         <w:tc>
           <w:tcPr>
-            <w:tcW w:w="20" w:type="dxa"/>
+            <w:tcW w:w="1248" w:type="pct"/>
           </w:tcPr>
           <w:p>
             <w:pPr>
-              <w:rPr>
-                <w:rFonts w:cs="Segoe UI"/>
-                <w:color w:val="242424"/>
-                <w:sz w:val="22"/>
-                <w:szCs w:val="22"/>
-              </w:rPr>
+              <w:pStyle w:val="NoSpacing"/>
             </w:pPr>
           </w:p>
         </w:tc>
         <w:tc>
           <w:tcPr>
-            <w:tcW w:w="2621" w:type="dxa"/>
+            <w:tcW w:w="1246" w:type="pct"/>
           </w:tcPr>
           <w:p>
             <w:pPr>
-              <w:rPr>
-                <w:rFonts w:cs="Segoe UI"/>
-                <w:color w:val="242424"/>
-                <w:sz w:val="22"/>
-                <w:szCs w:val="22"/>
-              </w:rPr>
-            </w:pPr>
-          </w:p>
-        </w:tc>
-        <w:tc>
-          <w:tcPr>
-            <w:tcW w:w="2621" w:type="dxa"/>
-          </w:tcPr>
-          <w:p>
-            <w:pPr>
-              <w:rPr>
-                <w:rFonts w:cs="Segoe UI"/>
-                <w:color w:val="242424"/>
-                <w:sz w:val="22"/>
-                <w:szCs w:val="22"/>
-              </w:rPr>
-            </w:pPr>
-          </w:p>
-        </w:tc>
-        <w:tc>
-          <w:tcPr>
-            <w:tcW w:w="2621" w:type="dxa"/>
-          </w:tcPr>
-          <w:p>
-            <w:pPr>
-              <w:rPr>
-                <w:rFonts w:cs="Segoe UI"/>
-                <w:color w:val="242424"/>
-                <w:sz w:val="22"/>
-                <w:szCs w:val="22"/>
-              </w:rPr>
+              <w:pStyle w:val="NoSpacing"/>
             </w:pPr>
           </w:p>
         </w:tc>
       </w:tr>
     </w:tbl>
     <w:p>
-      <w:pPr>
-        <w:rPr>
-          <w:sz w:val="22"/>
-          <w:szCs w:val="22"/>
-        </w:rPr>
-      </w:pPr>
+      <w:pPr/>
     </w:p>
     <w:tbl>
       <w:tblPr>
-        <w:tblStyle w:val="CLSequoiatablestyle021"/>
-        <w:tblW w:w="10503" w:type="dxa"/>
-        <w:tblLayout w:type="fixed"/>
-        <w:tblLook w:val="04A0" w:firstRow="1" w:lastRow="0" w:firstColumn="1" w:lastColumn="0" w:noHBand="0" w:noVBand="1"/>
+        <w:tblStyle w:val="BCBlockTable"/>
+        <w:tblW w:w="5000" w:type="pct"/>
+        <w:tblLook w:val="0620" w:firstRow="1" w:lastRow="0" w:firstColumn="0" w:lastColumn="0" w:noHBand="1" w:noVBand="1"/>
         <w:tblCaption w:val="Data Table Block"/>
+        <w:tblDescription w:val="Layout table. Used for positioning, not for tabular data."/>
       </w:tblPr>
       <w:tblGrid>
         <w:gridCol w:w="811"/>
-        <w:gridCol w:w="2347"/>
+        <w:gridCol w:w="2346"/>
         <w:gridCol w:w="1170"/>
-        <w:gridCol w:w="806"/>
-        <w:gridCol w:w="1440"/>
+        <w:gridCol w:w="807"/>
+        <w:gridCol w:w="1441"/>
         <w:gridCol w:w="1351"/>
         <w:gridCol w:w="994"/>
         <w:gridCol w:w="1584"/>
@@ -1723,50 +1241,37 @@
       <w:tr>
         <w:trPr>
           <w:cnfStyle w:val="100000000000" w:firstRow="1" w:lastRow="0" w:firstColumn="0" w:lastColumn="0" w:oddVBand="0" w:evenVBand="0" w:oddHBand="0" w:evenHBand="0" w:firstRowFirstColumn="0" w:firstRowLastColumn="0" w:lastRowFirstColumn="0" w:lastRowLastColumn="0"/>
+          <w:cantSplit/>
           <w:trHeight w:val="490"/>
         </w:trPr>
         <w:tc>
           <w:tcPr>
             <w:cnfStyle w:val="001000000000" w:firstRow="0" w:lastRow="0" w:firstColumn="1" w:lastColumn="0" w:oddVBand="0" w:evenVBand="0" w:oddHBand="0" w:evenHBand="0" w:firstRowFirstColumn="0" w:firstRowLastColumn="0" w:lastRowFirstColumn="0" w:lastRowLastColumn="0"/>
-            <w:tcW w:w="811" w:type="dxa"/>
+            <w:tcW w:w="386" w:type="pct"/>
             <w:tcBorders>
-              <w:bottom w:val="single" w:color="auto" w:sz="4" w:space="0"/>
+              <w:bottom w:val="single" w:sz="4" w:space="0" w:color="auto"/>
             </w:tcBorders>
           </w:tcPr>
           <w:sdt>
             <w:sdtPr>
-              <w:rPr>
-                <w:rFonts w:ascii="Segoe UI Semibold" w:hAnsi="Segoe UI Semibold" w:cs="Segoe UI Semibold" w:eastAsiaTheme="minorHAnsi"/>
-                <w:sz w:val="22"/>
-                <w:szCs w:val="22"/>
-              </w:rPr>
+              <w:rPr/>
               <w:alias w:val="ItemNo_Line_Lbl"/>
               <w:tag w:val="#BC:InsertDataItem,DataItems/Header/Line/ItemNo_Line_Lbl"/>
               <w:id w:val="2050642905"/>
               <w:placeholder>
                 <w:docPart w:val="2E866609E8C74459A1E32666F6E98DA2"/>
               </w:placeholder>
-              <w:dataBinding w:prefixMappings="xmlns:ns0='urn:microsoft-dynamics-nav/reports/Standard_Sales_Quote/1304/'" w:xpath="/ns0:NavWordReportXmlPart[1]/ns0:Header[1]/ns0:Line[1]/ns0:ItemNo_Line_Lbl[1]" w:storeItemID="{00000000-0000-0000-0000-000000000000}"/>
+              <w:dataBinding w:prefixMappings="&lt;xmlns:ns0='urn:microsoft-dynamics-nav/reports/Standard_Sales_Invoice/1306/' " w:xpath="/ns0:NavWordReportXmlPart[1]/ns0:Header[1]/ns0:Line[1]/ns0:ItemNo_Line_Lbl[1]" w:storeItemID="{00000000-0000-0000-0000-000000000000}"/>
               <w15:color w:val="808080"/>
               <w:text/>
             </w:sdtPr>
             <w:sdtContent>
               <w:p>
                 <w:pPr>
-                  <w:pStyle w:val="Heading2"/>
-                  <w:rPr>
-                    <w:rFonts w:ascii="Segoe UI Semibold" w:hAnsi="Segoe UI Semibold" w:cs="Segoe UI Semibold" w:eastAsiaTheme="minorHAnsi"/>
-                    <w:sz w:val="22"/>
-                    <w:szCs w:val="22"/>
-                  </w:rPr>
+                  <w:pStyle w:val="BCLabel"/>
                 </w:pPr>
                 <w:proofErr w:type="spellStart"/>
                 <w:r>
-                  <w:rPr>
-                    <w:rFonts w:ascii="Segoe UI Semibold" w:hAnsi="Segoe UI Semibold" w:cs="Segoe UI Semibold" w:eastAsiaTheme="minorHAnsi"/>
-                    <w:sz w:val="22"/>
-                    <w:szCs w:val="22"/>
-                  </w:rPr>
                   <w:t>ItemNo_Line_Lbl</w:t>
                 </w:r>
                 <w:proofErr w:type="spellEnd"/>
@@ -1776,46 +1281,32 @@
         </w:tc>
         <w:sdt>
           <w:sdtPr>
-            <w:rPr>
-              <w:rFonts w:ascii="Segoe UI Semibold" w:hAnsi="Segoe UI Semibold" w:cs="Segoe UI Semibold"/>
-              <w:sz w:val="22"/>
-              <w:szCs w:val="22"/>
-            </w:rPr>
+            <w:rPr/>
             <w:alias w:val="Description_Line_Lbl"/>
             <w:tag w:val="#BC:InsertDataItem,DataItems/Header/Line/Description_Line_Lbl"/>
             <w:id w:val="55748171"/>
             <w:placeholder>
               <w:docPart w:val="D89F7C0A1773414EBEA2CBC870A211F2"/>
             </w:placeholder>
-            <w:dataBinding w:prefixMappings="xmlns:ns0='urn:microsoft-dynamics-nav/reports/Standard_Sales_Quote/1304/'" w:xpath="/ns0:NavWordReportXmlPart[1]/ns0:Header[1]/ns0:Line[1]/ns0:Description_Line_Lbl[1]" w:storeItemID="{00000000-0000-0000-0000-000000000000}"/>
+            <w:dataBinding w:prefixMappings="&lt;xmlns:ns0='urn:microsoft-dynamics-nav/reports/Standard_Sales_Invoice/1306/' " w:xpath="/ns0:NavWordReportXmlPart[1]/ns0:Header[1]/ns0:Line[1]/ns0:Description_Line_Lbl[1]" w:storeItemID="{00000000-0000-0000-0000-000000000000}"/>
             <w15:color w:val="808080"/>
             <w:text/>
           </w:sdtPr>
           <w:sdtContent>
             <w:tc>
               <w:tcPr>
-                <w:tcW w:w="2347" w:type="dxa"/>
+                <w:tcW w:w="1117" w:type="pct"/>
                 <w:tcBorders>
-                  <w:bottom w:val="single" w:color="auto" w:sz="4" w:space="0"/>
+                  <w:bottom w:val="single" w:sz="4" w:space="0" w:color="auto"/>
                 </w:tcBorders>
               </w:tcPr>
               <w:p>
                 <w:pPr>
-                  <w:pStyle w:val="Heading2"/>
+                  <w:pStyle w:val="BCLabel"/>
                   <w:cnfStyle w:val="100000000000" w:firstRow="1" w:lastRow="0" w:firstColumn="0" w:lastColumn="0" w:oddVBand="0" w:evenVBand="0" w:oddHBand="0" w:evenHBand="0" w:firstRowFirstColumn="0" w:firstRowLastColumn="0" w:lastRowFirstColumn="0" w:lastRowLastColumn="0"/>
-                  <w:rPr>
-                    <w:rFonts w:ascii="Segoe UI Semibold" w:hAnsi="Segoe UI Semibold" w:cs="Segoe UI Semibold"/>
-                    <w:sz w:val="22"/>
-                    <w:szCs w:val="22"/>
-                  </w:rPr>
                 </w:pPr>
                 <w:proofErr w:type="spellStart"/>
                 <w:r>
-                  <w:rPr>
-                    <w:rFonts w:ascii="Segoe UI Semibold" w:hAnsi="Segoe UI Semibold" w:cs="Segoe UI Semibold"/>
-                    <w:sz w:val="22"/>
-                    <w:szCs w:val="22"/>
-                  </w:rPr>
                   <w:t>Description_Line_Lbl</w:t>
                 </w:r>
                 <w:proofErr w:type="spellEnd"/>
@@ -1825,47 +1316,33 @@
         </w:sdt>
         <w:sdt>
           <w:sdtPr>
-            <w:rPr>
-              <w:rFonts w:ascii="Segoe UI Semibold" w:hAnsi="Segoe UI Semibold" w:cs="Segoe UI Semibold"/>
-              <w:sz w:val="22"/>
-              <w:szCs w:val="22"/>
-            </w:rPr>
+            <w:rPr/>
             <w:alias w:val="Quantity_Line_Lbl"/>
             <w:tag w:val="#BC:InsertDataItem,DataItems/Header/Line/Quantity_Line_Lbl"/>
             <w:id w:val="-278416351"/>
             <w:placeholder>
               <w:docPart w:val="73D855B7184F46A49C4C15BE4204EDFD"/>
             </w:placeholder>
-            <w:dataBinding w:prefixMappings="xmlns:ns0='urn:microsoft-dynamics-nav/reports/Standard_Sales_Quote/1304/'" w:xpath="/ns0:NavWordReportXmlPart[1]/ns0:Header[1]/ns0:Line[1]/ns0:Quantity_Line_Lbl[1]" w:storeItemID="{00000000-0000-0000-0000-000000000000}"/>
+            <w:dataBinding w:prefixMappings="&lt;xmlns:ns0='urn:microsoft-dynamics-nav/reports/Standard_Sales_Invoice/1306/' " w:xpath="/ns0:NavWordReportXmlPart[1]/ns0:Header[1]/ns0:Line[1]/ns0:Quantity_Line_Lbl[1]" w:storeItemID="{00000000-0000-0000-0000-000000000000}"/>
             <w15:color w:val="808080"/>
             <w:text/>
           </w:sdtPr>
           <w:sdtContent>
             <w:tc>
               <w:tcPr>
-                <w:tcW w:w="1170" w:type="dxa"/>
+                <w:tcW w:w="557" w:type="pct"/>
                 <w:tcBorders>
-                  <w:bottom w:val="single" w:color="auto" w:sz="4" w:space="0"/>
+                  <w:bottom w:val="single" w:sz="4" w:space="0" w:color="auto"/>
                 </w:tcBorders>
               </w:tcPr>
               <w:p>
                 <w:pPr>
-                  <w:pStyle w:val="Heading2"/>
+                  <w:pStyle w:val="BCLabelNumber"/>
                   <w:jc w:val="right"/>
                   <w:cnfStyle w:val="100000000000" w:firstRow="1" w:lastRow="0" w:firstColumn="0" w:lastColumn="0" w:oddVBand="0" w:evenVBand="0" w:oddHBand="0" w:evenHBand="0" w:firstRowFirstColumn="0" w:firstRowLastColumn="0" w:lastRowFirstColumn="0" w:lastRowLastColumn="0"/>
-                  <w:rPr>
-                    <w:rFonts w:ascii="Segoe UI Semibold" w:hAnsi="Segoe UI Semibold" w:cs="Segoe UI Semibold"/>
-                    <w:sz w:val="22"/>
-                    <w:szCs w:val="22"/>
-                  </w:rPr>
                 </w:pPr>
                 <w:proofErr w:type="spellStart"/>
                 <w:r>
-                  <w:rPr>
-                    <w:rFonts w:ascii="Segoe UI Semibold" w:hAnsi="Segoe UI Semibold" w:cs="Segoe UI Semibold"/>
-                    <w:sz w:val="22"/>
-                    <w:szCs w:val="22"/>
-                  </w:rPr>
                   <w:t>Quantity_Line_Lbl</w:t>
                 </w:r>
                 <w:proofErr w:type="spellEnd"/>
@@ -1875,11 +1352,7 @@
         </w:sdt>
         <w:sdt>
           <w:sdtPr>
-            <w:rPr>
-              <w:rFonts w:ascii="Segoe UI Semibold" w:hAnsi="Segoe UI Semibold" w:cs="Segoe UI Semibold"/>
-              <w:sz w:val="22"/>
-              <w:szCs w:val="22"/>
-            </w:rPr>
+            <w:rPr/>
             <w:alias w:val="Unit_Lbl"/>
             <w:tag w:val="#BC:InsertDataItem,DataItems/Header/Line/Unit_Lbl"/>
             <w:id w:val="1441568432"/>
@@ -1888,33 +1361,22 @@
             </w:placeholder>
             <w15:color w:val="808080"/>
             <w:text/>
-            <w:dataBinding w:prefixMappings="xmlns:ns0='urn:microsoft-dynamics-nav/reports/Standard_Sales_Quote/1304/'" w:xpath="/ns0:NavWordReportXmlPart[1]/ns0:Header[1]/ns0:Line[1]/ns0:Unit_Lbl[1]"/>
           </w:sdtPr>
           <w:sdtContent>
             <w:tc>
               <w:tcPr>
-                <w:tcW w:w="806" w:type="dxa"/>
+                <w:tcW w:w="384" w:type="pct"/>
                 <w:tcBorders>
-                  <w:bottom w:val="single" w:color="auto" w:sz="4" w:space="0"/>
+                  <w:bottom w:val="single" w:sz="4" w:space="0" w:color="auto"/>
                 </w:tcBorders>
               </w:tcPr>
               <w:p>
                 <w:pPr>
-                  <w:pStyle w:val="Heading2"/>
+                  <w:pStyle w:val="BCLabel"/>
                   <w:cnfStyle w:val="100000000000" w:firstRow="1" w:lastRow="0" w:firstColumn="0" w:lastColumn="0" w:oddVBand="0" w:evenVBand="0" w:oddHBand="0" w:evenHBand="0" w:firstRowFirstColumn="0" w:firstRowLastColumn="0" w:lastRowFirstColumn="0" w:lastRowLastColumn="0"/>
-                  <w:rPr>
-                    <w:rFonts w:ascii="Segoe UI Semibold" w:hAnsi="Segoe UI Semibold" w:cs="Segoe UI Semibold"/>
-                    <w:sz w:val="22"/>
-                    <w:szCs w:val="22"/>
-                  </w:rPr>
                 </w:pPr>
                 <w:proofErr w:type="spellStart"/>
                 <w:r>
-                  <w:rPr>
-                    <w:rFonts w:ascii="Segoe UI Semibold" w:hAnsi="Segoe UI Semibold" w:cs="Segoe UI Semibold"/>
-                    <w:sz w:val="22"/>
-                    <w:szCs w:val="22"/>
-                  </w:rPr>
                   <w:t>Unit_Lbl</w:t>
                 </w:r>
                 <w:proofErr w:type="spellEnd"/>
@@ -1924,46 +1386,32 @@
         </w:sdt>
         <w:sdt>
           <w:sdtPr>
-            <w:rPr>
-              <w:rFonts w:ascii="Segoe UI Semibold" w:hAnsi="Segoe UI Semibold" w:cs="Segoe UI Semibold"/>
-              <w:sz w:val="22"/>
-              <w:szCs w:val="22"/>
-            </w:rPr>
+            <w:rPr/>
             <w:alias w:val="UnitPrice_Lbl"/>
             <w:tag w:val="#BC:InsertDataItem,DataItems/Header/Line/UnitPrice_Lbl"/>
             <w:id w:val="-1044597726"/>
             <w:placeholder>
               <w:docPart w:val="B5C5A01A8B23431AB251C0E5D1DAA28A"/>
             </w:placeholder>
-            <w:dataBinding w:prefixMappings="xmlns:ns0='urn:microsoft-dynamics-nav/reports/Standard_Sales_Quote/1304/'" w:xpath="/ns0:NavWordReportXmlPart[1]/ns0:Header[1]/ns0:Line[1]/ns0:UnitPrice_Lbl[1]" w:storeItemID="{00000000-0000-0000-0000-000000000000}"/>
+            <w:dataBinding w:prefixMappings="&lt;xmlns:ns0='urn:microsoft-dynamics-nav/reports/Standard_Sales_Invoice/1306/' " w:xpath="/ns0:NavWordReportXmlPart[1]/ns0:Header[1]/ns0:Line[1]/ns0:UnitPrice_Lbl[1]" w:storeItemID="{00000000-0000-0000-0000-000000000000}"/>
             <w15:color w:val="808080"/>
             <w:text/>
           </w:sdtPr>
           <w:sdtContent>
             <w:tc>
               <w:tcPr>
-                <w:tcW w:w="1440" w:type="dxa"/>
+                <w:tcW w:w="686" w:type="pct"/>
                 <w:tcBorders>
-                  <w:bottom w:val="single" w:color="auto" w:sz="4" w:space="0"/>
+                  <w:bottom w:val="single" w:sz="4" w:space="0" w:color="auto"/>
                 </w:tcBorders>
               </w:tcPr>
               <w:p>
                 <w:pPr>
-                  <w:pStyle w:val="Heading2"/>
+                  <w:pStyle w:val="BCLabel"/>
                   <w:cnfStyle w:val="100000000000" w:firstRow="1" w:lastRow="0" w:firstColumn="0" w:lastColumn="0" w:oddVBand="0" w:evenVBand="0" w:oddHBand="0" w:evenHBand="0" w:firstRowFirstColumn="0" w:firstRowLastColumn="0" w:lastRowFirstColumn="0" w:lastRowLastColumn="0"/>
-                  <w:rPr>
-                    <w:rFonts w:ascii="Segoe UI Semibold" w:hAnsi="Segoe UI Semibold" w:cs="Segoe UI Semibold"/>
-                    <w:sz w:val="22"/>
-                    <w:szCs w:val="22"/>
-                  </w:rPr>
                 </w:pPr>
                 <w:proofErr w:type="spellStart"/>
                 <w:r>
-                  <w:rPr>
-                    <w:rFonts w:ascii="Segoe UI Semibold" w:hAnsi="Segoe UI Semibold" w:cs="Segoe UI Semibold"/>
-                    <w:sz w:val="22"/>
-                    <w:szCs w:val="22"/>
-                  </w:rPr>
                   <w:t>UnitPrice_Lbl</w:t>
                 </w:r>
                 <w:proofErr w:type="spellEnd"/>
@@ -1973,11 +1421,7 @@
         </w:sdt>
         <w:sdt>
           <w:sdtPr>
-            <w:rPr>
-              <w:rFonts w:ascii="Segoe UI Semibold" w:hAnsi="Segoe UI Semibold" w:cs="Segoe UI Semibold"/>
-              <w:sz w:val="22"/>
-              <w:szCs w:val="22"/>
-            </w:rPr>
+            <w:rPr/>
             <w:alias w:val="SalesInvoiceLineDiscount_Lbl"/>
             <w:tag w:val="#BC:InsertDataItem,DataItems/Header/SalesInvoiceLineDiscount_Lbl"/>
             <w:id w:val="-264690703"/>
@@ -1986,33 +1430,22 @@
             </w:placeholder>
             <w15:color w:val="808080"/>
             <w:text/>
-            <w:dataBinding w:prefixMappings="xmlns:ns0='urn:microsoft-dynamics-nav/reports/Standard_Sales_Quote/1304/'" w:xpath="/ns0:NavWordReportXmlPart[1]/ns0:Header[1]/ns0:SalesInvoiceLineDiscount_Lbl[1]"/>
           </w:sdtPr>
           <w:sdtContent>
             <w:tc>
               <w:tcPr>
-                <w:tcW w:w="1351" w:type="dxa"/>
+                <w:tcW w:w="643" w:type="pct"/>
                 <w:tcBorders>
-                  <w:bottom w:val="single" w:color="auto" w:sz="4" w:space="0"/>
+                  <w:bottom w:val="single" w:sz="4" w:space="0" w:color="auto"/>
                 </w:tcBorders>
               </w:tcPr>
               <w:p>
                 <w:pPr>
-                  <w:pStyle w:val="Heading2"/>
+                  <w:pStyle w:val="BCLabel"/>
                   <w:cnfStyle w:val="100000000000" w:firstRow="1" w:lastRow="0" w:firstColumn="0" w:lastColumn="0" w:oddVBand="0" w:evenVBand="0" w:oddHBand="0" w:evenHBand="0" w:firstRowFirstColumn="0" w:firstRowLastColumn="0" w:lastRowFirstColumn="0" w:lastRowLastColumn="0"/>
-                  <w:rPr>
-                    <w:rFonts w:ascii="Segoe UI Semibold" w:hAnsi="Segoe UI Semibold" w:cs="Segoe UI Semibold"/>
-                    <w:sz w:val="22"/>
-                    <w:szCs w:val="22"/>
-                  </w:rPr>
                 </w:pPr>
                 <w:proofErr w:type="spellStart"/>
                 <w:r>
-                  <w:rPr>
-                    <w:rFonts w:ascii="Segoe UI Semibold" w:hAnsi="Segoe UI Semibold" w:cs="Segoe UI Semibold"/>
-                    <w:sz w:val="22"/>
-                    <w:szCs w:val="22"/>
-                  </w:rPr>
                   <w:t>SalesInvoiceLineDiscount_Lbl</w:t>
                 </w:r>
                 <w:proofErr w:type="spellEnd"/>
@@ -2022,11 +1455,7 @@
         </w:sdt>
         <w:sdt>
           <w:sdtPr>
-            <w:rPr>
-              <w:rFonts w:ascii="Segoe UI Semibold" w:hAnsi="Segoe UI Semibold" w:cs="Segoe UI Semibold"/>
-              <w:sz w:val="22"/>
-              <w:szCs w:val="22"/>
-            </w:rPr>
+            <w:rPr/>
             <w:alias w:val="VATPct_Line_Lbl"/>
             <w:tag w:val="#BC:InsertDataItem,DataItems/Header/Line/VATPct_Line_Lbl"/>
             <w:id w:val="682009838"/>
@@ -2035,33 +1464,22 @@
             </w:placeholder>
             <w15:color w:val="808080"/>
             <w:text/>
-            <w:dataBinding w:prefixMappings="xmlns:ns0='urn:microsoft-dynamics-nav/reports/Standard_Sales_Quote/1304/'" w:xpath="/ns0:NavWordReportXmlPart[1]/ns0:Header[1]/ns0:Line[1]/ns0:VATPct_Line_Lbl[1]"/>
           </w:sdtPr>
           <w:sdtContent>
             <w:tc>
               <w:tcPr>
-                <w:tcW w:w="994" w:type="dxa"/>
+                <w:tcW w:w="473" w:type="pct"/>
                 <w:tcBorders>
-                  <w:bottom w:val="single" w:color="auto" w:sz="4" w:space="0"/>
+                  <w:bottom w:val="single" w:sz="4" w:space="0" w:color="auto"/>
                 </w:tcBorders>
               </w:tcPr>
               <w:p>
                 <w:pPr>
-                  <w:pStyle w:val="Heading2"/>
+                  <w:pStyle w:val="BCLabel"/>
                   <w:cnfStyle w:val="100000000000" w:firstRow="1" w:lastRow="0" w:firstColumn="0" w:lastColumn="0" w:oddVBand="0" w:evenVBand="0" w:oddHBand="0" w:evenHBand="0" w:firstRowFirstColumn="0" w:firstRowLastColumn="0" w:lastRowFirstColumn="0" w:lastRowLastColumn="0"/>
-                  <w:rPr>
-                    <w:rFonts w:ascii="Segoe UI Semibold" w:hAnsi="Segoe UI Semibold" w:cs="Segoe UI Semibold"/>
-                    <w:sz w:val="22"/>
-                    <w:szCs w:val="22"/>
-                  </w:rPr>
                 </w:pPr>
                 <w:proofErr w:type="spellStart"/>
                 <w:r>
-                  <w:rPr>
-                    <w:rFonts w:ascii="Segoe UI Semibold" w:hAnsi="Segoe UI Semibold" w:cs="Segoe UI Semibold"/>
-                    <w:sz w:val="22"/>
-                    <w:szCs w:val="22"/>
-                  </w:rPr>
                   <w:t>VATPct_Line_Lbl</w:t>
                 </w:r>
                 <w:proofErr w:type="spellEnd"/>
@@ -2071,47 +1489,33 @@
         </w:sdt>
         <w:sdt>
           <w:sdtPr>
-            <w:rPr>
-              <w:rFonts w:ascii="Segoe UI Semibold" w:hAnsi="Segoe UI Semibold" w:cs="Segoe UI Semibold"/>
-              <w:sz w:val="22"/>
-              <w:szCs w:val="22"/>
-            </w:rPr>
+            <w:rPr/>
             <w:alias w:val="LineAmount_Line_Lbl"/>
             <w:tag w:val="#BC:InsertDataItem,DataItems/Header/Line/LineAmount_Line_Lbl"/>
             <w:id w:val="-812258216"/>
             <w:placeholder>
               <w:docPart w:val="A170745D4D2446E9AB3E964E57C43033"/>
             </w:placeholder>
-            <w:dataBinding w:prefixMappings="xmlns:ns0='urn:microsoft-dynamics-nav/reports/Standard_Sales_Quote/1304/'" w:xpath="/ns0:NavWordReportXmlPart[1]/ns0:Header[1]/ns0:Line[1]/ns0:LineAmount_Line_Lbl[1]" w:storeItemID="{00000000-0000-0000-0000-000000000000}"/>
+            <w:dataBinding w:prefixMappings="&lt;xmlns:ns0='urn:microsoft-dynamics-nav/reports/Standard_Sales_Invoice/1306/' " w:xpath="/ns0:NavWordReportXmlPart[1]/ns0:Header[1]/ns0:Line[1]/ns0:LineAmount_Line_Lbl[1]" w:storeItemID="{00000000-0000-0000-0000-000000000000}"/>
             <w15:color w:val="808080"/>
             <w:text/>
           </w:sdtPr>
           <w:sdtContent>
             <w:tc>
               <w:tcPr>
-                <w:tcW w:w="1584" w:type="dxa"/>
+                <w:tcW w:w="754" w:type="pct"/>
                 <w:tcBorders>
-                  <w:bottom w:val="single" w:color="auto" w:sz="4" w:space="0"/>
+                  <w:bottom w:val="single" w:sz="4" w:space="0" w:color="auto"/>
                 </w:tcBorders>
               </w:tcPr>
               <w:p>
                 <w:pPr>
-                  <w:pStyle w:val="Heading2"/>
+                  <w:pStyle w:val="BCLabelNumber"/>
                   <w:jc w:val="right"/>
                   <w:cnfStyle w:val="100000000000" w:firstRow="1" w:lastRow="0" w:firstColumn="0" w:lastColumn="0" w:oddVBand="0" w:evenVBand="0" w:oddHBand="0" w:evenHBand="0" w:firstRowFirstColumn="0" w:firstRowLastColumn="0" w:lastRowFirstColumn="0" w:lastRowLastColumn="0"/>
-                  <w:rPr>
-                    <w:rFonts w:ascii="Segoe UI Semibold" w:hAnsi="Segoe UI Semibold" w:cs="Segoe UI Semibold"/>
-                    <w:sz w:val="22"/>
-                    <w:szCs w:val="22"/>
-                  </w:rPr>
                 </w:pPr>
                 <w:proofErr w:type="spellStart"/>
                 <w:r>
-                  <w:rPr>
-                    <w:rFonts w:ascii="Segoe UI Semibold" w:hAnsi="Segoe UI Semibold" w:cs="Segoe UI Semibold"/>
-                    <w:sz w:val="22"/>
-                    <w:szCs w:val="22"/>
-                  </w:rPr>
                   <w:t>LineAmount_Line_Lbl</w:t>
                 </w:r>
                 <w:proofErr w:type="spellEnd"/>
@@ -2123,23 +1527,21 @@
       <w:tr>
         <w:trPr>
           <w:cnfStyle w:val="000000100000" w:firstRow="0" w:lastRow="0" w:firstColumn="0" w:lastColumn="0" w:oddVBand="0" w:evenVBand="0" w:oddHBand="1" w:evenHBand="0" w:firstRowFirstColumn="0" w:firstRowLastColumn="0" w:lastRowFirstColumn="0" w:lastRowLastColumn="0"/>
-          <w:trHeight w:val="245" w:hRule="exact"/>
+          <w:cantSplit/>
+          <w:trHeight w:hRule="atLeast" w:val="245"/>
         </w:trPr>
         <w:tc>
           <w:tcPr>
             <w:cnfStyle w:val="001000000000" w:firstRow="0" w:lastRow="0" w:firstColumn="1" w:lastColumn="0" w:oddVBand="0" w:evenVBand="0" w:oddHBand="0" w:evenHBand="0" w:firstRowFirstColumn="0" w:firstRowLastColumn="0" w:lastRowFirstColumn="0" w:lastRowLastColumn="0"/>
-            <w:tcW w:w="811" w:type="dxa"/>
+            <w:tcW w:w="386" w:type="pct"/>
             <w:tcBorders>
-              <w:top w:val="single" w:color="auto" w:sz="4" w:space="0"/>
+              <w:top w:val="single" w:sz="4" w:space="0" w:color="auto"/>
             </w:tcBorders>
           </w:tcPr>
           <w:p>
             <w:pPr>
+              <w:pStyle w:val="NoSpacing"/>
               <w:rPr>
-                <w:rFonts w:ascii="Segoe UI Semibold" w:hAnsi="Segoe UI Semibold" w:cs="Segoe UI Semibold"/>
-                <w:b/>
-                <w:sz w:val="22"/>
-                <w:szCs w:val="22"/>
                 <w:lang w:val="en-US" w:eastAsia="en-US"/>
               </w:rPr>
             </w:pPr>
@@ -2147,20 +1549,16 @@
         </w:tc>
         <w:tc>
           <w:tcPr>
-            <w:tcW w:w="2347" w:type="dxa"/>
+            <w:tcW w:w="1117" w:type="pct"/>
             <w:tcBorders>
-              <w:top w:val="single" w:color="auto" w:sz="4" w:space="0"/>
+              <w:top w:val="single" w:sz="4" w:space="0" w:color="auto"/>
             </w:tcBorders>
           </w:tcPr>
           <w:p>
             <w:pPr>
+              <w:pStyle w:val="NoSpacing"/>
               <w:cnfStyle w:val="000000100000" w:firstRow="0" w:lastRow="0" w:firstColumn="0" w:lastColumn="0" w:oddVBand="0" w:evenVBand="0" w:oddHBand="1" w:evenHBand="0" w:firstRowFirstColumn="0" w:firstRowLastColumn="0" w:lastRowFirstColumn="0" w:lastRowLastColumn="0"/>
               <w:rPr>
-                <w:rFonts w:ascii="Segoe UI Semibold" w:hAnsi="Segoe UI Semibold" w:cs="Segoe UI Semibold"/>
-                <w:b/>
-                <w:bCs/>
-                <w:sz w:val="22"/>
-                <w:szCs w:val="22"/>
                 <w:lang w:val="en-US" w:eastAsia="en-US"/>
               </w:rPr>
             </w:pPr>
@@ -2168,20 +1566,16 @@
         </w:tc>
         <w:tc>
           <w:tcPr>
-            <w:tcW w:w="1170" w:type="dxa"/>
+            <w:tcW w:w="557" w:type="pct"/>
             <w:tcBorders>
-              <w:top w:val="single" w:color="auto" w:sz="4" w:space="0"/>
+              <w:top w:val="single" w:sz="4" w:space="0" w:color="auto"/>
             </w:tcBorders>
           </w:tcPr>
           <w:p>
             <w:pPr>
+              <w:pStyle w:val="NoSpacing"/>
               <w:cnfStyle w:val="000000100000" w:firstRow="0" w:lastRow="0" w:firstColumn="0" w:lastColumn="0" w:oddVBand="0" w:evenVBand="0" w:oddHBand="1" w:evenHBand="0" w:firstRowFirstColumn="0" w:firstRowLastColumn="0" w:lastRowFirstColumn="0" w:lastRowLastColumn="0"/>
               <w:rPr>
-                <w:rFonts w:ascii="Segoe UI Semibold" w:hAnsi="Segoe UI Semibold" w:cs="Segoe UI Semibold"/>
-                <w:b/>
-                <w:bCs/>
-                <w:sz w:val="22"/>
-                <w:szCs w:val="22"/>
                 <w:lang w:val="en-US" w:eastAsia="en-US"/>
               </w:rPr>
             </w:pPr>
@@ -2189,20 +1583,16 @@
         </w:tc>
         <w:tc>
           <w:tcPr>
-            <w:tcW w:w="806" w:type="dxa"/>
+            <w:tcW w:w="384" w:type="pct"/>
             <w:tcBorders>
-              <w:top w:val="single" w:color="auto" w:sz="4" w:space="0"/>
+              <w:top w:val="single" w:sz="4" w:space="0" w:color="auto"/>
             </w:tcBorders>
           </w:tcPr>
           <w:p>
             <w:pPr>
+              <w:pStyle w:val="NoSpacing"/>
               <w:cnfStyle w:val="000000100000" w:firstRow="0" w:lastRow="0" w:firstColumn="0" w:lastColumn="0" w:oddVBand="0" w:evenVBand="0" w:oddHBand="1" w:evenHBand="0" w:firstRowFirstColumn="0" w:firstRowLastColumn="0" w:lastRowFirstColumn="0" w:lastRowLastColumn="0"/>
               <w:rPr>
-                <w:rFonts w:ascii="Segoe UI Semibold" w:hAnsi="Segoe UI Semibold" w:cs="Segoe UI Semibold"/>
-                <w:b/>
-                <w:bCs/>
-                <w:sz w:val="22"/>
-                <w:szCs w:val="22"/>
                 <w:lang w:val="en-US" w:eastAsia="en-US"/>
               </w:rPr>
             </w:pPr>
@@ -2210,20 +1600,16 @@
         </w:tc>
         <w:tc>
           <w:tcPr>
-            <w:tcW w:w="1440" w:type="dxa"/>
+            <w:tcW w:w="686" w:type="pct"/>
             <w:tcBorders>
-              <w:top w:val="single" w:color="auto" w:sz="4" w:space="0"/>
+              <w:top w:val="single" w:sz="4" w:space="0" w:color="auto"/>
             </w:tcBorders>
           </w:tcPr>
           <w:p>
             <w:pPr>
+              <w:pStyle w:val="NoSpacing"/>
               <w:cnfStyle w:val="000000100000" w:firstRow="0" w:lastRow="0" w:firstColumn="0" w:lastColumn="0" w:oddVBand="0" w:evenVBand="0" w:oddHBand="1" w:evenHBand="0" w:firstRowFirstColumn="0" w:firstRowLastColumn="0" w:lastRowFirstColumn="0" w:lastRowLastColumn="0"/>
               <w:rPr>
-                <w:rFonts w:ascii="Segoe UI Semibold" w:hAnsi="Segoe UI Semibold" w:cs="Segoe UI Semibold"/>
-                <w:b/>
-                <w:bCs/>
-                <w:sz w:val="22"/>
-                <w:szCs w:val="22"/>
                 <w:lang w:val="en-US" w:eastAsia="en-US"/>
               </w:rPr>
             </w:pPr>
@@ -2231,21 +1617,17 @@
         </w:tc>
         <w:tc>
           <w:tcPr>
-            <w:tcW w:w="1351" w:type="dxa"/>
+            <w:tcW w:w="643" w:type="pct"/>
             <w:tcBorders>
-              <w:top w:val="single" w:color="auto" w:sz="4" w:space="0"/>
+              <w:top w:val="single" w:sz="4" w:space="0" w:color="auto"/>
             </w:tcBorders>
           </w:tcPr>
           <w:p>
             <w:pPr>
+              <w:pStyle w:val="BCNumber"/>
               <w:jc w:val="right"/>
               <w:cnfStyle w:val="000000100000" w:firstRow="0" w:lastRow="0" w:firstColumn="0" w:lastColumn="0" w:oddVBand="0" w:evenVBand="0" w:oddHBand="1" w:evenHBand="0" w:firstRowFirstColumn="0" w:firstRowLastColumn="0" w:lastRowFirstColumn="0" w:lastRowLastColumn="0"/>
               <w:rPr>
-                <w:rFonts w:ascii="Segoe UI Semibold" w:hAnsi="Segoe UI Semibold" w:cs="Segoe UI Semibold"/>
-                <w:b/>
-                <w:bCs/>
-                <w:sz w:val="22"/>
-                <w:szCs w:val="22"/>
                 <w:lang w:val="en-US" w:eastAsia="en-US"/>
               </w:rPr>
             </w:pPr>
@@ -2253,21 +1635,17 @@
         </w:tc>
         <w:tc>
           <w:tcPr>
-            <w:tcW w:w="994" w:type="dxa"/>
+            <w:tcW w:w="473" w:type="pct"/>
             <w:tcBorders>
-              <w:top w:val="single" w:color="auto" w:sz="4" w:space="0"/>
+              <w:top w:val="single" w:sz="4" w:space="0" w:color="auto"/>
             </w:tcBorders>
           </w:tcPr>
           <w:p>
             <w:pPr>
+              <w:pStyle w:val="BCNumber"/>
               <w:jc w:val="right"/>
               <w:cnfStyle w:val="000000100000" w:firstRow="0" w:lastRow="0" w:firstColumn="0" w:lastColumn="0" w:oddVBand="0" w:evenVBand="0" w:oddHBand="1" w:evenHBand="0" w:firstRowFirstColumn="0" w:firstRowLastColumn="0" w:lastRowFirstColumn="0" w:lastRowLastColumn="0"/>
               <w:rPr>
-                <w:rFonts w:ascii="Segoe UI Semibold" w:hAnsi="Segoe UI Semibold" w:cs="Segoe UI Semibold"/>
-                <w:b/>
-                <w:bCs/>
-                <w:sz w:val="22"/>
-                <w:szCs w:val="22"/>
                 <w:lang w:val="en-US" w:eastAsia="en-US"/>
               </w:rPr>
             </w:pPr>
@@ -2275,21 +1653,17 @@
         </w:tc>
         <w:tc>
           <w:tcPr>
-            <w:tcW w:w="1584" w:type="dxa"/>
+            <w:tcW w:w="754" w:type="pct"/>
             <w:tcBorders>
-              <w:top w:val="single" w:color="auto" w:sz="4" w:space="0"/>
+              <w:top w:val="single" w:sz="4" w:space="0" w:color="auto"/>
             </w:tcBorders>
           </w:tcPr>
           <w:p>
             <w:pPr>
+              <w:pStyle w:val="BCNumber"/>
               <w:jc w:val="right"/>
               <w:cnfStyle w:val="000000100000" w:firstRow="0" w:lastRow="0" w:firstColumn="0" w:lastColumn="0" w:oddVBand="0" w:evenVBand="0" w:oddHBand="1" w:evenHBand="0" w:firstRowFirstColumn="0" w:firstRowLastColumn="0" w:lastRowFirstColumn="0" w:lastRowLastColumn="0"/>
               <w:rPr>
-                <w:rFonts w:ascii="Segoe UI Semibold" w:hAnsi="Segoe UI Semibold" w:cs="Segoe UI Semibold"/>
-                <w:b/>
-                <w:bCs/>
-                <w:sz w:val="22"/>
-                <w:szCs w:val="22"/>
                 <w:lang w:val="en-US" w:eastAsia="en-US"/>
               </w:rPr>
             </w:pPr>
@@ -2299,13 +1673,7 @@
       <w:sdt>
         <w:sdtPr>
           <w:rPr>
-            <w:rFonts w:cs="Arial" w:asciiTheme="minorHAnsi" w:hAnsiTheme="minorHAnsi" w:eastAsiaTheme="minorEastAsia"/>
-            <w:bCs w:val="0"/>
-            <w:kern w:val="2"/>
-            <w:sz w:val="22"/>
-            <w:szCs w:val="22"/>
             <w:lang w:val="en-US" w:eastAsia="en-US"/>
-            <w14:ligatures w14:val="standardContextual"/>
           </w:rPr>
           <w:alias w:val="Repeater: Line"/>
           <w:tag w:val="#BC:InsertRepeater,DataItems/Header/Line"/>
@@ -2317,7 +1685,6 @@
         </w:sdtPr>
         <w:sdtEndPr>
           <w:rPr>
-            <w:rFonts w:cstheme="minorBidi"/>
             <w:lang w:val="en-DK" w:eastAsia="en-DK"/>
           </w:rPr>
         </w:sdtEndPr>
@@ -2325,18 +1692,13 @@
           <w:tr>
             <w:trPr>
               <w:cnfStyle w:val="000000010000" w:firstRow="0" w:lastRow="0" w:firstColumn="0" w:lastColumn="0" w:oddVBand="0" w:evenVBand="0" w:oddHBand="0" w:evenHBand="1" w:firstRowFirstColumn="0" w:firstRowLastColumn="0" w:lastRowFirstColumn="0" w:lastRowLastColumn="0"/>
+              <w:cantSplit/>
               <w:trHeight w:val="490"/>
             </w:trPr>
             <w:sdt>
               <w:sdtPr>
                 <w:rPr>
-                  <w:rFonts w:cs="Arial" w:asciiTheme="minorHAnsi" w:hAnsiTheme="minorHAnsi" w:eastAsiaTheme="minorEastAsia"/>
-                  <w:bCs w:val="0"/>
-                  <w:kern w:val="2"/>
-                  <w:sz w:val="22"/>
-                  <w:szCs w:val="22"/>
                   <w:lang w:val="en-US" w:eastAsia="en-US"/>
-                  <w14:ligatures w14:val="standardContextual"/>
                 </w:rPr>
                 <w:alias w:val="ItemNo_Line"/>
                 <w:tag w:val="#BC:InsertDataItem,DataItems/Header/Line/ItemNo_Line"/>
@@ -2344,39 +1706,28 @@
                 <w:placeholder>
                   <w:docPart w:val="47EEFCA342BB41CCAD82587BBF6F2E88"/>
                 </w:placeholder>
-                <w:dataBinding w:prefixMappings="xmlns:ns0='urn:microsoft-dynamics-nav/reports/Standard_Sales_Quote/1304/'" w:xpath="/ns0:NavWordReportXmlPart[1]/ns0:Header[1]/ns0:Line[1]/ns0:ItemNo_Line[1]" w:storeItemID="{00000000-0000-0000-0000-000000000000}"/>
+                <w:dataBinding w:prefixMappings="&lt;xmlns:ns0='urn:microsoft-dynamics-nav/reports/Standard_Sales_Invoice/1306/' " w:xpath="/ns0:NavWordReportXmlPart[1]/ns0:Header[1]/ns0:Line[1]/ns0:ItemNo_Line[1]" w:storeItemID="{00000000-0000-0000-0000-000000000000}"/>
                 <w15:color w:val="808080"/>
                 <w:text/>
               </w:sdtPr>
-              <w:sdtEndPr>
-                <w:rPr>
-                  <w:rFonts w:ascii="Segoe UI" w:hAnsi="Segoe UI" w:eastAsia="Aptos"/>
-                  <w:kern w:val="0"/>
-                  <w14:ligatures w14:val="none"/>
-                </w:rPr>
-              </w:sdtEndPr>
+              <w:sdtEndPr/>
               <w:sdtContent>
                 <w:tc>
                   <w:tcPr>
                     <w:cnfStyle w:val="001000000000" w:firstRow="0" w:lastRow="0" w:firstColumn="1" w:lastColumn="0" w:oddVBand="0" w:evenVBand="0" w:oddHBand="0" w:evenHBand="0" w:firstRowFirstColumn="0" w:firstRowLastColumn="0" w:lastRowFirstColumn="0" w:lastRowLastColumn="0"/>
-                    <w:tcW w:w="811" w:type="dxa"/>
+                    <w:tcW w:w="386" w:type="pct"/>
                     <w:vAlign w:val="center"/>
                   </w:tcPr>
                   <w:p>
                     <w:pPr>
+                      <w:pStyle w:val="NoSpacing"/>
                       <w:rPr>
-                        <w:rFonts w:cs="Arial" w:asciiTheme="minorHAnsi" w:hAnsiTheme="minorHAnsi"/>
-                        <w:sz w:val="22"/>
-                        <w:szCs w:val="22"/>
                         <w:lang w:val="en-US" w:eastAsia="en-US"/>
                       </w:rPr>
                     </w:pPr>
                     <w:proofErr w:type="spellStart"/>
                     <w:r>
                       <w:rPr>
-                        <w:rFonts w:cs="Arial" w:asciiTheme="minorHAnsi" w:hAnsiTheme="minorHAnsi"/>
-                        <w:sz w:val="22"/>
-                        <w:szCs w:val="22"/>
                         <w:lang w:val="en-US" w:eastAsia="en-US"/>
                       </w:rPr>
                       <w:t>ItemNo_Line</w:t>
@@ -2389,9 +1740,6 @@
             <w:sdt>
               <w:sdtPr>
                 <w:rPr>
-                  <w:rFonts w:cs="Arial"/>
-                  <w:sz w:val="22"/>
-                  <w:szCs w:val="22"/>
                   <w:lang w:eastAsia="en-US"/>
                 </w:rPr>
                 <w:alias w:val="Description_Line"/>
@@ -2400,32 +1748,27 @@
                 <w:placeholder>
                   <w:docPart w:val="78F1E7B4CEE943C9BD01DCA3BE42B818"/>
                 </w:placeholder>
-                <w:dataBinding w:prefixMappings="xmlns:ns0='urn:microsoft-dynamics-nav/reports/Standard_Sales_Quote/1304/'" w:xpath="/ns0:NavWordReportXmlPart[1]/ns0:Header[1]/ns0:Line[1]/ns0:Description_Line[1]" w:storeItemID="{00000000-0000-0000-0000-000000000000}"/>
+                <w:dataBinding w:prefixMappings="&lt;xmlns:ns0='urn:microsoft-dynamics-nav/reports/Standard_Sales_Invoice/1306/' " w:xpath="/ns0:NavWordReportXmlPart[1]/ns0:Header[1]/ns0:Line[1]/ns0:Description_Line[1]" w:storeItemID="{00000000-0000-0000-0000-000000000000}"/>
                 <w15:color w:val="808080"/>
                 <w:text/>
               </w:sdtPr>
               <w:sdtContent>
                 <w:tc>
                   <w:tcPr>
-                    <w:tcW w:w="2347" w:type="dxa"/>
+                    <w:tcW w:w="1117" w:type="pct"/>
                     <w:vAlign w:val="center"/>
                   </w:tcPr>
                   <w:p>
                     <w:pPr>
+                      <w:pStyle w:val="NoSpacing"/>
                       <w:cnfStyle w:val="000000010000" w:firstRow="0" w:lastRow="0" w:firstColumn="0" w:lastColumn="0" w:oddVBand="0" w:evenVBand="0" w:oddHBand="0" w:evenHBand="1" w:firstRowFirstColumn="0" w:firstRowLastColumn="0" w:lastRowFirstColumn="0" w:lastRowLastColumn="0"/>
                       <w:rPr>
-                        <w:rFonts w:cs="Arial" w:asciiTheme="minorHAnsi" w:hAnsiTheme="minorHAnsi"/>
-                        <w:sz w:val="22"/>
-                        <w:szCs w:val="22"/>
                         <w:lang w:eastAsia="en-US"/>
                       </w:rPr>
                     </w:pPr>
                     <w:proofErr w:type="spellStart"/>
                     <w:r>
                       <w:rPr>
-                        <w:rFonts w:cs="Arial" w:asciiTheme="minorHAnsi" w:hAnsiTheme="minorHAnsi"/>
-                        <w:sz w:val="22"/>
-                        <w:szCs w:val="22"/>
                         <w:lang w:eastAsia="en-US"/>
                       </w:rPr>
                       <w:t>Description_Line</w:t>
@@ -2438,9 +1781,6 @@
             <w:sdt>
               <w:sdtPr>
                 <w:rPr>
-                  <w:rFonts w:cs="Arial"/>
-                  <w:sz w:val="22"/>
-                  <w:szCs w:val="22"/>
                   <w:lang w:val="en-US" w:eastAsia="en-US"/>
                 </w:rPr>
                 <w:alias w:val="Quantity_Line"/>
@@ -2449,33 +1789,28 @@
                 <w:placeholder>
                   <w:docPart w:val="08E7956112424F439DA56127F636F8A2"/>
                 </w:placeholder>
-                <w:dataBinding w:prefixMappings="xmlns:ns0='urn:microsoft-dynamics-nav/reports/Standard_Sales_Quote/1304/'" w:xpath="/ns0:NavWordReportXmlPart[1]/ns0:Header[1]/ns0:Line[1]/ns0:Quantity_Line[1]" w:storeItemID="{00000000-0000-0000-0000-000000000000}"/>
+                <w:dataBinding w:prefixMappings="&lt;xmlns:ns0='urn:microsoft-dynamics-nav/reports/Standard_Sales_Invoice/1306/' " w:xpath="/ns0:NavWordReportXmlPart[1]/ns0:Header[1]/ns0:Line[1]/ns0:Quantity_Line[1]" w:storeItemID="{00000000-0000-0000-0000-000000000000}"/>
                 <w15:color w:val="808080"/>
                 <w:text/>
               </w:sdtPr>
               <w:sdtContent>
                 <w:tc>
                   <w:tcPr>
-                    <w:tcW w:w="1170" w:type="dxa"/>
+                    <w:tcW w:w="557" w:type="pct"/>
                     <w:vAlign w:val="center"/>
                   </w:tcPr>
                   <w:p>
                     <w:pPr>
+                      <w:pStyle w:val="BCNumber"/>
                       <w:jc w:val="right"/>
                       <w:cnfStyle w:val="000000010000" w:firstRow="0" w:lastRow="0" w:firstColumn="0" w:lastColumn="0" w:oddVBand="0" w:evenVBand="0" w:oddHBand="0" w:evenHBand="1" w:firstRowFirstColumn="0" w:firstRowLastColumn="0" w:lastRowFirstColumn="0" w:lastRowLastColumn="0"/>
                       <w:rPr>
-                        <w:rFonts w:cs="Arial" w:asciiTheme="minorHAnsi" w:hAnsiTheme="minorHAnsi"/>
-                        <w:sz w:val="22"/>
-                        <w:szCs w:val="22"/>
                         <w:lang w:val="en-US" w:eastAsia="en-US"/>
                       </w:rPr>
                     </w:pPr>
                     <w:proofErr w:type="spellStart"/>
                     <w:r>
                       <w:rPr>
-                        <w:rFonts w:cs="Arial" w:asciiTheme="minorHAnsi" w:hAnsiTheme="minorHAnsi"/>
-                        <w:sz w:val="22"/>
-                        <w:szCs w:val="22"/>
                         <w:lang w:val="en-US" w:eastAsia="en-US"/>
                       </w:rPr>
                       <w:t>Quantity_Line</w:t>
@@ -2487,10 +1822,7 @@
             </w:sdt>
             <w:sdt>
               <w:sdtPr>
-                <w:rPr>
-                  <w:sz w:val="22"/>
-                  <w:szCs w:val="22"/>
-                </w:rPr>
+                <w:rPr/>
                 <w:alias w:val="UnitOfMeasure"/>
                 <w:tag w:val="#BC:InsertDataItem,DataItems/Header/Line/UnitOfMeasure"/>
                 <w:id w:val="-2053294236"/>
@@ -2499,30 +1831,20 @@
                 </w:placeholder>
                 <w15:color w:val="808080"/>
                 <w:text/>
-                <w:dataBinding w:prefixMappings="xmlns:ns0='urn:microsoft-dynamics-nav/reports/Standard_Sales_Quote/1304/'" w:xpath="/ns0:NavWordReportXmlPart[1]/ns0:Header[1]/ns0:Line[1]/ns0:UnitOfMeasure[1]"/>
               </w:sdtPr>
               <w:sdtContent>
                 <w:tc>
                   <w:tcPr>
-                    <w:tcW w:w="806" w:type="dxa"/>
+                    <w:tcW w:w="384" w:type="pct"/>
                     <w:vAlign w:val="center"/>
                   </w:tcPr>
                   <w:p>
                     <w:pPr>
+                      <w:pStyle w:val="NoSpacing"/>
                       <w:cnfStyle w:val="000000010000" w:firstRow="0" w:lastRow="0" w:firstColumn="0" w:lastColumn="0" w:oddVBand="0" w:evenVBand="0" w:oddHBand="0" w:evenHBand="1" w:firstRowFirstColumn="0" w:firstRowLastColumn="0" w:lastRowFirstColumn="0" w:lastRowLastColumn="0"/>
-                      <w:rPr>
-                        <w:rFonts w:asciiTheme="minorHAnsi" w:hAnsiTheme="minorHAnsi"/>
-                        <w:sz w:val="22"/>
-                        <w:szCs w:val="22"/>
-                      </w:rPr>
                     </w:pPr>
                     <w:proofErr w:type="spellStart"/>
                     <w:r>
-                      <w:rPr>
-                        <w:rFonts w:asciiTheme="minorHAnsi" w:hAnsiTheme="minorHAnsi"/>
-                        <w:sz w:val="22"/>
-                        <w:szCs w:val="22"/>
-                      </w:rPr>
                       <w:t>UnitOfMeasure</w:t>
                     </w:r>
                     <w:proofErr w:type="spellEnd"/>
@@ -2532,43 +1854,33 @@
             </w:sdt>
             <w:tc>
               <w:tcPr>
-                <w:tcW w:w="1440" w:type="dxa"/>
+                <w:tcW w:w="686" w:type="pct"/>
                 <w:vAlign w:val="center"/>
               </w:tcPr>
               <w:p>
                 <w:pPr>
+                  <w:pStyle w:val="NoSpacing"/>
                   <w:cnfStyle w:val="000000010000" w:firstRow="0" w:lastRow="0" w:firstColumn="0" w:lastColumn="0" w:oddVBand="0" w:evenVBand="0" w:oddHBand="0" w:evenHBand="1" w:firstRowFirstColumn="0" w:firstRowLastColumn="0" w:lastRowFirstColumn="0" w:lastRowLastColumn="0"/>
                   <w:rPr>
-                    <w:rFonts w:cs="Arial" w:asciiTheme="minorHAnsi" w:hAnsiTheme="minorHAnsi"/>
-                    <w:sz w:val="22"/>
-                    <w:szCs w:val="22"/>
                     <w:lang w:val="en-US" w:eastAsia="en-US"/>
                   </w:rPr>
                 </w:pPr>
                 <w:sdt>
                   <w:sdtPr>
-                    <w:rPr>
-                      <w:sz w:val="22"/>
-                      <w:szCs w:val="22"/>
-                    </w:rPr>
+                    <w:rPr/>
                     <w:alias w:val="UnitPrice"/>
                     <w:tag w:val="#BC:InsertDataItem,DataItems/Header/Line/UnitPrice"/>
                     <w:id w:val="-1253814634"/>
                     <w:placeholder>
                       <w:docPart w:val="F550891F22DC422F99CCC06966446681"/>
                     </w:placeholder>
-                    <w:dataBinding w:prefixMappings="xmlns:ns0='urn:microsoft-dynamics-nav/reports/Standard_Sales_Quote/1304/'" w:xpath="/ns0:NavWordReportXmlPart[1]/ns0:Header[1]/ns0:Line[1]/ns0:UnitPrice[1]" w:storeItemID="{00000000-0000-0000-0000-000000000000}"/>
+                    <w:dataBinding w:prefixMappings="&lt;xmlns:ns0='urn:microsoft-dynamics-nav/reports/Standard_Sales_Invoice/1306/' " w:xpath="/ns0:NavWordReportXmlPart[1]/ns0:Header[1]/ns0:Line[1]/ns0:UnitPrice[1]" w:storeItemID="{00000000-0000-0000-0000-000000000000}"/>
                     <w15:color w:val="808080"/>
                     <w:text/>
                   </w:sdtPr>
                   <w:sdtContent>
                     <w:proofErr w:type="spellStart"/>
                     <w:r>
-                      <w:rPr>
-                        <w:rFonts w:asciiTheme="minorHAnsi" w:hAnsiTheme="minorHAnsi"/>
-                        <w:sz w:val="22"/>
-                        <w:szCs w:val="22"/>
-                      </w:rPr>
                       <w:t>UnitPrice</w:t>
                     </w:r>
                     <w:proofErr w:type="spellEnd"/>
@@ -2578,10 +1890,7 @@
             </w:tc>
             <w:sdt>
               <w:sdtPr>
-                <w:rPr>
-                  <w:sz w:val="22"/>
-                  <w:szCs w:val="22"/>
-                </w:rPr>
+                <w:rPr/>
                 <w:alias w:val="LineDiscountPercentText_Line"/>
                 <w:tag w:val="#BC:InsertDataItem,DataItems/Header/Line/LineDiscountPercentText_Line"/>
                 <w:id w:val="415913873"/>
@@ -2590,30 +1899,20 @@
                 </w:placeholder>
                 <w15:color w:val="808080"/>
                 <w:text/>
-                <w:dataBinding w:prefixMappings="xmlns:ns0='urn:microsoft-dynamics-nav/reports/Standard_Sales_Quote/1304/'" w:xpath="/ns0:NavWordReportXmlPart[1]/ns0:Header[1]/ns0:Line[1]/ns0:LineDiscountPercentText_Line[1]"/>
               </w:sdtPr>
               <w:sdtContent>
                 <w:tc>
                   <w:tcPr>
-                    <w:tcW w:w="1351" w:type="dxa"/>
+                    <w:tcW w:w="643" w:type="pct"/>
                     <w:vAlign w:val="center"/>
                   </w:tcPr>
                   <w:p>
                     <w:pPr>
+                      <w:pStyle w:val="NoSpacing"/>
                       <w:cnfStyle w:val="000000010000" w:firstRow="0" w:lastRow="0" w:firstColumn="0" w:lastColumn="0" w:oddVBand="0" w:evenVBand="0" w:oddHBand="0" w:evenHBand="1" w:firstRowFirstColumn="0" w:firstRowLastColumn="0" w:lastRowFirstColumn="0" w:lastRowLastColumn="0"/>
-                      <w:rPr>
-                        <w:rFonts w:asciiTheme="minorHAnsi" w:hAnsiTheme="minorHAnsi"/>
-                        <w:sz w:val="22"/>
-                        <w:szCs w:val="22"/>
-                      </w:rPr>
                     </w:pPr>
                     <w:proofErr w:type="spellStart"/>
                     <w:r>
-                      <w:rPr>
-                        <w:rFonts w:asciiTheme="minorHAnsi" w:hAnsiTheme="minorHAnsi"/>
-                        <w:sz w:val="22"/>
-                        <w:szCs w:val="22"/>
-                      </w:rPr>
                       <w:t>LineDiscountPercentText_Line</w:t>
                     </w:r>
                     <w:proofErr w:type="spellEnd"/>
@@ -2623,10 +1922,7 @@
             </w:sdt>
             <w:sdt>
               <w:sdtPr>
-                <w:rPr>
-                  <w:sz w:val="22"/>
-                  <w:szCs w:val="22"/>
-                </w:rPr>
+                <w:rPr/>
                 <w:alias w:val="VATPct_Line"/>
                 <w:tag w:val="#BC:InsertDataItem,DataItems/Header/Line/VATPct_Line"/>
                 <w:id w:val="1436251310"/>
@@ -2635,30 +1931,20 @@
                 </w:placeholder>
                 <w15:color w:val="808080"/>
                 <w:text/>
-                <w:dataBinding w:prefixMappings="xmlns:ns0='urn:microsoft-dynamics-nav/reports/Standard_Sales_Quote/1304/'" w:xpath="/ns0:NavWordReportXmlPart[1]/ns0:Header[1]/ns0:Line[1]/ns0:VATPct_Line[1]"/>
               </w:sdtPr>
               <w:sdtContent>
                 <w:tc>
                   <w:tcPr>
-                    <w:tcW w:w="994" w:type="dxa"/>
+                    <w:tcW w:w="473" w:type="pct"/>
                     <w:vAlign w:val="center"/>
                   </w:tcPr>
                   <w:p>
                     <w:pPr>
+                      <w:pStyle w:val="NoSpacing"/>
                       <w:cnfStyle w:val="000000010000" w:firstRow="0" w:lastRow="0" w:firstColumn="0" w:lastColumn="0" w:oddVBand="0" w:evenVBand="0" w:oddHBand="0" w:evenHBand="1" w:firstRowFirstColumn="0" w:firstRowLastColumn="0" w:lastRowFirstColumn="0" w:lastRowLastColumn="0"/>
-                      <w:rPr>
-                        <w:rFonts w:asciiTheme="minorHAnsi" w:hAnsiTheme="minorHAnsi"/>
-                        <w:sz w:val="22"/>
-                        <w:szCs w:val="22"/>
-                      </w:rPr>
                     </w:pPr>
                     <w:proofErr w:type="spellStart"/>
                     <w:r>
-                      <w:rPr>
-                        <w:rFonts w:asciiTheme="minorHAnsi" w:hAnsiTheme="minorHAnsi"/>
-                        <w:sz w:val="22"/>
-                        <w:szCs w:val="22"/>
-                      </w:rPr>
                       <w:t>VATPct_Line</w:t>
                     </w:r>
                     <w:proofErr w:type="spellEnd"/>
@@ -2668,55 +1954,40 @@
             </w:sdt>
             <w:tc>
               <w:tcPr>
-                <w:tcW w:w="1584" w:type="dxa"/>
+                <w:tcW w:w="754" w:type="pct"/>
                 <w:vAlign w:val="center"/>
               </w:tcPr>
               <w:p>
                 <w:pPr>
+                  <w:pStyle w:val="BCNumber"/>
                   <w:jc w:val="right"/>
                   <w:cnfStyle w:val="000000010000" w:firstRow="0" w:lastRow="0" w:firstColumn="0" w:lastColumn="0" w:oddVBand="0" w:evenVBand="0" w:oddHBand="0" w:evenHBand="1" w:firstRowFirstColumn="0" w:firstRowLastColumn="0" w:lastRowFirstColumn="0" w:lastRowLastColumn="0"/>
                   <w:rPr>
-                    <w:rFonts w:cs="Arial" w:asciiTheme="minorHAnsi" w:hAnsiTheme="minorHAnsi"/>
-                    <w:sz w:val="22"/>
-                    <w:szCs w:val="22"/>
                     <w:lang w:val="en-US" w:eastAsia="en-US"/>
                   </w:rPr>
                 </w:pPr>
                 <w:sdt>
                   <w:sdtPr>
-                    <w:rPr>
-                      <w:sz w:val="22"/>
-                      <w:szCs w:val="22"/>
-                    </w:rPr>
+                    <w:rPr/>
                     <w:alias w:val="LineAmount_Line"/>
                     <w:tag w:val="#BC:InsertDataItem,DataItems/Header/Line/LineAmount_Line"/>
                     <w:id w:val="787541011"/>
                     <w:placeholder>
                       <w:docPart w:val="5F8813B20A0E4DB089F151E70936776C"/>
                     </w:placeholder>
-                    <w:dataBinding w:prefixMappings="xmlns:ns0='urn:microsoft-dynamics-nav/reports/Standard_Sales_Quote/1304/'" w:xpath="/ns0:NavWordReportXmlPart[1]/ns0:Header[1]/ns0:Line[1]/ns0:LineAmount_Line[1]" w:storeItemID="{00000000-0000-0000-0000-000000000000}"/>
+                    <w:dataBinding w:prefixMappings="&lt;xmlns:ns0='urn:microsoft-dynamics-nav/reports/Standard_Sales_Invoice/1306/' " w:xpath="/ns0:NavWordReportXmlPart[1]/ns0:Header[1]/ns0:Line[1]/ns0:LineAmount_Line[1]" w:storeItemID="{00000000-0000-0000-0000-000000000000}"/>
                     <w15:color w:val="808080"/>
                     <w:text/>
                   </w:sdtPr>
                   <w:sdtContent>
                     <w:proofErr w:type="spellStart"/>
                     <w:r>
-                      <w:rPr>
-                        <w:rFonts w:asciiTheme="minorHAnsi" w:hAnsiTheme="minorHAnsi"/>
-                        <w:sz w:val="22"/>
-                        <w:szCs w:val="22"/>
-                      </w:rPr>
                       <w:t>LineAmount_Line</w:t>
                     </w:r>
                     <w:proofErr w:type="spellEnd"/>
                   </w:sdtContent>
                 </w:sdt>
                 <w:r>
-                  <w:rPr>
-                    <w:rFonts w:asciiTheme="minorHAnsi" w:hAnsiTheme="minorHAnsi"/>
-                    <w:sz w:val="22"/>
-                    <w:szCs w:val="22"/>
-                  </w:rPr>
                   <w:t> </w:t>
                 </w:r>
               </w:p>
@@ -2728,29 +1999,27 @@
     <w:p/>
     <w:tbl>
       <w:tblPr>
-        <w:tblStyle w:val="CLSequoiatablestyle021"/>
+        <w:tblStyle w:val="BCBlockTable"/>
         <w:tblW w:w="5000" w:type="pct"/>
-        <w:tblLook w:val="06C0" w:firstRow="0" w:lastRow="1" w:firstColumn="1" w:lastColumn="0" w:noHBand="1" w:noVBand="1"/>
+        <w:tblLook w:val="0620" w:firstRow="1" w:lastRow="0" w:firstColumn="0" w:lastColumn="0" w:noHBand="1" w:noVBand="1"/>
         <w:tblCaption w:val="Regular Totals Block"/>
+        <w:tblDescription w:val="Layout table. Used for positioning, not for tabular data."/>
       </w:tblPr>
       <w:tblGrid>
         <w:gridCol w:w="4995"/>
-        <w:gridCol w:w="960"/>
-        <w:gridCol w:w="425"/>
-        <w:gridCol w:w="429"/>
-        <w:gridCol w:w="3685"/>
+        <w:gridCol w:w="959"/>
+        <w:gridCol w:w="424"/>
+        <w:gridCol w:w="428"/>
+        <w:gridCol w:w="3688"/>
       </w:tblGrid>
       <w:tr>
         <w:trPr>
+          <w:cantSplit/>
           <w:trHeight w:val="490"/>
         </w:trPr>
         <w:sdt>
           <w:sdtPr>
-            <w:rPr>
-              <w:rFonts w:eastAsia="Times New Roman"/>
-              <w:sz w:val="22"/>
-              <w:szCs w:val="22"/>
-            </w:rPr>
+            <w:rPr/>
             <w:alias w:val="Description_ReportTotalsLine"/>
             <w:tag w:val="#BC:InsertDataItem,DataItems/Header/ReportTotalsLine/Description_ReportTotalsLine"/>
             <w:id w:val="2110473124"/>
@@ -2759,31 +2028,21 @@
             </w:placeholder>
             <w15:color w:val="808080"/>
             <w:text/>
-            <w:dataBinding w:prefixMappings="xmlns:ns0='urn:microsoft-dynamics-nav/reports/Standard_Sales_Quote/1304/'" w:xpath="/ns0:NavWordReportXmlPart[1]/ns0:Header[1]/ns0:ReportTotalsLine[1]/ns0:Description_ReportTotalsLine[1]"/>
           </w:sdtPr>
           <w:sdtContent>
             <w:tc>
               <w:tcPr>
                 <w:cnfStyle w:val="001000000000" w:firstRow="0" w:lastRow="0" w:firstColumn="1" w:lastColumn="0" w:oddVBand="0" w:evenVBand="0" w:oddHBand="0" w:evenHBand="0" w:firstRowFirstColumn="0" w:firstRowLastColumn="0" w:lastRowFirstColumn="0" w:lastRowLastColumn="0"/>
-                <w:tcW w:w="4995" w:type="dxa"/>
+                <w:tcW w:w="2380" w:type="pct"/>
                 <w:vAlign w:val="center"/>
               </w:tcPr>
               <w:p>
                 <w:pPr>
-                  <w:spacing w:before="120" w:after="120" w:line="240" w:lineRule="exact"/>
-                  <w:rPr>
-                    <w:rFonts w:eastAsia="Times New Roman" w:asciiTheme="minorHAnsi" w:hAnsiTheme="minorHAnsi"/>
-                    <w:sz w:val="22"/>
-                    <w:szCs w:val="22"/>
-                  </w:rPr>
+                  <w:pStyle w:val="NoSpacing"/>
+                  <w:spacing w:before="120" w:after="120" w:line="240" w:lineRule="auto"/>
                 </w:pPr>
                 <w:proofErr w:type="spellStart"/>
                 <w:r>
-                  <w:rPr>
-                    <w:rFonts w:eastAsia="Times New Roman" w:asciiTheme="minorHAnsi" w:hAnsiTheme="minorHAnsi"/>
-                    <w:sz w:val="22"/>
-                    <w:szCs w:val="22"/>
-                  </w:rPr>
                   <w:t>Description_ReportTotalsLine</w:t>
                 </w:r>
                 <w:proofErr w:type="spellEnd"/>
@@ -2793,17 +2052,15 @@
         </w:sdt>
         <w:tc>
           <w:tcPr>
-            <w:tcW w:w="960" w:type="dxa"/>
+            <w:tcW w:w="457" w:type="pct"/>
             <w:vAlign w:val="center"/>
           </w:tcPr>
           <w:p>
             <w:pPr>
-              <w:spacing w:before="120" w:after="120" w:line="240" w:lineRule="exact"/>
+              <w:pStyle w:val="NoSpacing"/>
+              <w:spacing w:before="120" w:after="120" w:line="240" w:lineRule="auto"/>
               <w:cnfStyle w:val="000000000000" w:firstRow="0" w:lastRow="0" w:firstColumn="0" w:lastColumn="0" w:oddVBand="0" w:evenVBand="0" w:oddHBand="0" w:evenHBand="0" w:firstRowFirstColumn="0" w:firstRowLastColumn="0" w:lastRowFirstColumn="0" w:lastRowLastColumn="0"/>
               <w:rPr>
-                <w:rFonts w:cs="Arial" w:asciiTheme="minorHAnsi" w:hAnsiTheme="minorHAnsi"/>
-                <w:sz w:val="22"/>
-                <w:szCs w:val="22"/>
                 <w:lang w:eastAsia="en-US"/>
               </w:rPr>
             </w:pPr>
@@ -2811,17 +2068,15 @@
         </w:tc>
         <w:tc>
           <w:tcPr>
-            <w:tcW w:w="425" w:type="dxa"/>
+            <w:tcW w:w="202" w:type="pct"/>
             <w:vAlign w:val="center"/>
           </w:tcPr>
           <w:p>
             <w:pPr>
-              <w:spacing w:before="120" w:after="120" w:line="240" w:lineRule="exact"/>
+              <w:pStyle w:val="NoSpacing"/>
+              <w:spacing w:before="120" w:after="120" w:line="240" w:lineRule="auto"/>
               <w:cnfStyle w:val="000000000000" w:firstRow="0" w:lastRow="0" w:firstColumn="0" w:lastColumn="0" w:oddVBand="0" w:evenVBand="0" w:oddHBand="0" w:evenHBand="0" w:firstRowFirstColumn="0" w:firstRowLastColumn="0" w:lastRowFirstColumn="0" w:lastRowLastColumn="0"/>
               <w:rPr>
-                <w:rFonts w:cs="Arial" w:asciiTheme="minorHAnsi" w:hAnsiTheme="minorHAnsi"/>
-                <w:sz w:val="22"/>
-                <w:szCs w:val="22"/>
                 <w:lang w:val="en-US" w:eastAsia="en-US"/>
               </w:rPr>
             </w:pPr>
@@ -2829,17 +2084,15 @@
         </w:tc>
         <w:tc>
           <w:tcPr>
-            <w:tcW w:w="429" w:type="dxa"/>
+            <w:tcW w:w="204" w:type="pct"/>
             <w:vAlign w:val="center"/>
           </w:tcPr>
           <w:p>
             <w:pPr>
-              <w:spacing w:before="120" w:after="120" w:line="240" w:lineRule="exact"/>
+              <w:pStyle w:val="NoSpacing"/>
+              <w:spacing w:before="120" w:after="120" w:line="240" w:lineRule="auto"/>
               <w:cnfStyle w:val="000000000000" w:firstRow="0" w:lastRow="0" w:firstColumn="0" w:lastColumn="0" w:oddVBand="0" w:evenVBand="0" w:oddHBand="0" w:evenHBand="0" w:firstRowFirstColumn="0" w:firstRowLastColumn="0" w:lastRowFirstColumn="0" w:lastRowLastColumn="0"/>
               <w:rPr>
-                <w:rFonts w:cs="Arial" w:asciiTheme="minorHAnsi" w:hAnsiTheme="minorHAnsi"/>
-                <w:sz w:val="22"/>
-                <w:szCs w:val="22"/>
                 <w:lang w:eastAsia="en-US"/>
               </w:rPr>
             </w:pPr>
@@ -2848,9 +2101,6 @@
         <w:sdt>
           <w:sdtPr>
             <w:rPr>
-              <w:rFonts w:cs="Arial"/>
-              <w:sz w:val="22"/>
-              <w:szCs w:val="22"/>
               <w:lang w:eastAsia="en-US"/>
             </w:rPr>
             <w:alias w:val="Amount_ReportTotalsLine"/>
@@ -2861,32 +2111,26 @@
             </w:placeholder>
             <w15:color w:val="808080"/>
             <w:text/>
-            <w:dataBinding w:prefixMappings="xmlns:ns0='urn:microsoft-dynamics-nav/reports/Standard_Sales_Quote/1304/'" w:xpath="/ns0:NavWordReportXmlPart[1]/ns0:Header[1]/ns0:ReportTotalsLine[1]/ns0:Amount_ReportTotalsLine[1]"/>
           </w:sdtPr>
           <w:sdtContent>
             <w:tc>
               <w:tcPr>
-                <w:tcW w:w="3685" w:type="dxa"/>
+                <w:tcW w:w="1757" w:type="pct"/>
                 <w:vAlign w:val="center"/>
               </w:tcPr>
               <w:p>
                 <w:pPr>
-                  <w:spacing w:before="120" w:after="120" w:line="240" w:lineRule="exact"/>
+                  <w:pStyle w:val="BCNumber"/>
+                  <w:spacing w:before="120" w:after="120" w:line="240" w:lineRule="auto"/>
                   <w:jc w:val="right"/>
                   <w:cnfStyle w:val="000000000000" w:firstRow="0" w:lastRow="0" w:firstColumn="0" w:lastColumn="0" w:oddVBand="0" w:evenVBand="0" w:oddHBand="0" w:evenHBand="0" w:firstRowFirstColumn="0" w:firstRowLastColumn="0" w:lastRowFirstColumn="0" w:lastRowLastColumn="0"/>
                   <w:rPr>
-                    <w:rFonts w:cs="Arial" w:asciiTheme="minorHAnsi" w:hAnsiTheme="minorHAnsi"/>
-                    <w:sz w:val="22"/>
-                    <w:szCs w:val="22"/>
                     <w:lang w:eastAsia="en-US"/>
                   </w:rPr>
                 </w:pPr>
                 <w:proofErr w:type="spellStart"/>
                 <w:r>
                   <w:rPr>
-                    <w:rFonts w:cs="Arial" w:asciiTheme="minorHAnsi" w:hAnsiTheme="minorHAnsi"/>
-                    <w:sz w:val="22"/>
-                    <w:szCs w:val="22"/>
                     <w:lang w:eastAsia="en-US"/>
                   </w:rPr>
                   <w:t>Amount_ReportTotalsLine</w:t>
@@ -2899,15 +2143,12 @@
       </w:tr>
       <w:tr>
         <w:trPr>
+          <w:cantSplit/>
           <w:trHeight w:val="490"/>
         </w:trPr>
         <w:sdt>
           <w:sdtPr>
-            <w:rPr>
-              <w:rFonts w:eastAsia="Times New Roman"/>
-              <w:sz w:val="22"/>
-              <w:szCs w:val="22"/>
-            </w:rPr>
+            <w:rPr/>
             <w:alias w:val="VATAmount_Lbl"/>
             <w:tag w:val="#BC:InsertDataItem,DataItems/Header/VATAmount_Lbl"/>
             <w:id w:val="961699813"/>
@@ -2916,34 +2157,24 @@
             </w:placeholder>
             <w15:color w:val="808080"/>
             <w:text/>
-            <w:dataBinding w:prefixMappings="xmlns:ns0='urn:microsoft-dynamics-nav/reports/Standard_Sales_Quote/1304/'" w:xpath="/ns0:NavWordReportXmlPart[1]/ns0:Header[1]/ns0:VATAmount_Lbl[1]"/>
           </w:sdtPr>
           <w:sdtContent>
             <w:tc>
               <w:tcPr>
                 <w:cnfStyle w:val="001000000000" w:firstRow="0" w:lastRow="0" w:firstColumn="1" w:lastColumn="0" w:oddVBand="0" w:evenVBand="0" w:oddHBand="0" w:evenHBand="0" w:firstRowFirstColumn="0" w:firstRowLastColumn="0" w:lastRowFirstColumn="0" w:lastRowLastColumn="0"/>
-                <w:tcW w:w="4995" w:type="dxa"/>
+                <w:tcW w:w="2380" w:type="pct"/>
                 <w:tcBorders>
-                  <w:bottom w:val="single" w:color="000000" w:sz="4" w:space="0"/>
+                  <w:bottom w:val="single" w:sz="4" w:space="0" w:color="000000"/>
                 </w:tcBorders>
                 <w:vAlign w:val="center"/>
               </w:tcPr>
               <w:p>
                 <w:pPr>
-                  <w:spacing w:before="120" w:after="120" w:line="240" w:lineRule="exact"/>
-                  <w:rPr>
-                    <w:rFonts w:eastAsia="Times New Roman" w:asciiTheme="minorHAnsi" w:hAnsiTheme="minorHAnsi"/>
-                    <w:sz w:val="22"/>
-                    <w:szCs w:val="22"/>
-                  </w:rPr>
+                  <w:pStyle w:val="NoSpacing"/>
+                  <w:spacing w:before="120" w:after="120" w:line="240" w:lineRule="auto"/>
                 </w:pPr>
                 <w:proofErr w:type="spellStart"/>
                 <w:r>
-                  <w:rPr>
-                    <w:rFonts w:eastAsia="Times New Roman" w:asciiTheme="minorHAnsi" w:hAnsiTheme="minorHAnsi"/>
-                    <w:sz w:val="22"/>
-                    <w:szCs w:val="22"/>
-                  </w:rPr>
                   <w:t>VATAmount_Lbl</w:t>
                 </w:r>
                 <w:proofErr w:type="spellEnd"/>
@@ -2953,20 +2184,18 @@
         </w:sdt>
         <w:tc>
           <w:tcPr>
-            <w:tcW w:w="960" w:type="dxa"/>
+            <w:tcW w:w="457" w:type="pct"/>
             <w:tcBorders>
-              <w:bottom w:val="single" w:color="000000" w:sz="4" w:space="0"/>
+              <w:bottom w:val="single" w:sz="4" w:space="0" w:color="000000"/>
             </w:tcBorders>
             <w:vAlign w:val="center"/>
           </w:tcPr>
           <w:p>
             <w:pPr>
-              <w:spacing w:before="120" w:after="120" w:line="240" w:lineRule="exact"/>
+              <w:pStyle w:val="NoSpacing"/>
+              <w:spacing w:before="120" w:after="120" w:line="240" w:lineRule="auto"/>
               <w:cnfStyle w:val="000000000000" w:firstRow="0" w:lastRow="0" w:firstColumn="0" w:lastColumn="0" w:oddVBand="0" w:evenVBand="0" w:oddHBand="0" w:evenHBand="0" w:firstRowFirstColumn="0" w:firstRowLastColumn="0" w:lastRowFirstColumn="0" w:lastRowLastColumn="0"/>
               <w:rPr>
-                <w:rFonts w:cs="Arial" w:asciiTheme="minorHAnsi" w:hAnsiTheme="minorHAnsi"/>
-                <w:sz w:val="22"/>
-                <w:szCs w:val="22"/>
                 <w:lang w:eastAsia="en-US"/>
               </w:rPr>
             </w:pPr>
@@ -2974,20 +2203,18 @@
         </w:tc>
         <w:tc>
           <w:tcPr>
-            <w:tcW w:w="425" w:type="dxa"/>
+            <w:tcW w:w="202" w:type="pct"/>
             <w:tcBorders>
-              <w:bottom w:val="single" w:color="000000" w:sz="4" w:space="0"/>
+              <w:bottom w:val="single" w:sz="4" w:space="0" w:color="000000"/>
             </w:tcBorders>
             <w:vAlign w:val="center"/>
           </w:tcPr>
           <w:p>
             <w:pPr>
-              <w:spacing w:before="120" w:after="120" w:line="240" w:lineRule="exact"/>
+              <w:pStyle w:val="NoSpacing"/>
+              <w:spacing w:before="120" w:after="120" w:line="240" w:lineRule="auto"/>
               <w:cnfStyle w:val="000000000000" w:firstRow="0" w:lastRow="0" w:firstColumn="0" w:lastColumn="0" w:oddVBand="0" w:evenVBand="0" w:oddHBand="0" w:evenHBand="0" w:firstRowFirstColumn="0" w:firstRowLastColumn="0" w:lastRowFirstColumn="0" w:lastRowLastColumn="0"/>
               <w:rPr>
-                <w:rFonts w:cs="Arial" w:asciiTheme="minorHAnsi" w:hAnsiTheme="minorHAnsi"/>
-                <w:sz w:val="22"/>
-                <w:szCs w:val="22"/>
                 <w:lang w:val="en-US" w:eastAsia="en-US"/>
               </w:rPr>
             </w:pPr>
@@ -2995,20 +2222,18 @@
         </w:tc>
         <w:tc>
           <w:tcPr>
-            <w:tcW w:w="429" w:type="dxa"/>
+            <w:tcW w:w="204" w:type="pct"/>
             <w:tcBorders>
-              <w:bottom w:val="single" w:color="000000" w:sz="4" w:space="0"/>
+              <w:bottom w:val="single" w:sz="4" w:space="0" w:color="000000"/>
             </w:tcBorders>
             <w:vAlign w:val="center"/>
           </w:tcPr>
           <w:p>
             <w:pPr>
-              <w:spacing w:before="120" w:after="120" w:line="240" w:lineRule="exact"/>
+              <w:pStyle w:val="NoSpacing"/>
+              <w:spacing w:before="120" w:after="120" w:line="240" w:lineRule="auto"/>
               <w:cnfStyle w:val="000000000000" w:firstRow="0" w:lastRow="0" w:firstColumn="0" w:lastColumn="0" w:oddVBand="0" w:evenVBand="0" w:oddHBand="0" w:evenHBand="0" w:firstRowFirstColumn="0" w:firstRowLastColumn="0" w:lastRowFirstColumn="0" w:lastRowLastColumn="0"/>
               <w:rPr>
-                <w:rFonts w:cs="Arial" w:asciiTheme="minorHAnsi" w:hAnsiTheme="minorHAnsi"/>
-                <w:sz w:val="22"/>
-                <w:szCs w:val="22"/>
                 <w:lang w:eastAsia="en-US"/>
               </w:rPr>
             </w:pPr>
@@ -3017,9 +2242,6 @@
         <w:sdt>
           <w:sdtPr>
             <w:rPr>
-              <w:rFonts w:cs="Arial"/>
-              <w:sz w:val="22"/>
-              <w:szCs w:val="22"/>
               <w:lang w:eastAsia="en-US"/>
             </w:rPr>
             <w:alias w:val="TotalVATAmount"/>
@@ -3030,35 +2252,29 @@
             </w:placeholder>
             <w15:color w:val="808080"/>
             <w:text/>
-            <w:dataBinding w:prefixMappings="xmlns:ns0='urn:microsoft-dynamics-nav/reports/Standard_Sales_Quote/1304/'" w:xpath="/ns0:NavWordReportXmlPart[1]/ns0:Header[1]/ns0:Totals[1]/ns0:TotalVATAmount[1]"/>
           </w:sdtPr>
           <w:sdtContent>
             <w:tc>
               <w:tcPr>
-                <w:tcW w:w="3685" w:type="dxa"/>
+                <w:tcW w:w="1757" w:type="pct"/>
                 <w:tcBorders>
-                  <w:bottom w:val="single" w:color="000000" w:sz="4" w:space="0"/>
+                  <w:bottom w:val="single" w:sz="4" w:space="0" w:color="000000"/>
                 </w:tcBorders>
                 <w:vAlign w:val="center"/>
               </w:tcPr>
               <w:p>
                 <w:pPr>
-                  <w:spacing w:before="120" w:after="120" w:line="240" w:lineRule="exact"/>
+                  <w:pStyle w:val="BCNumber"/>
+                  <w:spacing w:before="120" w:after="120" w:line="240" w:lineRule="auto"/>
                   <w:jc w:val="right"/>
                   <w:cnfStyle w:val="000000000000" w:firstRow="0" w:lastRow="0" w:firstColumn="0" w:lastColumn="0" w:oddVBand="0" w:evenVBand="0" w:oddHBand="0" w:evenHBand="0" w:firstRowFirstColumn="0" w:firstRowLastColumn="0" w:lastRowFirstColumn="0" w:lastRowLastColumn="0"/>
                   <w:rPr>
-                    <w:rFonts w:cs="Arial" w:asciiTheme="minorHAnsi" w:hAnsiTheme="minorHAnsi"/>
-                    <w:sz w:val="22"/>
-                    <w:szCs w:val="22"/>
                     <w:lang w:eastAsia="en-US"/>
                   </w:rPr>
                 </w:pPr>
                 <w:proofErr w:type="spellStart"/>
                 <w:r>
                   <w:rPr>
-                    <w:rFonts w:cs="Arial" w:asciiTheme="minorHAnsi" w:hAnsiTheme="minorHAnsi"/>
-                    <w:sz w:val="22"/>
-                    <w:szCs w:val="22"/>
                     <w:lang w:eastAsia="en-US"/>
                   </w:rPr>
                   <w:t>TotalVATAmount</w:t>
@@ -3072,15 +2288,12 @@
       <w:tr>
         <w:trPr>
           <w:cnfStyle w:val="010000000000" w:firstRow="0" w:lastRow="1" w:firstColumn="0" w:lastColumn="0" w:oddVBand="0" w:evenVBand="0" w:oddHBand="0" w:evenHBand="0" w:firstRowFirstColumn="0" w:firstRowLastColumn="0" w:lastRowFirstColumn="0" w:lastRowLastColumn="0"/>
+          <w:cantSplit/>
           <w:trHeight w:val="490"/>
         </w:trPr>
         <w:sdt>
           <w:sdtPr>
-            <w:rPr>
-              <w:rFonts w:ascii="Segoe UI Semibold" w:hAnsi="Segoe UI Semibold" w:eastAsia="Times New Roman" w:cs="Segoe UI Semibold"/>
-              <w:sz w:val="22"/>
-              <w:szCs w:val="22"/>
-            </w:rPr>
+            <w:rPr/>
             <w:alias w:val="TotalText"/>
             <w:tag w:val="#BC:InsertDataItem,DataItems/Header/Totals/TotalText"/>
             <w:id w:val="-1797897230"/>
@@ -3089,36 +2302,25 @@
             </w:placeholder>
             <w15:color w:val="808080"/>
             <w:text/>
-            <w:dataBinding w:prefixMappings="xmlns:ns0='urn:microsoft-dynamics-nav/reports/Standard_Sales_Quote/1304/'" w:xpath="/ns0:NavWordReportXmlPart[1]/ns0:Header[1]/ns0:Totals[1]/ns0:TotalText[1]"/>
           </w:sdtPr>
           <w:sdtContent>
             <w:tc>
               <w:tcPr>
                 <w:cnfStyle w:val="001000000000" w:firstRow="0" w:lastRow="0" w:firstColumn="1" w:lastColumn="0" w:oddVBand="0" w:evenVBand="0" w:oddHBand="0" w:evenHBand="0" w:firstRowFirstColumn="0" w:firstRowLastColumn="0" w:lastRowFirstColumn="0" w:lastRowLastColumn="0"/>
-                <w:tcW w:w="4995" w:type="dxa"/>
+                <w:tcW w:w="2380" w:type="pct"/>
                 <w:tcBorders>
-                  <w:top w:val="single" w:color="000000" w:sz="4" w:space="0"/>
-                  <w:bottom w:val="single" w:color="000000" w:sz="12" w:space="0"/>
+                  <w:top w:val="single" w:sz="4" w:space="0" w:color="000000"/>
+                  <w:bottom w:val="single" w:sz="12" w:space="0" w:color="000000"/>
                 </w:tcBorders>
                 <w:vAlign w:val="center"/>
               </w:tcPr>
               <w:p>
                 <w:pPr>
-                  <w:pStyle w:val="Heading2"/>
-                  <w:spacing w:before="120" w:after="120" w:line="240" w:lineRule="exact"/>
-                  <w:rPr>
-                    <w:rFonts w:ascii="Segoe UI Semibold" w:hAnsi="Segoe UI Semibold" w:eastAsia="Times New Roman" w:cs="Segoe UI Semibold"/>
-                    <w:sz w:val="22"/>
-                    <w:szCs w:val="22"/>
-                  </w:rPr>
+                  <w:pStyle w:val="BCLabel"/>
+                  <w:spacing w:before="120" w:after="120" w:line="240" w:lineRule="auto"/>
                 </w:pPr>
                 <w:proofErr w:type="spellStart"/>
                 <w:r>
-                  <w:rPr>
-                    <w:rFonts w:ascii="Segoe UI Semibold" w:hAnsi="Segoe UI Semibold" w:eastAsia="Times New Roman" w:cs="Segoe UI Semibold"/>
-                    <w:sz w:val="22"/>
-                    <w:szCs w:val="22"/>
-                  </w:rPr>
                   <w:t>TotalText</w:t>
                 </w:r>
                 <w:proofErr w:type="spellEnd"/>
@@ -3128,23 +2330,19 @@
         </w:sdt>
         <w:tc>
           <w:tcPr>
-            <w:tcW w:w="960" w:type="dxa"/>
+            <w:tcW w:w="457" w:type="pct"/>
             <w:tcBorders>
-              <w:top w:val="single" w:color="000000" w:sz="4" w:space="0"/>
-              <w:bottom w:val="single" w:color="000000" w:sz="12" w:space="0"/>
+              <w:top w:val="single" w:sz="4" w:space="0" w:color="000000"/>
+              <w:bottom w:val="single" w:sz="12" w:space="0" w:color="000000"/>
             </w:tcBorders>
             <w:vAlign w:val="center"/>
           </w:tcPr>
           <w:p>
             <w:pPr>
-              <w:pStyle w:val="Heading2"/>
-              <w:spacing w:before="120" w:after="120" w:line="240" w:lineRule="exact"/>
+              <w:pStyle w:val="BCLabel"/>
+              <w:spacing w:before="120" w:after="120" w:line="240" w:lineRule="auto"/>
               <w:cnfStyle w:val="010000000000" w:firstRow="0" w:lastRow="1" w:firstColumn="0" w:lastColumn="0" w:oddVBand="0" w:evenVBand="0" w:oddHBand="0" w:evenHBand="0" w:firstRowFirstColumn="0" w:firstRowLastColumn="0" w:lastRowFirstColumn="0" w:lastRowLastColumn="0"/>
               <w:rPr>
-                <w:rFonts w:ascii="Segoe UI Semibold" w:hAnsi="Segoe UI Semibold" w:cs="Segoe UI Semibold"/>
-                <w:b w:val="0"/>
-                <w:sz w:val="22"/>
-                <w:szCs w:val="22"/>
                 <w:lang w:eastAsia="en-US"/>
               </w:rPr>
             </w:pPr>
@@ -3152,23 +2350,19 @@
         </w:tc>
         <w:tc>
           <w:tcPr>
-            <w:tcW w:w="425" w:type="dxa"/>
+            <w:tcW w:w="202" w:type="pct"/>
             <w:tcBorders>
-              <w:top w:val="single" w:color="000000" w:sz="4" w:space="0"/>
-              <w:bottom w:val="single" w:color="000000" w:sz="12" w:space="0"/>
+              <w:top w:val="single" w:sz="4" w:space="0" w:color="000000"/>
+              <w:bottom w:val="single" w:sz="12" w:space="0" w:color="000000"/>
             </w:tcBorders>
             <w:vAlign w:val="center"/>
           </w:tcPr>
           <w:p>
             <w:pPr>
-              <w:pStyle w:val="Heading2"/>
-              <w:spacing w:before="120" w:after="120" w:line="240" w:lineRule="exact"/>
+              <w:pStyle w:val="BCLabel"/>
+              <w:spacing w:before="120" w:after="120" w:line="240" w:lineRule="auto"/>
               <w:cnfStyle w:val="010000000000" w:firstRow="0" w:lastRow="1" w:firstColumn="0" w:lastColumn="0" w:oddVBand="0" w:evenVBand="0" w:oddHBand="0" w:evenHBand="0" w:firstRowFirstColumn="0" w:firstRowLastColumn="0" w:lastRowFirstColumn="0" w:lastRowLastColumn="0"/>
               <w:rPr>
-                <w:rFonts w:ascii="Segoe UI Semibold" w:hAnsi="Segoe UI Semibold" w:cs="Segoe UI Semibold"/>
-                <w:b w:val="0"/>
-                <w:sz w:val="22"/>
-                <w:szCs w:val="22"/>
                 <w:lang w:eastAsia="en-US"/>
               </w:rPr>
             </w:pPr>
@@ -3176,23 +2370,19 @@
         </w:tc>
         <w:tc>
           <w:tcPr>
-            <w:tcW w:w="429" w:type="dxa"/>
+            <w:tcW w:w="204" w:type="pct"/>
             <w:tcBorders>
-              <w:top w:val="single" w:color="000000" w:sz="4" w:space="0"/>
-              <w:bottom w:val="single" w:color="000000" w:sz="12" w:space="0"/>
+              <w:top w:val="single" w:sz="4" w:space="0" w:color="000000"/>
+              <w:bottom w:val="single" w:sz="12" w:space="0" w:color="000000"/>
             </w:tcBorders>
             <w:vAlign w:val="center"/>
           </w:tcPr>
           <w:p>
             <w:pPr>
-              <w:pStyle w:val="Heading2"/>
-              <w:spacing w:before="120" w:after="120" w:line="240" w:lineRule="exact"/>
+              <w:pStyle w:val="BCLabel"/>
+              <w:spacing w:before="120" w:after="120" w:line="240" w:lineRule="auto"/>
               <w:cnfStyle w:val="010000000000" w:firstRow="0" w:lastRow="1" w:firstColumn="0" w:lastColumn="0" w:oddVBand="0" w:evenVBand="0" w:oddHBand="0" w:evenHBand="0" w:firstRowFirstColumn="0" w:firstRowLastColumn="0" w:lastRowFirstColumn="0" w:lastRowLastColumn="0"/>
               <w:rPr>
-                <w:rFonts w:ascii="Segoe UI Semibold" w:hAnsi="Segoe UI Semibold" w:cs="Segoe UI Semibold"/>
-                <w:b w:val="0"/>
-                <w:sz w:val="22"/>
-                <w:szCs w:val="22"/>
                 <w:lang w:eastAsia="en-US"/>
               </w:rPr>
             </w:pPr>
@@ -3200,43 +2390,30 @@
         </w:tc>
         <w:tc>
           <w:tcPr>
-            <w:tcW w:w="3685" w:type="dxa"/>
+            <w:tcW w:w="1757" w:type="pct"/>
             <w:tcBorders>
-              <w:top w:val="single" w:color="000000" w:sz="4" w:space="0"/>
-              <w:bottom w:val="single" w:color="000000" w:sz="12" w:space="0"/>
+              <w:top w:val="single" w:sz="4" w:space="0" w:color="000000"/>
+              <w:bottom w:val="single" w:sz="12" w:space="0" w:color="000000"/>
             </w:tcBorders>
             <w:vAlign w:val="center"/>
           </w:tcPr>
           <w:p>
             <w:pPr>
-              <w:pStyle w:val="Heading2"/>
-              <w:spacing w:before="120" w:after="120" w:line="240" w:lineRule="exact"/>
+              <w:pStyle w:val="BCLabelNumber"/>
+              <w:spacing w:before="120" w:after="120" w:line="240" w:lineRule="auto"/>
               <w:jc w:val="right"/>
               <w:cnfStyle w:val="010000000000" w:firstRow="0" w:lastRow="1" w:firstColumn="0" w:lastColumn="0" w:oddVBand="0" w:evenVBand="0" w:oddHBand="0" w:evenHBand="0" w:firstRowFirstColumn="0" w:firstRowLastColumn="0" w:lastRowFirstColumn="0" w:lastRowLastColumn="0"/>
               <w:rPr>
-                <w:rFonts w:ascii="Segoe UI Semibold" w:hAnsi="Segoe UI Semibold" w:cs="Segoe UI Semibold"/>
-                <w:b w:val="0"/>
-                <w:sz w:val="22"/>
-                <w:szCs w:val="22"/>
                 <w:lang w:eastAsia="en-US"/>
               </w:rPr>
             </w:pPr>
             <w:r>
-              <w:rPr>
-                <w:rFonts w:ascii="Segoe UI Semibold" w:hAnsi="Segoe UI Semibold" w:eastAsia="Times New Roman" w:cs="Segoe UI Semibold"/>
-                <w:sz w:val="22"/>
-                <w:szCs w:val="22"/>
-              </w:rPr>
               <w:t> </w:t>
             </w:r>
             <w:proofErr w:type="spellStart"/>
             <w:sdt>
               <w:sdtPr>
-                <w:rPr>
-                  <w:rFonts w:ascii="Segoe UI Semibold" w:hAnsi="Segoe UI Semibold" w:eastAsia="Times New Roman" w:cs="Segoe UI Semibold"/>
-                  <w:sz w:val="22"/>
-                  <w:szCs w:val="22"/>
-                </w:rPr>
+                <w:rPr/>
                 <w:alias w:val="TotalAmountIncludingVAT"/>
                 <w:tag w:val="#BC:InsertDataItem,DataItems/Header/Totals/TotalAmountIncludingVAT"/>
                 <w:id w:val="-1587834767"/>
@@ -3245,15 +2422,9 @@
                 </w:placeholder>
                 <w15:color w:val="808080"/>
                 <w:text/>
-                <w:dataBinding w:prefixMappings="xmlns:ns0='urn:microsoft-dynamics-nav/reports/Standard_Sales_Quote/1304/'" w:xpath="/ns0:NavWordReportXmlPart[1]/ns0:Header[1]/ns0:Totals[1]/ns0:TotalAmountIncludingVAT[1]"/>
               </w:sdtPr>
               <w:sdtContent>
                 <w:r>
-                  <w:rPr>
-                    <w:rFonts w:ascii="Segoe UI Semibold" w:hAnsi="Segoe UI Semibold" w:eastAsia="Times New Roman" w:cs="Segoe UI Semibold"/>
-                    <w:sz w:val="22"/>
-                    <w:szCs w:val="22"/>
-                  </w:rPr>
                   <w:t>TotalAmountIncludingVAT</w:t>
                 </w:r>
                 <w:proofErr w:type="spellEnd"/>
@@ -3266,25 +2437,26 @@
     <w:p/>
     <w:tbl>
       <w:tblPr>
-        <w:tblW w:w="0" w:type="auto"/>
+        <w:tblStyle w:val="BCBlockTable"/>
+        <w:tblW w:w="5000" w:type="pct"/>
         <w:tblCellMar>
           <w:left w:w="0" w:type="dxa"/>
           <w:right w:w="0" w:type="dxa"/>
         </w:tblCellMar>
-        <w:tblLook w:val="0000" w:firstRow="0" w:lastRow="0" w:firstColumn="0" w:lastColumn="0" w:noHBand="0" w:noVBand="0"/>
+        <w:tblLook w:val="0620" w:firstRow="1" w:lastRow="0" w:firstColumn="0" w:lastColumn="0" w:noHBand="1" w:noVBand="1"/>
         <w:tblCaption w:val="Note Block"/>
+        <w:tblDescription w:val="Layout table. Used for positioning, not for tabular data."/>
       </w:tblPr>
       <w:tblGrid>
         <w:gridCol w:w="10494"/>
       </w:tblGrid>
       <w:tr>
+        <w:trPr>
+          <w:cantSplit/>
+        </w:trPr>
         <w:sdt>
           <w:sdtPr>
-            <w:rPr>
-              <w:iCs/>
-              <w:sz w:val="22"/>
-              <w:szCs w:val="22"/>
-            </w:rPr>
+            <w:rPr/>
             <w:alias w:val="WorkDescriptionLine"/>
             <w:tag w:val="#BC:InsertDataItem,DataItems/Header/WorkDescriptionLines/WorkDescriptionLine"/>
             <w:id w:val="1093668451"/>
@@ -3293,28 +2465,56 @@
             </w:placeholder>
             <w15:color w:val="808080"/>
             <w:text/>
-            <w:dataBinding w:prefixMappings="xmlns:ns0='urn:microsoft-dynamics-nav/reports/Standard_Sales_Quote/1304/'" w:xpath="/ns0:NavWordReportXmlPart[1]/ns0:Header[1]/ns0:WorkDescriptionLines[1]/ns0:WorkDescriptionLine[1]"/>
           </w:sdtPr>
           <w:sdtContent>
             <w:tc>
               <w:tcPr>
-                <w:tcW w:w="10610" w:type="dxa"/>
+                <w:tcW w:w="5000" w:type="pct"/>
               </w:tcPr>
               <w:p>
                 <w:pPr>
+                  <w:pStyle w:val="NoSpacing"/>
                   <w:ind w:right="26"/>
-                  <w:rPr>
-                    <w:i/>
-                  </w:rPr>
                 </w:pPr>
                 <w:proofErr w:type="spellStart"/>
                 <w:r>
-                  <w:rPr>
-                    <w:iCs/>
-                    <w:sz w:val="22"/>
-                    <w:szCs w:val="22"/>
-                  </w:rPr>
                   <w:t>WorkDescriptionLine</w:t>
+                </w:r>
+                <w:proofErr w:type="spellEnd"/>
+              </w:p>
+            </w:tc>
+          </w:sdtContent>
+        </w:sdt>
+      </w:tr>
+      <w:tr>
+        <w:trPr>
+          <w:cantSplit/>
+        </w:trPr>
+        <w:sdt>
+          <w:sdtPr>
+            <w:rPr/>
+            <w:alias w:val="CompanyLegalStatement"/>
+            <w:tag w:val="#BC:InsertDataItem,DataItems/Header/CompanyLegalStatement"/>
+            <w:id w:val="-888263420"/>
+            <w:placeholder>
+              <w:docPart w:val="DefaultPlaceholder_-1854013440"/>
+            </w:placeholder>
+            <w15:color w:val="808080"/>
+            <w:text/>
+          </w:sdtPr>
+          <w:sdtContent>
+            <w:tc>
+              <w:tcPr>
+                <w:tcW w:w="5000" w:type="pct"/>
+              </w:tcPr>
+              <w:p>
+                <w:pPr>
+                  <w:pStyle w:val="NoSpacing"/>
+                  <w:ind w:right="26"/>
+                </w:pPr>
+                <w:proofErr w:type="spellStart"/>
+                <w:r>
+                  <w:t>CompanyLegalStatement</w:t>
                 </w:r>
                 <w:proofErr w:type="spellEnd"/>
               </w:p>
@@ -3849,6 +3049,7 @@
       <w:kern w:val="0"/>
       <w:sz w:val="20"/>
       <w:szCs w:val="20"/>
+      <w:lang w:val="en-DK" w:eastAsia="en-DK"/>
       <w14:ligatures w14:val="none"/>
     </w:rPr>
     <w:tblPr/>
@@ -4041,244 +3242,335 @@
       <w:color w:val="666666"/>
     </w:rPr>
   </w:style>
+  <w:style w:type="character" w:styleId="Emphasis">
+    <w:name w:val="Emphasis"/>
+    <w:basedOn w:val="DefaultParagraphFont"/>
+    <w:uiPriority w:val="20"/>
+    <w:qFormat/>
+    <w:rsid w:val="004B690D"/>
+    <w:rPr>
+      <w:i/>
+      <w:iCs/>
+    </w:rPr>
+  </w:style>
+  <w:style w:type="table" w:customStyle="1" w:styleId="BCVariantTable">
+    <w:name w:val="BC Variant _ Table"/>
+    <w:basedOn w:val="TableNormal"/>
+    <w:uiPriority w:val="99"/>
+    <w:rsid w:val="004B690D"/>
+    <w:pPr>
+      <w:spacing w:before="120" w:after="120" w:line="240" w:lineRule="auto"/>
+    </w:pPr>
+    <w:rPr>
+      <w:rFonts w:ascii="Sitka Text" w:eastAsiaTheme="minorHAnsi" w:hAnsi="Sitka Text"/>
+      <w:color w:val="4D614C"/>
+      <w:lang w:val="en-US" w:eastAsia="ja-JP"/>
+    </w:rPr>
+    <w:tblPr/>
+    <w:tblStylePr w:type="firstRow">
+      <w:pPr>
+        <w:wordWrap/>
+        <w:spacing w:beforeLines="0" w:before="120" w:beforeAutospacing="0" w:afterLines="0" w:after="120" w:afterAutospacing="0" w:line="240" w:lineRule="auto"/>
+      </w:pPr>
+      <w:rPr>
+        <w:rFonts w:ascii="Yu Gothic Light" w:hAnsi="Yu Gothic Light"/>
+        <w:b/>
+        <w:sz w:val="24"/>
+      </w:rPr>
+      <w:tblPr/>
+      <w:tcPr>
+        <w:tcBorders>
+          <w:bottom w:val="single" w:sz="8" w:space="0" w:color="4D614C"/>
+        </w:tcBorders>
+      </w:tcPr>
+    </w:tblStylePr>
+  </w:style>
+  <w:style w:type="paragraph" w:styleId="Quote">
+    <w:name w:val="Quote"/>
+    <w:basedOn w:val="Normal"/>
+    <w:next w:val="Normal"/>
+    <w:link w:val="QuoteChar"/>
+    <w:uiPriority w:val="29"/>
+    <w:qFormat/>
+    <w:rsid w:val="004B690D"/>
+    <w:pPr>
+      <w:spacing w:before="200"/>
+      <w:ind w:left="864" w:right="864"/>
+      <w:jc w:val="center"/>
+    </w:pPr>
+    <w:rPr>
+      <w:rFonts w:eastAsiaTheme="minorHAnsi"/>
+      <w:i/>
+      <w:iCs/>
+      <w:color w:val="404040" w:themeColor="text1" w:themeTint="BF"/>
+      <w:lang w:val="en-US" w:eastAsia="ja-JP"/>
+    </w:rPr>
+  </w:style>
+  <w:style w:type="character" w:customStyle="1" w:styleId="QuoteChar">
+    <w:name w:val="Quote Char"/>
+    <w:basedOn w:val="DefaultParagraphFont"/>
+    <w:link w:val="Quote"/>
+    <w:uiPriority w:val="29"/>
+    <w:rsid w:val="004B690D"/>
+    <w:rPr>
+      <w:rFonts w:eastAsiaTheme="minorHAnsi"/>
+      <w:i/>
+      <w:iCs/>
+      <w:color w:val="404040" w:themeColor="text1" w:themeTint="BF"/>
+      <w:lang w:val="en-US" w:eastAsia="ja-JP"/>
+    </w:rPr>
+  </w:style>
+  <w:style w:type="paragraph" w:styleId="NoSpacing">
+    <w:name w:val="No Spacing"/>
+    <w:uiPriority w:val="1"/>
+    <w:qFormat/>
+    <w:rsid w:val="00416FC2"/>
+    <w:pPr>
+      <w:spacing w:after="0" w:line="240" w:lineRule="auto"/>
+    </w:pPr>
+    <w:rPr>
+      <w:rFonts w:asciiTheme="minorHAnsi" w:hAnsiTheme="minorHAnsi" w:eastAsiaTheme="minorHAnsi" w:cstheme="minorBidi"/>
+      <w:color w:val="242424" w:themeColor="text1"/>
+    </w:rPr>
+  </w:style>
+  <w:style w:type="paragraph" w:customStyle="1" w:styleId="BCNumber">
+    <w:name w:val="BC Number"/>
+    <w:basedOn w:val="NoSpacing"/>
+    <w:next w:val="Normal"/>
+    <w:uiPriority w:val="2"/>
+    <w:qFormat/>
+    <w:pPr>
+      <w:spacing w:before="0" w:after="0" w:line="240" w:lineRule="auto"/>
+    </w:pPr>
+    <w:rPr>
+      <w:rFonts w:asciiTheme="minorHAnsi" w:hAnsiTheme="minorHAnsi" w:eastAsiaTheme="minorHAnsi" w:cstheme="minorBidi"/>
+      <w:color w:val="242424" w:themeColor="text1"/>
+      <w14:numForm w14:val="tabular"/>
+      <w14:numSpacing w14:val="tabular"/>
+    </w:rPr>
+  </w:style>
+  <w:style w:type="paragraph" w:customStyle="1" w:styleId="BCLabel">
+    <w:name w:val="BC Label"/>
+    <w:basedOn w:val="NoSpacing"/>
+    <w:next w:val="Normal"/>
+    <w:uiPriority w:val="2"/>
+    <w:qFormat/>
+    <w:pPr>
+      <w:keepNext/>
+      <w:spacing w:before="0" w:after="0" w:line="240" w:lineRule="auto"/>
+    </w:pPr>
+    <w:rPr>
+      <w:rFonts w:asciiTheme="majorHAnsi" w:hAnsiTheme="majorHAnsi" w:eastAsiaTheme="majorEastAsia" w:cstheme="majorBidi"/>
+      <w:color w:val="242424" w:themeColor="text1"/>
+    </w:rPr>
+  </w:style>
+  <w:style w:type="paragraph" w:customStyle="1" w:styleId="BCLabelNumber">
+    <w:name w:val="BC Label Number"/>
+    <w:basedOn w:val="BCLabel"/>
+    <w:next w:val="Normal"/>
+    <w:uiPriority w:val="2"/>
+    <w:qFormat/>
+    <w:pPr>
+      <w:spacing w:before="0" w:after="0" w:line="240" w:lineRule="auto"/>
+    </w:pPr>
+    <w:rPr>
+      <w:rFonts w:asciiTheme="majorHAnsi" w:hAnsiTheme="majorHAnsi" w:eastAsiaTheme="majorEastAsia" w:cstheme="majorBidi"/>
+      <w:color w:val="242424" w:themeColor="text1"/>
+      <w14:numForm w14:val="tabular"/>
+      <w14:numSpacing w14:val="tabular"/>
+    </w:rPr>
+  </w:style>
+  <w:style w:type="table" w:customStyle="1" w:styleId="BCBlockTable">
+    <w:name w:val="BC Block Table"/>
+    <w:basedOn w:val="TableNormal"/>
+    <w:uiPriority w:val="99"/>
+    <w:qFormat/>
+    <w:pPr>
+      <w:spacing w:before="0" w:after="0" w:line="240" w:lineRule="auto"/>
+    </w:pPr>
+    <w:tblPr>
+      <w:tblStyleRowBandSize w:val="1"/>
+      <w:tblStyleColBandSize w:val="1"/>
+      <w:tblCellMar>
+        <w:top w:w="0" w:type="dxa"/>
+        <w:left w:w="0" w:type="dxa"/>
+        <w:bottom w:w="0" w:type="dxa"/>
+        <w:right w:w="0" w:type="dxa"/>
+      </w:tblCellMar>
+    </w:tblPr>
+    <w:tcPr>
+      <w:vAlign w:val="top"/>
+    </w:tcPr>
+    <w:tblStylePr w:type="firstRow">
+      <w:rPr>
+        <w:rFonts w:asciiTheme="majorHAnsi" w:hAnsiTheme="majorHAnsi" w:cstheme="majorBidi"/>
+      </w:rPr>
+      <w:tcPr>
+        <w:vAlign w:val="top"/>
+      </w:tcPr>
+    </w:tblStylePr>
+  </w:style>
+  <w:style w:type="table" w:customStyle="1" w:styleId="BCDataTable">
+    <w:name w:val="BC Data Table"/>
+    <w:basedOn w:val="TableNormal"/>
+    <w:uiPriority w:val="99"/>
+    <w:qFormat/>
+    <w:pPr>
+      <w:spacing w:before="0" w:after="0" w:line="240" w:lineRule="auto"/>
+    </w:pPr>
+    <w:tblPr>
+      <w:tblStyleRowBandSize w:val="1"/>
+      <w:tblStyleColBandSize w:val="1"/>
+      <w:tblCellMar>
+        <w:top w:w="0" w:type="dxa"/>
+        <w:left w:w="115" w:type="dxa"/>
+        <w:bottom w:w="0" w:type="dxa"/>
+        <w:right w:w="115" w:type="dxa"/>
+      </w:tblCellMar>
+    </w:tblPr>
+    <w:tcPr>
+      <w:vAlign w:val="center"/>
+    </w:tcPr>
+    <w:tblStylePr w:type="firstRow">
+      <w:pPr>
+        <w:spacing w:before="160" w:after="80"/>
+      </w:pPr>
+      <w:rPr>
+        <w:rFonts w:asciiTheme="majorHAnsi" w:hAnsiTheme="majorHAnsi" w:cstheme="majorBidi"/>
+      </w:rPr>
+      <w:tcPr>
+        <w:tcBorders>
+          <w:bottom w:val="single" w:sz="4" w:space="0" w:color="242424" w:themeColor="text1"/>
+        </w:tcBorders>
+        <w:vAlign w:val="top"/>
+      </w:tcPr>
+    </w:tblStylePr>
+    <w:tblStylePr w:type="lastRow">
+      <w:tcPr>
+        <w:tcBorders>
+          <w:bottom w:val="single" w:sz="4" w:space="0" w:color="F5F7F8" w:themeColor="background2"/>
+        </w:tcBorders>
+      </w:tcPr>
+    </w:tblStylePr>
+    <w:tblStylePr w:type="band1Horz">
+      <w:tcPr>
+        <w:shd w:val="clear" w:color="auto" w:fill="auto"/>
+      </w:tcPr>
+    </w:tblStylePr>
+    <w:tblStylePr w:type="band2Horz">
+      <w:tcPr>
+        <w:shd w:val="clear" w:color="auto" w:fill="CCE6E9" w:themeFill="accent2" w:themeFillTint="33"/>
+      </w:tcPr>
+    </w:tblStylePr>
+  </w:style>
+  <w:style w:type="table" w:customStyle="1" w:styleId="BCTotalsTable">
+    <w:name w:val="BC Totals Table"/>
+    <w:basedOn w:val="TableNormal"/>
+    <w:uiPriority w:val="99"/>
+    <w:qFormat/>
+    <w:pPr>
+      <w:spacing w:before="0" w:after="0" w:line="240" w:lineRule="auto"/>
+    </w:pPr>
+    <w:tblPr>
+      <w:tblStyleRowBandSize w:val="1"/>
+      <w:tblStyleColBandSize w:val="1"/>
+      <w:tblCellMar>
+        <w:top w:w="0" w:type="dxa"/>
+        <w:left w:w="115" w:type="dxa"/>
+        <w:bottom w:w="0" w:type="dxa"/>
+        <w:right w:w="115" w:type="dxa"/>
+      </w:tblCellMar>
+    </w:tblPr>
+    <w:tcPr>
+      <w:vAlign w:val="center"/>
+    </w:tcPr>
+    <w:tblStylePr w:type="lastRow">
+      <w:rPr>
+        <w:rFonts w:asciiTheme="majorHAnsi" w:hAnsiTheme="majorHAnsi" w:cstheme="majorBidi"/>
+      </w:rPr>
+      <w:tcPr>
+        <w:tcBorders>
+          <w:top w:val="single" w:sz="4" w:space="0" w:color="242424" w:themeColor="text1"/>
+          <w:bottom w:val="single" w:sz="8" w:space="0" w:color="242424" w:themeColor="text1"/>
+        </w:tcBorders>
+      </w:tcPr>
+    </w:tblStylePr>
+  </w:style>
+  <w:style w:type="table" w:customStyle="1" w:styleId="BCCalculationTable">
+    <w:name w:val="BC Calculation Table"/>
+    <w:basedOn w:val="TableNormal"/>
+    <w:uiPriority w:val="99"/>
+    <w:qFormat/>
+    <w:pPr>
+      <w:spacing w:before="0" w:after="0" w:line="240" w:lineRule="auto"/>
+    </w:pPr>
+    <w:tblPr>
+      <w:tblStyleRowBandSize w:val="1"/>
+      <w:tblStyleColBandSize w:val="1"/>
+      <w:tblCellMar>
+        <w:top w:w="58" w:type="dxa"/>
+        <w:left w:w="0" w:type="dxa"/>
+        <w:bottom w:w="58" w:type="dxa"/>
+        <w:right w:w="0" w:type="dxa"/>
+      </w:tblCellMar>
+    </w:tblPr>
+    <w:tcPr>
+      <w:vAlign w:val="center"/>
+    </w:tcPr>
+    <w:tblStylePr w:type="firstRow">
+      <w:rPr>
+        <w:rFonts w:asciiTheme="majorHAnsi" w:hAnsiTheme="majorHAnsi" w:cstheme="majorBidi"/>
+      </w:rPr>
+      <w:tcPr>
+        <w:vAlign w:val="bottom"/>
+      </w:tcPr>
+    </w:tblStylePr>
+    <w:tblStylePr w:type="lastRow">
+      <w:rPr>
+        <w:rFonts w:asciiTheme="majorHAnsi" w:hAnsiTheme="majorHAnsi" w:cstheme="majorBidi"/>
+      </w:rPr>
+      <w:tcPr>
+        <w:tcBorders>
+          <w:top w:val="single" w:sz="4" w:space="0" w:color="242424" w:themeColor="text1"/>
+        </w:tcBorders>
+      </w:tcPr>
+    </w:tblStylePr>
+  </w:style>
+  <w:style w:type="table" w:customStyle="1" w:styleId="BCSignatureTable">
+    <w:name w:val="BC Signature Table"/>
+    <w:basedOn w:val="TableNormal"/>
+    <w:uiPriority w:val="99"/>
+    <w:qFormat/>
+    <w:pPr>
+      <w:spacing w:before="0" w:after="0" w:line="240" w:lineRule="auto"/>
+    </w:pPr>
+    <w:tblPr>
+      <w:tblStyleRowBandSize w:val="1"/>
+      <w:tblStyleColBandSize w:val="1"/>
+      <w:tblCellMar>
+        <w:top w:w="0" w:type="dxa"/>
+        <w:left w:w="0" w:type="dxa"/>
+        <w:bottom w:w="0" w:type="dxa"/>
+        <w:right w:w="0" w:type="dxa"/>
+      </w:tblCellMar>
+    </w:tblPr>
+    <w:tcPr>
+      <w:vAlign w:val="top"/>
+    </w:tcPr>
+    <w:tblStylePr w:type="lastRow">
+      <w:tcPr>
+        <w:tcBorders>
+          <w:bottom w:val="single" w:sz="4" w:space="0" w:color="242424" w:themeColor="text1"/>
+        </w:tcBorders>
+      </w:tcPr>
+    </w:tblStylePr>
+  </w:style>
 </w:styles>
 </file>
 
 <file path=word/glossary/document.xml><?xml version="1.0" encoding="utf-8"?>
-<w:glossaryDocument xmlns:wpc="http://schemas.microsoft.com/office/word/2010/wordprocessingCanvas" xmlns:cx="http://schemas.microsoft.com/office/drawing/2014/chartex" xmlns:cx1="http://schemas.microsoft.com/office/drawing/2015/9/8/chartex" xmlns:cx2="http://schemas.microsoft.com/office/drawing/2015/10/21/chartex" xmlns:cx3="http://schemas.microsoft.com/office/drawing/2016/5/9/chartex" xmlns:cx4="http://schemas.microsoft.com/office/drawing/2016/5/10/chartex" xmlns:cx5="http://schemas.microsoft.com/office/drawing/2016/5/11/chartex" xmlns:cx6="http://schemas.microsoft.com/office/drawing/2016/5/12/chartex" xmlns:cx7="http://schemas.microsoft.com/office/drawing/2016/5/13/chartex" xmlns:cx8="http://schemas.microsoft.com/office/drawing/2016/5/14/chartex" xmlns:mc="http://schemas.openxmlformats.org/markup-compatibility/2006" xmlns:aink="http://schemas.microsoft.com/office/drawing/2016/ink" xmlns:am3d="http://schemas.microsoft.com/office/drawing/2017/model3d" xmlns:o="urn:schemas-microsoft-com:office:office" xmlns:oel="http://schemas.microsoft.com/office/2019/extlst" xmlns:r="http://schemas.openxmlformats.org/officeDocument/2006/relationships" xmlns:m="http://schemas.openxmlformats.org/officeDocument/2006/math" xmlns:v="urn:schemas-microsoft-com:vml" xmlns:wp14="http://schemas.microsoft.com/office/word/2010/wordprocessingDrawing" xmlns:wp="http://schemas.openxmlformats.org/drawingml/2006/wordprocessingDrawing" xmlns:w10="urn:schemas-microsoft-com:office:word" xmlns:w="http://schemas.openxmlformats.org/wordprocessingml/2006/main" xmlns:w14="http://schemas.microsoft.com/office/word/2010/wordml" xmlns:w15="http://schemas.microsoft.com/office/word/2012/wordml" xmlns:w16cex="http://schemas.microsoft.com/office/word/2018/wordml/cex" xmlns:w16cid="http://schemas.microsoft.com/office/word/2016/wordml/cid" xmlns:w16="http://schemas.microsoft.com/office/word/2018/wordml" xmlns:w16du="http://schemas.microsoft.com/office/word/2023/wordml/word16du" xmlns:w16sdtdh="http://schemas.microsoft.com/office/word/2020/wordml/sdtdatahash" xmlns:w16sdtfl="http://schemas.microsoft.com/office/word/2024/wordml/sdtformatlock" xmlns:w16se="http://schemas.microsoft.com/office/word/2015/wordml/symex" xmlns:wpg="http://schemas.microsoft.com/office/word/2010/wordprocessingGroup" xmlns:wpi="http://schemas.microsoft.com/office/word/2010/wordprocessingInk" xmlns:wne="http://schemas.microsoft.com/office/word/2006/wordml" xmlns:wps="http://schemas.microsoft.com/office/word/2010/wordprocessingShape" mc:Ignorable="w14 w15 w16se w16cid w16 w16cex w16sdtdh w16sdtfl w16du wp14">
+<w:glossaryDocument xmlns:wpc="http://schemas.microsoft.com/office/word/2010/wordprocessingCanvas" xmlns:cx="http://schemas.microsoft.com/office/drawing/2014/chartex" xmlns:cx1="http://schemas.microsoft.com/office/drawing/2015/9/8/chartex" xmlns:cx2="http://schemas.microsoft.com/office/drawing/2015/10/21/chartex" xmlns:cx3="http://schemas.microsoft.com/office/drawing/2016/5/9/chartex" xmlns:cx4="http://schemas.microsoft.com/office/drawing/2016/5/10/chartex" xmlns:cx5="http://schemas.microsoft.com/office/drawing/2016/5/11/chartex" xmlns:cx6="http://schemas.microsoft.com/office/drawing/2016/5/12/chartex" xmlns:cx7="http://schemas.microsoft.com/office/drawing/2016/5/13/chartex" xmlns:cx8="http://schemas.microsoft.com/office/drawing/2016/5/14/chartex" xmlns:mc="http://schemas.openxmlformats.org/markup-compatibility/2006" xmlns:aink="http://schemas.microsoft.com/office/drawing/2016/ink" xmlns:am3d="http://schemas.microsoft.com/office/drawing/2017/model3d" xmlns:o="urn:schemas-microsoft-com:office:office" xmlns:oel="http://schemas.microsoft.com/office/2019/extlst" xmlns:r="http://schemas.openxmlformats.org/officeDocument/2006/relationships" xmlns:m="http://schemas.openxmlformats.org/officeDocument/2006/math" xmlns:v="urn:schemas-microsoft-com:vml" xmlns:wp14="http://schemas.microsoft.com/office/word/2010/wordprocessingDrawing" xmlns:wp="http://schemas.openxmlformats.org/drawingml/2006/wordprocessingDrawing" xmlns:w10="urn:schemas-microsoft-com:office:word" xmlns:w="http://schemas.openxmlformats.org/wordprocessingml/2006/main" xmlns:w14="http://schemas.microsoft.com/office/word/2010/wordml" xmlns:w15="http://schemas.microsoft.com/office/word/2012/wordml" xmlns:w16cei="http://schemas.microsoft.com/office/word/2026/wordml/cei" xmlns:w16cex="http://schemas.microsoft.com/office/word/2018/wordml/cex" xmlns:w16cid="http://schemas.microsoft.com/office/word/2016/wordml/cid" xmlns:w16="http://schemas.microsoft.com/office/word/2018/wordml" xmlns:w16du="http://schemas.microsoft.com/office/word/2023/wordml/word16du" xmlns:w16sdtdh="http://schemas.microsoft.com/office/word/2020/wordml/sdtdatahash" xmlns:w16sdtfl="http://schemas.microsoft.com/office/word/2024/wordml/sdtformatlock" xmlns:w16se="http://schemas.microsoft.com/office/word/2015/wordml/symex" xmlns:wpg="http://schemas.microsoft.com/office/word/2010/wordprocessingGroup" xmlns:wpi="http://schemas.microsoft.com/office/word/2010/wordprocessingInk" xmlns:wne="http://schemas.microsoft.com/office/word/2006/wordml" xmlns:wps="http://schemas.microsoft.com/office/word/2010/wordprocessingShape" mc:Ignorable="w14 w15 w16se w16cid w16 w16cex w16sdtdh w16sdtfl w16du wp14">
   <w:docParts>
-    <w:docPart>
-      <w:docPartPr>
-        <w:name w:val="5F225A677DEF49769FACAB9302007F7C"/>
-        <w:category>
-          <w:name w:val="General"/>
-          <w:gallery w:val="placeholder"/>
-        </w:category>
-        <w:types>
-          <w:type w:val="bbPlcHdr"/>
-        </w:types>
-        <w:behaviors>
-          <w:behavior w:val="content"/>
-        </w:behaviors>
-        <w:guid w:val="{4F0BD92D-2742-4506-88EC-79874E69A61A}"/>
-      </w:docPartPr>
-      <w:docPartBody>
-        <w:p>
-          <w:pPr>
-            <w:pStyle w:val="5F225A677DEF49769FACAB9302007F7C"/>
-          </w:pPr>
-          <w:r>
-            <w:rPr>
-              <w:rStyle w:val="PlaceholderText"/>
-            </w:rPr>
-            <w:t>Click or tap here to enter text.</w:t>
-          </w:r>
-        </w:p>
-      </w:docPartBody>
-    </w:docPart>
-    <w:docPart>
-      <w:docPartPr>
-        <w:name w:val="69317CDDB6914C8C88FE2BB5D77D2DA9"/>
-        <w:category>
-          <w:name w:val="General"/>
-          <w:gallery w:val="placeholder"/>
-        </w:category>
-        <w:types>
-          <w:type w:val="bbPlcHdr"/>
-        </w:types>
-        <w:behaviors>
-          <w:behavior w:val="content"/>
-        </w:behaviors>
-        <w:guid w:val="{B378BFA5-9159-4440-B7E1-5C340F59E410}"/>
-      </w:docPartPr>
-      <w:docPartBody>
-        <w:p>
-          <w:pPr>
-            <w:pStyle w:val="69317CDDB6914C8C88FE2BB5D77D2DA9"/>
-          </w:pPr>
-          <w:r>
-            <w:rPr>
-              <w:rStyle w:val="PlaceholderText"/>
-            </w:rPr>
-            <w:t>Click or tap here to enter text.</w:t>
-          </w:r>
-        </w:p>
-      </w:docPartBody>
-    </w:docPart>
-    <w:docPart>
-      <w:docPartPr>
-        <w:name w:val="89C2966ECAAB4111BE644C571C12AF55"/>
-        <w:category>
-          <w:name w:val="General"/>
-          <w:gallery w:val="placeholder"/>
-        </w:category>
-        <w:types>
-          <w:type w:val="bbPlcHdr"/>
-        </w:types>
-        <w:behaviors>
-          <w:behavior w:val="content"/>
-        </w:behaviors>
-        <w:guid w:val="{134044A6-6CE6-4BB6-8D79-0CD469175696}"/>
-      </w:docPartPr>
-      <w:docPartBody>
-        <w:p>
-          <w:pPr>
-            <w:pStyle w:val="89C2966ECAAB4111BE644C571C12AF55"/>
-          </w:pPr>
-          <w:r>
-            <w:rPr>
-              <w:rStyle w:val="PlaceholderText"/>
-            </w:rPr>
-            <w:t>Click or tap here to enter text.</w:t>
-          </w:r>
-        </w:p>
-      </w:docPartBody>
-    </w:docPart>
-    <w:docPart>
-      <w:docPartPr>
-        <w:name w:val="D3305FE89FB44577AC961F2B58FC991E"/>
-        <w:category>
-          <w:name w:val="General"/>
-          <w:gallery w:val="placeholder"/>
-        </w:category>
-        <w:types>
-          <w:type w:val="bbPlcHdr"/>
-        </w:types>
-        <w:behaviors>
-          <w:behavior w:val="content"/>
-        </w:behaviors>
-        <w:guid w:val="{D298772A-DF9B-4CF8-918F-875487426A23}"/>
-      </w:docPartPr>
-      <w:docPartBody>
-        <w:p>
-          <w:pPr>
-            <w:pStyle w:val="D3305FE89FB44577AC961F2B58FC991E"/>
-          </w:pPr>
-          <w:r>
-            <w:rPr>
-              <w:rStyle w:val="PlaceholderText"/>
-            </w:rPr>
-            <w:t>Click or tap here to enter text.</w:t>
-          </w:r>
-        </w:p>
-      </w:docPartBody>
-    </w:docPart>
-    <w:docPart>
-      <w:docPartPr>
-        <w:name w:val="1D29ADF246524C089EB815D62188A072"/>
-        <w:category>
-          <w:name w:val="General"/>
-          <w:gallery w:val="placeholder"/>
-        </w:category>
-        <w:types>
-          <w:type w:val="bbPlcHdr"/>
-        </w:types>
-        <w:behaviors>
-          <w:behavior w:val="content"/>
-        </w:behaviors>
-        <w:guid w:val="{FC3A8BC5-E9AD-4659-A3FB-D271857482B6}"/>
-      </w:docPartPr>
-      <w:docPartBody>
-        <w:p>
-          <w:pPr>
-            <w:pStyle w:val="1D29ADF246524C089EB815D62188A072"/>
-          </w:pPr>
-          <w:r>
-            <w:rPr>
-              <w:rStyle w:val="PlaceholderText"/>
-            </w:rPr>
-            <w:t>Click or tap here to enter text.</w:t>
-          </w:r>
-        </w:p>
-      </w:docPartBody>
-    </w:docPart>
-    <w:docPart>
-      <w:docPartPr>
-        <w:name w:val="91F15704D9AA43BA8721E9EB1A40EB54"/>
-        <w:category>
-          <w:name w:val="General"/>
-          <w:gallery w:val="placeholder"/>
-        </w:category>
-        <w:types>
-          <w:type w:val="bbPlcHdr"/>
-        </w:types>
-        <w:behaviors>
-          <w:behavior w:val="content"/>
-        </w:behaviors>
-        <w:guid w:val="{3B0921CA-3117-4A0B-8B0C-B663CA829F29}"/>
-      </w:docPartPr>
-      <w:docPartBody>
-        <w:p>
-          <w:pPr>
-            <w:pStyle w:val="91F15704D9AA43BA8721E9EB1A40EB54"/>
-          </w:pPr>
-          <w:r>
-            <w:rPr>
-              <w:rStyle w:val="PlaceholderText"/>
-            </w:rPr>
-            <w:t>Click or tap here to enter text.</w:t>
-          </w:r>
-        </w:p>
-      </w:docPartBody>
-    </w:docPart>
-    <w:docPart>
-      <w:docPartPr>
-        <w:name w:val="E7E57BA652D349B48CA68EBE3D745D99"/>
-        <w:category>
-          <w:name w:val="General"/>
-          <w:gallery w:val="placeholder"/>
-        </w:category>
-        <w:types>
-          <w:type w:val="bbPlcHdr"/>
-        </w:types>
-        <w:behaviors>
-          <w:behavior w:val="content"/>
-        </w:behaviors>
-        <w:guid w:val="{486FF752-8C08-4F16-B4BC-7E626CD8D6A9}"/>
-      </w:docPartPr>
-      <w:docPartBody>
-        <w:p>
-          <w:pPr>
-            <w:pStyle w:val="E7E57BA652D349B48CA68EBE3D745D99"/>
-          </w:pPr>
-          <w:r>
-            <w:rPr>
-              <w:rStyle w:val="PlaceholderText"/>
-            </w:rPr>
-            <w:t>Click or tap here to enter text.</w:t>
-          </w:r>
-        </w:p>
-      </w:docPartBody>
-    </w:docPart>
-    <w:docPart>
-      <w:docPartPr>
-        <w:name w:val="253996E3A85C46818F3600754F8D6C74"/>
-        <w:category>
-          <w:name w:val="General"/>
-          <w:gallery w:val="placeholder"/>
-        </w:category>
-        <w:types>
-          <w:type w:val="bbPlcHdr"/>
-        </w:types>
-        <w:behaviors>
-          <w:behavior w:val="content"/>
-        </w:behaviors>
-        <w:guid w:val="{C5404ED8-FE57-4942-A828-646095166620}"/>
-      </w:docPartPr>
-      <w:docPartBody>
-        <w:p>
-          <w:pPr>
-            <w:pStyle w:val="253996E3A85C46818F3600754F8D6C74"/>
-          </w:pPr>
-          <w:r>
-            <w:rPr>
-              <w:rStyle w:val="PlaceholderText"/>
-            </w:rPr>
-            <w:t>Click or tap here to enter text.</w:t>
-          </w:r>
-        </w:p>
-      </w:docPartBody>
-    </w:docPart>
     <w:docPart>
       <w:docPartPr>
         <w:name w:val="DefaultPlaceholder_-1854013440"/>
@@ -4296,35 +3588,6 @@
       </w:docPartPr>
       <w:docPartBody>
         <w:p>
-          <w:r>
-            <w:rPr>
-              <w:rStyle w:val="PlaceholderText"/>
-            </w:rPr>
-            <w:t>Click or tap here to enter text.</w:t>
-          </w:r>
-        </w:p>
-      </w:docPartBody>
-    </w:docPart>
-    <w:docPart>
-      <w:docPartPr>
-        <w:name w:val="4525B3E534DC484FBFB1643AB9FB846A"/>
-        <w:category>
-          <w:name w:val="General"/>
-          <w:gallery w:val="placeholder"/>
-        </w:category>
-        <w:types>
-          <w:type w:val="bbPlcHdr"/>
-        </w:types>
-        <w:behaviors>
-          <w:behavior w:val="content"/>
-        </w:behaviors>
-        <w:guid w:val="{DC56245B-402A-4FC3-B5DA-8085AD8D04D0}"/>
-      </w:docPartPr>
-      <w:docPartBody>
-        <w:p>
-          <w:pPr>
-            <w:pStyle w:val="4525B3E534DC484FBFB1643AB9FB846A"/>
-          </w:pPr>
           <w:r>
             <w:rPr>
               <w:rStyle w:val="PlaceholderText"/>
@@ -5204,6 +4467,296 @@
         </w:p>
       </w:docPartBody>
     </w:docPart>
+    <w:docPart>
+      <w:docPartPr>
+        <w:name w:val="AFDCCB62650A49F2B1CA053626D17FA6"/>
+        <w:category>
+          <w:name w:val="General"/>
+          <w:gallery w:val="placeholder"/>
+        </w:category>
+        <w:types>
+          <w:type w:val="bbPlcHdr"/>
+        </w:types>
+        <w:behaviors>
+          <w:behavior w:val="content"/>
+        </w:behaviors>
+        <w:guid w:val="{185BAABF-AF63-4D6B-8993-002DD6178ECB}"/>
+      </w:docPartPr>
+      <w:docPartBody>
+        <w:p>
+          <w:pPr>
+            <w:pStyle w:val="AFDCCB62650A49F2B1CA053626D17FA6"/>
+          </w:pPr>
+          <w:r>
+            <w:rPr>
+              <w:rStyle w:val="PlaceholderText"/>
+            </w:rPr>
+            <w:t>Click or tap here to enter text.</w:t>
+          </w:r>
+        </w:p>
+      </w:docPartBody>
+    </w:docPart>
+    <w:docPart>
+      <w:docPartPr>
+        <w:name w:val="FA5E54562C26425290C8B250E27C2DED"/>
+        <w:category>
+          <w:name w:val="General"/>
+          <w:gallery w:val="placeholder"/>
+        </w:category>
+        <w:types>
+          <w:type w:val="bbPlcHdr"/>
+        </w:types>
+        <w:behaviors>
+          <w:behavior w:val="content"/>
+        </w:behaviors>
+        <w:guid w:val="{6508D66F-E17B-427A-844A-C3DFEAC7B008}"/>
+      </w:docPartPr>
+      <w:docPartBody>
+        <w:p>
+          <w:pPr>
+            <w:pStyle w:val="FA5E54562C26425290C8B250E27C2DED"/>
+          </w:pPr>
+          <w:r>
+            <w:rPr>
+              <w:rStyle w:val="PlaceholderText"/>
+            </w:rPr>
+            <w:t>Click or tap here to enter text.</w:t>
+          </w:r>
+        </w:p>
+      </w:docPartBody>
+    </w:docPart>
+    <w:docPart>
+      <w:docPartPr>
+        <w:name w:val="6116FB4C451F4EFBA134034D19C6265B"/>
+        <w:category>
+          <w:name w:val="General"/>
+          <w:gallery w:val="placeholder"/>
+        </w:category>
+        <w:types>
+          <w:type w:val="bbPlcHdr"/>
+        </w:types>
+        <w:behaviors>
+          <w:behavior w:val="content"/>
+        </w:behaviors>
+        <w:guid w:val="{685C3B25-664E-49FB-9B94-9B942D5E0EAE}"/>
+      </w:docPartPr>
+      <w:docPartBody>
+        <w:p>
+          <w:pPr>
+            <w:pStyle w:val="6116FB4C451F4EFBA134034D19C6265B"/>
+          </w:pPr>
+          <w:r>
+            <w:rPr>
+              <w:rStyle w:val="PlaceholderText"/>
+            </w:rPr>
+            <w:t>Click or tap here to enter text.</w:t>
+          </w:r>
+        </w:p>
+      </w:docPartBody>
+    </w:docPart>
+    <w:docPart>
+      <w:docPartPr>
+        <w:name w:val="95798509AAE34DC6A0C50978126CCABB"/>
+        <w:category>
+          <w:name w:val="General"/>
+          <w:gallery w:val="placeholder"/>
+        </w:category>
+        <w:types>
+          <w:type w:val="bbPlcHdr"/>
+        </w:types>
+        <w:behaviors>
+          <w:behavior w:val="content"/>
+        </w:behaviors>
+        <w:guid w:val="{08BD8E4C-1110-48AB-950C-9E4250D5A4C8}"/>
+      </w:docPartPr>
+      <w:docPartBody>
+        <w:p>
+          <w:pPr>
+            <w:pStyle w:val="95798509AAE34DC6A0C50978126CCABB"/>
+          </w:pPr>
+          <w:r>
+            <w:rPr>
+              <w:rStyle w:val="PlaceholderText"/>
+            </w:rPr>
+            <w:t>Click or tap here to enter text.</w:t>
+          </w:r>
+        </w:p>
+      </w:docPartBody>
+    </w:docPart>
+    <w:docPart>
+      <w:docPartPr>
+        <w:name w:val="D617E9E0F58B4E3D8F52AD4DEE02B416"/>
+        <w:category>
+          <w:name w:val="General"/>
+          <w:gallery w:val="placeholder"/>
+        </w:category>
+        <w:types>
+          <w:type w:val="bbPlcHdr"/>
+        </w:types>
+        <w:behaviors>
+          <w:behavior w:val="content"/>
+        </w:behaviors>
+        <w:guid w:val="{ACCB29C7-0C10-4CE5-8C74-EC43024932A8}"/>
+      </w:docPartPr>
+      <w:docPartBody>
+        <w:p>
+          <w:pPr>
+            <w:pStyle w:val="D617E9E0F58B4E3D8F52AD4DEE02B416"/>
+          </w:pPr>
+          <w:r>
+            <w:rPr>
+              <w:rStyle w:val="PlaceholderText"/>
+            </w:rPr>
+            <w:t>Click or tap here to enter text.</w:t>
+          </w:r>
+        </w:p>
+      </w:docPartBody>
+    </w:docPart>
+    <w:docPart>
+      <w:docPartPr>
+        <w:name w:val="9BCDDD4244D44C698167C06AD26F1073"/>
+        <w:category>
+          <w:name w:val="General"/>
+          <w:gallery w:val="placeholder"/>
+        </w:category>
+        <w:types>
+          <w:type w:val="bbPlcHdr"/>
+        </w:types>
+        <w:behaviors>
+          <w:behavior w:val="content"/>
+        </w:behaviors>
+        <w:guid w:val="{361F1E42-2864-4CAD-B2BB-B25DF7A18A86}"/>
+      </w:docPartPr>
+      <w:docPartBody>
+        <w:p>
+          <w:pPr>
+            <w:pStyle w:val="9BCDDD4244D44C698167C06AD26F1073"/>
+          </w:pPr>
+          <w:r>
+            <w:rPr>
+              <w:rStyle w:val="PlaceholderText"/>
+            </w:rPr>
+            <w:t>Click or tap here to enter text.</w:t>
+          </w:r>
+        </w:p>
+      </w:docPartBody>
+    </w:docPart>
+    <w:docPart>
+      <w:docPartPr>
+        <w:name w:val="26CAA33DFC364D0E914033D17BCBB057"/>
+        <w:category>
+          <w:name w:val="General"/>
+          <w:gallery w:val="placeholder"/>
+        </w:category>
+        <w:types>
+          <w:type w:val="bbPlcHdr"/>
+        </w:types>
+        <w:behaviors>
+          <w:behavior w:val="content"/>
+        </w:behaviors>
+        <w:guid w:val="{3EEBAD26-016D-4BAC-B487-28C3B3309E62}"/>
+      </w:docPartPr>
+      <w:docPartBody>
+        <w:p>
+          <w:pPr>
+            <w:pStyle w:val="26CAA33DFC364D0E914033D17BCBB057"/>
+          </w:pPr>
+          <w:r>
+            <w:rPr>
+              <w:rStyle w:val="PlaceholderText"/>
+            </w:rPr>
+            <w:t>Click or tap here to enter text.</w:t>
+          </w:r>
+        </w:p>
+      </w:docPartBody>
+    </w:docPart>
+    <w:docPart>
+      <w:docPartPr>
+        <w:name w:val="672BFA4D88814BF3BD67A6CD5F4E77D6"/>
+        <w:category>
+          <w:name w:val="General"/>
+          <w:gallery w:val="placeholder"/>
+        </w:category>
+        <w:types>
+          <w:type w:val="bbPlcHdr"/>
+        </w:types>
+        <w:behaviors>
+          <w:behavior w:val="content"/>
+        </w:behaviors>
+        <w:guid w:val="{CFF79CF3-42FE-40B8-B7B3-320D30398502}"/>
+      </w:docPartPr>
+      <w:docPartBody>
+        <w:p>
+          <w:pPr>
+            <w:pStyle w:val="672BFA4D88814BF3BD67A6CD5F4E77D6"/>
+          </w:pPr>
+          <w:r>
+            <w:rPr>
+              <w:rStyle w:val="PlaceholderText"/>
+            </w:rPr>
+            <w:t>Click or tap here to enter text.</w:t>
+          </w:r>
+        </w:p>
+      </w:docPartBody>
+    </w:docPart>
+    <w:docPart>
+      <w:docPartPr>
+        <w:name w:val="E188D6FE419440E1869C6EDE72C31A6C"/>
+        <w:category>
+          <w:name w:val="General"/>
+          <w:gallery w:val="placeholder"/>
+        </w:category>
+        <w:types>
+          <w:type w:val="bbPlcHdr"/>
+        </w:types>
+        <w:behaviors>
+          <w:behavior w:val="content"/>
+        </w:behaviors>
+        <w:guid w:val="{06BAA1D1-E3B0-4D92-B009-122DD9E3FE66}"/>
+      </w:docPartPr>
+      <w:docPartBody>
+        <w:p>
+          <w:pPr>
+            <w:pStyle w:val="E188D6FE419440E1869C6EDE72C31A6C"/>
+          </w:pPr>
+          <w:r>
+            <w:rPr>
+              <w:rStyle w:val="PlaceholderText"/>
+            </w:rPr>
+            <w:t>Click or tap here to enter text.</w:t>
+          </w:r>
+        </w:p>
+      </w:docPartBody>
+    </w:docPart>
+    <w:docPart>
+      <w:docPartPr>
+        <w:name w:val="408DA5F8215B4F0D9D17D832C580326B"/>
+        <w:category>
+          <w:name w:val="General"/>
+          <w:gallery w:val="placeholder"/>
+        </w:category>
+        <w:types>
+          <w:type w:val="bbPlcHdr"/>
+        </w:types>
+        <w:behaviors>
+          <w:behavior w:val="content"/>
+        </w:behaviors>
+        <w:guid w:val="{6BBC29E9-6425-4E52-95B3-00365269B25D}"/>
+      </w:docPartPr>
+      <w:docPartBody>
+        <w:p>
+          <w:pPr>
+            <w:pStyle w:val="408DA5F8215B4F0D9D17D832C580326B"/>
+          </w:pPr>
+          <w:r>
+            <w:rPr>
+              <w:rStyle w:val="PlaceholderText"/>
+            </w:rPr>
+            <w:t>Click or tap here to enter text.</w:t>
+          </w:r>
+        </w:p>
+      </w:docPartBody>
+    </w:docPart>
   </w:docParts>
 </w:glossaryDocument>
 </file>
@@ -5250,6 +4803,21 @@
     <w:pitch w:val="variable"/>
     <w:sig w:usb0="E4002EFF" w:usb1="C000E47F" w:usb2="00000009" w:usb3="00000000" w:csb0="000001FF" w:csb1="00000000"/>
   </w:font>
+  <w:font w:name="Sitka Text">
+    <w:panose1 w:val="00000000000000000000"/>
+    <w:charset w:val="00"/>
+    <w:family w:val="auto"/>
+    <w:pitch w:val="variable"/>
+    <w:sig w:usb0="A00002EF" w:usb1="4000204B" w:usb2="00000000" w:usb3="00000000" w:csb0="0000019F" w:csb1="00000000"/>
+  </w:font>
+  <w:font w:name="Yu Gothic Light">
+    <w:altName w:val="游ゴシック Light"/>
+    <w:panose1 w:val="020B0300000000000000"/>
+    <w:charset w:val="80"/>
+    <w:family w:val="swiss"/>
+    <w:pitch w:val="variable"/>
+    <w:sig w:usb0="E00002FF" w:usb1="2AC7FDFF" w:usb2="00000016" w:usb3="00000000" w:csb0="0002009F" w:csb1="00000000"/>
+  </w:font>
   <w:font w:name="Arial">
     <w:panose1 w:val="020B0604020202020204"/>
     <w:charset w:val="00"/>
@@ -5280,8 +4848,10 @@
     <w:rsid w:val="00080844"/>
     <w:rsid w:val="00111BF7"/>
     <w:rsid w:val="00207199"/>
+    <w:rsid w:val="002F70E8"/>
     <w:rsid w:val="00355C87"/>
     <w:rsid w:val="003D35D6"/>
+    <w:rsid w:val="004C3AB1"/>
     <w:rsid w:val="005354E5"/>
     <w:rsid w:val="00632681"/>
     <w:rsid w:val="0069236E"/>
@@ -5289,6 +4859,7 @@
     <w:rsid w:val="00832F5F"/>
     <w:rsid w:val="008671E0"/>
     <w:rsid w:val="00877C7E"/>
+    <w:rsid w:val="008E7FCD"/>
     <w:rsid w:val="00921746"/>
     <w:rsid w:val="009A59BB"/>
     <w:rsid w:val="00A61D2A"/>
@@ -5757,7 +5328,7 @@
     <w:basedOn w:val="DefaultParagraphFont"/>
     <w:uiPriority w:val="99"/>
     <w:semiHidden/>
-    <w:rsid w:val="00E56DF8"/>
+    <w:rsid w:val="004C3AB1"/>
     <w:rPr>
       <w:color w:val="666666"/>
     </w:rPr>
@@ -5917,181 +5488,572 @@
   <w:style w:type="paragraph" w:customStyle="1" w:styleId="157356CF1E4542788208E04C080F05D8">
     <w:name w:val="157356CF1E4542788208E04C080F05D8"/>
     <w:rsid w:val="00E56DF8"/>
-    <w:rPr>
-      <w:lang w:val="en-DK" w:eastAsia="en-DK"/>
-    </w:rPr>
   </w:style>
   <w:style w:type="paragraph" w:customStyle="1" w:styleId="6BB95188A3BE4664A47E61D06100E65B">
     <w:name w:val="6BB95188A3BE4664A47E61D06100E65B"/>
     <w:rsid w:val="00E56DF8"/>
-    <w:rPr>
-      <w:lang w:val="en-DK" w:eastAsia="en-DK"/>
-    </w:rPr>
   </w:style>
   <w:style w:type="paragraph" w:customStyle="1" w:styleId="45B4297054754F0296F7DFCC212943D9">
     <w:name w:val="45B4297054754F0296F7DFCC212943D9"/>
     <w:rsid w:val="00E56DF8"/>
-    <w:rPr>
-      <w:lang w:val="en-DK" w:eastAsia="en-DK"/>
-    </w:rPr>
   </w:style>
   <w:style w:type="paragraph" w:customStyle="1" w:styleId="AE9D90AC0BED4813A6FC9DBF5DBA9A07">
     <w:name w:val="AE9D90AC0BED4813A6FC9DBF5DBA9A07"/>
     <w:rsid w:val="00E56DF8"/>
-    <w:rPr>
-      <w:lang w:val="en-DK" w:eastAsia="en-DK"/>
-    </w:rPr>
   </w:style>
   <w:style w:type="paragraph" w:customStyle="1" w:styleId="8F8167A0FBB446178195074A1A94B731">
     <w:name w:val="8F8167A0FBB446178195074A1A94B731"/>
     <w:rsid w:val="00E56DF8"/>
-    <w:rPr>
-      <w:lang w:val="en-DK" w:eastAsia="en-DK"/>
-    </w:rPr>
   </w:style>
   <w:style w:type="paragraph" w:customStyle="1" w:styleId="590E1203511A4839A4CB2D543D546C76">
     <w:name w:val="590E1203511A4839A4CB2D543D546C76"/>
     <w:rsid w:val="00E56DF8"/>
-    <w:rPr>
-      <w:lang w:val="en-DK" w:eastAsia="en-DK"/>
-    </w:rPr>
   </w:style>
   <w:style w:type="paragraph" w:customStyle="1" w:styleId="64612D27F4E0480C91AFDC6F2B7D981C">
     <w:name w:val="64612D27F4E0480C91AFDC6F2B7D981C"/>
     <w:rsid w:val="00E56DF8"/>
-    <w:rPr>
-      <w:lang w:val="en-DK" w:eastAsia="en-DK"/>
-    </w:rPr>
   </w:style>
   <w:style w:type="paragraph" w:customStyle="1" w:styleId="1EE7EB616E0749F29808E07A3E9F9441">
     <w:name w:val="1EE7EB616E0749F29808E07A3E9F9441"/>
     <w:rsid w:val="00E56DF8"/>
-    <w:rPr>
-      <w:lang w:val="en-DK" w:eastAsia="en-DK"/>
-    </w:rPr>
   </w:style>
   <w:style w:type="paragraph" w:customStyle="1" w:styleId="2E866609E8C74459A1E32666F6E98DA2">
     <w:name w:val="2E866609E8C74459A1E32666F6E98DA2"/>
     <w:rsid w:val="00E56DF8"/>
-    <w:rPr>
-      <w:lang w:val="en-DK" w:eastAsia="en-DK"/>
-    </w:rPr>
   </w:style>
   <w:style w:type="paragraph" w:customStyle="1" w:styleId="D89F7C0A1773414EBEA2CBC870A211F2">
     <w:name w:val="D89F7C0A1773414EBEA2CBC870A211F2"/>
     <w:rsid w:val="00E56DF8"/>
-    <w:rPr>
-      <w:lang w:val="en-DK" w:eastAsia="en-DK"/>
-    </w:rPr>
   </w:style>
   <w:style w:type="paragraph" w:customStyle="1" w:styleId="73D855B7184F46A49C4C15BE4204EDFD">
     <w:name w:val="73D855B7184F46A49C4C15BE4204EDFD"/>
     <w:rsid w:val="00E56DF8"/>
-    <w:rPr>
-      <w:lang w:val="en-DK" w:eastAsia="en-DK"/>
-    </w:rPr>
   </w:style>
   <w:style w:type="paragraph" w:customStyle="1" w:styleId="5B3842B12FAE497DB7FBA3049B8AEB3F">
     <w:name w:val="5B3842B12FAE497DB7FBA3049B8AEB3F"/>
     <w:rsid w:val="00E56DF8"/>
-    <w:rPr>
-      <w:lang w:val="en-DK" w:eastAsia="en-DK"/>
-    </w:rPr>
   </w:style>
   <w:style w:type="paragraph" w:customStyle="1" w:styleId="B5C5A01A8B23431AB251C0E5D1DAA28A">
     <w:name w:val="B5C5A01A8B23431AB251C0E5D1DAA28A"/>
     <w:rsid w:val="00E56DF8"/>
-    <w:rPr>
-      <w:lang w:val="en-DK" w:eastAsia="en-DK"/>
-    </w:rPr>
   </w:style>
   <w:style w:type="paragraph" w:customStyle="1" w:styleId="AABB1935707546E997639A5E5EA68ADF">
     <w:name w:val="AABB1935707546E997639A5E5EA68ADF"/>
     <w:rsid w:val="00E56DF8"/>
-    <w:rPr>
-      <w:lang w:val="en-DK" w:eastAsia="en-DK"/>
-    </w:rPr>
   </w:style>
   <w:style w:type="paragraph" w:customStyle="1" w:styleId="A170745D4D2446E9AB3E964E57C43033">
     <w:name w:val="A170745D4D2446E9AB3E964E57C43033"/>
     <w:rsid w:val="00E56DF8"/>
-    <w:rPr>
-      <w:lang w:val="en-DK" w:eastAsia="en-DK"/>
-    </w:rPr>
   </w:style>
   <w:style w:type="paragraph" w:customStyle="1" w:styleId="7F3DC01DECE8444496CCFE56CC3E0652">
     <w:name w:val="7F3DC01DECE8444496CCFE56CC3E0652"/>
     <w:rsid w:val="00E56DF8"/>
-    <w:rPr>
-      <w:lang w:val="en-DK" w:eastAsia="en-DK"/>
-    </w:rPr>
   </w:style>
   <w:style w:type="paragraph" w:customStyle="1" w:styleId="47EEFCA342BB41CCAD82587BBF6F2E88">
     <w:name w:val="47EEFCA342BB41CCAD82587BBF6F2E88"/>
     <w:rsid w:val="00E56DF8"/>
-    <w:rPr>
-      <w:lang w:val="en-DK" w:eastAsia="en-DK"/>
-    </w:rPr>
   </w:style>
   <w:style w:type="paragraph" w:customStyle="1" w:styleId="78F1E7B4CEE943C9BD01DCA3BE42B818">
     <w:name w:val="78F1E7B4CEE943C9BD01DCA3BE42B818"/>
     <w:rsid w:val="00E56DF8"/>
-    <w:rPr>
-      <w:lang w:val="en-DK" w:eastAsia="en-DK"/>
-    </w:rPr>
   </w:style>
   <w:style w:type="paragraph" w:customStyle="1" w:styleId="08E7956112424F439DA56127F636F8A2">
     <w:name w:val="08E7956112424F439DA56127F636F8A2"/>
     <w:rsid w:val="00E56DF8"/>
-    <w:rPr>
-      <w:lang w:val="en-DK" w:eastAsia="en-DK"/>
-    </w:rPr>
   </w:style>
   <w:style w:type="paragraph" w:customStyle="1" w:styleId="CF08697EA85C4F73B5E90D6D96ECD391">
     <w:name w:val="CF08697EA85C4F73B5E90D6D96ECD391"/>
     <w:rsid w:val="00E56DF8"/>
-    <w:rPr>
-      <w:lang w:val="en-DK" w:eastAsia="en-DK"/>
-    </w:rPr>
   </w:style>
   <w:style w:type="paragraph" w:customStyle="1" w:styleId="F550891F22DC422F99CCC06966446681">
     <w:name w:val="F550891F22DC422F99CCC06966446681"/>
     <w:rsid w:val="00E56DF8"/>
-    <w:rPr>
-      <w:lang w:val="en-DK" w:eastAsia="en-DK"/>
-    </w:rPr>
   </w:style>
   <w:style w:type="paragraph" w:customStyle="1" w:styleId="9B5D996175A34EC487DB19BFD3D9A1FE">
     <w:name w:val="9B5D996175A34EC487DB19BFD3D9A1FE"/>
     <w:rsid w:val="00E56DF8"/>
-    <w:rPr>
-      <w:lang w:val="en-DK" w:eastAsia="en-DK"/>
-    </w:rPr>
   </w:style>
   <w:style w:type="paragraph" w:customStyle="1" w:styleId="5F8813B20A0E4DB089F151E70936776C">
     <w:name w:val="5F8813B20A0E4DB089F151E70936776C"/>
     <w:rsid w:val="00E56DF8"/>
-    <w:rPr>
-      <w:lang w:val="en-DK" w:eastAsia="en-DK"/>
-    </w:rPr>
   </w:style>
   <w:style w:type="paragraph" w:customStyle="1" w:styleId="44B7B069CA834200BAB8281BF68DD6D7">
     <w:name w:val="44B7B069CA834200BAB8281BF68DD6D7"/>
     <w:rsid w:val="00E56DF8"/>
-    <w:rPr>
-      <w:lang w:val="en-DK" w:eastAsia="en-DK"/>
-    </w:rPr>
   </w:style>
   <w:style w:type="paragraph" w:customStyle="1" w:styleId="16F4FA2C2B9242608307AB3FAD410A3A">
     <w:name w:val="16F4FA2C2B9242608307AB3FAD410A3A"/>
     <w:rsid w:val="00E56DF8"/>
-    <w:rPr>
-      <w:lang w:val="en-DK" w:eastAsia="en-DK"/>
-    </w:rPr>
   </w:style>
   <w:style w:type="paragraph" w:customStyle="1" w:styleId="48F84281DC7F4C569AC37ADBDAB85344">
     <w:name w:val="48F84281DC7F4C569AC37ADBDAB85344"/>
     <w:rsid w:val="00E56DF8"/>
+  </w:style>
+  <w:style w:type="paragraph" w:customStyle="1" w:styleId="8201E15FA18D465DB5E8FCAC8F28A313">
+    <w:name w:val="8201E15FA18D465DB5E8FCAC8F28A313"/>
+    <w:rsid w:val="004C3AB1"/>
+    <w:rPr>
+      <w:lang w:val="en-DK" w:eastAsia="en-DK"/>
+    </w:rPr>
+  </w:style>
+  <w:style w:type="paragraph" w:customStyle="1" w:styleId="DAB203A197C54D25B88E6F0402336B8B">
+    <w:name w:val="DAB203A197C54D25B88E6F0402336B8B"/>
+    <w:rsid w:val="004C3AB1"/>
+    <w:rPr>
+      <w:lang w:val="en-DK" w:eastAsia="en-DK"/>
+    </w:rPr>
+  </w:style>
+  <w:style w:type="paragraph" w:customStyle="1" w:styleId="5FE728639E704575B002DB56C7C1F73A">
+    <w:name w:val="5FE728639E704575B002DB56C7C1F73A"/>
+    <w:rsid w:val="004C3AB1"/>
+    <w:rPr>
+      <w:lang w:val="en-DK" w:eastAsia="en-DK"/>
+    </w:rPr>
+  </w:style>
+  <w:style w:type="paragraph" w:customStyle="1" w:styleId="5E88AF9D28AC45C5BB6F86240C0A6B39">
+    <w:name w:val="5E88AF9D28AC45C5BB6F86240C0A6B39"/>
+    <w:rsid w:val="004C3AB1"/>
+    <w:rPr>
+      <w:lang w:val="en-DK" w:eastAsia="en-DK"/>
+    </w:rPr>
+  </w:style>
+  <w:style w:type="paragraph" w:customStyle="1" w:styleId="82A78720E2A7476CB0ABBE4FA6110D9C">
+    <w:name w:val="82A78720E2A7476CB0ABBE4FA6110D9C"/>
+    <w:rsid w:val="004C3AB1"/>
+    <w:rPr>
+      <w:lang w:val="en-DK" w:eastAsia="en-DK"/>
+    </w:rPr>
+  </w:style>
+  <w:style w:type="paragraph" w:customStyle="1" w:styleId="8C746F8202B24E78B0FFC6B9DEF6191E">
+    <w:name w:val="8C746F8202B24E78B0FFC6B9DEF6191E"/>
+    <w:rsid w:val="004C3AB1"/>
+    <w:rPr>
+      <w:lang w:val="en-DK" w:eastAsia="en-DK"/>
+    </w:rPr>
+  </w:style>
+  <w:style w:type="paragraph" w:customStyle="1" w:styleId="DFC6D910EF5540A4820A1C18092D4977">
+    <w:name w:val="DFC6D910EF5540A4820A1C18092D4977"/>
+    <w:rsid w:val="004C3AB1"/>
+    <w:rPr>
+      <w:lang w:val="en-DK" w:eastAsia="en-DK"/>
+    </w:rPr>
+  </w:style>
+  <w:style w:type="paragraph" w:customStyle="1" w:styleId="845FCF95C2A048F49C25EDF7E4AD478E">
+    <w:name w:val="845FCF95C2A048F49C25EDF7E4AD478E"/>
+    <w:rsid w:val="004C3AB1"/>
+    <w:rPr>
+      <w:lang w:val="en-DK" w:eastAsia="en-DK"/>
+    </w:rPr>
+  </w:style>
+  <w:style w:type="paragraph" w:customStyle="1" w:styleId="9C86C222E5FA4502A1496749FF122508">
+    <w:name w:val="9C86C222E5FA4502A1496749FF122508"/>
+    <w:rsid w:val="004C3AB1"/>
+    <w:rPr>
+      <w:lang w:val="en-DK" w:eastAsia="en-DK"/>
+    </w:rPr>
+  </w:style>
+  <w:style w:type="paragraph" w:customStyle="1" w:styleId="60A35965D2D24C4E8FCDCC6C96E1410C">
+    <w:name w:val="60A35965D2D24C4E8FCDCC6C96E1410C"/>
+    <w:rsid w:val="004C3AB1"/>
+    <w:rPr>
+      <w:lang w:val="en-DK" w:eastAsia="en-DK"/>
+    </w:rPr>
+  </w:style>
+  <w:style w:type="paragraph" w:customStyle="1" w:styleId="7652FE00304045EAA3FAD85C9B11B118">
+    <w:name w:val="7652FE00304045EAA3FAD85C9B11B118"/>
+    <w:rsid w:val="004C3AB1"/>
+    <w:rPr>
+      <w:lang w:val="en-DK" w:eastAsia="en-DK"/>
+    </w:rPr>
+  </w:style>
+  <w:style w:type="paragraph" w:customStyle="1" w:styleId="33A6EE564167434C960C1AD9E933DC61">
+    <w:name w:val="33A6EE564167434C960C1AD9E933DC61"/>
+    <w:rsid w:val="004C3AB1"/>
+    <w:rPr>
+      <w:lang w:val="en-DK" w:eastAsia="en-DK"/>
+    </w:rPr>
+  </w:style>
+  <w:style w:type="paragraph" w:customStyle="1" w:styleId="9CCDA284A35B44EFACAC8A36B9B0EECF">
+    <w:name w:val="9CCDA284A35B44EFACAC8A36B9B0EECF"/>
+    <w:rsid w:val="004C3AB1"/>
+    <w:rPr>
+      <w:lang w:val="en-DK" w:eastAsia="en-DK"/>
+    </w:rPr>
+  </w:style>
+  <w:style w:type="paragraph" w:customStyle="1" w:styleId="F81DC1E576724AD994D82D598B7222FA">
+    <w:name w:val="F81DC1E576724AD994D82D598B7222FA"/>
+    <w:rsid w:val="004C3AB1"/>
+    <w:rPr>
+      <w:lang w:val="en-DK" w:eastAsia="en-DK"/>
+    </w:rPr>
+  </w:style>
+  <w:style w:type="paragraph" w:customStyle="1" w:styleId="AF48EEFE6A5A46AD8D2F1240B834AE74">
+    <w:name w:val="AF48EEFE6A5A46AD8D2F1240B834AE74"/>
+    <w:rsid w:val="004C3AB1"/>
+    <w:rPr>
+      <w:lang w:val="en-DK" w:eastAsia="en-DK"/>
+    </w:rPr>
+  </w:style>
+  <w:style w:type="paragraph" w:customStyle="1" w:styleId="716C867D24A94CADBBB06ACB5366C9C8">
+    <w:name w:val="716C867D24A94CADBBB06ACB5366C9C8"/>
+    <w:rsid w:val="004C3AB1"/>
+    <w:rPr>
+      <w:lang w:val="en-DK" w:eastAsia="en-DK"/>
+    </w:rPr>
+  </w:style>
+  <w:style w:type="paragraph" w:customStyle="1" w:styleId="C4C33367AC414C2DB38D68A77DE162FE">
+    <w:name w:val="C4C33367AC414C2DB38D68A77DE162FE"/>
+    <w:rsid w:val="004C3AB1"/>
+    <w:rPr>
+      <w:lang w:val="en-DK" w:eastAsia="en-DK"/>
+    </w:rPr>
+  </w:style>
+  <w:style w:type="paragraph" w:customStyle="1" w:styleId="2C3D27453DEA4639A73C78AC209248D3">
+    <w:name w:val="2C3D27453DEA4639A73C78AC209248D3"/>
+    <w:rsid w:val="004C3AB1"/>
+    <w:rPr>
+      <w:lang w:val="en-DK" w:eastAsia="en-DK"/>
+    </w:rPr>
+  </w:style>
+  <w:style w:type="paragraph" w:customStyle="1" w:styleId="2AFB8B2A6D3141DFA334B3D30902244C">
+    <w:name w:val="2AFB8B2A6D3141DFA334B3D30902244C"/>
+    <w:rsid w:val="004C3AB1"/>
+    <w:rPr>
+      <w:lang w:val="en-DK" w:eastAsia="en-DK"/>
+    </w:rPr>
+  </w:style>
+  <w:style w:type="paragraph" w:customStyle="1" w:styleId="61D60558BA954100893FA3151DAD05F8">
+    <w:name w:val="61D60558BA954100893FA3151DAD05F8"/>
+    <w:rsid w:val="004C3AB1"/>
+    <w:rPr>
+      <w:lang w:val="en-DK" w:eastAsia="en-DK"/>
+    </w:rPr>
+  </w:style>
+  <w:style w:type="paragraph" w:customStyle="1" w:styleId="0BE4294489644EDF8C2A7C717EA577C0">
+    <w:name w:val="0BE4294489644EDF8C2A7C717EA577C0"/>
+    <w:rsid w:val="004C3AB1"/>
+    <w:rPr>
+      <w:lang w:val="en-DK" w:eastAsia="en-DK"/>
+    </w:rPr>
+  </w:style>
+  <w:style w:type="paragraph" w:customStyle="1" w:styleId="76BF9908A4F24E25A77FB26A82D33261">
+    <w:name w:val="76BF9908A4F24E25A77FB26A82D33261"/>
+    <w:rsid w:val="004C3AB1"/>
+    <w:rPr>
+      <w:lang w:val="en-DK" w:eastAsia="en-DK"/>
+    </w:rPr>
+  </w:style>
+  <w:style w:type="paragraph" w:customStyle="1" w:styleId="D1271DAD485B4E5BAC0EDDBAC9E24E42">
+    <w:name w:val="D1271DAD485B4E5BAC0EDDBAC9E24E42"/>
+    <w:rsid w:val="004C3AB1"/>
+    <w:rPr>
+      <w:lang w:val="en-DK" w:eastAsia="en-DK"/>
+    </w:rPr>
+  </w:style>
+  <w:style w:type="paragraph" w:customStyle="1" w:styleId="EDB9CCC8E0C44980AE6589248224000B">
+    <w:name w:val="EDB9CCC8E0C44980AE6589248224000B"/>
+    <w:rsid w:val="004C3AB1"/>
+    <w:rPr>
+      <w:lang w:val="en-DK" w:eastAsia="en-DK"/>
+    </w:rPr>
+  </w:style>
+  <w:style w:type="paragraph" w:customStyle="1" w:styleId="686AB40235474D2A90250EF11A831B73">
+    <w:name w:val="686AB40235474D2A90250EF11A831B73"/>
+    <w:rsid w:val="004C3AB1"/>
+    <w:rPr>
+      <w:lang w:val="en-DK" w:eastAsia="en-DK"/>
+    </w:rPr>
+  </w:style>
+  <w:style w:type="paragraph" w:customStyle="1" w:styleId="3D5FCE53A530436D9E0C43B7CFDC9280">
+    <w:name w:val="3D5FCE53A530436D9E0C43B7CFDC9280"/>
+    <w:rsid w:val="004C3AB1"/>
+    <w:rPr>
+      <w:lang w:val="en-DK" w:eastAsia="en-DK"/>
+    </w:rPr>
+  </w:style>
+  <w:style w:type="paragraph" w:customStyle="1" w:styleId="C22ACB73CA3A4D5CA45EBA10273F6538">
+    <w:name w:val="C22ACB73CA3A4D5CA45EBA10273F6538"/>
+    <w:rsid w:val="004C3AB1"/>
+    <w:rPr>
+      <w:lang w:val="en-DK" w:eastAsia="en-DK"/>
+    </w:rPr>
+  </w:style>
+  <w:style w:type="paragraph" w:customStyle="1" w:styleId="0D91D52F83D04EAD991919A6DB2E5B4D">
+    <w:name w:val="0D91D52F83D04EAD991919A6DB2E5B4D"/>
+    <w:rsid w:val="004C3AB1"/>
+    <w:rPr>
+      <w:lang w:val="en-DK" w:eastAsia="en-DK"/>
+    </w:rPr>
+  </w:style>
+  <w:style w:type="paragraph" w:customStyle="1" w:styleId="AF91BFDE7EB34D89B1648ED556C0627F">
+    <w:name w:val="AF91BFDE7EB34D89B1648ED556C0627F"/>
+    <w:rsid w:val="004C3AB1"/>
+    <w:rPr>
+      <w:lang w:val="en-DK" w:eastAsia="en-DK"/>
+    </w:rPr>
+  </w:style>
+  <w:style w:type="paragraph" w:customStyle="1" w:styleId="30C9C3C5C5D84AA9B7CBBF1ACBEB4B57">
+    <w:name w:val="30C9C3C5C5D84AA9B7CBBF1ACBEB4B57"/>
+    <w:rsid w:val="004C3AB1"/>
+    <w:rPr>
+      <w:lang w:val="en-DK" w:eastAsia="en-DK"/>
+    </w:rPr>
+  </w:style>
+  <w:style w:type="paragraph" w:customStyle="1" w:styleId="D55001384D1D4F76B236EE90228D0291">
+    <w:name w:val="D55001384D1D4F76B236EE90228D0291"/>
+    <w:rsid w:val="004C3AB1"/>
+    <w:rPr>
+      <w:lang w:val="en-DK" w:eastAsia="en-DK"/>
+    </w:rPr>
+  </w:style>
+  <w:style w:type="paragraph" w:customStyle="1" w:styleId="BB999A7ADA094545884981C6DA02C69A">
+    <w:name w:val="BB999A7ADA094545884981C6DA02C69A"/>
+    <w:rsid w:val="004C3AB1"/>
+    <w:rPr>
+      <w:lang w:val="en-DK" w:eastAsia="en-DK"/>
+    </w:rPr>
+  </w:style>
+  <w:style w:type="paragraph" w:customStyle="1" w:styleId="0CEE35580E3A4E68838C65468BEB0C56">
+    <w:name w:val="0CEE35580E3A4E68838C65468BEB0C56"/>
+    <w:rsid w:val="004C3AB1"/>
+    <w:rPr>
+      <w:lang w:val="en-DK" w:eastAsia="en-DK"/>
+    </w:rPr>
+  </w:style>
+  <w:style w:type="paragraph" w:customStyle="1" w:styleId="720B38146BAE472E9AEF54B982CF4D0A">
+    <w:name w:val="720B38146BAE472E9AEF54B982CF4D0A"/>
+    <w:rsid w:val="004C3AB1"/>
+    <w:rPr>
+      <w:lang w:val="en-DK" w:eastAsia="en-DK"/>
+    </w:rPr>
+  </w:style>
+  <w:style w:type="paragraph" w:customStyle="1" w:styleId="5EC35507B51E4695A7D48FF3799E16DF">
+    <w:name w:val="5EC35507B51E4695A7D48FF3799E16DF"/>
+    <w:rsid w:val="004C3AB1"/>
+    <w:rPr>
+      <w:lang w:val="en-DK" w:eastAsia="en-DK"/>
+    </w:rPr>
+  </w:style>
+  <w:style w:type="paragraph" w:customStyle="1" w:styleId="74149410FB6040A687DDF17540A91CEB">
+    <w:name w:val="74149410FB6040A687DDF17540A91CEB"/>
+    <w:rsid w:val="004C3AB1"/>
+    <w:rPr>
+      <w:lang w:val="en-DK" w:eastAsia="en-DK"/>
+    </w:rPr>
+  </w:style>
+  <w:style w:type="paragraph" w:customStyle="1" w:styleId="6B406C52D58F431EB7F05A67FD88F888">
+    <w:name w:val="6B406C52D58F431EB7F05A67FD88F888"/>
+    <w:rsid w:val="004C3AB1"/>
+    <w:rPr>
+      <w:lang w:val="en-DK" w:eastAsia="en-DK"/>
+    </w:rPr>
+  </w:style>
+  <w:style w:type="paragraph" w:customStyle="1" w:styleId="B1D13FB9C03245BF8F1CF0C88DA2B35E">
+    <w:name w:val="B1D13FB9C03245BF8F1CF0C88DA2B35E"/>
+    <w:rsid w:val="004C3AB1"/>
+    <w:rPr>
+      <w:lang w:val="en-DK" w:eastAsia="en-DK"/>
+    </w:rPr>
+  </w:style>
+  <w:style w:type="paragraph" w:customStyle="1" w:styleId="99A7D1BBB87649CBB8E2F378A7EBF86E">
+    <w:name w:val="99A7D1BBB87649CBB8E2F378A7EBF86E"/>
+    <w:rsid w:val="004C3AB1"/>
+    <w:rPr>
+      <w:lang w:val="en-DK" w:eastAsia="en-DK"/>
+    </w:rPr>
+  </w:style>
+  <w:style w:type="paragraph" w:customStyle="1" w:styleId="190004FC6196412FBFB37D99267BE949">
+    <w:name w:val="190004FC6196412FBFB37D99267BE949"/>
+    <w:rsid w:val="004C3AB1"/>
+    <w:rPr>
+      <w:lang w:val="en-DK" w:eastAsia="en-DK"/>
+    </w:rPr>
+  </w:style>
+  <w:style w:type="paragraph" w:customStyle="1" w:styleId="BD47185E415F405983E9CB3C6C1E3724">
+    <w:name w:val="BD47185E415F405983E9CB3C6C1E3724"/>
+    <w:rsid w:val="004C3AB1"/>
+    <w:rPr>
+      <w:lang w:val="en-DK" w:eastAsia="en-DK"/>
+    </w:rPr>
+  </w:style>
+  <w:style w:type="paragraph" w:customStyle="1" w:styleId="C24FFB7E029246FCAAC3F258C66E9897">
+    <w:name w:val="C24FFB7E029246FCAAC3F258C66E9897"/>
+    <w:rsid w:val="004C3AB1"/>
+    <w:rPr>
+      <w:lang w:val="en-DK" w:eastAsia="en-DK"/>
+    </w:rPr>
+  </w:style>
+  <w:style w:type="paragraph" w:customStyle="1" w:styleId="3B3AC2CFE46048FDBB2B0CD8DB8D5938">
+    <w:name w:val="3B3AC2CFE46048FDBB2B0CD8DB8D5938"/>
+    <w:rsid w:val="004C3AB1"/>
+    <w:rPr>
+      <w:lang w:val="en-DK" w:eastAsia="en-DK"/>
+    </w:rPr>
+  </w:style>
+  <w:style w:type="paragraph" w:customStyle="1" w:styleId="C863F5A9845B41C79AE53584258A36ED">
+    <w:name w:val="C863F5A9845B41C79AE53584258A36ED"/>
+    <w:rsid w:val="004C3AB1"/>
+    <w:rPr>
+      <w:lang w:val="en-DK" w:eastAsia="en-DK"/>
+    </w:rPr>
+  </w:style>
+  <w:style w:type="paragraph" w:customStyle="1" w:styleId="C4A439A4592947D2ABA640658ED60227">
+    <w:name w:val="C4A439A4592947D2ABA640658ED60227"/>
+    <w:rsid w:val="004C3AB1"/>
+    <w:rPr>
+      <w:lang w:val="en-DK" w:eastAsia="en-DK"/>
+    </w:rPr>
+  </w:style>
+  <w:style w:type="paragraph" w:customStyle="1" w:styleId="1E04EE3018F84445A022D9C18EA98951">
+    <w:name w:val="1E04EE3018F84445A022D9C18EA98951"/>
+    <w:rsid w:val="004C3AB1"/>
+    <w:rPr>
+      <w:lang w:val="en-DK" w:eastAsia="en-DK"/>
+    </w:rPr>
+  </w:style>
+  <w:style w:type="paragraph" w:customStyle="1" w:styleId="E6FFE1844AD845A095E86F61BEF81EAD">
+    <w:name w:val="E6FFE1844AD845A095E86F61BEF81EAD"/>
+    <w:rsid w:val="004C3AB1"/>
+    <w:rPr>
+      <w:lang w:val="en-DK" w:eastAsia="en-DK"/>
+    </w:rPr>
+  </w:style>
+  <w:style w:type="paragraph" w:customStyle="1" w:styleId="08E4DF0D03FA41D891F7222A67A06C7E">
+    <w:name w:val="08E4DF0D03FA41D891F7222A67A06C7E"/>
+    <w:rsid w:val="004C3AB1"/>
+    <w:rPr>
+      <w:lang w:val="en-DK" w:eastAsia="en-DK"/>
+    </w:rPr>
+  </w:style>
+  <w:style w:type="paragraph" w:customStyle="1" w:styleId="DFEF8C7869D44F62B185F072F5AB8942">
+    <w:name w:val="DFEF8C7869D44F62B185F072F5AB8942"/>
+    <w:rsid w:val="004C3AB1"/>
+    <w:rPr>
+      <w:lang w:val="en-DK" w:eastAsia="en-DK"/>
+    </w:rPr>
+  </w:style>
+  <w:style w:type="paragraph" w:customStyle="1" w:styleId="FDBD115F92084630A41126E3CEB479C8">
+    <w:name w:val="FDBD115F92084630A41126E3CEB479C8"/>
+    <w:rsid w:val="004C3AB1"/>
+    <w:rPr>
+      <w:lang w:val="en-DK" w:eastAsia="en-DK"/>
+    </w:rPr>
+  </w:style>
+  <w:style w:type="paragraph" w:customStyle="1" w:styleId="AFDCCB62650A49F2B1CA053626D17FA6">
+    <w:name w:val="AFDCCB62650A49F2B1CA053626D17FA6"/>
+    <w:rsid w:val="004C3AB1"/>
+    <w:rPr>
+      <w:lang w:val="en-DK" w:eastAsia="en-DK"/>
+    </w:rPr>
+  </w:style>
+  <w:style w:type="paragraph" w:customStyle="1" w:styleId="FA5E54562C26425290C8B250E27C2DED">
+    <w:name w:val="FA5E54562C26425290C8B250E27C2DED"/>
+    <w:rsid w:val="004C3AB1"/>
+    <w:rPr>
+      <w:lang w:val="en-DK" w:eastAsia="en-DK"/>
+    </w:rPr>
+  </w:style>
+  <w:style w:type="paragraph" w:customStyle="1" w:styleId="6116FB4C451F4EFBA134034D19C6265B">
+    <w:name w:val="6116FB4C451F4EFBA134034D19C6265B"/>
+    <w:rsid w:val="004C3AB1"/>
+    <w:rPr>
+      <w:lang w:val="en-DK" w:eastAsia="en-DK"/>
+    </w:rPr>
+  </w:style>
+  <w:style w:type="paragraph" w:customStyle="1" w:styleId="E81A4F44F93E4E248A70E385C0CDD551">
+    <w:name w:val="E81A4F44F93E4E248A70E385C0CDD551"/>
+    <w:rsid w:val="004C3AB1"/>
+    <w:rPr>
+      <w:lang w:val="en-DK" w:eastAsia="en-DK"/>
+    </w:rPr>
+  </w:style>
+  <w:style w:type="paragraph" w:customStyle="1" w:styleId="4D1AC23A71F44203A9DDD4B85389F866">
+    <w:name w:val="4D1AC23A71F44203A9DDD4B85389F866"/>
+    <w:rsid w:val="004C3AB1"/>
+    <w:rPr>
+      <w:lang w:val="en-DK" w:eastAsia="en-DK"/>
+    </w:rPr>
+  </w:style>
+  <w:style w:type="paragraph" w:customStyle="1" w:styleId="4B45DBE9EC904D8F9141750C9FE64F40">
+    <w:name w:val="4B45DBE9EC904D8F9141750C9FE64F40"/>
+    <w:rsid w:val="004C3AB1"/>
+    <w:rPr>
+      <w:lang w:val="en-DK" w:eastAsia="en-DK"/>
+    </w:rPr>
+  </w:style>
+  <w:style w:type="paragraph" w:customStyle="1" w:styleId="6C203D19536C4594A2F87050018E9F84">
+    <w:name w:val="6C203D19536C4594A2F87050018E9F84"/>
+    <w:rsid w:val="004C3AB1"/>
+    <w:rPr>
+      <w:lang w:val="en-DK" w:eastAsia="en-DK"/>
+    </w:rPr>
+  </w:style>
+  <w:style w:type="paragraph" w:customStyle="1" w:styleId="5AA6B974D8F348DB91C5BD0F31AEC0DE">
+    <w:name w:val="5AA6B974D8F348DB91C5BD0F31AEC0DE"/>
+    <w:rsid w:val="004C3AB1"/>
+    <w:rPr>
+      <w:lang w:val="en-DK" w:eastAsia="en-DK"/>
+    </w:rPr>
+  </w:style>
+  <w:style w:type="paragraph" w:customStyle="1" w:styleId="30479856B0404F3DB1B22C1BD221402D">
+    <w:name w:val="30479856B0404F3DB1B22C1BD221402D"/>
+    <w:rsid w:val="004C3AB1"/>
+    <w:rPr>
+      <w:lang w:val="en-DK" w:eastAsia="en-DK"/>
+    </w:rPr>
+  </w:style>
+  <w:style w:type="paragraph" w:customStyle="1" w:styleId="4D38641DF62A4955850A4A41C0DFDBF5">
+    <w:name w:val="4D38641DF62A4955850A4A41C0DFDBF5"/>
+    <w:rsid w:val="004C3AB1"/>
+    <w:rPr>
+      <w:lang w:val="en-DK" w:eastAsia="en-DK"/>
+    </w:rPr>
+  </w:style>
+  <w:style w:type="paragraph" w:customStyle="1" w:styleId="95798509AAE34DC6A0C50978126CCABB">
+    <w:name w:val="95798509AAE34DC6A0C50978126CCABB"/>
+    <w:rsid w:val="004C3AB1"/>
+    <w:rPr>
+      <w:lang w:val="en-DK" w:eastAsia="en-DK"/>
+    </w:rPr>
+  </w:style>
+  <w:style w:type="paragraph" w:customStyle="1" w:styleId="D617E9E0F58B4E3D8F52AD4DEE02B416">
+    <w:name w:val="D617E9E0F58B4E3D8F52AD4DEE02B416"/>
+    <w:rsid w:val="004C3AB1"/>
+    <w:rPr>
+      <w:lang w:val="en-DK" w:eastAsia="en-DK"/>
+    </w:rPr>
+  </w:style>
+  <w:style w:type="paragraph" w:customStyle="1" w:styleId="9BCDDD4244D44C698167C06AD26F1073">
+    <w:name w:val="9BCDDD4244D44C698167C06AD26F1073"/>
+    <w:rsid w:val="004C3AB1"/>
+    <w:rPr>
+      <w:lang w:val="en-DK" w:eastAsia="en-DK"/>
+    </w:rPr>
+  </w:style>
+  <w:style w:type="paragraph" w:customStyle="1" w:styleId="26CAA33DFC364D0E914033D17BCBB057">
+    <w:name w:val="26CAA33DFC364D0E914033D17BCBB057"/>
+    <w:rsid w:val="004C3AB1"/>
+    <w:rPr>
+      <w:lang w:val="en-DK" w:eastAsia="en-DK"/>
+    </w:rPr>
+  </w:style>
+  <w:style w:type="paragraph" w:customStyle="1" w:styleId="672BFA4D88814BF3BD67A6CD5F4E77D6">
+    <w:name w:val="672BFA4D88814BF3BD67A6CD5F4E77D6"/>
+    <w:rsid w:val="004C3AB1"/>
+    <w:rPr>
+      <w:lang w:val="en-DK" w:eastAsia="en-DK"/>
+    </w:rPr>
+  </w:style>
+  <w:style w:type="paragraph" w:customStyle="1" w:styleId="E188D6FE419440E1869C6EDE72C31A6C">
+    <w:name w:val="E188D6FE419440E1869C6EDE72C31A6C"/>
+    <w:rsid w:val="004C3AB1"/>
+    <w:rPr>
+      <w:lang w:val="en-DK" w:eastAsia="en-DK"/>
+    </w:rPr>
+  </w:style>
+  <w:style w:type="paragraph" w:customStyle="1" w:styleId="408DA5F8215B4F0D9D17D832C580326B">
+    <w:name w:val="408DA5F8215B4F0D9D17D832C580326B"/>
+    <w:rsid w:val="004C3AB1"/>
     <w:rPr>
       <w:lang w:val="en-DK" w:eastAsia="en-DK"/>
     </w:rPr>
@@ -6441,9 +6403,7 @@
 </we:webextension>
 </file>
 
-<file path=customXml/item1.xml>��< ? x m l   v e r s i o n = " 1 . 0 "   e n c o d i n g = " u t f - 1 6 " ? > - 
- < N a v W o r d R e p o r t X m l P a r t   x m l n s = " u r n : m i c r o s o f t - d y n a m i c s - n a v / r e p o r t s / S t a n d a r d _ S a l e s _ Q u o t e / 1 3 0 4 / " > +<file path=customXml/item1.xml>��< ? x m l   v e r s i o n = " 1 . 0 "   e n c o d i n g = " u t f - 1 6 " ? > < N a v W o r d R e p o r t X m l P a r t   x m l n s = " u r n : m i c r o s o f t - d y n a m i c s - n a v / r e p o r t s / S t a n d a r d _ S a l e s _ Q u o t e / 1 3 0 4 / " >   
      < B C R e p o r t I n f o r m a t i o n >   
@@ -6507,84 +6467,6 @@
  
          < / R e p o r t R e q u e s t >   
-         < C o m p a n y M e t a d a t a > - 
-             < C o m p a n y N a m e > C o m p a n y   N a m e < / C o m p a n y N a m e > - 
-             < C o m p a n y D i s p l a y N a m e > C o m p a n y   D i s p l a y   N a m e < / C o m p a n y D i s p l a y N a m e > - 
-             < C o m p a n y A d d r e s s L i n e s > - 
-                 < C o m p a n y A d d r e s s L i n e > C o m p a n y   A d d r e s s   L i n e   1 < / C o m p a n y A d d r e s s L i n e > - 
-                 < C o m p a n y A d d r e s s L i n e > C o m p a n y   A d d r e s s   L i n e   2 < / C o m p a n y A d d r e s s L i n e > - 
-                 < C o m p a n y A d d r e s s L i n e > C o m p a n y   A d d r e s s   L i n e   3 < / C o m p a n y A d d r e s s L i n e > - 
-                 < C o m p a n y A d d r e s s L i n e > C o m p a n y   A d d r e s s   L i n e   4 < / C o m p a n y A d d r e s s L i n e > - 
-                 < C o m p a n y A d d r e s s L i n e > C o m p a n y   A d d r e s s   L i n e   5 < / C o m p a n y A d d r e s s L i n e > - 
-                 < C o m p a n y A d d r e s s L i n e > C o m p a n y   A d d r e s s   L i n e   6 < / C o m p a n y A d d r e s s L i n e > - 
-                 < C o m p a n y A d d r e s s L i n e > C o m p a n y   A d d r e s s   L i n e   7 < / C o m p a n y A d d r e s s L i n e > - 
-                 < C o m p a n y A d d r e s s L i n e > C o m p a n y   A d d r e s s   L i n e   8 < / C o m p a n y A d d r e s s L i n e > - 
-             < / C o m p a n y A d d r e s s L i n e s > - 
-             < C o m p a n y P h o n e > C o m p a n y   P h o n e < / C o m p a n y P h o n e > - 
-             < C o m p a n y P h o n e C a p t i o n > C o m p a n y   P h o n e   C a p t i o n < / C o m p a n y P h o n e C a p t i o n > - 
-             < C o m p a n y F a x N o > C o m p a n y   F a x   N o . < / C o m p a n y F a x N o > - 
-             < C o m p a n y F a x N o C a p t i o n > C o m p a n y   F a x   N o .   C a p t i o n < / C o m p a n y F a x N o C a p t i o n > - 
-             < C o m p a n y E m a i l > C o m p a n y   E m a i l < / C o m p a n y E m a i l > - 
-             < C o m p a n y E m a i l C a p t i o n > C o m p a n y   E m a i l   C a p t i o n < / C o m p a n y E m a i l C a p t i o n > - 
-             < C o m p a n y H o m e P a g e > C o m p a n y   H o m e   P a g e < / C o m p a n y H o m e P a g e > - 
-             < C o m p a n y H o m e P a g e C a p t i o n > C o m p a n y   H o m e   P a g e   C a p t i o n < / C o m p a n y H o m e P a g e C a p t i o n > - 
-             < C o m p a n y L o g o > C o m p a n y   L o g o < / C o m p a n y L o g o > - 
-             < C o m p a n y V A T R e g i s t r a t i o n N o > C o m p a n y   V A T   R e g i s t r a t i o n   N o . < / C o m p a n y V A T R e g i s t r a t i o n N o > - 
-             < C o m p a n y V A T R e g i s t r a t i o n N o C a p t i o n > C o m p a n y   V A T   R e g i s t r a t i o n   N o .   C a p t i o n < / C o m p a n y V A T R e g i s t r a t i o n N o C a p t i o n > - 
-             < C o m p a n y R e g i s t r a t i o n N o > C o m p a n y   R e g i s t r a t i o n   N o . < / C o m p a n y R e g i s t r a t i o n N o > - 
-             < C o m p a n y R e g i s t r a t i o n N o C a p t i o n > C o m p a n y   R e g i s t r a t i o n   N o .   C a p t i o n < / C o m p a n y R e g i s t r a t i o n N o C a p t i o n > - 
-             < C o m p a n y B a n k N a m e > C o m p a n y   B a n k   N a m e < / C o m p a n y B a n k N a m e > - 
-             < C o m p a n y B a n k N a m e C a p t i o n > C o m p a n y   B a n k   N a m e   C a p t i o n < / C o m p a n y B a n k N a m e C a p t i o n > - 
-             < C o m p a n y B a n k A c c o u n t N o > C o m p a n y   B a n k   A c c o u n t   N o . < / C o m p a n y B a n k A c c o u n t N o > - 
-             < C o m p a n y B a n k A c c o u n t N o C a p t i o n > C o m p a n y   B a n k   A c c o u n t   N o .   C a p t i o n < / C o m p a n y B a n k A c c o u n t N o C a p t i o n > - 
-             < C o m p a n y B a n k B r a n c h N o > C o m p a n y   B a n k   B r a n c h   N o . < / C o m p a n y B a n k B r a n c h N o > - 
-             < C o m p a n y B a n k B r a n c h N o C a p t i o n > C o m p a n y   B a n k   B r a n c h   N o .   C a p t i o n < / C o m p a n y B a n k B r a n c h N o C a p t i o n > - 
-             < C o m p a n y I B A N > C o m p a n y   I B A N < / C o m p a n y I B A N > - 
-             < C o m p a n y I B A N C a p t i o n > C o m p a n y   I B A N   C a p t i o n < / C o m p a n y I B A N C a p t i o n > - 
-             < C o m p a n y B a n k S W I F T > C o m p a n y   B a n k   S W I F T < / C o m p a n y B a n k S W I F T > - 
-             < C o m p a n y B a n k S W I F T C a p t i o n > C o m p a n y   B a n k   S W I F T   C a p t i o n < / C o m p a n y B a n k S W I F T C a p t i o n > - 
-             < C o m p a n y G i r o N o > C o m p a n y   G i r o   N o . < / C o m p a n y G i r o N o > - 
-             < C o m p a n y G i r o N o C a p t i o n > C o m p a n y   G i r o   N o .   C a p t i o n < / C o m p a n y G i r o N o C a p t i o n > - 
-         < / C o m p a n y M e t a d a t a > - 
      < / B C R e p o r t I n f o r m a t i o n >   
      < H e a d e r > @@ -6605,6 +6487,8 @@
  
          < B i l l t o C u s t u m e r N o > B i l l t o C u s t u m e r N o < / B i l l t o C u s t u m e r N o >   
+         < C O 2 e P e r U n i t _ L b l > C O 2 e P e r U n i t _ L b l < / C O 2 e P e r U n i t _ L b l > + 
          < C o m p a n y A d d r e s s 1 > C o m p a n y A d d r e s s 1 < / C o m p a n y A d d r e s s 1 >   
          < C o m p a n y A d d r e s s 2 > C o m p a n y A d d r e s s 2 < / C o m p a n y A d d r e s s 2 > @@ -6661,7 +6545,7 @@
  
          < C o m p a n y P h o n e N o _ L b l > C o m p a n y P h o n e N o _ L b l < / C o m p a n y P h o n e N o _ L b l >   
-         < C o m p a n y P i c t u r e   / > +         < C o m p a n y P i c t u r e / >   
          < C o m p a n y R e g i s t r a t i o n N u m b e r > C o m p a n y R e g i s t r a t i o n N u m b e r < / C o m p a n y R e g i s t r a t i o n N u m b e r >   
@@ -6701,6 +6585,8 @@
  
          < C u s t o m e r P o s t a l B a r C o d e > C u s t o m e r P o s t a l B a r C o d e < / C u s t o m e r P o s t a l B a r C o d e >   
+         < D i s c l a i m e r _ L b l > D i s c l a i m e r _ L b l < / D i s c l a i m e r _ L b l > + 
          < D o c u m e n t C o p y T e x t > D o c u m e n t C o p y T e x t < / D o c u m e n t C o p y T e x t >   
          < D o c u m e n t D a t e > D o c u m e n t D a t e < / D o c u m e n t D a t e > @@ -6719,12 +6605,12 @@
  
          < E M a i l _ L b l > E M a i l _ L b l < / E M a i l _ L b l >   
+         < E s t i m a t e _ L b l > E s t i m a t e _ L b l < / E s t i m a t e _ L b l > + 
          < E s t i m a t e B o d y _ L b l > E s t i m a t e B o d y _ L b l < / E s t i m a t e B o d y _ L b l >   
          < E s t i m a t e F o r _ L b l > E s t i m a t e F o r _ L b l < / E s t i m a t e F o r _ L b l >   
-         < E s t i m a t e _ L b l > E s t i m a t e _ L b l < / E s t i m a t e _ L b l > - 
          < E x c h a n g e R a t e A s T e x t > E x c h a n g e R a t e A s T e x t < / E x c h a n g e R a t e A s T e x t >   
          < E x t e r n a l D o c u m e n t N o > E x t e r n a l D o c u m e n t N o < / E x t e r n a l D o c u m e n t N o > @@ -6759,10 +6645,10 @@
  
          < P r i c e s I n c l u d i n g V A T > P r i c e s I n c l u d i n g V A T < / P r i c e s I n c l u d i n g V A T >   
+         < P r i c e s I n c l u d i n g V A T _ L b l > P r i c e s I n c l u d i n g V A T _ L b l < / P r i c e s I n c l u d i n g V A T _ L b l > + 
          < P r i c e s I n c l u d i n g V A T Y e s N o > P r i c e s I n c l u d i n g V A T Y e s N o < / P r i c e s I n c l u d i n g V A T Y e s N o >   
-         < P r i c e s I n c l u d i n g V A T _ L b l > P r i c e s I n c l u d i n g V A T _ L b l < / P r i c e s I n c l u d i n g V A T _ L b l > - 
          < Q u e s t i o n s _ L b l > Q u e s t i o n s _ L b l < / Q u e s t i o n s _ L b l >   
          < Q u o t e V a l i d T o D a t e > Q u o t e V a l i d T o D a t e < / Q u o t e V a l i d T o D a t e > @@ -6771,12 +6657,12 @@
  
          < S a l e s I n v o i c e L i n e D i s c o u n t _ L b l > S a l e s I n v o i c e L i n e D i s c o u n t _ L b l < / S a l e s I n v o i c e L i n e D i s c o u n t _ L b l >   
+         < S a l e s P e r s o n _ L b l > S a l e s P e r s o n _ L b l < / S a l e s P e r s o n _ L b l > + 
          < S a l e s P e r s o n B l a n k _ L b l > S a l e s P e r s o n B l a n k _ L b l < / S a l e s P e r s o n B l a n k _ L b l >   
          < S a l e s P e r s o n N a m e > S a l e s P e r s o n N a m e < / S a l e s P e r s o n N a m e >   
-         < S a l e s P e r s o n _ L b l > S a l e s P e r s o n _ L b l < / S a l e s P e r s o n _ L b l > - 
          < S e l l T o C o n t a c t E m a i l > S e l l T o C o n t a c t E m a i l < / S e l l T o C o n t a c t E m a i l >   
          < S e l l T o C o n t a c t E m a i l L b l > S e l l T o C o n t a c t E m a i l L b l < / S e l l T o C o n t a c t E m a i l L b l > @@ -6793,11 +6679,13 @@
  
          < S e l l t o C u s t o m e r N o _ L b l > S e l l t o C u s t o m e r N o _ L b l < / S e l l t o C u s t o m e r N o _ L b l >   
+         < S h i p m e n t _ L b l > S h i p m e n t _ L b l < / S h i p m e n t _ L b l > + 
          < S h i p m e n t M e t h o d D e s c r i p t i o n > S h i p m e n t M e t h o d D e s c r i p t i o n < / S h i p m e n t M e t h o d D e s c r i p t i o n >   
          < S h i p m e n t M e t h o d D e s c r i p t i o n _ L b l > S h i p m e n t M e t h o d D e s c r i p t i o n _ L b l < / S h i p m e n t M e t h o d D e s c r i p t i o n _ L b l >   
-         < S h i p m e n t _ L b l > S h i p m e n t _ L b l < / S h i p m e n t _ L b l > +         < S h i p T o A d d r e s s _ L b l > S h i p T o A d d r e s s _ L b l < / S h i p T o A d d r e s s _ L b l >   
          < S h i p T o A d d r e s s 1 > S h i p T o A d d r e s s 1 < / S h i p T o A d d r e s s 1 >   
@@ -6815,8 +6703,6 @@
  
          < S h i p T o A d d r e s s 8 > S h i p T o A d d r e s s 8 < / S h i p T o A d d r e s s 8 >   
-         < S h i p T o A d d r e s s _ L b l > S h i p T o A d d r e s s _ L b l < / S h i p T o A d d r e s s _ L b l > - 
          < S h i p T o P h o n e N o > S h i p T o P h o n e N o < / S h i p T o P h o n e N o >   
          < S h o w S h i p p i n g A d d r e s s > S h o w S h i p p i n g A d d r e s s < / S h o w S h i p p i n g A d d r e s s > @@ -6829,16 +6715,18 @@
  
          < T o t a l _ L b l > T o t a l _ L b l < / T o t a l _ L b l >   
+         < T o t a l C O 2 e _ L b l > T o t a l C O 2 e _ L b l < / T o t a l C O 2 e _ L b l > + 
+         < V A T A m o u n t _ L b l > V A T A m o u n t _ L b l < / V A T A m o u n t _ L b l > + 
          < V A T A m o u n t S p e c i f i c a t i o n _ L b l > V A T A m o u n t S p e c i f i c a t i o n _ L b l < / V A T A m o u n t S p e c i f i c a t i o n _ L b l >   
-         < V A T A m o u n t _ L b l > V A T A m o u n t _ L b l < / V A T A m o u n t _ L b l > - 
          < V A T B a s e _ L b l > V A T B a s e _ L b l < / V A T B a s e _ L b l >   
+         < V A T C l a u s e _ L b l > V A T C l a u s e _ L b l < / V A T C l a u s e _ L b l > + 
          < V A T C l a u s e s _ L b l > V A T C l a u s e s _ L b l < / V A T C l a u s e s _ L b l >   
-         < V A T C l a u s e _ L b l > V A T C l a u s e _ L b l < / V A T C l a u s e _ L b l > - 
          < V A T I d e n t i f i e r _ L b l > V A T I d e n t i f i e r _ L b l < / V A T I d e n t i f i e r _ L b l >   
          < V A T P e r c e n t a g e _ L b l > V A T P e r c e n t a g e _ L b l < / V A T P e r c e n t a g e _ L b l > @@ -6863,6 +6751,8 @@
  
              < A m o u n t I n c l u d i n g V A T _ L i n e _ L b l > A m o u n t I n c l u d i n g V A T _ L i n e _ L b l < / A m o u n t I n c l u d i n g V A T _ L i n e _ L b l >   
+             < C O 2 e P e r U n i t _ L i n e > C O 2 e P e r U n i t _ L i n e < / C O 2 e P e r U n i t _ L i n e > + 
              < D e s c r i p t i o n _ L i n e > D e s c r i p t i o n _ L i n e < / D e s c r i p t i o n _ L i n e >   
              < D e s c r i p t i o n _ L i n e _ L b l > D e s c r i p t i o n _ L i n e _ L b l < / D e s c r i p t i o n _ L i n e _ L b l > @@ -6879,16 +6769,16 @@
  
              < L i n e A m o u n t _ L i n e _ L b l > L i n e A m o u n t _ L i n e _ L b l < / L i n e A m o u n t _ L i n e _ L b l >   
+             < L i n e D i s c o u n t P e r c e n t _ L i n e > L i n e D i s c o u n t P e r c e n t _ L i n e < / L i n e D i s c o u n t P e r c e n t _ L i n e > + 
              < L i n e D i s c o u n t P e r c e n t T e x t _ L i n e > L i n e D i s c o u n t P e r c e n t T e x t _ L i n e < / L i n e D i s c o u n t P e r c e n t T e x t _ L i n e >   
-             < L i n e D i s c o u n t P e r c e n t _ L i n e > L i n e D i s c o u n t P e r c e n t _ L i n e < / L i n e D i s c o u n t P e r c e n t _ L i n e > - 
              < L i n e N o _ L i n e > L i n e N o _ L i n e < / L i n e N o _ L i n e >   
+             < P r i c e _ L b l > P r i c e _ L b l < / P r i c e _ L b l > + 
              < P r i c e P e r _ L b l > P r i c e P e r _ L b l < / P r i c e P e r _ L b l >   
-             < P r i c e _ L b l > P r i c e _ L b l < / P r i c e _ L b l > - 
              < Q t y _ L b l > Q t y _ L b l < / Q t y _ L b l >   
              < Q u a n t i t y _ L i n e > Q u a n t i t y _ L i n e < / Q u a n t i t y _ L i n e > @@ -6903,6 +6793,8 @@
  
              < T y p e _ L i n e > T y p e _ L i n e < / T y p e _ L i n e >   
+             < U n i t _ L b l > U n i t _ L b l < / U n i t _ L b l > + 
              < U n i t O f M e a s u r e > U n i t O f M e a s u r e < / U n i t O f M e a s u r e >   
              < U n i t O f M e a s u r e _ L b l > U n i t O f M e a s u r e _ L b l < / U n i t O f M e a s u r e _ L b l > @@ -6911,8 +6803,6 @@
  
              < U n i t P r i c e _ L b l > U n i t P r i c e _ L b l < / U n i t P r i c e _ L b l >   
-             < U n i t _ L b l > U n i t _ L b l < / U n i t _ L b l > - 
              < V A T I d e n t i f i e r _ L i n e > V A T I d e n t i f i e r _ L i n e < / V A T I d e n t i f i e r _ L i n e >   
              < V A T I d e n t i f i e r _ L i n e _ L b l > V A T I d e n t i f i e r _ L i n e _ L b l < / V A T I d e n t i f i e r _ L i n e _ L b l > @@ -6921,6 +6811,28 @@
  
              < V A T P c t _ L i n e _ L b l > V A T P c t _ L i n e _ L b l < / V A T P c t _ L i n e _ L b l >   
+             < S e r v i c e C o m m i t m e n t H e a d e r F o r S a l e s L i n e > + 
+                 < S e r v i c e C o m m i t m e n t F o r L i n e D e s c r i p t i o n _ L b l > S e r v i c e C o m m i t m e n t F o r L i n e D e s c r i p t i o n _ L b l < / S e r v i c e C o m m i t m e n t F o r L i n e D e s c r i p t i o n _ L b l > + 
+                 < S e r v i c e C o m m i t m e n t F o r L i n e D i s c o u n t _ L b l > S e r v i c e C o m m i t m e n t F o r L i n e D i s c o u n t _ L b l < / S e r v i c e C o m m i t m e n t F o r L i n e D i s c o u n t _ L b l > + 
+                 < S e r v i c e C o m m i t m e n t F o r L i n e P r i c e _ L b l > S e r v i c e C o m m i t m e n t F o r L i n e P r i c e _ L b l < / S e r v i c e C o m m i t m e n t F o r L i n e P r i c e _ L b l > + 
+                 < S e r v i c e C o m m i t m e n t F o r L i n e > + 
+                     < S e r v i c e C o m m i t m e n t F o r L i n e D e s c r i p t i o n > S e r v i c e C o m m i t m e n t F o r L i n e D e s c r i p t i o n < / S e r v i c e C o m m i t m e n t F o r L i n e D e s c r i p t i o n > + 
+                     < S e r v i c e C o m m i t m e n t F o r L i n e D i s c o u n t > S e r v i c e C o m m i t m e n t F o r L i n e D i s c o u n t < / S e r v i c e C o m m i t m e n t F o r L i n e D i s c o u n t > + 
+                     < S e r v i c e C o m m i t m e n t F o r L i n e L i n e N o > S e r v i c e C o m m i t m e n t F o r L i n e L i n e N o < / S e r v i c e C o m m i t m e n t F o r L i n e L i n e N o > + 
+                     < S e r v i c e C o m m i t m e n t F o r L i n e P r i c e > S e r v i c e C o m m i t m e n t F o r L i n e P r i c e < / S e r v i c e C o m m i t m e n t F o r L i n e P r i c e > + 
+                 < / S e r v i c e C o m m i t m e n t F o r L i n e > + 
+             < / S e r v i c e C o m m i t m e n t H e a d e r F o r S a l e s L i n e > + 
          < / L i n e >   
          < W o r k D e s c r i p t i o n L i n e s > @@ -6947,22 +6859,22 @@
  
              < N o O f V A T I d e n t i f i e r s > N o O f V A T I d e n t i f i e r s < / N o O f V A T I d e n t i f i e r s >   
+             < V A T A m o u n t _ V a t A m o u n t L i n e > V A T A m o u n t _ V a t A m o u n t L i n e < / V A T A m o u n t _ V a t A m o u n t L i n e > + 
+             < V A T A m o u n t _ V a t A m o u n t L i n e _ L b l > V A T A m o u n t _ V a t A m o u n t L i n e _ L b l < / V A T A m o u n t _ V a t A m o u n t L i n e _ L b l > + 
              < V A T A m o u n t L C Y _ V A T A m o u n t L i n e > V A T A m o u n t L C Y _ V A T A m o u n t L i n e < / V A T A m o u n t L C Y _ V A T A m o u n t L i n e >   
              < V A T A m o u n t L C Y _ V A T A m o u n t L i n e _ L b l > V A T A m o u n t L C Y _ V A T A m o u n t L i n e _ L b l < / V A T A m o u n t L C Y _ V A T A m o u n t L i n e _ L b l >   
-             < V A T A m o u n t _ V a t A m o u n t L i n e > V A T A m o u n t _ V a t A m o u n t L i n e < / V A T A m o u n t _ V a t A m o u n t L i n e > - 
-             < V A T A m o u n t _ V a t A m o u n t L i n e _ L b l > V A T A m o u n t _ V a t A m o u n t L i n e _ L b l < / V A T A m o u n t _ V a t A m o u n t L i n e _ L b l > +             < V A T B a s e _ V a t A m o u n t L i n e > V A T B a s e _ V a t A m o u n t L i n e < / V A T B a s e _ V a t A m o u n t L i n e > + 
+             < V A T B a s e _ V a t A m o u n t L i n e _ L b l > V A T B a s e _ V a t A m o u n t L i n e _ L b l < / V A T B a s e _ V a t A m o u n t L i n e _ L b l >   
              < V A T B a s e L C Y _ V A T A m o u n t L i n e > V A T B a s e L C Y _ V A T A m o u n t L i n e < / V A T B a s e L C Y _ V A T A m o u n t L i n e >   
              < V A T B a s e L C Y _ V A T A m o u n t L i n e _ L b l > V A T B a s e L C Y _ V A T A m o u n t L i n e _ L b l < / V A T B a s e L C Y _ V A T A m o u n t L i n e _ L b l >   
-             < V A T B a s e _ V a t A m o u n t L i n e > V A T B a s e _ V a t A m o u n t L i n e < / V A T B a s e _ V a t A m o u n t L i n e > - 
-             < V A T B a s e _ V a t A m o u n t L i n e _ L b l > V A T B a s e _ V a t A m o u n t L i n e _ L b l < / V A T B a s e _ V a t A m o u n t L i n e _ L b l > - 
              < V A T I d e n t i f i e r _ V a t A m o u n t L i n e > V A T I d e n t i f i e r _ V a t A m o u n t L i n e < / V A T I d e n t i f i e r _ V a t A m o u n t L i n e >   
              < V A T I d e n t i f i e r _ V a t A m o u n t L i n e _ L b l > V A T I d e n t i f i e r _ V a t A m o u n t L i n e _ L b l < / V A T I d e n t i f i e r _ V a t A m o u n t L i n e _ L b l > @@ -6975,10 +6887,10 @@
  
          < R e p o r t T o t a l s L i n e >   
+             < A m o u n t _ R e p o r t T o t a l s L i n e > A m o u n t _ R e p o r t T o t a l s L i n e < / A m o u n t _ R e p o r t T o t a l s L i n e > + 
              < A m o u n t F o r m a t t e d _ R e p o r t T o t a l s L i n e > A m o u n t F o r m a t t e d _ R e p o r t T o t a l s L i n e < / A m o u n t F o r m a t t e d _ R e p o r t T o t a l s L i n e >   
-             < A m o u n t _ R e p o r t T o t a l s L i n e > A m o u n t _ R e p o r t T o t a l s L i n e < / A m o u n t _ R e p o r t T o t a l s L i n e > - 
              < D e s c r i p t i o n _ R e p o r t T o t a l s L i n e > D e s c r i p t i o n _ R e p o r t T o t a l s L i n e < / D e s c r i p t i o n _ R e p o r t T o t a l s L i n e >   
              < F o n t B o l d _ R e p o r t T o t a l s L i n e > F o n t B o l d _ R e p o r t T o t a l s L i n e < / F o n t B o l d _ R e p o r t T o t a l s L i n e > @@ -6987,6 +6899,26 @@
  
          < / R e p o r t T o t a l s L i n e >   
+         < S e r v i c e C o m m i t m e n t F o r L i n e C a p t i o n > + 
+             < S e r v i c e C o m m i t m e n t F o r L i n e T o t a l T e x t _ L b l > S e r v i c e C o m m i t m e n t F o r L i n e T o t a l T e x t _ L b l < / S e r v i c e C o m m i t m e n t F o r L i n e T o t a l T e x t _ L b l > + 
+         < / S e r v i c e C o m m i t m e n t F o r L i n e C a p t i o n > + 
+         < S e r v i c e C o m m i t m e n t s G r o u p > + 
+             < S e r v i c e C o m m i t m e n t s G r o u p P e r P e r i o d > + 
+                 < S e r v i c e C o m m i t m e n t s G r o u p P e r P e r i o d N a m e > S e r v i c e C o m m i t m e n t s G r o u p P e r P e r i o d N a m e < / S e r v i c e C o m m i t m e n t s G r o u p P e r P e r i o d N a m e > + 
+                 < S e r v i c e C o m m i t m e n t s G r o u p P e r P e r i o d T y p e > S e r v i c e C o m m i t m e n t s G r o u p P e r P e r i o d T y p e < / S e r v i c e C o m m i t m e n t s G r o u p P e r P e r i o d T y p e > + 
+                 < S e r v i c e C o m m i t m e n t s G r o u p P e r P e r i o d V a l u e > S e r v i c e C o m m i t m e n t s G r o u p P e r P e r i o d V a l u e < / S e r v i c e C o m m i t m e n t s G r o u p P e r P e r i o d V a l u e > + 
+             < / S e r v i c e C o m m i t m e n t s G r o u p P e r P e r i o d > + 
+         < / S e r v i c e C o m m i t m e n t s G r o u p > + 
          < L e t t e r T e x t >   
              < B o d y T e x t > B o d y T e x t < / B o d y T e x t > @@ -7006,6 +6938,8 @@
              < C u r r e n c y S y m b o l > C u r r e n c y S y m b o l < / C u r r e n c y S y m b o l >   
              < T o t a l A m o u n t I n c l u d i n g V A T > T o t a l A m o u n t I n c l u d i n g V A T < / T o t a l A m o u n t I n c l u d i n g V A T > + 
+             < T o t a l C O 2 e > T o t a l C O 2 e < / T o t a l C O 2 e >   
              < T o t a l E x c l u d i n g V A T T e x t > T o t a l E x c l u d i n g V A T T e x t < / T o t a l E x c l u d i n g V A T T e x t >   
@@ -7038,855 +6972,579 @@
  < / N a v W o r d R e p o r t X m l P a r t > 
 </file>
 
-<file path=customXml/item2.xml>��< ? x m l   v e r s i o n = " 1 . 0 "   e n c o d i n g = " u t f - 1 6 " ? > - 
- < N a v W o r d R e p o r t X m l P a r t   x m l n s = " u r n : m i c r o s o f t - d y n a m i c s - b u s i n e s s c e n t r a l / i n t e r n a l / e x t e n d e d / r e p o r t s / S t a n d a r d _ S a l e s _ Q u o t e / 1 3 0 4 / " > - 
-     < B C R e p o r t I n f o r m a t i o n > - 
-         < R e p o r t M e t a d a t a > - 
-             < E x t e n s i o n I d > E x t e n s i o n   I D < / E x t e n s i o n I d > - 
-             < E x t e n s i o n N a m e > E x t e n s i o n   N a m e < / E x t e n s i o n N a m e > - 
-             < E x t e n s i o n P u b l i s h e r > E x t e n s i o n   P u b l i s h e r < / E x t e n s i o n P u b l i s h e r > - 
-             < E x t e n s i o n V e r s i o n > E x t e n s i o n   V e r s i o n < / E x t e n s i o n V e r s i o n > - 
-             < R e p o r t I d > R e p o r t   I D < / R e p o r t I d > - 
-             < R e p o r t N a m e > R e p o r t   N a m e < / R e p o r t N a m e > - 
-             < A b o u t T h i s R e p o r t T i t l e > A b o u t   T h i s   R e p o r t   T i t l e < / A b o u t T h i s R e p o r t T i t l e > - 
-             < A b o u t T h i s R e p o r t T e x t > A b o u t   T h i s   R e p o r t   T e x t < / A b o u t T h i s R e p o r t T e x t > - 
-             < R e p o r t H e l p L i n k > R e p o r t   H e l p   L i n k < / R e p o r t H e l p L i n k > - 
-         < / R e p o r t M e t a d a t a > - 
-         < R e p o r t R e q u e s t > - 
-             < T e n a n t E n t r a I d > T e n a n t   E n t r a   I d < / T e n a n t E n t r a I d > - 
-             < E n v i r o n m e n t N a m e > E n v i r o n m e n t   N a m e < / E n v i r o n m e n t N a m e > - 
-             < E n v i r o n m e n t T y p e > E n v i r o n m e n t   T y p e < / E n v i r o n m e n t T y p e > - 
-             < C o m p a n y N a m e > C o m p a n y   N a m e < / C o m p a n y N a m e > - 
-             < C o m p a n y D i s p l a y N a m e > C o m p a n y   D i s p l a y   N a m e < / C o m p a n y D i s p l a y N a m e > - 
-             < C o m p a n y I d > C o m p a n y   I D < / C o m p a n y I d > - 
-             < U s e r N a m e > U s e r   N a m e < / U s e r N a m e > - 
-             < D a t e A n d T i m e > D a t e   a n d   T i m e < / D a t e A n d T i m e > - 
-             < L a n g u a g e > L a n g u a g e < / L a n g u a g e > - 
-             < F o r m a t R e g i o n > F o r m a t   R e g i o n < / F o r m a t R e g i o n > - 
-             < D a t e T i m e V a l u e s > - 
-                 < Y e a r > Y e a r < / Y e a r > - 
-                 < M o n t h N u m b e r > M o n t h   N u m b e r < / M o n t h N u m b e r > - 
-                 < D a y N u m b e r > D a y   N u m b e r < / D a y N u m b e r > - 
-                 < H o u r > H o u r < / H o u r > - 
-                 < M i n u t e > M i n u t e < / M i n u t e > - 
-             < / D a t e T i m e V a l u e s > - 
-         < / R e p o r t R e q u e s t > - 
-         < C o m p a n y M e t a d a t a > - 
-             < C o m p a n y N a m e > C o m p a n y   N a m e < / C o m p a n y N a m e > - 
-             < C o m p a n y D i s p l a y N a m e > C o m p a n y   D i s p l a y   N a m e < / C o m p a n y D i s p l a y N a m e > - 
-             < C o m p a n y A d d r e s s L i n e s > - 
-                 < C o m p a n y A d d r e s s L i n e > C o m p a n y   A d d r e s s   L i n e   1 < / C o m p a n y A d d r e s s L i n e > - 
-                 < C o m p a n y A d d r e s s L i n e > C o m p a n y   A d d r e s s   L i n e   2 < / C o m p a n y A d d r e s s L i n e > - 
-                 < C o m p a n y A d d r e s s L i n e > C o m p a n y   A d d r e s s   L i n e   3 < / C o m p a n y A d d r e s s L i n e > - 
-                 < C o m p a n y A d d r e s s L i n e > C o m p a n y   A d d r e s s   L i n e   4 < / C o m p a n y A d d r e s s L i n e > - 
-                 < C o m p a n y A d d r e s s L i n e > C o m p a n y   A d d r e s s   L i n e   5 < / C o m p a n y A d d r e s s L i n e > - 
-                 < C o m p a n y A d d r e s s L i n e > C o m p a n y   A d d r e s s   L i n e   6 < / C o m p a n y A d d r e s s L i n e > - 
-                 < C o m p a n y A d d r e s s L i n e > C o m p a n y   A d d r e s s   L i n e   7 < / C o m p a n y A d d r e s s L i n e > - 
-                 < C o m p a n y A d d r e s s L i n e > C o m p a n y   A d d r e s s   L i n e   8 < / C o m p a n y A d d r e s s L i n e > - 
-             < / C o m p a n y A d d r e s s L i n e s > - 
-             < C o m p a n y P h o n e > C o m p a n y   P h o n e < / C o m p a n y P h o n e > - 
-             < C o m p a n y P h o n e C a p t i o n > C o m p a n y   P h o n e   C a p t i o n < / C o m p a n y P h o n e C a p t i o n > - 
-             < C o m p a n y F a x N o > C o m p a n y   F a x   N o . < / C o m p a n y F a x N o > - 
-             < C o m p a n y F a x N o C a p t i o n > C o m p a n y   F a x   N o .   C a p t i o n < / C o m p a n y F a x N o C a p t i o n > - 
-             < C o m p a n y E m a i l > C o m p a n y   E m a i l < / C o m p a n y E m a i l > - 
-             < C o m p a n y E m a i l C a p t i o n > C o m p a n y   E m a i l   C a p t i o n < / C o m p a n y E m a i l C a p t i o n > - 
-             < C o m p a n y H o m e P a g e > C o m p a n y   H o m e   P a g e < / C o m p a n y H o m e P a g e > - 
-             < C o m p a n y H o m e P a g e C a p t i o n > C o m p a n y   H o m e   P a g e   C a p t i o n < / C o m p a n y H o m e P a g e C a p t i o n > - 
-             < C o m p a n y L o g o > C o m p a n y   L o g o < / C o m p a n y L o g o > - 
-             < C o m p a n y V A T R e g i s t r a t i o n N o > C o m p a n y   V A T   R e g i s t r a t i o n   N o . < / C o m p a n y V A T R e g i s t r a t i o n N o > - 
-             < C o m p a n y V A T R e g i s t r a t i o n N o C a p t i o n > C o m p a n y   V A T   R e g i s t r a t i o n   N o .   C a p t i o n < / C o m p a n y V A T R e g i s t r a t i o n N o C a p t i o n > - 
-             < C o m p a n y R e g i s t r a t i o n N o > C o m p a n y   R e g i s t r a t i o n   N o . < / C o m p a n y R e g i s t r a t i o n N o > - 
-             < C o m p a n y R e g i s t r a t i o n N o C a p t i o n > C o m p a n y   R e g i s t r a t i o n   N o .   C a p t i o n < / C o m p a n y R e g i s t r a t i o n N o C a p t i o n > - 
-             < C o m p a n y B a n k N a m e > C o m p a n y   B a n k   N a m e < / C o m p a n y B a n k N a m e > - 
-             < C o m p a n y B a n k N a m e C a p t i o n > C o m p a n y   B a n k   N a m e   C a p t i o n < / C o m p a n y B a n k N a m e C a p t i o n > - 
-             < C o m p a n y B a n k A c c o u n t N o > C o m p a n y   B a n k   A c c o u n t   N o . < / C o m p a n y B a n k A c c o u n t N o > - 
-             < C o m p a n y B a n k A c c o u n t N o C a p t i o n > C o m p a n y   B a n k   A c c o u n t   N o .   C a p t i o n < / C o m p a n y B a n k A c c o u n t N o C a p t i o n > - 
-             < C o m p a n y B a n k B r a n c h N o > C o m p a n y   B a n k   B r a n c h   N o . < / C o m p a n y B a n k B r a n c h N o > - 
-             < C o m p a n y B a n k B r a n c h N o C a p t i o n > C o m p a n y   B a n k   B r a n c h   N o .   C a p t i o n < / C o m p a n y B a n k B r a n c h N o C a p t i o n > - 
-             < C o m p a n y I B A N > C o m p a n y   I B A N < / C o m p a n y I B A N > - 
-             < C o m p a n y I B A N C a p t i o n > C o m p a n y   I B A N   C a p t i o n < / C o m p a n y I B A N C a p t i o n > - 
-             < C o m p a n y B a n k S W I F T > C o m p a n y   B a n k   S W I F T < / C o m p a n y B a n k S W I F T > - 
-             < C o m p a n y B a n k S W I F T C a p t i o n > C o m p a n y   B a n k   S W I F T   C a p t i o n < / C o m p a n y B a n k S W I F T C a p t i o n > - 
-             < C o m p a n y G i r o N o > C o m p a n y   G i r o   N o . < / C o m p a n y G i r o N o > - 
-             < C o m p a n y G i r o N o C a p t i o n > C o m p a n y   G i r o   N o .   C a p t i o n < / C o m p a n y G i r o N o C a p t i o n > - 
-         < / C o m p a n y M e t a d a t a > - 
-     < / B C R e p o r t I n f o r m a t i o n > - 
-     < T o o l t i p s > - 
-         < T o o l t i p   c o l u m n = " C o m p a n y H o m e P a g e "   E l e m e n t I d = " 1 9 8 9 1 8 8 7 0 " > - 
-             < T o o l t i p T e x t   l a n g = " e n - U S " > S p e c i f i e s   y o u r   c o m p a n y ' s   w e b   s i t e . < / T o o l t i p T e x t > - 
-         < / T o o l t i p > - 
-         < T o o l t i p   c o l u m n = " C o m p a n y E M a i l "   E l e m e n t I d = " 1 6 7 7 0 7 4 0 5 8 " > - 
-             < T o o l t i p T e x t   l a n g = " e n - U S " > S p e c i f i e s   t h e   c o m p a n y ' s   e m a i l   a d d r e s s . < / T o o l t i p T e x t > - 
-         < / T o o l t i p > - 
-         < T o o l t i p   c o l u m n = " C o m p a n y P i c t u r e "   E l e m e n t I d = " 1 3 9 7 4 1 1 0 7 4 " > - 
-             < T o o l t i p T e x t   l a n g = " e n - U S " > S p e c i f i e s   t h e   p i c t u r e   t h a t   h a s   b e e n   s e t   u p   f o r   t h e   c o m p a n y ,   s u c h   a s   a   c o m p a n y   l o g o . < / T o o l t i p T e x t > - 
-         < / T o o l t i p > - 
-         < T o o l t i p   c o l u m n = " C o m p a n y P h o n e N o "   E l e m e n t I d = " 2 5 0 4 4 0 6 5 5 " > - 
-             < T o o l t i p T e x t   l a n g = " e n - U S " > S p e c i f i e s   t h e   c o m p a n y ' s   t e l e p h o n e   n u m b e r . < / T o o l t i p T e x t > - 
-         < / T o o l t i p > - 
-         < T o o l t i p   c o l u m n = " C o m p a n y G i r o N o "   E l e m e n t I d = " 1 3 6 0 1 9 6 3 2 0 " > - 
-             < T o o l t i p T e x t   l a n g = " e n - U S " > S p e c i f i e s   t h e   c o m p a n y ' s   g i r o   n u m b e r . < / T o o l t i p T e x t > - 
-         < / T o o l t i p > - 
-         < T o o l t i p   c o l u m n = " C o m p a n y B a n k N a m e "   E l e m e n t I d = " 1 5 3 4 9 0 5 6 0 5 " > - 
-             < T o o l t i p T e x t   l a n g = " e n - U S " > S p e c i f i e s   t h e   n a m e   o f   t h e   b a n k   w h e r e   y o u   h a v e   t h e   b a n k   a c c o u n t . < / T o o l t i p T e x t > - 
-         < / T o o l t i p > - 
-         < T o o l t i p   c o l u m n = " C o m p a n y B a n k B r a n c h N o "   E l e m e n t I d = " 7 9 3 1 3 3 0 5 7 " > - 
-             < T o o l t i p T e x t   l a n g = " e n - U S " > S p e c i f i e s   a   n u m b e r   o f   t h e   b a n k   b r a n c h . < / T o o l t i p T e x t > - 
-         < / T o o l t i p > - 
-         < T o o l t i p   c o l u m n = " C o m p a n y B a n k A c c o u n t N o "   E l e m e n t I d = " 3 0 1 4 0 2 0 4 " > - 
-             < T o o l t i p T e x t   l a n g = " e n - U S " > S p e c i f i e s   t h e   n u m b e r   u s e d   b y   t h e   b a n k   f o r   t h e   b a n k   a c c o u n t . < / T o o l t i p T e x t > - 
-         < / T o o l t i p > - 
-         < T o o l t i p   c o l u m n = " C o m p a n y I B A N "   E l e m e n t I d = " 9 0 6 5 4 9 1 8 2 " > - 
-             < T o o l t i p T e x t   l a n g = " e n - U S " > S p e c i f i e s   t h e   b a n k   a c c o u n t ' s   i n t e r n a t i o n a l   b a n k   a c c o u n t   n u m b e r . < / T o o l t i p T e x t > - 
-         < / T o o l t i p > - 
-         < T o o l t i p   c o l u m n = " C o m p a n y S W I F T "   E l e m e n t I d = " 6 6 8 2 5 0 2 4 5 " > - 
-             < T o o l t i p T e x t   l a n g = " e n - U S " > S p e c i f i e s   t h e   i n t e r n a t i o n a l   b a n k   i d e n t i f i e r   c o d e   ( S W I F T )   o f   t h e   b a n k   w h e r e   y o u   h a v e   t h e   a c c o u n t . < / T o o l t i p T e x t > - 
-         < / T o o l t i p > - 
-         < T o o l t i p   c o l u m n = " E x t e r n a l D o c u m e n t N o "   E l e m e n t I d = " 7 3 3 9 5 3 9 6 6 " > - 
-             < T o o l t i p T e x t   l a n g = " e n - U S " > S p e c i f i e s   a   d o c u m e n t   n u m b e r   t h a t   r e f e r s   t o   t h e   c u s t o m e r ' s   o r   v e n d o r ' s   n u m b e r i n g   s y s t e m . < / T o o l t i p T e x t > - 
-         < / T o o l t i p > - 
-         < T o o l t i p   c o l u m n = " Y o u r R e f e r e n c e "   E l e m e n t I d = " 1 1 0 3 9 9 5 1 " > - 
-             < T o o l t i p T e x t   l a n g = " e n - U S " > S p e c i f i e s   t h e   c u s t o m e r ' s   r e f e r e n c e .   T h e   c o n t e n t   w i l l   b e   p r i n t e d   o n   s a l e s   d o c u m e n t s . < / T o o l t i p T e x t > - 
-         < / T o o l t i p > - 
-         < T o o l t i p   c o l u m n = " S h i p m e n t M e t h o d D e s c r i p t i o n "   E l e m e n t I d = " 2 0 5 9 4 0 3 2 6 0 " > - 
-             < T o o l t i p T e x t   l a n g = " e n - U S " > S p e c i f i e s   a   d e s c r i p t i o n   o f   t h e   s h i p m e n t   m e t h o d . < / T o o l t i p T e x t > - 
-         < / T o o l t i p > - 
-         < T o o l t i p   c o l u m n = " S h i p T o P h o n e N o "   E l e m e n t I d = " 3 6 9 7 0 2 2 5 5 " > - 
-             < T o o l t i p T e x t   l a n g = " e n - U S " > S p e c i f i e s   t h e   t e l e p h o n e   n u m b e r   o f   t h e   c o m p a n y ' s   s h i p p i n g   a d d r e s s . < / T o o l t i p T e x t > - 
-         < / T o o l t i p > - 
-         < T o o l t i p   c o l u m n = " S e l l T o C o n t a c t P h o n e N o "   E l e m e n t I d = " 1 6 1 3 8 2 2 4 8 3 " > - 
-             < T o o l t i p T e x t   l a n g = " e n - U S " > S p e c i f i e s   t h e   c o n t a c t ' s   p h o n e   n u m b e r . < / T o o l t i p T e x t > - 
-         < / T o o l t i p > - 
-         < T o o l t i p   c o l u m n = " S e l l T o C o n t a c t M o b i l e P h o n e N o "   E l e m e n t I d = " 1 8 4 3 5 8 7 4 7 " > - 
-             < T o o l t i p T e x t   l a n g = " e n - U S " > S p e c i f i e s   t h e   c o n t a c t ' s   m o b i l e   t e l e p h o n e   n u m b e r . < / T o o l t i p T e x t > - 
-         < / T o o l t i p > - 
-         < T o o l t i p   c o l u m n = " S e l l T o C o n t a c t E m a i l "   E l e m e n t I d = " 2 6 2 8 2 4 5 6 4 " > - 
-             < T o o l t i p T e x t   l a n g = " e n - U S " > S p e c i f i e s   t h e   e m a i l   a d d r e s s   o f   t h e   c o n t a c t . < / T o o l t i p T e x t > - 
-         < / T o o l t i p > - 
-         < T o o l t i p   c o l u m n = " B i l l T o C o n t a c t P h o n e N o "   E l e m e n t I d = " 3 6 2 4 7 7 4 8 8 " > - 
-             < T o o l t i p T e x t   l a n g = " e n - U S " > S p e c i f i e s   t h e   c o n t a c t ' s   p h o n e   n u m b e r . < / T o o l t i p T e x t > - 
-         < / T o o l t i p > - 
-         < T o o l t i p   c o l u m n = " B i l l T o C o n t a c t M o b i l e P h o n e N o "   E l e m e n t I d = " 2 4 8 4 8 8 6 9 6 " > - 
-             < T o o l t i p T e x t   l a n g = " e n - U S " > S p e c i f i e s   t h e   c o n t a c t ' s   m o b i l e   t e l e p h o n e   n u m b e r . < / T o o l t i p T e x t > - 
-         < / T o o l t i p > - 
-         < T o o l t i p   c o l u m n = " B i l l T o C o n t a c t E m a i l "   E l e m e n t I d = " 3 3 5 8 2 7 8 9 5 " > - 
-             < T o o l t i p T e x t   l a n g = " e n - U S " > S p e c i f i e s   t h e   e m a i l   a d d r e s s   o f   t h e   c o n t a c t . < / T o o l t i p T e x t > - 
-         < / T o o l t i p > - 
-         < T o o l t i p   c o l u m n = " P a y m e n t T e r m s D e s c r i p t i o n "   E l e m e n t I d = " 2 0 3 8 7 4 2 7 0 0 " > - 
-             < T o o l t i p T e x t   l a n g = " e n - U S " > S p e c i f i e s   a n   e x p l a n a t i o n   o f   t h e   p a y m e n t   t e r m s . < / T o o l t i p T e x t > - 
-         < / T o o l t i p > - 
-         < T o o l t i p   c o l u m n = " P a y m e n t M e t h o d D e s c r i p t i o n "   E l e m e n t I d = " 5 8 5 7 5 7 9 7 4 " > - 
-             < T o o l t i p T e x t   l a n g = " e n - U S " > S p e c i f i e s   a   t e x t   t h a t   d e s c r i b e s   t h e   p a y m e n t   m e t h o d . < / T o o l t i p T e x t > - 
-         < / T o o l t i p > - 
-         < T o o l t i p   c o l u m n = " B i l l t o C u s t u m e r N o "   E l e m e n t I d = " 2 8 0 4 7 3 0 5 8 " > - 
-             < T o o l t i p T e x t   l a n g = " e n - U S " > S p e c i f i e s   t h e   n u m b e r   o f   t h e   c u s t o m e r   t h a t   y o u   s e n d   o r   s e n t   t h e   i n v o i c e   o r   c r e d i t   m e m o   t o . < / T o o l t i p T e x t > - 
-         < / T o o l t i p > - 
-         < T o o l t i p   c o l u m n = " D o c u m e n t N o "   E l e m e n t I d = " 9 7 0 3 5 0 5 3 9 " > - 
-             < T o o l t i p T e x t   l a n g = " e n - U S " > S p e c i f i e s   a   u n i q u e   n u m b e r   t h a t   i d e n t i f i e s   t h e   s a l e s   d o c u m e n t .   T h e   n u m b e r   c a n   b e   g e n e r a t e d   a u t o m a t i c a l l y   f r o m   a   n u m b e r   s e r i e s ,   o r   y o u   c a n   n u m b e r   e a c h   o f   t h e m   m a n u a l l y . < / T o o l t i p T e x t > - 
-         < / T o o l t i p > - 
-         < T o o l t i p   c o l u m n = " P r i c e s I n c l u d i n g V A T "   E l e m e n t I d = " 5 1 8 8 1 7 1 6 7 " > - 
-             < T o o l t i p T e x t   l a n g = " e n - U S " > S p e c i f i e s   i f   t h e   U n i t   P r i c e   a n d   L i n e   A m o u n t   f i e l d s   o n   d o c u m e n t   l i n e s   s h o u l d   b e   s h o w n   w i t h   o r   w i t h o u t   V A T . < / T o o l t i p T e x t > - 
-         < / T o o l t i p > - 
-         < T o o l t i p   c o l u m n = " S a l e s P e r s o n N a m e "   E l e m e n t I d = " 8 7 1 4 9 2 9 8 3 " > - 
-             < T o o l t i p T e x t   l a n g = " e n - U S " > S p e c i f i e s   t h e   n a m e   o f   t h e   s a l e s p e r s o n   o r   p u r c h a s e r . < / T o o l t i p T e x t > - 
-         < / T o o l t i p > - 
-         < T o o l t i p   c o l u m n = " S e l l t o C u s t o m e r N o "   E l e m e n t I d = " 2 0 5 0 6 4 7 3 4 9 " > - 
-             < T o o l t i p T e x t   l a n g = " e n - U S " > S p e c i f i e s   t h e   n u m b e r   o f   t h e   c u s t o m e r   t h a t   y o u ' r e   s e l l i n g   t o .   B y   d e f a u l t ,   t h e   s a m e   c u s t o m e r   i s   s u g g e s t e d   a s   t h e   s h i p - t o   c u s t o m e r .   I f   n e e d e d ,   y o u   c a n   s p e c i f y   a   d i f f e r e n t   s h i p - t o   c u s t o m e r   o n   t h e   d o c u m e n t . < / T o o l t i p T e x t > - 
-         < / T o o l t i p > - 
-         < T o o l t i p   c o l u m n = " L i n e N o _ L i n e "   E l e m e n t I d = " 6 9 8 9 8 5 9 7 9 " > - 
-             < T o o l t i p T e x t   l a n g = " e n - U S " > S p e c i f i e s   t h e   l i n e   n u m b e r . < / T o o l t i p T e x t > - 
-         < / T o o l t i p > - 
-         < T o o l t i p   c o l u m n = " A m o u n t E x c l u d i n g V A T _ L i n e "   E l e m e n t I d = " 1 0 6 2 4 6 0 0 4 0 " > - 
-             < T o o l t i p T e x t   l a n g = " e n - U S " > S p e c i f i e s   t h e   s u m   o f   a m o u n t s   i n   t h e   L i n e   A m o u n t   f i e l d   o n   t h e   s a l e s   r e t u r n   o r d e r   l i n e s . < / T o o l t i p T e x t > - 
-         < / T o o l t i p > - 
-         < T o o l t i p   c o l u m n = " D e s c r i p t i o n _ L i n e "   E l e m e n t I d = " 1 4 0 6 8 2 2 3 1 0 " > - 
-             < T o o l t i p T e x t   l a n g = " e n - U S " > S p e c i f i e s   a   d e s c r i p t i o n   o f   t h e   e n t r y   o f   t h e   p r o d u c t   t o   b e   s o l d .   T o   a d d   a   n o n - t r a n s a c t i o n a l   t e x t   l i n e ,   f i l l   i n   t h e   D e s c r i p t i o n   f i e l d   o n l y . < / T o o l t i p T e x t > - 
-         < / T o o l t i p > - 
-         < T o o l t i p   c o l u m n = " L i n e D i s c o u n t P e r c e n t _ L i n e "   E l e m e n t I d = " 9 0 7 8 2 7 4 3 6 " > - 
-             < T o o l t i p T e x t   l a n g = " e n - U S " > S p e c i f i e s   t h e   d i s c o u n t   p e r c e n t a g e   t h a t   i s   g r a n t e d   f o r   t h e   i t e m   o n   t h e   l i n e . < / T o o l t i p T e x t > - 
-         < / T o o l t i p > - 
-         < T o o l t i p   c o l u m n = " I t e m N o _ L i n e "   E l e m e n t I d = " 1 9 1 0 2 9 6 2 8 8 " > - 
-             < T o o l t i p T e x t   l a n g = " e n - U S " > S p e c i f i e s   t h e   n u m b e r   o f   t h e   i n v o l v e d   e n t r y   o r   r e c o r d ,   a c c o r d i n g   t o   t h e   s p e c i f i e d   n u m b e r   s e r i e s . < / T o o l t i p T e x t > - 
-         < / T o o l t i p > - 
-         < T o o l t i p   c o l u m n = " I t e m R e f e r e n c e N o _ L i n e "   E l e m e n t I d = " 9 2 7 2 3 5 7 " > - 
-             < T o o l t i p T e x t   l a n g = " e n - U S " > S p e c i f i e s   t h e   r e f e r e n c e d   i t e m   n u m b e r . < / T o o l t i p T e x t > - 
-         < / T o o l t i p > - 
-         < T o o l t i p   c o l u m n = " U n i t O f M e a s u r e "   E l e m e n t I d = " 1 8 0 8 2 2 8 0 1 8 " > - 
-             < T o o l t i p T e x t   l a n g = " e n - U S " > S p e c i f i e s   t h e   u n i t   o f   m e a s u r e   f o r   t h e   i t e m   o r   r e s o u r c e   o n   t h e   s a l e s   l i n e . < / T o o l t i p T e x t > - 
-         < / T o o l t i p > - 
-         < T o o l t i p   c o l u m n = " I n v o i c e D i s c o u n t A m o u n t _ V A T A m o u n t L i n e "   E l e m e n t I d = " 8 2 4 7 3 0 1 4 1 " > - 
-             < T o o l t i p T e x t   l a n g = " e n - U S " > S p e c i f i e s   t h e   i n v o i c e   d i s c o u n t   a m o u n t   f o r   a   s p e c i f i c   V A T   i d e n t i f i e r . < / T o o l t i p T e x t > - 
-         < / T o o l t i p > - 
-         < T o o l t i p   c o l u m n = " I n v o i c e D i s c o u n t B a s e A m o u n t _ V A T A m o u n t L i n e "   E l e m e n t I d = " 2 0 4 0 3 3 2 2 6 6 " > - 
-             < T o o l t i p T e x t   l a n g = " e n - U S " > S p e c i f i e s   t h e   i n v o i c e   d i s c o u n t   b a s e   a m o u n t . < / T o o l t i p T e x t > - 
-         < / T o o l t i p > - 
-         < T o o l t i p   c o l u m n = " L i n e A m o u n t _ V a t A m o u n t L i n e "   E l e m e n t I d = " 2 1 4 6 5 4 0 1 " > - 
-             < T o o l t i p T e x t   l a n g = " e n - U S " > S p e c i f i e s   t h e   t o t a l   a m o u n t   f o r   s a l e s   o r   p u r c h a s e   l i n e s   w i t h   a   s p e c i f i c   V A T   i d e n t i f i e r . < / T o o l t i p T e x t > - 
-         < / T o o l t i p > - 
-         < T o o l t i p   c o l u m n = " V A T A m o u n t _ V a t A m o u n t L i n e "   E l e m e n t I d = " 1 8 9 1 8 2 0 6 2 0 " > - 
-             < T o o l t i p T e x t   l a n g = " e n - U S " > S p e c i f i e s   t h e   a m o u n t   o f   V A T   t h a t   i s   i n c l u d e d   i n   t h e   t o t a l   a m o u n t . < / T o o l t i p T e x t > - 
-         < / T o o l t i p > - 
-         < T o o l t i p   c o l u m n = " V A T B a s e _ V a t A m o u n t L i n e "   E l e m e n t I d = " 1 4 5 8 9 3 7 8 1 9 " > - 
-             < T o o l t i p T e x t   l a n g = " e n - U S " > S p e c i f i e s   t h e   t o t a l   n e t   a m o u n t   ( a m o u n t   e x c l u d i n g   V A T )   f o r   s a l e s   o r   p u r c h a s e   l i n e s   w i t h   a   s p e c i f i c   V A T   I d e n t i f i e r . < / T o o l t i p T e x t > - 
-         < / T o o l t i p > - 
-         < T o o l t i p   c o l u m n = " V A T I d e n t i f i e r _ V a t A m o u n t L i n e "   E l e m e n t I d = " 1 1 4 2 0 7 0 0 3 5 " > - 
-             < T o o l t i p T e x t   l a n g = " e n - U S " > S p e c i f i e s   t h e   V A T   I d e n t i f i e r   v a l u e . < / T o o l t i p T e x t > - 
-         < / T o o l t i p > - 
-         < T o o l t i p   c o l u m n = " V A T P c t _ V a t A m o u n t L i n e "   E l e m e n t I d = " 1 4 5 3 5 4 2 7 7 7 " > - 
-             < T o o l t i p T e x t   l a n g = " e n - U S " > S p e c i f i e s   t h e   V A T   %   t h a t   w a s   u s e d   o n   t h e   s a l e s   o r   p u r c h a s e   l i n e s   w i t h   t h i s   V A T   I d e n t i f i e r . < / T o o l t i p T e x t > - 
-         < / T o o l t i p > - 
-     < / T o o l t i p s > - 
-     < H e a d e r   E l e m e n t T y p e = " D a t a I t e m "   E l e m e n t I d = " 1 2 4 0 3 7 3 8 8 6 " > - 
-         < B i l l T o C o n t a c t E m a i l   E l e m e n t T y p e = " C o l u m n "   E l e m e n t I d = " 3 3 5 8 2 7 8 9 5 "   D a t a T y p e = " T e x t " > B i l l T o C o n t a c t E m a i l < / B i l l T o C o n t a c t E m a i l > - 
-         < B i l l T o C o n t a c t E m a i l L b l   E l e m e n t T y p e = " C o l u m n "   E l e m e n t I d = " 2 9 6 4 7 8 3 6 5 "   D a t a T y p e = " L a b e l " > B i l l T o C o n t a c t E m a i l L b l < / B i l l T o C o n t a c t E m a i l L b l > - 
-         < B i l l T o C o n t a c t M o b i l e P h o n e N o   E l e m e n t T y p e = " C o l u m n "   E l e m e n t I d = " 2 4 8 4 8 8 6 9 6 "   D a t a T y p e = " T e x t " > B i l l T o C o n t a c t M o b i l e P h o n e N o < / B i l l T o C o n t a c t M o b i l e P h o n e N o > - 
-         < B i l l T o C o n t a c t M o b i l e P h o n e N o L b l   E l e m e n t T y p e = " C o l u m n "   E l e m e n t I d = " 2 7 6 3 1 1 3 3 8 "   D a t a T y p e = " L a b e l " > B i l l T o C o n t a c t M o b i l e P h o n e N o L b l < / B i l l T o C o n t a c t M o b i l e P h o n e N o L b l > - 
-         < B i l l T o C o n t a c t P h o n e N o   E l e m e n t T y p e = " C o l u m n "   E l e m e n t I d = " 3 6 2 4 7 7 4 8 8 "   D a t a T y p e = " T e x t " > B i l l T o C o n t a c t P h o n e N o < / B i l l T o C o n t a c t P h o n e N o > - 
-         < B i l l T o C o n t a c t P h o n e N o L b l   E l e m e n t T y p e = " C o l u m n "   E l e m e n t I d = " 2 1 2 3 3 4 5 9 6 6 "   D a t a T y p e = " L a b e l " > B i l l T o C o n t a c t P h o n e N o L b l < / B i l l T o C o n t a c t P h o n e N o L b l > - 
-         < B i l l t o C u s t o m e r N o _ L b l   E l e m e n t T y p e = " C o l u m n "   E l e m e n t I d = " 3 6 9 3 0 7 8 1 3 "   D a t a T y p e = " S t r i n g " > B i l l t o C u s t o m e r N o _ L b l < / B i l l t o C u s t o m e r N o _ L b l > - 
-         < B i l l t o C u s t u m e r N o   E l e m e n t T y p e = " C o l u m n "   E l e m e n t I d = " 2 8 0 4 7 3 0 5 8 "   D a t a T y p e = " C o d e " > B i l l t o C u s t u m e r N o < / B i l l t o C u s t u m e r N o > - 
-         < C o m p a n y A d d r e s s 1   E l e m e n t T y p e = " C o l u m n "   E l e m e n t I d = " 1 8 8 4 1 6 4 3 2 3 "   D a t a T y p e = " T e x t " > C o m p a n y A d d r e s s 1 < / C o m p a n y A d d r e s s 1 > - 
-         < C o m p a n y A d d r e s s 2   E l e m e n t T y p e = " C o l u m n "   E l e m e n t I d = " 1 2 4 6 4 6 7 7 0 6 "   D a t a T y p e = " T e x t " > C o m p a n y A d d r e s s 2 < / C o m p a n y A d d r e s s 2 > - 
-         < C o m p a n y A d d r e s s 3   E l e m e n t T y p e = " C o l u m n "   E l e m e n t I d = " 6 0 8 7 7 1 0 8 9 "   D a t a T y p e = " T e x t " > C o m p a n y A d d r e s s 3 < / C o m p a n y A d d r e s s 3 > - 
-         < C o m p a n y A d d r e s s 4   E l e m e n t T y p e = " C o l u m n "   E l e m e n t I d = " 7 7 7 6 8 0 1 1 2 "   D a t a T y p e = " T e x t " > C o m p a n y A d d r e s s 4 < / C o m p a n y A d d r e s s 4 > - 
-         < C o m p a n y A d d r e s s 5   E l e m e n t T y p e = " C o l u m n "   E l e m e n t I d = " 1 3 9 9 8 3 4 9 5 "   D a t a T y p e = " T e x t " > C o m p a n y A d d r e s s 5 < / C o m p a n y A d d r e s s 5 > - 
-         < C o m p a n y A d d r e s s 6   E l e m e n t T y p e = " C o l u m n "   E l e m e n t I d = " 4 9 7 7 1 3 1 2 2 "   D a t a T y p e = " T e x t " > C o m p a n y A d d r e s s 6 < / C o m p a n y A d d r e s s 6 > - 
-         < C o m p a n y A d d r e s s 7   E l e m e n t T y p e = " C o l u m n "   E l e m e n t I d = " 1 1 3 5 4 0 9 7 3 9 "   D a t a T y p e = " T e x t " > C o m p a n y A d d r e s s 7 < / C o m p a n y A d d r e s s 7 > - 
-         < C o m p a n y A d d r e s s 8   E l e m e n t T y p e = " C o l u m n "   E l e m e n t I d = " 1 7 1 5 2 5 5 3 0 0 "   D a t a T y p e = " T e x t " > C o m p a n y A d d r e s s 8 < / C o m p a n y A d d r e s s 8 > - 
-         < C o m p a n y B a n k A c c o u n t N o   E l e m e n t T y p e = " C o l u m n "   E l e m e n t I d = " 3 0 1 4 0 2 0 4 "   D a t a T y p e = " T e x t " > C o m p a n y B a n k A c c o u n t N o < / C o m p a n y B a n k A c c o u n t N o > - 
-         < C o m p a n y B a n k A c c o u n t N o _ L b l   E l e m e n t T y p e = " C o l u m n "   E l e m e n t I d = " 1 0 9 7 7 4 3 3 4 5 "   D a t a T y p e = " L a b e l " > C o m p a n y B a n k A c c o u n t N o _ L b l < / C o m p a n y B a n k A c c o u n t N o _ L b l > - 
-         < C o m p a n y B a n k B r a n c h N o   E l e m e n t T y p e = " C o l u m n "   E l e m e n t I d = " 7 9 3 1 3 3 0 5 7 "   D a t a T y p e = " T e x t " > C o m p a n y B a n k B r a n c h N o < / C o m p a n y B a n k B r a n c h N o > - 
-         < C o m p a n y B a n k B r a n c h N o _ L b l   E l e m e n t T y p e = " C o l u m n "   E l e m e n t I d = " 3 2 7 9 0 6 6 9 2 "   D a t a T y p e = " S t r i n g " > C o m p a n y B a n k B r a n c h N o _ L b l < / C o m p a n y B a n k B r a n c h N o _ L b l > - 
-         < C o m p a n y B a n k N a m e   E l e m e n t T y p e = " C o l u m n "   E l e m e n t I d = " 1 5 3 4 9 0 5 6 0 5 "   D a t a T y p e = " T e x t " > C o m p a n y B a n k N a m e < / C o m p a n y B a n k N a m e > - 
-         < C o m p a n y B a n k N a m e _ L b l   E l e m e n t T y p e = " C o l u m n "   E l e m e n t I d = " 1 2 0 4 3 0 7 0 1 4 "   D a t a T y p e = " L a b e l " > C o m p a n y B a n k N a m e _ L b l < / C o m p a n y B a n k N a m e _ L b l > - 
-         < C o m p a n y C u s t o m G i r o   E l e m e n t T y p e = " C o l u m n "   E l e m e n t I d = " 1 6 7 0 4 7 5 7 9 8 "   D a t a T y p e = " T e x t " > C o m p a n y C u s t o m G i r o < / C o m p a n y C u s t o m G i r o > - 
-         < C o m p a n y C u s t o m G i r o _ L b l   E l e m e n t T y p e = " C o l u m n "   E l e m e n t I d = " 8 9 1 4 3 9 6 2 5 "   D a t a T y p e = " T e x t " > C o m p a n y C u s t o m G i r o _ L b l < / C o m p a n y C u s t o m G i r o _ L b l > - 
-         < C o m p a n y E M a i l   E l e m e n t T y p e = " C o l u m n "   E l e m e n t I d = " 1 6 7 7 0 7 4 0 5 8 "   D a t a T y p e = " T e x t " > C o m p a n y E M a i l < / C o m p a n y E M a i l > - 
-         < C o m p a n y G i r o N o   E l e m e n t T y p e = " C o l u m n "   E l e m e n t I d = " 1 3 6 0 1 9 6 3 2 0 "   D a t a T y p e = " T e x t " > C o m p a n y G i r o N o < / C o m p a n y G i r o N o > - 
-         < C o m p a n y G i r o N o _ L b l   E l e m e n t T y p e = " C o l u m n "   E l e m e n t I d = " 8 6 1 6 0 2 1 1 5 "   D a t a T y p e = " L a b e l " > C o m p a n y G i r o N o _ L b l < / C o m p a n y G i r o N o _ L b l > - 
-         < C o m p a n y H o m e P a g e   E l e m e n t T y p e = " C o l u m n "   E l e m e n t I d = " 1 9 8 9 1 8 8 7 0 "   D a t a T y p e = " T e x t " > C o m p a n y H o m e P a g e < / C o m p a n y H o m e P a g e > - 
-         < C o m p a n y I B A N   E l e m e n t T y p e = " C o l u m n "   E l e m e n t I d = " 9 0 6 5 4 9 1 8 2 "   D a t a T y p e = " C o d e " > C o m p a n y I B A N < / C o m p a n y I B A N > - 
-         < C o m p a n y I B A N _ L b l   E l e m e n t T y p e = " C o l u m n "   E l e m e n t I d = " 1 2 6 7 9 5 2 2 2 7 "   D a t a T y p e = " S t r i n g " > C o m p a n y I B A N _ L b l < / C o m p a n y I B A N _ L b l > - 
-         < C o m p a n y L e g a l O f f i c e   E l e m e n t T y p e = " C o l u m n "   E l e m e n t I d = " 7 1 4 2 5 8 1 1 1 "   D a t a T y p e = " T e x t " > C o m p a n y L e g a l O f f i c e < / C o m p a n y L e g a l O f f i c e > - 
-         < C o m p a n y L e g a l O f f i c e _ L b l   E l e m e n t T y p e = " C o l u m n "   E l e m e n t I d = " 1 5 3 3 1 7 5 1 0 8 "   D a t a T y p e = " T e x t " > C o m p a n y L e g a l O f f i c e _ L b l < / C o m p a n y L e g a l O f f i c e _ L b l > - 
-         < C o m p a n y L e g a l S t a t e m e n t   E l e m e n t T y p e = " C o l u m n "   E l e m e n t I d = " 4 4 8 3 5 8 8 7 6 "   D a t a T y p e = " T e x t " > C o m p a n y L e g a l S t a t e m e n t < / C o m p a n y L e g a l S t a t e m e n t > - 
-         < C o m p a n y L o g o P o s i t i o n   E l e m e n t T y p e = " C o l u m n "   E l e m e n t I d = " 1 4 2 5 2 6 6 6 8 8 "   D a t a T y p e = " I n t e g e r " > C o m p a n y L o g o P o s i t i o n < / C o m p a n y L o g o P o s i t i o n > - 
-         < C o m p a n y P h o n e N o   E l e m e n t T y p e = " C o l u m n "   E l e m e n t I d = " 2 5 0 4 4 0 6 5 5 "   D a t a T y p e = " T e x t " > C o m p a n y P h o n e N o < / C o m p a n y P h o n e N o > - 
-         < C o m p a n y P h o n e N o _ L b l   E l e m e n t T y p e = " C o l u m n "   E l e m e n t I d = " 5 5 8 5 9 3 5 8 6 "   D a t a T y p e = " L a b e l " > C o m p a n y P h o n e N o _ L b l < / C o m p a n y P h o n e N o _ L b l > - 
-         < C o m p a n y P i c t u r e   E l e m e n t T y p e = " C o l u m n "   E l e m e n t I d = " 1 3 9 7 4 1 1 0 7 4 "   D a t a T y p e = " B l o b "   / > - 
-         < C o m p a n y R e g i s t r a t i o n N u m b e r   E l e m e n t T y p e = " C o l u m n "   E l e m e n t I d = " 2 0 2 3 6 3 9 4 2 4 "   D a t a T y p e = " T e x t " > C o m p a n y R e g i s t r a t i o n N u m b e r < / C o m p a n y R e g i s t r a t i o n N u m b e r > - 
-         < C o m p a n y R e g i s t r a t i o n N u m b e r _ L b l   E l e m e n t T y p e = " C o l u m n "   E l e m e n t I d = " 1 8 3 3 1 0 6 6 5 3 "   D a t a T y p e = " T e x t " > C o m p a n y R e g i s t r a t i o n N u m b e r _ L b l < / C o m p a n y R e g i s t r a t i o n N u m b e r _ L b l > - 
-         < C o m p a n y S W I F T   E l e m e n t T y p e = " C o l u m n "   E l e m e n t I d = " 6 6 8 2 5 0 2 4 5 "   D a t a T y p e = " C o d e " > C o m p a n y S W I F T < / C o m p a n y S W I F T > - 
-         < C o m p a n y S W I F T _ L b l   E l e m e n t T y p e = " C o l u m n "   E l e m e n t I d = " 2 0 2 9 5 9 7 3 8 4 "   D a t a T y p e = " S t r i n g " > C o m p a n y S W I F T _ L b l < / C o m p a n y S W I F T _ L b l > - 
-         < C o m p a n y V A T R e g i s t r a t i o n N o   E l e m e n t T y p e = " C o l u m n "   E l e m e n t I d = " 1 9 1 4 0 1 3 6 4 9 "   D a t a T y p e = " T e x t " > C o m p a n y V A T R e g i s t r a t i o n N o < / C o m p a n y V A T R e g i s t r a t i o n N o > - 
-         < C o m p a n y V A T R e g i s t r a t i o n N o _ L b l   E l e m e n t T y p e = " C o l u m n "   E l e m e n t I d = " 9 2 4 5 0 3 1 2 4 "   D a t a T y p e = " T e x t " > C o m p a n y V A T R e g i s t r a t i o n N o _ L b l < / C o m p a n y V A T R e g i s t r a t i o n N o _ L b l > - 
-         < C o m p a n y V A T R e g N o   E l e m e n t T y p e = " C o l u m n "   E l e m e n t I d = " 1 7 1 4 3 1 9 3 6 "   D a t a T y p e = " T e x t " > C o m p a n y V A T R e g N o < / C o m p a n y V A T R e g N o > - 
-         < C o m p a n y V A T R e g N o _ L b l   E l e m e n t T y p e = " C o l u m n "   E l e m e n t I d = " 7 7 3 2 0 1 5 0 1 "   D a t a T y p e = " T e x t " > C o m p a n y V A T R e g N o _ L b l < / C o m p a n y V A T R e g N o _ L b l > - 
-         < C o n t a c t _ L b l   E l e m e n t T y p e = " C o l u m n "   E l e m e n t I d = " 1 1 5 5 0 9 4 7 5 2 "   D a t a T y p e = " T e x t " > C o n t a c t _ L b l < / C o n t a c t _ L b l > - 
-         < C o p y _ L b l   E l e m e n t T y p e = " C o l u m n "   E l e m e n t I d = " 6 0 4 7 8 2 7 8 1 "   D a t a T y p e = " L a b e l " > C o p y _ L b l < / C o p y _ L b l > - 
-         < C u s t o m e r A d d r e s s 1   E l e m e n t T y p e = " C o l u m n "   E l e m e n t I d = " 1 8 0 1 9 6 6 4 5 4 "   D a t a T y p e = " T e x t " > C u s t o m e r A d d r e s s 1 < / C u s t o m e r A d d r e s s 1 > - 
-         < C u s t o m e r A d d r e s s 2   E l e m e n t T y p e = " C o l u m n "   E l e m e n t I d = " 1 1 6 4 2 6 9 8 3 7 "   D a t a T y p e = " T e x t " > C u s t o m e r A d d r e s s 2 < / C u s t o m e r A d d r e s s 2 > - 
-         < C u s t o m e r A d d r e s s 3   E l e m e n t T y p e = " C o l u m n "   E l e m e n t I d = " 5 2 6 5 7 3 2 2 0 "   D a t a T y p e = " T e x t " > C u s t o m e r A d d r e s s 3 < / C u s t o m e r A d d r e s s 3 > - 
-         < C u s t o m e r A d d r e s s 4   E l e m e n t T y p e = " C o l u m n "   E l e m e n t I d = " 1 1 1 1 2 3 3 9 7 "   D a t a T y p e = " T e x t " > C u s t o m e r A d d r e s s 4 < / C u s t o m e r A d d r e s s 4 > - 
-         < C u s t o m e r A d d r e s s 5   E l e m e n t T y p e = " C o l u m n "   E l e m e n t I d = " 7 4 8 8 2 0 0 1 4 "   D a t a T y p e = " T e x t " > C u s t o m e r A d d r e s s 5 < / C u s t o m e r A d d r e s s 5 > - 
-         < C u s t o m e r A d d r e s s 6   E l e m e n t T y p e = " C o l u m n "   E l e m e n t I d = " 1 3 8 6 5 1 6 6 3 1 "   D a t a T y p e = " T e x t " > C u s t o m e r A d d r e s s 6 < / C u s t o m e r A d d r e s s 6 > - 
-         < C u s t o m e r A d d r e s s 7   E l e m e n t T y p e = " C o l u m n "   E l e m e n t I d = " 2 0 2 4 2 1 3 2 4 8 "   D a t a T y p e = " T e x t " > C u s t o m e r A d d r e s s 7 < / C u s t o m e r A d d r e s s 7 > - 
-         < C u s t o m e r A d d r e s s 8   E l e m e n t T y p e = " C o l u m n "   E l e m e n t I d = " 1 0 4 8 6 9 8 5 8 5 "   D a t a T y p e = " T e x t " > C u s t o m e r A d d r e s s 8 < / C u s t o m e r A d d r e s s 8 > - 
-         < C u s t o m e r P o s t a l B a r C o d e   E l e m e n t T y p e = " C o l u m n "   E l e m e n t I d = " 3 9 8 5 8 0 6 8 8 "   D a t a T y p e = " T e x t " > C u s t o m e r P o s t a l B a r C o d e < / C u s t o m e r P o s t a l B a r C o d e > - 
-         < D o c u m e n t C o p y T e x t   E l e m e n t T y p e = " C o l u m n "   E l e m e n t I d = " 1 8 2 4 9 4 6 0 4 6 "   D a t a T y p e = " S t r i n g " > D o c u m e n t C o p y T e x t < / D o c u m e n t C o p y T e x t > - 
-         < D o c u m e n t D a t e   E l e m e n t T y p e = " C o l u m n "   E l e m e n t I d = " 5 5 2 8 7 1 9 1 4 "   D a t a T y p e = " S t r i n g " > D o c u m e n t D a t e < / D o c u m e n t D a t e > - 
-         < D o c u m e n t D a t e _ L b l   E l e m e n t T y p e = " C o l u m n "   E l e m e n t I d = " 1 0 2 6 4 9 4 8 3 "   D a t a T y p e = " S t r i n g " > D o c u m e n t D a t e _ L b l < / D o c u m e n t D a t e _ L b l > - 
-         < D o c u m e n t N o   E l e m e n t T y p e = " C o l u m n "   E l e m e n t I d = " 9 7 0 3 5 0 5 3 9 "   D a t a T y p e = " C o d e " > D o c u m e n t N o < / D o c u m e n t N o > - 
-         < D o c u m e n t N o _ L b l   E l e m e n t T y p e = " C o l u m n "   E l e m e n t I d = " 7 8 9 7 9 5 9 7 8 "   D a t a T y p e = " L a b e l " > D o c u m e n t N o _ L b l < / D o c u m e n t N o _ L b l > - 
-         < D o c u m e n t T i t l e _ L b l   E l e m e n t T y p e = " C o l u m n "   E l e m e n t I d = " 8 5 8 4 2 3 9 2 9 "   D a t a T y p e = " L a b e l " > D o c u m e n t T i t l e _ L b l < / D o c u m e n t T i t l e _ L b l > - 
-         < D u e D a t e   E l e m e n t T y p e = " C o l u m n "   E l e m e n t I d = " 7 4 5 1 7 0 2 0 3 "   D a t a T y p e = " S t r i n g " > D u e D a t e < / D u e D a t e > - 
-         < D u e D a t e _ L b l   E l e m e n t T y p e = " C o l u m n "   E l e m e n t I d = " 1 6 4 8 2 8 4 6 4 8 "   D a t a T y p e = " S t r i n g " > D u e D a t e _ L b l < / D u e D a t e _ L b l > - 
-         < E M a i l _ L b l   E l e m e n t T y p e = " C o l u m n "   E l e m e n t I d = " 1 4 3 8 8 6 8 0 1 2 "   D a t a T y p e = " L a b e l " > E M a i l _ L b l < / E M a i l _ L b l > - 
-         < E s t i m a t e B o d y _ L b l   E l e m e n t T y p e = " C o l u m n "   E l e m e n t I d = " 1 0 4 4 3 4 7 9 8 6 "   D a t a T y p e = " L a b e l " > E s t i m a t e B o d y _ L b l < / E s t i m a t e B o d y _ L b l > - 
-         < E s t i m a t e F o r _ L b l   E l e m e n t T y p e = " C o l u m n "   E l e m e n t I d = " 1 7 6 1 6 6 6 0 1 3 "   D a t a T y p e = " L a b e l " > E s t i m a t e F o r _ L b l < / E s t i m a t e F o r _ L b l > - 
-         < E s t i m a t e _ L b l   E l e m e n t T y p e = " C o l u m n "   E l e m e n t I d = " 2 0 9 6 4 3 4 6 2 2 "   D a t a T y p e = " L a b e l " > E s t i m a t e _ L b l < / E s t i m a t e _ L b l > - 
-         < E x c h a n g e R a t e A s T e x t   E l e m e n t T y p e = " C o l u m n "   E l e m e n t I d = " 5 9 2 9 5 5 8 4 5 "   D a t a T y p e = " T e x t " > E x c h a n g e R a t e A s T e x t < / E x c h a n g e R a t e A s T e x t > - 
-         < E x t e r n a l D o c u m e n t N o   E l e m e n t T y p e = " C o l u m n "   E l e m e n t I d = " 7 3 3 9 5 3 9 6 6 "   D a t a T y p e = " C o d e " > E x t e r n a l D o c u m e n t N o < / E x t e r n a l D o c u m e n t N o > - 
-         < E x t e r n a l D o c u m e n t N o L b l   E l e m e n t T y p e = " C o l u m n "   E l e m e n t I d = " 7 8 3 2 8 7 4 5 2 "   D a t a T y p e = " S t r i n g " > E x t e r n a l D o c u m e n t N o L b l < / E x t e r n a l D o c u m e n t N o L b l > - 
-         < F r o m _ L b l   E l e m e n t T y p e = " C o l u m n "   E l e m e n t I d = " 4 8 5 4 2 6 1 3 8 "   D a t a T y p e = " L a b e l " > F r o m _ L b l < / F r o m _ L b l > - 
-         < H o m e P a g e _ L b l   E l e m e n t T y p e = " C o l u m n "   E l e m e n t I d = " 1 4 3 3 5 9 2 3 0 0 "   D a t a T y p e = " L a b e l " > H o m e P a g e _ L b l < / H o m e P a g e _ L b l > - 
-         < I n v o i c e D i s c o u n t A m o u n t _ L b l   E l e m e n t T y p e = " C o l u m n "   E l e m e n t I d = " 1 5 9 3 0 1 2 7 3 6 "   D a t a T y p e = " L a b e l " > I n v o i c e D i s c o u n t A m o u n t _ L b l < / I n v o i c e D i s c o u n t A m o u n t _ L b l > - 
-         < I n v o i c e D i s c o u n t B a s e A m o u n t _ L b l   E l e m e n t T y p e = " C o l u m n "   E l e m e n t I d = " 2 0 2 9 2 6 6 8 7 5 "   D a t a T y p e = " L a b e l " > I n v o i c e D i s c o u n t B a s e A m o u n t _ L b l < / I n v o i c e D i s c o u n t B a s e A m o u n t _ L b l > - 
-         < L e g a l E n t i t y T y p e   E l e m e n t T y p e = " C o l u m n "   E l e m e n t I d = " 2 0 5 1 8 7 3 5 6 3 "   D a t a T y p e = " T e x t " > L e g a l E n t i t y T y p e < / L e g a l E n t i t y T y p e > - 
-         < L e g a l E n t i t y T y p e _ L b l   E l e m e n t T y p e = " C o l u m n "   E l e m e n t I d = " 2 0 8 0 2 2 4 7 9 2 "   D a t a T y p e = " T e x t " > L e g a l E n t i t y T y p e _ L b l < / L e g a l E n t i t y T y p e _ L b l > - 
-         < L i n e A m o u n t A f t e r I n v o i c e D i s c o u n t _ L b l   E l e m e n t T y p e = " C o l u m n "   E l e m e n t I d = " 6 7 3 7 2 1 0 9 4 "   D a t a T y p e = " L a b e l " > L i n e A m o u n t A f t e r I n v o i c e D i s c o u n t _ L b l < / L i n e A m o u n t A f t e r I n v o i c e D i s c o u n t _ L b l > - 
-         < L o c a l C u r r e n c y _ L b l   E l e m e n t T y p e = " C o l u m n "   E l e m e n t I d = " 1 5 5 9 6 9 3 4 2 2 "   D a t a T y p e = " L a b e l " > L o c a l C u r r e n c y _ L b l < / L o c a l C u r r e n c y _ L b l > - 
-         < P a g e _ L b l   E l e m e n t T y p e = " C o l u m n "   E l e m e n t I d = " 6 8 0 6 4 8 0 9 1 "   D a t a T y p e = " L a b e l " > P a g e _ L b l < / P a g e _ L b l > - 
-         < P a y m e n t M e t h o d D e s c r i p t i o n   E l e m e n t T y p e = " C o l u m n "   E l e m e n t I d = " 5 8 5 7 5 7 9 7 4 "   D a t a T y p e = " T e x t " > P a y m e n t M e t h o d D e s c r i p t i o n < / P a y m e n t M e t h o d D e s c r i p t i o n > - 
-         < P a y m e n t M e t h o d D e s c r i p t i o n _ L b l   E l e m e n t T y p e = " C o l u m n "   E l e m e n t I d = " 7 9 7 1 1 7 3 2 3 "   D a t a T y p e = " L a b e l " > P a y m e n t M e t h o d D e s c r i p t i o n _ L b l < / P a y m e n t M e t h o d D e s c r i p t i o n _ L b l > - 
-         < P a y m e n t T e r m s D e s c r i p t i o n   E l e m e n t T y p e = " C o l u m n "   E l e m e n t I d = " 2 0 3 8 7 4 2 7 0 0 "   D a t a T y p e = " T e x t " > P a y m e n t T e r m s D e s c r i p t i o n < / P a y m e n t T e r m s D e s c r i p t i o n > - 
-         < P a y m e n t T e r m s D e s c r i p t i o n _ L b l   E l e m e n t T y p e = " C o l u m n "   E l e m e n t I d = " 1 8 7 4 4 9 4 3 2 1 "   D a t a T y p e = " L a b e l " > P a y m e n t T e r m s D e s c r i p t i o n _ L b l < / P a y m e n t T e r m s D e s c r i p t i o n _ L b l > - 
-         < P r i c e s I n c l u d i n g V A T   E l e m e n t T y p e = " C o l u m n "   E l e m e n t I d = " 5 1 8 8 1 7 1 6 7 "   D a t a T y p e = " B o o l e a n " > P r i c e s I n c l u d i n g V A T < / P r i c e s I n c l u d i n g V A T > - 
-         < P r i c e s I n c l u d i n g V A T Y e s N o   E l e m e n t T y p e = " C o l u m n "   E l e m e n t I d = " 1 4 1 1 1 4 7 5 9 9 "   D a t a T y p e = " S t r i n g " > P r i c e s I n c l u d i n g V A T Y e s N o < / P r i c e s I n c l u d i n g V A T Y e s N o > - 
-         < P r i c e s I n c l u d i n g V A T _ L b l   E l e m e n t T y p e = " C o l u m n "   E l e m e n t I d = " 1 3 7 7 9 7 9 4 4 4 "   D a t a T y p e = " S t r i n g " > P r i c e s I n c l u d i n g V A T _ L b l < / P r i c e s I n c l u d i n g V A T _ L b l > - 
-         < Q u e s t i o n s _ L b l   E l e m e n t T y p e = " C o l u m n "   E l e m e n t I d = " 2 0 7 0 8 9 0 0 1 9 "   D a t a T y p e = " L a b e l " > Q u e s t i o n s _ L b l < / Q u e s t i o n s _ L b l > - 
-         < Q u o t e V a l i d T o D a t e   E l e m e n t T y p e = " C o l u m n "   E l e m e n t I d = " 1 1 4 8 7 3 3 1 3 0 "   D a t a T y p e = " S t r i n g " > Q u o t e V a l i d T o D a t e < / Q u o t e V a l i d T o D a t e > - 
-         < Q u o t e V a l i d T o D a t e _ L b l   E l e m e n t T y p e = " C o l u m n "   E l e m e n t I d = " 1 2 9 2 3 5 4 1 3 "   D a t a T y p e = " L a b e l " > Q u o t e V a l i d T o D a t e _ L b l < / Q u o t e V a l i d T o D a t e _ L b l > - 
-         < S a l e s I n v o i c e L i n e D i s c o u n t _ L b l   E l e m e n t T y p e = " C o l u m n "   E l e m e n t I d = " 6 6 4 6 0 1 5 8 2 "   D a t a T y p e = " L a b e l " > S a l e s I n v o i c e L i n e D i s c o u n t _ L b l < / S a l e s I n v o i c e L i n e D i s c o u n t _ L b l > - 
-         < S a l e s P e r s o n B l a n k _ L b l   E l e m e n t T y p e = " C o l u m n "   E l e m e n t I d = " 6 5 4 6 2 4 6 0 1 "   D a t a T y p e = " T e x t " > S a l e s P e r s o n B l a n k _ L b l < / S a l e s P e r s o n B l a n k _ L b l > - 
-         < S a l e s P e r s o n N a m e   E l e m e n t T y p e = " C o l u m n "   E l e m e n t I d = " 8 7 1 4 9 2 9 8 3 "   D a t a T y p e = " T e x t " > S a l e s P e r s o n N a m e < / S a l e s P e r s o n N a m e > - 
-         < S a l e s P e r s o n _ L b l   E l e m e n t T y p e = " C o l u m n "   E l e m e n t I d = " 1 5 6 4 1 9 6 3 6 5 "   D a t a T y p e = " L a b e l " > S a l e s P e r s o n _ L b l < / S a l e s P e r s o n _ L b l > - 
-         < S e l l T o C o n t a c t E m a i l   E l e m e n t T y p e = " C o l u m n "   E l e m e n t I d = " 2 6 2 8 2 4 5 6 4 "   D a t a T y p e = " T e x t " > S e l l T o C o n t a c t E m a i l < / S e l l T o C o n t a c t E m a i l > - 
-         < S e l l T o C o n t a c t E m a i l L b l   E l e m e n t T y p e = " C o l u m n "   E l e m e n t I d = " 3 7 0 9 2 0 3 7 4 "   D a t a T y p e = " L a b e l " > S e l l T o C o n t a c t E m a i l L b l < / S e l l T o C o n t a c t E m a i l L b l > - 
-         < S e l l T o C o n t a c t M o b i l e P h o n e N o   E l e m e n t T y p e = " C o l u m n "   E l e m e n t I d = " 1 8 4 3 5 8 7 4 7 "   D a t a T y p e = " T e x t " > S e l l T o C o n t a c t M o b i l e P h o n e N o < / S e l l T o C o n t a c t M o b i l e P h o n e N o > - 
-         < S e l l T o C o n t a c t M o b i l e P h o n e N o L b l   E l e m e n t T y p e = " C o l u m n "   E l e m e n t I d = " 1 4 5 7 5 2 8 4 1 7 "   D a t a T y p e = " L a b e l " > S e l l T o C o n t a c t M o b i l e P h o n e N o L b l < / S e l l T o C o n t a c t M o b i l e P h o n e N o L b l > - 
-         < S e l l T o C o n t a c t P h o n e N o   E l e m e n t T y p e = " C o l u m n "   E l e m e n t I d = " 1 6 1 3 8 2 2 4 8 3 "   D a t a T y p e = " T e x t " > S e l l T o C o n t a c t P h o n e N o < / S e l l T o C o n t a c t P h o n e N o > - 
-         < S e l l T o C o n t a c t P h o n e N o L b l   E l e m e n t T y p e = " C o l u m n "   E l e m e n t I d = " 1 0 5 0 6 8 6 8 0 9 "   D a t a T y p e = " L a b e l " > S e l l T o C o n t a c t P h o n e N o L b l < / S e l l T o C o n t a c t P h o n e N o L b l > - 
-         < S e l l t o C u s t o m e r N o   E l e m e n t T y p e = " C o l u m n "   E l e m e n t I d = " 2 0 5 0 6 4 7 3 4 9 "   D a t a T y p e = " C o d e " > S e l l t o C u s t o m e r N o < / S e l l t o C u s t o m e r N o > - 
-         < S e l l t o C u s t o m e r N o _ L b l   E l e m e n t T y p e = " C o l u m n "   E l e m e n t I d = " 2 9 8 3 8 1 5 1 2 "   D a t a T y p e = " S t r i n g " > S e l l t o C u s t o m e r N o _ L b l < / S e l l t o C u s t o m e r N o _ L b l > - 
-         < S h i p m e n t M e t h o d D e s c r i p t i o n   E l e m e n t T y p e = " C o l u m n "   E l e m e n t I d = " 2 0 5 9 4 0 3 2 6 0 "   D a t a T y p e = " T e x t " > S h i p m e n t M e t h o d D e s c r i p t i o n < / S h i p m e n t M e t h o d D e s c r i p t i o n > - 
-         < S h i p m e n t M e t h o d D e s c r i p t i o n _ L b l   E l e m e n t T y p e = " C o l u m n "   E l e m e n t I d = " 1 1 7 9 9 7 8 4 6 5 "   D a t a T y p e = " L a b e l " > S h i p m e n t M e t h o d D e s c r i p t i o n _ L b l < / S h i p m e n t M e t h o d D e s c r i p t i o n _ L b l > - 
-         < S h i p m e n t _ L b l   E l e m e n t T y p e = " C o l u m n "   E l e m e n t I d = " 2 0 8 5 7 6 7 1 2 0 "   D a t a T y p e = " L a b e l " > S h i p m e n t _ L b l < / S h i p m e n t _ L b l > - 
-         < S h i p T o A d d r e s s 1   E l e m e n t T y p e = " C o l u m n "   E l e m e n t I d = " 1 3 5 7 6 7 2 8 6 1 "   D a t a T y p e = " T e x t " > S h i p T o A d d r e s s 1 < / S h i p T o A d d r e s s 1 > - 
-         < S h i p T o A d d r e s s 2   E l e m e n t T y p e = " C o l u m n "   E l e m e n t I d = " 1 0 2 4 2 0 4 5 8 4 "   D a t a T y p e = " T e x t " > S h i p T o A d d r e s s 2 < / S h i p T o A d d r e s s 2 > - 
-         < S h i p T o A d d r e s s 3   E l e m e n t T y p e = " C o l u m n "   E l e m e n t I d = " 1 6 6 1 9 0 1 2 0 1 "   D a t a T y p e = " T e x t " > S h i p T o A d d r e s s 3 < / S h i p T o A d d r e s s 3 > - 
-         < S h i p T o A d d r e s s 4   E l e m e n t T y p e = " C o l u m n "   E l e m e n t I d = " 5 5 5 4 1 6 9 9 0 "   D a t a T y p e = " T e x t " > S h i p T o A d d r e s s 4 < / S h i p T o A d d r e s s 4 > - 
-         < S h i p T o A d d r e s s 5   E l e m e n t T y p e = " C o l u m n "   E l e m e n t I d = " 1 1 9 3 1 1 3 6 0 7 "   D a t a T y p e = " T e x t " > S h i p T o A d d r e s s 5 < / S h i p T o A d d r e s s 5 > - 
-         < S h i p T o A d d r e s s 6   E l e m e n t T y p e = " C o l u m n "   E l e m e n t I d = " 7 1 9 9 7 6 2 4 4 "   D a t a T y p e = " T e x t " > S h i p T o A d d r e s s 6 < / S h i p T o A d d r e s s 6 > - 
-         < S h i p T o A d d r e s s 7   E l e m e n t T y p e = " C o l u m n "   E l e m e n t I d = " 8 2 2 7 9 6 2 7 "   D a t a T y p e = " T e x t " > S h i p T o A d d r e s s 7 < / S h i p T o A d d r e s s 7 > - 
-         < S h i p T o A d d r e s s 8   E l e m e n t T y p e = " C o l u m n "   E l e m e n t I d = " 1 4 9 2 9 9 2 1 7 8 "   D a t a T y p e = " T e x t " > S h i p T o A d d r e s s 8 < / S h i p T o A d d r e s s 8 > - 
-         < S h i p T o A d d r e s s _ L b l   E l e m e n t T y p e = " C o l u m n "   E l e m e n t I d = " 1 6 5 0 5 0 5 0 1 7 "   D a t a T y p e = " L a b e l " > S h i p T o A d d r e s s _ L b l < / S h i p T o A d d r e s s _ L b l > - 
-         < S h i p T o P h o n e N o   E l e m e n t T y p e = " C o l u m n "   E l e m e n t I d = " 3 6 9 7 0 2 2 5 5 "   D a t a T y p e = " T e x t " > S h i p T o P h o n e N o < / S h i p T o P h o n e N o > - 
-         < S h o w S h i p p i n g A d d r e s s   E l e m e n t T y p e = " C o l u m n "   E l e m e n t I d = " 1 1 2 0 0 7 1 2 6 6 "   D a t a T y p e = " B o o l e a n " > S h o w S h i p p i n g A d d r e s s < / S h o w S h i p p i n g A d d r e s s > - 
-         < S h o w W o r k D e s c r i p t i o n   E l e m e n t T y p e = " C o l u m n "   E l e m e n t I d = " 7 8 5 4 6 8 8 6 5 "   D a t a T y p e = " B o o l e a n " > S h o w W o r k D e s c r i p t i o n < / S h o w W o r k D e s c r i p t i o n > - 
-         < S u b t o t a l _ L b l   E l e m e n t T y p e = " C o l u m n "   E l e m e n t I d = " 1 9 6 7 7 9 5 1 4 2 "   D a t a T y p e = " L a b e l " > S u b t o t a l _ L b l < / S u b t o t a l _ L b l > - 
-         < T h a n k s _ L b l   E l e m e n t T y p e = " C o l u m n "   E l e m e n t I d = " 2 1 0 3 3 0 5 5 2 5 "   D a t a T y p e = " L a b e l " > T h a n k s _ L b l < / T h a n k s _ L b l > - 
-         < T o t a l _ L b l   E l e m e n t T y p e = " C o l u m n "   E l e m e n t I d = " 1 2 1 0 1 0 0 8 7 8 "   D a t a T y p e = " L a b e l " > T o t a l _ L b l < / T o t a l _ L b l > - 
-         < V A T A m o u n t S p e c i f i c a t i o n _ L b l   E l e m e n t T y p e = " C o l u m n "   E l e m e n t I d = " 8 7 8 7 0 6 8 4 6 "   D a t a T y p e = " L a b e l " > V A T A m o u n t S p e c i f i c a t i o n _ L b l < / V A T A m o u n t S p e c i f i c a t i o n _ L b l > - 
-         < V A T A m o u n t _ L b l   E l e m e n t T y p e = " C o l u m n "   E l e m e n t I d = " 1 0 9 4 6 5 7 2 9 "   D a t a T y p e = " L a b e l " > V A T A m o u n t _ L b l < / V A T A m o u n t _ L b l > - 
-         < V A T B a s e _ L b l   E l e m e n t T y p e = " C o l u m n "   E l e m e n t I d = " 1 8 6 6 1 5 8 2 7 8 "   D a t a T y p e = " L a b e l " > V A T B a s e _ L b l < / V A T B a s e _ L b l > - 
-         < V A T C l a u s e s _ L b l   E l e m e n t T y p e = " C o l u m n "   E l e m e n t I d = " 1 3 8 3 9 2 0 0 1 9 "   D a t a T y p e = " L a b e l " > V A T C l a u s e s _ L b l < / V A T C l a u s e s _ L b l > - 
-         < V A T C l a u s e _ L b l   E l e m e n t T y p e = " C o l u m n "   E l e m e n t I d = " 1 5 7 0 4 9 5 4 9 0 "   D a t a T y p e = " S t r i n g " > V A T C l a u s e _ L b l < / V A T C l a u s e _ L b l > - 
-         < V A T I d e n t i f i e r _ L b l   E l e m e n t T y p e = " C o l u m n "   E l e m e n t I d = " 1 6 8 6 6 2 3 9 8 4 "   D a t a T y p e = " L a b e l " > V A T I d e n t i f i e r _ L b l < / V A T I d e n t i f i e r _ L b l > - 
-         < V A T P e r c e n t a g e _ L b l   E l e m e n t T y p e = " C o l u m n "   E l e m e n t I d = " 6 7 6 6 5 4 5 6 5 "   D a t a T y p e = " L a b e l " > V A T P e r c e n t a g e _ L b l < / V A T P e r c e n t a g e _ L b l > - 
-         < V A T R e g i s t r a t i o n N o   E l e m e n t T y p e = " C o l u m n "   E l e m e n t I d = " 1 8 8 9 1 9 5 4 0 2 "   D a t a T y p e = " T e x t " > V A T R e g i s t r a t i o n N o < / V A T R e g i s t r a t i o n N o > - 
-         < V A T R e g i s t r a t i o n N o _ L b l   E l e m e n t T y p e = " C o l u m n "   E l e m e n t I d = " 1 4 2 4 6 1 6 0 8 5 "   D a t a T y p e = " T e x t " > V A T R e g i s t r a t i o n N o _ L b l < / V A T R e g i s t r a t i o n N o _ L b l > - 
-         < Y o u r E s t i m a t e _ L b l   E l e m e n t T y p e = " C o l u m n "   E l e m e n t I d = " 4 9 2 1 8 5 2 2 5 "   D a t a T y p e = " L a b e l " > Y o u r E s t i m a t e _ L b l < / Y o u r E s t i m a t e _ L b l > - 
-         < Y o u r R e f e r e n c e   E l e m e n t T y p e = " C o l u m n "   E l e m e n t I d = " 1 1 0 3 9 9 5 1 "   D a t a T y p e = " T e x t " > Y o u r R e f e r e n c e < / Y o u r R e f e r e n c e > - 
-         < Y o u r R e f e r e n c e _ _ L b l   E l e m e n t T y p e = " C o l u m n "   E l e m e n t I d = " 1 1 2 6 2 8 0 3 7 1 "   D a t a T y p e = " S t r i n g " > Y o u r R e f e r e n c e _ _ L b l < / Y o u r R e f e r e n c e _ _ L b l > - 
-         < L i n e   E l e m e n t T y p e = " D a t a I t e m "   E l e m e n t I d = " 4 1 1 9 7 6 1 3 3 " > - 
-             < A m o u n t E x c l u d i n g V A T _ L i n e   E l e m e n t T y p e = " C o l u m n "   E l e m e n t I d = " 1 0 6 2 4 6 0 0 4 0 "   D a t a T y p e = " D e c i m a l " > A m o u n t E x c l u d i n g V A T _ L i n e < / A m o u n t E x c l u d i n g V A T _ L i n e > - 
-             < A m o u n t E x c l u d i n g V A T _ L i n e _ L b l   E l e m e n t T y p e = " C o l u m n "   E l e m e n t I d = " 2 0 0 2 8 7 4 4 7 5 "   D a t a T y p e = " S t r i n g " > A m o u n t E x c l u d i n g V A T _ L i n e _ L b l < / A m o u n t E x c l u d i n g V A T _ L i n e _ L b l > - 
-             < A m o u n t I n c l u d i n g V A T _ L i n e   E l e m e n t T y p e = " C o l u m n "   E l e m e n t I d = " 7 7 0 9 2 8 4 0 2 "   D a t a T y p e = " D e c i m a l " > A m o u n t I n c l u d i n g V A T _ L i n e < / A m o u n t I n c l u d i n g V A T _ L i n e > - 
-             < A m o u n t I n c l u d i n g V A T _ L i n e _ L b l   E l e m e n t T y p e = " C o l u m n "   E l e m e n t I d = " 9 3 0 7 4 7 3 1 3 "   D a t a T y p e = " S t r i n g " > A m o u n t I n c l u d i n g V A T _ L i n e _ L b l < / A m o u n t I n c l u d i n g V A T _ L i n e _ L b l > - 
-             < D e s c r i p t i o n _ L i n e   E l e m e n t T y p e = " C o l u m n "   E l e m e n t I d = " 1 4 0 6 8 2 2 3 1 0 "   D a t a T y p e = " T e x t " > D e s c r i p t i o n _ L i n e < / D e s c r i p t i o n _ L i n e > - 
-             < D e s c r i p t i o n _ L i n e _ L b l   E l e m e n t T y p e = " C o l u m n "   E l e m e n t I d = " 2 1 1 8 9 5 1 4 9 5 "   D a t a T y p e = " S t r i n g " > D e s c r i p t i o n _ L i n e _ L b l < / D e s c r i p t i o n _ L i n e _ L b l > - 
-             < I t e m N o _ L i n e   E l e m e n t T y p e = " C o l u m n "   E l e m e n t I d = " 1 9 1 0 2 9 6 2 8 8 "   D a t a T y p e = " C o d e " > I t e m N o _ L i n e < / I t e m N o _ L i n e > - 
-             < I t e m N o _ L i n e _ L b l   E l e m e n t T y p e = " C o l u m n "   E l e m e n t I d = " 1 3 4 0 0 7 9 6 1 3 "   D a t a T y p e = " S t r i n g " > I t e m N o _ L i n e _ L b l < / I t e m N o _ L i n e _ L b l > - 
-             < I t e m R e f e r e n c e N o _ L i n e   E l e m e n t T y p e = " C o l u m n "   E l e m e n t I d = " 9 2 7 2 3 5 7 "   D a t a T y p e = " C o d e " > I t e m R e f e r e n c e N o _ L i n e < / I t e m R e f e r e n c e N o _ L i n e > - 
-             < I t e m R e f e r e n c e N o _ L i n e _ L b l   E l e m e n t T y p e = " C o l u m n "   E l e m e n t I d = " 1 9 8 0 6 3 1 1 3 0 "   D a t a T y p e = " S t r i n g " > I t e m R e f e r e n c e N o _ L i n e _ L b l < / I t e m R e f e r e n c e N o _ L i n e _ L b l > - 
-             < L i n e A m o u n t _ L i n e   E l e m e n t T y p e = " C o l u m n "   E l e m e n t I d = " 2 6 8 9 3 7 1 6 2 "   D a t a T y p e = " T e x t " > L i n e A m o u n t _ L i n e < / L i n e A m o u n t _ L i n e > - 
-             < L i n e A m o u n t _ L i n e _ L b l   E l e m e n t T y p e = " C o l u m n "   E l e m e n t I d = " 9 9 2 9 0 1 8 4 5 "   D a t a T y p e = " S t r i n g " > L i n e A m o u n t _ L i n e _ L b l < / L i n e A m o u n t _ L i n e _ L b l > - 
-             < L i n e D i s c o u n t P e r c e n t T e x t _ L i n e   E l e m e n t T y p e = " C o l u m n "   E l e m e n t I d = " 6 1 3 1 3 5 1 9 "   D a t a T y p e = " T e x t " > L i n e D i s c o u n t P e r c e n t T e x t _ L i n e < / L i n e D i s c o u n t P e r c e n t T e x t _ L i n e > - 
-             < L i n e D i s c o u n t P e r c e n t _ L i n e   E l e m e n t T y p e = " C o l u m n "   E l e m e n t I d = " 9 0 7 8 2 7 4 3 6 "   D a t a T y p e = " D e c i m a l " > L i n e D i s c o u n t P e r c e n t _ L i n e < / L i n e D i s c o u n t P e r c e n t _ L i n e > - 
-             < L i n e N o _ L i n e   E l e m e n t T y p e = " C o l u m n "   E l e m e n t I d = " 6 9 8 9 8 5 9 7 9 "   D a t a T y p e = " I n t e g e r " > L i n e N o _ L i n e < / L i n e N o _ L i n e > - 
-             < P r i c e P e r _ L b l   E l e m e n t T y p e = " C o l u m n "   E l e m e n t I d = " 9 7 3 2 8 0 1 3 4 "   D a t a T y p e = " L a b e l " > P r i c e P e r _ L b l < / P r i c e P e r _ L b l > - 
-             < P r i c e _ L b l   E l e m e n t T y p e = " C o l u m n "   E l e m e n t I d = " 2 1 2 6 7 6 4 9 2 5 "   D a t a T y p e = " L a b e l " > P r i c e _ L b l < / P r i c e _ L b l > - 
-             < Q t y _ L b l   E l e m e n t T y p e = " C o l u m n "   E l e m e n t I d = " 2 6 3 6 7 3 7 6 4 "   D a t a T y p e = " L a b e l " > Q t y _ L b l < / Q t y _ L b l > - 
-             < Q u a n t i t y _ L i n e   E l e m e n t T y p e = " C o l u m n "   E l e m e n t I d = " 1 0 6 8 5 4 3 5 3 7 "   D a t a T y p e = " T e x t " > Q u a n t i t y _ L i n e < / Q u a n t i t y _ L i n e > - 
-             < Q u a n t i t y _ L i n e _ L b l   E l e m e n t T y p e = " C o l u m n "   E l e m e n t I d = " 2 0 3 4 5 0 6 8 0 2 "   D a t a T y p e = " S t r i n g " > Q u a n t i t y _ L i n e _ L b l < / Q u a n t i t y _ L i n e _ L b l > - 
-             < S h i p m e n t D a t e _ L b l   E l e m e n t T y p e = " C o l u m n "   E l e m e n t I d = " 6 1 4 4 0 0 3 6 4 "   D a t a T y p e = " L a b e l " > S h i p m e n t D a t e _ L b l < / S h i p m e n t D a t e _ L b l > - 
-             < S h i p m e n t D a t e _ L i n e   E l e m e n t T y p e = " C o l u m n "   E l e m e n t I d = " 1 6 7 3 3 7 5 4 1 6 "   D a t a T y p e = " S t r i n g " > S h i p m e n t D a t e _ L i n e < / S h i p m e n t D a t e _ L i n e > - 
-             < T r a n s H e a d e r A m o u n t   E l e m e n t T y p e = " C o l u m n "   E l e m e n t I d = " 2 0 2 8 3 0 6 2 7 6 "   D a t a T y p e = " D e c i m a l " > T r a n s H e a d e r A m o u n t < / T r a n s H e a d e r A m o u n t > - 
-             < T y p e _ L i n e   E l e m e n t T y p e = " C o l u m n "   E l e m e n t I d = " 2 7 2 8 0 4 9 2 4 "   D a t a T y p e = " S t r i n g " > T y p e _ L i n e < / T y p e _ L i n e > - 
-             < U n i t O f M e a s u r e   E l e m e n t T y p e = " C o l u m n "   E l e m e n t I d = " 1 8 0 8 2 2 8 0 1 8 "   D a t a T y p e = " T e x t " > U n i t O f M e a s u r e < / U n i t O f M e a s u r e > - 
-             < U n i t O f M e a s u r e _ L b l   E l e m e n t T y p e = " C o l u m n "   E l e m e n t I d = " 9 8 1 9 5 1 2 4 9 "   D a t a T y p e = " S t r i n g " > U n i t O f M e a s u r e _ L b l < / U n i t O f M e a s u r e _ L b l > - 
-             < U n i t P r i c e   E l e m e n t T y p e = " C o l u m n "   E l e m e n t I d = " 1 4 7 8 2 2 1 5 2 6 "   D a t a T y p e = " T e x t " > U n i t P r i c e < / U n i t P r i c e > - 
-             < U n i t P r i c e _ L b l   E l e m e n t T y p e = " C o l u m n "   E l e m e n t I d = " 1 1 6 3 9 2 6 6 0 3 "   D a t a T y p e = " S t r i n g " > U n i t P r i c e _ L b l < / U n i t P r i c e _ L b l > - 
-             < U n i t _ L b l   E l e m e n t T y p e = " C o l u m n "   E l e m e n t I d = " 8 1 4 3 6 4 3 1 8 "   D a t a T y p e = " L a b e l " > U n i t _ L b l < / U n i t _ L b l > - 
-             < V A T I d e n t i f i e r _ L i n e   E l e m e n t T y p e = " C o l u m n "   E l e m e n t I d = " 1 7 7 3 6 2 2 4 1 2 "   D a t a T y p e = " C o d e " > V A T I d e n t i f i e r _ L i n e < / V A T I d e n t i f i e r _ L i n e > - 
-             < V A T I d e n t i f i e r _ L i n e _ L b l   E l e m e n t T y p e = " C o l u m n "   E l e m e n t I d = " 5 3 3 7 8 2 7 0 3 "   D a t a T y p e = " S t r i n g " > V A T I d e n t i f i e r _ L i n e _ L b l < / V A T I d e n t i f i e r _ L i n e _ L b l > - 
-             < V A T P c t _ L i n e   E l e m e n t T y p e = " C o l u m n "   E l e m e n t I d = " 1 9 7 4 0 0 1 9 4 4 "   D a t a T y p e = " T e x t " > V A T P c t _ L i n e < / V A T P c t _ L i n e > - 
-             < V A T P c t _ L i n e _ L b l   E l e m e n t T y p e = " C o l u m n "   E l e m e n t I d = " 1 2 0 7 5 2 9 9 1 5 "   D a t a T y p e = " S t r i n g " > V A T P c t _ L i n e _ L b l < / V A T P c t _ L i n e _ L b l > - 
-         < / L i n e > - 
-         < W o r k D e s c r i p t i o n L i n e s   E l e m e n t T y p e = " D a t a I t e m "   E l e m e n t I d = " 2 7 6 8 1 9 4 4 7 " > - 
-             < W o r k D e s c r i p t i o n L i n e   E l e m e n t T y p e = " C o l u m n "   E l e m e n t I d = " 1 9 4 7 6 2 1 6 7 6 "   D a t a T y p e = " T e x t " > W o r k D e s c r i p t i o n L i n e < / W o r k D e s c r i p t i o n L i n e > - 
-             < W o r k D e s c r i p t i o n L i n e N u m b e r   E l e m e n t T y p e = " C o l u m n "   E l e m e n t I d = " 7 9 7 3 0 7 2 2 3 "   D a t a T y p e = " I n t e g e r " > W o r k D e s c r i p t i o n L i n e N u m b e r < / W o r k D e s c r i p t i o n L i n e N u m b e r > - 
-         < / W o r k D e s c r i p t i o n L i n e s > - 
-         < V A T A m o u n t L i n e   E l e m e n t T y p e = " D a t a I t e m "   E l e m e n t I d = " 8 2 7 5 3 4 3 4 8 " > - 
-             < I n v o i c e D i s c o u n t A m o u n t _ V A T A m o u n t L i n e   E l e m e n t T y p e = " C o l u m n "   E l e m e n t I d = " 8 2 4 7 3 0 1 4 1 "   D a t a T y p e = " D e c i m a l " > I n v o i c e D i s c o u n t A m o u n t _ V A T A m o u n t L i n e < / I n v o i c e D i s c o u n t A m o u n t _ V A T A m o u n t L i n e > - 
-             < I n v o i c e D i s c o u n t A m o u n t _ V A T A m o u n t L i n e _ L b l   E l e m e n t T y p e = " C o l u m n "   E l e m e n t I d = " 1 5 6 2 2 0 0 0 3 4 "   D a t a T y p e = " S t r i n g " > I n v o i c e D i s c o u n t A m o u n t _ V A T A m o u n t L i n e _ L b l < / I n v o i c e D i s c o u n t A m o u n t _ V A T A m o u n t L i n e _ L b l > - 
-             < I n v o i c e D i s c o u n t B a s e A m o u n t _ V A T A m o u n t L i n e   E l e m e n t T y p e = " C o l u m n "   E l e m e n t I d = " 2 0 4 0 3 3 2 2 6 6 "   D a t a T y p e = " D e c i m a l " > I n v o i c e D i s c o u n t B a s e A m o u n t _ V A T A m o u n t L i n e < / I n v o i c e D i s c o u n t B a s e A m o u n t _ V A T A m o u n t L i n e > - 
-             < I n v o i c e D i s c o u n t B a s e A m o u n t _ V A T A m o u n t L i n e _ L b l   E l e m e n t T y p e = " C o l u m n "   E l e m e n t I d = " 4 0 5 9 6 0 3 3 1 "   D a t a T y p e = " S t r i n g " > I n v o i c e D i s c o u n t B a s e A m o u n t _ V A T A m o u n t L i n e _ L b l < / I n v o i c e D i s c o u n t B a s e A m o u n t _ V A T A m o u n t L i n e _ L b l > - 
-             < L i n e A m o u n t _ V a t A m o u n t L i n e   E l e m e n t T y p e = " C o l u m n "   E l e m e n t I d = " 2 1 4 6 5 4 0 1 "   D a t a T y p e = " D e c i m a l " > L i n e A m o u n t _ V a t A m o u n t L i n e < / L i n e A m o u n t _ V a t A m o u n t L i n e > - 
-             < L i n e A m o u n t _ V a t A m o u n t L i n e _ L b l   E l e m e n t T y p e = " C o l u m n "   E l e m e n t I d = " 1 1 1 0 9 1 2 1 2 4 "   D a t a T y p e = " S t r i n g " > L i n e A m o u n t _ V a t A m o u n t L i n e _ L b l < / L i n e A m o u n t _ V a t A m o u n t L i n e _ L b l > - 
-             < N o O f V A T I d e n t i f i e r s   E l e m e n t T y p e = " C o l u m n "   E l e m e n t I d = " 1 1 5 3 2 6 3 0 2 6 "   D a t a T y p e = " I n t e g e r " > N o O f V A T I d e n t i f i e r s < / N o O f V A T I d e n t i f i e r s > - 
-             < V A T A m o u n t L C Y _ V A T A m o u n t L i n e   E l e m e n t T y p e = " C o l u m n "   E l e m e n t I d = " 1 5 8 1 9 9 4 3 5 0 "   D a t a T y p e = " D e c i m a l " > V A T A m o u n t L C Y _ V A T A m o u n t L i n e < / V A T A m o u n t L C Y _ V A T A m o u n t L i n e > - 
-             < V A T A m o u n t L C Y _ V A T A m o u n t L i n e _ L b l   E l e m e n t T y p e = " C o l u m n "   E l e m e n t I d = " 9 2 3 0 0 3 3 7 "   D a t a T y p e = " L a b e l " > V A T A m o u n t L C Y _ V A T A m o u n t L i n e _ L b l < / V A T A m o u n t L C Y _ V A T A m o u n t L i n e _ L b l > - 
-             < V A T A m o u n t _ V a t A m o u n t L i n e   E l e m e n t T y p e = " C o l u m n "   E l e m e n t I d = " 1 8 9 1 8 2 0 6 2 0 "   D a t a T y p e = " D e c i m a l " > V A T A m o u n t _ V a t A m o u n t L i n e < / V A T A m o u n t _ V a t A m o u n t L i n e > - 
-             < V A T A m o u n t _ V a t A m o u n t L i n e _ L b l   E l e m e n t T y p e = " C o l u m n "   E l e m e n t I d = " 1 5 1 3 5 5 5 4 7 3 "   D a t a T y p e = " S t r i n g " > V A T A m o u n t _ V a t A m o u n t L i n e _ L b l < / V A T A m o u n t _ V a t A m o u n t L i n e _ L b l > - 
-             < V A T B a s e L C Y _ V A T A m o u n t L i n e   E l e m e n t T y p e = " C o l u m n "   E l e m e n t I d = " 1 8 6 0 9 4 5 6 3 5 "   D a t a T y p e = " D e c i m a l " > V A T B a s e L C Y _ V A T A m o u n t L i n e < / V A T B a s e L C Y _ V A T A m o u n t L i n e > - 
-             < V A T B a s e L C Y _ V A T A m o u n t L i n e _ L b l   E l e m e n t T y p e = " C o l u m n "   E l e m e n t I d = " 1 2 3 6 4 6 7 9 9 8 "   D a t a T y p e = " L a b e l " > V A T B a s e L C Y _ V A T A m o u n t L i n e _ L b l < / V A T B a s e L C Y _ V A T A m o u n t L i n e _ L b l > - 
-             < V A T B a s e _ V a t A m o u n t L i n e   E l e m e n t T y p e = " C o l u m n "   E l e m e n t I d = " 1 4 5 8 9 3 7 8 1 9 "   D a t a T y p e = " D e c i m a l " > V A T B a s e _ V a t A m o u n t L i n e < / V A T B a s e _ V a t A m o u n t L i n e > - 
-             < V A T B a s e _ V a t A m o u n t L i n e _ L b l   E l e m e n t T y p e = " C o l u m n "   E l e m e n t I d = " 1 6 9 1 3 0 2 4 8 8 "   D a t a T y p e = " S t r i n g " > V A T B a s e _ V a t A m o u n t L i n e _ L b l < / V A T B a s e _ V a t A m o u n t L i n e _ L b l > - 
-             < V A T I d e n t i f i e r _ V a t A m o u n t L i n e   E l e m e n t T y p e = " C o l u m n "   E l e m e n t I d = " 1 1 4 2 0 7 0 0 3 5 "   D a t a T y p e = " C o d e " > V A T I d e n t i f i e r _ V a t A m o u n t L i n e < / V A T I d e n t i f i e r _ V a t A m o u n t L i n e > - 
-             < V A T I d e n t i f i e r _ V a t A m o u n t L i n e _ L b l   E l e m e n t T y p e = " C o l u m n "   E l e m e n t I d = " 8 6 4 5 0 4 5 0 "   D a t a T y p e = " S t r i n g " > V A T I d e n t i f i e r _ V a t A m o u n t L i n e _ L b l < / V A T I d e n t i f i e r _ V a t A m o u n t L i n e _ L b l > - 
-             < V A T P c t _ V a t A m o u n t L i n e   E l e m e n t T y p e = " C o l u m n "   E l e m e n t I d = " 1 4 5 3 5 4 2 7 7 7 "   D a t a T y p e = " D e c i m a l " > V A T P c t _ V a t A m o u n t L i n e < / V A T P c t _ V a t A m o u n t L i n e > - 
-             < V A T P c t _ V a t A m o u n t L i n e _ L b l   E l e m e n t T y p e = " C o l u m n "   E l e m e n t I d = " 6 7 6 3 2 3 7 8 "   D a t a T y p e = " S t r i n g " > V A T P c t _ V a t A m o u n t L i n e _ L b l < / V A T P c t _ V a t A m o u n t L i n e _ L b l > - 
-         < / V A T A m o u n t L i n e > - 
-         < R e p o r t T o t a l s L i n e   E l e m e n t T y p e = " D a t a I t e m "   E l e m e n t I d = " 2 1 2 2 5 4 9 8 3 6 " > - 
-             < A m o u n t F o r m a t t e d _ R e p o r t T o t a l s L i n e   E l e m e n t T y p e = " C o l u m n "   E l e m e n t I d = " 1 5 0 6 1 3 6 8 2 5 "   D a t a T y p e = " T e x t " > A m o u n t F o r m a t t e d _ R e p o r t T o t a l s L i n e < / A m o u n t F o r m a t t e d _ R e p o r t T o t a l s L i n e > - 
-             < A m o u n t _ R e p o r t T o t a l s L i n e   E l e m e n t T y p e = " C o l u m n "   E l e m e n t I d = " 4 1 9 9 1 8 3 6 9 "   D a t a T y p e = " D e c i m a l " > A m o u n t _ R e p o r t T o t a l s L i n e < / A m o u n t _ R e p o r t T o t a l s L i n e > - 
-             < D e s c r i p t i o n _ R e p o r t T o t a l s L i n e   E l e m e n t T y p e = " C o l u m n "   E l e m e n t I d = " 5 8 1 9 9 6 0 6 7 "   D a t a T y p e = " T e x t " > D e s c r i p t i o n _ R e p o r t T o t a l s L i n e < / D e s c r i p t i o n _ R e p o r t T o t a l s L i n e > - 
-             < F o n t B o l d _ R e p o r t T o t a l s L i n e   E l e m e n t T y p e = " C o l u m n "   E l e m e n t I d = " 9 4 6 5 4 0 5 4 9 "   D a t a T y p e = " B o o l e a n " > F o n t B o l d _ R e p o r t T o t a l s L i n e < / F o n t B o l d _ R e p o r t T o t a l s L i n e > - 
-             < F o n t U n d e r l i n e _ R e p o r t T o t a l s L i n e   E l e m e n t T y p e = " C o l u m n "   E l e m e n t I d = " 2 0 2 1 5 3 3 6 9 4 "   D a t a T y p e = " B o o l e a n " > F o n t U n d e r l i n e _ R e p o r t T o t a l s L i n e < / F o n t U n d e r l i n e _ R e p o r t T o t a l s L i n e > - 
-         < / R e p o r t T o t a l s L i n e > - 
-         < L e t t e r T e x t   E l e m e n t T y p e = " D a t a I t e m "   E l e m e n t I d = " 1 5 1 0 3 5 3 8 3 4 " > - 
-             < B o d y T e x t   E l e m e n t T y p e = " C o l u m n "   E l e m e n t I d = " 1 4 9 7 5 9 8 0 8 "   D a t a T y p e = " L a b e l " > B o d y T e x t < / B o d y T e x t > - 
-             < C l o s i n g T e x t   E l e m e n t T y p e = " C o l u m n "   E l e m e n t I d = " 5 1 2 1 3 5 9 0 9 "   D a t a T y p e = " L a b e l " > C l o s i n g T e x t < / C l o s i n g T e x t > - 
-             < G r e e t i n g T e x t   E l e m e n t T y p e = " C o l u m n "   E l e m e n t I d = " 1 1 7 5 2 7 9 2 8 9 "   D a t a T y p e = " L a b e l " > G r e e t i n g T e x t < / G r e e t i n g T e x t > - 
-             < P m t D i s c T e x t   E l e m e n t T y p e = " C o l u m n "   E l e m e n t I d = " 2 0 1 3 8 4 9 9 4 8 "   D a t a T y p e = " T e x t " > P m t D i s c T e x t < / P m t D i s c T e x t > - 
-         < / L e t t e r T e x t > - 
-         < T o t a l s   E l e m e n t T y p e = " D a t a I t e m "   E l e m e n t I d = " 1 8 2 3 9 5 0 0 4 4 " > - 
-             < C u r r e n c y C o d e   E l e m e n t T y p e = " C o l u m n "   E l e m e n t I d = " 1 5 7 9 5 9 5 9 2 1 "   D a t a T y p e = " T e x t " > C u r r e n c y C o d e < / C u r r e n c y C o d e > - 
-             < C u r r e n c y S y m b o l   E l e m e n t T y p e = " C o l u m n "   E l e m e n t I d = " 1 1 6 2 5 1 0 7 4 8 "   D a t a T y p e = " T e x t " > C u r r e n c y S y m b o l < / C u r r e n c y S y m b o l > - 
-             < T o t a l A m o u n t I n c l u d i n g V A T   E l e m e n t T y p e = " C o l u m n "   E l e m e n t I d = " 9 1 0 5 1 1 5 7 5 "   D a t a T y p e = " S t r i n g " > T o t a l A m o u n t I n c l u d i n g V A T < / T o t a l A m o u n t I n c l u d i n g V A T > - 
-             < T o t a l E x c l u d i n g V A T T e x t   E l e m e n t T y p e = " C o l u m n "   E l e m e n t I d = " 1 9 2 2 9 4 6 3 1 0 "   D a t a T y p e = " T e x t " > T o t a l E x c l u d i n g V A T T e x t < / T o t a l E x c l u d i n g V A T T e x t > - 
-             < T o t a l I n c l u d i n g V A T T e x t   E l e m e n t T y p e = " C o l u m n "   E l e m e n t I d = " 1 2 0 4 0 1 6 3 5 2 "   D a t a T y p e = " T e x t " > T o t a l I n c l u d i n g V A T T e x t < / T o t a l I n c l u d i n g V A T T e x t > - 
-             < T o t a l I n v o i c e D i s c o u n t A m o u n t   E l e m e n t T y p e = " C o l u m n "   E l e m e n t I d = " 4 0 2 1 7 7 5 1 "   D a t a T y p e = " D e c i m a l " > T o t a l I n v o i c e D i s c o u n t A m o u n t < / T o t a l I n v o i c e D i s c o u n t A m o u n t > - 
-             < T o t a l N e t A m o u n t   E l e m e n t T y p e = " C o l u m n "   E l e m e n t I d = " 4 8 3 1 9 3 3 7 2 "   D a t a T y p e = " D e c i m a l " > T o t a l N e t A m o u n t < / T o t a l N e t A m o u n t > - 
-             < T o t a l P a y m e n t D i s c o u n t O n V A T   E l e m e n t T y p e = " C o l u m n "   E l e m e n t I d = " 7 3 6 0 4 1 8 8 6 "   D a t a T y p e = " D e c i m a l " > T o t a l P a y m e n t D i s c o u n t O n V A T < / T o t a l P a y m e n t D i s c o u n t O n V A T > - 
-             < T o t a l S u b T o t a l   E l e m e n t T y p e = " C o l u m n "   E l e m e n t I d = " 2 0 9 7 8 7 6 8 0 1 "   D a t a T y p e = " D e c i m a l " > T o t a l S u b T o t a l < / T o t a l S u b T o t a l > - 
-             < T o t a l S u b T o t a l M i n u s I n v o i c e D i s c o u n t   E l e m e n t T y p e = " C o l u m n "   E l e m e n t I d = " 7 6 9 4 3 1 8 8 7 "   D a t a T y p e = " D e c i m a l " > T o t a l S u b T o t a l M i n u s I n v o i c e D i s c o u n t < / T o t a l S u b T o t a l M i n u s I n v o i c e D i s c o u n t > - 
-             < T o t a l T e x t   E l e m e n t T y p e = " C o l u m n "   E l e m e n t I d = " 2 3 1 9 1 0 5 1 8 "   D a t a T y p e = " T e x t " > T o t a l T e x t < / T o t a l T e x t > - 
-             < T o t a l V A T A m o u n t   E l e m e n t T y p e = " C o l u m n "   E l e m e n t I d = " 1 6 2 7 1 0 2 3 2 8 "   D a t a T y p e = " D e c i m a l " > T o t a l V A T A m o u n t < / T o t a l V A T A m o u n t > - 
-             < T o t a l V A T A m o u n t L C Y   E l e m e n t T y p e = " C o l u m n "   E l e m e n t I d = " 1 5 0 6 5 7 0 2 1 8 "   D a t a T y p e = " D e c i m a l " > T o t a l V A T A m o u n t L C Y < / T o t a l V A T A m o u n t L C Y > - 
-             < T o t a l V A T A m o u n t T e x t   E l e m e n t T y p e = " C o l u m n "   E l e m e n t I d = " 9 7 3 6 6 6 3 3 9 "   D a t a T y p e = " T e x t " > T o t a l V A T A m o u n t T e x t < / T o t a l V A T A m o u n t T e x t > - 
-             < T o t a l V A T B a s e L C Y   E l e m e n t T y p e = " C o l u m n "   E l e m e n t I d = " 8 3 4 4 5 0 5 2 1 "   D a t a T y p e = " D e c i m a l " > T o t a l V A T B a s e L C Y < / T o t a l V A T B a s e L C Y > - 
-         < / T o t a l s > - 
-     < / H e a d e r > - 
- < / N a v W o r d R e p o r t X m l P a r t > 
+<file path=customXml/item2.xml><?xml version="1.0" encoding="utf-8"?>
+<b:Sources xmlns:b="http://schemas.openxmlformats.org/officeDocument/2006/bibliography" xmlns="http://schemas.openxmlformats.org/officeDocument/2006/bibliography" SelectedStyle="\APASixthEditionOfficeOnline.xsl" StyleName="APA" Version="6"/>
 </file>
 
-<file path=customXml/item3.xml><?xml version="1.0" encoding="utf-8"?>
-<b:Sources xmlns:b="http://schemas.openxmlformats.org/officeDocument/2006/bibliography" xmlns="http://schemas.openxmlformats.org/officeDocument/2006/bibliography" SelectedStyle="\APASixthEditionOfficeOnline.xsl" StyleName="APA" Version="6"/>
+<file path=customXml/item3.xml>��< ? x m l   v e r s i o n = " 1 . 0 "   e n c o d i n g = " u t f - 1 6 " ? > < N a v W o r d R e p o r t X m l P a r t   x m l n s = " u r n : m i c r o s o f t - d y n a m i c s - b u s i n e s s c e n t r a l / i n t e r n a l / e x t e n d e d / r e p o r t s / S t a n d a r d _ S a l e s _ Q u o t e / 1 3 0 4 / " > + 
+     < B C R e p o r t I n f o r m a t i o n > + 
+         < R e p o r t M e t a d a t a > + 
+             < E x t e n s i o n I d > E x t e n s i o n   I D < / E x t e n s i o n I d > + 
+             < E x t e n s i o n N a m e > E x t e n s i o n   N a m e < / E x t e n s i o n N a m e > + 
+             < E x t e n s i o n P u b l i s h e r > E x t e n s i o n   P u b l i s h e r < / E x t e n s i o n P u b l i s h e r > + 
+             < E x t e n s i o n V e r s i o n > E x t e n s i o n   V e r s i o n < / E x t e n s i o n V e r s i o n > + 
+             < R e p o r t I d > R e p o r t   I D < / R e p o r t I d > + 
+             < R e p o r t N a m e > R e p o r t   N a m e < / R e p o r t N a m e > + 
+             < A b o u t T h i s R e p o r t T i t l e > A b o u t   T h i s   R e p o r t   T i t l e < / A b o u t T h i s R e p o r t T i t l e > + 
+             < A b o u t T h i s R e p o r t T e x t > A b o u t   T h i s   R e p o r t   T e x t < / A b o u t T h i s R e p o r t T e x t > + 
+             < R e p o r t H e l p L i n k > R e p o r t   H e l p   L i n k < / R e p o r t H e l p L i n k > + 
+         < / R e p o r t M e t a d a t a > + 
+         < R e p o r t R e q u e s t > + 
+             < T e n a n t E n t r a I d > T e n a n t   E n t r a   I d < / T e n a n t E n t r a I d > + 
+             < E n v i r o n m e n t N a m e > E n v i r o n m e n t   N a m e < / E n v i r o n m e n t N a m e > + 
+             < E n v i r o n m e n t T y p e > E n v i r o n m e n t   T y p e < / E n v i r o n m e n t T y p e > + 
+             < C o m p a n y N a m e > C o m p a n y   N a m e < / C o m p a n y N a m e > + 
+             < C o m p a n y D i s p l a y N a m e > C o m p a n y   D i s p l a y   N a m e < / C o m p a n y D i s p l a y N a m e > + 
+             < C o m p a n y I d > C o m p a n y   I D < / C o m p a n y I d > + 
+             < U s e r N a m e > U s e r   N a m e < / U s e r N a m e > + 
+             < D a t e A n d T i m e > D a t e   a n d   T i m e < / D a t e A n d T i m e > + 
+             < L a n g u a g e > L a n g u a g e < / L a n g u a g e > + 
+             < F o r m a t R e g i o n > F o r m a t   R e g i o n < / F o r m a t R e g i o n > + 
+             < D a t e T i m e V a l u e s > + 
+                 < Y e a r > Y e a r < / Y e a r > + 
+                 < M o n t h N u m b e r > M o n t h   N u m b e r < / M o n t h N u m b e r > + 
+                 < D a y N u m b e r > D a y   N u m b e r < / D a y N u m b e r > + 
+                 < H o u r > H o u r < / H o u r > + 
+                 < M i n u t e > M i n u t e < / M i n u t e > + 
+             < / D a t e T i m e V a l u e s > + 
+         < / R e p o r t R e q u e s t > + 
+     < / B C R e p o r t I n f o r m a t i o n > + 
+     < T o o l t i p s / > + 
+     < H e a d e r   E l e m e n t T y p e = " D a t a I t e m "   E l e m e n t I d = " 1 2 4 0 3 7 3 8 8 6 " > + 
+         < B i l l T o C o n t a c t E m a i l   E l e m e n t T y p e = " C o l u m n "   E l e m e n t I d = " 3 3 5 8 2 7 8 9 5 "   D a t a T y p e = " T e x t " > B i l l T o C o n t a c t E m a i l < / B i l l T o C o n t a c t E m a i l > + 
+         < B i l l T o C o n t a c t E m a i l L b l   E l e m e n t T y p e = " C o l u m n "   E l e m e n t I d = " 2 9 6 4 7 8 3 6 5 "   D a t a T y p e = " T e x t C o n s t " > B i l l T o C o n t a c t E m a i l L b l < / B i l l T o C o n t a c t E m a i l L b l > + 
+         < B i l l T o C o n t a c t M o b i l e P h o n e N o   E l e m e n t T y p e = " C o l u m n "   E l e m e n t I d = " 2 4 8 4 8 8 6 9 6 "   D a t a T y p e = " T e x t " > B i l l T o C o n t a c t M o b i l e P h o n e N o < / B i l l T o C o n t a c t M o b i l e P h o n e N o > + 
+         < B i l l T o C o n t a c t M o b i l e P h o n e N o L b l   E l e m e n t T y p e = " C o l u m n "   E l e m e n t I d = " 2 7 6 3 1 1 3 3 8 "   D a t a T y p e = " T e x t C o n s t " > B i l l T o C o n t a c t M o b i l e P h o n e N o L b l < / B i l l T o C o n t a c t M o b i l e P h o n e N o L b l > + 
+         < B i l l T o C o n t a c t P h o n e N o   E l e m e n t T y p e = " C o l u m n "   E l e m e n t I d = " 3 6 2 4 7 7 4 8 8 "   D a t a T y p e = " T e x t " > B i l l T o C o n t a c t P h o n e N o < / B i l l T o C o n t a c t P h o n e N o > + 
+         < B i l l T o C o n t a c t P h o n e N o L b l   E l e m e n t T y p e = " C o l u m n "   E l e m e n t I d = " 2 1 2 3 3 4 5 9 6 6 "   D a t a T y p e = " T e x t C o n s t " > B i l l T o C o n t a c t P h o n e N o L b l < / B i l l T o C o n t a c t P h o n e N o L b l > + 
+         < B i l l t o C u s t o m e r N o _ L b l   E l e m e n t T y p e = " C o l u m n "   E l e m e n t I d = " 3 6 9 3 0 7 8 1 3 "   D a t a T y p e = " S t r i n g " > B i l l t o C u s t o m e r N o _ L b l < / B i l l t o C u s t o m e r N o _ L b l > + 
+         < B i l l t o C u s t u m e r N o   E l e m e n t T y p e = " C o l u m n "   E l e m e n t I d = " 2 8 0 4 7 3 0 5 8 "   D a t a T y p e = " C o d e " > B i l l t o C u s t u m e r N o < / B i l l t o C u s t u m e r N o > + 
+         < C O 2 e P e r U n i t _ L b l   E l e m e n t T y p e = " C o l u m n "   E l e m e n t I d = " 6 0 8 7 4 6 8 0 2 "   D a t a T y p e = " T e x t " > C O 2 e P e r U n i t _ L b l < / C O 2 e P e r U n i t _ L b l > + 
+         < C o m p a n y A d d r e s s 1   E l e m e n t T y p e = " C o l u m n "   E l e m e n t I d = " 1 8 8 4 1 6 4 3 2 3 "   D a t a T y p e = " T e x t " > C o m p a n y A d d r e s s 1 < / C o m p a n y A d d r e s s 1 > + 
+         < C o m p a n y A d d r e s s 2   E l e m e n t T y p e = " C o l u m n "   E l e m e n t I d = " 1 2 4 6 4 6 7 7 0 6 "   D a t a T y p e = " T e x t " > C o m p a n y A d d r e s s 2 < / C o m p a n y A d d r e s s 2 > + 
+         < C o m p a n y A d d r e s s 3   E l e m e n t T y p e = " C o l u m n "   E l e m e n t I d = " 6 0 8 7 7 1 0 8 9 "   D a t a T y p e = " T e x t " > C o m p a n y A d d r e s s 3 < / C o m p a n y A d d r e s s 3 > + 
+         < C o m p a n y A d d r e s s 4   E l e m e n t T y p e = " C o l u m n "   E l e m e n t I d = " 7 7 7 6 8 0 1 1 2 "   D a t a T y p e = " T e x t " > C o m p a n y A d d r e s s 4 < / C o m p a n y A d d r e s s 4 > + 
+         < C o m p a n y A d d r e s s 5   E l e m e n t T y p e = " C o l u m n "   E l e m e n t I d = " 1 3 9 9 8 3 4 9 5 "   D a t a T y p e = " T e x t " > C o m p a n y A d d r e s s 5 < / C o m p a n y A d d r e s s 5 > + 
+         < C o m p a n y A d d r e s s 6   E l e m e n t T y p e = " C o l u m n "   E l e m e n t I d = " 4 9 7 7 1 3 1 2 2 "   D a t a T y p e = " T e x t " > C o m p a n y A d d r e s s 6 < / C o m p a n y A d d r e s s 6 > + 
+         < C o m p a n y A d d r e s s 7   E l e m e n t T y p e = " C o l u m n "   E l e m e n t I d = " 1 1 3 5 4 0 9 7 3 9 "   D a t a T y p e = " T e x t " > C o m p a n y A d d r e s s 7 < / C o m p a n y A d d r e s s 7 > + 
+         < C o m p a n y A d d r e s s 8   E l e m e n t T y p e = " C o l u m n "   E l e m e n t I d = " 1 7 1 5 2 5 5 3 0 0 "   D a t a T y p e = " T e x t " > C o m p a n y A d d r e s s 8 < / C o m p a n y A d d r e s s 8 > + 
+         < C o m p a n y B a n k A c c o u n t N o   E l e m e n t T y p e = " C o l u m n "   E l e m e n t I d = " 3 0 1 4 0 2 0 4 "   D a t a T y p e = " T e x t " > C o m p a n y B a n k A c c o u n t N o < / C o m p a n y B a n k A c c o u n t N o > + 
+         < C o m p a n y B a n k A c c o u n t N o _ L b l   E l e m e n t T y p e = " C o l u m n "   E l e m e n t I d = " 1 0 9 7 7 4 3 3 4 5 "   D a t a T y p e = " T e x t C o n s t " > C o m p a n y B a n k A c c o u n t N o _ L b l < / C o m p a n y B a n k A c c o u n t N o _ L b l > + 
+         < C o m p a n y B a n k B r a n c h N o   E l e m e n t T y p e = " C o l u m n "   E l e m e n t I d = " 7 9 3 1 3 3 0 5 7 "   D a t a T y p e = " T e x t " > C o m p a n y B a n k B r a n c h N o < / C o m p a n y B a n k B r a n c h N o > + 
+         < C o m p a n y B a n k B r a n c h N o _ L b l   E l e m e n t T y p e = " C o l u m n "   E l e m e n t I d = " 3 2 7 9 0 6 6 9 2 "   D a t a T y p e = " S t r i n g " > C o m p a n y B a n k B r a n c h N o _ L b l < / C o m p a n y B a n k B r a n c h N o _ L b l > + 
+         < C o m p a n y B a n k N a m e   E l e m e n t T y p e = " C o l u m n "   E l e m e n t I d = " 1 5 3 4 9 0 5 6 0 5 "   D a t a T y p e = " T e x t " > C o m p a n y B a n k N a m e < / C o m p a n y B a n k N a m e > + 
+         < C o m p a n y B a n k N a m e _ L b l   E l e m e n t T y p e = " C o l u m n "   E l e m e n t I d = " 1 2 0 4 3 0 7 0 1 4 "   D a t a T y p e = " T e x t C o n s t " > C o m p a n y B a n k N a m e _ L b l < / C o m p a n y B a n k N a m e _ L b l > + 
+         < C o m p a n y C u s t o m G i r o   E l e m e n t T y p e = " C o l u m n "   E l e m e n t I d = " 1 6 7 0 4 7 5 7 9 8 "   D a t a T y p e = " T e x t " > C o m p a n y C u s t o m G i r o < / C o m p a n y C u s t o m G i r o > + 
+         < C o m p a n y C u s t o m G i r o _ L b l   E l e m e n t T y p e = " C o l u m n "   E l e m e n t I d = " 8 9 1 4 3 9 6 2 5 "   D a t a T y p e = " T e x t " > C o m p a n y C u s t o m G i r o _ L b l < / C o m p a n y C u s t o m G i r o _ L b l > + 
+         < C o m p a n y E M a i l   E l e m e n t T y p e = " C o l u m n "   E l e m e n t I d = " 1 6 7 7 0 7 4 0 5 8 "   D a t a T y p e = " T e x t " > C o m p a n y E M a i l < / C o m p a n y E M a i l > + 
+         < C o m p a n y G i r o N o   E l e m e n t T y p e = " C o l u m n "   E l e m e n t I d = " 1 3 6 0 1 9 6 3 2 0 "   D a t a T y p e = " T e x t " > C o m p a n y G i r o N o < / C o m p a n y G i r o N o > + 
+         < C o m p a n y G i r o N o _ L b l   E l e m e n t T y p e = " C o l u m n "   E l e m e n t I d = " 8 6 1 6 0 2 1 1 5 "   D a t a T y p e = " T e x t C o n s t " > C o m p a n y G i r o N o _ L b l < / C o m p a n y G i r o N o _ L b l > + 
+         < C o m p a n y H o m e P a g e   E l e m e n t T y p e = " C o l u m n "   E l e m e n t I d = " 1 9 8 9 1 8 8 7 0 "   D a t a T y p e = " T e x t " > C o m p a n y H o m e P a g e < / C o m p a n y H o m e P a g e > + 
+         < C o m p a n y I B A N   E l e m e n t T y p e = " C o l u m n "   E l e m e n t I d = " 9 0 6 5 4 9 1 8 2 "   D a t a T y p e = " C o d e " > C o m p a n y I B A N < / C o m p a n y I B A N > + 
+         < C o m p a n y I B A N _ L b l   E l e m e n t T y p e = " C o l u m n "   E l e m e n t I d = " 1 2 6 7 9 5 2 2 2 7 "   D a t a T y p e = " S t r i n g " > C o m p a n y I B A N _ L b l < / C o m p a n y I B A N _ L b l > + 
+         < C o m p a n y L e g a l O f f i c e   E l e m e n t T y p e = " C o l u m n "   E l e m e n t I d = " 7 1 4 2 5 8 1 1 1 "   D a t a T y p e = " T e x t " > C o m p a n y L e g a l O f f i c e < / C o m p a n y L e g a l O f f i c e > + 
+         < C o m p a n y L e g a l O f f i c e _ L b l   E l e m e n t T y p e = " C o l u m n "   E l e m e n t I d = " 1 5 3 3 1 7 5 1 0 8 "   D a t a T y p e = " T e x t " > C o m p a n y L e g a l O f f i c e _ L b l < / C o m p a n y L e g a l O f f i c e _ L b l > + 
+         < C o m p a n y L e g a l S t a t e m e n t   E l e m e n t T y p e = " C o l u m n "   E l e m e n t I d = " 4 4 8 3 5 8 8 7 6 "   D a t a T y p e = " T e x t " > C o m p a n y L e g a l S t a t e m e n t < / C o m p a n y L e g a l S t a t e m e n t > + 
+         < C o m p a n y L o g o P o s i t i o n   E l e m e n t T y p e = " C o l u m n "   E l e m e n t I d = " 1 4 2 5 2 6 6 6 8 8 "   D a t a T y p e = " I n t e g e r " > C o m p a n y L o g o P o s i t i o n < / C o m p a n y L o g o P o s i t i o n > + 
+         < C o m p a n y P h o n e N o   E l e m e n t T y p e = " C o l u m n "   E l e m e n t I d = " 2 5 0 4 4 0 6 5 5 "   D a t a T y p e = " T e x t " > C o m p a n y P h o n e N o < / C o m p a n y P h o n e N o > + 
+         < C o m p a n y P h o n e N o _ L b l   E l e m e n t T y p e = " C o l u m n "   E l e m e n t I d = " 5 5 8 5 9 3 5 8 6 "   D a t a T y p e = " T e x t C o n s t " > C o m p a n y P h o n e N o _ L b l < / C o m p a n y P h o n e N o _ L b l > + 
+         < C o m p a n y P i c t u r e   E l e m e n t T y p e = " C o l u m n "   E l e m e n t I d = " 1 3 9 7 4 1 1 0 7 4 "   D a t a T y p e = " B L O B " / > + 
+         < C o m p a n y R e g i s t r a t i o n N u m b e r   E l e m e n t T y p e = " C o l u m n "   E l e m e n t I d = " 2 0 2 3 6 3 9 4 2 4 "   D a t a T y p e = " T e x t " > C o m p a n y R e g i s t r a t i o n N u m b e r < / C o m p a n y R e g i s t r a t i o n N u m b e r > + 
+         < C o m p a n y R e g i s t r a t i o n N u m b e r _ L b l   E l e m e n t T y p e = " C o l u m n "   E l e m e n t I d = " 1 8 3 3 1 0 6 6 5 3 "   D a t a T y p e = " T e x t " > C o m p a n y R e g i s t r a t i o n N u m b e r _ L b l < / C o m p a n y R e g i s t r a t i o n N u m b e r _ L b l > + 
+         < C o m p a n y S W I F T   E l e m e n t T y p e = " C o l u m n "   E l e m e n t I d = " 6 6 8 2 5 0 2 4 5 "   D a t a T y p e = " C o d e " > C o m p a n y S W I F T < / C o m p a n y S W I F T > + 
+         < C o m p a n y S W I F T _ L b l   E l e m e n t T y p e = " C o l u m n "   E l e m e n t I d = " 2 0 2 9 5 9 7 3 8 4 "   D a t a T y p e = " S t r i n g " > C o m p a n y S W I F T _ L b l < / C o m p a n y S W I F T _ L b l > + 
+         < C o m p a n y V A T R e g i s t r a t i o n N o   E l e m e n t T y p e = " C o l u m n "   E l e m e n t I d = " 1 9 1 4 0 1 3 6 4 9 "   D a t a T y p e = " T e x t " > C o m p a n y V A T R e g i s t r a t i o n N o < / C o m p a n y V A T R e g i s t r a t i o n N o > + 
+         < C o m p a n y V A T R e g i s t r a t i o n N o _ L b l   E l e m e n t T y p e = " C o l u m n "   E l e m e n t I d = " 9 2 4 5 0 3 1 2 4 "   D a t a T y p e = " T e x t " > C o m p a n y V A T R e g i s t r a t i o n N o _ L b l < / C o m p a n y V A T R e g i s t r a t i o n N o _ L b l > + 
+         < C o m p a n y V A T R e g N o   E l e m e n t T y p e = " C o l u m n "   E l e m e n t I d = " 1 7 1 4 3 1 9 3 6 "   D a t a T y p e = " T e x t " > C o m p a n y V A T R e g N o < / C o m p a n y V A T R e g N o > + 
+         < C o m p a n y V A T R e g N o _ L b l   E l e m e n t T y p e = " C o l u m n "   E l e m e n t I d = " 7 7 3 2 0 1 5 0 1 "   D a t a T y p e = " T e x t " > C o m p a n y V A T R e g N o _ L b l < / C o m p a n y V A T R e g N o _ L b l > + 
+         < C o n t a c t _ L b l   E l e m e n t T y p e = " C o l u m n "   E l e m e n t I d = " 1 1 5 5 0 9 4 7 5 2 "   D a t a T y p e = " T e x t " > C o n t a c t _ L b l < / C o n t a c t _ L b l > + 
+         < C o p y _ L b l   E l e m e n t T y p e = " C o l u m n "   E l e m e n t I d = " 6 0 4 7 8 2 7 8 1 "   D a t a T y p e = " T e x t C o n s t " > C o p y _ L b l < / C o p y _ L b l > + 
+         < C u s t o m e r A d d r e s s 1   E l e m e n t T y p e = " C o l u m n "   E l e m e n t I d = " 1 8 0 1 9 6 6 4 5 4 "   D a t a T y p e = " T e x t " > C u s t o m e r A d d r e s s 1 < / C u s t o m e r A d d r e s s 1 > + 
+         < C u s t o m e r A d d r e s s 2   E l e m e n t T y p e = " C o l u m n "   E l e m e n t I d = " 1 1 6 4 2 6 9 8 3 7 "   D a t a T y p e = " T e x t " > C u s t o m e r A d d r e s s 2 < / C u s t o m e r A d d r e s s 2 > + 
+         < C u s t o m e r A d d r e s s 3   E l e m e n t T y p e = " C o l u m n "   E l e m e n t I d = " 5 2 6 5 7 3 2 2 0 "   D a t a T y p e = " T e x t " > C u s t o m e r A d d r e s s 3 < / C u s t o m e r A d d r e s s 3 > + 
+         < C u s t o m e r A d d r e s s 4   E l e m e n t T y p e = " C o l u m n "   E l e m e n t I d = " 1 1 1 1 2 3 3 9 7 "   D a t a T y p e = " T e x t " > C u s t o m e r A d d r e s s 4 < / C u s t o m e r A d d r e s s 4 > + 
+         < C u s t o m e r A d d r e s s 5   E l e m e n t T y p e = " C o l u m n "   E l e m e n t I d = " 7 4 8 8 2 0 0 1 4 "   D a t a T y p e = " T e x t " > C u s t o m e r A d d r e s s 5 < / C u s t o m e r A d d r e s s 5 > + 
+         < C u s t o m e r A d d r e s s 6   E l e m e n t T y p e = " C o l u m n "   E l e m e n t I d = " 1 3 8 6 5 1 6 6 3 1 "   D a t a T y p e = " T e x t " > C u s t o m e r A d d r e s s 6 < / C u s t o m e r A d d r e s s 6 > + 
+         < C u s t o m e r A d d r e s s 7   E l e m e n t T y p e = " C o l u m n "   E l e m e n t I d = " 2 0 2 4 2 1 3 2 4 8 "   D a t a T y p e = " T e x t " > C u s t o m e r A d d r e s s 7 < / C u s t o m e r A d d r e s s 7 > + 
+         < C u s t o m e r A d d r e s s 8   E l e m e n t T y p e = " C o l u m n "   E l e m e n t I d = " 1 0 4 8 6 9 8 5 8 5 "   D a t a T y p e = " T e x t " > C u s t o m e r A d d r e s s 8 < / C u s t o m e r A d d r e s s 8 > + 
+         < C u s t o m e r P o s t a l B a r C o d e   E l e m e n t T y p e = " C o l u m n "   E l e m e n t I d = " 3 9 8 5 8 0 6 8 8 "   D a t a T y p e = " T e x t " > C u s t o m e r P o s t a l B a r C o d e < / C u s t o m e r P o s t a l B a r C o d e > + 
+         < D i s c l a i m e r _ L b l   E l e m e n t T y p e = " C o l u m n "   E l e m e n t I d = " 3 8 1 6 6 9 2 0 5 "   D a t a T y p e = " T e x t " > D i s c l a i m e r _ L b l < / D i s c l a i m e r _ L b l > + 
+         < D o c u m e n t C o p y T e x t   E l e m e n t T y p e = " C o l u m n "   E l e m e n t I d = " 1 8 2 4 9 4 6 0 4 6 "   D a t a T y p e = " S t r i n g " > D o c u m e n t C o p y T e x t < / D o c u m e n t C o p y T e x t > + 
+         < D o c u m e n t D a t e   E l e m e n t T y p e = " C o l u m n "   E l e m e n t I d = " 5 5 2 8 7 1 9 1 4 "   D a t a T y p e = " S t r i n g " > D o c u m e n t D a t e < / D o c u m e n t D a t e > + 
+         < D o c u m e n t D a t e _ L b l   E l e m e n t T y p e = " C o l u m n "   E l e m e n t I d = " 1 0 2 6 4 9 4 8 3 "   D a t a T y p e = " S t r i n g " > D o c u m e n t D a t e _ L b l < / D o c u m e n t D a t e _ L b l > + 
+         < D o c u m e n t N o   E l e m e n t T y p e = " C o l u m n "   E l e m e n t I d = " 9 7 0 3 5 0 5 3 9 "   D a t a T y p e = " C o d e " > D o c u m e n t N o < / D o c u m e n t N o > + 
+         < D o c u m e n t N o _ L b l   E l e m e n t T y p e = " C o l u m n "   E l e m e n t I d = " 7 8 9 7 9 5 9 7 8 "   D a t a T y p e = " T e x t C o n s t " > D o c u m e n t N o _ L b l < / D o c u m e n t N o _ L b l > + 
+         < D o c u m e n t T i t l e _ L b l   E l e m e n t T y p e = " C o l u m n "   E l e m e n t I d = " 8 5 8 4 2 3 9 2 9 "   D a t a T y p e = " T e x t C o n s t " > D o c u m e n t T i t l e _ L b l < / D o c u m e n t T i t l e _ L b l > + 
+         < D u e D a t e   E l e m e n t T y p e = " C o l u m n "   E l e m e n t I d = " 7 4 5 1 7 0 2 0 3 "   D a t a T y p e = " S t r i n g " > D u e D a t e < / D u e D a t e > + 
+         < D u e D a t e _ L b l   E l e m e n t T y p e = " C o l u m n "   E l e m e n t I d = " 1 6 4 8 2 8 4 6 4 8 "   D a t a T y p e = " S t r i n g " > D u e D a t e _ L b l < / D u e D a t e _ L b l > + 
+         < E M a i l _ L b l   E l e m e n t T y p e = " C o l u m n "   E l e m e n t I d = " 1 4 3 8 8 6 8 0 1 2 "   D a t a T y p e = " T e x t C o n s t " > E M a i l _ L b l < / E M a i l _ L b l > + 
+         < E s t i m a t e _ L b l   E l e m e n t T y p e = " C o l u m n "   E l e m e n t I d = " 2 0 9 6 4 3 4 6 2 2 "   D a t a T y p e = " T e x t C o n s t " > E s t i m a t e _ L b l < / E s t i m a t e _ L b l > + 
+         < E s t i m a t e B o d y _ L b l   E l e m e n t T y p e = " C o l u m n "   E l e m e n t I d = " 1 0 4 4 3 4 7 9 8 6 "   D a t a T y p e = " T e x t C o n s t " > E s t i m a t e B o d y _ L b l < / E s t i m a t e B o d y _ L b l > + 
+         < E s t i m a t e F o r _ L b l   E l e m e n t T y p e = " C o l u m n "   E l e m e n t I d = " 1 7 6 1 6 6 6 0 1 3 "   D a t a T y p e = " T e x t C o n s t " > E s t i m a t e F o r _ L b l < / E s t i m a t e F o r _ L b l > + 
+         < E x c h a n g e R a t e A s T e x t   E l e m e n t T y p e = " C o l u m n "   E l e m e n t I d = " 5 9 2 9 5 5 8 4 5 "   D a t a T y p e = " T e x t " > E x c h a n g e R a t e A s T e x t < / E x c h a n g e R a t e A s T e x t > + 
+         < E x t e r n a l D o c u m e n t N o   E l e m e n t T y p e = " C o l u m n "   E l e m e n t I d = " 7 3 3 9 5 3 9 6 6 "   D a t a T y p e = " C o d e " > E x t e r n a l D o c u m e n t N o < / E x t e r n a l D o c u m e n t N o > + 
+         < E x t e r n a l D o c u m e n t N o L b l   E l e m e n t T y p e = " C o l u m n "   E l e m e n t I d = " 7 8 3 2 8 7 4 5 2 "   D a t a T y p e = " S t r i n g " > E x t e r n a l D o c u m e n t N o L b l < / E x t e r n a l D o c u m e n t N o L b l > + 
+         < F r o m _ L b l   E l e m e n t T y p e = " C o l u m n "   E l e m e n t I d = " 4 8 5 4 2 6 1 3 8 "   D a t a T y p e = " T e x t C o n s t " > F r o m _ L b l < / F r o m _ L b l > + 
+         < H o m e P a g e _ L b l   E l e m e n t T y p e = " C o l u m n "   E l e m e n t I d = " 1 4 3 3 5 9 2 3 0 0 "   D a t a T y p e = " T e x t C o n s t " > H o m e P a g e _ L b l < / H o m e P a g e _ L b l > + 
+         < I n v o i c e D i s c o u n t A m o u n t _ L b l   E l e m e n t T y p e = " C o l u m n "   E l e m e n t I d = " 1 5 9 3 0 1 2 7 3 6 "   D a t a T y p e = " T e x t C o n s t " > I n v o i c e D i s c o u n t A m o u n t _ L b l < / I n v o i c e D i s c o u n t A m o u n t _ L b l > + 
+         < I n v o i c e D i s c o u n t B a s e A m o u n t _ L b l   E l e m e n t T y p e = " C o l u m n "   E l e m e n t I d = " 2 0 2 9 2 6 6 8 7 5 "   D a t a T y p e = " T e x t C o n s t " > I n v o i c e D i s c o u n t B a s e A m o u n t _ L b l < / I n v o i c e D i s c o u n t B a s e A m o u n t _ L b l > + 
+         < L e g a l E n t i t y T y p e   E l e m e n t T y p e = " C o l u m n "   E l e m e n t I d = " 2 0 5 1 8 7 3 5 6 3 "   D a t a T y p e = " T e x t " > L e g a l E n t i t y T y p e < / L e g a l E n t i t y T y p e > + 
+         < L e g a l E n t i t y T y p e _ L b l   E l e m e n t T y p e = " C o l u m n "   E l e m e n t I d = " 2 0 8 0 2 2 4 7 9 2 "   D a t a T y p e = " T e x t " > L e g a l E n t i t y T y p e _ L b l < / L e g a l E n t i t y T y p e _ L b l > + 
+         < L i n e A m o u n t A f t e r I n v o i c e D i s c o u n t _ L b l   E l e m e n t T y p e = " C o l u m n "   E l e m e n t I d = " 6 7 3 7 2 1 0 9 4 "   D a t a T y p e = " T e x t C o n s t " > L i n e A m o u n t A f t e r I n v o i c e D i s c o u n t _ L b l < / L i n e A m o u n t A f t e r I n v o i c e D i s c o u n t _ L b l > + 
+         < L o c a l C u r r e n c y _ L b l   E l e m e n t T y p e = " C o l u m n "   E l e m e n t I d = " 1 5 5 9 6 9 3 4 2 2 "   D a t a T y p e = " T e x t C o n s t " > L o c a l C u r r e n c y _ L b l < / L o c a l C u r r e n c y _ L b l > + 
+         < P a g e _ L b l   E l e m e n t T y p e = " C o l u m n "   E l e m e n t I d = " 6 8 0 6 4 8 0 9 1 "   D a t a T y p e = " T e x t C o n s t " > P a g e _ L b l < / P a g e _ L b l > + 
+         < P a y m e n t M e t h o d D e s c r i p t i o n   E l e m e n t T y p e = " C o l u m n "   E l e m e n t I d = " 5 8 5 7 5 7 9 7 4 "   D a t a T y p e = " T e x t " > P a y m e n t M e t h o d D e s c r i p t i o n < / P a y m e n t M e t h o d D e s c r i p t i o n > + 
+         < P a y m e n t M e t h o d D e s c r i p t i o n _ L b l   E l e m e n t T y p e = " C o l u m n "   E l e m e n t I d = " 7 9 7 1 1 7 3 2 3 "   D a t a T y p e = " T e x t C o n s t " > P a y m e n t M e t h o d D e s c r i p t i o n _ L b l < / P a y m e n t M e t h o d D e s c r i p t i o n _ L b l > + 
+         < P a y m e n t T e r m s D e s c r i p t i o n   E l e m e n t T y p e = " C o l u m n "   E l e m e n t I d = " 2 0 3 8 7 4 2 7 0 0 "   D a t a T y p e = " T e x t " > P a y m e n t T e r m s D e s c r i p t i o n < / P a y m e n t T e r m s D e s c r i p t i o n > + 
+         < P a y m e n t T e r m s D e s c r i p t i o n _ L b l   E l e m e n t T y p e = " C o l u m n "   E l e m e n t I d = " 1 8 7 4 4 9 4 3 2 1 "   D a t a T y p e = " T e x t C o n s t " > P a y m e n t T e r m s D e s c r i p t i o n _ L b l < / P a y m e n t T e r m s D e s c r i p t i o n _ L b l > + 
+         < P r i c e s I n c l u d i n g V A T   E l e m e n t T y p e = " C o l u m n "   E l e m e n t I d = " 5 1 8 8 1 7 1 6 7 "   D a t a T y p e = " B o o l e a n " > P r i c e s I n c l u d i n g V A T < / P r i c e s I n c l u d i n g V A T > + 
+         < P r i c e s I n c l u d i n g V A T _ L b l   E l e m e n t T y p e = " C o l u m n "   E l e m e n t I d = " 1 3 7 7 9 7 9 4 4 4 "   D a t a T y p e = " S t r i n g " > P r i c e s I n c l u d i n g V A T _ L b l < / P r i c e s I n c l u d i n g V A T _ L b l > + 
+         < P r i c e s I n c l u d i n g V A T Y e s N o   E l e m e n t T y p e = " C o l u m n "   E l e m e n t I d = " 1 4 1 1 1 4 7 5 9 9 "   D a t a T y p e = " S t r i n g " > P r i c e s I n c l u d i n g V A T Y e s N o < / P r i c e s I n c l u d i n g V A T Y e s N o > + 
+         < Q u e s t i o n s _ L b l   E l e m e n t T y p e = " C o l u m n "   E l e m e n t I d = " 2 0 7 0 8 9 0 0 1 9 "   D a t a T y p e = " T e x t C o n s t " > Q u e s t i o n s _ L b l < / Q u e s t i o n s _ L b l > + 
+         < Q u o t e V a l i d T o D a t e   E l e m e n t T y p e = " C o l u m n "   E l e m e n t I d = " 1 1 4 8 7 3 3 1 3 0 "   D a t a T y p e = " S t r i n g " > Q u o t e V a l i d T o D a t e < / Q u o t e V a l i d T o D a t e > + 
+         < Q u o t e V a l i d T o D a t e _ L b l   E l e m e n t T y p e = " C o l u m n "   E l e m e n t I d = " 1 2 9 2 3 5 4 1 3 "   D a t a T y p e = " T e x t C o n s t " > Q u o t e V a l i d T o D a t e _ L b l < / Q u o t e V a l i d T o D a t e _ L b l > + 
+         < S a l e s I n v o i c e L i n e D i s c o u n t _ L b l   E l e m e n t T y p e = " C o l u m n "   E l e m e n t I d = " 6 6 4 6 0 1 5 8 2 "   D a t a T y p e = " T e x t C o n s t " > S a l e s I n v o i c e L i n e D i s c o u n t _ L b l < / S a l e s I n v o i c e L i n e D i s c o u n t _ L b l > + 
+         < S a l e s P e r s o n _ L b l   E l e m e n t T y p e = " C o l u m n "   E l e m e n t I d = " 1 5 6 4 1 9 6 3 6 5 "   D a t a T y p e = " T e x t C o n s t " > S a l e s P e r s o n _ L b l < / S a l e s P e r s o n _ L b l > + 
+         < S a l e s P e r s o n B l a n k _ L b l   E l e m e n t T y p e = " C o l u m n "   E l e m e n t I d = " 6 5 4 6 2 4 6 0 1 "   D a t a T y p e = " T e x t " > S a l e s P e r s o n B l a n k _ L b l < / S a l e s P e r s o n B l a n k _ L b l > + 
+         < S a l e s P e r s o n N a m e   E l e m e n t T y p e = " C o l u m n "   E l e m e n t I d = " 8 7 1 4 9 2 9 8 3 "   D a t a T y p e = " T e x t " > S a l e s P e r s o n N a m e < / S a l e s P e r s o n N a m e > + 
+         < S e l l T o C o n t a c t E m a i l   E l e m e n t T y p e = " C o l u m n "   E l e m e n t I d = " 2 6 2 8 2 4 5 6 4 "   D a t a T y p e = " T e x t " > S e l l T o C o n t a c t E m a i l < / S e l l T o C o n t a c t E m a i l > + 
+         < S e l l T o C o n t a c t E m a i l L b l   E l e m e n t T y p e = " C o l u m n "   E l e m e n t I d = " 3 7 0 9 2 0 3 7 4 "   D a t a T y p e = " T e x t C o n s t " > S e l l T o C o n t a c t E m a i l L b l < / S e l l T o C o n t a c t E m a i l L b l > + 
+         < S e l l T o C o n t a c t M o b i l e P h o n e N o   E l e m e n t T y p e = " C o l u m n "   E l e m e n t I d = " 1 8 4 3 5 8 7 4 7 "   D a t a T y p e = " T e x t " > S e l l T o C o n t a c t M o b i l e P h o n e N o < / S e l l T o C o n t a c t M o b i l e P h o n e N o > + 
+         < S e l l T o C o n t a c t M o b i l e P h o n e N o L b l   E l e m e n t T y p e = " C o l u m n "   E l e m e n t I d = " 1 4 5 7 5 2 8 4 1 7 "   D a t a T y p e = " T e x t C o n s t " > S e l l T o C o n t a c t M o b i l e P h o n e N o L b l < / S e l l T o C o n t a c t M o b i l e P h o n e N o L b l > + 
+         < S e l l T o C o n t a c t P h o n e N o   E l e m e n t T y p e = " C o l u m n "   E l e m e n t I d = " 1 6 1 3 8 2 2 4 8 3 "   D a t a T y p e = " T e x t " > S e l l T o C o n t a c t P h o n e N o < / S e l l T o C o n t a c t P h o n e N o > + 
+         < S e l l T o C o n t a c t P h o n e N o L b l   E l e m e n t T y p e = " C o l u m n "   E l e m e n t I d = " 1 0 5 0 6 8 6 8 0 9 "   D a t a T y p e = " T e x t C o n s t " > S e l l T o C o n t a c t P h o n e N o L b l < / S e l l T o C o n t a c t P h o n e N o L b l > + 
+         < S e l l t o C u s t o m e r N o   E l e m e n t T y p e = " C o l u m n "   E l e m e n t I d = " 2 0 5 0 6 4 7 3 4 9 "   D a t a T y p e = " C o d e " > S e l l t o C u s t o m e r N o < / S e l l t o C u s t o m e r N o > + 
+         < S e l l t o C u s t o m e r N o _ L b l   E l e m e n t T y p e = " C o l u m n "   E l e m e n t I d = " 2 9 8 3 8 1 5 1 2 "   D a t a T y p e = " S t r i n g " > S e l l t o C u s t o m e r N o _ L b l < / S e l l t o C u s t o m e r N o _ L b l > + 
+         < S h i p m e n t _ L b l   E l e m e n t T y p e = " C o l u m n "   E l e m e n t I d = " 2 0 8 5 7 6 7 1 2 0 "   D a t a T y p e = " T e x t C o n s t " > S h i p m e n t _ L b l < / S h i p m e n t _ L b l > + 
+         < S h i p m e n t M e t h o d D e s c r i p t i o n   E l e m e n t T y p e = " C o l u m n "   E l e m e n t I d = " 2 0 5 9 4 0 3 2 6 0 "   D a t a T y p e = " T e x t " > S h i p m e n t M e t h o d D e s c r i p t i o n < / S h i p m e n t M e t h o d D e s c r i p t i o n > + 
+         < S h i p m e n t M e t h o d D e s c r i p t i o n _ L b l   E l e m e n t T y p e = " C o l u m n "   E l e m e n t I d = " 1 1 7 9 9 7 8 4 6 5 "   D a t a T y p e = " T e x t C o n s t " > S h i p m e n t M e t h o d D e s c r i p t i o n _ L b l < / S h i p m e n t M e t h o d D e s c r i p t i o n _ L b l > + 
+         < S h i p T o A d d r e s s _ L b l   E l e m e n t T y p e = " C o l u m n "   E l e m e n t I d = " 1 6 5 0 5 0 5 0 1 7 "   D a t a T y p e = " T e x t C o n s t " > S h i p T o A d d r e s s _ L b l < / S h i p T o A d d r e s s _ L b l > + 
+         < S h i p T o A d d r e s s 1   E l e m e n t T y p e = " C o l u m n "   E l e m e n t I d = " 1 3 5 7 6 7 2 8 6 1 "   D a t a T y p e = " T e x t " > S h i p T o A d d r e s s 1 < / S h i p T o A d d r e s s 1 > + 
+         < S h i p T o A d d r e s s 2   E l e m e n t T y p e = " C o l u m n "   E l e m e n t I d = " 1 0 2 4 2 0 4 5 8 4 "   D a t a T y p e = " T e x t " > S h i p T o A d d r e s s 2 < / S h i p T o A d d r e s s 2 > + 
+         < S h i p T o A d d r e s s 3   E l e m e n t T y p e = " C o l u m n "   E l e m e n t I d = " 1 6 6 1 9 0 1 2 0 1 "   D a t a T y p e = " T e x t " > S h i p T o A d d r e s s 3 < / S h i p T o A d d r e s s 3 > + 
+         < S h i p T o A d d r e s s 4   E l e m e n t T y p e = " C o l u m n "   E l e m e n t I d = " 5 5 5 4 1 6 9 9 0 "   D a t a T y p e = " T e x t " > S h i p T o A d d r e s s 4 < / S h i p T o A d d r e s s 4 > + 
+         < S h i p T o A d d r e s s 5   E l e m e n t T y p e = " C o l u m n "   E l e m e n t I d = " 1 1 9 3 1 1 3 6 0 7 "   D a t a T y p e = " T e x t " > S h i p T o A d d r e s s 5 < / S h i p T o A d d r e s s 5 > + 
+         < S h i p T o A d d r e s s 6   E l e m e n t T y p e = " C o l u m n "   E l e m e n t I d = " 7 1 9 9 7 6 2 4 4 "   D a t a T y p e = " T e x t " > S h i p T o A d d r e s s 6 < / S h i p T o A d d r e s s 6 > + 
+         < S h i p T o A d d r e s s 7   E l e m e n t T y p e = " C o l u m n "   E l e m e n t I d = " 8 2 2 7 9 6 2 7 "   D a t a T y p e = " T e x t " > S h i p T o A d d r e s s 7 < / S h i p T o A d d r e s s 7 > + 
+         < S h i p T o A d d r e s s 8   E l e m e n t T y p e = " C o l u m n "   E l e m e n t I d = " 1 4 9 2 9 9 2 1 7 8 "   D a t a T y p e = " T e x t " > S h i p T o A d d r e s s 8 < / S h i p T o A d d r e s s 8 > + 
+         < S h i p T o P h o n e N o   E l e m e n t T y p e = " C o l u m n "   E l e m e n t I d = " 3 6 9 7 0 2 2 5 5 "   D a t a T y p e = " T e x t " > S h i p T o P h o n e N o < / S h i p T o P h o n e N o > + 
+         < S h o w S h i p p i n g A d d r e s s   E l e m e n t T y p e = " C o l u m n "   E l e m e n t I d = " 1 1 2 0 0 7 1 2 6 6 "   D a t a T y p e = " B o o l e a n " > S h o w S h i p p i n g A d d r e s s < / S h o w S h i p p i n g A d d r e s s > + 
+         < S h o w W o r k D e s c r i p t i o n   E l e m e n t T y p e = " C o l u m n "   E l e m e n t I d = " 7 8 5 4 6 8 8 6 5 "   D a t a T y p e = " B o o l e a n " > S h o w W o r k D e s c r i p t i o n < / S h o w W o r k D e s c r i p t i o n > + 
+         < S u b t o t a l _ L b l   E l e m e n t T y p e = " C o l u m n "   E l e m e n t I d = " 1 9 6 7 7 9 5 1 4 2 "   D a t a T y p e = " T e x t C o n s t " > S u b t o t a l _ L b l < / S u b t o t a l _ L b l > + 
+         < T h a n k s _ L b l   E l e m e n t T y p e = " C o l u m n "   E l e m e n t I d = " 2 1 0 3 3 0 5 5 2 5 "   D a t a T y p e = " T e x t C o n s t " > T h a n k s _ L b l < / T h a n k s _ L b l > + 
+         < T o t a l _ L b l   E l e m e n t T y p e = " C o l u m n "   E l e m e n t I d = " 1 2 1 0 1 0 0 8 7 8 "   D a t a T y p e = " T e x t C o n s t " > T o t a l _ L b l < / T o t a l _ L b l > + 
+         < T o t a l C O 2 e _ L b l   E l e m e n t T y p e = " C o l u m n "   E l e m e n t I d = " 1 0 3 0 5 9 5 2 5 5 "   D a t a T y p e = " T e x t " > T o t a l C O 2 e _ L b l < / T o t a l C O 2 e _ L b l > + 
+         < V A T A m o u n t _ L b l   E l e m e n t T y p e = " C o l u m n "   E l e m e n t I d = " 1 0 9 4 6 5 7 2 9 "   D a t a T y p e = " T e x t C o n s t " > V A T A m o u n t _ L b l < / V A T A m o u n t _ L b l > + 
+         < V A T A m o u n t S p e c i f i c a t i o n _ L b l   E l e m e n t T y p e = " C o l u m n "   E l e m e n t I d = " 8 7 8 7 0 6 8 4 6 "   D a t a T y p e = " T e x t C o n s t " > V A T A m o u n t S p e c i f i c a t i o n _ L b l < / V A T A m o u n t S p e c i f i c a t i o n _ L b l > + 
+         < V A T B a s e _ L b l   E l e m e n t T y p e = " C o l u m n "   E l e m e n t I d = " 1 8 6 6 1 5 8 2 7 8 "   D a t a T y p e = " T e x t C o n s t " > V A T B a s e _ L b l < / V A T B a s e _ L b l > + 
+         < V A T C l a u s e _ L b l   E l e m e n t T y p e = " C o l u m n "   E l e m e n t I d = " 1 5 7 0 4 9 5 4 9 0 "   D a t a T y p e = " S t r i n g " > V A T C l a u s e _ L b l < / V A T C l a u s e _ L b l > + 
+         < V A T C l a u s e s _ L b l   E l e m e n t T y p e = " C o l u m n "   E l e m e n t I d = " 1 3 8 3 9 2 0 0 1 9 "   D a t a T y p e = " T e x t C o n s t " > V A T C l a u s e s _ L b l < / V A T C l a u s e s _ L b l > + 
+         < V A T I d e n t i f i e r _ L b l   E l e m e n t T y p e = " C o l u m n "   E l e m e n t I d = " 1 6 8 6 6 2 3 9 8 4 "   D a t a T y p e = " T e x t C o n s t " > V A T I d e n t i f i e r _ L b l < / V A T I d e n t i f i e r _ L b l > + 
+         < V A T P e r c e n t a g e _ L b l   E l e m e n t T y p e = " C o l u m n "   E l e m e n t I d = " 6 7 6 6 5 4 5 6 5 "   D a t a T y p e = " T e x t C o n s t " > V A T P e r c e n t a g e _ L b l < / V A T P e r c e n t a g e _ L b l > + 
+         < V A T R e g i s t r a t i o n N o   E l e m e n t T y p e = " C o l u m n "   E l e m e n t I d = " 1 8 8 9 1 9 5 4 0 2 "   D a t a T y p e = " T e x t " > V A T R e g i s t r a t i o n N o < / V A T R e g i s t r a t i o n N o > + 
+         < V A T R e g i s t r a t i o n N o _ L b l   E l e m e n t T y p e = " C o l u m n "   E l e m e n t I d = " 1 4 2 4 6 1 6 0 8 5 "   D a t a T y p e = " T e x t " > V A T R e g i s t r a t i o n N o _ L b l < / V A T R e g i s t r a t i o n N o _ L b l > + 
+         < Y o u r E s t i m a t e _ L b l   E l e m e n t T y p e = " C o l u m n "   E l e m e n t I d = " 4 9 2 1 8 5 2 2 5 "   D a t a T y p e = " T e x t C o n s t " > Y o u r E s t i m a t e _ L b l < / Y o u r E s t i m a t e _ L b l > + 
+         < Y o u r R e f e r e n c e   E l e m e n t T y p e = " C o l u m n "   E l e m e n t I d = " 1 1 0 3 9 9 5 1 "   D a t a T y p e = " T e x t " > Y o u r R e f e r e n c e < / Y o u r R e f e r e n c e > + 
+         < Y o u r R e f e r e n c e _ _ L b l   E l e m e n t T y p e = " C o l u m n "   E l e m e n t I d = " 1 1 2 6 2 8 0 3 7 1 "   D a t a T y p e = " S t r i n g " > Y o u r R e f e r e n c e _ _ L b l < / Y o u r R e f e r e n c e _ _ L b l > + 
+         < L i n e   E l e m e n t T y p e = " D a t a I t e m "   E l e m e n t I d = " 4 1 1 9 7 6 1 3 3 " > + 
+             < A m o u n t E x c l u d i n g V A T _ L i n e   E l e m e n t T y p e = " C o l u m n "   E l e m e n t I d = " 1 0 6 2 4 6 0 0 4 0 "   D a t a T y p e = " D e c i m a l " > A m o u n t E x c l u d i n g V A T _ L i n e < / A m o u n t E x c l u d i n g V A T _ L i n e > + 
+             < A m o u n t E x c l u d i n g V A T _ L i n e _ L b l   E l e m e n t T y p e = " C o l u m n "   E l e m e n t I d = " 2 0 0 2 8 7 4 4 7 5 "   D a t a T y p e = " S t r i n g " > A m o u n t E x c l u d i n g V A T _ L i n e _ L b l < / A m o u n t E x c l u d i n g V A T _ L i n e _ L b l > + 
+             < A m o u n t I n c l u d i n g V A T _ L i n e   E l e m e n t T y p e = " C o l u m n "   E l e m e n t I d = " 7 7 0 9 2 8 4 0 2 "   D a t a T y p e = " D e c i m a l " > A m o u n t I n c l u d i n g V A T _ L i n e < / A m o u n t I n c l u d i n g V A T _ L i n e > + 
+             < A m o u n t I n c l u d i n g V A T _ L i n e _ L b l   E l e m e n t T y p e = " C o l u m n "   E l e m e n t I d = " 9 3 0 7 4 7 3 1 3 "   D a t a T y p e = " S t r i n g " > A m o u n t I n c l u d i n g V A T _ L i n e _ L b l < / A m o u n t I n c l u d i n g V A T _ L i n e _ L b l > + 
+             < C O 2 e P e r U n i t _ L i n e   E l e m e n t T y p e = " C o l u m n "   E l e m e n t I d = " 1 3 2 0 1 7 0 3 0 2 "   D a t a T y p e = " T e x t " > C O 2 e P e r U n i t _ L i n e < / C O 2 e P e r U n i t _ L i n e > + 
+             < D e s c r i p t i o n _ L i n e   E l e m e n t T y p e = " C o l u m n "   E l e m e n t I d = " 1 4 0 6 8 2 2 3 1 0 "   D a t a T y p e = " T e x t " > D e s c r i p t i o n _ L i n e < / D e s c r i p t i o n _ L i n e > + 
+             < D e s c r i p t i o n _ L i n e _ L b l   E l e m e n t T y p e = " C o l u m n "   E l e m e n t I d = " 2 1 1 8 9 5 1 4 9 5 "   D a t a T y p e = " S t r i n g " > D e s c r i p t i o n _ L i n e _ L b l < / D e s c r i p t i o n _ L i n e _ L b l > + 
+             < I t e m N o _ L i n e   E l e m e n t T y p e = " C o l u m n "   E l e m e n t I d = " 1 9 1 0 2 9 6 2 8 8 "   D a t a T y p e = " C o d e " > I t e m N o _ L i n e < / I t e m N o _ L i n e > + 
+             < I t e m N o _ L i n e _ L b l   E l e m e n t T y p e = " C o l u m n "   E l e m e n t I d = " 1 3 4 0 0 7 9 6 1 3 "   D a t a T y p e = " S t r i n g " > I t e m N o _ L i n e _ L b l < / I t e m N o _ L i n e _ L b l > + 
+             < I t e m R e f e r e n c e N o _ L i n e   E l e m e n t T y p e = " C o l u m n "   E l e m e n t I d = " 9 2 7 2 3 5 7 "   D a t a T y p e = " C o d e " > I t e m R e f e r e n c e N o _ L i n e < / I t e m R e f e r e n c e N o _ L i n e > + 
+             < I t e m R e f e r e n c e N o _ L i n e _ L b l   E l e m e n t T y p e = " C o l u m n "   E l e m e n t I d = " 1 9 8 0 6 3 1 1 3 0 "   D a t a T y p e = " S t r i n g " > I t e m R e f e r e n c e N o _ L i n e _ L b l < / I t e m R e f e r e n c e N o _ L i n e _ L b l > + 
+             < L i n e A m o u n t _ L i n e   E l e m e n t T y p e = " C o l u m n "   E l e m e n t I d = " 2 6 8 9 3 7 1 6 2 "   D a t a T y p e = " T e x t " > L i n e A m o u n t _ L i n e < / L i n e A m o u n t _ L i n e > + 
+             < L i n e A m o u n t _ L i n e _ L b l   E l e m e n t T y p e = " C o l u m n "   E l e m e n t I d = " 9 9 2 9 0 1 8 4 5 "   D a t a T y p e = " S t r i n g " > L i n e A m o u n t _ L i n e _ L b l < / L i n e A m o u n t _ L i n e _ L b l > + 
+             < L i n e D i s c o u n t P e r c e n t _ L i n e   E l e m e n t T y p e = " C o l u m n "   E l e m e n t I d = " 9 0 7 8 2 7 4 3 6 "   D a t a T y p e = " D e c i m a l " > L i n e D i s c o u n t P e r c e n t _ L i n e < / L i n e D i s c o u n t P e r c e n t _ L i n e > + 
+             < L i n e D i s c o u n t P e r c e n t T e x t _ L i n e   E l e m e n t T y p e = " C o l u m n "   E l e m e n t I d = " 6 1 3 1 3 5 1 9 "   D a t a T y p e = " T e x t " > L i n e D i s c o u n t P e r c e n t T e x t _ L i n e < / L i n e D i s c o u n t P e r c e n t T e x t _ L i n e > + 
+             < L i n e N o _ L i n e   E l e m e n t T y p e = " C o l u m n "   E l e m e n t I d = " 6 9 8 9 8 5 9 7 9 "   D a t a T y p e = " I n t e g e r " > L i n e N o _ L i n e < / L i n e N o _ L i n e > + 
+             < P r i c e _ L b l   E l e m e n t T y p e = " C o l u m n "   E l e m e n t I d = " 2 1 2 6 7 6 4 9 2 5 "   D a t a T y p e = " T e x t C o n s t " > P r i c e _ L b l < / P r i c e _ L b l > + 
+             < P r i c e P e r _ L b l   E l e m e n t T y p e = " C o l u m n "   E l e m e n t I d = " 9 7 3 2 8 0 1 3 4 "   D a t a T y p e = " T e x t C o n s t " > P r i c e P e r _ L b l < / P r i c e P e r _ L b l > + 
+             < Q t y _ L b l   E l e m e n t T y p e = " C o l u m n "   E l e m e n t I d = " 2 6 3 6 7 3 7 6 4 "   D a t a T y p e = " T e x t C o n s t " > Q t y _ L b l < / Q t y _ L b l > + 
+             < Q u a n t i t y _ L i n e   E l e m e n t T y p e = " C o l u m n "   E l e m e n t I d = " 1 0 6 8 5 4 3 5 3 7 "   D a t a T y p e = " T e x t " > Q u a n t i t y _ L i n e < / Q u a n t i t y _ L i n e > + 
+             < Q u a n t i t y _ L i n e _ L b l   E l e m e n t T y p e = " C o l u m n "   E l e m e n t I d = " 2 0 3 4 5 0 6 8 0 2 "   D a t a T y p e = " S t r i n g " > Q u a n t i t y _ L i n e _ L b l < / Q u a n t i t y _ L i n e _ L b l > + 
+             < S h i p m e n t D a t e _ L b l   E l e m e n t T y p e = " C o l u m n "   E l e m e n t I d = " 6 1 4 4 0 0 3 6 4 "   D a t a T y p e = " T e x t C o n s t " > S h i p m e n t D a t e _ L b l < / S h i p m e n t D a t e _ L b l > + 
+             < S h i p m e n t D a t e _ L i n e   E l e m e n t T y p e = " C o l u m n "   E l e m e n t I d = " 1 6 7 3 3 7 5 4 1 6 "   D a t a T y p e = " S t r i n g " > S h i p m e n t D a t e _ L i n e < / S h i p m e n t D a t e _ L i n e > + 
+             < T r a n s H e a d e r A m o u n t   E l e m e n t T y p e = " C o l u m n "   E l e m e n t I d = " 2 0 2 8 3 0 6 2 7 6 "   D a t a T y p e = " D e c i m a l " > T r a n s H e a d e r A m o u n t < / T r a n s H e a d e r A m o u n t > + 
+             < T y p e _ L i n e   E l e m e n t T y p e = " C o l u m n "   E l e m e n t I d = " 2 7 2 8 0 4 9 2 4 "   D a t a T y p e = " S t r i n g " > T y p e _ L i n e < / T y p e _ L i n e > + 
+             < U n i t _ L b l   E l e m e n t T y p e = " C o l u m n "   E l e m e n t I d = " 8 1 4 3 6 4 3 1 8 "   D a t a T y p e = " T e x t C o n s t " > U n i t _ L b l < / U n i t _ L b l > + 
+             < U n i t O f M e a s u r e   E l e m e n t T y p e = " C o l u m n "   E l e m e n t I d = " 1 8 0 8 2 2 8 0 1 8 "   D a t a T y p e = " T e x t " > U n i t O f M e a s u r e < / U n i t O f M e a s u r e > + 
+             < U n i t O f M e a s u r e _ L b l   E l e m e n t T y p e = " C o l u m n "   E l e m e n t I d = " 9 8 1 9 5 1 2 4 9 "   D a t a T y p e = " S t r i n g " > U n i t O f M e a s u r e _ L b l < / U n i t O f M e a s u r e _ L b l > + 
+             < U n i t P r i c e   E l e m e n t T y p e = " C o l u m n "   E l e m e n t I d = " 1 4 7 8 2 2 1 5 2 6 "   D a t a T y p e = " T e x t " > U n i t P r i c e < / U n i t P r i c e > + 
+             < U n i t P r i c e _ L b l   E l e m e n t T y p e = " C o l u m n "   E l e m e n t I d = " 1 1 6 3 9 2 6 6 0 3 "   D a t a T y p e = " S t r i n g " > U n i t P r i c e _ L b l < / U n i t P r i c e _ L b l > + 
+             < V A T I d e n t i f i e r _ L i n e   E l e m e n t T y p e = " C o l u m n "   E l e m e n t I d = " 1 7 7 3 6 2 2 4 1 2 "   D a t a T y p e = " C o d e " > V A T I d e n t i f i e r _ L i n e < / V A T I d e n t i f i e r _ L i n e > + 
+             < V A T I d e n t i f i e r _ L i n e _ L b l   E l e m e n t T y p e = " C o l u m n "   E l e m e n t I d = " 5 3 3 7 8 2 7 0 3 "   D a t a T y p e = " S t r i n g " > V A T I d e n t i f i e r _ L i n e _ L b l < / V A T I d e n t i f i e r _ L i n e _ L b l > + 
+             < V A T P c t _ L i n e   E l e m e n t T y p e = " C o l u m n "   E l e m e n t I d = " 1 9 7 4 0 0 1 9 4 4 "   D a t a T y p e = " T e x t " > V A T P c t _ L i n e < / V A T P c t _ L i n e > + 
+             < V A T P c t _ L i n e _ L b l   E l e m e n t T y p e = " C o l u m n "   E l e m e n t I d = " 1 2 0 7 5 2 9 9 1 5 "   D a t a T y p e = " S t r i n g " > V A T P c t _ L i n e _ L b l < / V A T P c t _ L i n e _ L b l > + 
+             < S e r v i c e C o m m i t m e n t H e a d e r F o r S a l e s L i n e   E l e m e n t T y p e = " D a t a I t e m "   E l e m e n t I d = " 2 6 0 5 7 5 8 7 1 " > + 
+                 < S e r v i c e C o m m i t m e n t F o r L i n e D e s c r i p t i o n _ L b l   E l e m e n t T y p e = " C o l u m n "   E l e m e n t I d = " 1 8 3 9 3 2 6 6 6 7 "   D a t a T y p e = " T e x t " > S e r v i c e C o m m i t m e n t F o r L i n e D e s c r i p t i o n _ L b l < / S e r v i c e C o m m i t m e n t F o r L i n e D e s c r i p t i o n _ L b l > + 
+                 < S e r v i c e C o m m i t m e n t F o r L i n e D i s c o u n t _ L b l   E l e m e n t T y p e = " C o l u m n "   E l e m e n t I d = " 1 8 3 7 0 5 0 1 8 "   D a t a T y p e = " T e x t " > S e r v i c e C o m m i t m e n t F o r L i n e D i s c o u n t _ L b l < / S e r v i c e C o m m i t m e n t F o r L i n e D i s c o u n t _ L b l > + 
+                 < S e r v i c e C o m m i t m e n t F o r L i n e P r i c e _ L b l   E l e m e n t T y p e = " C o l u m n "   E l e m e n t I d = " 6 1 5 0 7 0 4 9 4 "   D a t a T y p e = " T e x t " > S e r v i c e C o m m i t m e n t F o r L i n e P r i c e _ L b l < / S e r v i c e C o m m i t m e n t F o r L i n e P r i c e _ L b l > + 
+                 < S e r v i c e C o m m i t m e n t F o r L i n e   E l e m e n t T y p e = " D a t a I t e m "   E l e m e n t I d = " 1 8 0 1 1 0 3 3 4 6 " > + 
+                     < S e r v i c e C o m m i t m e n t F o r L i n e D e s c r i p t i o n   E l e m e n t T y p e = " C o l u m n "   E l e m e n t I d = " 2 0 7 8 7 8 2 3 2 "   D a t a T y p e = " T e x t " > S e r v i c e C o m m i t m e n t F o r L i n e D e s c r i p t i o n < / S e r v i c e C o m m i t m e n t F o r L i n e D e s c r i p t i o n > + 
+                     < S e r v i c e C o m m i t m e n t F o r L i n e D i s c o u n t   E l e m e n t T y p e = " C o l u m n "   E l e m e n t I d = " 1 7 2 0 3 2 4 3 4 7 "   D a t a T y p e = " T e x t " > S e r v i c e C o m m i t m e n t F o r L i n e D i s c o u n t < / S e r v i c e C o m m i t m e n t F o r L i n e D i s c o u n t > + 
+                     < S e r v i c e C o m m i t m e n t F o r L i n e L i n e N o   E l e m e n t T y p e = " C o l u m n "   E l e m e n t I d = " 3 6 6 2 2 9 7 5 3 "   D a t a T y p e = " I n t e g e r " > S e r v i c e C o m m i t m e n t F o r L i n e L i n e N o < / S e r v i c e C o m m i t m e n t F o r L i n e L i n e N o > + 
+                     < S e r v i c e C o m m i t m e n t F o r L i n e P r i c e   E l e m e n t T y p e = " C o l u m n "   E l e m e n t I d = " 1 6 5 6 4 4 5 1 "   D a t a T y p e = " T e x t " > S e r v i c e C o m m i t m e n t F o r L i n e P r i c e < / S e r v i c e C o m m i t m e n t F o r L i n e P r i c e > + 
+                 < / S e r v i c e C o m m i t m e n t F o r L i n e > + 
+             < / S e r v i c e C o m m i t m e n t H e a d e r F o r S a l e s L i n e > + 
+         < / L i n e > + 
+         < W o r k D e s c r i p t i o n L i n e s   E l e m e n t T y p e = " D a t a I t e m "   E l e m e n t I d = " 2 7 6 8 1 9 4 4 7 " > + 
+             < W o r k D e s c r i p t i o n L i n e   E l e m e n t T y p e = " C o l u m n "   E l e m e n t I d = " 1 9 4 7 6 2 1 6 7 6 "   D a t a T y p e = " T e x t " > W o r k D e s c r i p t i o n L i n e < / W o r k D e s c r i p t i o n L i n e > + 
+             < W o r k D e s c r i p t i o n L i n e N u m b e r   E l e m e n t T y p e = " C o l u m n "   E l e m e n t I d = " 7 9 7 3 0 7 2 2 3 "   D a t a T y p e = " I n t e g e r " > W o r k D e s c r i p t i o n L i n e N u m b e r < / W o r k D e s c r i p t i o n L i n e N u m b e r > + 
+         < / W o r k D e s c r i p t i o n L i n e s > + 
+         < V A T A m o u n t L i n e   E l e m e n t T y p e = " D a t a I t e m "   E l e m e n t I d = " 8 2 7 5 3 4 3 4 8 " > + 
+             < I n v o i c e D i s c o u n t A m o u n t _ V A T A m o u n t L i n e   E l e m e n t T y p e = " C o l u m n "   E l e m e n t I d = " 8 2 4 7 3 0 1 4 1 "   D a t a T y p e = " D e c i m a l " > I n v o i c e D i s c o u n t A m o u n t _ V A T A m o u n t L i n e < / I n v o i c e D i s c o u n t A m o u n t _ V A T A m o u n t L i n e > + 
+             < I n v o i c e D i s c o u n t A m o u n t _ V A T A m o u n t L i n e _ L b l   E l e m e n t T y p e = " C o l u m n "   E l e m e n t I d = " 1 5 6 2 2 0 0 0 3 4 "   D a t a T y p e = " S t r i n g " > I n v o i c e D i s c o u n t A m o u n t _ V A T A m o u n t L i n e _ L b l < / I n v o i c e D i s c o u n t A m o u n t _ V A T A m o u n t L i n e _ L b l > + 
+             < I n v o i c e D i s c o u n t B a s e A m o u n t _ V A T A m o u n t L i n e   E l e m e n t T y p e = " C o l u m n "   E l e m e n t I d = " 2 0 4 0 3 3 2 2 6 6 "   D a t a T y p e = " D e c i m a l " > I n v o i c e D i s c o u n t B a s e A m o u n t _ V A T A m o u n t L i n e < / I n v o i c e D i s c o u n t B a s e A m o u n t _ V A T A m o u n t L i n e > + 
+             < I n v o i c e D i s c o u n t B a s e A m o u n t _ V A T A m o u n t L i n e _ L b l   E l e m e n t T y p e = " C o l u m n "   E l e m e n t I d = " 4 0 5 9 6 0 3 3 1 "   D a t a T y p e = " S t r i n g " > I n v o i c e D i s c o u n t B a s e A m o u n t _ V A T A m o u n t L i n e _ L b l < / I n v o i c e D i s c o u n t B a s e A m o u n t _ V A T A m o u n t L i n e _ L b l > + 
+             < L i n e A m o u n t _ V a t A m o u n t L i n e   E l e m e n t T y p e = " C o l u m n "   E l e m e n t I d = " 2 1 4 6 5 4 0 1 "   D a t a T y p e = " D e c i m a l " > L i n e A m o u n t _ V a t A m o u n t L i n e < / L i n e A m o u n t _ V a t A m o u n t L i n e > + 
+             < L i n e A m o u n t _ V a t A m o u n t L i n e _ L b l   E l e m e n t T y p e = " C o l u m n "   E l e m e n t I d = " 1 1 1 0 9 1 2 1 2 4 "   D a t a T y p e = " S t r i n g " > L i n e A m o u n t _ V a t A m o u n t L i n e _ L b l < / L i n e A m o u n t _ V a t A m o u n t L i n e _ L b l > + 
+             < N o O f V A T I d e n t i f i e r s   E l e m e n t T y p e = " C o l u m n "   E l e m e n t I d = " 1 1 5 3 2 6 3 0 2 6 "   D a t a T y p e = " I n t e g e r " > N o O f V A T I d e n t i f i e r s < / N o O f V A T I d e n t i f i e r s > + 
+             < V A T A m o u n t _ V a t A m o u n t L i n e   E l e m e n t T y p e = " C o l u m n "   E l e m e n t I d = " 1 8 9 1 8 2 0 6 2 0 "   D a t a T y p e = " D e c i m a l " > V A T A m o u n t _ V a t A m o u n t L i n e < / V A T A m o u n t _ V a t A m o u n t L i n e > + 
+             < V A T A m o u n t _ V a t A m o u n t L i n e _ L b l   E l e m e n t T y p e = " C o l u m n "   E l e m e n t I d = " 1 5 1 3 5 5 5 4 7 3 "   D a t a T y p e = " S t r i n g " > V A T A m o u n t _ V a t A m o u n t L i n e _ L b l < / V A T A m o u n t _ V a t A m o u n t L i n e _ L b l > + 
+             < V A T A m o u n t L C Y _ V A T A m o u n t L i n e   E l e m e n t T y p e = " C o l u m n "   E l e m e n t I d = " 1 5 8 1 9 9 4 3 5 0 "   D a t a T y p e = " D e c i m a l " > V A T A m o u n t L C Y _ V A T A m o u n t L i n e < / V A T A m o u n t L C Y _ V A T A m o u n t L i n e > + 
+             < V A T A m o u n t L C Y _ V A T A m o u n t L i n e _ L b l   E l e m e n t T y p e = " C o l u m n "   E l e m e n t I d = " 9 2 3 0 0 3 3 7 "   D a t a T y p e = " T e x t C o n s t " > V A T A m o u n t L C Y _ V A T A m o u n t L i n e _ L b l < / V A T A m o u n t L C Y _ V A T A m o u n t L i n e _ L b l > + 
+             < V A T B a s e _ V a t A m o u n t L i n e   E l e m e n t T y p e = " C o l u m n "   E l e m e n t I d = " 1 4 5 8 9 3 7 8 1 9 "   D a t a T y p e = " D e c i m a l " > V A T B a s e _ V a t A m o u n t L i n e < / V A T B a s e _ V a t A m o u n t L i n e > + 
+             < V A T B a s e _ V a t A m o u n t L i n e _ L b l   E l e m e n t T y p e = " C o l u m n "   E l e m e n t I d = " 1 6 9 1 3 0 2 4 8 8 "   D a t a T y p e = " S t r i n g " > V A T B a s e _ V a t A m o u n t L i n e _ L b l < / V A T B a s e _ V a t A m o u n t L i n e _ L b l > + 
+             < V A T B a s e L C Y _ V A T A m o u n t L i n e   E l e m e n t T y p e = " C o l u m n "   E l e m e n t I d = " 1 8 6 0 9 4 5 6 3 5 "   D a t a T y p e = " D e c i m a l " > V A T B a s e L C Y _ V A T A m o u n t L i n e < / V A T B a s e L C Y _ V A T A m o u n t L i n e > + 
+             < V A T B a s e L C Y _ V A T A m o u n t L i n e _ L b l   E l e m e n t T y p e = " C o l u m n "   E l e m e n t I d = " 1 2 3 6 4 6 7 9 9 8 "   D a t a T y p e = " T e x t C o n s t " > V A T B a s e L C Y _ V A T A m o u n t L i n e _ L b l < / V A T B a s e L C Y _ V A T A m o u n t L i n e _ L b l > + 
+             < V A T I d e n t i f i e r _ V a t A m o u n t L i n e   E l e m e n t T y p e = " C o l u m n "   E l e m e n t I d = " 1 1 4 2 0 7 0 0 3 5 "   D a t a T y p e = " C o d e " > V A T I d e n t i f i e r _ V a t A m o u n t L i n e < / V A T I d e n t i f i e r _ V a t A m o u n t L i n e > + 
+             < V A T I d e n t i f i e r _ V a t A m o u n t L i n e _ L b l   E l e m e n t T y p e = " C o l u m n "   E l e m e n t I d = " 8 6 4 5 0 4 5 0 "   D a t a T y p e = " S t r i n g " > V A T I d e n t i f i e r _ V a t A m o u n t L i n e _ L b l < / V A T I d e n t i f i e r _ V a t A m o u n t L i n e _ L b l > + 
+             < V A T P c t _ V a t A m o u n t L i n e   E l e m e n t T y p e = " C o l u m n "   E l e m e n t I d = " 1 4 5 3 5 4 2 7 7 7 "   D a t a T y p e = " D e c i m a l " > V A T P c t _ V a t A m o u n t L i n e < / V A T P c t _ V a t A m o u n t L i n e > + 
+             < V A T P c t _ V a t A m o u n t L i n e _ L b l   E l e m e n t T y p e = " C o l u m n "   E l e m e n t I d = " 6 7 6 3 2 3 7 8 "   D a t a T y p e = " S t r i n g " > V A T P c t _ V a t A m o u n t L i n e _ L b l < / V A T P c t _ V a t A m o u n t L i n e _ L b l > + 
+         < / V A T A m o u n t L i n e > + 
+         < R e p o r t T o t a l s L i n e   E l e m e n t T y p e = " D a t a I t e m "   E l e m e n t I d = " 2 1 2 2 5 4 9 8 3 6 " > + 
+             < A m o u n t _ R e p o r t T o t a l s L i n e   E l e m e n t T y p e = " C o l u m n "   E l e m e n t I d = " 4 1 9 9 1 8 3 6 9 "   D a t a T y p e = " D e c i m a l " > A m o u n t _ R e p o r t T o t a l s L i n e < / A m o u n t _ R e p o r t T o t a l s L i n e > + 
+             < A m o u n t F o r m a t t e d _ R e p o r t T o t a l s L i n e   E l e m e n t T y p e = " C o l u m n "   E l e m e n t I d = " 1 5 0 6 1 3 6 8 2 5 "   D a t a T y p e = " T e x t " > A m o u n t F o r m a t t e d _ R e p o r t T o t a l s L i n e < / A m o u n t F o r m a t t e d _ R e p o r t T o t a l s L i n e > + 
+             < D e s c r i p t i o n _ R e p o r t T o t a l s L i n e   E l e m e n t T y p e = " C o l u m n "   E l e m e n t I d = " 5 8 1 9 9 6 0 6 7 "   D a t a T y p e = " T e x t " > D e s c r i p t i o n _ R e p o r t T o t a l s L i n e < / D e s c r i p t i o n _ R e p o r t T o t a l s L i n e > + 
+             < F o n t B o l d _ R e p o r t T o t a l s L i n e   E l e m e n t T y p e = " C o l u m n "   E l e m e n t I d = " 9 4 6 5 4 0 5 4 9 "   D a t a T y p e = " B o o l e a n " > F o n t B o l d _ R e p o r t T o t a l s L i n e < / F o n t B o l d _ R e p o r t T o t a l s L i n e > + 
+             < F o n t U n d e r l i n e _ R e p o r t T o t a l s L i n e   E l e m e n t T y p e = " C o l u m n "   E l e m e n t I d = " 2 0 2 1 5 3 3 6 9 4 "   D a t a T y p e = " B o o l e a n " > F o n t U n d e r l i n e _ R e p o r t T o t a l s L i n e < / F o n t U n d e r l i n e _ R e p o r t T o t a l s L i n e > + 
+         < / R e p o r t T o t a l s L i n e > + 
+         < S e r v i c e C o m m i t m e n t F o r L i n e C a p t i o n   E l e m e n t T y p e = " D a t a I t e m "   E l e m e n t I d = " 4 5 5 8 5 1 6 0 0 " > + 
+             < S e r v i c e C o m m i t m e n t F o r L i n e T o t a l T e x t _ L b l   E l e m e n t T y p e = " C o l u m n "   E l e m e n t I d = " 9 9 6 5 4 9 8 5 2 "   D a t a T y p e = " T e x t " > S e r v i c e C o m m i t m e n t F o r L i n e T o t a l T e x t _ L b l < / S e r v i c e C o m m i t m e n t F o r L i n e T o t a l T e x t _ L b l > + 
+         < / S e r v i c e C o m m i t m e n t F o r L i n e C a p t i o n > + 
+         < S e r v i c e C o m m i t m e n t s G r o u p   E l e m e n t T y p e = " D a t a I t e m "   E l e m e n t I d = " 1 9 6 6 6 9 4 9 2 7 " > + 
+             < S e r v i c e C o m m i t m e n t s G r o u p P e r P e r i o d   E l e m e n t T y p e = " D a t a I t e m "   E l e m e n t I d = " 1 0 7 5 7 2 7 7 9 7 " > + 
+                 < S e r v i c e C o m m i t m e n t s G r o u p P e r P e r i o d N a m e   E l e m e n t T y p e = " C o l u m n "   E l e m e n t I d = " 1 5 2 1 8 3 1 0 2 2 "   D a t a T y p e = " T e x t " > S e r v i c e C o m m i t m e n t s G r o u p P e r P e r i o d N a m e < / S e r v i c e C o m m i t m e n t s G r o u p P e r P e r i o d N a m e > + 
+                 < S e r v i c e C o m m i t m e n t s G r o u p P e r P e r i o d T y p e   E l e m e n t T y p e = " C o l u m n "   E l e m e n t I d = " 5 0 6 1 5 7 4 8 5 "   D a t a T y p e = " T e x t " > S e r v i c e C o m m i t m e n t s G r o u p P e r P e r i o d T y p e < / S e r v i c e C o m m i t m e n t s G r o u p P e r P e r i o d T y p e > + 
+                 < S e r v i c e C o m m i t m e n t s G r o u p P e r P e r i o d V a l u e   E l e m e n t T y p e = " C o l u m n "   E l e m e n t I d = " 1 3 9 8 4 4 3 7 0 "   D a t a T y p e = " T e x t " > S e r v i c e C o m m i t m e n t s G r o u p P e r P e r i o d V a l u e < / S e r v i c e C o m m i t m e n t s G r o u p P e r P e r i o d V a l u e > + 
+             < / S e r v i c e C o m m i t m e n t s G r o u p P e r P e r i o d > + 
+         < / S e r v i c e C o m m i t m e n t s G r o u p > + 
+         < L e t t e r T e x t   E l e m e n t T y p e = " D a t a I t e m "   E l e m e n t I d = " 1 5 1 0 3 5 3 8 3 4 " > + 
+             < B o d y T e x t   E l e m e n t T y p e = " C o l u m n "   E l e m e n t I d = " 1 4 9 7 5 9 8 0 8 "   D a t a T y p e = " T e x t C o n s t " > B o d y T e x t < / B o d y T e x t > + 
+             < C l o s i n g T e x t   E l e m e n t T y p e = " C o l u m n "   E l e m e n t I d = " 5 1 2 1 3 5 9 0 9 "   D a t a T y p e = " T e x t C o n s t " > C l o s i n g T e x t < / C l o s i n g T e x t > + 
+             < G r e e t i n g T e x t   E l e m e n t T y p e = " C o l u m n "   E l e m e n t I d = " 1 1 7 5 2 7 9 2 8 9 "   D a t a T y p e = " T e x t C o n s t " > G r e e t i n g T e x t < / G r e e t i n g T e x t > + 
+             < P m t D i s c T e x t   E l e m e n t T y p e = " C o l u m n "   E l e m e n t I d = " 2 0 1 3 8 4 9 9 4 8 "   D a t a T y p e = " T e x t " > P m t D i s c T e x t < / P m t D i s c T e x t > + 
+         < / L e t t e r T e x t > + 
+         < T o t a l s   E l e m e n t T y p e = " D a t a I t e m "   E l e m e n t I d = " 1 8 2 3 9 5 0 0 4 4 " > + 
+             < C u r r e n c y C o d e   E l e m e n t T y p e = " C o l u m n "   E l e m e n t I d = " 1 5 7 9 5 9 5 9 2 1 "   D a t a T y p e = " T e x t " > C u r r e n c y C o d e < / C u r r e n c y C o d e > + 
+             < C u r r e n c y S y m b o l   E l e m e n t T y p e = " C o l u m n "   E l e m e n t I d = " 1 1 6 2 5 1 0 7 4 8 "   D a t a T y p e = " T e x t " > C u r r e n c y S y m b o l < / C u r r e n c y S y m b o l > + 
+             < T o t a l A m o u n t I n c l u d i n g V A T   E l e m e n t T y p e = " C o l u m n "   E l e m e n t I d = " 9 1 0 5 1 1 5 7 5 "   D a t a T y p e = " S t r i n g " > T o t a l A m o u n t I n c l u d i n g V A T < / T o t a l A m o u n t I n c l u d i n g V A T > + 
+             < T o t a l C O 2 e   E l e m e n t T y p e = " C o l u m n "   E l e m e n t I d = " 9 5 4 7 1 1 2 1 2 "   D a t a T y p e = " D e c i m a l " > T o t a l C O 2 e < / T o t a l C O 2 e > + 
+             < T o t a l E x c l u d i n g V A T T e x t   E l e m e n t T y p e = " C o l u m n "   E l e m e n t I d = " 1 9 2 2 9 4 6 3 1 0 "   D a t a T y p e = " T e x t " > T o t a l E x c l u d i n g V A T T e x t < / T o t a l E x c l u d i n g V A T T e x t > + 
+             < T o t a l I n c l u d i n g V A T T e x t   E l e m e n t T y p e = " C o l u m n "   E l e m e n t I d = " 1 2 0 4 0 1 6 3 5 2 "   D a t a T y p e = " T e x t " > T o t a l I n c l u d i n g V A T T e x t < / T o t a l I n c l u d i n g V A T T e x t > + 
+             < T o t a l I n v o i c e D i s c o u n t A m o u n t   E l e m e n t T y p e = " C o l u m n "   E l e m e n t I d = " 4 0 2 1 7 7 5 1 "   D a t a T y p e = " D e c i m a l " > T o t a l I n v o i c e D i s c o u n t A m o u n t < / T o t a l I n v o i c e D i s c o u n t A m o u n t > + 
+             < T o t a l N e t A m o u n t   E l e m e n t T y p e = " C o l u m n "   E l e m e n t I d = " 4 8 3 1 9 3 3 7 2 "   D a t a T y p e = " D e c i m a l " > T o t a l N e t A m o u n t < / T o t a l N e t A m o u n t > + 
+             < T o t a l P a y m e n t D i s c o u n t O n V A T   E l e m e n t T y p e = " C o l u m n "   E l e m e n t I d = " 7 3 6 0 4 1 8 8 6 "   D a t a T y p e = " D e c i m a l " > T o t a l P a y m e n t D i s c o u n t O n V A T < / T o t a l P a y m e n t D i s c o u n t O n V A T > + 
+             < T o t a l S u b T o t a l   E l e m e n t T y p e = " C o l u m n "   E l e m e n t I d = " 2 0 9 7 8 7 6 8 0 1 "   D a t a T y p e = " D e c i m a l " > T o t a l S u b T o t a l < / T o t a l S u b T o t a l > + 
+             < T o t a l S u b T o t a l M i n u s I n v o i c e D i s c o u n t   E l e m e n t T y p e = " C o l u m n "   E l e m e n t I d = " 7 6 9 4 3 1 8 8 7 "   D a t a T y p e = " D e c i m a l " > T o t a l S u b T o t a l M i n u s I n v o i c e D i s c o u n t < / T o t a l S u b T o t a l M i n u s I n v o i c e D i s c o u n t > + 
+             < T o t a l T e x t   E l e m e n t T y p e = " C o l u m n "   E l e m e n t I d = " 2 3 1 9 1 0 5 1 8 "   D a t a T y p e = " T e x t " > T o t a l T e x t < / T o t a l T e x t > + 
+             < T o t a l V A T A m o u n t   E l e m e n t T y p e = " C o l u m n "   E l e m e n t I d = " 1 6 2 7 1 0 2 3 2 8 "   D a t a T y p e = " D e c i m a l " > T o t a l V A T A m o u n t < / T o t a l V A T A m o u n t > + 
+             < T o t a l V A T A m o u n t L C Y   E l e m e n t T y p e = " C o l u m n "   E l e m e n t I d = " 1 5 0 6 5 7 0 2 1 8 "   D a t a T y p e = " D e c i m a l " > T o t a l V A T A m o u n t L C Y < / T o t a l V A T A m o u n t L C Y > + 
+             < T o t a l V A T A m o u n t T e x t   E l e m e n t T y p e = " C o l u m n "   E l e m e n t I d = " 9 7 3 6 6 6 3 3 9 "   D a t a T y p e = " T e x t " > T o t a l V A T A m o u n t T e x t < / T o t a l V A T A m o u n t T e x t > + 
+             < T o t a l V A T B a s e L C Y   E l e m e n t T y p e = " C o l u m n "   E l e m e n t I d = " 8 3 4 4 5 0 5 2 1 "   D a t a T y p e = " D e c i m a l " > T o t a l V A T B a s e L C Y < / T o t a l V A T B a s e L C Y > + 
+         < / T o t a l s > + 
+     < / H e a d e r > + 
+ < / N a v W o r d R e p o r t X m l P a r t > 
 </file>
 
 <file path=customXml/itemProps1.xml><?xml version="1.0" encoding="utf-8"?>
@@ -7898,17 +7556,17 @@
 </file>
 
 <file path=customXml/itemProps2.xml><?xml version="1.0" encoding="utf-8"?>
+<ds:datastoreItem xmlns:ds="http://schemas.openxmlformats.org/officeDocument/2006/customXml" ds:itemID="{42564A19-CA84-4054-8550-3525D166AEF7}">
+  <ds:schemaRefs>
+    <ds:schemaRef ds:uri="http://schemas.openxmlformats.org/officeDocument/2006/bibliography"/>
+  </ds:schemaRefs>
+</ds:datastoreItem>
+</file>
+
+<file path=customXml/itemProps3.xml><?xml version="1.0" encoding="utf-8"?>
 <ds:datastoreItem xmlns:ds="http://schemas.openxmlformats.org/officeDocument/2006/customXml" ds:itemID="{EB32DE7A-7F21-4503-BEF3-3D5B2BF826E5}">
   <ds:schemaRefs>
     <ds:schemaRef ds:uri="urn:microsoft-dynamics-businesscentral/internal/extended/reports/Standard_Sales_Quote/1304/"/>
   </ds:schemaRefs>
 </ds:datastoreItem>
-</file>
-
-<file path=customXml/itemProps3.xml><?xml version="1.0" encoding="utf-8"?>
-<ds:datastoreItem xmlns:ds="http://schemas.openxmlformats.org/officeDocument/2006/customXml" ds:itemID="{42564A19-CA84-4054-8550-3525D166AEF7}">
-  <ds:schemaRefs>
-    <ds:schemaRef ds:uri="http://schemas.openxmlformats.org/officeDocument/2006/bibliography"/>
-  </ds:schemaRefs>
-</ds:datastoreItem>
 </file>
--- a/src/Layers/W1/BaseApp/Sales/Document/StandardSalesQuoteBody.docx
+++ b/src/Layers/W1/BaseApp/Sales/Document/StandardSalesQuoteBody.docx
@@ -6,26 +6,14 @@
       <w:tblPr>
         <w:tblStyle w:val="BCBlockTable"/>
         <w:tblW w:w="5000" w:type="pct"/>
-        <w:tblBorders>
-          <w:top w:val="none" w:sz="0" w:space="0" w:color="auto"/>
-          <w:left w:val="none" w:sz="0" w:space="0" w:color="auto"/>
-          <w:bottom w:val="none" w:sz="0" w:space="0" w:color="auto"/>
-          <w:right w:val="none" w:sz="0" w:space="0" w:color="auto"/>
-          <w:insideH w:val="none" w:sz="0" w:space="0" w:color="auto"/>
-          <w:insideV w:val="none" w:sz="0" w:space="0" w:color="auto"/>
-        </w:tblBorders>
-        <w:tblCellMar>
-          <w:left w:w="0" w:type="dxa"/>
-          <w:right w:w="0" w:type="dxa"/>
-        </w:tblCellMar>
         <w:tblLook w:val="0620" w:firstRow="1" w:lastRow="0" w:firstColumn="0" w:lastColumn="0" w:noHBand="1" w:noVBand="1"/>
         <w:tblCaption w:val="Address Block"/>
         <w:tblDescription w:val="Layout table. Used for positioning, not for tabular data."/>
       </w:tblPr>
       <w:tblGrid>
-        <w:gridCol w:w="2621"/>
-        <w:gridCol w:w="5242"/>
-        <w:gridCol w:w="2621"/>
+        <w:gridCol w:w="2623"/>
+        <w:gridCol w:w="5247"/>
+        <w:gridCol w:w="2624"/>
       </w:tblGrid>
       <w:tr>
         <w:trPr>
@@ -55,7 +43,7 @@
               <w:p>
                 <w:pPr>
                   <w:pStyle w:val="BCLabel"/>
-                  <w:spacing w:before="0" w:after="0" w:line="276" w:lineRule="auto"/>
+                  <w:spacing w:line="276" w:lineRule="auto"/>
                   <w:rPr>
                     <w:rStyle w:val="Strong"/>
                   </w:rPr>
@@ -77,7 +65,7 @@
           <w:p>
             <w:pPr>
               <w:pStyle w:val="BCLabel"/>
-              <w:spacing w:before="0" w:after="0" w:line="276" w:lineRule="auto"/>
+              <w:spacing w:line="276" w:lineRule="auto"/>
               <w:rPr>
                 <w:rStyle w:val="Strong"/>
               </w:rPr>
@@ -106,7 +94,7 @@
               <w:p>
                 <w:pPr>
                   <w:pStyle w:val="BCLabelNumber"/>
-                  <w:spacing w:before="0" w:after="0" w:line="276" w:lineRule="auto"/>
+                  <w:spacing w:line="276" w:lineRule="auto"/>
                   <w:jc w:val="right"/>
                   <w:rPr>
                     <w:rStyle w:val="Strong"/>
@@ -131,7 +119,6 @@
         </w:trPr>
         <w:sdt>
           <w:sdtPr>
-            <w:rPr/>
             <w:alias w:val="CustomerAddress2"/>
             <w:tag w:val="#BC:InsertDataItem,DataItems/Header/CustomerAddress2"/>
             <w:id w:val="863552788"/>
@@ -169,7 +156,6 @@
         </w:tc>
         <w:sdt>
           <w:sdtPr>
-            <w:rPr/>
             <w:alias w:val="CompanyAddress2"/>
             <w:tag w:val="#BC:InsertDataItem,DataItems/Header/CompanyAddress2"/>
             <w:id w:val="-407616906"/>
@@ -204,7 +190,6 @@
         </w:trPr>
         <w:sdt>
           <w:sdtPr>
-            <w:rPr/>
             <w:alias w:val="CustomerAddress3"/>
             <w:tag w:val="#BC:InsertDataItem,DataItems/Header/CustomerAddress3"/>
             <w:id w:val="335427627"/>
@@ -242,7 +227,6 @@
         </w:tc>
         <w:sdt>
           <w:sdtPr>
-            <w:rPr/>
             <w:alias w:val="CompanyAddress3"/>
             <w:tag w:val="#BC:InsertDataItem,DataItems/Header/CompanyAddress3"/>
             <w:id w:val="-1208102821"/>
@@ -277,7 +261,6 @@
         </w:trPr>
         <w:sdt>
           <w:sdtPr>
-            <w:rPr/>
             <w:alias w:val="CustomerAddress4"/>
             <w:tag w:val="#BC:InsertDataItem,DataItems/Header/CustomerAddress4"/>
             <w:id w:val="172315661"/>
@@ -315,7 +298,6 @@
         </w:tc>
         <w:sdt>
           <w:sdtPr>
-            <w:rPr/>
             <w:alias w:val="CompanyAddress4"/>
             <w:tag w:val="#BC:InsertDataItem,DataItems/Header/CompanyAddress4"/>
             <w:id w:val="-1044596330"/>
@@ -350,7 +332,6 @@
         </w:trPr>
         <w:sdt>
           <w:sdtPr>
-            <w:rPr/>
             <w:alias w:val="CustomerAddress5"/>
             <w:tag w:val="#BC:InsertDataItem,DataItems/Header/CustomerAddress5"/>
             <w:id w:val="-2080044023"/>
@@ -388,7 +369,6 @@
         </w:tc>
         <w:sdt>
           <w:sdtPr>
-            <w:rPr/>
             <w:alias w:val="CompanyAddress5"/>
             <w:tag w:val="#BC:InsertDataItem,DataItems/Header/CompanyAddress5"/>
             <w:id w:val="-1334838620"/>
@@ -423,7 +403,6 @@
         </w:trPr>
         <w:sdt>
           <w:sdtPr>
-            <w:rPr/>
             <w:alias w:val="CustomerAddress6"/>
             <w:tag w:val="#BC:InsertDataItem,DataItems/Header/CustomerAddress6"/>
             <w:id w:val="-2086289259"/>
@@ -461,7 +440,6 @@
         </w:tc>
         <w:sdt>
           <w:sdtPr>
-            <w:rPr/>
             <w:alias w:val="CompanyAddress6"/>
             <w:tag w:val="#BC:InsertDataItem,DataItems/Header/CompanyAddress6"/>
             <w:id w:val="29467029"/>
@@ -496,7 +474,6 @@
         </w:trPr>
         <w:sdt>
           <w:sdtPr>
-            <w:rPr/>
             <w:alias w:val="CustomerAddress7"/>
             <w:tag w:val="#BC:InsertDataItem,DataItems/Header/CustomerAddress7"/>
             <w:id w:val="2127339997"/>
@@ -534,7 +511,6 @@
         </w:tc>
         <w:sdt>
           <w:sdtPr>
-            <w:rPr/>
             <w:alias w:val="CompanyLegalOffice_Lbl"/>
             <w:tag w:val="#BC:InsertDataItem,DataItems/Header/CompanyLegalOffice_Lbl"/>
             <w:id w:val="483044511"/>
@@ -571,7 +547,6 @@
         </w:trPr>
         <w:sdt>
           <w:sdtPr>
-            <w:rPr/>
             <w:alias w:val="CustomerAddress8"/>
             <w:tag w:val="#BC:InsertDataItem,DataItems/Header/CustomerAddress8"/>
             <w:id w:val="-1986933782"/>
@@ -609,7 +584,6 @@
         </w:tc>
         <w:sdt>
           <w:sdtPr>
-            <w:rPr/>
             <w:alias w:val="CompanyLegalOffice"/>
             <w:tag w:val="#BC:InsertDataItem,DataItems/Header/CompanyLegalOffice"/>
             <w:id w:val="-1993854372"/>
@@ -649,28 +623,16 @@
       <w:tblPr>
         <w:tblStyle w:val="BCBlockTable"/>
         <w:tblW w:w="5000" w:type="pct"/>
-        <w:tblBorders>
-          <w:top w:val="none" w:sz="0" w:space="0" w:color="auto"/>
-          <w:left w:val="none" w:sz="0" w:space="0" w:color="auto"/>
-          <w:bottom w:val="none" w:sz="0" w:space="0" w:color="auto"/>
-          <w:right w:val="none" w:sz="0" w:space="0" w:color="auto"/>
-          <w:insideH w:val="none" w:sz="0" w:space="0" w:color="auto"/>
-          <w:insideV w:val="none" w:sz="0" w:space="0" w:color="auto"/>
-        </w:tblBorders>
-        <w:tblCellMar>
-          <w:left w:w="0" w:type="dxa"/>
-          <w:right w:w="0" w:type="dxa"/>
-        </w:tblCellMar>
         <w:tblLook w:val="0620" w:firstRow="1" w:lastRow="0" w:firstColumn="0" w:lastColumn="0" w:noHBand="1" w:noVBand="1"/>
         <w:tblCaption w:val="Document Information Block"/>
         <w:tblDescription w:val="Layout table. Used for positioning, not for tabular data."/>
       </w:tblPr>
       <w:tblGrid>
-        <w:gridCol w:w="2622"/>
-        <w:gridCol w:w="21"/>
-        <w:gridCol w:w="2622"/>
-        <w:gridCol w:w="2622"/>
-        <w:gridCol w:w="2618"/>
+        <w:gridCol w:w="2970"/>
+        <w:gridCol w:w="6"/>
+        <w:gridCol w:w="3203"/>
+        <w:gridCol w:w="2157"/>
+        <w:gridCol w:w="2158"/>
       </w:tblGrid>
       <w:tr>
         <w:trPr>
@@ -680,7 +642,6 @@
         </w:trPr>
         <w:sdt>
           <w:sdtPr>
-            <w:rPr/>
             <w:alias w:val="DocumentNo_Lbl"/>
             <w:tag w:val="#BC:InsertDataItem,DataItems/Header/DocumentNo_Lbl"/>
             <w:id w:val="-1380013646"/>
@@ -698,16 +659,11 @@
               <w:p>
                 <w:pPr>
                   <w:pStyle w:val="BCLabel"/>
-                  <w:spacing w:before="0" w:after="0" w:line="276" w:lineRule="auto"/>
+                  <w:spacing w:line="276" w:lineRule="auto"/>
                 </w:pPr>
                 <w:proofErr w:type="spellStart"/>
-                <w:proofErr w:type="gramStart"/>
                 <w:r>
-                  <w:t>DocumentNo</w:t>
-                </w:r>
-                <w:proofErr w:type="gramEnd"/>
-                <w:r>
-                  <w:t>_Lbl</w:t>
+                  <w:t>DocumentNo_Lbl</w:t>
                 </w:r>
                 <w:proofErr w:type="spellEnd"/>
               </w:p>
@@ -721,13 +677,12 @@
           <w:p>
             <w:pPr>
               <w:pStyle w:val="BCLabel"/>
-              <w:spacing w:before="0" w:after="0" w:line="276" w:lineRule="auto"/>
+              <w:spacing w:line="276" w:lineRule="auto"/>
             </w:pPr>
           </w:p>
         </w:tc>
         <w:sdt>
           <w:sdtPr>
-            <w:rPr/>
             <w:alias w:val="YourReference__Lbl"/>
             <w:tag w:val="#BC:InsertDataItem,DataItems/Header/YourReference__Lbl"/>
             <w:id w:val="-1221047115"/>
@@ -745,7 +700,7 @@
               <w:p>
                 <w:pPr>
                   <w:pStyle w:val="BCLabel"/>
-                  <w:spacing w:before="0" w:after="0" w:line="276" w:lineRule="auto"/>
+                  <w:spacing w:line="276" w:lineRule="auto"/>
                 </w:pPr>
                 <w:proofErr w:type="spellStart"/>
                 <w:r>
@@ -766,7 +721,6 @@
         </w:sdt>
         <w:sdt>
           <w:sdtPr>
-            <w:rPr/>
             <w:alias w:val="QuoteValidToDate_Lbl"/>
             <w:tag w:val="#BC:InsertDataItem,DataItems/Header/QuoteValidToDate_Lbl"/>
             <w:id w:val="1751777438"/>
@@ -784,7 +738,7 @@
               <w:p>
                 <w:pPr>
                   <w:pStyle w:val="BCLabel"/>
-                  <w:spacing w:before="0" w:after="0" w:line="276" w:lineRule="auto"/>
+                  <w:spacing w:line="276" w:lineRule="auto"/>
                 </w:pPr>
                 <w:proofErr w:type="spellStart"/>
                 <w:r>
@@ -797,7 +751,6 @@
         </w:sdt>
         <w:sdt>
           <w:sdtPr>
-            <w:rPr/>
             <w:alias w:val="SalesPersonBlank_Lbl"/>
             <w:tag w:val="#BC:InsertDataItem,DataItems/Header/SalesPersonBlank_Lbl"/>
             <w:id w:val="1946040158"/>
@@ -815,7 +768,7 @@
               <w:p>
                 <w:pPr>
                   <w:pStyle w:val="BCLabel"/>
-                  <w:spacing w:before="0" w:after="0" w:line="276" w:lineRule="auto"/>
+                  <w:spacing w:line="276" w:lineRule="auto"/>
                 </w:pPr>
                 <w:proofErr w:type="spellStart"/>
                 <w:r>
@@ -834,7 +787,6 @@
         </w:trPr>
         <w:sdt>
           <w:sdtPr>
-            <w:rPr/>
             <w:alias w:val="DocumentNo"/>
             <w:tag w:val="#BC:InsertDataItem,DataItems/Header/DocumentNo"/>
             <w:id w:val="-205100073"/>
@@ -874,7 +826,6 @@
         </w:tc>
         <w:sdt>
           <w:sdtPr>
-            <w:rPr/>
             <w:alias w:val="YourReference"/>
             <w:tag w:val="#BC:InsertDataItem,DataItems/Header/YourReference"/>
             <w:id w:val="1477105704"/>
@@ -904,7 +855,6 @@
         </w:sdt>
         <w:sdt>
           <w:sdtPr>
-            <w:rPr/>
             <w:alias w:val="QuoteValidToDate"/>
             <w:tag w:val="#BC:InsertDataItem,DataItems/Header/QuoteValidToDate"/>
             <w:id w:val="1986967374"/>
@@ -934,7 +884,6 @@
         </w:sdt>
         <w:sdt>
           <w:sdtPr>
-            <w:rPr/>
             <w:alias w:val="SalesPersonName"/>
             <w:tag w:val="#BC:InsertDataItem,DataItems/Header/SalesPersonName"/>
             <w:id w:val="269368846"/>
@@ -1026,7 +975,6 @@
         </w:trPr>
         <w:sdt>
           <w:sdtPr>
-            <w:rPr/>
             <w:alias w:val="PaymentTermsDescription_Lbl"/>
             <w:tag w:val="#BC:InsertDataItem,DataItems/Header/PaymentTermsDescription_Lbl"/>
             <w:id w:val="822389090"/>
@@ -1044,7 +992,7 @@
               <w:p>
                 <w:pPr>
                   <w:pStyle w:val="BCLabel"/>
-                  <w:spacing w:before="0" w:after="0" w:line="276" w:lineRule="auto"/>
+                  <w:spacing w:line="276" w:lineRule="auto"/>
                 </w:pPr>
                 <w:proofErr w:type="spellStart"/>
                 <w:r>
@@ -1062,13 +1010,12 @@
           <w:p>
             <w:pPr>
               <w:pStyle w:val="BCLabel"/>
-              <w:spacing w:before="0" w:after="0" w:line="276" w:lineRule="auto"/>
+              <w:spacing w:line="276" w:lineRule="auto"/>
             </w:pPr>
           </w:p>
         </w:tc>
         <w:sdt>
           <w:sdtPr>
-            <w:rPr/>
             <w:alias w:val="ShipmentMethodDescription_Lbl"/>
             <w:tag w:val="#BC:InsertDataItem,DataItems/Header/ShipmentMethodDescription_Lbl"/>
             <w:id w:val="-2128765385"/>
@@ -1086,7 +1033,7 @@
               <w:p>
                 <w:pPr>
                   <w:pStyle w:val="BCLabel"/>
-                  <w:spacing w:before="0" w:after="0" w:line="276" w:lineRule="auto"/>
+                  <w:spacing w:line="276" w:lineRule="auto"/>
                 </w:pPr>
                 <w:proofErr w:type="spellStart"/>
                 <w:r>
@@ -1104,7 +1051,7 @@
           <w:p>
             <w:pPr>
               <w:pStyle w:val="BCLabel"/>
-              <w:spacing w:before="0" w:after="0" w:line="276" w:lineRule="auto"/>
+              <w:spacing w:line="276" w:lineRule="auto"/>
             </w:pPr>
           </w:p>
         </w:tc>
@@ -1115,7 +1062,7 @@
           <w:p>
             <w:pPr>
               <w:pStyle w:val="BCLabel"/>
-              <w:spacing w:before="0" w:after="0" w:line="276" w:lineRule="auto"/>
+              <w:spacing w:line="276" w:lineRule="auto"/>
             </w:pPr>
           </w:p>
         </w:tc>
@@ -1127,7 +1074,6 @@
         </w:trPr>
         <w:sdt>
           <w:sdtPr>
-            <w:rPr/>
             <w:alias w:val="PaymentTermsDescription"/>
             <w:tag w:val="#BC:InsertDataItem,DataItems/Header/PaymentTermsDescription"/>
             <w:id w:val="-49539690"/>
@@ -1167,7 +1113,6 @@
         </w:tc>
         <w:sdt>
           <w:sdtPr>
-            <w:rPr/>
             <w:alias w:val="ShipmentMethodDescription"/>
             <w:tag w:val="#BC:InsertDataItem,DataItems/Header/ShipmentMethodDescription"/>
             <w:id w:val="-1663927754"/>
@@ -1217,44 +1162,36 @@
         </w:tc>
       </w:tr>
     </w:tbl>
-    <w:p>
-      <w:pPr/>
-    </w:p>
+    <w:p/>
     <w:tbl>
       <w:tblPr>
-        <w:tblStyle w:val="BCBlockTable"/>
+        <w:tblStyle w:val="BCDataTable"/>
         <w:tblW w:w="5000" w:type="pct"/>
-        <w:tblLook w:val="0620" w:firstRow="1" w:lastRow="0" w:firstColumn="0" w:lastColumn="0" w:noHBand="1" w:noVBand="1"/>
+        <w:tblLook w:val="0420" w:firstRow="1" w:lastRow="0" w:firstColumn="0" w:lastColumn="0" w:noHBand="0" w:noVBand="1"/>
         <w:tblCaption w:val="Data Table Block"/>
         <w:tblDescription w:val="Layout table. Used for positioning, not for tabular data."/>
       </w:tblPr>
       <w:tblGrid>
-        <w:gridCol w:w="811"/>
-        <w:gridCol w:w="2346"/>
-        <w:gridCol w:w="1170"/>
-        <w:gridCol w:w="807"/>
-        <w:gridCol w:w="1441"/>
-        <w:gridCol w:w="1351"/>
-        <w:gridCol w:w="994"/>
-        <w:gridCol w:w="1584"/>
+        <w:gridCol w:w="1172"/>
+        <w:gridCol w:w="1398"/>
+        <w:gridCol w:w="1230"/>
+        <w:gridCol w:w="1129"/>
+        <w:gridCol w:w="973"/>
+        <w:gridCol w:w="2010"/>
+        <w:gridCol w:w="1151"/>
+        <w:gridCol w:w="1431"/>
       </w:tblGrid>
       <w:tr>
         <w:trPr>
           <w:cnfStyle w:val="100000000000" w:firstRow="1" w:lastRow="0" w:firstColumn="0" w:lastColumn="0" w:oddVBand="0" w:evenVBand="0" w:oddHBand="0" w:evenHBand="0" w:firstRowFirstColumn="0" w:firstRowLastColumn="0" w:lastRowFirstColumn="0" w:lastRowLastColumn="0"/>
-          <w:cantSplit/>
           <w:trHeight w:val="490"/>
         </w:trPr>
         <w:tc>
           <w:tcPr>
-            <w:cnfStyle w:val="001000000000" w:firstRow="0" w:lastRow="0" w:firstColumn="1" w:lastColumn="0" w:oddVBand="0" w:evenVBand="0" w:oddHBand="0" w:evenHBand="0" w:firstRowFirstColumn="0" w:firstRowLastColumn="0" w:lastRowFirstColumn="0" w:lastRowLastColumn="0"/>
             <w:tcW w:w="386" w:type="pct"/>
-            <w:tcBorders>
-              <w:bottom w:val="single" w:sz="4" w:space="0" w:color="auto"/>
-            </w:tcBorders>
           </w:tcPr>
           <w:sdt>
             <w:sdtPr>
-              <w:rPr/>
               <w:alias w:val="ItemNo_Line_Lbl"/>
               <w:tag w:val="#BC:InsertDataItem,DataItems/Header/Line/ItemNo_Line_Lbl"/>
               <w:id w:val="2050642905"/>
@@ -1281,7 +1218,6 @@
         </w:tc>
         <w:sdt>
           <w:sdtPr>
-            <w:rPr/>
             <w:alias w:val="Description_Line_Lbl"/>
             <w:tag w:val="#BC:InsertDataItem,DataItems/Header/Line/Description_Line_Lbl"/>
             <w:id w:val="55748171"/>
@@ -1296,14 +1232,10 @@
             <w:tc>
               <w:tcPr>
                 <w:tcW w:w="1117" w:type="pct"/>
-                <w:tcBorders>
-                  <w:bottom w:val="single" w:sz="4" w:space="0" w:color="auto"/>
-                </w:tcBorders>
               </w:tcPr>
               <w:p>
                 <w:pPr>
                   <w:pStyle w:val="BCLabel"/>
-                  <w:cnfStyle w:val="100000000000" w:firstRow="1" w:lastRow="0" w:firstColumn="0" w:lastColumn="0" w:oddVBand="0" w:evenVBand="0" w:oddHBand="0" w:evenHBand="0" w:firstRowFirstColumn="0" w:firstRowLastColumn="0" w:lastRowFirstColumn="0" w:lastRowLastColumn="0"/>
                 </w:pPr>
                 <w:proofErr w:type="spellStart"/>
                 <w:r>
@@ -1316,7 +1248,6 @@
         </w:sdt>
         <w:sdt>
           <w:sdtPr>
-            <w:rPr/>
             <w:alias w:val="Quantity_Line_Lbl"/>
             <w:tag w:val="#BC:InsertDataItem,DataItems/Header/Line/Quantity_Line_Lbl"/>
             <w:id w:val="-278416351"/>
@@ -1331,15 +1262,11 @@
             <w:tc>
               <w:tcPr>
                 <w:tcW w:w="557" w:type="pct"/>
-                <w:tcBorders>
-                  <w:bottom w:val="single" w:sz="4" w:space="0" w:color="auto"/>
-                </w:tcBorders>
               </w:tcPr>
               <w:p>
                 <w:pPr>
                   <w:pStyle w:val="BCLabelNumber"/>
                   <w:jc w:val="right"/>
-                  <w:cnfStyle w:val="100000000000" w:firstRow="1" w:lastRow="0" w:firstColumn="0" w:lastColumn="0" w:oddVBand="0" w:evenVBand="0" w:oddHBand="0" w:evenHBand="0" w:firstRowFirstColumn="0" w:firstRowLastColumn="0" w:lastRowFirstColumn="0" w:lastRowLastColumn="0"/>
                 </w:pPr>
                 <w:proofErr w:type="spellStart"/>
                 <w:r>
@@ -1352,7 +1279,6 @@
         </w:sdt>
         <w:sdt>
           <w:sdtPr>
-            <w:rPr/>
             <w:alias w:val="Unit_Lbl"/>
             <w:tag w:val="#BC:InsertDataItem,DataItems/Header/Line/Unit_Lbl"/>
             <w:id w:val="1441568432"/>
@@ -1366,14 +1292,10 @@
             <w:tc>
               <w:tcPr>
                 <w:tcW w:w="384" w:type="pct"/>
-                <w:tcBorders>
-                  <w:bottom w:val="single" w:sz="4" w:space="0" w:color="auto"/>
-                </w:tcBorders>
               </w:tcPr>
               <w:p>
                 <w:pPr>
                   <w:pStyle w:val="BCLabel"/>
-                  <w:cnfStyle w:val="100000000000" w:firstRow="1" w:lastRow="0" w:firstColumn="0" w:lastColumn="0" w:oddVBand="0" w:evenVBand="0" w:oddHBand="0" w:evenHBand="0" w:firstRowFirstColumn="0" w:firstRowLastColumn="0" w:lastRowFirstColumn="0" w:lastRowLastColumn="0"/>
                 </w:pPr>
                 <w:proofErr w:type="spellStart"/>
                 <w:r>
@@ -1386,7 +1308,6 @@
         </w:sdt>
         <w:sdt>
           <w:sdtPr>
-            <w:rPr/>
             <w:alias w:val="UnitPrice_Lbl"/>
             <w:tag w:val="#BC:InsertDataItem,DataItems/Header/Line/UnitPrice_Lbl"/>
             <w:id w:val="-1044597726"/>
@@ -1401,14 +1322,10 @@
             <w:tc>
               <w:tcPr>
                 <w:tcW w:w="686" w:type="pct"/>
-                <w:tcBorders>
-                  <w:bottom w:val="single" w:sz="4" w:space="0" w:color="auto"/>
-                </w:tcBorders>
               </w:tcPr>
               <w:p>
                 <w:pPr>
                   <w:pStyle w:val="BCLabel"/>
-                  <w:cnfStyle w:val="100000000000" w:firstRow="1" w:lastRow="0" w:firstColumn="0" w:lastColumn="0" w:oddVBand="0" w:evenVBand="0" w:oddHBand="0" w:evenHBand="0" w:firstRowFirstColumn="0" w:firstRowLastColumn="0" w:lastRowFirstColumn="0" w:lastRowLastColumn="0"/>
                 </w:pPr>
                 <w:proofErr w:type="spellStart"/>
                 <w:r>
@@ -1421,7 +1338,6 @@
         </w:sdt>
         <w:sdt>
           <w:sdtPr>
-            <w:rPr/>
             <w:alias w:val="SalesInvoiceLineDiscount_Lbl"/>
             <w:tag w:val="#BC:InsertDataItem,DataItems/Header/SalesInvoiceLineDiscount_Lbl"/>
             <w:id w:val="-264690703"/>
@@ -1435,14 +1351,10 @@
             <w:tc>
               <w:tcPr>
                 <w:tcW w:w="643" w:type="pct"/>
-                <w:tcBorders>
-                  <w:bottom w:val="single" w:sz="4" w:space="0" w:color="auto"/>
-                </w:tcBorders>
               </w:tcPr>
               <w:p>
                 <w:pPr>
                   <w:pStyle w:val="BCLabel"/>
-                  <w:cnfStyle w:val="100000000000" w:firstRow="1" w:lastRow="0" w:firstColumn="0" w:lastColumn="0" w:oddVBand="0" w:evenVBand="0" w:oddHBand="0" w:evenHBand="0" w:firstRowFirstColumn="0" w:firstRowLastColumn="0" w:lastRowFirstColumn="0" w:lastRowLastColumn="0"/>
                 </w:pPr>
                 <w:proofErr w:type="spellStart"/>
                 <w:r>
@@ -1455,7 +1367,6 @@
         </w:sdt>
         <w:sdt>
           <w:sdtPr>
-            <w:rPr/>
             <w:alias w:val="VATPct_Line_Lbl"/>
             <w:tag w:val="#BC:InsertDataItem,DataItems/Header/Line/VATPct_Line_Lbl"/>
             <w:id w:val="682009838"/>
@@ -1469,14 +1380,10 @@
             <w:tc>
               <w:tcPr>
                 <w:tcW w:w="473" w:type="pct"/>
-                <w:tcBorders>
-                  <w:bottom w:val="single" w:sz="4" w:space="0" w:color="auto"/>
-                </w:tcBorders>
               </w:tcPr>
               <w:p>
                 <w:pPr>
                   <w:pStyle w:val="BCLabel"/>
-                  <w:cnfStyle w:val="100000000000" w:firstRow="1" w:lastRow="0" w:firstColumn="0" w:lastColumn="0" w:oddVBand="0" w:evenVBand="0" w:oddHBand="0" w:evenHBand="0" w:firstRowFirstColumn="0" w:firstRowLastColumn="0" w:lastRowFirstColumn="0" w:lastRowLastColumn="0"/>
                 </w:pPr>
                 <w:proofErr w:type="spellStart"/>
                 <w:r>
@@ -1489,7 +1396,6 @@
         </w:sdt>
         <w:sdt>
           <w:sdtPr>
-            <w:rPr/>
             <w:alias w:val="LineAmount_Line_Lbl"/>
             <w:tag w:val="#BC:InsertDataItem,DataItems/Header/Line/LineAmount_Line_Lbl"/>
             <w:id w:val="-812258216"/>
@@ -1504,15 +1410,11 @@
             <w:tc>
               <w:tcPr>
                 <w:tcW w:w="754" w:type="pct"/>
-                <w:tcBorders>
-                  <w:bottom w:val="single" w:sz="4" w:space="0" w:color="auto"/>
-                </w:tcBorders>
               </w:tcPr>
               <w:p>
                 <w:pPr>
                   <w:pStyle w:val="BCLabelNumber"/>
                   <w:jc w:val="right"/>
-                  <w:cnfStyle w:val="100000000000" w:firstRow="1" w:lastRow="0" w:firstColumn="0" w:lastColumn="0" w:oddVBand="0" w:evenVBand="0" w:oddHBand="0" w:evenHBand="0" w:firstRowFirstColumn="0" w:firstRowLastColumn="0" w:lastRowFirstColumn="0" w:lastRowLastColumn="0"/>
                 </w:pPr>
                 <w:proofErr w:type="spellStart"/>
                 <w:r>
@@ -1527,16 +1429,11 @@
       <w:tr>
         <w:trPr>
           <w:cnfStyle w:val="000000100000" w:firstRow="0" w:lastRow="0" w:firstColumn="0" w:lastColumn="0" w:oddVBand="0" w:evenVBand="0" w:oddHBand="1" w:evenHBand="0" w:firstRowFirstColumn="0" w:firstRowLastColumn="0" w:lastRowFirstColumn="0" w:lastRowLastColumn="0"/>
-          <w:cantSplit/>
-          <w:trHeight w:hRule="atLeast" w:val="245"/>
+          <w:trHeight w:val="245"/>
         </w:trPr>
         <w:tc>
           <w:tcPr>
-            <w:cnfStyle w:val="001000000000" w:firstRow="0" w:lastRow="0" w:firstColumn="1" w:lastColumn="0" w:oddVBand="0" w:evenVBand="0" w:oddHBand="0" w:evenHBand="0" w:firstRowFirstColumn="0" w:firstRowLastColumn="0" w:lastRowFirstColumn="0" w:lastRowLastColumn="0"/>
             <w:tcW w:w="386" w:type="pct"/>
-            <w:tcBorders>
-              <w:top w:val="single" w:sz="4" w:space="0" w:color="auto"/>
-            </w:tcBorders>
           </w:tcPr>
           <w:p>
             <w:pPr>
@@ -1550,14 +1447,10 @@
         <w:tc>
           <w:tcPr>
             <w:tcW w:w="1117" w:type="pct"/>
-            <w:tcBorders>
-              <w:top w:val="single" w:sz="4" w:space="0" w:color="auto"/>
-            </w:tcBorders>
           </w:tcPr>
           <w:p>
             <w:pPr>
               <w:pStyle w:val="NoSpacing"/>
-              <w:cnfStyle w:val="000000100000" w:firstRow="0" w:lastRow="0" w:firstColumn="0" w:lastColumn="0" w:oddVBand="0" w:evenVBand="0" w:oddHBand="1" w:evenHBand="0" w:firstRowFirstColumn="0" w:firstRowLastColumn="0" w:lastRowFirstColumn="0" w:lastRowLastColumn="0"/>
               <w:rPr>
                 <w:lang w:val="en-US" w:eastAsia="en-US"/>
               </w:rPr>
@@ -1567,14 +1460,10 @@
         <w:tc>
           <w:tcPr>
             <w:tcW w:w="557" w:type="pct"/>
-            <w:tcBorders>
-              <w:top w:val="single" w:sz="4" w:space="0" w:color="auto"/>
-            </w:tcBorders>
           </w:tcPr>
           <w:p>
             <w:pPr>
               <w:pStyle w:val="NoSpacing"/>
-              <w:cnfStyle w:val="000000100000" w:firstRow="0" w:lastRow="0" w:firstColumn="0" w:lastColumn="0" w:oddVBand="0" w:evenVBand="0" w:oddHBand="1" w:evenHBand="0" w:firstRowFirstColumn="0" w:firstRowLastColumn="0" w:lastRowFirstColumn="0" w:lastRowLastColumn="0"/>
               <w:rPr>
                 <w:lang w:val="en-US" w:eastAsia="en-US"/>
               </w:rPr>
@@ -1584,14 +1473,10 @@
         <w:tc>
           <w:tcPr>
             <w:tcW w:w="384" w:type="pct"/>
-            <w:tcBorders>
-              <w:top w:val="single" w:sz="4" w:space="0" w:color="auto"/>
-            </w:tcBorders>
           </w:tcPr>
           <w:p>
             <w:pPr>
               <w:pStyle w:val="NoSpacing"/>
-              <w:cnfStyle w:val="000000100000" w:firstRow="0" w:lastRow="0" w:firstColumn="0" w:lastColumn="0" w:oddVBand="0" w:evenVBand="0" w:oddHBand="1" w:evenHBand="0" w:firstRowFirstColumn="0" w:firstRowLastColumn="0" w:lastRowFirstColumn="0" w:lastRowLastColumn="0"/>
               <w:rPr>
                 <w:lang w:val="en-US" w:eastAsia="en-US"/>
               </w:rPr>
@@ -1601,14 +1486,10 @@
         <w:tc>
           <w:tcPr>
             <w:tcW w:w="686" w:type="pct"/>
-            <w:tcBorders>
-              <w:top w:val="single" w:sz="4" w:space="0" w:color="auto"/>
-            </w:tcBorders>
           </w:tcPr>
           <w:p>
             <w:pPr>
               <w:pStyle w:val="NoSpacing"/>
-              <w:cnfStyle w:val="000000100000" w:firstRow="0" w:lastRow="0" w:firstColumn="0" w:lastColumn="0" w:oddVBand="0" w:evenVBand="0" w:oddHBand="1" w:evenHBand="0" w:firstRowFirstColumn="0" w:firstRowLastColumn="0" w:lastRowFirstColumn="0" w:lastRowLastColumn="0"/>
               <w:rPr>
                 <w:lang w:val="en-US" w:eastAsia="en-US"/>
               </w:rPr>
@@ -1618,15 +1499,11 @@
         <w:tc>
           <w:tcPr>
             <w:tcW w:w="643" w:type="pct"/>
-            <w:tcBorders>
-              <w:top w:val="single" w:sz="4" w:space="0" w:color="auto"/>
-            </w:tcBorders>
           </w:tcPr>
           <w:p>
             <w:pPr>
               <w:pStyle w:val="BCNumber"/>
               <w:jc w:val="right"/>
-              <w:cnfStyle w:val="000000100000" w:firstRow="0" w:lastRow="0" w:firstColumn="0" w:lastColumn="0" w:oddVBand="0" w:evenVBand="0" w:oddHBand="1" w:evenHBand="0" w:firstRowFirstColumn="0" w:firstRowLastColumn="0" w:lastRowFirstColumn="0" w:lastRowLastColumn="0"/>
               <w:rPr>
                 <w:lang w:val="en-US" w:eastAsia="en-US"/>
               </w:rPr>
@@ -1636,15 +1513,11 @@
         <w:tc>
           <w:tcPr>
             <w:tcW w:w="473" w:type="pct"/>
-            <w:tcBorders>
-              <w:top w:val="single" w:sz="4" w:space="0" w:color="auto"/>
-            </w:tcBorders>
           </w:tcPr>
           <w:p>
             <w:pPr>
               <w:pStyle w:val="BCNumber"/>
               <w:jc w:val="right"/>
-              <w:cnfStyle w:val="000000100000" w:firstRow="0" w:lastRow="0" w:firstColumn="0" w:lastColumn="0" w:oddVBand="0" w:evenVBand="0" w:oddHBand="1" w:evenHBand="0" w:firstRowFirstColumn="0" w:firstRowLastColumn="0" w:lastRowFirstColumn="0" w:lastRowLastColumn="0"/>
               <w:rPr>
                 <w:lang w:val="en-US" w:eastAsia="en-US"/>
               </w:rPr>
@@ -1654,15 +1527,11 @@
         <w:tc>
           <w:tcPr>
             <w:tcW w:w="754" w:type="pct"/>
-            <w:tcBorders>
-              <w:top w:val="single" w:sz="4" w:space="0" w:color="auto"/>
-            </w:tcBorders>
           </w:tcPr>
           <w:p>
             <w:pPr>
               <w:pStyle w:val="BCNumber"/>
               <w:jc w:val="right"/>
-              <w:cnfStyle w:val="000000100000" w:firstRow="0" w:lastRow="0" w:firstColumn="0" w:lastColumn="0" w:oddVBand="0" w:evenVBand="0" w:oddHBand="1" w:evenHBand="0" w:firstRowFirstColumn="0" w:firstRowLastColumn="0" w:lastRowFirstColumn="0" w:lastRowLastColumn="0"/>
               <w:rPr>
                 <w:lang w:val="en-US" w:eastAsia="en-US"/>
               </w:rPr>
@@ -1674,6 +1543,7 @@
         <w:sdtPr>
           <w:rPr>
             <w:lang w:val="en-US" w:eastAsia="en-US"/>
+            <w14:numSpacing w14:val="tabular"/>
           </w:rPr>
           <w:alias w:val="Repeater: Line"/>
           <w:tag w:val="#BC:InsertRepeater,DataItems/Header/Line"/>
@@ -1692,13 +1562,13 @@
           <w:tr>
             <w:trPr>
               <w:cnfStyle w:val="000000010000" w:firstRow="0" w:lastRow="0" w:firstColumn="0" w:lastColumn="0" w:oddVBand="0" w:evenVBand="0" w:oddHBand="0" w:evenHBand="1" w:firstRowFirstColumn="0" w:firstRowLastColumn="0" w:lastRowFirstColumn="0" w:lastRowLastColumn="0"/>
-              <w:cantSplit/>
               <w:trHeight w:val="490"/>
             </w:trPr>
             <w:sdt>
               <w:sdtPr>
                 <w:rPr>
                   <w:lang w:val="en-US" w:eastAsia="en-US"/>
+                  <w14:numSpacing w14:val="tabular"/>
                 </w:rPr>
                 <w:alias w:val="ItemNo_Line"/>
                 <w:tag w:val="#BC:InsertDataItem,DataItems/Header/Line/ItemNo_Line"/>
@@ -1710,13 +1580,15 @@
                 <w15:color w:val="808080"/>
                 <w:text/>
               </w:sdtPr>
-              <w:sdtEndPr/>
+              <w:sdtEndPr>
+                <w:rPr>
+                  <w14:numSpacing w14:val="default"/>
+                </w:rPr>
+              </w:sdtEndPr>
               <w:sdtContent>
                 <w:tc>
                   <w:tcPr>
-                    <w:cnfStyle w:val="001000000000" w:firstRow="0" w:lastRow="0" w:firstColumn="1" w:lastColumn="0" w:oddVBand="0" w:evenVBand="0" w:oddHBand="0" w:evenHBand="0" w:firstRowFirstColumn="0" w:firstRowLastColumn="0" w:lastRowFirstColumn="0" w:lastRowLastColumn="0"/>
                     <w:tcW w:w="386" w:type="pct"/>
-                    <w:vAlign w:val="center"/>
                   </w:tcPr>
                   <w:p>
                     <w:pPr>
@@ -1756,12 +1628,10 @@
                 <w:tc>
                   <w:tcPr>
                     <w:tcW w:w="1117" w:type="pct"/>
-                    <w:vAlign w:val="center"/>
                   </w:tcPr>
                   <w:p>
                     <w:pPr>
                       <w:pStyle w:val="NoSpacing"/>
-                      <w:cnfStyle w:val="000000010000" w:firstRow="0" w:lastRow="0" w:firstColumn="0" w:lastColumn="0" w:oddVBand="0" w:evenVBand="0" w:oddHBand="0" w:evenHBand="1" w:firstRowFirstColumn="0" w:firstRowLastColumn="0" w:lastRowFirstColumn="0" w:lastRowLastColumn="0"/>
                       <w:rPr>
                         <w:lang w:eastAsia="en-US"/>
                       </w:rPr>
@@ -1797,13 +1667,11 @@
                 <w:tc>
                   <w:tcPr>
                     <w:tcW w:w="557" w:type="pct"/>
-                    <w:vAlign w:val="center"/>
                   </w:tcPr>
                   <w:p>
                     <w:pPr>
                       <w:pStyle w:val="BCNumber"/>
                       <w:jc w:val="right"/>
-                      <w:cnfStyle w:val="000000010000" w:firstRow="0" w:lastRow="0" w:firstColumn="0" w:lastColumn="0" w:oddVBand="0" w:evenVBand="0" w:oddHBand="0" w:evenHBand="1" w:firstRowFirstColumn="0" w:firstRowLastColumn="0" w:lastRowFirstColumn="0" w:lastRowLastColumn="0"/>
                       <w:rPr>
                         <w:lang w:val="en-US" w:eastAsia="en-US"/>
                       </w:rPr>
@@ -1822,7 +1690,6 @@
             </w:sdt>
             <w:sdt>
               <w:sdtPr>
-                <w:rPr/>
                 <w:alias w:val="UnitOfMeasure"/>
                 <w:tag w:val="#BC:InsertDataItem,DataItems/Header/Line/UnitOfMeasure"/>
                 <w:id w:val="-2053294236"/>
@@ -1836,12 +1703,10 @@
                 <w:tc>
                   <w:tcPr>
                     <w:tcW w:w="384" w:type="pct"/>
-                    <w:vAlign w:val="center"/>
                   </w:tcPr>
                   <w:p>
                     <w:pPr>
                       <w:pStyle w:val="NoSpacing"/>
-                      <w:cnfStyle w:val="000000010000" w:firstRow="0" w:lastRow="0" w:firstColumn="0" w:lastColumn="0" w:oddVBand="0" w:evenVBand="0" w:oddHBand="0" w:evenHBand="1" w:firstRowFirstColumn="0" w:firstRowLastColumn="0" w:lastRowFirstColumn="0" w:lastRowLastColumn="0"/>
                     </w:pPr>
                     <w:proofErr w:type="spellStart"/>
                     <w:r>
@@ -1855,19 +1720,16 @@
             <w:tc>
               <w:tcPr>
                 <w:tcW w:w="686" w:type="pct"/>
-                <w:vAlign w:val="center"/>
               </w:tcPr>
               <w:p>
                 <w:pPr>
                   <w:pStyle w:val="NoSpacing"/>
-                  <w:cnfStyle w:val="000000010000" w:firstRow="0" w:lastRow="0" w:firstColumn="0" w:lastColumn="0" w:oddVBand="0" w:evenVBand="0" w:oddHBand="0" w:evenHBand="1" w:firstRowFirstColumn="0" w:firstRowLastColumn="0" w:lastRowFirstColumn="0" w:lastRowLastColumn="0"/>
                   <w:rPr>
                     <w:lang w:val="en-US" w:eastAsia="en-US"/>
                   </w:rPr>
                 </w:pPr>
                 <w:sdt>
                   <w:sdtPr>
-                    <w:rPr/>
                     <w:alias w:val="UnitPrice"/>
                     <w:tag w:val="#BC:InsertDataItem,DataItems/Header/Line/UnitPrice"/>
                     <w:id w:val="-1253814634"/>
@@ -1890,7 +1752,6 @@
             </w:tc>
             <w:sdt>
               <w:sdtPr>
-                <w:rPr/>
                 <w:alias w:val="LineDiscountPercentText_Line"/>
                 <w:tag w:val="#BC:InsertDataItem,DataItems/Header/Line/LineDiscountPercentText_Line"/>
                 <w:id w:val="415913873"/>
@@ -1904,12 +1765,10 @@
                 <w:tc>
                   <w:tcPr>
                     <w:tcW w:w="643" w:type="pct"/>
-                    <w:vAlign w:val="center"/>
                   </w:tcPr>
                   <w:p>
                     <w:pPr>
                       <w:pStyle w:val="NoSpacing"/>
-                      <w:cnfStyle w:val="000000010000" w:firstRow="0" w:lastRow="0" w:firstColumn="0" w:lastColumn="0" w:oddVBand="0" w:evenVBand="0" w:oddHBand="0" w:evenHBand="1" w:firstRowFirstColumn="0" w:firstRowLastColumn="0" w:lastRowFirstColumn="0" w:lastRowLastColumn="0"/>
                     </w:pPr>
                     <w:proofErr w:type="spellStart"/>
                     <w:r>
@@ -1922,7 +1781,6 @@
             </w:sdt>
             <w:sdt>
               <w:sdtPr>
-                <w:rPr/>
                 <w:alias w:val="VATPct_Line"/>
                 <w:tag w:val="#BC:InsertDataItem,DataItems/Header/Line/VATPct_Line"/>
                 <w:id w:val="1436251310"/>
@@ -1936,12 +1794,10 @@
                 <w:tc>
                   <w:tcPr>
                     <w:tcW w:w="473" w:type="pct"/>
-                    <w:vAlign w:val="center"/>
                   </w:tcPr>
                   <w:p>
                     <w:pPr>
                       <w:pStyle w:val="NoSpacing"/>
-                      <w:cnfStyle w:val="000000010000" w:firstRow="0" w:lastRow="0" w:firstColumn="0" w:lastColumn="0" w:oddVBand="0" w:evenVBand="0" w:oddHBand="0" w:evenHBand="1" w:firstRowFirstColumn="0" w:firstRowLastColumn="0" w:lastRowFirstColumn="0" w:lastRowLastColumn="0"/>
                     </w:pPr>
                     <w:proofErr w:type="spellStart"/>
                     <w:r>
@@ -1955,20 +1811,17 @@
             <w:tc>
               <w:tcPr>
                 <w:tcW w:w="754" w:type="pct"/>
-                <w:vAlign w:val="center"/>
               </w:tcPr>
               <w:p>
                 <w:pPr>
                   <w:pStyle w:val="BCNumber"/>
                   <w:jc w:val="right"/>
-                  <w:cnfStyle w:val="000000010000" w:firstRow="0" w:lastRow="0" w:firstColumn="0" w:lastColumn="0" w:oddVBand="0" w:evenVBand="0" w:oddHBand="0" w:evenHBand="1" w:firstRowFirstColumn="0" w:firstRowLastColumn="0" w:lastRowFirstColumn="0" w:lastRowLastColumn="0"/>
                   <w:rPr>
                     <w:lang w:val="en-US" w:eastAsia="en-US"/>
                   </w:rPr>
                 </w:pPr>
                 <w:sdt>
                   <w:sdtPr>
-                    <w:rPr/>
                     <w:alias w:val="LineAmount_Line"/>
                     <w:tag w:val="#BC:InsertDataItem,DataItems/Header/Line/LineAmount_Line"/>
                     <w:id w:val="787541011"/>
@@ -1999,9 +1852,9 @@
     <w:p/>
     <w:tbl>
       <w:tblPr>
-        <w:tblStyle w:val="BCBlockTable"/>
+        <w:tblStyle w:val="BCTotalsTable"/>
         <w:tblW w:w="5000" w:type="pct"/>
-        <w:tblLook w:val="0620" w:firstRow="1" w:lastRow="0" w:firstColumn="0" w:lastColumn="0" w:noHBand="1" w:noVBand="1"/>
+        <w:tblLook w:val="0640" w:firstRow="0" w:lastRow="1" w:firstColumn="0" w:lastColumn="0" w:noHBand="1" w:noVBand="1"/>
         <w:tblCaption w:val="Regular Totals Block"/>
         <w:tblDescription w:val="Layout table. Used for positioning, not for tabular data."/>
       </w:tblPr>
@@ -2014,12 +1867,10 @@
       </w:tblGrid>
       <w:tr>
         <w:trPr>
-          <w:cantSplit/>
           <w:trHeight w:val="490"/>
         </w:trPr>
         <w:sdt>
           <w:sdtPr>
-            <w:rPr/>
             <w:alias w:val="Description_ReportTotalsLine"/>
             <w:tag w:val="#BC:InsertDataItem,DataItems/Header/ReportTotalsLine/Description_ReportTotalsLine"/>
             <w:id w:val="2110473124"/>
@@ -2032,14 +1883,12 @@
           <w:sdtContent>
             <w:tc>
               <w:tcPr>
-                <w:cnfStyle w:val="001000000000" w:firstRow="0" w:lastRow="0" w:firstColumn="1" w:lastColumn="0" w:oddVBand="0" w:evenVBand="0" w:oddHBand="0" w:evenHBand="0" w:firstRowFirstColumn="0" w:firstRowLastColumn="0" w:lastRowFirstColumn="0" w:lastRowLastColumn="0"/>
                 <w:tcW w:w="2380" w:type="pct"/>
-                <w:vAlign w:val="center"/>
               </w:tcPr>
               <w:p>
                 <w:pPr>
                   <w:pStyle w:val="NoSpacing"/>
-                  <w:spacing w:before="120" w:after="120" w:line="240" w:lineRule="auto"/>
+                  <w:spacing w:before="120" w:after="120"/>
                 </w:pPr>
                 <w:proofErr w:type="spellStart"/>
                 <w:r>
@@ -2053,13 +1902,11 @@
         <w:tc>
           <w:tcPr>
             <w:tcW w:w="457" w:type="pct"/>
-            <w:vAlign w:val="center"/>
           </w:tcPr>
           <w:p>
             <w:pPr>
               <w:pStyle w:val="NoSpacing"/>
-              <w:spacing w:before="120" w:after="120" w:line="240" w:lineRule="auto"/>
-              <w:cnfStyle w:val="000000000000" w:firstRow="0" w:lastRow="0" w:firstColumn="0" w:lastColumn="0" w:oddVBand="0" w:evenVBand="0" w:oddHBand="0" w:evenHBand="0" w:firstRowFirstColumn="0" w:firstRowLastColumn="0" w:lastRowFirstColumn="0" w:lastRowLastColumn="0"/>
+              <w:spacing w:before="120" w:after="120"/>
               <w:rPr>
                 <w:lang w:eastAsia="en-US"/>
               </w:rPr>
@@ -2069,13 +1916,11 @@
         <w:tc>
           <w:tcPr>
             <w:tcW w:w="202" w:type="pct"/>
-            <w:vAlign w:val="center"/>
           </w:tcPr>
           <w:p>
             <w:pPr>
               <w:pStyle w:val="NoSpacing"/>
-              <w:spacing w:before="120" w:after="120" w:line="240" w:lineRule="auto"/>
-              <w:cnfStyle w:val="000000000000" w:firstRow="0" w:lastRow="0" w:firstColumn="0" w:lastColumn="0" w:oddVBand="0" w:evenVBand="0" w:oddHBand="0" w:evenHBand="0" w:firstRowFirstColumn="0" w:firstRowLastColumn="0" w:lastRowFirstColumn="0" w:lastRowLastColumn="0"/>
+              <w:spacing w:before="120" w:after="120"/>
               <w:rPr>
                 <w:lang w:val="en-US" w:eastAsia="en-US"/>
               </w:rPr>
@@ -2085,13 +1930,11 @@
         <w:tc>
           <w:tcPr>
             <w:tcW w:w="204" w:type="pct"/>
-            <w:vAlign w:val="center"/>
           </w:tcPr>
           <w:p>
             <w:pPr>
               <w:pStyle w:val="NoSpacing"/>
-              <w:spacing w:before="120" w:after="120" w:line="240" w:lineRule="auto"/>
-              <w:cnfStyle w:val="000000000000" w:firstRow="0" w:lastRow="0" w:firstColumn="0" w:lastColumn="0" w:oddVBand="0" w:evenVBand="0" w:oddHBand="0" w:evenHBand="0" w:firstRowFirstColumn="0" w:firstRowLastColumn="0" w:lastRowFirstColumn="0" w:lastRowLastColumn="0"/>
+              <w:spacing w:before="120" w:after="120"/>
               <w:rPr>
                 <w:lang w:eastAsia="en-US"/>
               </w:rPr>
@@ -2116,14 +1959,12 @@
             <w:tc>
               <w:tcPr>
                 <w:tcW w:w="1757" w:type="pct"/>
-                <w:vAlign w:val="center"/>
               </w:tcPr>
               <w:p>
                 <w:pPr>
                   <w:pStyle w:val="BCNumber"/>
-                  <w:spacing w:before="120" w:after="120" w:line="240" w:lineRule="auto"/>
+                  <w:spacing w:before="120" w:after="120"/>
                   <w:jc w:val="right"/>
-                  <w:cnfStyle w:val="000000000000" w:firstRow="0" w:lastRow="0" w:firstColumn="0" w:lastColumn="0" w:oddVBand="0" w:evenVBand="0" w:oddHBand="0" w:evenHBand="0" w:firstRowFirstColumn="0" w:firstRowLastColumn="0" w:lastRowFirstColumn="0" w:lastRowLastColumn="0"/>
                   <w:rPr>
                     <w:lang w:eastAsia="en-US"/>
                   </w:rPr>
@@ -2143,12 +1984,10 @@
       </w:tr>
       <w:tr>
         <w:trPr>
-          <w:cantSplit/>
           <w:trHeight w:val="490"/>
         </w:trPr>
         <w:sdt>
           <w:sdtPr>
-            <w:rPr/>
             <w:alias w:val="VATAmount_Lbl"/>
             <w:tag w:val="#BC:InsertDataItem,DataItems/Header/VATAmount_Lbl"/>
             <w:id w:val="961699813"/>
@@ -2161,17 +2000,12 @@
           <w:sdtContent>
             <w:tc>
               <w:tcPr>
-                <w:cnfStyle w:val="001000000000" w:firstRow="0" w:lastRow="0" w:firstColumn="1" w:lastColumn="0" w:oddVBand="0" w:evenVBand="0" w:oddHBand="0" w:evenHBand="0" w:firstRowFirstColumn="0" w:firstRowLastColumn="0" w:lastRowFirstColumn="0" w:lastRowLastColumn="0"/>
                 <w:tcW w:w="2380" w:type="pct"/>
-                <w:tcBorders>
-                  <w:bottom w:val="single" w:sz="4" w:space="0" w:color="000000"/>
-                </w:tcBorders>
-                <w:vAlign w:val="center"/>
               </w:tcPr>
               <w:p>
                 <w:pPr>
                   <w:pStyle w:val="NoSpacing"/>
-                  <w:spacing w:before="120" w:after="120" w:line="240" w:lineRule="auto"/>
+                  <w:spacing w:before="120" w:after="120"/>
                 </w:pPr>
                 <w:proofErr w:type="spellStart"/>
                 <w:r>
@@ -2185,16 +2019,11 @@
         <w:tc>
           <w:tcPr>
             <w:tcW w:w="457" w:type="pct"/>
-            <w:tcBorders>
-              <w:bottom w:val="single" w:sz="4" w:space="0" w:color="000000"/>
-            </w:tcBorders>
-            <w:vAlign w:val="center"/>
           </w:tcPr>
           <w:p>
             <w:pPr>
               <w:pStyle w:val="NoSpacing"/>
-              <w:spacing w:before="120" w:after="120" w:line="240" w:lineRule="auto"/>
-              <w:cnfStyle w:val="000000000000" w:firstRow="0" w:lastRow="0" w:firstColumn="0" w:lastColumn="0" w:oddVBand="0" w:evenVBand="0" w:oddHBand="0" w:evenHBand="0" w:firstRowFirstColumn="0" w:firstRowLastColumn="0" w:lastRowFirstColumn="0" w:lastRowLastColumn="0"/>
+              <w:spacing w:before="120" w:after="120"/>
               <w:rPr>
                 <w:lang w:eastAsia="en-US"/>
               </w:rPr>
@@ -2204,16 +2033,11 @@
         <w:tc>
           <w:tcPr>
             <w:tcW w:w="202" w:type="pct"/>
-            <w:tcBorders>
-              <w:bottom w:val="single" w:sz="4" w:space="0" w:color="000000"/>
-            </w:tcBorders>
-            <w:vAlign w:val="center"/>
           </w:tcPr>
           <w:p>
             <w:pPr>
               <w:pStyle w:val="NoSpacing"/>
-              <w:spacing w:before="120" w:after="120" w:line="240" w:lineRule="auto"/>
-              <w:cnfStyle w:val="000000000000" w:firstRow="0" w:lastRow="0" w:firstColumn="0" w:lastColumn="0" w:oddVBand="0" w:evenVBand="0" w:oddHBand="0" w:evenHBand="0" w:firstRowFirstColumn="0" w:firstRowLastColumn="0" w:lastRowFirstColumn="0" w:lastRowLastColumn="0"/>
+              <w:spacing w:before="120" w:after="120"/>
               <w:rPr>
                 <w:lang w:val="en-US" w:eastAsia="en-US"/>
               </w:rPr>
@@ -2223,16 +2047,11 @@
         <w:tc>
           <w:tcPr>
             <w:tcW w:w="204" w:type="pct"/>
-            <w:tcBorders>
-              <w:bottom w:val="single" w:sz="4" w:space="0" w:color="000000"/>
-            </w:tcBorders>
-            <w:vAlign w:val="center"/>
           </w:tcPr>
           <w:p>
             <w:pPr>
               <w:pStyle w:val="NoSpacing"/>
-              <w:spacing w:before="120" w:after="120" w:line="240" w:lineRule="auto"/>
-              <w:cnfStyle w:val="000000000000" w:firstRow="0" w:lastRow="0" w:firstColumn="0" w:lastColumn="0" w:oddVBand="0" w:evenVBand="0" w:oddHBand="0" w:evenHBand="0" w:firstRowFirstColumn="0" w:firstRowLastColumn="0" w:lastRowFirstColumn="0" w:lastRowLastColumn="0"/>
+              <w:spacing w:before="120" w:after="120"/>
               <w:rPr>
                 <w:lang w:eastAsia="en-US"/>
               </w:rPr>
@@ -2257,17 +2076,12 @@
             <w:tc>
               <w:tcPr>
                 <w:tcW w:w="1757" w:type="pct"/>
-                <w:tcBorders>
-                  <w:bottom w:val="single" w:sz="4" w:space="0" w:color="000000"/>
-                </w:tcBorders>
-                <w:vAlign w:val="center"/>
               </w:tcPr>
               <w:p>
                 <w:pPr>
                   <w:pStyle w:val="BCNumber"/>
-                  <w:spacing w:before="120" w:after="120" w:line="240" w:lineRule="auto"/>
+                  <w:spacing w:before="120" w:after="120"/>
                   <w:jc w:val="right"/>
-                  <w:cnfStyle w:val="000000000000" w:firstRow="0" w:lastRow="0" w:firstColumn="0" w:lastColumn="0" w:oddVBand="0" w:evenVBand="0" w:oddHBand="0" w:evenHBand="0" w:firstRowFirstColumn="0" w:firstRowLastColumn="0" w:lastRowFirstColumn="0" w:lastRowLastColumn="0"/>
                   <w:rPr>
                     <w:lang w:eastAsia="en-US"/>
                   </w:rPr>
@@ -2288,12 +2102,10 @@
       <w:tr>
         <w:trPr>
           <w:cnfStyle w:val="010000000000" w:firstRow="0" w:lastRow="1" w:firstColumn="0" w:lastColumn="0" w:oddVBand="0" w:evenVBand="0" w:oddHBand="0" w:evenHBand="0" w:firstRowFirstColumn="0" w:firstRowLastColumn="0" w:lastRowFirstColumn="0" w:lastRowLastColumn="0"/>
-          <w:cantSplit/>
           <w:trHeight w:val="490"/>
         </w:trPr>
         <w:sdt>
           <w:sdtPr>
-            <w:rPr/>
             <w:alias w:val="TotalText"/>
             <w:tag w:val="#BC:InsertDataItem,DataItems/Header/Totals/TotalText"/>
             <w:id w:val="-1797897230"/>
@@ -2306,18 +2118,12 @@
           <w:sdtContent>
             <w:tc>
               <w:tcPr>
-                <w:cnfStyle w:val="001000000000" w:firstRow="0" w:lastRow="0" w:firstColumn="1" w:lastColumn="0" w:oddVBand="0" w:evenVBand="0" w:oddHBand="0" w:evenHBand="0" w:firstRowFirstColumn="0" w:firstRowLastColumn="0" w:lastRowFirstColumn="0" w:lastRowLastColumn="0"/>
                 <w:tcW w:w="2380" w:type="pct"/>
-                <w:tcBorders>
-                  <w:top w:val="single" w:sz="4" w:space="0" w:color="000000"/>
-                  <w:bottom w:val="single" w:sz="12" w:space="0" w:color="000000"/>
-                </w:tcBorders>
-                <w:vAlign w:val="center"/>
               </w:tcPr>
               <w:p>
                 <w:pPr>
                   <w:pStyle w:val="BCLabel"/>
-                  <w:spacing w:before="120" w:after="120" w:line="240" w:lineRule="auto"/>
+                  <w:spacing w:before="120" w:after="120"/>
                 </w:pPr>
                 <w:proofErr w:type="spellStart"/>
                 <w:r>
@@ -2331,17 +2137,11 @@
         <w:tc>
           <w:tcPr>
             <w:tcW w:w="457" w:type="pct"/>
-            <w:tcBorders>
-              <w:top w:val="single" w:sz="4" w:space="0" w:color="000000"/>
-              <w:bottom w:val="single" w:sz="12" w:space="0" w:color="000000"/>
-            </w:tcBorders>
-            <w:vAlign w:val="center"/>
           </w:tcPr>
           <w:p>
             <w:pPr>
               <w:pStyle w:val="BCLabel"/>
-              <w:spacing w:before="120" w:after="120" w:line="240" w:lineRule="auto"/>
-              <w:cnfStyle w:val="010000000000" w:firstRow="0" w:lastRow="1" w:firstColumn="0" w:lastColumn="0" w:oddVBand="0" w:evenVBand="0" w:oddHBand="0" w:evenHBand="0" w:firstRowFirstColumn="0" w:firstRowLastColumn="0" w:lastRowFirstColumn="0" w:lastRowLastColumn="0"/>
+              <w:spacing w:before="120" w:after="120"/>
               <w:rPr>
                 <w:lang w:eastAsia="en-US"/>
               </w:rPr>
@@ -2351,17 +2151,11 @@
         <w:tc>
           <w:tcPr>
             <w:tcW w:w="202" w:type="pct"/>
-            <w:tcBorders>
-              <w:top w:val="single" w:sz="4" w:space="0" w:color="000000"/>
-              <w:bottom w:val="single" w:sz="12" w:space="0" w:color="000000"/>
-            </w:tcBorders>
-            <w:vAlign w:val="center"/>
           </w:tcPr>
           <w:p>
             <w:pPr>
               <w:pStyle w:val="BCLabel"/>
-              <w:spacing w:before="120" w:after="120" w:line="240" w:lineRule="auto"/>
-              <w:cnfStyle w:val="010000000000" w:firstRow="0" w:lastRow="1" w:firstColumn="0" w:lastColumn="0" w:oddVBand="0" w:evenVBand="0" w:oddHBand="0" w:evenHBand="0" w:firstRowFirstColumn="0" w:firstRowLastColumn="0" w:lastRowFirstColumn="0" w:lastRowLastColumn="0"/>
+              <w:spacing w:before="120" w:after="120"/>
               <w:rPr>
                 <w:lang w:eastAsia="en-US"/>
               </w:rPr>
@@ -2371,17 +2165,11 @@
         <w:tc>
           <w:tcPr>
             <w:tcW w:w="204" w:type="pct"/>
-            <w:tcBorders>
-              <w:top w:val="single" w:sz="4" w:space="0" w:color="000000"/>
-              <w:bottom w:val="single" w:sz="12" w:space="0" w:color="000000"/>
-            </w:tcBorders>
-            <w:vAlign w:val="center"/>
           </w:tcPr>
           <w:p>
             <w:pPr>
               <w:pStyle w:val="BCLabel"/>
-              <w:spacing w:before="120" w:after="120" w:line="240" w:lineRule="auto"/>
-              <w:cnfStyle w:val="010000000000" w:firstRow="0" w:lastRow="1" w:firstColumn="0" w:lastColumn="0" w:oddVBand="0" w:evenVBand="0" w:oddHBand="0" w:evenHBand="0" w:firstRowFirstColumn="0" w:firstRowLastColumn="0" w:lastRowFirstColumn="0" w:lastRowLastColumn="0"/>
+              <w:spacing w:before="120" w:after="120"/>
               <w:rPr>
                 <w:lang w:eastAsia="en-US"/>
               </w:rPr>
@@ -2391,18 +2179,12 @@
         <w:tc>
           <w:tcPr>
             <w:tcW w:w="1757" w:type="pct"/>
-            <w:tcBorders>
-              <w:top w:val="single" w:sz="4" w:space="0" w:color="000000"/>
-              <w:bottom w:val="single" w:sz="12" w:space="0" w:color="000000"/>
-            </w:tcBorders>
-            <w:vAlign w:val="center"/>
           </w:tcPr>
           <w:p>
             <w:pPr>
               <w:pStyle w:val="BCLabelNumber"/>
-              <w:spacing w:before="120" w:after="120" w:line="240" w:lineRule="auto"/>
+              <w:spacing w:before="120" w:after="120"/>
               <w:jc w:val="right"/>
-              <w:cnfStyle w:val="010000000000" w:firstRow="0" w:lastRow="1" w:firstColumn="0" w:lastColumn="0" w:oddVBand="0" w:evenVBand="0" w:oddHBand="0" w:evenHBand="0" w:firstRowFirstColumn="0" w:firstRowLastColumn="0" w:lastRowFirstColumn="0" w:lastRowLastColumn="0"/>
               <w:rPr>
                 <w:lang w:eastAsia="en-US"/>
               </w:rPr>
@@ -2413,7 +2195,6 @@
             <w:proofErr w:type="spellStart"/>
             <w:sdt>
               <w:sdtPr>
-                <w:rPr/>
                 <w:alias w:val="TotalAmountIncludingVAT"/>
                 <w:tag w:val="#BC:InsertDataItem,DataItems/Header/Totals/TotalAmountIncludingVAT"/>
                 <w:id w:val="-1587834767"/>
@@ -2439,10 +2220,6 @@
       <w:tblPr>
         <w:tblStyle w:val="BCBlockTable"/>
         <w:tblW w:w="5000" w:type="pct"/>
-        <w:tblCellMar>
-          <w:left w:w="0" w:type="dxa"/>
-          <w:right w:w="0" w:type="dxa"/>
-        </w:tblCellMar>
         <w:tblLook w:val="0620" w:firstRow="1" w:lastRow="0" w:firstColumn="0" w:lastColumn="0" w:noHBand="1" w:noVBand="1"/>
         <w:tblCaption w:val="Note Block"/>
         <w:tblDescription w:val="Layout table. Used for positioning, not for tabular data."/>
@@ -2452,11 +2229,11 @@
       </w:tblGrid>
       <w:tr>
         <w:trPr>
+          <w:cnfStyle w:val="100000000000" w:firstRow="1" w:lastRow="0" w:firstColumn="0" w:lastColumn="0" w:oddVBand="0" w:evenVBand="0" w:oddHBand="0" w:evenHBand="0" w:firstRowFirstColumn="0" w:firstRowLastColumn="0" w:lastRowFirstColumn="0" w:lastRowLastColumn="0"/>
           <w:cantSplit/>
         </w:trPr>
         <w:sdt>
           <w:sdtPr>
-            <w:rPr/>
             <w:alias w:val="WorkDescriptionLine"/>
             <w:tag w:val="#BC:InsertDataItem,DataItems/Header/WorkDescriptionLines/WorkDescriptionLine"/>
             <w:id w:val="1093668451"/>
@@ -2492,7 +2269,6 @@
         </w:trPr>
         <w:sdt>
           <w:sdtPr>
-            <w:rPr/>
             <w:alias w:val="CompanyLegalStatement"/>
             <w:tag w:val="#BC:InsertDataItem,DataItems/Header/CompanyLegalStatement"/>
             <w:id w:val="-888263420"/>
@@ -2523,6 +2299,7 @@
         </w:sdt>
       </w:tr>
     </w:tbl>
+    <w:p/>
     <w:p/>
     <w:sectPr>
       <w:pgSz w:w="11906" w:h="16838"/>
@@ -3049,7 +2826,7 @@
       <w:kern w:val="0"/>
       <w:sz w:val="20"/>
       <w:szCs w:val="20"/>
-      <w:lang w:val="en-DK" w:eastAsia="en-DK"/>
+      <w:lang w:val="da-DK" w:eastAsia="da-DK"/>
       <w14:ligatures w14:val="none"/>
     </w:rPr>
     <w:tblPr/>
@@ -3329,8 +3106,8 @@
       <w:spacing w:after="0" w:line="240" w:lineRule="auto"/>
     </w:pPr>
     <w:rPr>
-      <w:rFonts w:asciiTheme="minorHAnsi" w:hAnsiTheme="minorHAnsi" w:eastAsiaTheme="minorHAnsi" w:cstheme="minorBidi"/>
-      <w:color w:val="242424" w:themeColor="text1"/>
+      <w:rFonts w:eastAsiaTheme="minorHAnsi"/>
+      <w:color w:val="000000" w:themeColor="text1"/>
     </w:rPr>
   </w:style>
   <w:style w:type="paragraph" w:customStyle="1" w:styleId="BCNumber">
@@ -3339,13 +3116,7 @@
     <w:next w:val="Normal"/>
     <w:uiPriority w:val="2"/>
     <w:qFormat/>
-    <w:pPr>
-      <w:spacing w:before="0" w:after="0" w:line="240" w:lineRule="auto"/>
-    </w:pPr>
     <w:rPr>
-      <w:rFonts w:asciiTheme="minorHAnsi" w:hAnsiTheme="minorHAnsi" w:eastAsiaTheme="minorHAnsi" w:cstheme="minorBidi"/>
-      <w:color w:val="242424" w:themeColor="text1"/>
-      <w14:numForm w14:val="tabular"/>
       <w14:numSpacing w14:val="tabular"/>
     </w:rPr>
   </w:style>
@@ -3357,11 +3128,9 @@
     <w:qFormat/>
     <w:pPr>
       <w:keepNext/>
-      <w:spacing w:before="0" w:after="0" w:line="240" w:lineRule="auto"/>
     </w:pPr>
     <w:rPr>
-      <w:rFonts w:asciiTheme="majorHAnsi" w:hAnsiTheme="majorHAnsi" w:eastAsiaTheme="majorEastAsia" w:cstheme="majorBidi"/>
-      <w:color w:val="242424" w:themeColor="text1"/>
+      <w:rFonts w:asciiTheme="majorHAnsi" w:eastAsiaTheme="majorEastAsia" w:hAnsiTheme="majorHAnsi" w:cstheme="majorBidi"/>
     </w:rPr>
   </w:style>
   <w:style w:type="paragraph" w:customStyle="1" w:styleId="BCLabelNumber">
@@ -3370,13 +3139,7 @@
     <w:next w:val="Normal"/>
     <w:uiPriority w:val="2"/>
     <w:qFormat/>
-    <w:pPr>
-      <w:spacing w:before="0" w:after="0" w:line="240" w:lineRule="auto"/>
-    </w:pPr>
     <w:rPr>
-      <w:rFonts w:asciiTheme="majorHAnsi" w:hAnsiTheme="majorHAnsi" w:eastAsiaTheme="majorEastAsia" w:cstheme="majorBidi"/>
-      <w:color w:val="242424" w:themeColor="text1"/>
-      <w14:numForm w14:val="tabular"/>
       <w14:numSpacing w14:val="tabular"/>
     </w:rPr>
   </w:style>
@@ -3386,25 +3149,21 @@
     <w:uiPriority w:val="99"/>
     <w:qFormat/>
     <w:pPr>
-      <w:spacing w:before="0" w:after="0" w:line="240" w:lineRule="auto"/>
+      <w:spacing w:after="0" w:line="240" w:lineRule="auto"/>
     </w:pPr>
     <w:tblPr>
       <w:tblStyleRowBandSize w:val="1"/>
       <w:tblStyleColBandSize w:val="1"/>
       <w:tblCellMar>
-        <w:top w:w="0" w:type="dxa"/>
         <w:left w:w="0" w:type="dxa"/>
-        <w:bottom w:w="0" w:type="dxa"/>
         <w:right w:w="0" w:type="dxa"/>
       </w:tblCellMar>
     </w:tblPr>
-    <w:tcPr>
-      <w:vAlign w:val="top"/>
-    </w:tcPr>
     <w:tblStylePr w:type="firstRow">
       <w:rPr>
         <w:rFonts w:asciiTheme="majorHAnsi" w:hAnsiTheme="majorHAnsi" w:cstheme="majorBidi"/>
       </w:rPr>
+      <w:tblPr/>
       <w:tcPr>
         <w:vAlign w:val="top"/>
       </w:tcPr>
@@ -3416,15 +3175,13 @@
     <w:uiPriority w:val="99"/>
     <w:qFormat/>
     <w:pPr>
-      <w:spacing w:before="0" w:after="0" w:line="240" w:lineRule="auto"/>
+      <w:spacing w:after="0" w:line="240" w:lineRule="auto"/>
     </w:pPr>
     <w:tblPr>
       <w:tblStyleRowBandSize w:val="1"/>
       <w:tblStyleColBandSize w:val="1"/>
       <w:tblCellMar>
-        <w:top w:w="0" w:type="dxa"/>
         <w:left w:w="115" w:type="dxa"/>
-        <w:bottom w:w="0" w:type="dxa"/>
         <w:right w:w="115" w:type="dxa"/>
       </w:tblCellMar>
     </w:tblPr>
@@ -3438,28 +3195,32 @@
       <w:rPr>
         <w:rFonts w:asciiTheme="majorHAnsi" w:hAnsiTheme="majorHAnsi" w:cstheme="majorBidi"/>
       </w:rPr>
+      <w:tblPr/>
       <w:tcPr>
         <w:tcBorders>
-          <w:bottom w:val="single" w:sz="4" w:space="0" w:color="242424" w:themeColor="text1"/>
+          <w:bottom w:val="single" w:sz="4" w:space="0" w:color="000000" w:themeColor="text1"/>
         </w:tcBorders>
         <w:vAlign w:val="top"/>
       </w:tcPr>
     </w:tblStylePr>
     <w:tblStylePr w:type="lastRow">
+      <w:tblPr/>
       <w:tcPr>
         <w:tcBorders>
-          <w:bottom w:val="single" w:sz="4" w:space="0" w:color="F5F7F8" w:themeColor="background2"/>
+          <w:bottom w:val="single" w:sz="4" w:space="0" w:color="E8E8E8" w:themeColor="background2"/>
         </w:tcBorders>
       </w:tcPr>
     </w:tblStylePr>
     <w:tblStylePr w:type="band1Horz">
+      <w:tblPr/>
       <w:tcPr>
         <w:shd w:val="clear" w:color="auto" w:fill="auto"/>
       </w:tcPr>
     </w:tblStylePr>
     <w:tblStylePr w:type="band2Horz">
+      <w:tblPr/>
       <w:tcPr>
-        <w:shd w:val="clear" w:color="auto" w:fill="CCE6E9" w:themeFill="accent2" w:themeFillTint="33"/>
+        <w:shd w:val="clear" w:color="auto" w:fill="FAE2D5" w:themeFill="accent2" w:themeFillTint="33"/>
       </w:tcPr>
     </w:tblStylePr>
   </w:style>
@@ -3469,15 +3230,13 @@
     <w:uiPriority w:val="99"/>
     <w:qFormat/>
     <w:pPr>
-      <w:spacing w:before="0" w:after="0" w:line="240" w:lineRule="auto"/>
+      <w:spacing w:after="0" w:line="240" w:lineRule="auto"/>
     </w:pPr>
     <w:tblPr>
       <w:tblStyleRowBandSize w:val="1"/>
       <w:tblStyleColBandSize w:val="1"/>
       <w:tblCellMar>
-        <w:top w:w="0" w:type="dxa"/>
         <w:left w:w="115" w:type="dxa"/>
-        <w:bottom w:w="0" w:type="dxa"/>
         <w:right w:w="115" w:type="dxa"/>
       </w:tblCellMar>
     </w:tblPr>
@@ -3488,10 +3247,11 @@
       <w:rPr>
         <w:rFonts w:asciiTheme="majorHAnsi" w:hAnsiTheme="majorHAnsi" w:cstheme="majorBidi"/>
       </w:rPr>
+      <w:tblPr/>
       <w:tcPr>
         <w:tcBorders>
-          <w:top w:val="single" w:sz="4" w:space="0" w:color="242424" w:themeColor="text1"/>
-          <w:bottom w:val="single" w:sz="8" w:space="0" w:color="242424" w:themeColor="text1"/>
+          <w:top w:val="single" w:sz="4" w:space="0" w:color="000000" w:themeColor="text1"/>
+          <w:bottom w:val="single" w:sz="8" w:space="0" w:color="000000" w:themeColor="text1"/>
         </w:tcBorders>
       </w:tcPr>
     </w:tblStylePr>
@@ -3502,7 +3262,7 @@
     <w:uiPriority w:val="99"/>
     <w:qFormat/>
     <w:pPr>
-      <w:spacing w:before="0" w:after="0" w:line="240" w:lineRule="auto"/>
+      <w:spacing w:after="0" w:line="240" w:lineRule="auto"/>
     </w:pPr>
     <w:tblPr>
       <w:tblStyleRowBandSize w:val="1"/>
@@ -3521,6 +3281,7 @@
       <w:rPr>
         <w:rFonts w:asciiTheme="majorHAnsi" w:hAnsiTheme="majorHAnsi" w:cstheme="majorBidi"/>
       </w:rPr>
+      <w:tblPr/>
       <w:tcPr>
         <w:vAlign w:val="bottom"/>
       </w:tcPr>
@@ -3529,9 +3290,10 @@
       <w:rPr>
         <w:rFonts w:asciiTheme="majorHAnsi" w:hAnsiTheme="majorHAnsi" w:cstheme="majorBidi"/>
       </w:rPr>
+      <w:tblPr/>
       <w:tcPr>
         <w:tcBorders>
-          <w:top w:val="single" w:sz="4" w:space="0" w:color="242424" w:themeColor="text1"/>
+          <w:top w:val="single" w:sz="4" w:space="0" w:color="000000" w:themeColor="text1"/>
         </w:tcBorders>
       </w:tcPr>
     </w:tblStylePr>
@@ -3542,25 +3304,21 @@
     <w:uiPriority w:val="99"/>
     <w:qFormat/>
     <w:pPr>
-      <w:spacing w:before="0" w:after="0" w:line="240" w:lineRule="auto"/>
+      <w:spacing w:after="0" w:line="240" w:lineRule="auto"/>
     </w:pPr>
     <w:tblPr>
       <w:tblStyleRowBandSize w:val="1"/>
       <w:tblStyleColBandSize w:val="1"/>
       <w:tblCellMar>
-        <w:top w:w="0" w:type="dxa"/>
         <w:left w:w="0" w:type="dxa"/>
-        <w:bottom w:w="0" w:type="dxa"/>
         <w:right w:w="0" w:type="dxa"/>
       </w:tblCellMar>
     </w:tblPr>
-    <w:tcPr>
-      <w:vAlign w:val="top"/>
-    </w:tcPr>
     <w:tblStylePr w:type="lastRow">
+      <w:tblPr/>
       <w:tcPr>
         <w:tcBorders>
-          <w:bottom w:val="single" w:sz="4" w:space="0" w:color="242424" w:themeColor="text1"/>
+          <w:bottom w:val="single" w:sz="4" w:space="0" w:color="000000" w:themeColor="text1"/>
         </w:tcBorders>
       </w:tcPr>
     </w:tblStylePr>
@@ -4811,19 +4569,11 @@
     <w:sig w:usb0="A00002EF" w:usb1="4000204B" w:usb2="00000000" w:usb3="00000000" w:csb0="0000019F" w:csb1="00000000"/>
   </w:font>
   <w:font w:name="Yu Gothic Light">
-    <w:altName w:val="游ゴシック Light"/>
     <w:panose1 w:val="020B0300000000000000"/>
     <w:charset w:val="80"/>
     <w:family w:val="swiss"/>
     <w:pitch w:val="variable"/>
     <w:sig w:usb0="E00002FF" w:usb1="2AC7FDFF" w:usb2="00000016" w:usb3="00000000" w:csb0="0002009F" w:csb1="00000000"/>
-  </w:font>
-  <w:font w:name="Arial">
-    <w:panose1 w:val="020B0604020202020204"/>
-    <w:charset w:val="00"/>
-    <w:family w:val="swiss"/>
-    <w:pitch w:val="variable"/>
-    <w:sig w:usb0="E0002EFF" w:usb1="C000785B" w:usb2="00000009" w:usb3="00000000" w:csb0="000001FF" w:csb1="00000000"/>
   </w:font>
 </w:fonts>
 </file>
@@ -4832,6 +4582,7 @@
 <w:settings xmlns:mc="http://schemas.openxmlformats.org/markup-compatibility/2006" xmlns:o="urn:schemas-microsoft-com:office:office" xmlns:r="http://schemas.openxmlformats.org/officeDocument/2006/relationships" xmlns:m="http://schemas.openxmlformats.org/officeDocument/2006/math" xmlns:v="urn:schemas-microsoft-com:vml" xmlns:w10="urn:schemas-microsoft-com:office:word" xmlns:w="http://schemas.openxmlformats.org/wordprocessingml/2006/main" xmlns:w14="http://schemas.microsoft.com/office/word/2010/wordml" xmlns:w15="http://schemas.microsoft.com/office/word/2012/wordml" xmlns:w16cex="http://schemas.microsoft.com/office/word/2018/wordml/cex" xmlns:w16cid="http://schemas.microsoft.com/office/word/2016/wordml/cid" xmlns:w16="http://schemas.microsoft.com/office/word/2018/wordml" xmlns:w16du="http://schemas.microsoft.com/office/word/2023/wordml/word16du" xmlns:w16sdtdh="http://schemas.microsoft.com/office/word/2020/wordml/sdtdatahash" xmlns:w16sdtfl="http://schemas.microsoft.com/office/word/2024/wordml/sdtformatlock" xmlns:w16se="http://schemas.microsoft.com/office/word/2015/wordml/symex" xmlns:sl="http://schemas.openxmlformats.org/schemaLibrary/2006/main" mc:Ignorable="w14 w15 w16se w16cid w16 w16cex w16sdtdh w16sdtfl w16du">
   <w:view w:val="normal"/>
   <w:defaultTabStop w:val="720"/>
+  <w:hyphenationZone w:val="425"/>
   <w:characterSpacingControl w:val="doNotCompress"/>
   <w:compat>
     <w:useFELayout/>
@@ -4847,18 +4598,23 @@
     <w:rsid w:val="000317C4"/>
     <w:rsid w:val="00080844"/>
     <w:rsid w:val="00111BF7"/>
+    <w:rsid w:val="001A4A4D"/>
     <w:rsid w:val="00207199"/>
     <w:rsid w:val="002F70E8"/>
     <w:rsid w:val="00355C87"/>
     <w:rsid w:val="003D35D6"/>
+    <w:rsid w:val="004669A0"/>
+    <w:rsid w:val="004B7705"/>
     <w:rsid w:val="004C3AB1"/>
     <w:rsid w:val="005354E5"/>
     <w:rsid w:val="00632681"/>
     <w:rsid w:val="0069236E"/>
+    <w:rsid w:val="006D70B2"/>
     <w:rsid w:val="00810678"/>
     <w:rsid w:val="00832F5F"/>
     <w:rsid w:val="008671E0"/>
     <w:rsid w:val="00877C7E"/>
+    <w:rsid w:val="008858E8"/>
     <w:rsid w:val="008E7FCD"/>
     <w:rsid w:val="00921746"/>
     <w:rsid w:val="009A59BB"/>
@@ -5328,107 +5084,11 @@
     <w:basedOn w:val="DefaultParagraphFont"/>
     <w:uiPriority w:val="99"/>
     <w:semiHidden/>
-    <w:rsid w:val="004C3AB1"/>
+    <w:rsid w:val="006D70B2"/>
     <w:rPr>
       <w:color w:val="666666"/>
     </w:rPr>
   </w:style>
-  <w:style w:type="paragraph" w:customStyle="1" w:styleId="D6E35281067045EA8F38127D6F1AE32B">
-    <w:name w:val="D6E35281067045EA8F38127D6F1AE32B"/>
-    <w:rsid w:val="00CE62A4"/>
-  </w:style>
-  <w:style w:type="paragraph" w:customStyle="1" w:styleId="3275B16404EB48FB98C170DD58F9C79A">
-    <w:name w:val="3275B16404EB48FB98C170DD58F9C79A"/>
-    <w:rsid w:val="00CE62A4"/>
-  </w:style>
-  <w:style w:type="paragraph" w:customStyle="1" w:styleId="A585C5A876DE439EA3157D361E60FD71">
-    <w:name w:val="A585C5A876DE439EA3157D361E60FD71"/>
-    <w:rsid w:val="00CE62A4"/>
-  </w:style>
-  <w:style w:type="paragraph" w:customStyle="1" w:styleId="C425890B55DD4D559B87B9330E46E519">
-    <w:name w:val="C425890B55DD4D559B87B9330E46E519"/>
-    <w:rsid w:val="00CE62A4"/>
-  </w:style>
-  <w:style w:type="paragraph" w:customStyle="1" w:styleId="931E6A49CC47452E81CD9FC9F0B3E2FD">
-    <w:name w:val="931E6A49CC47452E81CD9FC9F0B3E2FD"/>
-    <w:rsid w:val="00CE62A4"/>
-  </w:style>
-  <w:style w:type="paragraph" w:customStyle="1" w:styleId="CE57E9E6B01F4FC9BD3D38BE346CFD85">
-    <w:name w:val="CE57E9E6B01F4FC9BD3D38BE346CFD85"/>
-    <w:rsid w:val="00CE62A4"/>
-  </w:style>
-  <w:style w:type="paragraph" w:customStyle="1" w:styleId="DA16199B9F5742C5BDFDB7E3B2DEEB6C">
-    <w:name w:val="DA16199B9F5742C5BDFDB7E3B2DEEB6C"/>
-    <w:rsid w:val="00CE62A4"/>
-  </w:style>
-  <w:style w:type="paragraph" w:customStyle="1" w:styleId="9D2C96EB54C84E0B844A4473CEC77005">
-    <w:name w:val="9D2C96EB54C84E0B844A4473CEC77005"/>
-    <w:rsid w:val="00CE62A4"/>
-  </w:style>
-  <w:style w:type="paragraph" w:customStyle="1" w:styleId="6A5E4753E4E24EB790265F85BB3A2DF3">
-    <w:name w:val="6A5E4753E4E24EB790265F85BB3A2DF3"/>
-    <w:rsid w:val="00CE62A4"/>
-  </w:style>
-  <w:style w:type="paragraph" w:customStyle="1" w:styleId="B6EE494827BA480CA66128A0DC6AAF3F">
-    <w:name w:val="B6EE494827BA480CA66128A0DC6AAF3F"/>
-    <w:rsid w:val="00CE62A4"/>
-  </w:style>
-  <w:style w:type="paragraph" w:customStyle="1" w:styleId="9A31240AF0194FED8807AFF0467E4B7A">
-    <w:name w:val="9A31240AF0194FED8807AFF0467E4B7A"/>
-    <w:rsid w:val="00CE62A4"/>
-  </w:style>
-  <w:style w:type="paragraph" w:customStyle="1" w:styleId="794F7657A7DC40ABBA5A554E07CCF4D6">
-    <w:name w:val="794F7657A7DC40ABBA5A554E07CCF4D6"/>
-    <w:rsid w:val="00CE62A4"/>
-  </w:style>
-  <w:style w:type="paragraph" w:customStyle="1" w:styleId="733765DAEC1D48C88201A89077541F54">
-    <w:name w:val="733765DAEC1D48C88201A89077541F54"/>
-    <w:rsid w:val="00CE62A4"/>
-  </w:style>
-  <w:style w:type="paragraph" w:customStyle="1" w:styleId="C06E97053E5443C4BD12298AD1D9977A">
-    <w:name w:val="C06E97053E5443C4BD12298AD1D9977A"/>
-    <w:rsid w:val="00CE62A4"/>
-  </w:style>
-  <w:style w:type="paragraph" w:customStyle="1" w:styleId="49076E801FD946E5A8BD3273D67CFE7C">
-    <w:name w:val="49076E801FD946E5A8BD3273D67CFE7C"/>
-    <w:rsid w:val="00CE62A4"/>
-  </w:style>
-  <w:style w:type="paragraph" w:customStyle="1" w:styleId="5F225A677DEF49769FACAB9302007F7C">
-    <w:name w:val="5F225A677DEF49769FACAB9302007F7C"/>
-    <w:rsid w:val="00CE62A4"/>
-  </w:style>
-  <w:style w:type="paragraph" w:customStyle="1" w:styleId="69317CDDB6914C8C88FE2BB5D77D2DA9">
-    <w:name w:val="69317CDDB6914C8C88FE2BB5D77D2DA9"/>
-    <w:rsid w:val="00CE62A4"/>
-  </w:style>
-  <w:style w:type="paragraph" w:customStyle="1" w:styleId="89C2966ECAAB4111BE644C571C12AF55">
-    <w:name w:val="89C2966ECAAB4111BE644C571C12AF55"/>
-    <w:rsid w:val="00CE62A4"/>
-  </w:style>
-  <w:style w:type="paragraph" w:customStyle="1" w:styleId="D3305FE89FB44577AC961F2B58FC991E">
-    <w:name w:val="D3305FE89FB44577AC961F2B58FC991E"/>
-    <w:rsid w:val="00CE62A4"/>
-  </w:style>
-  <w:style w:type="paragraph" w:customStyle="1" w:styleId="1D29ADF246524C089EB815D62188A072">
-    <w:name w:val="1D29ADF246524C089EB815D62188A072"/>
-    <w:rsid w:val="00CE62A4"/>
-  </w:style>
-  <w:style w:type="paragraph" w:customStyle="1" w:styleId="91F15704D9AA43BA8721E9EB1A40EB54">
-    <w:name w:val="91F15704D9AA43BA8721E9EB1A40EB54"/>
-    <w:rsid w:val="00CE62A4"/>
-  </w:style>
-  <w:style w:type="paragraph" w:customStyle="1" w:styleId="E7E57BA652D349B48CA68EBE3D745D99">
-    <w:name w:val="E7E57BA652D349B48CA68EBE3D745D99"/>
-    <w:rsid w:val="00CE62A4"/>
-  </w:style>
-  <w:style w:type="paragraph" w:customStyle="1" w:styleId="253996E3A85C46818F3600754F8D6C74">
-    <w:name w:val="253996E3A85C46818F3600754F8D6C74"/>
-    <w:rsid w:val="00CE62A4"/>
-  </w:style>
-  <w:style w:type="paragraph" w:customStyle="1" w:styleId="4525B3E534DC484FBFB1643AB9FB846A">
-    <w:name w:val="4525B3E534DC484FBFB1643AB9FB846A"/>
-    <w:rsid w:val="00CE62A4"/>
-  </w:style>
   <w:style w:type="paragraph" w:customStyle="1" w:styleId="170E3037D443411B8014F4F61F8C08D3">
     <w:name w:val="170E3037D443411B8014F4F61F8C08D3"/>
     <w:rsid w:val="00E57280"/>
@@ -5469,38 +5129,6 @@
     <w:name w:val="EA61DE25CB354BA9908A5A51E9C7C63F"/>
     <w:rsid w:val="00E57280"/>
   </w:style>
-  <w:style w:type="paragraph" w:customStyle="1" w:styleId="CF99D2D5F4884D1B925BA6B31B54E4D6">
-    <w:name w:val="CF99D2D5F4884D1B925BA6B31B54E4D6"/>
-    <w:rsid w:val="00E57280"/>
-  </w:style>
-  <w:style w:type="paragraph" w:customStyle="1" w:styleId="4DD1F99211A54036A10DC24E5B9952F8">
-    <w:name w:val="4DD1F99211A54036A10DC24E5B9952F8"/>
-    <w:rsid w:val="00E57280"/>
-  </w:style>
-  <w:style w:type="paragraph" w:customStyle="1" w:styleId="0E9B68D6994A4C6E99DD06A65C6BDC5E">
-    <w:name w:val="0E9B68D6994A4C6E99DD06A65C6BDC5E"/>
-    <w:rsid w:val="00E57280"/>
-  </w:style>
-  <w:style w:type="paragraph" w:customStyle="1" w:styleId="8D006552FAD84959A8D7DF4D8F2D2CAB">
-    <w:name w:val="8D006552FAD84959A8D7DF4D8F2D2CAB"/>
-    <w:rsid w:val="00E57280"/>
-  </w:style>
-  <w:style w:type="paragraph" w:customStyle="1" w:styleId="157356CF1E4542788208E04C080F05D8">
-    <w:name w:val="157356CF1E4542788208E04C080F05D8"/>
-    <w:rsid w:val="00E56DF8"/>
-  </w:style>
-  <w:style w:type="paragraph" w:customStyle="1" w:styleId="6BB95188A3BE4664A47E61D06100E65B">
-    <w:name w:val="6BB95188A3BE4664A47E61D06100E65B"/>
-    <w:rsid w:val="00E56DF8"/>
-  </w:style>
-  <w:style w:type="paragraph" w:customStyle="1" w:styleId="45B4297054754F0296F7DFCC212943D9">
-    <w:name w:val="45B4297054754F0296F7DFCC212943D9"/>
-    <w:rsid w:val="00E56DF8"/>
-  </w:style>
-  <w:style w:type="paragraph" w:customStyle="1" w:styleId="AE9D90AC0BED4813A6FC9DBF5DBA9A07">
-    <w:name w:val="AE9D90AC0BED4813A6FC9DBF5DBA9A07"/>
-    <w:rsid w:val="00E56DF8"/>
-  </w:style>
   <w:style w:type="paragraph" w:customStyle="1" w:styleId="8F8167A0FBB446178195074A1A94B731">
     <w:name w:val="8F8167A0FBB446178195074A1A94B731"/>
     <w:rsid w:val="00E56DF8"/>
@@ -5577,486 +5205,49 @@
     <w:name w:val="5F8813B20A0E4DB089F151E70936776C"/>
     <w:rsid w:val="00E56DF8"/>
   </w:style>
-  <w:style w:type="paragraph" w:customStyle="1" w:styleId="44B7B069CA834200BAB8281BF68DD6D7">
-    <w:name w:val="44B7B069CA834200BAB8281BF68DD6D7"/>
-    <w:rsid w:val="00E56DF8"/>
-  </w:style>
-  <w:style w:type="paragraph" w:customStyle="1" w:styleId="16F4FA2C2B9242608307AB3FAD410A3A">
-    <w:name w:val="16F4FA2C2B9242608307AB3FAD410A3A"/>
-    <w:rsid w:val="00E56DF8"/>
-  </w:style>
   <w:style w:type="paragraph" w:customStyle="1" w:styleId="48F84281DC7F4C569AC37ADBDAB85344">
     <w:name w:val="48F84281DC7F4C569AC37ADBDAB85344"/>
     <w:rsid w:val="00E56DF8"/>
   </w:style>
-  <w:style w:type="paragraph" w:customStyle="1" w:styleId="8201E15FA18D465DB5E8FCAC8F28A313">
-    <w:name w:val="8201E15FA18D465DB5E8FCAC8F28A313"/>
-    <w:rsid w:val="004C3AB1"/>
-    <w:rPr>
-      <w:lang w:val="en-DK" w:eastAsia="en-DK"/>
-    </w:rPr>
-  </w:style>
-  <w:style w:type="paragraph" w:customStyle="1" w:styleId="DAB203A197C54D25B88E6F0402336B8B">
-    <w:name w:val="DAB203A197C54D25B88E6F0402336B8B"/>
-    <w:rsid w:val="004C3AB1"/>
-    <w:rPr>
-      <w:lang w:val="en-DK" w:eastAsia="en-DK"/>
-    </w:rPr>
-  </w:style>
-  <w:style w:type="paragraph" w:customStyle="1" w:styleId="5FE728639E704575B002DB56C7C1F73A">
-    <w:name w:val="5FE728639E704575B002DB56C7C1F73A"/>
-    <w:rsid w:val="004C3AB1"/>
-    <w:rPr>
-      <w:lang w:val="en-DK" w:eastAsia="en-DK"/>
-    </w:rPr>
-  </w:style>
-  <w:style w:type="paragraph" w:customStyle="1" w:styleId="5E88AF9D28AC45C5BB6F86240C0A6B39">
-    <w:name w:val="5E88AF9D28AC45C5BB6F86240C0A6B39"/>
-    <w:rsid w:val="004C3AB1"/>
-    <w:rPr>
-      <w:lang w:val="en-DK" w:eastAsia="en-DK"/>
-    </w:rPr>
-  </w:style>
-  <w:style w:type="paragraph" w:customStyle="1" w:styleId="82A78720E2A7476CB0ABBE4FA6110D9C">
-    <w:name w:val="82A78720E2A7476CB0ABBE4FA6110D9C"/>
-    <w:rsid w:val="004C3AB1"/>
-    <w:rPr>
-      <w:lang w:val="en-DK" w:eastAsia="en-DK"/>
-    </w:rPr>
-  </w:style>
-  <w:style w:type="paragraph" w:customStyle="1" w:styleId="8C746F8202B24E78B0FFC6B9DEF6191E">
-    <w:name w:val="8C746F8202B24E78B0FFC6B9DEF6191E"/>
-    <w:rsid w:val="004C3AB1"/>
-    <w:rPr>
-      <w:lang w:val="en-DK" w:eastAsia="en-DK"/>
-    </w:rPr>
-  </w:style>
-  <w:style w:type="paragraph" w:customStyle="1" w:styleId="DFC6D910EF5540A4820A1C18092D4977">
-    <w:name w:val="DFC6D910EF5540A4820A1C18092D4977"/>
-    <w:rsid w:val="004C3AB1"/>
-    <w:rPr>
-      <w:lang w:val="en-DK" w:eastAsia="en-DK"/>
-    </w:rPr>
-  </w:style>
-  <w:style w:type="paragraph" w:customStyle="1" w:styleId="845FCF95C2A048F49C25EDF7E4AD478E">
-    <w:name w:val="845FCF95C2A048F49C25EDF7E4AD478E"/>
-    <w:rsid w:val="004C3AB1"/>
-    <w:rPr>
-      <w:lang w:val="en-DK" w:eastAsia="en-DK"/>
-    </w:rPr>
-  </w:style>
-  <w:style w:type="paragraph" w:customStyle="1" w:styleId="9C86C222E5FA4502A1496749FF122508">
-    <w:name w:val="9C86C222E5FA4502A1496749FF122508"/>
-    <w:rsid w:val="004C3AB1"/>
-    <w:rPr>
-      <w:lang w:val="en-DK" w:eastAsia="en-DK"/>
-    </w:rPr>
-  </w:style>
-  <w:style w:type="paragraph" w:customStyle="1" w:styleId="60A35965D2D24C4E8FCDCC6C96E1410C">
-    <w:name w:val="60A35965D2D24C4E8FCDCC6C96E1410C"/>
-    <w:rsid w:val="004C3AB1"/>
-    <w:rPr>
-      <w:lang w:val="en-DK" w:eastAsia="en-DK"/>
-    </w:rPr>
-  </w:style>
-  <w:style w:type="paragraph" w:customStyle="1" w:styleId="7652FE00304045EAA3FAD85C9B11B118">
-    <w:name w:val="7652FE00304045EAA3FAD85C9B11B118"/>
-    <w:rsid w:val="004C3AB1"/>
-    <w:rPr>
-      <w:lang w:val="en-DK" w:eastAsia="en-DK"/>
-    </w:rPr>
-  </w:style>
-  <w:style w:type="paragraph" w:customStyle="1" w:styleId="33A6EE564167434C960C1AD9E933DC61">
-    <w:name w:val="33A6EE564167434C960C1AD9E933DC61"/>
-    <w:rsid w:val="004C3AB1"/>
-    <w:rPr>
-      <w:lang w:val="en-DK" w:eastAsia="en-DK"/>
-    </w:rPr>
-  </w:style>
-  <w:style w:type="paragraph" w:customStyle="1" w:styleId="9CCDA284A35B44EFACAC8A36B9B0EECF">
-    <w:name w:val="9CCDA284A35B44EFACAC8A36B9B0EECF"/>
-    <w:rsid w:val="004C3AB1"/>
-    <w:rPr>
-      <w:lang w:val="en-DK" w:eastAsia="en-DK"/>
-    </w:rPr>
-  </w:style>
-  <w:style w:type="paragraph" w:customStyle="1" w:styleId="F81DC1E576724AD994D82D598B7222FA">
-    <w:name w:val="F81DC1E576724AD994D82D598B7222FA"/>
-    <w:rsid w:val="004C3AB1"/>
-    <w:rPr>
-      <w:lang w:val="en-DK" w:eastAsia="en-DK"/>
-    </w:rPr>
-  </w:style>
-  <w:style w:type="paragraph" w:customStyle="1" w:styleId="AF48EEFE6A5A46AD8D2F1240B834AE74">
-    <w:name w:val="AF48EEFE6A5A46AD8D2F1240B834AE74"/>
-    <w:rsid w:val="004C3AB1"/>
-    <w:rPr>
-      <w:lang w:val="en-DK" w:eastAsia="en-DK"/>
-    </w:rPr>
-  </w:style>
-  <w:style w:type="paragraph" w:customStyle="1" w:styleId="716C867D24A94CADBBB06ACB5366C9C8">
-    <w:name w:val="716C867D24A94CADBBB06ACB5366C9C8"/>
-    <w:rsid w:val="004C3AB1"/>
-    <w:rPr>
-      <w:lang w:val="en-DK" w:eastAsia="en-DK"/>
-    </w:rPr>
-  </w:style>
-  <w:style w:type="paragraph" w:customStyle="1" w:styleId="C4C33367AC414C2DB38D68A77DE162FE">
-    <w:name w:val="C4C33367AC414C2DB38D68A77DE162FE"/>
-    <w:rsid w:val="004C3AB1"/>
-    <w:rPr>
-      <w:lang w:val="en-DK" w:eastAsia="en-DK"/>
-    </w:rPr>
-  </w:style>
-  <w:style w:type="paragraph" w:customStyle="1" w:styleId="2C3D27453DEA4639A73C78AC209248D3">
-    <w:name w:val="2C3D27453DEA4639A73C78AC209248D3"/>
-    <w:rsid w:val="004C3AB1"/>
-    <w:rPr>
-      <w:lang w:val="en-DK" w:eastAsia="en-DK"/>
-    </w:rPr>
-  </w:style>
-  <w:style w:type="paragraph" w:customStyle="1" w:styleId="2AFB8B2A6D3141DFA334B3D30902244C">
-    <w:name w:val="2AFB8B2A6D3141DFA334B3D30902244C"/>
-    <w:rsid w:val="004C3AB1"/>
-    <w:rPr>
-      <w:lang w:val="en-DK" w:eastAsia="en-DK"/>
-    </w:rPr>
-  </w:style>
-  <w:style w:type="paragraph" w:customStyle="1" w:styleId="61D60558BA954100893FA3151DAD05F8">
-    <w:name w:val="61D60558BA954100893FA3151DAD05F8"/>
-    <w:rsid w:val="004C3AB1"/>
-    <w:rPr>
-      <w:lang w:val="en-DK" w:eastAsia="en-DK"/>
-    </w:rPr>
-  </w:style>
-  <w:style w:type="paragraph" w:customStyle="1" w:styleId="0BE4294489644EDF8C2A7C717EA577C0">
-    <w:name w:val="0BE4294489644EDF8C2A7C717EA577C0"/>
-    <w:rsid w:val="004C3AB1"/>
-    <w:rPr>
-      <w:lang w:val="en-DK" w:eastAsia="en-DK"/>
-    </w:rPr>
-  </w:style>
-  <w:style w:type="paragraph" w:customStyle="1" w:styleId="76BF9908A4F24E25A77FB26A82D33261">
-    <w:name w:val="76BF9908A4F24E25A77FB26A82D33261"/>
-    <w:rsid w:val="004C3AB1"/>
-    <w:rPr>
-      <w:lang w:val="en-DK" w:eastAsia="en-DK"/>
-    </w:rPr>
-  </w:style>
-  <w:style w:type="paragraph" w:customStyle="1" w:styleId="D1271DAD485B4E5BAC0EDDBAC9E24E42">
-    <w:name w:val="D1271DAD485B4E5BAC0EDDBAC9E24E42"/>
-    <w:rsid w:val="004C3AB1"/>
-    <w:rPr>
-      <w:lang w:val="en-DK" w:eastAsia="en-DK"/>
-    </w:rPr>
-  </w:style>
-  <w:style w:type="paragraph" w:customStyle="1" w:styleId="EDB9CCC8E0C44980AE6589248224000B">
-    <w:name w:val="EDB9CCC8E0C44980AE6589248224000B"/>
-    <w:rsid w:val="004C3AB1"/>
-    <w:rPr>
-      <w:lang w:val="en-DK" w:eastAsia="en-DK"/>
-    </w:rPr>
-  </w:style>
-  <w:style w:type="paragraph" w:customStyle="1" w:styleId="686AB40235474D2A90250EF11A831B73">
-    <w:name w:val="686AB40235474D2A90250EF11A831B73"/>
-    <w:rsid w:val="004C3AB1"/>
-    <w:rPr>
-      <w:lang w:val="en-DK" w:eastAsia="en-DK"/>
-    </w:rPr>
-  </w:style>
-  <w:style w:type="paragraph" w:customStyle="1" w:styleId="3D5FCE53A530436D9E0C43B7CFDC9280">
-    <w:name w:val="3D5FCE53A530436D9E0C43B7CFDC9280"/>
-    <w:rsid w:val="004C3AB1"/>
-    <w:rPr>
-      <w:lang w:val="en-DK" w:eastAsia="en-DK"/>
-    </w:rPr>
-  </w:style>
-  <w:style w:type="paragraph" w:customStyle="1" w:styleId="C22ACB73CA3A4D5CA45EBA10273F6538">
-    <w:name w:val="C22ACB73CA3A4D5CA45EBA10273F6538"/>
-    <w:rsid w:val="004C3AB1"/>
-    <w:rPr>
-      <w:lang w:val="en-DK" w:eastAsia="en-DK"/>
-    </w:rPr>
-  </w:style>
-  <w:style w:type="paragraph" w:customStyle="1" w:styleId="0D91D52F83D04EAD991919A6DB2E5B4D">
-    <w:name w:val="0D91D52F83D04EAD991919A6DB2E5B4D"/>
-    <w:rsid w:val="004C3AB1"/>
-    <w:rPr>
-      <w:lang w:val="en-DK" w:eastAsia="en-DK"/>
-    </w:rPr>
-  </w:style>
-  <w:style w:type="paragraph" w:customStyle="1" w:styleId="AF91BFDE7EB34D89B1648ED556C0627F">
-    <w:name w:val="AF91BFDE7EB34D89B1648ED556C0627F"/>
-    <w:rsid w:val="004C3AB1"/>
-    <w:rPr>
-      <w:lang w:val="en-DK" w:eastAsia="en-DK"/>
-    </w:rPr>
-  </w:style>
-  <w:style w:type="paragraph" w:customStyle="1" w:styleId="30C9C3C5C5D84AA9B7CBBF1ACBEB4B57">
-    <w:name w:val="30C9C3C5C5D84AA9B7CBBF1ACBEB4B57"/>
-    <w:rsid w:val="004C3AB1"/>
-    <w:rPr>
-      <w:lang w:val="en-DK" w:eastAsia="en-DK"/>
-    </w:rPr>
-  </w:style>
-  <w:style w:type="paragraph" w:customStyle="1" w:styleId="D55001384D1D4F76B236EE90228D0291">
-    <w:name w:val="D55001384D1D4F76B236EE90228D0291"/>
-    <w:rsid w:val="004C3AB1"/>
-    <w:rPr>
-      <w:lang w:val="en-DK" w:eastAsia="en-DK"/>
-    </w:rPr>
-  </w:style>
-  <w:style w:type="paragraph" w:customStyle="1" w:styleId="BB999A7ADA094545884981C6DA02C69A">
-    <w:name w:val="BB999A7ADA094545884981C6DA02C69A"/>
-    <w:rsid w:val="004C3AB1"/>
-    <w:rPr>
-      <w:lang w:val="en-DK" w:eastAsia="en-DK"/>
-    </w:rPr>
-  </w:style>
-  <w:style w:type="paragraph" w:customStyle="1" w:styleId="0CEE35580E3A4E68838C65468BEB0C56">
-    <w:name w:val="0CEE35580E3A4E68838C65468BEB0C56"/>
-    <w:rsid w:val="004C3AB1"/>
-    <w:rPr>
-      <w:lang w:val="en-DK" w:eastAsia="en-DK"/>
-    </w:rPr>
-  </w:style>
-  <w:style w:type="paragraph" w:customStyle="1" w:styleId="720B38146BAE472E9AEF54B982CF4D0A">
-    <w:name w:val="720B38146BAE472E9AEF54B982CF4D0A"/>
-    <w:rsid w:val="004C3AB1"/>
-    <w:rPr>
-      <w:lang w:val="en-DK" w:eastAsia="en-DK"/>
-    </w:rPr>
-  </w:style>
-  <w:style w:type="paragraph" w:customStyle="1" w:styleId="5EC35507B51E4695A7D48FF3799E16DF">
-    <w:name w:val="5EC35507B51E4695A7D48FF3799E16DF"/>
-    <w:rsid w:val="004C3AB1"/>
-    <w:rPr>
-      <w:lang w:val="en-DK" w:eastAsia="en-DK"/>
-    </w:rPr>
-  </w:style>
-  <w:style w:type="paragraph" w:customStyle="1" w:styleId="74149410FB6040A687DDF17540A91CEB">
-    <w:name w:val="74149410FB6040A687DDF17540A91CEB"/>
-    <w:rsid w:val="004C3AB1"/>
-    <w:rPr>
-      <w:lang w:val="en-DK" w:eastAsia="en-DK"/>
-    </w:rPr>
-  </w:style>
-  <w:style w:type="paragraph" w:customStyle="1" w:styleId="6B406C52D58F431EB7F05A67FD88F888">
-    <w:name w:val="6B406C52D58F431EB7F05A67FD88F888"/>
-    <w:rsid w:val="004C3AB1"/>
-    <w:rPr>
-      <w:lang w:val="en-DK" w:eastAsia="en-DK"/>
-    </w:rPr>
-  </w:style>
-  <w:style w:type="paragraph" w:customStyle="1" w:styleId="B1D13FB9C03245BF8F1CF0C88DA2B35E">
-    <w:name w:val="B1D13FB9C03245BF8F1CF0C88DA2B35E"/>
-    <w:rsid w:val="004C3AB1"/>
-    <w:rPr>
-      <w:lang w:val="en-DK" w:eastAsia="en-DK"/>
-    </w:rPr>
-  </w:style>
-  <w:style w:type="paragraph" w:customStyle="1" w:styleId="99A7D1BBB87649CBB8E2F378A7EBF86E">
-    <w:name w:val="99A7D1BBB87649CBB8E2F378A7EBF86E"/>
-    <w:rsid w:val="004C3AB1"/>
-    <w:rPr>
-      <w:lang w:val="en-DK" w:eastAsia="en-DK"/>
-    </w:rPr>
-  </w:style>
-  <w:style w:type="paragraph" w:customStyle="1" w:styleId="190004FC6196412FBFB37D99267BE949">
-    <w:name w:val="190004FC6196412FBFB37D99267BE949"/>
-    <w:rsid w:val="004C3AB1"/>
-    <w:rPr>
-      <w:lang w:val="en-DK" w:eastAsia="en-DK"/>
-    </w:rPr>
-  </w:style>
-  <w:style w:type="paragraph" w:customStyle="1" w:styleId="BD47185E415F405983E9CB3C6C1E3724">
-    <w:name w:val="BD47185E415F405983E9CB3C6C1E3724"/>
-    <w:rsid w:val="004C3AB1"/>
-    <w:rPr>
-      <w:lang w:val="en-DK" w:eastAsia="en-DK"/>
-    </w:rPr>
-  </w:style>
-  <w:style w:type="paragraph" w:customStyle="1" w:styleId="C24FFB7E029246FCAAC3F258C66E9897">
-    <w:name w:val="C24FFB7E029246FCAAC3F258C66E9897"/>
-    <w:rsid w:val="004C3AB1"/>
-    <w:rPr>
-      <w:lang w:val="en-DK" w:eastAsia="en-DK"/>
-    </w:rPr>
-  </w:style>
-  <w:style w:type="paragraph" w:customStyle="1" w:styleId="3B3AC2CFE46048FDBB2B0CD8DB8D5938">
-    <w:name w:val="3B3AC2CFE46048FDBB2B0CD8DB8D5938"/>
-    <w:rsid w:val="004C3AB1"/>
-    <w:rPr>
-      <w:lang w:val="en-DK" w:eastAsia="en-DK"/>
-    </w:rPr>
-  </w:style>
-  <w:style w:type="paragraph" w:customStyle="1" w:styleId="C863F5A9845B41C79AE53584258A36ED">
-    <w:name w:val="C863F5A9845B41C79AE53584258A36ED"/>
-    <w:rsid w:val="004C3AB1"/>
-    <w:rPr>
-      <w:lang w:val="en-DK" w:eastAsia="en-DK"/>
-    </w:rPr>
-  </w:style>
-  <w:style w:type="paragraph" w:customStyle="1" w:styleId="C4A439A4592947D2ABA640658ED60227">
-    <w:name w:val="C4A439A4592947D2ABA640658ED60227"/>
-    <w:rsid w:val="004C3AB1"/>
-    <w:rPr>
-      <w:lang w:val="en-DK" w:eastAsia="en-DK"/>
-    </w:rPr>
-  </w:style>
-  <w:style w:type="paragraph" w:customStyle="1" w:styleId="1E04EE3018F84445A022D9C18EA98951">
-    <w:name w:val="1E04EE3018F84445A022D9C18EA98951"/>
-    <w:rsid w:val="004C3AB1"/>
-    <w:rPr>
-      <w:lang w:val="en-DK" w:eastAsia="en-DK"/>
-    </w:rPr>
-  </w:style>
-  <w:style w:type="paragraph" w:customStyle="1" w:styleId="E6FFE1844AD845A095E86F61BEF81EAD">
-    <w:name w:val="E6FFE1844AD845A095E86F61BEF81EAD"/>
-    <w:rsid w:val="004C3AB1"/>
-    <w:rPr>
-      <w:lang w:val="en-DK" w:eastAsia="en-DK"/>
-    </w:rPr>
-  </w:style>
-  <w:style w:type="paragraph" w:customStyle="1" w:styleId="08E4DF0D03FA41D891F7222A67A06C7E">
-    <w:name w:val="08E4DF0D03FA41D891F7222A67A06C7E"/>
-    <w:rsid w:val="004C3AB1"/>
-    <w:rPr>
-      <w:lang w:val="en-DK" w:eastAsia="en-DK"/>
-    </w:rPr>
-  </w:style>
-  <w:style w:type="paragraph" w:customStyle="1" w:styleId="DFEF8C7869D44F62B185F072F5AB8942">
-    <w:name w:val="DFEF8C7869D44F62B185F072F5AB8942"/>
-    <w:rsid w:val="004C3AB1"/>
-    <w:rPr>
-      <w:lang w:val="en-DK" w:eastAsia="en-DK"/>
-    </w:rPr>
-  </w:style>
-  <w:style w:type="paragraph" w:customStyle="1" w:styleId="FDBD115F92084630A41126E3CEB479C8">
-    <w:name w:val="FDBD115F92084630A41126E3CEB479C8"/>
-    <w:rsid w:val="004C3AB1"/>
-    <w:rPr>
-      <w:lang w:val="en-DK" w:eastAsia="en-DK"/>
-    </w:rPr>
-  </w:style>
   <w:style w:type="paragraph" w:customStyle="1" w:styleId="AFDCCB62650A49F2B1CA053626D17FA6">
     <w:name w:val="AFDCCB62650A49F2B1CA053626D17FA6"/>
     <w:rsid w:val="004C3AB1"/>
-    <w:rPr>
-      <w:lang w:val="en-DK" w:eastAsia="en-DK"/>
-    </w:rPr>
   </w:style>
   <w:style w:type="paragraph" w:customStyle="1" w:styleId="FA5E54562C26425290C8B250E27C2DED">
     <w:name w:val="FA5E54562C26425290C8B250E27C2DED"/>
     <w:rsid w:val="004C3AB1"/>
-    <w:rPr>
-      <w:lang w:val="en-DK" w:eastAsia="en-DK"/>
-    </w:rPr>
   </w:style>
   <w:style w:type="paragraph" w:customStyle="1" w:styleId="6116FB4C451F4EFBA134034D19C6265B">
     <w:name w:val="6116FB4C451F4EFBA134034D19C6265B"/>
     <w:rsid w:val="004C3AB1"/>
-    <w:rPr>
-      <w:lang w:val="en-DK" w:eastAsia="en-DK"/>
-    </w:rPr>
-  </w:style>
-  <w:style w:type="paragraph" w:customStyle="1" w:styleId="E81A4F44F93E4E248A70E385C0CDD551">
-    <w:name w:val="E81A4F44F93E4E248A70E385C0CDD551"/>
-    <w:rsid w:val="004C3AB1"/>
-    <w:rPr>
-      <w:lang w:val="en-DK" w:eastAsia="en-DK"/>
-    </w:rPr>
-  </w:style>
-  <w:style w:type="paragraph" w:customStyle="1" w:styleId="4D1AC23A71F44203A9DDD4B85389F866">
-    <w:name w:val="4D1AC23A71F44203A9DDD4B85389F866"/>
-    <w:rsid w:val="004C3AB1"/>
-    <w:rPr>
-      <w:lang w:val="en-DK" w:eastAsia="en-DK"/>
-    </w:rPr>
-  </w:style>
-  <w:style w:type="paragraph" w:customStyle="1" w:styleId="4B45DBE9EC904D8F9141750C9FE64F40">
-    <w:name w:val="4B45DBE9EC904D8F9141750C9FE64F40"/>
-    <w:rsid w:val="004C3AB1"/>
-    <w:rPr>
-      <w:lang w:val="en-DK" w:eastAsia="en-DK"/>
-    </w:rPr>
-  </w:style>
-  <w:style w:type="paragraph" w:customStyle="1" w:styleId="6C203D19536C4594A2F87050018E9F84">
-    <w:name w:val="6C203D19536C4594A2F87050018E9F84"/>
-    <w:rsid w:val="004C3AB1"/>
-    <w:rPr>
-      <w:lang w:val="en-DK" w:eastAsia="en-DK"/>
-    </w:rPr>
-  </w:style>
-  <w:style w:type="paragraph" w:customStyle="1" w:styleId="5AA6B974D8F348DB91C5BD0F31AEC0DE">
-    <w:name w:val="5AA6B974D8F348DB91C5BD0F31AEC0DE"/>
-    <w:rsid w:val="004C3AB1"/>
-    <w:rPr>
-      <w:lang w:val="en-DK" w:eastAsia="en-DK"/>
-    </w:rPr>
-  </w:style>
-  <w:style w:type="paragraph" w:customStyle="1" w:styleId="30479856B0404F3DB1B22C1BD221402D">
-    <w:name w:val="30479856B0404F3DB1B22C1BD221402D"/>
-    <w:rsid w:val="004C3AB1"/>
-    <w:rPr>
-      <w:lang w:val="en-DK" w:eastAsia="en-DK"/>
-    </w:rPr>
-  </w:style>
-  <w:style w:type="paragraph" w:customStyle="1" w:styleId="4D38641DF62A4955850A4A41C0DFDBF5">
-    <w:name w:val="4D38641DF62A4955850A4A41C0DFDBF5"/>
-    <w:rsid w:val="004C3AB1"/>
-    <w:rPr>
-      <w:lang w:val="en-DK" w:eastAsia="en-DK"/>
-    </w:rPr>
   </w:style>
   <w:style w:type="paragraph" w:customStyle="1" w:styleId="95798509AAE34DC6A0C50978126CCABB">
     <w:name w:val="95798509AAE34DC6A0C50978126CCABB"/>
     <w:rsid w:val="004C3AB1"/>
-    <w:rPr>
-      <w:lang w:val="en-DK" w:eastAsia="en-DK"/>
-    </w:rPr>
   </w:style>
   <w:style w:type="paragraph" w:customStyle="1" w:styleId="D617E9E0F58B4E3D8F52AD4DEE02B416">
     <w:name w:val="D617E9E0F58B4E3D8F52AD4DEE02B416"/>
     <w:rsid w:val="004C3AB1"/>
-    <w:rPr>
-      <w:lang w:val="en-DK" w:eastAsia="en-DK"/>
-    </w:rPr>
   </w:style>
   <w:style w:type="paragraph" w:customStyle="1" w:styleId="9BCDDD4244D44C698167C06AD26F1073">
     <w:name w:val="9BCDDD4244D44C698167C06AD26F1073"/>
     <w:rsid w:val="004C3AB1"/>
-    <w:rPr>
-      <w:lang w:val="en-DK" w:eastAsia="en-DK"/>
-    </w:rPr>
   </w:style>
   <w:style w:type="paragraph" w:customStyle="1" w:styleId="26CAA33DFC364D0E914033D17BCBB057">
     <w:name w:val="26CAA33DFC364D0E914033D17BCBB057"/>
     <w:rsid w:val="004C3AB1"/>
-    <w:rPr>
-      <w:lang w:val="en-DK" w:eastAsia="en-DK"/>
-    </w:rPr>
   </w:style>
   <w:style w:type="paragraph" w:customStyle="1" w:styleId="672BFA4D88814BF3BD67A6CD5F4E77D6">
     <w:name w:val="672BFA4D88814BF3BD67A6CD5F4E77D6"/>
     <w:rsid w:val="004C3AB1"/>
-    <w:rPr>
-      <w:lang w:val="en-DK" w:eastAsia="en-DK"/>
-    </w:rPr>
   </w:style>
   <w:style w:type="paragraph" w:customStyle="1" w:styleId="E188D6FE419440E1869C6EDE72C31A6C">
     <w:name w:val="E188D6FE419440E1869C6EDE72C31A6C"/>
     <w:rsid w:val="004C3AB1"/>
-    <w:rPr>
-      <w:lang w:val="en-DK" w:eastAsia="en-DK"/>
-    </w:rPr>
   </w:style>
   <w:style w:type="paragraph" w:customStyle="1" w:styleId="408DA5F8215B4F0D9D17D832C580326B">
     <w:name w:val="408DA5F8215B4F0D9D17D832C580326B"/>
     <w:rsid w:val="004C3AB1"/>
-    <w:rPr>
-      <w:lang w:val="en-DK" w:eastAsia="en-DK"/>
-    </w:rPr>
   </w:style>
 </w:styles>
 </file>

--- a/src/Layers/W1/BaseApp/Sales/Document/StandardSalesQuoteBody.docx
+++ b/src/Layers/W1/BaseApp/Sales/Document/StandardSalesQuoteBody.docx
@@ -1198,7 +1198,7 @@
               <w:placeholder>
                 <w:docPart w:val="2E866609E8C74459A1E32666F6E98DA2"/>
               </w:placeholder>
-              <w:dataBinding w:prefixMappings="&lt;xmlns:ns0='urn:microsoft-dynamics-nav/reports/Standard_Sales_Invoice/1306/' " w:xpath="/ns0:NavWordReportXmlPart[1]/ns0:Header[1]/ns0:Line[1]/ns0:ItemNo_Line_Lbl[1]" w:storeItemID="{00000000-0000-0000-0000-000000000000}"/>
+              <w:dataBinding w:prefixMappings="xmlns:ns0='urn:microsoft-dynamics-nav/reports/Standard_Sales_Quote/1304/'" w:xpath="/ns0:NavWordReportXmlPart[1]/ns0:Header[1]/ns0:Line[1]/ns0:ItemNo_Line_Lbl[1]" w:storeItemID="{00000000-0000-0000-0000-000000000000}"/>
               <w15:color w:val="808080"/>
               <w:text/>
             </w:sdtPr>
@@ -1224,7 +1224,7 @@
             <w:placeholder>
               <w:docPart w:val="D89F7C0A1773414EBEA2CBC870A211F2"/>
             </w:placeholder>
-            <w:dataBinding w:prefixMappings="&lt;xmlns:ns0='urn:microsoft-dynamics-nav/reports/Standard_Sales_Invoice/1306/' " w:xpath="/ns0:NavWordReportXmlPart[1]/ns0:Header[1]/ns0:Line[1]/ns0:Description_Line_Lbl[1]" w:storeItemID="{00000000-0000-0000-0000-000000000000}"/>
+            <w:dataBinding w:prefixMappings="xmlns:ns0='urn:microsoft-dynamics-nav/reports/Standard_Sales_Quote/1304/'" w:xpath="/ns0:NavWordReportXmlPart[1]/ns0:Header[1]/ns0:Line[1]/ns0:Description_Line_Lbl[1]" w:storeItemID="{00000000-0000-0000-0000-000000000000}"/>
             <w15:color w:val="808080"/>
             <w:text/>
           </w:sdtPr>
@@ -1254,7 +1254,7 @@
             <w:placeholder>
               <w:docPart w:val="73D855B7184F46A49C4C15BE4204EDFD"/>
             </w:placeholder>
-            <w:dataBinding w:prefixMappings="&lt;xmlns:ns0='urn:microsoft-dynamics-nav/reports/Standard_Sales_Invoice/1306/' " w:xpath="/ns0:NavWordReportXmlPart[1]/ns0:Header[1]/ns0:Line[1]/ns0:Quantity_Line_Lbl[1]" w:storeItemID="{00000000-0000-0000-0000-000000000000}"/>
+            <w:dataBinding w:prefixMappings="xmlns:ns0='urn:microsoft-dynamics-nav/reports/Standard_Sales_Quote/1304/'" w:xpath="/ns0:NavWordReportXmlPart[1]/ns0:Header[1]/ns0:Line[1]/ns0:Quantity_Line_Lbl[1]" w:storeItemID="{00000000-0000-0000-0000-000000000000}"/>
             <w15:color w:val="808080"/>
             <w:text/>
           </w:sdtPr>
@@ -1314,7 +1314,7 @@
             <w:placeholder>
               <w:docPart w:val="B5C5A01A8B23431AB251C0E5D1DAA28A"/>
             </w:placeholder>
-            <w:dataBinding w:prefixMappings="&lt;xmlns:ns0='urn:microsoft-dynamics-nav/reports/Standard_Sales_Invoice/1306/' " w:xpath="/ns0:NavWordReportXmlPart[1]/ns0:Header[1]/ns0:Line[1]/ns0:UnitPrice_Lbl[1]" w:storeItemID="{00000000-0000-0000-0000-000000000000}"/>
+            <w:dataBinding w:prefixMappings="xmlns:ns0='urn:microsoft-dynamics-nav/reports/Standard_Sales_Quote/1304/'" w:xpath="/ns0:NavWordReportXmlPart[1]/ns0:Header[1]/ns0:Line[1]/ns0:UnitPrice_Lbl[1]" w:storeItemID="{00000000-0000-0000-0000-000000000000}"/>
             <w15:color w:val="808080"/>
             <w:text/>
           </w:sdtPr>
@@ -1402,7 +1402,7 @@
             <w:placeholder>
               <w:docPart w:val="A170745D4D2446E9AB3E964E57C43033"/>
             </w:placeholder>
-            <w:dataBinding w:prefixMappings="&lt;xmlns:ns0='urn:microsoft-dynamics-nav/reports/Standard_Sales_Invoice/1306/' " w:xpath="/ns0:NavWordReportXmlPart[1]/ns0:Header[1]/ns0:Line[1]/ns0:LineAmount_Line_Lbl[1]" w:storeItemID="{00000000-0000-0000-0000-000000000000}"/>
+            <w:dataBinding w:prefixMappings="xmlns:ns0='urn:microsoft-dynamics-nav/reports/Standard_Sales_Quote/1304/'" w:xpath="/ns0:NavWordReportXmlPart[1]/ns0:Header[1]/ns0:Line[1]/ns0:LineAmount_Line_Lbl[1]" w:storeItemID="{00000000-0000-0000-0000-000000000000}"/>
             <w15:color w:val="808080"/>
             <w:text/>
           </w:sdtPr>
@@ -1576,7 +1576,7 @@
                 <w:placeholder>
                   <w:docPart w:val="47EEFCA342BB41CCAD82587BBF6F2E88"/>
                 </w:placeholder>
-                <w:dataBinding w:prefixMappings="&lt;xmlns:ns0='urn:microsoft-dynamics-nav/reports/Standard_Sales_Invoice/1306/' " w:xpath="/ns0:NavWordReportXmlPart[1]/ns0:Header[1]/ns0:Line[1]/ns0:ItemNo_Line[1]" w:storeItemID="{00000000-0000-0000-0000-000000000000}"/>
+                <w:dataBinding w:prefixMappings="xmlns:ns0='urn:microsoft-dynamics-nav/reports/Standard_Sales_Quote/1304/'" w:xpath="/ns0:NavWordReportXmlPart[1]/ns0:Header[1]/ns0:Line[1]/ns0:ItemNo_Line[1]" w:storeItemID="{00000000-0000-0000-0000-000000000000}"/>
                 <w15:color w:val="808080"/>
                 <w:text/>
               </w:sdtPr>
@@ -1620,7 +1620,7 @@
                 <w:placeholder>
                   <w:docPart w:val="78F1E7B4CEE943C9BD01DCA3BE42B818"/>
                 </w:placeholder>
-                <w:dataBinding w:prefixMappings="&lt;xmlns:ns0='urn:microsoft-dynamics-nav/reports/Standard_Sales_Invoice/1306/' " w:xpath="/ns0:NavWordReportXmlPart[1]/ns0:Header[1]/ns0:Line[1]/ns0:Description_Line[1]" w:storeItemID="{00000000-0000-0000-0000-000000000000}"/>
+                <w:dataBinding w:prefixMappings="xmlns:ns0='urn:microsoft-dynamics-nav/reports/Standard_Sales_Quote/1304/'" w:xpath="/ns0:NavWordReportXmlPart[1]/ns0:Header[1]/ns0:Line[1]/ns0:Description_Line[1]" w:storeItemID="{00000000-0000-0000-0000-000000000000}"/>
                 <w15:color w:val="808080"/>
                 <w:text/>
               </w:sdtPr>
@@ -1659,7 +1659,7 @@
                 <w:placeholder>
                   <w:docPart w:val="08E7956112424F439DA56127F636F8A2"/>
                 </w:placeholder>
-                <w:dataBinding w:prefixMappings="&lt;xmlns:ns0='urn:microsoft-dynamics-nav/reports/Standard_Sales_Invoice/1306/' " w:xpath="/ns0:NavWordReportXmlPart[1]/ns0:Header[1]/ns0:Line[1]/ns0:Quantity_Line[1]" w:storeItemID="{00000000-0000-0000-0000-000000000000}"/>
+                <w:dataBinding w:prefixMappings="xmlns:ns0='urn:microsoft-dynamics-nav/reports/Standard_Sales_Quote/1304/'" w:xpath="/ns0:NavWordReportXmlPart[1]/ns0:Header[1]/ns0:Line[1]/ns0:Quantity_Line[1]" w:storeItemID="{00000000-0000-0000-0000-000000000000}"/>
                 <w15:color w:val="808080"/>
                 <w:text/>
               </w:sdtPr>
@@ -1736,7 +1736,7 @@
                     <w:placeholder>
                       <w:docPart w:val="F550891F22DC422F99CCC06966446681"/>
                     </w:placeholder>
-                    <w:dataBinding w:prefixMappings="&lt;xmlns:ns0='urn:microsoft-dynamics-nav/reports/Standard_Sales_Invoice/1306/' " w:xpath="/ns0:NavWordReportXmlPart[1]/ns0:Header[1]/ns0:Line[1]/ns0:UnitPrice[1]" w:storeItemID="{00000000-0000-0000-0000-000000000000}"/>
+                    <w:dataBinding w:prefixMappings="xmlns:ns0='urn:microsoft-dynamics-nav/reports/Standard_Sales_Quote/1304/'" w:xpath="/ns0:NavWordReportXmlPart[1]/ns0:Header[1]/ns0:Line[1]/ns0:UnitPrice[1]" w:storeItemID="{00000000-0000-0000-0000-000000000000}"/>
                     <w15:color w:val="808080"/>
                     <w:text/>
                   </w:sdtPr>
@@ -1828,7 +1828,7 @@
                     <w:placeholder>
                       <w:docPart w:val="5F8813B20A0E4DB089F151E70936776C"/>
                     </w:placeholder>
-                    <w:dataBinding w:prefixMappings="&lt;xmlns:ns0='urn:microsoft-dynamics-nav/reports/Standard_Sales_Invoice/1306/' " w:xpath="/ns0:NavWordReportXmlPart[1]/ns0:Header[1]/ns0:Line[1]/ns0:LineAmount_Line[1]" w:storeItemID="{00000000-0000-0000-0000-000000000000}"/>
+                    <w:dataBinding w:prefixMappings="xmlns:ns0='urn:microsoft-dynamics-nav/reports/Standard_Sales_Quote/1304/'" w:xpath="/ns0:NavWordReportXmlPart[1]/ns0:Header[1]/ns0:Line[1]/ns0:LineAmount_Line[1]" w:storeItemID="{00000000-0000-0000-0000-000000000000}"/>
                     <w15:color w:val="808080"/>
                     <w:text/>
                   </w:sdtPr>
@@ -5594,7 +5594,9 @@
 </we:webextension>
 </file>
 
-<file path=customXml/item1.xml>��< ? x m l   v e r s i o n = " 1 . 0 "   e n c o d i n g = " u t f - 1 6 " ? > < N a v W o r d R e p o r t X m l P a r t   x m l n s = " u r n : m i c r o s o f t - d y n a m i c s - n a v / r e p o r t s / S t a n d a r d _ S a l e s _ Q u o t e / 1 3 0 4 / " > +<file path=customXml/item1.xml>��< ? x m l   v e r s i o n = " 1 . 0 "   e n c o d i n g = " u t f - 1 6 " ? > + 
+ < N a v W o r d R e p o r t X m l P a r t   x m l n s = " u r n : m i c r o s o f t - d y n a m i c s - n a v / r e p o r t s / S t a n d a r d _ S a l e s _ Q u o t e / 1 3 0 4 / " >   
      < B C R e p o r t I n f o r m a t i o n >   
@@ -5658,6 +5660,84 @@
  
          < / R e p o r t R e q u e s t >   
+         < C o m p a n y M e t a d a t a > + 
+             < C o m p a n y N a m e > C o m p a n y   N a m e < / C o m p a n y N a m e > + 
+             < C o m p a n y D i s p l a y N a m e > C o m p a n y   D i s p l a y   N a m e < / C o m p a n y D i s p l a y N a m e > + 
+             < C o m p a n y A d d r e s s L i n e s > + 
+                 < C o m p a n y A d d r e s s L i n e > C o m p a n y   A d d r e s s   L i n e   1 < / C o m p a n y A d d r e s s L i n e > + 
+                 < C o m p a n y A d d r e s s L i n e > C o m p a n y   A d d r e s s   L i n e   2 < / C o m p a n y A d d r e s s L i n e > + 
+                 < C o m p a n y A d d r e s s L i n e > C o m p a n y   A d d r e s s   L i n e   3 < / C o m p a n y A d d r e s s L i n e > + 
+                 < C o m p a n y A d d r e s s L i n e > C o m p a n y   A d d r e s s   L i n e   4 < / C o m p a n y A d d r e s s L i n e > + 
+                 < C o m p a n y A d d r e s s L i n e > C o m p a n y   A d d r e s s   L i n e   5 < / C o m p a n y A d d r e s s L i n e > + 
+                 < C o m p a n y A d d r e s s L i n e > C o m p a n y   A d d r e s s   L i n e   6 < / C o m p a n y A d d r e s s L i n e > + 
+                 < C o m p a n y A d d r e s s L i n e > C o m p a n y   A d d r e s s   L i n e   7 < / C o m p a n y A d d r e s s L i n e > + 
+                 < C o m p a n y A d d r e s s L i n e > C o m p a n y   A d d r e s s   L i n e   8 < / C o m p a n y A d d r e s s L i n e > + 
+             < / C o m p a n y A d d r e s s L i n e s > + 
+             < C o m p a n y P h o n e > C o m p a n y   P h o n e < / C o m p a n y P h o n e > + 
+             < C o m p a n y P h o n e C a p t i o n > C o m p a n y   P h o n e   C a p t i o n < / C o m p a n y P h o n e C a p t i o n > + 
+             < C o m p a n y F a x N o > C o m p a n y   F a x   N o . < / C o m p a n y F a x N o > + 
+             < C o m p a n y F a x N o C a p t i o n > C o m p a n y   F a x   N o .   C a p t i o n < / C o m p a n y F a x N o C a p t i o n > + 
+             < C o m p a n y E m a i l > C o m p a n y   E m a i l < / C o m p a n y E m a i l > + 
+             < C o m p a n y E m a i l C a p t i o n > C o m p a n y   E m a i l   C a p t i o n < / C o m p a n y E m a i l C a p t i o n > + 
+             < C o m p a n y H o m e P a g e > C o m p a n y   H o m e   P a g e < / C o m p a n y H o m e P a g e > + 
+             < C o m p a n y H o m e P a g e C a p t i o n > C o m p a n y   H o m e   P a g e   C a p t i o n < / C o m p a n y H o m e P a g e C a p t i o n > + 
+             < C o m p a n y L o g o > C o m p a n y   L o g o < / C o m p a n y L o g o > + 
+             < C o m p a n y V A T R e g i s t r a t i o n N o > C o m p a n y   V A T   R e g i s t r a t i o n   N o . < / C o m p a n y V A T R e g i s t r a t i o n N o > + 
+             < C o m p a n y V A T R e g i s t r a t i o n N o C a p t i o n > C o m p a n y   V A T   R e g i s t r a t i o n   N o .   C a p t i o n < / C o m p a n y V A T R e g i s t r a t i o n N o C a p t i o n > + 
+             < C o m p a n y R e g i s t r a t i o n N o > C o m p a n y   R e g i s t r a t i o n   N o . < / C o m p a n y R e g i s t r a t i o n N o > + 
+             < C o m p a n y R e g i s t r a t i o n N o C a p t i o n > C o m p a n y   R e g i s t r a t i o n   N o .   C a p t i o n < / C o m p a n y R e g i s t r a t i o n N o C a p t i o n > + 
+             < C o m p a n y B a n k N a m e > C o m p a n y   B a n k   N a m e < / C o m p a n y B a n k N a m e > + 
+             < C o m p a n y B a n k N a m e C a p t i o n > C o m p a n y   B a n k   N a m e   C a p t i o n < / C o m p a n y B a n k N a m e C a p t i o n > + 
+             < C o m p a n y B a n k A c c o u n t N o > C o m p a n y   B a n k   A c c o u n t   N o . < / C o m p a n y B a n k A c c o u n t N o > + 
+             < C o m p a n y B a n k A c c o u n t N o C a p t i o n > C o m p a n y   B a n k   A c c o u n t   N o .   C a p t i o n < / C o m p a n y B a n k A c c o u n t N o C a p t i o n > + 
+             < C o m p a n y B a n k B r a n c h N o > C o m p a n y   B a n k   B r a n c h   N o . < / C o m p a n y B a n k B r a n c h N o > + 
+             < C o m p a n y B a n k B r a n c h N o C a p t i o n > C o m p a n y   B a n k   B r a n c h   N o .   C a p t i o n < / C o m p a n y B a n k B r a n c h N o C a p t i o n > + 
+             < C o m p a n y I B A N > C o m p a n y   I B A N < / C o m p a n y I B A N > + 
+             < C o m p a n y I B A N C a p t i o n > C o m p a n y   I B A N   C a p t i o n < / C o m p a n y I B A N C a p t i o n > + 
+             < C o m p a n y B a n k S W I F T > C o m p a n y   B a n k   S W I F T < / C o m p a n y B a n k S W I F T > + 
+             < C o m p a n y B a n k S W I F T C a p t i o n > C o m p a n y   B a n k   S W I F T   C a p t i o n < / C o m p a n y B a n k S W I F T C a p t i o n > + 
+             < C o m p a n y G i r o N o > C o m p a n y   G i r o   N o . < / C o m p a n y G i r o N o > + 
+             < C o m p a n y G i r o N o C a p t i o n > C o m p a n y   G i r o   N o .   C a p t i o n < / C o m p a n y G i r o N o C a p t i o n > + 
+         < / C o m p a n y M e t a d a t a > + 
      < / B C R e p o r t I n f o r m a t i o n >   
      < H e a d e r > @@ -5678,8 +5758,6 @@
  
          < B i l l t o C u s t u m e r N o > B i l l t o C u s t u m e r N o < / B i l l t o C u s t u m e r N o >   
-         < C O 2 e P e r U n i t _ L b l > C O 2 e P e r U n i t _ L b l < / C O 2 e P e r U n i t _ L b l > - 
          < C o m p a n y A d d r e s s 1 > C o m p a n y A d d r e s s 1 < / C o m p a n y A d d r e s s 1 >   
          < C o m p a n y A d d r e s s 2 > C o m p a n y A d d r e s s 2 < / C o m p a n y A d d r e s s 2 > @@ -5736,7 +5814,7 @@
  
          < C o m p a n y P h o n e N o _ L b l > C o m p a n y P h o n e N o _ L b l < / C o m p a n y P h o n e N o _ L b l >   
-         < C o m p a n y P i c t u r e / > +         < C o m p a n y P i c t u r e   / >   
          < C o m p a n y R e g i s t r a t i o n N u m b e r > C o m p a n y R e g i s t r a t i o n N u m b e r < / C o m p a n y R e g i s t r a t i o n N u m b e r >   
@@ -5776,8 +5854,6 @@
  
          < C u s t o m e r P o s t a l B a r C o d e > C u s t o m e r P o s t a l B a r C o d e < / C u s t o m e r P o s t a l B a r C o d e >   
-         < D i s c l a i m e r _ L b l > D i s c l a i m e r _ L b l < / D i s c l a i m e r _ L b l > - 
          < D o c u m e n t C o p y T e x t > D o c u m e n t C o p y T e x t < / D o c u m e n t C o p y T e x t >   
          < D o c u m e n t D a t e > D o c u m e n t D a t e < / D o c u m e n t D a t e > @@ -5796,12 +5872,12 @@
  
          < E M a i l _ L b l > E M a i l _ L b l < / E M a i l _ L b l >   
+         < E s t i m a t e B o d y _ L b l > E s t i m a t e B o d y _ L b l < / E s t i m a t e B o d y _ L b l > + 
+         < E s t i m a t e F o r _ L b l > E s t i m a t e F o r _ L b l < / E s t i m a t e F o r _ L b l > + 
          < E s t i m a t e _ L b l > E s t i m a t e _ L b l < / E s t i m a t e _ L b l >   
-         < E s t i m a t e B o d y _ L b l > E s t i m a t e B o d y _ L b l < / E s t i m a t e B o d y _ L b l > - 
-         < E s t i m a t e F o r _ L b l > E s t i m a t e F o r _ L b l < / E s t i m a t e F o r _ L b l > - 
          < E x c h a n g e R a t e A s T e x t > E x c h a n g e R a t e A s T e x t < / E x c h a n g e R a t e A s T e x t >   
          < E x t e r n a l D o c u m e n t N o > E x t e r n a l D o c u m e n t N o < / E x t e r n a l D o c u m e n t N o > @@ -5836,10 +5912,10 @@
  
          < P r i c e s I n c l u d i n g V A T > P r i c e s I n c l u d i n g V A T < / P r i c e s I n c l u d i n g V A T >   
+         < P r i c e s I n c l u d i n g V A T Y e s N o > P r i c e s I n c l u d i n g V A T Y e s N o < / P r i c e s I n c l u d i n g V A T Y e s N o > + 
          < P r i c e s I n c l u d i n g V A T _ L b l > P r i c e s I n c l u d i n g V A T _ L b l < / P r i c e s I n c l u d i n g V A T _ L b l >   
-         < P r i c e s I n c l u d i n g V A T Y e s N o > P r i c e s I n c l u d i n g V A T Y e s N o < / P r i c e s I n c l u d i n g V A T Y e s N o > - 
          < Q u e s t i o n s _ L b l > Q u e s t i o n s _ L b l < / Q u e s t i o n s _ L b l >   
          < Q u o t e V a l i d T o D a t e > Q u o t e V a l i d T o D a t e < / Q u o t e V a l i d T o D a t e > @@ -5848,12 +5924,12 @@
  
          < S a l e s I n v o i c e L i n e D i s c o u n t _ L b l > S a l e s I n v o i c e L i n e D i s c o u n t _ L b l < / S a l e s I n v o i c e L i n e D i s c o u n t _ L b l >   
+         < S a l e s P e r s o n B l a n k _ L b l > S a l e s P e r s o n B l a n k _ L b l < / S a l e s P e r s o n B l a n k _ L b l > + 
+         < S a l e s P e r s o n N a m e > S a l e s P e r s o n N a m e < / S a l e s P e r s o n N a m e > + 
          < S a l e s P e r s o n _ L b l > S a l e s P e r s o n _ L b l < / S a l e s P e r s o n _ L b l >   
-         < S a l e s P e r s o n B l a n k _ L b l > S a l e s P e r s o n B l a n k _ L b l < / S a l e s P e r s o n B l a n k _ L b l > - 
-         < S a l e s P e r s o n N a m e > S a l e s P e r s o n N a m e < / S a l e s P e r s o n N a m e > - 
          < S e l l T o C o n t a c t E m a i l > S e l l T o C o n t a c t E m a i l < / S e l l T o C o n t a c t E m a i l >   
          < S e l l T o C o n t a c t E m a i l L b l > S e l l T o C o n t a c t E m a i l L b l < / S e l l T o C o n t a c t E m a i l L b l > @@ -5870,30 +5946,30 @@
  
          < S e l l t o C u s t o m e r N o _ L b l > S e l l t o C u s t o m e r N o _ L b l < / S e l l t o C u s t o m e r N o _ L b l >   
+         < S h i p m e n t M e t h o d D e s c r i p t i o n > S h i p m e n t M e t h o d D e s c r i p t i o n < / S h i p m e n t M e t h o d D e s c r i p t i o n > + 
+         < S h i p m e n t M e t h o d D e s c r i p t i o n _ L b l > S h i p m e n t M e t h o d D e s c r i p t i o n _ L b l < / S h i p m e n t M e t h o d D e s c r i p t i o n _ L b l > + 
          < S h i p m e n t _ L b l > S h i p m e n t _ L b l < / S h i p m e n t _ L b l >   
-         < S h i p m e n t M e t h o d D e s c r i p t i o n > S h i p m e n t M e t h o d D e s c r i p t i o n < / S h i p m e n t M e t h o d D e s c r i p t i o n > - 
-         < S h i p m e n t M e t h o d D e s c r i p t i o n _ L b l > S h i p m e n t M e t h o d D e s c r i p t i o n _ L b l < / S h i p m e n t M e t h o d D e s c r i p t i o n _ L b l > +         < S h i p T o A d d r e s s 1 > S h i p T o A d d r e s s 1 < / S h i p T o A d d r e s s 1 > + 
+         < S h i p T o A d d r e s s 2 > S h i p T o A d d r e s s 2 < / S h i p T o A d d r e s s 2 > + 
+         < S h i p T o A d d r e s s 3 > S h i p T o A d d r e s s 3 < / S h i p T o A d d r e s s 3 > + 
+         < S h i p T o A d d r e s s 4 > S h i p T o A d d r e s s 4 < / S h i p T o A d d r e s s 4 > + 
+         < S h i p T o A d d r e s s 5 > S h i p T o A d d r e s s 5 < / S h i p T o A d d r e s s 5 > + 
+         < S h i p T o A d d r e s s 6 > S h i p T o A d d r e s s 6 < / S h i p T o A d d r e s s 6 > + 
+         < S h i p T o A d d r e s s 7 > S h i p T o A d d r e s s 7 < / S h i p T o A d d r e s s 7 > + 
+         < S h i p T o A d d r e s s 8 > S h i p T o A d d r e s s 8 < / S h i p T o A d d r e s s 8 >   
          < S h i p T o A d d r e s s _ L b l > S h i p T o A d d r e s s _ L b l < / S h i p T o A d d r e s s _ L b l >   
-         < S h i p T o A d d r e s s 1 > S h i p T o A d d r e s s 1 < / S h i p T o A d d r e s s 1 > - 
-         < S h i p T o A d d r e s s 2 > S h i p T o A d d r e s s 2 < / S h i p T o A d d r e s s 2 > - 
-         < S h i p T o A d d r e s s 3 > S h i p T o A d d r e s s 3 < / S h i p T o A d d r e s s 3 > - 
-         < S h i p T o A d d r e s s 4 > S h i p T o A d d r e s s 4 < / S h i p T o A d d r e s s 4 > - 
-         < S h i p T o A d d r e s s 5 > S h i p T o A d d r e s s 5 < / S h i p T o A d d r e s s 5 > - 
-         < S h i p T o A d d r e s s 6 > S h i p T o A d d r e s s 6 < / S h i p T o A d d r e s s 6 > - 
-         < S h i p T o A d d r e s s 7 > S h i p T o A d d r e s s 7 < / S h i p T o A d d r e s s 7 > - 
-         < S h i p T o A d d r e s s 8 > S h i p T o A d d r e s s 8 < / S h i p T o A d d r e s s 8 > - 
          < S h i p T o P h o n e N o > S h i p T o P h o n e N o < / S h i p T o P h o n e N o >   
          < S h o w S h i p p i n g A d d r e s s > S h o w S h i p p i n g A d d r e s s < / S h o w S h i p p i n g A d d r e s s > @@ -5906,18 +5982,16 @@
  
          < T o t a l _ L b l > T o t a l _ L b l < / T o t a l _ L b l >   
-         < T o t a l C O 2 e _ L b l > T o t a l C O 2 e _ L b l < / T o t a l C O 2 e _ L b l > +         < V A T A m o u n t S p e c i f i c a t i o n _ L b l > V A T A m o u n t S p e c i f i c a t i o n _ L b l < / V A T A m o u n t S p e c i f i c a t i o n _ L b l >   
          < V A T A m o u n t _ L b l > V A T A m o u n t _ L b l < / V A T A m o u n t _ L b l >   
-         < V A T A m o u n t S p e c i f i c a t i o n _ L b l > V A T A m o u n t S p e c i f i c a t i o n _ L b l < / V A T A m o u n t S p e c i f i c a t i o n _ L b l > - 
          < V A T B a s e _ L b l > V A T B a s e _ L b l < / V A T B a s e _ L b l >   
+         < V A T C l a u s e s _ L b l > V A T C l a u s e s _ L b l < / V A T C l a u s e s _ L b l > + 
          < V A T C l a u s e _ L b l > V A T C l a u s e _ L b l < / V A T C l a u s e _ L b l >   
-         < V A T C l a u s e s _ L b l > V A T C l a u s e s _ L b l < / V A T C l a u s e s _ L b l > - 
          < V A T I d e n t i f i e r _ L b l > V A T I d e n t i f i e r _ L b l < / V A T I d e n t i f i e r _ L b l >   
          < V A T P e r c e n t a g e _ L b l > V A T P e r c e n t a g e _ L b l < / V A T P e r c e n t a g e _ L b l > @@ -5942,8 +6016,6 @@
  
              < A m o u n t I n c l u d i n g V A T _ L i n e _ L b l > A m o u n t I n c l u d i n g V A T _ L i n e _ L b l < / A m o u n t I n c l u d i n g V A T _ L i n e _ L b l >   
-             < C O 2 e P e r U n i t _ L i n e > C O 2 e P e r U n i t _ L i n e < / C O 2 e P e r U n i t _ L i n e > - 
              < D e s c r i p t i o n _ L i n e > D e s c r i p t i o n _ L i n e < / D e s c r i p t i o n _ L i n e >   
              < D e s c r i p t i o n _ L i n e _ L b l > D e s c r i p t i o n _ L i n e _ L b l < / D e s c r i p t i o n _ L i n e _ L b l > @@ -5960,16 +6032,16 @@
  
              < L i n e A m o u n t _ L i n e _ L b l > L i n e A m o u n t _ L i n e _ L b l < / L i n e A m o u n t _ L i n e _ L b l >   
+             < L i n e D i s c o u n t P e r c e n t T e x t _ L i n e > L i n e D i s c o u n t P e r c e n t T e x t _ L i n e < / L i n e D i s c o u n t P e r c e n t T e x t _ L i n e > + 
              < L i n e D i s c o u n t P e r c e n t _ L i n e > L i n e D i s c o u n t P e r c e n t _ L i n e < / L i n e D i s c o u n t P e r c e n t _ L i n e >   
-             < L i n e D i s c o u n t P e r c e n t T e x t _ L i n e > L i n e D i s c o u n t P e r c e n t T e x t _ L i n e < / L i n e D i s c o u n t P e r c e n t T e x t _ L i n e > - 
              < L i n e N o _ L i n e > L i n e N o _ L i n e < / L i n e N o _ L i n e >   
+             < P r i c e P e r _ L b l > P r i c e P e r _ L b l < / P r i c e P e r _ L b l > + 
              < P r i c e _ L b l > P r i c e _ L b l < / P r i c e _ L b l >   
-             < P r i c e P e r _ L b l > P r i c e P e r _ L b l < / P r i c e P e r _ L b l > - 
              < Q t y _ L b l > Q t y _ L b l < / Q t y _ L b l >   
              < Q u a n t i t y _ L i n e > Q u a n t i t y _ L i n e < / Q u a n t i t y _ L i n e > @@ -5984,16 +6056,16 @@
  
              < T y p e _ L i n e > T y p e _ L i n e < / T y p e _ L i n e >   
+             < U n i t O f M e a s u r e > U n i t O f M e a s u r e < / U n i t O f M e a s u r e > + 
+             < U n i t O f M e a s u r e _ L b l > U n i t O f M e a s u r e _ L b l < / U n i t O f M e a s u r e _ L b l > + 
+             < U n i t P r i c e > U n i t P r i c e < / U n i t P r i c e > + 
+             < U n i t P r i c e _ L b l > U n i t P r i c e _ L b l < / U n i t P r i c e _ L b l > + 
              < U n i t _ L b l > U n i t _ L b l < / U n i t _ L b l >   
-             < U n i t O f M e a s u r e > U n i t O f M e a s u r e < / U n i t O f M e a s u r e > - 
-             < U n i t O f M e a s u r e _ L b l > U n i t O f M e a s u r e _ L b l < / U n i t O f M e a s u r e _ L b l > - 
-             < U n i t P r i c e > U n i t P r i c e < / U n i t P r i c e > - 
-             < U n i t P r i c e _ L b l > U n i t P r i c e _ L b l < / U n i t P r i c e _ L b l > - 
              < V A T I d e n t i f i e r _ L i n e > V A T I d e n t i f i e r _ L i n e < / V A T I d e n t i f i e r _ L i n e >   
              < V A T I d e n t i f i e r _ L i n e _ L b l > V A T I d e n t i f i e r _ L i n e _ L b l < / V A T I d e n t i f i e r _ L i n e _ L b l > @@ -6002,28 +6074,6 @@
  
              < V A T P c t _ L i n e _ L b l > V A T P c t _ L i n e _ L b l < / V A T P c t _ L i n e _ L b l >   
-             < S e r v i c e C o m m i t m e n t H e a d e r F o r S a l e s L i n e > - 
-                 < S e r v i c e C o m m i t m e n t F o r L i n e D e s c r i p t i o n _ L b l > S e r v i c e C o m m i t m e n t F o r L i n e D e s c r i p t i o n _ L b l < / S e r v i c e C o m m i t m e n t F o r L i n e D e s c r i p t i o n _ L b l > - 
-                 < S e r v i c e C o m m i t m e n t F o r L i n e D i s c o u n t _ L b l > S e r v i c e C o m m i t m e n t F o r L i n e D i s c o u n t _ L b l < / S e r v i c e C o m m i t m e n t F o r L i n e D i s c o u n t _ L b l > - 
-                 < S e r v i c e C o m m i t m e n t F o r L i n e P r i c e _ L b l > S e r v i c e C o m m i t m e n t F o r L i n e P r i c e _ L b l < / S e r v i c e C o m m i t m e n t F o r L i n e P r i c e _ L b l > - 
-                 < S e r v i c e C o m m i t m e n t F o r L i n e > - 
-                     < S e r v i c e C o m m i t m e n t F o r L i n e D e s c r i p t i o n > S e r v i c e C o m m i t m e n t F o r L i n e D e s c r i p t i o n < / S e r v i c e C o m m i t m e n t F o r L i n e D e s c r i p t i o n > - 
-                     < S e r v i c e C o m m i t m e n t F o r L i n e D i s c o u n t > S e r v i c e C o m m i t m e n t F o r L i n e D i s c o u n t < / S e r v i c e C o m m i t m e n t F o r L i n e D i s c o u n t > - 
-                     < S e r v i c e C o m m i t m e n t F o r L i n e L i n e N o > S e r v i c e C o m m i t m e n t F o r L i n e L i n e N o < / S e r v i c e C o m m i t m e n t F o r L i n e L i n e N o > - 
-                     < S e r v i c e C o m m i t m e n t F o r L i n e P r i c e > S e r v i c e C o m m i t m e n t F o r L i n e P r i c e < / S e r v i c e C o m m i t m e n t F o r L i n e P r i c e > - 
-                 < / S e r v i c e C o m m i t m e n t F o r L i n e > - 
-             < / S e r v i c e C o m m i t m e n t H e a d e r F o r S a l e s L i n e > - 
          < / L i n e >   
          < W o r k D e s c r i p t i o n L i n e s > @@ -6050,22 +6100,22 @@
  
              < N o O f V A T I d e n t i f i e r s > N o O f V A T I d e n t i f i e r s < / N o O f V A T I d e n t i f i e r s >   
+             < V A T A m o u n t L C Y _ V A T A m o u n t L i n e > V A T A m o u n t L C Y _ V A T A m o u n t L i n e < / V A T A m o u n t L C Y _ V A T A m o u n t L i n e > + 
+             < V A T A m o u n t L C Y _ V A T A m o u n t L i n e _ L b l > V A T A m o u n t L C Y _ V A T A m o u n t L i n e _ L b l < / V A T A m o u n t L C Y _ V A T A m o u n t L i n e _ L b l > + 
              < V A T A m o u n t _ V a t A m o u n t L i n e > V A T A m o u n t _ V a t A m o u n t L i n e < / V A T A m o u n t _ V a t A m o u n t L i n e >   
              < V A T A m o u n t _ V a t A m o u n t L i n e _ L b l > V A T A m o u n t _ V a t A m o u n t L i n e _ L b l < / V A T A m o u n t _ V a t A m o u n t L i n e _ L b l >   
-             < V A T A m o u n t L C Y _ V A T A m o u n t L i n e > V A T A m o u n t L C Y _ V A T A m o u n t L i n e < / V A T A m o u n t L C Y _ V A T A m o u n t L i n e > - 
-             < V A T A m o u n t L C Y _ V A T A m o u n t L i n e _ L b l > V A T A m o u n t L C Y _ V A T A m o u n t L i n e _ L b l < / V A T A m o u n t L C Y _ V A T A m o u n t L i n e _ L b l > +             < V A T B a s e L C Y _ V A T A m o u n t L i n e > V A T B a s e L C Y _ V A T A m o u n t L i n e < / V A T B a s e L C Y _ V A T A m o u n t L i n e > + 
+             < V A T B a s e L C Y _ V A T A m o u n t L i n e _ L b l > V A T B a s e L C Y _ V A T A m o u n t L i n e _ L b l < / V A T B a s e L C Y _ V A T A m o u n t L i n e _ L b l >   
              < V A T B a s e _ V a t A m o u n t L i n e > V A T B a s e _ V a t A m o u n t L i n e < / V A T B a s e _ V a t A m o u n t L i n e >   
              < V A T B a s e _ V a t A m o u n t L i n e _ L b l > V A T B a s e _ V a t A m o u n t L i n e _ L b l < / V A T B a s e _ V a t A m o u n t L i n e _ L b l >   
-             < V A T B a s e L C Y _ V A T A m o u n t L i n e > V A T B a s e L C Y _ V A T A m o u n t L i n e < / V A T B a s e L C Y _ V A T A m o u n t L i n e > - 
-             < V A T B a s e L C Y _ V A T A m o u n t L i n e _ L b l > V A T B a s e L C Y _ V A T A m o u n t L i n e _ L b l < / V A T B a s e L C Y _ V A T A m o u n t L i n e _ L b l > - 
              < V A T I d e n t i f i e r _ V a t A m o u n t L i n e > V A T I d e n t i f i e r _ V a t A m o u n t L i n e < / V A T I d e n t i f i e r _ V a t A m o u n t L i n e >   
              < V A T I d e n t i f i e r _ V a t A m o u n t L i n e _ L b l > V A T I d e n t i f i e r _ V a t A m o u n t L i n e _ L b l < / V A T I d e n t i f i e r _ V a t A m o u n t L i n e _ L b l > @@ -6078,10 +6128,10 @@
  
          < R e p o r t T o t a l s L i n e >   
+             < A m o u n t F o r m a t t e d _ R e p o r t T o t a l s L i n e > A m o u n t F o r m a t t e d _ R e p o r t T o t a l s L i n e < / A m o u n t F o r m a t t e d _ R e p o r t T o t a l s L i n e > + 
              < A m o u n t _ R e p o r t T o t a l s L i n e > A m o u n t _ R e p o r t T o t a l s L i n e < / A m o u n t _ R e p o r t T o t a l s L i n e >   
-             < A m o u n t F o r m a t t e d _ R e p o r t T o t a l s L i n e > A m o u n t F o r m a t t e d _ R e p o r t T o t a l s L i n e < / A m o u n t F o r m a t t e d _ R e p o r t T o t a l s L i n e > - 
              < D e s c r i p t i o n _ R e p o r t T o t a l s L i n e > D e s c r i p t i o n _ R e p o r t T o t a l s L i n e < / D e s c r i p t i o n _ R e p o r t T o t a l s L i n e >   
              < F o n t B o l d _ R e p o r t T o t a l s L i n e > F o n t B o l d _ R e p o r t T o t a l s L i n e < / F o n t B o l d _ R e p o r t T o t a l s L i n e > @@ -6090,26 +6140,6 @@
  
          < / R e p o r t T o t a l s L i n e >   
-         < S e r v i c e C o m m i t m e n t F o r L i n e C a p t i o n > - 
-             < S e r v i c e C o m m i t m e n t F o r L i n e T o t a l T e x t _ L b l > S e r v i c e C o m m i t m e n t F o r L i n e T o t a l T e x t _ L b l < / S e r v i c e C o m m i t m e n t F o r L i n e T o t a l T e x t _ L b l > - 
-         < / S e r v i c e C o m m i t m e n t F o r L i n e C a p t i o n > - 
-         < S e r v i c e C o m m i t m e n t s G r o u p > - 
-             < S e r v i c e C o m m i t m e n t s G r o u p P e r P e r i o d > - 
-                 < S e r v i c e C o m m i t m e n t s G r o u p P e r P e r i o d N a m e > S e r v i c e C o m m i t m e n t s G r o u p P e r P e r i o d N a m e < / S e r v i c e C o m m i t m e n t s G r o u p P e r P e r i o d N a m e > - 
-                 < S e r v i c e C o m m i t m e n t s G r o u p P e r P e r i o d T y p e > S e r v i c e C o m m i t m e n t s G r o u p P e r P e r i o d T y p e < / S e r v i c e C o m m i t m e n t s G r o u p P e r P e r i o d T y p e > - 
-                 < S e r v i c e C o m m i t m e n t s G r o u p P e r P e r i o d V a l u e > S e r v i c e C o m m i t m e n t s G r o u p P e r P e r i o d V a l u e < / S e r v i c e C o m m i t m e n t s G r o u p P e r P e r i o d V a l u e > - 
-             < / S e r v i c e C o m m i t m e n t s G r o u p P e r P e r i o d > - 
-         < / S e r v i c e C o m m i t m e n t s G r o u p > - 
          < L e t t e r T e x t >   
              < B o d y T e x t > B o d y T e x t < / B o d y T e x t > @@ -6129,8 +6159,6 @@
              < C u r r e n c y S y m b o l > C u r r e n c y S y m b o l < / C u r r e n c y S y m b o l >   
              < T o t a l A m o u n t I n c l u d i n g V A T > T o t a l A m o u n t I n c l u d i n g V A T < / T o t a l A m o u n t I n c l u d i n g V A T > - 
-             < T o t a l C O 2 e > T o t a l C O 2 e < / T o t a l C O 2 e >   
              < T o t a l E x c l u d i n g V A T T e x t > T o t a l E x c l u d i n g V A T T e x t < / T o t a l E x c l u d i n g V A T T e x t >   
@@ -6167,7 +6195,9 @@
 <b:Sources xmlns:b="http://schemas.openxmlformats.org/officeDocument/2006/bibliography" xmlns="http://schemas.openxmlformats.org/officeDocument/2006/bibliography" SelectedStyle="\APASixthEditionOfficeOnline.xsl" StyleName="APA" Version="6"/>
 </file>
 
-<file path=customXml/item3.xml>��< ? x m l   v e r s i o n = " 1 . 0 "   e n c o d i n g = " u t f - 1 6 " ? > < N a v W o r d R e p o r t X m l P a r t   x m l n s = " u r n : m i c r o s o f t - d y n a m i c s - b u s i n e s s c e n t r a l / i n t e r n a l / e x t e n d e d / r e p o r t s / S t a n d a r d _ S a l e s _ Q u o t e / 1 3 0 4 / " > +<file path=customXml/item3.xml>��< ? x m l   v e r s i o n = " 1 . 0 "   e n c o d i n g = " u t f - 1 6 " ? > + 
+ < N a v W o r d R e p o r t X m l P a r t   x m l n s = " u r n : m i c r o s o f t - d y n a m i c s - b u s i n e s s c e n t r a l / i n t e r n a l / e x t e n d e d / r e p o r t s / S t a n d a r d _ S a l e s _ Q u o t e / 1 3 0 4 / " >   
      < B C R e p o r t I n f o r m a t i o n >   
@@ -6231,30 +6261,354 @@
  
          < / R e p o r t R e q u e s t >   
+         < C o m p a n y M e t a d a t a > + 
+             < C o m p a n y N a m e > C o m p a n y   N a m e < / C o m p a n y N a m e > + 
+             < C o m p a n y D i s p l a y N a m e > C o m p a n y   D i s p l a y   N a m e < / C o m p a n y D i s p l a y N a m e > + 
+             < C o m p a n y A d d r e s s L i n e s > + 
+                 < C o m p a n y A d d r e s s L i n e > C o m p a n y   A d d r e s s   L i n e   1 < / C o m p a n y A d d r e s s L i n e > + 
+                 < C o m p a n y A d d r e s s L i n e > C o m p a n y   A d d r e s s   L i n e   2 < / C o m p a n y A d d r e s s L i n e > + 
+                 < C o m p a n y A d d r e s s L i n e > C o m p a n y   A d d r e s s   L i n e   3 < / C o m p a n y A d d r e s s L i n e > + 
+                 < C o m p a n y A d d r e s s L i n e > C o m p a n y   A d d r e s s   L i n e   4 < / C o m p a n y A d d r e s s L i n e > + 
+                 < C o m p a n y A d d r e s s L i n e > C o m p a n y   A d d r e s s   L i n e   5 < / C o m p a n y A d d r e s s L i n e > + 
+                 < C o m p a n y A d d r e s s L i n e > C o m p a n y   A d d r e s s   L i n e   6 < / C o m p a n y A d d r e s s L i n e > + 
+                 < C o m p a n y A d d r e s s L i n e > C o m p a n y   A d d r e s s   L i n e   7 < / C o m p a n y A d d r e s s L i n e > + 
+                 < C o m p a n y A d d r e s s L i n e > C o m p a n y   A d d r e s s   L i n e   8 < / C o m p a n y A d d r e s s L i n e > + 
+             < / C o m p a n y A d d r e s s L i n e s > + 
+             < C o m p a n y P h o n e > C o m p a n y   P h o n e < / C o m p a n y P h o n e > + 
+             < C o m p a n y P h o n e C a p t i o n > C o m p a n y   P h o n e   C a p t i o n < / C o m p a n y P h o n e C a p t i o n > + 
+             < C o m p a n y F a x N o > C o m p a n y   F a x   N o . < / C o m p a n y F a x N o > + 
+             < C o m p a n y F a x N o C a p t i o n > C o m p a n y   F a x   N o .   C a p t i o n < / C o m p a n y F a x N o C a p t i o n > + 
+             < C o m p a n y E m a i l > C o m p a n y   E m a i l < / C o m p a n y E m a i l > + 
+             < C o m p a n y E m a i l C a p t i o n > C o m p a n y   E m a i l   C a p t i o n < / C o m p a n y E m a i l C a p t i o n > + 
+             < C o m p a n y H o m e P a g e > C o m p a n y   H o m e   P a g e < / C o m p a n y H o m e P a g e > + 
+             < C o m p a n y H o m e P a g e C a p t i o n > C o m p a n y   H o m e   P a g e   C a p t i o n < / C o m p a n y H o m e P a g e C a p t i o n > + 
+             < C o m p a n y L o g o > C o m p a n y   L o g o < / C o m p a n y L o g o > + 
+             < C o m p a n y V A T R e g i s t r a t i o n N o > C o m p a n y   V A T   R e g i s t r a t i o n   N o . < / C o m p a n y V A T R e g i s t r a t i o n N o > + 
+             < C o m p a n y V A T R e g i s t r a t i o n N o C a p t i o n > C o m p a n y   V A T   R e g i s t r a t i o n   N o .   C a p t i o n < / C o m p a n y V A T R e g i s t r a t i o n N o C a p t i o n > + 
+             < C o m p a n y R e g i s t r a t i o n N o > C o m p a n y   R e g i s t r a t i o n   N o . < / C o m p a n y R e g i s t r a t i o n N o > + 
+             < C o m p a n y R e g i s t r a t i o n N o C a p t i o n > C o m p a n y   R e g i s t r a t i o n   N o .   C a p t i o n < / C o m p a n y R e g i s t r a t i o n N o C a p t i o n > + 
+             < C o m p a n y B a n k N a m e > C o m p a n y   B a n k   N a m e < / C o m p a n y B a n k N a m e > + 
+             < C o m p a n y B a n k N a m e C a p t i o n > C o m p a n y   B a n k   N a m e   C a p t i o n < / C o m p a n y B a n k N a m e C a p t i o n > + 
+             < C o m p a n y B a n k A c c o u n t N o > C o m p a n y   B a n k   A c c o u n t   N o . < / C o m p a n y B a n k A c c o u n t N o > + 
+             < C o m p a n y B a n k A c c o u n t N o C a p t i o n > C o m p a n y   B a n k   A c c o u n t   N o .   C a p t i o n < / C o m p a n y B a n k A c c o u n t N o C a p t i o n > + 
+             < C o m p a n y B a n k B r a n c h N o > C o m p a n y   B a n k   B r a n c h   N o . < / C o m p a n y B a n k B r a n c h N o > + 
+             < C o m p a n y B a n k B r a n c h N o C a p t i o n > C o m p a n y   B a n k   B r a n c h   N o .   C a p t i o n < / C o m p a n y B a n k B r a n c h N o C a p t i o n > + 
+             < C o m p a n y I B A N > C o m p a n y   I B A N < / C o m p a n y I B A N > + 
+             < C o m p a n y I B A N C a p t i o n > C o m p a n y   I B A N   C a p t i o n < / C o m p a n y I B A N C a p t i o n > + 
+             < C o m p a n y B a n k S W I F T > C o m p a n y   B a n k   S W I F T < / C o m p a n y B a n k S W I F T > + 
+             < C o m p a n y B a n k S W I F T C a p t i o n > C o m p a n y   B a n k   S W I F T   C a p t i o n < / C o m p a n y B a n k S W I F T C a p t i o n > + 
+             < C o m p a n y G i r o N o > C o m p a n y   G i r o   N o . < / C o m p a n y G i r o N o > + 
+             < C o m p a n y G i r o N o C a p t i o n > C o m p a n y   G i r o   N o .   C a p t i o n < / C o m p a n y G i r o N o C a p t i o n > + 
+         < / C o m p a n y M e t a d a t a > + 
      < / B C R e p o r t I n f o r m a t i o n >   
-     < T o o l t i p s / > +     < T o o l t i p s > + 
+         < T o o l t i p   c o l u m n = " C o m p a n y H o m e P a g e "   E l e m e n t I d = " 1 9 8 9 1 8 8 7 0 " > + 
+             < T o o l t i p T e x t   l a n g = " e n - U S " > S p e c i f i e s   y o u r   c o m p a n y ' s   w e b   s i t e . < / T o o l t i p T e x t > + 
+         < / T o o l t i p > + 
+         < T o o l t i p   c o l u m n = " C o m p a n y E M a i l "   E l e m e n t I d = " 1 6 7 7 0 7 4 0 5 8 " > + 
+             < T o o l t i p T e x t   l a n g = " e n - U S " > S p e c i f i e s   t h e   c o m p a n y ' s   e m a i l   a d d r e s s . < / T o o l t i p T e x t > + 
+         < / T o o l t i p > + 
+         < T o o l t i p   c o l u m n = " C o m p a n y P i c t u r e "   E l e m e n t I d = " 1 3 9 7 4 1 1 0 7 4 " > + 
+             < T o o l t i p T e x t   l a n g = " e n - U S " > S p e c i f i e s   t h e   p i c t u r e   t h a t   h a s   b e e n   s e t   u p   f o r   t h e   c o m p a n y ,   s u c h   a s   a   c o m p a n y   l o g o . < / T o o l t i p T e x t > + 
+         < / T o o l t i p > + 
+         < T o o l t i p   c o l u m n = " C o m p a n y P h o n e N o "   E l e m e n t I d = " 2 5 0 4 4 0 6 5 5 " > + 
+             < T o o l t i p T e x t   l a n g = " e n - U S " > S p e c i f i e s   t h e   c o m p a n y ' s   t e l e p h o n e   n u m b e r . < / T o o l t i p T e x t > + 
+         < / T o o l t i p > + 
+         < T o o l t i p   c o l u m n = " C o m p a n y G i r o N o "   E l e m e n t I d = " 1 3 6 0 1 9 6 3 2 0 " > + 
+             < T o o l t i p T e x t   l a n g = " e n - U S " > S p e c i f i e s   t h e   c o m p a n y ' s   g i r o   n u m b e r . < / T o o l t i p T e x t > + 
+         < / T o o l t i p > + 
+         < T o o l t i p   c o l u m n = " C o m p a n y B a n k N a m e "   E l e m e n t I d = " 1 5 3 4 9 0 5 6 0 5 " > + 
+             < T o o l t i p T e x t   l a n g = " e n - U S " > S p e c i f i e s   t h e   n a m e   o f   t h e   b a n k   w h e r e   y o u   h a v e   t h e   b a n k   a c c o u n t . < / T o o l t i p T e x t > + 
+         < / T o o l t i p > + 
+         < T o o l t i p   c o l u m n = " C o m p a n y B a n k B r a n c h N o "   E l e m e n t I d = " 7 9 3 1 3 3 0 5 7 " > + 
+             < T o o l t i p T e x t   l a n g = " e n - U S " > S p e c i f i e s   a   n u m b e r   o f   t h e   b a n k   b r a n c h . < / T o o l t i p T e x t > + 
+         < / T o o l t i p > + 
+         < T o o l t i p   c o l u m n = " C o m p a n y B a n k A c c o u n t N o "   E l e m e n t I d = " 3 0 1 4 0 2 0 4 " > + 
+             < T o o l t i p T e x t   l a n g = " e n - U S " > S p e c i f i e s   t h e   n u m b e r   u s e d   b y   t h e   b a n k   f o r   t h e   b a n k   a c c o u n t . < / T o o l t i p T e x t > + 
+         < / T o o l t i p > + 
+         < T o o l t i p   c o l u m n = " C o m p a n y I B A N "   E l e m e n t I d = " 9 0 6 5 4 9 1 8 2 " > + 
+             < T o o l t i p T e x t   l a n g = " e n - U S " > S p e c i f i e s   t h e   b a n k   a c c o u n t ' s   i n t e r n a t i o n a l   b a n k   a c c o u n t   n u m b e r . < / T o o l t i p T e x t > + 
+         < / T o o l t i p > + 
+         < T o o l t i p   c o l u m n = " C o m p a n y S W I F T "   E l e m e n t I d = " 6 6 8 2 5 0 2 4 5 " > + 
+             < T o o l t i p T e x t   l a n g = " e n - U S " > S p e c i f i e s   t h e   i n t e r n a t i o n a l   b a n k   i d e n t i f i e r   c o d e   ( S W I F T )   o f   t h e   b a n k   w h e r e   y o u   h a v e   t h e   a c c o u n t . < / T o o l t i p T e x t > + 
+         < / T o o l t i p > + 
+         < T o o l t i p   c o l u m n = " E x t e r n a l D o c u m e n t N o "   E l e m e n t I d = " 7 3 3 9 5 3 9 6 6 " > + 
+             < T o o l t i p T e x t   l a n g = " e n - U S " > S p e c i f i e s   a   d o c u m e n t   n u m b e r   t h a t   r e f e r s   t o   t h e   c u s t o m e r ' s   o r   v e n d o r ' s   n u m b e r i n g   s y s t e m . < / T o o l t i p T e x t > + 
+         < / T o o l t i p > + 
+         < T o o l t i p   c o l u m n = " Y o u r R e f e r e n c e "   E l e m e n t I d = " 1 1 0 3 9 9 5 1 " > + 
+             < T o o l t i p T e x t   l a n g = " e n - U S " > S p e c i f i e s   t h e   c u s t o m e r ' s   r e f e r e n c e .   T h e   c o n t e n t   w i l l   b e   p r i n t e d   o n   s a l e s   d o c u m e n t s . < / T o o l t i p T e x t > + 
+         < / T o o l t i p > + 
+         < T o o l t i p   c o l u m n = " S h i p m e n t M e t h o d D e s c r i p t i o n "   E l e m e n t I d = " 2 0 5 9 4 0 3 2 6 0 " > + 
+             < T o o l t i p T e x t   l a n g = " e n - U S " > S p e c i f i e s   a   d e s c r i p t i o n   o f   t h e   s h i p m e n t   m e t h o d . < / T o o l t i p T e x t > + 
+         < / T o o l t i p > + 
+         < T o o l t i p   c o l u m n = " S h i p T o P h o n e N o "   E l e m e n t I d = " 3 6 9 7 0 2 2 5 5 " > + 
+             < T o o l t i p T e x t   l a n g = " e n - U S " > S p e c i f i e s   t h e   t e l e p h o n e   n u m b e r   o f   t h e   c o m p a n y ' s   s h i p p i n g   a d d r e s s . < / T o o l t i p T e x t > + 
+         < / T o o l t i p > + 
+         < T o o l t i p   c o l u m n = " S e l l T o C o n t a c t P h o n e N o "   E l e m e n t I d = " 1 6 1 3 8 2 2 4 8 3 " > + 
+             < T o o l t i p T e x t   l a n g = " e n - U S " > S p e c i f i e s   t h e   c o n t a c t ' s   p h o n e   n u m b e r . < / T o o l t i p T e x t > + 
+         < / T o o l t i p > + 
+         < T o o l t i p   c o l u m n = " S e l l T o C o n t a c t M o b i l e P h o n e N o "   E l e m e n t I d = " 1 8 4 3 5 8 7 4 7 " > + 
+             < T o o l t i p T e x t   l a n g = " e n - U S " > S p e c i f i e s   t h e   c o n t a c t ' s   m o b i l e   t e l e p h o n e   n u m b e r . < / T o o l t i p T e x t > + 
+         < / T o o l t i p > + 
+         < T o o l t i p   c o l u m n = " S e l l T o C o n t a c t E m a i l "   E l e m e n t I d = " 2 6 2 8 2 4 5 6 4 " > + 
+             < T o o l t i p T e x t   l a n g = " e n - U S " > S p e c i f i e s   t h e   e m a i l   a d d r e s s   o f   t h e   c o n t a c t . < / T o o l t i p T e x t > + 
+         < / T o o l t i p > + 
+         < T o o l t i p   c o l u m n = " B i l l T o C o n t a c t P h o n e N o "   E l e m e n t I d = " 3 6 2 4 7 7 4 8 8 " > + 
+             < T o o l t i p T e x t   l a n g = " e n - U S " > S p e c i f i e s   t h e   c o n t a c t ' s   p h o n e   n u m b e r . < / T o o l t i p T e x t > + 
+         < / T o o l t i p > + 
+         < T o o l t i p   c o l u m n = " B i l l T o C o n t a c t M o b i l e P h o n e N o "   E l e m e n t I d = " 2 4 8 4 8 8 6 9 6 " > + 
+             < T o o l t i p T e x t   l a n g = " e n - U S " > S p e c i f i e s   t h e   c o n t a c t ' s   m o b i l e   t e l e p h o n e   n u m b e r . < / T o o l t i p T e x t > + 
+         < / T o o l t i p > + 
+         < T o o l t i p   c o l u m n = " B i l l T o C o n t a c t E m a i l "   E l e m e n t I d = " 3 3 5 8 2 7 8 9 5 " > + 
+             < T o o l t i p T e x t   l a n g = " e n - U S " > S p e c i f i e s   t h e   e m a i l   a d d r e s s   o f   t h e   c o n t a c t . < / T o o l t i p T e x t > + 
+         < / T o o l t i p > + 
+         < T o o l t i p   c o l u m n = " P a y m e n t T e r m s D e s c r i p t i o n "   E l e m e n t I d = " 2 0 3 8 7 4 2 7 0 0 " > + 
+             < T o o l t i p T e x t   l a n g = " e n - U S " > S p e c i f i e s   a n   e x p l a n a t i o n   o f   t h e   p a y m e n t   t e r m s . < / T o o l t i p T e x t > + 
+         < / T o o l t i p > + 
+         < T o o l t i p   c o l u m n = " P a y m e n t M e t h o d D e s c r i p t i o n "   E l e m e n t I d = " 5 8 5 7 5 7 9 7 4 " > + 
+             < T o o l t i p T e x t   l a n g = " e n - U S " > S p e c i f i e s   a   t e x t   t h a t   d e s c r i b e s   t h e   p a y m e n t   m e t h o d . < / T o o l t i p T e x t > + 
+         < / T o o l t i p > + 
+         < T o o l t i p   c o l u m n = " B i l l t o C u s t u m e r N o "   E l e m e n t I d = " 2 8 0 4 7 3 0 5 8 " > + 
+             < T o o l t i p T e x t   l a n g = " e n - U S " > S p e c i f i e s   t h e   n u m b e r   o f   t h e   c u s t o m e r   t h a t   y o u   s e n d   o r   s e n t   t h e   i n v o i c e   o r   c r e d i t   m e m o   t o . < / T o o l t i p T e x t > + 
+         < / T o o l t i p > + 
+         < T o o l t i p   c o l u m n = " D o c u m e n t N o "   E l e m e n t I d = " 9 7 0 3 5 0 5 3 9 " > + 
+             < T o o l t i p T e x t   l a n g = " e n - U S " > S p e c i f i e s   a   u n i q u e   n u m b e r   t h a t   i d e n t i f i e s   t h e   s a l e s   d o c u m e n t .   T h e   n u m b e r   c a n   b e   g e n e r a t e d   a u t o m a t i c a l l y   f r o m   a   n u m b e r   s e r i e s ,   o r   y o u   c a n   n u m b e r   e a c h   o f   t h e m   m a n u a l l y . < / T o o l t i p T e x t > + 
+         < / T o o l t i p > + 
+         < T o o l t i p   c o l u m n = " P r i c e s I n c l u d i n g V A T "   E l e m e n t I d = " 5 1 8 8 1 7 1 6 7 " > + 
+             < T o o l t i p T e x t   l a n g = " e n - U S " > S p e c i f i e s   i f   t h e   U n i t   P r i c e   a n d   L i n e   A m o u n t   f i e l d s   o n   d o c u m e n t   l i n e s   s h o u l d   b e   s h o w n   w i t h   o r   w i t h o u t   V A T . < / T o o l t i p T e x t > + 
+         < / T o o l t i p > + 
+         < T o o l t i p   c o l u m n = " S a l e s P e r s o n N a m e "   E l e m e n t I d = " 8 7 1 4 9 2 9 8 3 " > + 
+             < T o o l t i p T e x t   l a n g = " e n - U S " > S p e c i f i e s   t h e   n a m e   o f   t h e   s a l e s p e r s o n   o r   p u r c h a s e r . < / T o o l t i p T e x t > + 
+         < / T o o l t i p > + 
+         < T o o l t i p   c o l u m n = " S e l l t o C u s t o m e r N o "   E l e m e n t I d = " 2 0 5 0 6 4 7 3 4 9 " > + 
+             < T o o l t i p T e x t   l a n g = " e n - U S " > S p e c i f i e s   t h e   n u m b e r   o f   t h e   c u s t o m e r   t h a t   y o u ' r e   s e l l i n g   t o .   B y   d e f a u l t ,   t h e   s a m e   c u s t o m e r   i s   s u g g e s t e d   a s   t h e   s h i p - t o   c u s t o m e r .   I f   n e e d e d ,   y o u   c a n   s p e c i f y   a   d i f f e r e n t   s h i p - t o   c u s t o m e r   o n   t h e   d o c u m e n t . < / T o o l t i p T e x t > + 
+         < / T o o l t i p > + 
+         < T o o l t i p   c o l u m n = " L i n e N o _ L i n e "   E l e m e n t I d = " 6 9 8 9 8 5 9 7 9 " > + 
+             < T o o l t i p T e x t   l a n g = " e n - U S " > S p e c i f i e s   t h e   l i n e   n u m b e r . < / T o o l t i p T e x t > + 
+         < / T o o l t i p > + 
+         < T o o l t i p   c o l u m n = " A m o u n t E x c l u d i n g V A T _ L i n e "   E l e m e n t I d = " 1 0 6 2 4 6 0 0 4 0 " > + 
+             < T o o l t i p T e x t   l a n g = " e n - U S " > S p e c i f i e s   t h e   s u m   o f   a m o u n t s   i n   t h e   L i n e   A m o u n t   f i e l d   o n   t h e   s a l e s   r e t u r n   o r d e r   l i n e s . < / T o o l t i p T e x t > + 
+         < / T o o l t i p > + 
+         < T o o l t i p   c o l u m n = " D e s c r i p t i o n _ L i n e "   E l e m e n t I d = " 1 4 0 6 8 2 2 3 1 0 " > + 
+             < T o o l t i p T e x t   l a n g = " e n - U S " > S p e c i f i e s   a   d e s c r i p t i o n   o f   t h e   e n t r y   o f   t h e   p r o d u c t   t o   b e   s o l d .   T o   a d d   a   n o n - t r a n s a c t i o n a l   t e x t   l i n e ,   f i l l   i n   t h e   D e s c r i p t i o n   f i e l d   o n l y . < / T o o l t i p T e x t > + 
+         < / T o o l t i p > + 
+         < T o o l t i p   c o l u m n = " L i n e D i s c o u n t P e r c e n t _ L i n e "   E l e m e n t I d = " 9 0 7 8 2 7 4 3 6 " > + 
+             < T o o l t i p T e x t   l a n g = " e n - U S " > S p e c i f i e s   t h e   d i s c o u n t   p e r c e n t a g e   t h a t   i s   g r a n t e d   f o r   t h e   i t e m   o n   t h e   l i n e . < / T o o l t i p T e x t > + 
+         < / T o o l t i p > + 
+         < T o o l t i p   c o l u m n = " I t e m N o _ L i n e "   E l e m e n t I d = " 1 9 1 0 2 9 6 2 8 8 " > + 
+             < T o o l t i p T e x t   l a n g = " e n - U S " > S p e c i f i e s   t h e   n u m b e r   o f   t h e   i n v o l v e d   e n t r y   o r   r e c o r d ,   a c c o r d i n g   t o   t h e   s p e c i f i e d   n u m b e r   s e r i e s . < / T o o l t i p T e x t > + 
+         < / T o o l t i p > + 
+         < T o o l t i p   c o l u m n = " I t e m R e f e r e n c e N o _ L i n e "   E l e m e n t I d = " 9 2 7 2 3 5 7 " > + 
+             < T o o l t i p T e x t   l a n g = " e n - U S " > S p e c i f i e s   t h e   r e f e r e n c e d   i t e m   n u m b e r . < / T o o l t i p T e x t > + 
+         < / T o o l t i p > + 
+         < T o o l t i p   c o l u m n = " U n i t O f M e a s u r e "   E l e m e n t I d = " 1 8 0 8 2 2 8 0 1 8 " > + 
+             < T o o l t i p T e x t   l a n g = " e n - U S " > S p e c i f i e s   t h e   u n i t   o f   m e a s u r e   f o r   t h e   i t e m   o r   r e s o u r c e   o n   t h e   s a l e s   l i n e . < / T o o l t i p T e x t > + 
+         < / T o o l t i p > + 
+         < T o o l t i p   c o l u m n = " I n v o i c e D i s c o u n t A m o u n t _ V A T A m o u n t L i n e "   E l e m e n t I d = " 8 2 4 7 3 0 1 4 1 " > + 
+             < T o o l t i p T e x t   l a n g = " e n - U S " > S p e c i f i e s   t h e   i n v o i c e   d i s c o u n t   a m o u n t   f o r   a   s p e c i f i c   V A T   i d e n t i f i e r . < / T o o l t i p T e x t > + 
+         < / T o o l t i p > + 
+         < T o o l t i p   c o l u m n = " I n v o i c e D i s c o u n t B a s e A m o u n t _ V A T A m o u n t L i n e "   E l e m e n t I d = " 2 0 4 0 3 3 2 2 6 6 " > + 
+             < T o o l t i p T e x t   l a n g = " e n - U S " > S p e c i f i e s   t h e   i n v o i c e   d i s c o u n t   b a s e   a m o u n t . < / T o o l t i p T e x t > + 
+         < / T o o l t i p > + 
+         < T o o l t i p   c o l u m n = " L i n e A m o u n t _ V a t A m o u n t L i n e "   E l e m e n t I d = " 2 1 4 6 5 4 0 1 " > + 
+             < T o o l t i p T e x t   l a n g = " e n - U S " > S p e c i f i e s   t h e   t o t a l   a m o u n t   f o r   s a l e s   o r   p u r c h a s e   l i n e s   w i t h   a   s p e c i f i c   V A T   i d e n t i f i e r . < / T o o l t i p T e x t > + 
+         < / T o o l t i p > + 
+         < T o o l t i p   c o l u m n = " V A T A m o u n t _ V a t A m o u n t L i n e "   E l e m e n t I d = " 1 8 9 1 8 2 0 6 2 0 " > + 
+             < T o o l t i p T e x t   l a n g = " e n - U S " > S p e c i f i e s   t h e   a m o u n t   o f   V A T   t h a t   i s   i n c l u d e d   i n   t h e   t o t a l   a m o u n t . < / T o o l t i p T e x t > + 
+         < / T o o l t i p > + 
+         < T o o l t i p   c o l u m n = " V A T B a s e _ V a t A m o u n t L i n e "   E l e m e n t I d = " 1 4 5 8 9 3 7 8 1 9 " > + 
+             < T o o l t i p T e x t   l a n g = " e n - U S " > S p e c i f i e s   t h e   t o t a l   n e t   a m o u n t   ( a m o u n t   e x c l u d i n g   V A T )   f o r   s a l e s   o r   p u r c h a s e   l i n e s   w i t h   a   s p e c i f i c   V A T   I d e n t i f i e r . < / T o o l t i p T e x t > + 
+         < / T o o l t i p > + 
+         < T o o l t i p   c o l u m n = " V A T I d e n t i f i e r _ V a t A m o u n t L i n e "   E l e m e n t I d = " 1 1 4 2 0 7 0 0 3 5 " > + 
+             < T o o l t i p T e x t   l a n g = " e n - U S " > S p e c i f i e s   t h e   V A T   I d e n t i f i e r   v a l u e . < / T o o l t i p T e x t > + 
+         < / T o o l t i p > + 
+         < T o o l t i p   c o l u m n = " V A T P c t _ V a t A m o u n t L i n e "   E l e m e n t I d = " 1 4 5 3 5 4 2 7 7 7 " > + 
+             < T o o l t i p T e x t   l a n g = " e n - U S " > S p e c i f i e s   t h e   V A T   %   t h a t   w a s   u s e d   o n   t h e   s a l e s   o r   p u r c h a s e   l i n e s   w i t h   t h i s   V A T   I d e n t i f i e r . < / T o o l t i p T e x t > + 
+         < / T o o l t i p > + 
+     < / T o o l t i p s >   
      < H e a d e r   E l e m e n t T y p e = " D a t a I t e m "   E l e m e n t I d = " 1 2 4 0 3 7 3 8 8 6 " >   
          < B i l l T o C o n t a c t E m a i l   E l e m e n t T y p e = " C o l u m n "   E l e m e n t I d = " 3 3 5 8 2 7 8 9 5 "   D a t a T y p e = " T e x t " > B i l l T o C o n t a c t E m a i l < / B i l l T o C o n t a c t E m a i l >   
-         < B i l l T o C o n t a c t E m a i l L b l   E l e m e n t T y p e = " C o l u m n "   E l e m e n t I d = " 2 9 6 4 7 8 3 6 5 "   D a t a T y p e = " T e x t C o n s t " > B i l l T o C o n t a c t E m a i l L b l < / B i l l T o C o n t a c t E m a i l L b l > +         < B i l l T o C o n t a c t E m a i l L b l   E l e m e n t T y p e = " C o l u m n "   E l e m e n t I d = " 2 9 6 4 7 8 3 6 5 "   D a t a T y p e = " L a b e l " > B i l l T o C o n t a c t E m a i l L b l < / B i l l T o C o n t a c t E m a i l L b l >   
          < B i l l T o C o n t a c t M o b i l e P h o n e N o   E l e m e n t T y p e = " C o l u m n "   E l e m e n t I d = " 2 4 8 4 8 8 6 9 6 "   D a t a T y p e = " T e x t " > B i l l T o C o n t a c t M o b i l e P h o n e N o < / B i l l T o C o n t a c t M o b i l e P h o n e N o >   
-         < B i l l T o C o n t a c t M o b i l e P h o n e N o L b l   E l e m e n t T y p e = " C o l u m n "   E l e m e n t I d = " 2 7 6 3 1 1 3 3 8 "   D a t a T y p e = " T e x t C o n s t " > B i l l T o C o n t a c t M o b i l e P h o n e N o L b l < / B i l l T o C o n t a c t M o b i l e P h o n e N o L b l > +         < B i l l T o C o n t a c t M o b i l e P h o n e N o L b l   E l e m e n t T y p e = " C o l u m n "   E l e m e n t I d = " 2 7 6 3 1 1 3 3 8 "   D a t a T y p e = " L a b e l " > B i l l T o C o n t a c t M o b i l e P h o n e N o L b l < / B i l l T o C o n t a c t M o b i l e P h o n e N o L b l >   
          < B i l l T o C o n t a c t P h o n e N o   E l e m e n t T y p e = " C o l u m n "   E l e m e n t I d = " 3 6 2 4 7 7 4 8 8 "   D a t a T y p e = " T e x t " > B i l l T o C o n t a c t P h o n e N o < / B i l l T o C o n t a c t P h o n e N o >   
-         < B i l l T o C o n t a c t P h o n e N o L b l   E l e m e n t T y p e = " C o l u m n "   E l e m e n t I d = " 2 1 2 3 3 4 5 9 6 6 "   D a t a T y p e = " T e x t C o n s t " > B i l l T o C o n t a c t P h o n e N o L b l < / B i l l T o C o n t a c t P h o n e N o L b l > +         < B i l l T o C o n t a c t P h o n e N o L b l   E l e m e n t T y p e = " C o l u m n "   E l e m e n t I d = " 2 1 2 3 3 4 5 9 6 6 "   D a t a T y p e = " L a b e l " > B i l l T o C o n t a c t P h o n e N o L b l < / B i l l T o C o n t a c t P h o n e N o L b l >   
          < B i l l t o C u s t o m e r N o _ L b l   E l e m e n t T y p e = " C o l u m n "   E l e m e n t I d = " 3 6 9 3 0 7 8 1 3 "   D a t a T y p e = " S t r i n g " > B i l l t o C u s t o m e r N o _ L b l < / B i l l t o C u s t o m e r N o _ L b l >   
          < B i l l t o C u s t u m e r N o   E l e m e n t T y p e = " C o l u m n "   E l e m e n t I d = " 2 8 0 4 7 3 0 5 8 "   D a t a T y p e = " C o d e " > B i l l t o C u s t u m e r N o < / B i l l t o C u s t u m e r N o >   
-         < C O 2 e P e r U n i t _ L b l   E l e m e n t T y p e = " C o l u m n "   E l e m e n t I d = " 6 0 8 7 4 6 8 0 2 "   D a t a T y p e = " T e x t " > C O 2 e P e r U n i t _ L b l < / C O 2 e P e r U n i t _ L b l > - 
          < C o m p a n y A d d r e s s 1   E l e m e n t T y p e = " C o l u m n "   E l e m e n t I d = " 1 8 8 4 1 6 4 3 2 3 "   D a t a T y p e = " T e x t " > C o m p a n y A d d r e s s 1 < / C o m p a n y A d d r e s s 1 >   
          < C o m p a n y A d d r e s s 2   E l e m e n t T y p e = " C o l u m n "   E l e m e n t I d = " 1 2 4 6 4 6 7 7 0 6 "   D a t a T y p e = " T e x t " > C o m p a n y A d d r e s s 2 < / C o m p a n y A d d r e s s 2 > @@ -6273,7 +6627,7 @@
  
          < C o m p a n y B a n k A c c o u n t N o   E l e m e n t T y p e = " C o l u m n "   E l e m e n t I d = " 3 0 1 4 0 2 0 4 "   D a t a T y p e = " T e x t " > C o m p a n y B a n k A c c o u n t N o < / C o m p a n y B a n k A c c o u n t N o >   
-         < C o m p a n y B a n k A c c o u n t N o _ L b l   E l e m e n t T y p e = " C o l u m n "   E l e m e n t I d = " 1 0 9 7 7 4 3 3 4 5 "   D a t a T y p e = " T e x t C o n s t " > C o m p a n y B a n k A c c o u n t N o _ L b l < / C o m p a n y B a n k A c c o u n t N o _ L b l > +         < C o m p a n y B a n k A c c o u n t N o _ L b l   E l e m e n t T y p e = " C o l u m n "   E l e m e n t I d = " 1 0 9 7 7 4 3 3 4 5 "   D a t a T y p e = " L a b e l " > C o m p a n y B a n k A c c o u n t N o _ L b l < / C o m p a n y B a n k A c c o u n t N o _ L b l >   
          < C o m p a n y B a n k B r a n c h N o   E l e m e n t T y p e = " C o l u m n "   E l e m e n t I d = " 7 9 3 1 3 3 0 5 7 "   D a t a T y p e = " T e x t " > C o m p a n y B a n k B r a n c h N o < / C o m p a n y B a n k B r a n c h N o >   
@@ -6281,7 +6635,7 @@
  
          < C o m p a n y B a n k N a m e   E l e m e n t T y p e = " C o l u m n "   E l e m e n t I d = " 1 5 3 4 9 0 5 6 0 5 "   D a t a T y p e = " T e x t " > C o m p a n y B a n k N a m e < / C o m p a n y B a n k N a m e >   
-         < C o m p a n y B a n k N a m e _ L b l   E l e m e n t T y p e = " C o l u m n "   E l e m e n t I d = " 1 2 0 4 3 0 7 0 1 4 "   D a t a T y p e = " T e x t C o n s t " > C o m p a n y B a n k N a m e _ L b l < / C o m p a n y B a n k N a m e _ L b l > +         < C o m p a n y B a n k N a m e _ L b l   E l e m e n t T y p e = " C o l u m n "   E l e m e n t I d = " 1 2 0 4 3 0 7 0 1 4 "   D a t a T y p e = " L a b e l " > C o m p a n y B a n k N a m e _ L b l < / C o m p a n y B a n k N a m e _ L b l >   
          < C o m p a n y C u s t o m G i r o   E l e m e n t T y p e = " C o l u m n "   E l e m e n t I d = " 1 6 7 0 4 7 5 7 9 8 "   D a t a T y p e = " T e x t " > C o m p a n y C u s t o m G i r o < / C o m p a n y C u s t o m G i r o >   
@@ -6291,7 +6645,7 @@
  
          < C o m p a n y G i r o N o   E l e m e n t T y p e = " C o l u m n "   E l e m e n t I d = " 1 3 6 0 1 9 6 3 2 0 "   D a t a T y p e = " T e x t " > C o m p a n y G i r o N o < / C o m p a n y G i r o N o >   
-         < C o m p a n y G i r o N o _ L b l   E l e m e n t T y p e = " C o l u m n "   E l e m e n t I d = " 8 6 1 6 0 2 1 1 5 "   D a t a T y p e = " T e x t C o n s t " > C o m p a n y G i r o N o _ L b l < / C o m p a n y G i r o N o _ L b l > +         < C o m p a n y G i r o N o _ L b l   E l e m e n t T y p e = " C o l u m n "   E l e m e n t I d = " 8 6 1 6 0 2 1 1 5 "   D a t a T y p e = " L a b e l " > C o m p a n y G i r o N o _ L b l < / C o m p a n y G i r o N o _ L b l >   
          < C o m p a n y H o m e P a g e   E l e m e n t T y p e = " C o l u m n "   E l e m e n t I d = " 1 9 8 9 1 8 8 7 0 "   D a t a T y p e = " T e x t " > C o m p a n y H o m e P a g e < / C o m p a n y H o m e P a g e >   
@@ -6309,9 +6663,9 @@
  
          < C o m p a n y P h o n e N o   E l e m e n t T y p e = " C o l u m n "   E l e m e n t I d = " 2 5 0 4 4 0 6 5 5 "   D a t a T y p e = " T e x t " > C o m p a n y P h o n e N o < / C o m p a n y P h o n e N o >   
-         < C o m p a n y P h o n e N o _ L b l   E l e m e n t T y p e = " C o l u m n "   E l e m e n t I d = " 5 5 8 5 9 3 5 8 6 "   D a t a T y p e = " T e x t C o n s t " > C o m p a n y P h o n e N o _ L b l < / C o m p a n y P h o n e N o _ L b l > - 
-         < C o m p a n y P i c t u r e   E l e m e n t T y p e = " C o l u m n "   E l e m e n t I d = " 1 3 9 7 4 1 1 0 7 4 "   D a t a T y p e = " B L O B " / > +         < C o m p a n y P h o n e N o _ L b l   E l e m e n t T y p e = " C o l u m n "   E l e m e n t I d = " 5 5 8 5 9 3 5 8 6 "   D a t a T y p e = " L a b e l " > C o m p a n y P h o n e N o _ L b l < / C o m p a n y P h o n e N o _ L b l > + 
+         < C o m p a n y P i c t u r e   E l e m e n t T y p e = " C o l u m n "   E l e m e n t I d = " 1 3 9 7 4 1 1 0 7 4 "   D a t a T y p e = " B l o b "   / >   
          < C o m p a n y R e g i s t r a t i o n N u m b e r   E l e m e n t T y p e = " C o l u m n "   E l e m e n t I d = " 2 0 2 3 6 3 9 4 2 4 "   D a t a T y p e = " T e x t " > C o m p a n y R e g i s t r a t i o n N u m b e r < / C o m p a n y R e g i s t r a t i o n N u m b e r >   
@@ -6331,7 +6685,7 @@
  
          < C o n t a c t _ L b l   E l e m e n t T y p e = " C o l u m n "   E l e m e n t I d = " 1 1 5 5 0 9 4 7 5 2 "   D a t a T y p e = " T e x t " > C o n t a c t _ L b l < / C o n t a c t _ L b l >   
-         < C o p y _ L b l   E l e m e n t T y p e = " C o l u m n "   E l e m e n t I d = " 6 0 4 7 8 2 7 8 1 "   D a t a T y p e = " T e x t C o n s t " > C o p y _ L b l < / C o p y _ L b l > +         < C o p y _ L b l   E l e m e n t T y p e = " C o l u m n "   E l e m e n t I d = " 6 0 4 7 8 2 7 8 1 "   D a t a T y p e = " L a b e l " > C o p y _ L b l < / C o p y _ L b l >   
          < C u s t o m e r A d d r e s s 1   E l e m e n t T y p e = " C o l u m n "   E l e m e n t I d = " 1 8 0 1 9 6 6 4 5 4 "   D a t a T y p e = " T e x t " > C u s t o m e r A d d r e s s 1 < / C u s t o m e r A d d r e s s 1 >   
@@ -6351,8 +6705,6 @@
  
          < C u s t o m e r P o s t a l B a r C o d e   E l e m e n t T y p e = " C o l u m n "   E l e m e n t I d = " 3 9 8 5 8 0 6 8 8 "   D a t a T y p e = " T e x t " > C u s t o m e r P o s t a l B a r C o d e < / C u s t o m e r P o s t a l B a r C o d e >   
-         < D i s c l a i m e r _ L b l   E l e m e n t T y p e = " C o l u m n "   E l e m e n t I d = " 3 8 1 6 6 9 2 0 5 "   D a t a T y p e = " T e x t " > D i s c l a i m e r _ L b l < / D i s c l a i m e r _ L b l > - 
          < D o c u m e n t C o p y T e x t   E l e m e n t T y p e = " C o l u m n "   E l e m e n t I d = " 1 8 2 4 9 4 6 0 4 6 "   D a t a T y p e = " S t r i n g " > D o c u m e n t C o p y T e x t < / D o c u m e n t C o p y T e x t >   
          < D o c u m e n t D a t e   E l e m e n t T y p e = " C o l u m n "   E l e m e n t I d = " 5 5 2 8 7 1 9 1 4 "   D a t a T y p e = " S t r i n g " > D o c u m e n t D a t e < / D o c u m e n t D a t e > @@ -6361,21 +6713,21 @@
  
          < D o c u m e n t N o   E l e m e n t T y p e = " C o l u m n "   E l e m e n t I d = " 9 7 0 3 5 0 5 3 9 "   D a t a T y p e = " C o d e " > D o c u m e n t N o < / D o c u m e n t N o >   
-         < D o c u m e n t N o _ L b l   E l e m e n t T y p e = " C o l u m n "   E l e m e n t I d = " 7 8 9 7 9 5 9 7 8 "   D a t a T y p e = " T e x t C o n s t " > D o c u m e n t N o _ L b l < / D o c u m e n t N o _ L b l > - 
-         < D o c u m e n t T i t l e _ L b l   E l e m e n t T y p e = " C o l u m n "   E l e m e n t I d = " 8 5 8 4 2 3 9 2 9 "   D a t a T y p e = " T e x t C o n s t " > D o c u m e n t T i t l e _ L b l < / D o c u m e n t T i t l e _ L b l > +         < D o c u m e n t N o _ L b l   E l e m e n t T y p e = " C o l u m n "   E l e m e n t I d = " 7 8 9 7 9 5 9 7 8 "   D a t a T y p e = " L a b e l " > D o c u m e n t N o _ L b l < / D o c u m e n t N o _ L b l > + 
+         < D o c u m e n t T i t l e _ L b l   E l e m e n t T y p e = " C o l u m n "   E l e m e n t I d = " 8 5 8 4 2 3 9 2 9 "   D a t a T y p e = " L a b e l " > D o c u m e n t T i t l e _ L b l < / D o c u m e n t T i t l e _ L b l >   
          < D u e D a t e   E l e m e n t T y p e = " C o l u m n "   E l e m e n t I d = " 7 4 5 1 7 0 2 0 3 "   D a t a T y p e = " S t r i n g " > D u e D a t e < / D u e D a t e >   
          < D u e D a t e _ L b l   E l e m e n t T y p e = " C o l u m n "   E l e m e n t I d = " 1 6 4 8 2 8 4 6 4 8 "   D a t a T y p e = " S t r i n g " > D u e D a t e _ L b l < / D u e D a t e _ L b l >   
-         < E M a i l _ L b l   E l e m e n t T y p e = " C o l u m n "   E l e m e n t I d = " 1 4 3 8 8 6 8 0 1 2 "   D a t a T y p e = " T e x t C o n s t " > E M a i l _ L b l < / E M a i l _ L b l > - 
-         < E s t i m a t e _ L b l   E l e m e n t T y p e = " C o l u m n "   E l e m e n t I d = " 2 0 9 6 4 3 4 6 2 2 "   D a t a T y p e = " T e x t C o n s t " > E s t i m a t e _ L b l < / E s t i m a t e _ L b l > - 
-         < E s t i m a t e B o d y _ L b l   E l e m e n t T y p e = " C o l u m n "   E l e m e n t I d = " 1 0 4 4 3 4 7 9 8 6 "   D a t a T y p e = " T e x t C o n s t " > E s t i m a t e B o d y _ L b l < / E s t i m a t e B o d y _ L b l > - 
-         < E s t i m a t e F o r _ L b l   E l e m e n t T y p e = " C o l u m n "   E l e m e n t I d = " 1 7 6 1 6 6 6 0 1 3 "   D a t a T y p e = " T e x t C o n s t " > E s t i m a t e F o r _ L b l < / E s t i m a t e F o r _ L b l > +         < E M a i l _ L b l   E l e m e n t T y p e = " C o l u m n "   E l e m e n t I d = " 1 4 3 8 8 6 8 0 1 2 "   D a t a T y p e = " L a b e l " > E M a i l _ L b l < / E M a i l _ L b l > + 
+         < E s t i m a t e B o d y _ L b l   E l e m e n t T y p e = " C o l u m n "   E l e m e n t I d = " 1 0 4 4 3 4 7 9 8 6 "   D a t a T y p e = " L a b e l " > E s t i m a t e B o d y _ L b l < / E s t i m a t e B o d y _ L b l > + 
+         < E s t i m a t e F o r _ L b l   E l e m e n t T y p e = " C o l u m n "   E l e m e n t I d = " 1 7 6 1 6 6 6 0 1 3 "   D a t a T y p e = " L a b e l " > E s t i m a t e F o r _ L b l < / E s t i m a t e F o r _ L b l > + 
+         < E s t i m a t e _ L b l   E l e m e n t T y p e = " C o l u m n "   E l e m e n t I d = " 2 0 9 6 4 3 4 6 2 2 "   D a t a T y p e = " L a b e l " > E s t i m a t e _ L b l < / E s t i m a t e _ L b l >   
          < E x c h a n g e R a t e A s T e x t   E l e m e n t T y p e = " C o l u m n "   E l e m e n t I d = " 5 9 2 9 5 5 8 4 5 "   D a t a T y p e = " T e x t " > E x c h a n g e R a t e A s T e x t < / E x c h a n g e R a t e A s T e x t >   
@@ -6383,75 +6735,73 @@
  
          < E x t e r n a l D o c u m e n t N o L b l   E l e m e n t T y p e = " C o l u m n "   E l e m e n t I d = " 7 8 3 2 8 7 4 5 2 "   D a t a T y p e = " S t r i n g " > E x t e r n a l D o c u m e n t N o L b l < / E x t e r n a l D o c u m e n t N o L b l >   
-         < F r o m _ L b l   E l e m e n t T y p e = " C o l u m n "   E l e m e n t I d = " 4 8 5 4 2 6 1 3 8 "   D a t a T y p e = " T e x t C o n s t " > F r o m _ L b l < / F r o m _ L b l > - 
-         < H o m e P a g e _ L b l   E l e m e n t T y p e = " C o l u m n "   E l e m e n t I d = " 1 4 3 3 5 9 2 3 0 0 "   D a t a T y p e = " T e x t C o n s t " > H o m e P a g e _ L b l < / H o m e P a g e _ L b l > - 
-         < I n v o i c e D i s c o u n t A m o u n t _ L b l   E l e m e n t T y p e = " C o l u m n "   E l e m e n t I d = " 1 5 9 3 0 1 2 7 3 6 "   D a t a T y p e = " T e x t C o n s t " > I n v o i c e D i s c o u n t A m o u n t _ L b l < / I n v o i c e D i s c o u n t A m o u n t _ L b l > - 
-         < I n v o i c e D i s c o u n t B a s e A m o u n t _ L b l   E l e m e n t T y p e = " C o l u m n "   E l e m e n t I d = " 2 0 2 9 2 6 6 8 7 5 "   D a t a T y p e = " T e x t C o n s t " > I n v o i c e D i s c o u n t B a s e A m o u n t _ L b l < / I n v o i c e D i s c o u n t B a s e A m o u n t _ L b l > +         < F r o m _ L b l   E l e m e n t T y p e = " C o l u m n "   E l e m e n t I d = " 4 8 5 4 2 6 1 3 8 "   D a t a T y p e = " L a b e l " > F r o m _ L b l < / F r o m _ L b l > + 
+         < H o m e P a g e _ L b l   E l e m e n t T y p e = " C o l u m n "   E l e m e n t I d = " 1 4 3 3 5 9 2 3 0 0 "   D a t a T y p e = " L a b e l " > H o m e P a g e _ L b l < / H o m e P a g e _ L b l > + 
+         < I n v o i c e D i s c o u n t A m o u n t _ L b l   E l e m e n t T y p e = " C o l u m n "   E l e m e n t I d = " 1 5 9 3 0 1 2 7 3 6 "   D a t a T y p e = " L a b e l " > I n v o i c e D i s c o u n t A m o u n t _ L b l < / I n v o i c e D i s c o u n t A m o u n t _ L b l > + 
+         < I n v o i c e D i s c o u n t B a s e A m o u n t _ L b l   E l e m e n t T y p e = " C o l u m n "   E l e m e n t I d = " 2 0 2 9 2 6 6 8 7 5 "   D a t a T y p e = " L a b e l " > I n v o i c e D i s c o u n t B a s e A m o u n t _ L b l < / I n v o i c e D i s c o u n t B a s e A m o u n t _ L b l >   
          < L e g a l E n t i t y T y p e   E l e m e n t T y p e = " C o l u m n "   E l e m e n t I d = " 2 0 5 1 8 7 3 5 6 3 "   D a t a T y p e = " T e x t " > L e g a l E n t i t y T y p e < / L e g a l E n t i t y T y p e >   
          < L e g a l E n t i t y T y p e _ L b l   E l e m e n t T y p e = " C o l u m n "   E l e m e n t I d = " 2 0 8 0 2 2 4 7 9 2 "   D a t a T y p e = " T e x t " > L e g a l E n t i t y T y p e _ L b l < / L e g a l E n t i t y T y p e _ L b l >   
-         < L i n e A m o u n t A f t e r I n v o i c e D i s c o u n t _ L b l   E l e m e n t T y p e = " C o l u m n "   E l e m e n t I d = " 6 7 3 7 2 1 0 9 4 "   D a t a T y p e = " T e x t C o n s t " > L i n e A m o u n t A f t e r I n v o i c e D i s c o u n t _ L b l < / L i n e A m o u n t A f t e r I n v o i c e D i s c o u n t _ L b l > - 
-         < L o c a l C u r r e n c y _ L b l   E l e m e n t T y p e = " C o l u m n "   E l e m e n t I d = " 1 5 5 9 6 9 3 4 2 2 "   D a t a T y p e = " T e x t C o n s t " > L o c a l C u r r e n c y _ L b l < / L o c a l C u r r e n c y _ L b l > - 
-         < P a g e _ L b l   E l e m e n t T y p e = " C o l u m n "   E l e m e n t I d = " 6 8 0 6 4 8 0 9 1 "   D a t a T y p e = " T e x t C o n s t " > P a g e _ L b l < / P a g e _ L b l > +         < L i n e A m o u n t A f t e r I n v o i c e D i s c o u n t _ L b l   E l e m e n t T y p e = " C o l u m n "   E l e m e n t I d = " 6 7 3 7 2 1 0 9 4 "   D a t a T y p e = " L a b e l " > L i n e A m o u n t A f t e r I n v o i c e D i s c o u n t _ L b l < / L i n e A m o u n t A f t e r I n v o i c e D i s c o u n t _ L b l > + 
+         < L o c a l C u r r e n c y _ L b l   E l e m e n t T y p e = " C o l u m n "   E l e m e n t I d = " 1 5 5 9 6 9 3 4 2 2 "   D a t a T y p e = " L a b e l " > L o c a l C u r r e n c y _ L b l < / L o c a l C u r r e n c y _ L b l > + 
+         < P a g e _ L b l   E l e m e n t T y p e = " C o l u m n "   E l e m e n t I d = " 6 8 0 6 4 8 0 9 1 "   D a t a T y p e = " L a b e l " > P a g e _ L b l < / P a g e _ L b l >   
          < P a y m e n t M e t h o d D e s c r i p t i o n   E l e m e n t T y p e = " C o l u m n "   E l e m e n t I d = " 5 8 5 7 5 7 9 7 4 "   D a t a T y p e = " T e x t " > P a y m e n t M e t h o d D e s c r i p t i o n < / P a y m e n t M e t h o d D e s c r i p t i o n >   
-         < P a y m e n t M e t h o d D e s c r i p t i o n _ L b l   E l e m e n t T y p e = " C o l u m n "   E l e m e n t I d = " 7 9 7 1 1 7 3 2 3 "   D a t a T y p e = " T e x t C o n s t " > P a y m e n t M e t h o d D e s c r i p t i o n _ L b l < / P a y m e n t M e t h o d D e s c r i p t i o n _ L b l > +         < P a y m e n t M e t h o d D e s c r i p t i o n _ L b l   E l e m e n t T y p e = " C o l u m n "   E l e m e n t I d = " 7 9 7 1 1 7 3 2 3 "   D a t a T y p e = " L a b e l " > P a y m e n t M e t h o d D e s c r i p t i o n _ L b l < / P a y m e n t M e t h o d D e s c r i p t i o n _ L b l >   
          < P a y m e n t T e r m s D e s c r i p t i o n   E l e m e n t T y p e = " C o l u m n "   E l e m e n t I d = " 2 0 3 8 7 4 2 7 0 0 "   D a t a T y p e = " T e x t " > P a y m e n t T e r m s D e s c r i p t i o n < / P a y m e n t T e r m s D e s c r i p t i o n >   
-         < P a y m e n t T e r m s D e s c r i p t i o n _ L b l   E l e m e n t T y p e = " C o l u m n "   E l e m e n t I d = " 1 8 7 4 4 9 4 3 2 1 "   D a t a T y p e = " T e x t C o n s t " > P a y m e n t T e r m s D e s c r i p t i o n _ L b l < / P a y m e n t T e r m s D e s c r i p t i o n _ L b l > +         < P a y m e n t T e r m s D e s c r i p t i o n _ L b l   E l e m e n t T y p e = " C o l u m n "   E l e m e n t I d = " 1 8 7 4 4 9 4 3 2 1 "   D a t a T y p e = " L a b e l " > P a y m e n t T e r m s D e s c r i p t i o n _ L b l < / P a y m e n t T e r m s D e s c r i p t i o n _ L b l >   
          < P r i c e s I n c l u d i n g V A T   E l e m e n t T y p e = " C o l u m n "   E l e m e n t I d = " 5 1 8 8 1 7 1 6 7 "   D a t a T y p e = " B o o l e a n " > P r i c e s I n c l u d i n g V A T < / P r i c e s I n c l u d i n g V A T >   
+         < P r i c e s I n c l u d i n g V A T Y e s N o   E l e m e n t T y p e = " C o l u m n "   E l e m e n t I d = " 1 4 1 1 1 4 7 5 9 9 "   D a t a T y p e = " S t r i n g " > P r i c e s I n c l u d i n g V A T Y e s N o < / P r i c e s I n c l u d i n g V A T Y e s N o > + 
          < P r i c e s I n c l u d i n g V A T _ L b l   E l e m e n t T y p e = " C o l u m n "   E l e m e n t I d = " 1 3 7 7 9 7 9 4 4 4 "   D a t a T y p e = " S t r i n g " > P r i c e s I n c l u d i n g V A T _ L b l < / P r i c e s I n c l u d i n g V A T _ L b l >   
-         < P r i c e s I n c l u d i n g V A T Y e s N o   E l e m e n t T y p e = " C o l u m n "   E l e m e n t I d = " 1 4 1 1 1 4 7 5 9 9 "   D a t a T y p e = " S t r i n g " > P r i c e s I n c l u d i n g V A T Y e s N o < / P r i c e s I n c l u d i n g V A T Y e s N o > - 
-         < Q u e s t i o n s _ L b l   E l e m e n t T y p e = " C o l u m n "   E l e m e n t I d = " 2 0 7 0 8 9 0 0 1 9 "   D a t a T y p e = " T e x t C o n s t " > Q u e s t i o n s _ L b l < / Q u e s t i o n s _ L b l > +         < Q u e s t i o n s _ L b l   E l e m e n t T y p e = " C o l u m n "   E l e m e n t I d = " 2 0 7 0 8 9 0 0 1 9 "   D a t a T y p e = " L a b e l " > Q u e s t i o n s _ L b l < / Q u e s t i o n s _ L b l >   
          < Q u o t e V a l i d T o D a t e   E l e m e n t T y p e = " C o l u m n "   E l e m e n t I d = " 1 1 4 8 7 3 3 1 3 0 "   D a t a T y p e = " S t r i n g " > Q u o t e V a l i d T o D a t e < / Q u o t e V a l i d T o D a t e >   
-         < Q u o t e V a l i d T o D a t e _ L b l   E l e m e n t T y p e = " C o l u m n "   E l e m e n t I d = " 1 2 9 2 3 5 4 1 3 "   D a t a T y p e = " T e x t C o n s t " > Q u o t e V a l i d T o D a t e _ L b l < / Q u o t e V a l i d T o D a t e _ L b l > - 
-         < S a l e s I n v o i c e L i n e D i s c o u n t _ L b l   E l e m e n t T y p e = " C o l u m n "   E l e m e n t I d = " 6 6 4 6 0 1 5 8 2 "   D a t a T y p e = " T e x t C o n s t " > S a l e s I n v o i c e L i n e D i s c o u n t _ L b l < / S a l e s I n v o i c e L i n e D i s c o u n t _ L b l > - 
-         < S a l e s P e r s o n _ L b l   E l e m e n t T y p e = " C o l u m n "   E l e m e n t I d = " 1 5 6 4 1 9 6 3 6 5 "   D a t a T y p e = " T e x t C o n s t " > S a l e s P e r s o n _ L b l < / S a l e s P e r s o n _ L b l > +         < Q u o t e V a l i d T o D a t e _ L b l   E l e m e n t T y p e = " C o l u m n "   E l e m e n t I d = " 1 2 9 2 3 5 4 1 3 "   D a t a T y p e = " L a b e l " > Q u o t e V a l i d T o D a t e _ L b l < / Q u o t e V a l i d T o D a t e _ L b l > + 
+         < S a l e s I n v o i c e L i n e D i s c o u n t _ L b l   E l e m e n t T y p e = " C o l u m n "   E l e m e n t I d = " 6 6 4 6 0 1 5 8 2 "   D a t a T y p e = " L a b e l " > S a l e s I n v o i c e L i n e D i s c o u n t _ L b l < / S a l e s I n v o i c e L i n e D i s c o u n t _ L b l >   
          < S a l e s P e r s o n B l a n k _ L b l   E l e m e n t T y p e = " C o l u m n "   E l e m e n t I d = " 6 5 4 6 2 4 6 0 1 "   D a t a T y p e = " T e x t " > S a l e s P e r s o n B l a n k _ L b l < / S a l e s P e r s o n B l a n k _ L b l >   
          < S a l e s P e r s o n N a m e   E l e m e n t T y p e = " C o l u m n "   E l e m e n t I d = " 8 7 1 4 9 2 9 8 3 "   D a t a T y p e = " T e x t " > S a l e s P e r s o n N a m e < / S a l e s P e r s o n N a m e >   
+         < S a l e s P e r s o n _ L b l   E l e m e n t T y p e = " C o l u m n "   E l e m e n t I d = " 1 5 6 4 1 9 6 3 6 5 "   D a t a T y p e = " L a b e l " > S a l e s P e r s o n _ L b l < / S a l e s P e r s o n _ L b l > + 
          < S e l l T o C o n t a c t E m a i l   E l e m e n t T y p e = " C o l u m n "   E l e m e n t I d = " 2 6 2 8 2 4 5 6 4 "   D a t a T y p e = " T e x t " > S e l l T o C o n t a c t E m a i l < / S e l l T o C o n t a c t E m a i l >   
-         < S e l l T o C o n t a c t E m a i l L b l   E l e m e n t T y p e = " C o l u m n "   E l e m e n t I d = " 3 7 0 9 2 0 3 7 4 "   D a t a T y p e = " T e x t C o n s t " > S e l l T o C o n t a c t E m a i l L b l < / S e l l T o C o n t a c t E m a i l L b l > +         < S e l l T o C o n t a c t E m a i l L b l   E l e m e n t T y p e = " C o l u m n "   E l e m e n t I d = " 3 7 0 9 2 0 3 7 4 "   D a t a T y p e = " L a b e l " > S e l l T o C o n t a c t E m a i l L b l < / S e l l T o C o n t a c t E m a i l L b l >   
          < S e l l T o C o n t a c t M o b i l e P h o n e N o   E l e m e n t T y p e = " C o l u m n "   E l e m e n t I d = " 1 8 4 3 5 8 7 4 7 "   D a t a T y p e = " T e x t " > S e l l T o C o n t a c t M o b i l e P h o n e N o < / S e l l T o C o n t a c t M o b i l e P h o n e N o >   
-         < S e l l T o C o n t a c t M o b i l e P h o n e N o L b l   E l e m e n t T y p e = " C o l u m n "   E l e m e n t I d = " 1 4 5 7 5 2 8 4 1 7 "   D a t a T y p e = " T e x t C o n s t " > S e l l T o C o n t a c t M o b i l e P h o n e N o L b l < / S e l l T o C o n t a c t M o b i l e P h o n e N o L b l > +         < S e l l T o C o n t a c t M o b i l e P h o n e N o L b l   E l e m e n t T y p e = " C o l u m n "   E l e m e n t I d = " 1 4 5 7 5 2 8 4 1 7 "   D a t a T y p e = " L a b e l " > S e l l T o C o n t a c t M o b i l e P h o n e N o L b l < / S e l l T o C o n t a c t M o b i l e P h o n e N o L b l >   
          < S e l l T o C o n t a c t P h o n e N o   E l e m e n t T y p e = " C o l u m n "   E l e m e n t I d = " 1 6 1 3 8 2 2 4 8 3 "   D a t a T y p e = " T e x t " > S e l l T o C o n t a c t P h o n e N o < / S e l l T o C o n t a c t P h o n e N o >   
-         < S e l l T o C o n t a c t P h o n e N o L b l   E l e m e n t T y p e = " C o l u m n "   E l e m e n t I d = " 1 0 5 0 6 8 6 8 0 9 "   D a t a T y p e = " T e x t C o n s t " > S e l l T o C o n t a c t P h o n e N o L b l < / S e l l T o C o n t a c t P h o n e N o L b l > +         < S e l l T o C o n t a c t P h o n e N o L b l   E l e m e n t T y p e = " C o l u m n "   E l e m e n t I d = " 1 0 5 0 6 8 6 8 0 9 "   D a t a T y p e = " L a b e l " > S e l l T o C o n t a c t P h o n e N o L b l < / S e l l T o C o n t a c t P h o n e N o L b l >   
          < S e l l t o C u s t o m e r N o   E l e m e n t T y p e = " C o l u m n "   E l e m e n t I d = " 2 0 5 0 6 4 7 3 4 9 "   D a t a T y p e = " C o d e " > S e l l t o C u s t o m e r N o < / S e l l t o C u s t o m e r N o >   
          < S e l l t o C u s t o m e r N o _ L b l   E l e m e n t T y p e = " C o l u m n "   E l e m e n t I d = " 2 9 8 3 8 1 5 1 2 "   D a t a T y p e = " S t r i n g " > S e l l t o C u s t o m e r N o _ L b l < / S e l l t o C u s t o m e r N o _ L b l >   
-         < S h i p m e n t _ L b l   E l e m e n t T y p e = " C o l u m n "   E l e m e n t I d = " 2 0 8 5 7 6 7 1 2 0 "   D a t a T y p e = " T e x t C o n s t " > S h i p m e n t _ L b l < / S h i p m e n t _ L b l > - 
          < S h i p m e n t M e t h o d D e s c r i p t i o n   E l e m e n t T y p e = " C o l u m n "   E l e m e n t I d = " 2 0 5 9 4 0 3 2 6 0 "   D a t a T y p e = " T e x t " > S h i p m e n t M e t h o d D e s c r i p t i o n < / S h i p m e n t M e t h o d D e s c r i p t i o n >   
-         < S h i p m e n t M e t h o d D e s c r i p t i o n _ L b l   E l e m e n t T y p e = " C o l u m n "   E l e m e n t I d = " 1 1 7 9 9 7 8 4 6 5 "   D a t a T y p e = " T e x t C o n s t " > S h i p m e n t M e t h o d D e s c r i p t i o n _ L b l < / S h i p m e n t M e t h o d D e s c r i p t i o n _ L b l > - 
-         < S h i p T o A d d r e s s _ L b l   E l e m e n t T y p e = " C o l u m n "   E l e m e n t I d = " 1 6 5 0 5 0 5 0 1 7 "   D a t a T y p e = " T e x t C o n s t " > S h i p T o A d d r e s s _ L b l < / S h i p T o A d d r e s s _ L b l > +         < S h i p m e n t M e t h o d D e s c r i p t i o n _ L b l   E l e m e n t T y p e = " C o l u m n "   E l e m e n t I d = " 1 1 7 9 9 7 8 4 6 5 "   D a t a T y p e = " L a b e l " > S h i p m e n t M e t h o d D e s c r i p t i o n _ L b l < / S h i p m e n t M e t h o d D e s c r i p t i o n _ L b l > + 
+         < S h i p m e n t _ L b l   E l e m e n t T y p e = " C o l u m n "   E l e m e n t I d = " 2 0 8 5 7 6 7 1 2 0 "   D a t a T y p e = " L a b e l " > S h i p m e n t _ L b l < / S h i p m e n t _ L b l >   
          < S h i p T o A d d r e s s 1   E l e m e n t T y p e = " C o l u m n "   E l e m e n t I d = " 1 3 5 7 6 7 2 8 6 1 "   D a t a T y p e = " T e x t " > S h i p T o A d d r e s s 1 < / S h i p T o A d d r e s s 1 >   
@@ -6469,39 +6819,39 @@
  
          < S h i p T o A d d r e s s 8   E l e m e n t T y p e = " C o l u m n "   E l e m e n t I d = " 1 4 9 2 9 9 2 1 7 8 "   D a t a T y p e = " T e x t " > S h i p T o A d d r e s s 8 < / S h i p T o A d d r e s s 8 >   
+         < S h i p T o A d d r e s s _ L b l   E l e m e n t T y p e = " C o l u m n "   E l e m e n t I d = " 1 6 5 0 5 0 5 0 1 7 "   D a t a T y p e = " L a b e l " > S h i p T o A d d r e s s _ L b l < / S h i p T o A d d r e s s _ L b l > + 
          < S h i p T o P h o n e N o   E l e m e n t T y p e = " C o l u m n "   E l e m e n t I d = " 3 6 9 7 0 2 2 5 5 "   D a t a T y p e = " T e x t " > S h i p T o P h o n e N o < / S h i p T o P h o n e N o >   
          < S h o w S h i p p i n g A d d r e s s   E l e m e n t T y p e = " C o l u m n "   E l e m e n t I d = " 1 1 2 0 0 7 1 2 6 6 "   D a t a T y p e = " B o o l e a n " > S h o w S h i p p i n g A d d r e s s < / S h o w S h i p p i n g A d d r e s s >   
          < S h o w W o r k D e s c r i p t i o n   E l e m e n t T y p e = " C o l u m n "   E l e m e n t I d = " 7 8 5 4 6 8 8 6 5 "   D a t a T y p e = " B o o l e a n " > S h o w W o r k D e s c r i p t i o n < / S h o w W o r k D e s c r i p t i o n >   
-         < S u b t o t a l _ L b l   E l e m e n t T y p e = " C o l u m n "   E l e m e n t I d = " 1 9 6 7 7 9 5 1 4 2 "   D a t a T y p e = " T e x t C o n s t " > S u b t o t a l _ L b l < / S u b t o t a l _ L b l > - 
-         < T h a n k s _ L b l   E l e m e n t T y p e = " C o l u m n "   E l e m e n t I d = " 2 1 0 3 3 0 5 5 2 5 "   D a t a T y p e = " T e x t C o n s t " > T h a n k s _ L b l < / T h a n k s _ L b l > - 
-         < T o t a l _ L b l   E l e m e n t T y p e = " C o l u m n "   E l e m e n t I d = " 1 2 1 0 1 0 0 8 7 8 "   D a t a T y p e = " T e x t C o n s t " > T o t a l _ L b l < / T o t a l _ L b l > - 
-         < T o t a l C O 2 e _ L b l   E l e m e n t T y p e = " C o l u m n "   E l e m e n t I d = " 1 0 3 0 5 9 5 2 5 5 "   D a t a T y p e = " T e x t " > T o t a l C O 2 e _ L b l < / T o t a l C O 2 e _ L b l > - 
-         < V A T A m o u n t _ L b l   E l e m e n t T y p e = " C o l u m n "   E l e m e n t I d = " 1 0 9 4 6 5 7 2 9 "   D a t a T y p e = " T e x t C o n s t " > V A T A m o u n t _ L b l < / V A T A m o u n t _ L b l > - 
-         < V A T A m o u n t S p e c i f i c a t i o n _ L b l   E l e m e n t T y p e = " C o l u m n "   E l e m e n t I d = " 8 7 8 7 0 6 8 4 6 "   D a t a T y p e = " T e x t C o n s t " > V A T A m o u n t S p e c i f i c a t i o n _ L b l < / V A T A m o u n t S p e c i f i c a t i o n _ L b l > - 
-         < V A T B a s e _ L b l   E l e m e n t T y p e = " C o l u m n "   E l e m e n t I d = " 1 8 6 6 1 5 8 2 7 8 "   D a t a T y p e = " T e x t C o n s t " > V A T B a s e _ L b l < / V A T B a s e _ L b l > +         < S u b t o t a l _ L b l   E l e m e n t T y p e = " C o l u m n "   E l e m e n t I d = " 1 9 6 7 7 9 5 1 4 2 "   D a t a T y p e = " L a b e l " > S u b t o t a l _ L b l < / S u b t o t a l _ L b l > + 
+         < T h a n k s _ L b l   E l e m e n t T y p e = " C o l u m n "   E l e m e n t I d = " 2 1 0 3 3 0 5 5 2 5 "   D a t a T y p e = " L a b e l " > T h a n k s _ L b l < / T h a n k s _ L b l > + 
+         < T o t a l _ L b l   E l e m e n t T y p e = " C o l u m n "   E l e m e n t I d = " 1 2 1 0 1 0 0 8 7 8 "   D a t a T y p e = " L a b e l " > T o t a l _ L b l < / T o t a l _ L b l > + 
+         < V A T A m o u n t S p e c i f i c a t i o n _ L b l   E l e m e n t T y p e = " C o l u m n "   E l e m e n t I d = " 8 7 8 7 0 6 8 4 6 "   D a t a T y p e = " L a b e l " > V A T A m o u n t S p e c i f i c a t i o n _ L b l < / V A T A m o u n t S p e c i f i c a t i o n _ L b l > + 
+         < V A T A m o u n t _ L b l   E l e m e n t T y p e = " C o l u m n "   E l e m e n t I d = " 1 0 9 4 6 5 7 2 9 "   D a t a T y p e = " L a b e l " > V A T A m o u n t _ L b l < / V A T A m o u n t _ L b l > + 
+         < V A T B a s e _ L b l   E l e m e n t T y p e = " C o l u m n "   E l e m e n t I d = " 1 8 6 6 1 5 8 2 7 8 "   D a t a T y p e = " L a b e l " > V A T B a s e _ L b l < / V A T B a s e _ L b l > + 
+         < V A T C l a u s e s _ L b l   E l e m e n t T y p e = " C o l u m n "   E l e m e n t I d = " 1 3 8 3 9 2 0 0 1 9 "   D a t a T y p e = " L a b e l " > V A T C l a u s e s _ L b l < / V A T C l a u s e s _ L b l >   
          < V A T C l a u s e _ L b l   E l e m e n t T y p e = " C o l u m n "   E l e m e n t I d = " 1 5 7 0 4 9 5 4 9 0 "   D a t a T y p e = " S t r i n g " > V A T C l a u s e _ L b l < / V A T C l a u s e _ L b l >   
-         < V A T C l a u s e s _ L b l   E l e m e n t T y p e = " C o l u m n "   E l e m e n t I d = " 1 3 8 3 9 2 0 0 1 9 "   D a t a T y p e = " T e x t C o n s t " > V A T C l a u s e s _ L b l < / V A T C l a u s e s _ L b l > - 
-         < V A T I d e n t i f i e r _ L b l   E l e m e n t T y p e = " C o l u m n "   E l e m e n t I d = " 1 6 8 6 6 2 3 9 8 4 "   D a t a T y p e = " T e x t C o n s t " > V A T I d e n t i f i e r _ L b l < / V A T I d e n t i f i e r _ L b l > - 
-         < V A T P e r c e n t a g e _ L b l   E l e m e n t T y p e = " C o l u m n "   E l e m e n t I d = " 6 7 6 6 5 4 5 6 5 "   D a t a T y p e = " T e x t C o n s t " > V A T P e r c e n t a g e _ L b l < / V A T P e r c e n t a g e _ L b l > +         < V A T I d e n t i f i e r _ L b l   E l e m e n t T y p e = " C o l u m n "   E l e m e n t I d = " 1 6 8 6 6 2 3 9 8 4 "   D a t a T y p e = " L a b e l " > V A T I d e n t i f i e r _ L b l < / V A T I d e n t i f i e r _ L b l > + 
+         < V A T P e r c e n t a g e _ L b l   E l e m e n t T y p e = " C o l u m n "   E l e m e n t I d = " 6 7 6 6 5 4 5 6 5 "   D a t a T y p e = " L a b e l " > V A T P e r c e n t a g e _ L b l < / V A T P e r c e n t a g e _ L b l >   
          < V A T R e g i s t r a t i o n N o   E l e m e n t T y p e = " C o l u m n "   E l e m e n t I d = " 1 8 8 9 1 9 5 4 0 2 "   D a t a T y p e = " T e x t " > V A T R e g i s t r a t i o n N o < / V A T R e g i s t r a t i o n N o >   
          < V A T R e g i s t r a t i o n N o _ L b l   E l e m e n t T y p e = " C o l u m n "   E l e m e n t I d = " 1 4 2 4 6 1 6 0 8 5 "   D a t a T y p e = " T e x t " > V A T R e g i s t r a t i o n N o _ L b l < / V A T R e g i s t r a t i o n N o _ L b l >   
-         < Y o u r E s t i m a t e _ L b l   E l e m e n t T y p e = " C o l u m n "   E l e m e n t I d = " 4 9 2 1 8 5 2 2 5 "   D a t a T y p e = " T e x t C o n s t " > Y o u r E s t i m a t e _ L b l < / Y o u r E s t i m a t e _ L b l > +         < Y o u r E s t i m a t e _ L b l   E l e m e n t T y p e = " C o l u m n "   E l e m e n t I d = " 4 9 2 1 8 5 2 2 5 "   D a t a T y p e = " L a b e l " > Y o u r E s t i m a t e _ L b l < / Y o u r E s t i m a t e _ L b l >   
          < Y o u r R e f e r e n c e   E l e m e n t T y p e = " C o l u m n "   E l e m e n t I d = " 1 1 0 3 9 9 5 1 "   D a t a T y p e = " T e x t " > Y o u r R e f e r e n c e < / Y o u r R e f e r e n c e >   
@@ -6517,8 +6867,6 @@
  
              < A m o u n t I n c l u d i n g V A T _ L i n e _ L b l   E l e m e n t T y p e = " C o l u m n "   E l e m e n t I d = " 9 3 0 7 4 7 3 1 3 "   D a t a T y p e = " S t r i n g " > A m o u n t I n c l u d i n g V A T _ L i n e _ L b l < / A m o u n t I n c l u d i n g V A T _ L i n e _ L b l >   
-             < C O 2 e P e r U n i t _ L i n e   E l e m e n t T y p e = " C o l u m n "   E l e m e n t I d = " 1 3 2 0 1 7 0 3 0 2 "   D a t a T y p e = " T e x t " > C O 2 e P e r U n i t _ L i n e < / C O 2 e P e r U n i t _ L i n e > - 
              < D e s c r i p t i o n _ L i n e   E l e m e n t T y p e = " C o l u m n "   E l e m e n t I d = " 1 4 0 6 8 2 2 3 1 0 "   D a t a T y p e = " T e x t " > D e s c r i p t i o n _ L i n e < / D e s c r i p t i o n _ L i n e >   
              < D e s c r i p t i o n _ L i n e _ L b l   E l e m e n t T y p e = " C o l u m n "   E l e m e n t I d = " 2 1 1 8 9 5 1 4 9 5 "   D a t a T y p e = " S t r i n g " > D e s c r i p t i o n _ L i n e _ L b l < / D e s c r i p t i o n _ L i n e _ L b l > @@ -6535,23 +6883,23 @@
  
              < L i n e A m o u n t _ L i n e _ L b l   E l e m e n t T y p e = " C o l u m n "   E l e m e n t I d = " 9 9 2 9 0 1 8 4 5 "   D a t a T y p e = " S t r i n g " > L i n e A m o u n t _ L i n e _ L b l < / L i n e A m o u n t _ L i n e _ L b l >   
+             < L i n e D i s c o u n t P e r c e n t T e x t _ L i n e   E l e m e n t T y p e = " C o l u m n "   E l e m e n t I d = " 6 1 3 1 3 5 1 9 "   D a t a T y p e = " T e x t " > L i n e D i s c o u n t P e r c e n t T e x t _ L i n e < / L i n e D i s c o u n t P e r c e n t T e x t _ L i n e > + 
              < L i n e D i s c o u n t P e r c e n t _ L i n e   E l e m e n t T y p e = " C o l u m n "   E l e m e n t I d = " 9 0 7 8 2 7 4 3 6 "   D a t a T y p e = " D e c i m a l " > L i n e D i s c o u n t P e r c e n t _ L i n e < / L i n e D i s c o u n t P e r c e n t _ L i n e >   
-             < L i n e D i s c o u n t P e r c e n t T e x t _ L i n e   E l e m e n t T y p e = " C o l u m n "   E l e m e n t I d = " 6 1 3 1 3 5 1 9 "   D a t a T y p e = " T e x t " > L i n e D i s c o u n t P e r c e n t T e x t _ L i n e < / L i n e D i s c o u n t P e r c e n t T e x t _ L i n e > - 
              < L i n e N o _ L i n e   E l e m e n t T y p e = " C o l u m n "   E l e m e n t I d = " 6 9 8 9 8 5 9 7 9 "   D a t a T y p e = " I n t e g e r " > L i n e N o _ L i n e < / L i n e N o _ L i n e >   
-             < P r i c e _ L b l   E l e m e n t T y p e = " C o l u m n "   E l e m e n t I d = " 2 1 2 6 7 6 4 9 2 5 "   D a t a T y p e = " T e x t C o n s t " > P r i c e _ L b l < / P r i c e _ L b l > - 
-             < P r i c e P e r _ L b l   E l e m e n t T y p e = " C o l u m n "   E l e m e n t I d = " 9 7 3 2 8 0 1 3 4 "   D a t a T y p e = " T e x t C o n s t " > P r i c e P e r _ L b l < / P r i c e P e r _ L b l > - 
-             < Q t y _ L b l   E l e m e n t T y p e = " C o l u m n "   E l e m e n t I d = " 2 6 3 6 7 3 7 6 4 "   D a t a T y p e = " T e x t C o n s t " > Q t y _ L b l < / Q t y _ L b l > +             < P r i c e P e r _ L b l   E l e m e n t T y p e = " C o l u m n "   E l e m e n t I d = " 9 7 3 2 8 0 1 3 4 "   D a t a T y p e = " L a b e l " > P r i c e P e r _ L b l < / P r i c e P e r _ L b l > + 
+             < P r i c e _ L b l   E l e m e n t T y p e = " C o l u m n "   E l e m e n t I d = " 2 1 2 6 7 6 4 9 2 5 "   D a t a T y p e = " L a b e l " > P r i c e _ L b l < / P r i c e _ L b l > + 
+             < Q t y _ L b l   E l e m e n t T y p e = " C o l u m n "   E l e m e n t I d = " 2 6 3 6 7 3 7 6 4 "   D a t a T y p e = " L a b e l " > Q t y _ L b l < / Q t y _ L b l >   
              < Q u a n t i t y _ L i n e   E l e m e n t T y p e = " C o l u m n "   E l e m e n t I d = " 1 0 6 8 5 4 3 5 3 7 "   D a t a T y p e = " T e x t " > Q u a n t i t y _ L i n e < / Q u a n t i t y _ L i n e >   
              < Q u a n t i t y _ L i n e _ L b l   E l e m e n t T y p e = " C o l u m n "   E l e m e n t I d = " 2 0 3 4 5 0 6 8 0 2 "   D a t a T y p e = " S t r i n g " > Q u a n t i t y _ L i n e _ L b l < / Q u a n t i t y _ L i n e _ L b l >   
-             < S h i p m e n t D a t e _ L b l   E l e m e n t T y p e = " C o l u m n "   E l e m e n t I d = " 6 1 4 4 0 0 3 6 4 "   D a t a T y p e = " T e x t C o n s t " > S h i p m e n t D a t e _ L b l < / S h i p m e n t D a t e _ L b l > +             < S h i p m e n t D a t e _ L b l   E l e m e n t T y p e = " C o l u m n "   E l e m e n t I d = " 6 1 4 4 0 0 3 6 4 "   D a t a T y p e = " L a b e l " > S h i p m e n t D a t e _ L b l < / S h i p m e n t D a t e _ L b l >   
              < S h i p m e n t D a t e _ L i n e   E l e m e n t T y p e = " C o l u m n "   E l e m e n t I d = " 1 6 7 3 3 7 5 4 1 6 "   D a t a T y p e = " S t r i n g " > S h i p m e n t D a t e _ L i n e < / S h i p m e n t D a t e _ L i n e >   
@@ -6559,8 +6907,6 @@
  
              < T y p e _ L i n e   E l e m e n t T y p e = " C o l u m n "   E l e m e n t I d = " 2 7 2 8 0 4 9 2 4 "   D a t a T y p e = " S t r i n g " > T y p e _ L i n e < / T y p e _ L i n e >   
-             < U n i t _ L b l   E l e m e n t T y p e = " C o l u m n "   E l e m e n t I d = " 8 1 4 3 6 4 3 1 8 "   D a t a T y p e = " T e x t C o n s t " > U n i t _ L b l < / U n i t _ L b l > - 
              < U n i t O f M e a s u r e   E l e m e n t T y p e = " C o l u m n "   E l e m e n t I d = " 1 8 0 8 2 2 8 0 1 8 "   D a t a T y p e = " T e x t " > U n i t O f M e a s u r e < / U n i t O f M e a s u r e >   
              < U n i t O f M e a s u r e _ L b l   E l e m e n t T y p e = " C o l u m n "   E l e m e n t I d = " 9 8 1 9 5 1 2 4 9 "   D a t a T y p e = " S t r i n g " > U n i t O f M e a s u r e _ L b l < / U n i t O f M e a s u r e _ L b l > @@ -6569,6 +6915,8 @@
  
              < U n i t P r i c e _ L b l   E l e m e n t T y p e = " C o l u m n "   E l e m e n t I d = " 1 1 6 3 9 2 6 6 0 3 "   D a t a T y p e = " S t r i n g " > U n i t P r i c e _ L b l < / U n i t P r i c e _ L b l >   
+             < U n i t _ L b l   E l e m e n t T y p e = " C o l u m n "   E l e m e n t I d = " 8 1 4 3 6 4 3 1 8 "   D a t a T y p e = " L a b e l " > U n i t _ L b l < / U n i t _ L b l > + 
              < V A T I d e n t i f i e r _ L i n e   E l e m e n t T y p e = " C o l u m n "   E l e m e n t I d = " 1 7 7 3 6 2 2 4 1 2 "   D a t a T y p e = " C o d e " > V A T I d e n t i f i e r _ L i n e < / V A T I d e n t i f i e r _ L i n e >   
              < V A T I d e n t i f i e r _ L i n e _ L b l   E l e m e n t T y p e = " C o l u m n "   E l e m e n t I d = " 5 3 3 7 8 2 7 0 3 "   D a t a T y p e = " S t r i n g " > V A T I d e n t i f i e r _ L i n e _ L b l < / V A T I d e n t i f i e r _ L i n e _ L b l > @@ -6577,28 +6925,6 @@
  
              < V A T P c t _ L i n e _ L b l   E l e m e n t T y p e = " C o l u m n "   E l e m e n t I d = " 1 2 0 7 5 2 9 9 1 5 "   D a t a T y p e = " S t r i n g " > V A T P c t _ L i n e _ L b l < / V A T P c t _ L i n e _ L b l >   
-             < S e r v i c e C o m m i t m e n t H e a d e r F o r S a l e s L i n e   E l e m e n t T y p e = " D a t a I t e m "   E l e m e n t I d = " 2 6 0 5 7 5 8 7 1 " > - 
-                 < S e r v i c e C o m m i t m e n t F o r L i n e D e s c r i p t i o n _ L b l   E l e m e n t T y p e = " C o l u m n "   E l e m e n t I d = " 1 8 3 9 3 2 6 6 6 7 "   D a t a T y p e = " T e x t " > S e r v i c e C o m m i t m e n t F o r L i n e D e s c r i p t i o n _ L b l < / S e r v i c e C o m m i t m e n t F o r L i n e D e s c r i p t i o n _ L b l > - 
-                 < S e r v i c e C o m m i t m e n t F o r L i n e D i s c o u n t _ L b l   E l e m e n t T y p e = " C o l u m n "   E l e m e n t I d = " 1 8 3 7 0 5 0 1 8 "   D a t a T y p e = " T e x t " > S e r v i c e C o m m i t m e n t F o r L i n e D i s c o u n t _ L b l < / S e r v i c e C o m m i t m e n t F o r L i n e D i s c o u n t _ L b l > - 
-                 < S e r v i c e C o m m i t m e n t F o r L i n e P r i c e _ L b l   E l e m e n t T y p e = " C o l u m n "   E l e m e n t I d = " 6 1 5 0 7 0 4 9 4 "   D a t a T y p e = " T e x t " > S e r v i c e C o m m i t m e n t F o r L i n e P r i c e _ L b l < / S e r v i c e C o m m i t m e n t F o r L i n e P r i c e _ L b l > - 
-                 < S e r v i c e C o m m i t m e n t F o r L i n e   E l e m e n t T y p e = " D a t a I t e m "   E l e m e n t I d = " 1 8 0 1 1 0 3 3 4 6 " > - 
-                     < S e r v i c e C o m m i t m e n t F o r L i n e D e s c r i p t i o n   E l e m e n t T y p e = " C o l u m n "   E l e m e n t I d = " 2 0 7 8 7 8 2 3 2 "   D a t a T y p e = " T e x t " > S e r v i c e C o m m i t m e n t F o r L i n e D e s c r i p t i o n < / S e r v i c e C o m m i t m e n t F o r L i n e D e s c r i p t i o n > - 
-                     < S e r v i c e C o m m i t m e n t F o r L i n e D i s c o u n t   E l e m e n t T y p e = " C o l u m n "   E l e m e n t I d = " 1 7 2 0 3 2 4 3 4 7 "   D a t a T y p e = " T e x t " > S e r v i c e C o m m i t m e n t F o r L i n e D i s c o u n t < / S e r v i c e C o m m i t m e n t F o r L i n e D i s c o u n t > - 
-                     < S e r v i c e C o m m i t m e n t F o r L i n e L i n e N o   E l e m e n t T y p e = " C o l u m n "   E l e m e n t I d = " 3 6 6 2 2 9 7 5 3 "   D a t a T y p e = " I n t e g e r " > S e r v i c e C o m m i t m e n t F o r L i n e L i n e N o < / S e r v i c e C o m m i t m e n t F o r L i n e L i n e N o > - 
-                     < S e r v i c e C o m m i t m e n t F o r L i n e P r i c e   E l e m e n t T y p e = " C o l u m n "   E l e m e n t I d = " 1 6 5 6 4 4 5 1 "   D a t a T y p e = " T e x t " > S e r v i c e C o m m i t m e n t F o r L i n e P r i c e < / S e r v i c e C o m m i t m e n t F o r L i n e P r i c e > - 
-                 < / S e r v i c e C o m m i t m e n t F o r L i n e > - 
-             < / S e r v i c e C o m m i t m e n t H e a d e r F o r S a l e s L i n e > - 
          < / L i n e >   
          < W o r k D e s c r i p t i o n L i n e s   E l e m e n t T y p e = " D a t a I t e m "   E l e m e n t I d = " 2 7 6 8 1 9 4 4 7 " > @@ -6625,22 +6951,22 @@
  
              < N o O f V A T I d e n t i f i e r s   E l e m e n t T y p e = " C o l u m n "   E l e m e n t I d = " 1 1 5 3 2 6 3 0 2 6 "   D a t a T y p e = " I n t e g e r " > N o O f V A T I d e n t i f i e r s < / N o O f V A T I d e n t i f i e r s >   
+             < V A T A m o u n t L C Y _ V A T A m o u n t L i n e   E l e m e n t T y p e = " C o l u m n "   E l e m e n t I d = " 1 5 8 1 9 9 4 3 5 0 "   D a t a T y p e = " D e c i m a l " > V A T A m o u n t L C Y _ V A T A m o u n t L i n e < / V A T A m o u n t L C Y _ V A T A m o u n t L i n e > + 
+             < V A T A m o u n t L C Y _ V A T A m o u n t L i n e _ L b l   E l e m e n t T y p e = " C o l u m n "   E l e m e n t I d = " 9 2 3 0 0 3 3 7 "   D a t a T y p e = " L a b e l " > V A T A m o u n t L C Y _ V A T A m o u n t L i n e _ L b l < / V A T A m o u n t L C Y _ V A T A m o u n t L i n e _ L b l > + 
              < V A T A m o u n t _ V a t A m o u n t L i n e   E l e m e n t T y p e = " C o l u m n "   E l e m e n t I d = " 1 8 9 1 8 2 0 6 2 0 "   D a t a T y p e = " D e c i m a l " > V A T A m o u n t _ V a t A m o u n t L i n e < / V A T A m o u n t _ V a t A m o u n t L i n e >   
              < V A T A m o u n t _ V a t A m o u n t L i n e _ L b l   E l e m e n t T y p e = " C o l u m n "   E l e m e n t I d = " 1 5 1 3 5 5 5 4 7 3 "   D a t a T y p e = " S t r i n g " > V A T A m o u n t _ V a t A m o u n t L i n e _ L b l < / V A T A m o u n t _ V a t A m o u n t L i n e _ L b l >   
-             < V A T A m o u n t L C Y _ V A T A m o u n t L i n e   E l e m e n t T y p e = " C o l u m n "   E l e m e n t I d = " 1 5 8 1 9 9 4 3 5 0 "   D a t a T y p e = " D e c i m a l " > V A T A m o u n t L C Y _ V A T A m o u n t L i n e < / V A T A m o u n t L C Y _ V A T A m o u n t L i n e > - 
-             < V A T A m o u n t L C Y _ V A T A m o u n t L i n e _ L b l   E l e m e n t T y p e = " C o l u m n "   E l e m e n t I d = " 9 2 3 0 0 3 3 7 "   D a t a T y p e = " T e x t C o n s t " > V A T A m o u n t L C Y _ V A T A m o u n t L i n e _ L b l < / V A T A m o u n t L C Y _ V A T A m o u n t L i n e _ L b l > +             < V A T B a s e L C Y _ V A T A m o u n t L i n e   E l e m e n t T y p e = " C o l u m n "   E l e m e n t I d = " 1 8 6 0 9 4 5 6 3 5 "   D a t a T y p e = " D e c i m a l " > V A T B a s e L C Y _ V A T A m o u n t L i n e < / V A T B a s e L C Y _ V A T A m o u n t L i n e > + 
+             < V A T B a s e L C Y _ V A T A m o u n t L i n e _ L b l   E l e m e n t T y p e = " C o l u m n "   E l e m e n t I d = " 1 2 3 6 4 6 7 9 9 8 "   D a t a T y p e = " L a b e l " > V A T B a s e L C Y _ V A T A m o u n t L i n e _ L b l < / V A T B a s e L C Y _ V A T A m o u n t L i n e _ L b l >   
              < V A T B a s e _ V a t A m o u n t L i n e   E l e m e n t T y p e = " C o l u m n "   E l e m e n t I d = " 1 4 5 8 9 3 7 8 1 9 "   D a t a T y p e = " D e c i m a l " > V A T B a s e _ V a t A m o u n t L i n e < / V A T B a s e _ V a t A m o u n t L i n e >   
              < V A T B a s e _ V a t A m o u n t L i n e _ L b l   E l e m e n t T y p e = " C o l u m n "   E l e m e n t I d = " 1 6 9 1 3 0 2 4 8 8 "   D a t a T y p e = " S t r i n g " > V A T B a s e _ V a t A m o u n t L i n e _ L b l < / V A T B a s e _ V a t A m o u n t L i n e _ L b l >   
-             < V A T B a s e L C Y _ V A T A m o u n t L i n e   E l e m e n t T y p e = " C o l u m n "   E l e m e n t I d = " 1 8 6 0 9 4 5 6 3 5 "   D a t a T y p e = " D e c i m a l " > V A T B a s e L C Y _ V A T A m o u n t L i n e < / V A T B a s e L C Y _ V A T A m o u n t L i n e > - 
-             < V A T B a s e L C Y _ V A T A m o u n t L i n e _ L b l   E l e m e n t T y p e = " C o l u m n "   E l e m e n t I d = " 1 2 3 6 4 6 7 9 9 8 "   D a t a T y p e = " T e x t C o n s t " > V A T B a s e L C Y _ V A T A m o u n t L i n e _ L b l < / V A T B a s e L C Y _ V A T A m o u n t L i n e _ L b l > - 
              < V A T I d e n t i f i e r _ V a t A m o u n t L i n e   E l e m e n t T y p e = " C o l u m n "   E l e m e n t I d = " 1 1 4 2 0 7 0 0 3 5 "   D a t a T y p e = " C o d e " > V A T I d e n t i f i e r _ V a t A m o u n t L i n e < / V A T I d e n t i f i e r _ V a t A m o u n t L i n e >   
              < V A T I d e n t i f i e r _ V a t A m o u n t L i n e _ L b l   E l e m e n t T y p e = " C o l u m n "   E l e m e n t I d = " 8 6 4 5 0 4 5 0 "   D a t a T y p e = " S t r i n g " > V A T I d e n t i f i e r _ V a t A m o u n t L i n e _ L b l < / V A T I d e n t i f i e r _ V a t A m o u n t L i n e _ L b l > @@ -6653,10 +6979,10 @@
  
          < R e p o r t T o t a l s L i n e   E l e m e n t T y p e = " D a t a I t e m "   E l e m e n t I d = " 2 1 2 2 5 4 9 8 3 6 " >   
+             < A m o u n t F o r m a t t e d _ R e p o r t T o t a l s L i n e   E l e m e n t T y p e = " C o l u m n "   E l e m e n t I d = " 1 5 0 6 1 3 6 8 2 5 "   D a t a T y p e = " T e x t " > A m o u n t F o r m a t t e d _ R e p o r t T o t a l s L i n e < / A m o u n t F o r m a t t e d _ R e p o r t T o t a l s L i n e > + 
              < A m o u n t _ R e p o r t T o t a l s L i n e   E l e m e n t T y p e = " C o l u m n "   E l e m e n t I d = " 4 1 9 9 1 8 3 6 9 "   D a t a T y p e = " D e c i m a l " > A m o u n t _ R e p o r t T o t a l s L i n e < / A m o u n t _ R e p o r t T o t a l s L i n e >   
-             < A m o u n t F o r m a t t e d _ R e p o r t T o t a l s L i n e   E l e m e n t T y p e = " C o l u m n "   E l e m e n t I d = " 1 5 0 6 1 3 6 8 2 5 "   D a t a T y p e = " T e x t " > A m o u n t F o r m a t t e d _ R e p o r t T o t a l s L i n e < / A m o u n t F o r m a t t e d _ R e p o r t T o t a l s L i n e > - 
              < D e s c r i p t i o n _ R e p o r t T o t a l s L i n e   E l e m e n t T y p e = " C o l u m n "   E l e m e n t I d = " 5 8 1 9 9 6 0 6 7 "   D a t a T y p e = " T e x t " > D e s c r i p t i o n _ R e p o r t T o t a l s L i n e < / D e s c r i p t i o n _ R e p o r t T o t a l s L i n e >   
              < F o n t B o l d _ R e p o r t T o t a l s L i n e   E l e m e n t T y p e = " C o l u m n "   E l e m e n t I d = " 9 4 6 5 4 0 5 4 9 "   D a t a T y p e = " B o o l e a n " > F o n t B o l d _ R e p o r t T o t a l s L i n e < / F o n t B o l d _ R e p o r t T o t a l s L i n e > @@ -6665,33 +6991,13 @@
  
          < / R e p o r t T o t a l s L i n e >   
-         < S e r v i c e C o m m i t m e n t F o r L i n e C a p t i o n   E l e m e n t T y p e = " D a t a I t e m "   E l e m e n t I d = " 4 5 5 8 5 1 6 0 0 " > - 
-             < S e r v i c e C o m m i t m e n t F o r L i n e T o t a l T e x t _ L b l   E l e m e n t T y p e = " C o l u m n "   E l e m e n t I d = " 9 9 6 5 4 9 8 5 2 "   D a t a T y p e = " T e x t " > S e r v i c e C o m m i t m e n t F o r L i n e T o t a l T e x t _ L b l < / S e r v i c e C o m m i t m e n t F o r L i n e T o t a l T e x t _ L b l > - 
-         < / S e r v i c e C o m m i t m e n t F o r L i n e C a p t i o n > - 
-         < S e r v i c e C o m m i t m e n t s G r o u p   E l e m e n t T y p e = " D a t a I t e m "   E l e m e n t I d = " 1 9 6 6 6 9 4 9 2 7 " > - 
-             < S e r v i c e C o m m i t m e n t s G r o u p P e r P e r i o d   E l e m e n t T y p e = " D a t a I t e m "   E l e m e n t I d = " 1 0 7 5 7 2 7 7 9 7 " > - 
-                 < S e r v i c e C o m m i t m e n t s G r o u p P e r P e r i o d N a m e   E l e m e n t T y p e = " C o l u m n "   E l e m e n t I d = " 1 5 2 1 8 3 1 0 2 2 "   D a t a T y p e = " T e x t " > S e r v i c e C o m m i t m e n t s G r o u p P e r P e r i o d N a m e < / S e r v i c e C o m m i t m e n t s G r o u p P e r P e r i o d N a m e > - 
-                 < S e r v i c e C o m m i t m e n t s G r o u p P e r P e r i o d T y p e   E l e m e n t T y p e = " C o l u m n "   E l e m e n t I d = " 5 0 6 1 5 7 4 8 5 "   D a t a T y p e = " T e x t " > S e r v i c e C o m m i t m e n t s G r o u p P e r P e r i o d T y p e < / S e r v i c e C o m m i t m e n t s G r o u p P e r P e r i o d T y p e > - 
-                 < S e r v i c e C o m m i t m e n t s G r o u p P e r P e r i o d V a l u e   E l e m e n t T y p e = " C o l u m n "   E l e m e n t I d = " 1 3 9 8 4 4 3 7 0 "   D a t a T y p e = " T e x t " > S e r v i c e C o m m i t m e n t s G r o u p P e r P e r i o d V a l u e < / S e r v i c e C o m m i t m e n t s G r o u p P e r P e r i o d V a l u e > - 
-             < / S e r v i c e C o m m i t m e n t s G r o u p P e r P e r i o d > - 
-         < / S e r v i c e C o m m i t m e n t s G r o u p > - 
          < L e t t e r T e x t   E l e m e n t T y p e = " D a t a I t e m "   E l e m e n t I d = " 1 5 1 0 3 5 3 8 3 4 " >   
-             < B o d y T e x t   E l e m e n t T y p e = " C o l u m n "   E l e m e n t I d = " 1 4 9 7 5 9 8 0 8 "   D a t a T y p e = " T e x t C o n s t " > B o d y T e x t < / B o d y T e x t > - 
-             < C l o s i n g T e x t   E l e m e n t T y p e = " C o l u m n "   E l e m e n t I d = " 5 1 2 1 3 5 9 0 9 "   D a t a T y p e = " T e x t C o n s t " > C l o s i n g T e x t < / C l o s i n g T e x t > - 
-             < G r e e t i n g T e x t   E l e m e n t T y p e = " C o l u m n "   E l e m e n t I d = " 1 1 7 5 2 7 9 2 8 9 "   D a t a T y p e = " T e x t C o n s t " > G r e e t i n g T e x t < / G r e e t i n g T e x t > +             < B o d y T e x t   E l e m e n t T y p e = " C o l u m n "   E l e m e n t I d = " 1 4 9 7 5 9 8 0 8 "   D a t a T y p e = " L a b e l " > B o d y T e x t < / B o d y T e x t > + 
+             < C l o s i n g T e x t   E l e m e n t T y p e = " C o l u m n "   E l e m e n t I d = " 5 1 2 1 3 5 9 0 9 "   D a t a T y p e = " L a b e l " > C l o s i n g T e x t < / C l o s i n g T e x t > + 
+             < G r e e t i n g T e x t   E l e m e n t T y p e = " C o l u m n "   E l e m e n t I d = " 1 1 7 5 2 7 9 2 8 9 "   D a t a T y p e = " L a b e l " > G r e e t i n g T e x t < / G r e e t i n g T e x t >   
              < P m t D i s c T e x t   E l e m e n t T y p e = " C o l u m n "   E l e m e n t I d = " 2 0 1 3 8 4 9 9 4 8 "   D a t a T y p e = " T e x t " > P m t D i s c T e x t < / P m t D i s c T e x t >   
@@ -6704,8 +7010,6 @@
              < C u r r e n c y S y m b o l   E l e m e n t T y p e = " C o l u m n "   E l e m e n t I d = " 1 1 6 2 5 1 0 7 4 8 "   D a t a T y p e = " T e x t " > C u r r e n c y S y m b o l < / C u r r e n c y S y m b o l >   
              < T o t a l A m o u n t I n c l u d i n g V A T   E l e m e n t T y p e = " C o l u m n "   E l e m e n t I d = " 9 1 0 5 1 1 5 7 5 "   D a t a T y p e = " S t r i n g " > T o t a l A m o u n t I n c l u d i n g V A T < / T o t a l A m o u n t I n c l u d i n g V A T > - 
-             < T o t a l C O 2 e   E l e m e n t T y p e = " C o l u m n "   E l e m e n t I d = " 9 5 4 7 1 1 2 1 2 "   D a t a T y p e = " D e c i m a l " > T o t a l C O 2 e < / T o t a l C O 2 e >   
              < T o t a l E x c l u d i n g V A T T e x t   E l e m e n t T y p e = " C o l u m n "   E l e m e n t I d = " 1 9 2 2 9 4 6 3 1 0 "   D a t a T y p e = " T e x t " > T o t a l E x c l u d i n g V A T T e x t < / T o t a l E x c l u d i n g V A T T e x t >   

--- a/src/Layers/W1/BaseApp/Sales/Document/StandardSalesQuoteBody.docx
+++ b/src/Layers/W1/BaseApp/Sales/Document/StandardSalesQuoteBody.docx
@@ -5614,6 +5614,8 @@
  
              < R e p o r t N a m e > R e p o r t   N a m e < / R e p o r t N a m e >   
+             < R e p o r t C a p t i o n > R e p o r t   C a p t i o n < / R e p o r t C a p t i o n > + 
              < A b o u t T h i s R e p o r t T i t l e > A b o u t   T h i s   R e p o r t   T i t l e < / A b o u t T h i s R e p o r t T i t l e >   
              < A b o u t T h i s R e p o r t T e x t > A b o u t   T h i s   R e p o r t   T e x t < / A b o u t T h i s R e p o r t T e x t > @@ -5668,21 +5670,21 @@
  
              < C o m p a n y A d d r e s s L i n e s >   
-                 < C o m p a n y A d d r e s s L i n e > C o m p a n y   A d d r e s s   L i n e   1 < / C o m p a n y A d d r e s s L i n e > - 
-                 < C o m p a n y A d d r e s s L i n e > C o m p a n y   A d d r e s s   L i n e   2 < / C o m p a n y A d d r e s s L i n e > - 
-                 < C o m p a n y A d d r e s s L i n e > C o m p a n y   A d d r e s s   L i n e   3 < / C o m p a n y A d d r e s s L i n e > - 
-                 < C o m p a n y A d d r e s s L i n e > C o m p a n y   A d d r e s s   L i n e   4 < / C o m p a n y A d d r e s s L i n e > - 
-                 < C o m p a n y A d d r e s s L i n e > C o m p a n y   A d d r e s s   L i n e   5 < / C o m p a n y A d d r e s s L i n e > - 
-                 < C o m p a n y A d d r e s s L i n e > C o m p a n y   A d d r e s s   L i n e   6 < / C o m p a n y A d d r e s s L i n e > - 
-                 < C o m p a n y A d d r e s s L i n e > C o m p a n y   A d d r e s s   L i n e   7 < / C o m p a n y A d d r e s s L i n e > - 
-                 < C o m p a n y A d d r e s s L i n e > C o m p a n y   A d d r e s s   L i n e   8 < / C o m p a n y A d d r e s s L i n e > +                 < C o m p a n y A d d r e s s L i n e 1 > C o m p a n y   A d d r e s s   L i n e   1 < / C o m p a n y A d d r e s s L i n e 1 > + 
+                 < C o m p a n y A d d r e s s L i n e 2 > C o m p a n y   A d d r e s s   L i n e   2 < / C o m p a n y A d d r e s s L i n e 2 > + 
+                 < C o m p a n y A d d r e s s L i n e 3 > C o m p a n y   A d d r e s s   L i n e   3 < / C o m p a n y A d d r e s s L i n e 3 > + 
+                 < C o m p a n y A d d r e s s L i n e 4 > C o m p a n y   A d d r e s s   L i n e   4 < / C o m p a n y A d d r e s s L i n e 4 > + 
+                 < C o m p a n y A d d r e s s L i n e 5 > C o m p a n y   A d d r e s s   L i n e   5 < / C o m p a n y A d d r e s s L i n e 5 > + 
+                 < C o m p a n y A d d r e s s L i n e 6 > C o m p a n y   A d d r e s s   L i n e   6 < / C o m p a n y A d d r e s s L i n e 6 > + 
+                 < C o m p a n y A d d r e s s L i n e 7 > C o m p a n y   A d d r e s s   L i n e   7 < / C o m p a n y A d d r e s s L i n e 7 > + 
+                 < C o m p a n y A d d r e s s L i n e 8 > C o m p a n y   A d d r e s s   L i n e   8 < / C o m p a n y A d d r e s s L i n e 8 >   
              < / C o m p a n y A d d r e s s L i n e s >   
@@ -6215,6 +6217,8 @@
  
              < R e p o r t N a m e > R e p o r t   N a m e < / R e p o r t N a m e >   
+             < R e p o r t C a p t i o n > R e p o r t   C a p t i o n < / R e p o r t C a p t i o n > + 
              < A b o u t T h i s R e p o r t T i t l e > A b o u t   T h i s   R e p o r t   T i t l e < / A b o u t T h i s R e p o r t T i t l e >   
              < A b o u t T h i s R e p o r t T e x t > A b o u t   T h i s   R e p o r t   T e x t < / A b o u t T h i s R e p o r t T e x t > @@ -6269,21 +6273,21 @@
  
              < C o m p a n y A d d r e s s L i n e s >   
-                 < C o m p a n y A d d r e s s L i n e > C o m p a n y   A d d r e s s   L i n e   1 < / C o m p a n y A d d r e s s L i n e > - 
-                 < C o m p a n y A d d r e s s L i n e > C o m p a n y   A d d r e s s   L i n e   2 < / C o m p a n y A d d r e s s L i n e > - 
-                 < C o m p a n y A d d r e s s L i n e > C o m p a n y   A d d r e s s   L i n e   3 < / C o m p a n y A d d r e s s L i n e > - 
-                 < C o m p a n y A d d r e s s L i n e > C o m p a n y   A d d r e s s   L i n e   4 < / C o m p a n y A d d r e s s L i n e > - 
-                 < C o m p a n y A d d r e s s L i n e > C o m p a n y   A d d r e s s   L i n e   5 < / C o m p a n y A d d r e s s L i n e > - 
-                 < C o m p a n y A d d r e s s L i n e > C o m p a n y   A d d r e s s   L i n e   6 < / C o m p a n y A d d r e s s L i n e > - 
-                 < C o m p a n y A d d r e s s L i n e > C o m p a n y   A d d r e s s   L i n e   7 < / C o m p a n y A d d r e s s L i n e > - 
-                 < C o m p a n y A d d r e s s L i n e > C o m p a n y   A d d r e s s   L i n e   8 < / C o m p a n y A d d r e s s L i n e > +                 < C o m p a n y A d d r e s s L i n e 1 > C o m p a n y   A d d r e s s   L i n e   1 < / C o m p a n y A d d r e s s L i n e 1 > + 
+                 < C o m p a n y A d d r e s s L i n e 2 > C o m p a n y   A d d r e s s   L i n e   2 < / C o m p a n y A d d r e s s L i n e 2 > + 
+                 < C o m p a n y A d d r e s s L i n e 3 > C o m p a n y   A d d r e s s   L i n e   3 < / C o m p a n y A d d r e s s L i n e 3 > + 
+                 < C o m p a n y A d d r e s s L i n e 4 > C o m p a n y   A d d r e s s   L i n e   4 < / C o m p a n y A d d r e s s L i n e 4 > + 
+                 < C o m p a n y A d d r e s s L i n e 5 > C o m p a n y   A d d r e s s   L i n e   5 < / C o m p a n y A d d r e s s L i n e 5 > + 
+                 < C o m p a n y A d d r e s s L i n e 6 > C o m p a n y   A d d r e s s   L i n e   6 < / C o m p a n y A d d r e s s L i n e 6 > + 
+                 < C o m p a n y A d d r e s s L i n e 7 > C o m p a n y   A d d r e s s   L i n e   7 < / C o m p a n y A d d r e s s L i n e 7 > + 
+                 < C o m p a n y A d d r e s s L i n e 8 > C o m p a n y   A d d r e s s   L i n e   8 < / C o m p a n y A d d r e s s L i n e 8 >   
              < / C o m p a n y A d d r e s s L i n e s >   

--- a/src/Layers/W1/BaseApp/Sales/Document/StandardSalesQuoteBody.docx
+++ b/src/Layers/W1/BaseApp/Sales/Document/StandardSalesQuoteBody.docx
@@ -35,6 +35,11 @@
             <w15:color w:val="808080"/>
             <w:text/>
           </w:sdtPr>
+          <w:sdtEndPr>
+            <w:rPr>
+              <w:rStyle w:val="Strong"/>
+            </w:rPr>
+          </w:sdtEndPr>
           <w:sdtContent>
             <w:tc>
               <w:tcPr>
@@ -86,6 +91,11 @@
             <w15:color w:val="808080"/>
             <w:text/>
           </w:sdtPr>
+          <w:sdtEndPr>
+            <w:rPr>
+              <w:rStyle w:val="Strong"/>
+            </w:rPr>
+          </w:sdtEndPr>
           <w:sdtContent>
             <w:tc>
               <w:tcPr>
@@ -128,6 +138,7 @@
             <w15:color w:val="808080"/>
             <w:text/>
           </w:sdtPr>
+          <w:sdtEndPr/>
           <w:sdtContent>
             <w:tc>
               <w:tcPr>
@@ -165,6 +176,7 @@
             <w15:color w:val="808080"/>
             <w:text/>
           </w:sdtPr>
+          <w:sdtEndPr/>
           <w:sdtContent>
             <w:tc>
               <w:tcPr>
@@ -199,6 +211,7 @@
             <w15:color w:val="808080"/>
             <w:text/>
           </w:sdtPr>
+          <w:sdtEndPr/>
           <w:sdtContent>
             <w:tc>
               <w:tcPr>
@@ -236,6 +249,7 @@
             <w15:color w:val="808080"/>
             <w:text/>
           </w:sdtPr>
+          <w:sdtEndPr/>
           <w:sdtContent>
             <w:tc>
               <w:tcPr>
@@ -270,6 +284,7 @@
             <w15:color w:val="808080"/>
             <w:text/>
           </w:sdtPr>
+          <w:sdtEndPr/>
           <w:sdtContent>
             <w:tc>
               <w:tcPr>
@@ -307,6 +322,7 @@
             <w15:color w:val="808080"/>
             <w:text/>
           </w:sdtPr>
+          <w:sdtEndPr/>
           <w:sdtContent>
             <w:tc>
               <w:tcPr>
@@ -341,6 +357,7 @@
             <w15:color w:val="808080"/>
             <w:text/>
           </w:sdtPr>
+          <w:sdtEndPr/>
           <w:sdtContent>
             <w:tc>
               <w:tcPr>
@@ -378,6 +395,7 @@
             <w15:color w:val="808080"/>
             <w:text/>
           </w:sdtPr>
+          <w:sdtEndPr/>
           <w:sdtContent>
             <w:tc>
               <w:tcPr>
@@ -412,6 +430,7 @@
             <w15:color w:val="808080"/>
             <w:text/>
           </w:sdtPr>
+          <w:sdtEndPr/>
           <w:sdtContent>
             <w:tc>
               <w:tcPr>
@@ -449,6 +468,7 @@
             <w15:color w:val="808080"/>
             <w:text/>
           </w:sdtPr>
+          <w:sdtEndPr/>
           <w:sdtContent>
             <w:tc>
               <w:tcPr>
@@ -483,6 +503,7 @@
             <w15:color w:val="808080"/>
             <w:text/>
           </w:sdtPr>
+          <w:sdtEndPr/>
           <w:sdtContent>
             <w:tc>
               <w:tcPr>
@@ -520,6 +541,7 @@
             <w15:color w:val="808080"/>
             <w:text/>
           </w:sdtPr>
+          <w:sdtEndPr/>
           <w:sdtContent>
             <w:tc>
               <w:tcPr>
@@ -556,6 +578,7 @@
             <w15:color w:val="808080"/>
             <w:text/>
           </w:sdtPr>
+          <w:sdtEndPr/>
           <w:sdtContent>
             <w:tc>
               <w:tcPr>
@@ -593,6 +616,7 @@
             <w15:color w:val="808080"/>
             <w:text/>
           </w:sdtPr>
+          <w:sdtEndPr/>
           <w:sdtContent>
             <w:tc>
               <w:tcPr>
@@ -651,6 +675,7 @@
             <w15:color w:val="808080"/>
             <w:text/>
           </w:sdtPr>
+          <w:sdtEndPr/>
           <w:sdtContent>
             <w:tc>
               <w:tcPr>
@@ -692,6 +717,7 @@
             <w15:color w:val="808080"/>
             <w:text/>
           </w:sdtPr>
+          <w:sdtEndPr/>
           <w:sdtContent>
             <w:tc>
               <w:tcPr>
@@ -730,6 +756,7 @@
             <w15:color w:val="808080"/>
             <w:text/>
           </w:sdtPr>
+          <w:sdtEndPr/>
           <w:sdtContent>
             <w:tc>
               <w:tcPr>
@@ -760,6 +787,7 @@
             <w15:color w:val="808080"/>
             <w:text/>
           </w:sdtPr>
+          <w:sdtEndPr/>
           <w:sdtContent>
             <w:tc>
               <w:tcPr>
@@ -796,6 +824,7 @@
             <w15:color w:val="808080"/>
             <w:text/>
           </w:sdtPr>
+          <w:sdtEndPr/>
           <w:sdtContent>
             <w:tc>
               <w:tcPr>
@@ -835,6 +864,7 @@
             <w15:color w:val="808080"/>
             <w:text/>
           </w:sdtPr>
+          <w:sdtEndPr/>
           <w:sdtContent>
             <w:tc>
               <w:tcPr>
@@ -864,6 +894,7 @@
             <w15:color w:val="808080"/>
             <w:text/>
           </w:sdtPr>
+          <w:sdtEndPr/>
           <w:sdtContent>
             <w:tc>
               <w:tcPr>
@@ -893,6 +924,7 @@
             <w15:color w:val="808080"/>
             <w:text/>
           </w:sdtPr>
+          <w:sdtEndPr/>
           <w:sdtContent>
             <w:tc>
               <w:tcPr>
@@ -984,6 +1016,7 @@
             <w15:color w:val="808080"/>
             <w:text/>
           </w:sdtPr>
+          <w:sdtEndPr/>
           <w:sdtContent>
             <w:tc>
               <w:tcPr>
@@ -1025,6 +1058,7 @@
             <w15:color w:val="808080"/>
             <w:text/>
           </w:sdtPr>
+          <w:sdtEndPr/>
           <w:sdtContent>
             <w:tc>
               <w:tcPr>
@@ -1044,17 +1078,36 @@
             </w:tc>
           </w:sdtContent>
         </w:sdt>
-        <w:tc>
-          <w:tcPr>
-            <w:tcW w:w="1248" w:type="pct"/>
-          </w:tcPr>
-          <w:p>
-            <w:pPr>
-              <w:pStyle w:val="BCLabel"/>
-              <w:spacing w:line="276" w:lineRule="auto"/>
-            </w:pPr>
-          </w:p>
-        </w:tc>
+        <w:sdt>
+          <w:sdtPr>
+            <w:alias w:val="DocumentDate_Lbl"/>
+            <w:tag w:val="#BC:InsertDataItem,DataItems/Header/DocumentDate_Lbl"/>
+            <w:id w:val="1579173423"/>
+            <w:placeholder>
+              <w:docPart w:val="DefaultPlaceholder_-1854013440"/>
+            </w:placeholder>
+            <w15:color w:val="808080"/>
+            <w:text/>
+          </w:sdtPr>
+          <w:sdtContent>
+            <w:tc>
+              <w:tcPr>
+                <w:tcW w:w="1248" w:type="pct"/>
+              </w:tcPr>
+              <w:p>
+                <w:pPr>
+                  <w:pStyle w:val="BCLabel"/>
+                  <w:spacing w:line="276" w:lineRule="auto"/>
+                </w:pPr>
+                <w:proofErr w:type="spellStart"/>
+                <w:r>
+                  <w:t>DocumentDate_Lbl</w:t>
+                </w:r>
+                <w:proofErr w:type="spellEnd"/>
+              </w:p>
+            </w:tc>
+          </w:sdtContent>
+        </w:sdt>
         <w:tc>
           <w:tcPr>
             <w:tcW w:w="1246" w:type="pct"/>
@@ -1083,6 +1136,7 @@
             <w15:color w:val="808080"/>
             <w:text/>
           </w:sdtPr>
+          <w:sdtEndPr/>
           <w:sdtContent>
             <w:tc>
               <w:tcPr>
@@ -1122,6 +1176,7 @@
             <w15:color w:val="808080"/>
             <w:text/>
           </w:sdtPr>
+          <w:sdtEndPr/>
           <w:sdtContent>
             <w:tc>
               <w:tcPr>
@@ -1140,16 +1195,35 @@
             </w:tc>
           </w:sdtContent>
         </w:sdt>
-        <w:tc>
-          <w:tcPr>
-            <w:tcW w:w="1248" w:type="pct"/>
-          </w:tcPr>
-          <w:p>
-            <w:pPr>
-              <w:pStyle w:val="NoSpacing"/>
-            </w:pPr>
-          </w:p>
-        </w:tc>
+        <w:sdt>
+          <w:sdtPr>
+            <w:alias w:val="DocumentDate"/>
+            <w:tag w:val="#BC:InsertDataItem,DataItems/Header/DocumentDate"/>
+            <w:id w:val="1851295901"/>
+            <w:placeholder>
+              <w:docPart w:val="DefaultPlaceholder_-1854013440"/>
+            </w:placeholder>
+            <w15:color w:val="808080"/>
+            <w:text/>
+          </w:sdtPr>
+          <w:sdtContent>
+            <w:tc>
+              <w:tcPr>
+                <w:tcW w:w="1248" w:type="pct"/>
+              </w:tcPr>
+              <w:p>
+                <w:pPr>
+                  <w:pStyle w:val="NoSpacing"/>
+                </w:pPr>
+                <w:proofErr w:type="spellStart"/>
+                <w:r>
+                  <w:t>DocumentDate</w:t>
+                </w:r>
+                <w:proofErr w:type="spellEnd"/>
+              </w:p>
+            </w:tc>
+          </w:sdtContent>
+        </w:sdt>
         <w:tc>
           <w:tcPr>
             <w:tcW w:w="1246" w:type="pct"/>
@@ -1198,10 +1272,11 @@
               <w:placeholder>
                 <w:docPart w:val="2E866609E8C74459A1E32666F6E98DA2"/>
               </w:placeholder>
-              <w:dataBinding w:prefixMappings="xmlns:ns0='urn:microsoft-dynamics-nav/reports/Standard_Sales_Quote/1304/'" w:xpath="/ns0:NavWordReportXmlPart[1]/ns0:Header[1]/ns0:Line[1]/ns0:ItemNo_Line_Lbl[1]" w:storeItemID="{00000000-0000-0000-0000-000000000000}"/>
+              <w:dataBinding w:prefixMappings="xmlns:ns0='urn:microsoft-dynamics-nav/reports/Standard_Sales_Quote/1304/'" w:xpath="/ns0:NavWordReportXmlPart[1]/ns0:Header[1]/ns0:Line[1]/ns0:ItemNo_Line_Lbl[1]" w:storeItemID="{48197058-30D8-4C8A-A09F-5C262E946D5C}"/>
               <w15:color w:val="808080"/>
               <w:text/>
             </w:sdtPr>
+            <w:sdtEndPr/>
             <w:sdtContent>
               <w:p>
                 <w:pPr>
@@ -1224,10 +1299,11 @@
             <w:placeholder>
               <w:docPart w:val="D89F7C0A1773414EBEA2CBC870A211F2"/>
             </w:placeholder>
-            <w:dataBinding w:prefixMappings="xmlns:ns0='urn:microsoft-dynamics-nav/reports/Standard_Sales_Quote/1304/'" w:xpath="/ns0:NavWordReportXmlPart[1]/ns0:Header[1]/ns0:Line[1]/ns0:Description_Line_Lbl[1]" w:storeItemID="{00000000-0000-0000-0000-000000000000}"/>
+            <w:dataBinding w:prefixMappings="xmlns:ns0='urn:microsoft-dynamics-nav/reports/Standard_Sales_Quote/1304/'" w:xpath="/ns0:NavWordReportXmlPart[1]/ns0:Header[1]/ns0:Line[1]/ns0:Description_Line_Lbl[1]" w:storeItemID="{48197058-30D8-4C8A-A09F-5C262E946D5C}"/>
             <w15:color w:val="808080"/>
             <w:text/>
           </w:sdtPr>
+          <w:sdtEndPr/>
           <w:sdtContent>
             <w:tc>
               <w:tcPr>
@@ -1254,10 +1330,11 @@
             <w:placeholder>
               <w:docPart w:val="73D855B7184F46A49C4C15BE4204EDFD"/>
             </w:placeholder>
-            <w:dataBinding w:prefixMappings="xmlns:ns0='urn:microsoft-dynamics-nav/reports/Standard_Sales_Quote/1304/'" w:xpath="/ns0:NavWordReportXmlPart[1]/ns0:Header[1]/ns0:Line[1]/ns0:Quantity_Line_Lbl[1]" w:storeItemID="{00000000-0000-0000-0000-000000000000}"/>
+            <w:dataBinding w:prefixMappings="xmlns:ns0='urn:microsoft-dynamics-nav/reports/Standard_Sales_Quote/1304/'" w:xpath="/ns0:NavWordReportXmlPart[1]/ns0:Header[1]/ns0:Line[1]/ns0:Quantity_Line_Lbl[1]" w:storeItemID="{48197058-30D8-4C8A-A09F-5C262E946D5C}"/>
             <w15:color w:val="808080"/>
             <w:text/>
           </w:sdtPr>
+          <w:sdtEndPr/>
           <w:sdtContent>
             <w:tc>
               <w:tcPr>
@@ -1288,6 +1365,7 @@
             <w15:color w:val="808080"/>
             <w:text/>
           </w:sdtPr>
+          <w:sdtEndPr/>
           <w:sdtContent>
             <w:tc>
               <w:tcPr>
@@ -1314,10 +1392,11 @@
             <w:placeholder>
               <w:docPart w:val="B5C5A01A8B23431AB251C0E5D1DAA28A"/>
             </w:placeholder>
-            <w:dataBinding w:prefixMappings="xmlns:ns0='urn:microsoft-dynamics-nav/reports/Standard_Sales_Quote/1304/'" w:xpath="/ns0:NavWordReportXmlPart[1]/ns0:Header[1]/ns0:Line[1]/ns0:UnitPrice_Lbl[1]" w:storeItemID="{00000000-0000-0000-0000-000000000000}"/>
+            <w:dataBinding w:prefixMappings="xmlns:ns0='urn:microsoft-dynamics-nav/reports/Standard_Sales_Quote/1304/'" w:xpath="/ns0:NavWordReportXmlPart[1]/ns0:Header[1]/ns0:Line[1]/ns0:UnitPrice_Lbl[1]" w:storeItemID="{48197058-30D8-4C8A-A09F-5C262E946D5C}"/>
             <w15:color w:val="808080"/>
             <w:text/>
           </w:sdtPr>
+          <w:sdtEndPr/>
           <w:sdtContent>
             <w:tc>
               <w:tcPr>
@@ -1347,6 +1426,7 @@
             <w15:color w:val="808080"/>
             <w:text/>
           </w:sdtPr>
+          <w:sdtEndPr/>
           <w:sdtContent>
             <w:tc>
               <w:tcPr>
@@ -1376,6 +1456,7 @@
             <w15:color w:val="808080"/>
             <w:text/>
           </w:sdtPr>
+          <w:sdtEndPr/>
           <w:sdtContent>
             <w:tc>
               <w:tcPr>
@@ -1402,10 +1483,11 @@
             <w:placeholder>
               <w:docPart w:val="A170745D4D2446E9AB3E964E57C43033"/>
             </w:placeholder>
-            <w:dataBinding w:prefixMappings="xmlns:ns0='urn:microsoft-dynamics-nav/reports/Standard_Sales_Quote/1304/'" w:xpath="/ns0:NavWordReportXmlPart[1]/ns0:Header[1]/ns0:Line[1]/ns0:LineAmount_Line_Lbl[1]" w:storeItemID="{00000000-0000-0000-0000-000000000000}"/>
+            <w:dataBinding w:prefixMappings="xmlns:ns0='urn:microsoft-dynamics-nav/reports/Standard_Sales_Quote/1304/'" w:xpath="/ns0:NavWordReportXmlPart[1]/ns0:Header[1]/ns0:Line[1]/ns0:LineAmount_Line_Lbl[1]" w:storeItemID="{48197058-30D8-4C8A-A09F-5C262E946D5C}"/>
             <w15:color w:val="808080"/>
             <w:text/>
           </w:sdtPr>
+          <w:sdtEndPr/>
           <w:sdtContent>
             <w:tc>
               <w:tcPr>
@@ -1576,7 +1658,7 @@
                 <w:placeholder>
                   <w:docPart w:val="47EEFCA342BB41CCAD82587BBF6F2E88"/>
                 </w:placeholder>
-                <w:dataBinding w:prefixMappings="xmlns:ns0='urn:microsoft-dynamics-nav/reports/Standard_Sales_Quote/1304/'" w:xpath="/ns0:NavWordReportXmlPart[1]/ns0:Header[1]/ns0:Line[1]/ns0:ItemNo_Line[1]" w:storeItemID="{00000000-0000-0000-0000-000000000000}"/>
+                <w:dataBinding w:prefixMappings="xmlns:ns0='urn:microsoft-dynamics-nav/reports/Standard_Sales_Quote/1304/'" w:xpath="/ns0:NavWordReportXmlPart[1]/ns0:Header[1]/ns0:Line[1]/ns0:ItemNo_Line[1]" w:storeItemID="{48197058-30D8-4C8A-A09F-5C262E946D5C}"/>
                 <w15:color w:val="808080"/>
                 <w:text/>
               </w:sdtPr>
@@ -1620,10 +1702,11 @@
                 <w:placeholder>
                   <w:docPart w:val="78F1E7B4CEE943C9BD01DCA3BE42B818"/>
                 </w:placeholder>
-                <w:dataBinding w:prefixMappings="xmlns:ns0='urn:microsoft-dynamics-nav/reports/Standard_Sales_Quote/1304/'" w:xpath="/ns0:NavWordReportXmlPart[1]/ns0:Header[1]/ns0:Line[1]/ns0:Description_Line[1]" w:storeItemID="{00000000-0000-0000-0000-000000000000}"/>
+                <w:dataBinding w:prefixMappings="xmlns:ns0='urn:microsoft-dynamics-nav/reports/Standard_Sales_Quote/1304/'" w:xpath="/ns0:NavWordReportXmlPart[1]/ns0:Header[1]/ns0:Line[1]/ns0:Description_Line[1]" w:storeItemID="{48197058-30D8-4C8A-A09F-5C262E946D5C}"/>
                 <w15:color w:val="808080"/>
                 <w:text/>
               </w:sdtPr>
+              <w:sdtEndPr/>
               <w:sdtContent>
                 <w:tc>
                   <w:tcPr>
@@ -1659,10 +1742,11 @@
                 <w:placeholder>
                   <w:docPart w:val="08E7956112424F439DA56127F636F8A2"/>
                 </w:placeholder>
-                <w:dataBinding w:prefixMappings="xmlns:ns0='urn:microsoft-dynamics-nav/reports/Standard_Sales_Quote/1304/'" w:xpath="/ns0:NavWordReportXmlPart[1]/ns0:Header[1]/ns0:Line[1]/ns0:Quantity_Line[1]" w:storeItemID="{00000000-0000-0000-0000-000000000000}"/>
+                <w:dataBinding w:prefixMappings="xmlns:ns0='urn:microsoft-dynamics-nav/reports/Standard_Sales_Quote/1304/'" w:xpath="/ns0:NavWordReportXmlPart[1]/ns0:Header[1]/ns0:Line[1]/ns0:Quantity_Line[1]" w:storeItemID="{48197058-30D8-4C8A-A09F-5C262E946D5C}"/>
                 <w15:color w:val="808080"/>
                 <w:text/>
               </w:sdtPr>
+              <w:sdtEndPr/>
               <w:sdtContent>
                 <w:tc>
                   <w:tcPr>
@@ -1699,6 +1783,7 @@
                 <w15:color w:val="808080"/>
                 <w:text/>
               </w:sdtPr>
+              <w:sdtEndPr/>
               <w:sdtContent>
                 <w:tc>
                   <w:tcPr>
@@ -1736,10 +1821,11 @@
                     <w:placeholder>
                       <w:docPart w:val="F550891F22DC422F99CCC06966446681"/>
                     </w:placeholder>
-                    <w:dataBinding w:prefixMappings="xmlns:ns0='urn:microsoft-dynamics-nav/reports/Standard_Sales_Quote/1304/'" w:xpath="/ns0:NavWordReportXmlPart[1]/ns0:Header[1]/ns0:Line[1]/ns0:UnitPrice[1]" w:storeItemID="{00000000-0000-0000-0000-000000000000}"/>
+                    <w:dataBinding w:prefixMappings="xmlns:ns0='urn:microsoft-dynamics-nav/reports/Standard_Sales_Quote/1304/'" w:xpath="/ns0:NavWordReportXmlPart[1]/ns0:Header[1]/ns0:Line[1]/ns0:UnitPrice[1]" w:storeItemID="{48197058-30D8-4C8A-A09F-5C262E946D5C}"/>
                     <w15:color w:val="808080"/>
                     <w:text/>
                   </w:sdtPr>
+                  <w:sdtEndPr/>
                   <w:sdtContent>
                     <w:proofErr w:type="spellStart"/>
                     <w:r>
@@ -1761,6 +1847,7 @@
                 <w15:color w:val="808080"/>
                 <w:text/>
               </w:sdtPr>
+              <w:sdtEndPr/>
               <w:sdtContent>
                 <w:tc>
                   <w:tcPr>
@@ -1790,6 +1877,7 @@
                 <w15:color w:val="808080"/>
                 <w:text/>
               </w:sdtPr>
+              <w:sdtEndPr/>
               <w:sdtContent>
                 <w:tc>
                   <w:tcPr>
@@ -1828,10 +1916,11 @@
                     <w:placeholder>
                       <w:docPart w:val="5F8813B20A0E4DB089F151E70936776C"/>
                     </w:placeholder>
-                    <w:dataBinding w:prefixMappings="xmlns:ns0='urn:microsoft-dynamics-nav/reports/Standard_Sales_Quote/1304/'" w:xpath="/ns0:NavWordReportXmlPart[1]/ns0:Header[1]/ns0:Line[1]/ns0:LineAmount_Line[1]" w:storeItemID="{00000000-0000-0000-0000-000000000000}"/>
+                    <w:dataBinding w:prefixMappings="xmlns:ns0='urn:microsoft-dynamics-nav/reports/Standard_Sales_Quote/1304/'" w:xpath="/ns0:NavWordReportXmlPart[1]/ns0:Header[1]/ns0:Line[1]/ns0:LineAmount_Line[1]" w:storeItemID="{48197058-30D8-4C8A-A09F-5C262E946D5C}"/>
                     <w15:color w:val="808080"/>
                     <w:text/>
                   </w:sdtPr>
+                  <w:sdtEndPr/>
                   <w:sdtContent>
                     <w:proofErr w:type="spellStart"/>
                     <w:r>
@@ -1880,6 +1969,7 @@
             <w15:color w:val="808080"/>
             <w:text/>
           </w:sdtPr>
+          <w:sdtEndPr/>
           <w:sdtContent>
             <w:tc>
               <w:tcPr>
@@ -1955,6 +2045,7 @@
             <w15:color w:val="808080"/>
             <w:text/>
           </w:sdtPr>
+          <w:sdtEndPr/>
           <w:sdtContent>
             <w:tc>
               <w:tcPr>
@@ -1997,6 +2088,7 @@
             <w15:color w:val="808080"/>
             <w:text/>
           </w:sdtPr>
+          <w:sdtEndPr/>
           <w:sdtContent>
             <w:tc>
               <w:tcPr>
@@ -2072,6 +2164,7 @@
             <w15:color w:val="808080"/>
             <w:text/>
           </w:sdtPr>
+          <w:sdtEndPr/>
           <w:sdtContent>
             <w:tc>
               <w:tcPr>
@@ -2115,6 +2208,7 @@
             <w15:color w:val="808080"/>
             <w:text/>
           </w:sdtPr>
+          <w:sdtEndPr/>
           <w:sdtContent>
             <w:tc>
               <w:tcPr>
@@ -2204,6 +2298,7 @@
                 <w15:color w:val="808080"/>
                 <w:text/>
               </w:sdtPr>
+              <w:sdtEndPr/>
               <w:sdtContent>
                 <w:r>
                   <w:t>TotalAmountIncludingVAT</w:t>
@@ -2243,6 +2338,7 @@
             <w15:color w:val="808080"/>
             <w:text/>
           </w:sdtPr>
+          <w:sdtEndPr/>
           <w:sdtContent>
             <w:tc>
               <w:tcPr>
@@ -2278,6 +2374,7 @@
             <w15:color w:val="808080"/>
             <w:text/>
           </w:sdtPr>
+          <w:sdtEndPr/>
           <w:sdtContent>
             <w:tc>
               <w:tcPr>
@@ -4569,6 +4666,7 @@
     <w:sig w:usb0="A00002EF" w:usb1="4000204B" w:usb2="00000000" w:usb3="00000000" w:csb0="0000019F" w:csb1="00000000"/>
   </w:font>
   <w:font w:name="Yu Gothic Light">
+    <w:altName w:val="游ゴシック Light"/>
     <w:panose1 w:val="020B0300000000000000"/>
     <w:charset w:val="80"/>
     <w:family w:val="swiss"/>
@@ -4595,6 +4693,7 @@
   </w:compat>
   <w:rsids>
     <w:rsidRoot w:val="00CE62A4"/>
+    <w:rsid w:val="0002132E"/>
     <w:rsid w:val="000317C4"/>
     <w:rsid w:val="00080844"/>
     <w:rsid w:val="00111BF7"/>
@@ -4621,6 +4720,7 @@
     <w:rsid w:val="00A61D2A"/>
     <w:rsid w:val="00AD1C10"/>
     <w:rsid w:val="00B21A0F"/>
+    <w:rsid w:val="00B708D6"/>
     <w:rsid w:val="00C42B7D"/>
     <w:rsid w:val="00CE62A4"/>
     <w:rsid w:val="00DD4377"/>
@@ -5579,6 +5679,9 @@
   <wetp:taskpane dockstate="right" visibility="0" width="350" row="1">
     <wetp:webextensionref xmlns:r="http://schemas.openxmlformats.org/officeDocument/2006/relationships" r:id="rId1"/>
   </wetp:taskpane>
+  <wetp:taskpane dockstate="right" visibility="0" width="350" row="3">
+    <wetp:webextensionref xmlns:r="http://schemas.openxmlformats.org/officeDocument/2006/relationships" r:id="rId2"/>
+  </wetp:taskpane>
 </wetp:taskpanes>
 </file>
 
@@ -5594,9 +5697,19 @@
 </we:webextension>
 </file>
 
-<file path=customXml/item1.xml>��< ? x m l   v e r s i o n = " 1 . 0 "   e n c o d i n g = " u t f - 1 6 " ? > - 
- < N a v W o r d R e p o r t X m l P a r t   x m l n s = " u r n : m i c r o s o f t - d y n a m i c s - n a v / r e p o r t s / S t a n d a r d _ S a l e s _ Q u o t e / 1 3 0 4 / " > +<file path=word/webextensions/webextension2.xml><?xml version="1.0" encoding="utf-8"?>
+<we:webextension xmlns:we="http://schemas.microsoft.com/office/webextensions/webextension/2010/11" id="{F0808964-C0D0-4539-8680-72DAD6EF48EA}">
+  <we:reference id="WA200007356" version="2.0.0.1" store="Omex" storeType="OMEX"/>
+  <we:alternateReferences>
+    <we:reference id="WA200007356" version="2.0.0.1" store="WA200007356" storeType="OMEX"/>
+  </we:alternateReferences>
+  <we:properties/>
+  <we:bindings/>
+  <we:snapshot xmlns:r="http://schemas.openxmlformats.org/officeDocument/2006/relationships"/>
+</we:webextension>
+</file>
+
+<file path=customXml/item1.xml>��< ? x m l   v e r s i o n = " 1 . 0 "   e n c o d i n g = " u t f - 1 6 " ? > < N a v W o r d R e p o r t X m l P a r t   x m l n s = " u r n : m i c r o s o f t - d y n a m i c s - b u s i n e s s c e n t r a l / i n t e r n a l / e x t e n d e d / r e p o r t s / S t a n d a r d _ S a l e s _ Q u o t e / 1 3 0 4 / " >   
      < B C R e p o r t I n f o r m a t i o n >   
@@ -5742,449 +5855,699 @@
  
      < / B C R e p o r t I n f o r m a t i o n >   
-     < H e a d e r > - 
-         < B i l l T o C o n t a c t E m a i l > B i l l T o C o n t a c t E m a i l < / B i l l T o C o n t a c t E m a i l > - 
-         < B i l l T o C o n t a c t E m a i l L b l > B i l l T o C o n t a c t E m a i l L b l < / B i l l T o C o n t a c t E m a i l L b l > - 
-         < B i l l T o C o n t a c t M o b i l e P h o n e N o > B i l l T o C o n t a c t M o b i l e P h o n e N o < / B i l l T o C o n t a c t M o b i l e P h o n e N o > - 
-         < B i l l T o C o n t a c t M o b i l e P h o n e N o L b l > B i l l T o C o n t a c t M o b i l e P h o n e N o L b l < / B i l l T o C o n t a c t M o b i l e P h o n e N o L b l > - 
-         < B i l l T o C o n t a c t P h o n e N o > B i l l T o C o n t a c t P h o n e N o < / B i l l T o C o n t a c t P h o n e N o > - 
-         < B i l l T o C o n t a c t P h o n e N o L b l > B i l l T o C o n t a c t P h o n e N o L b l < / B i l l T o C o n t a c t P h o n e N o L b l > - 
-         < B i l l t o C u s t o m e r N o _ L b l > B i l l t o C u s t o m e r N o _ L b l < / B i l l t o C u s t o m e r N o _ L b l > - 
-         < B i l l t o C u s t u m e r N o > B i l l t o C u s t u m e r N o < / B i l l t o C u s t u m e r N o > - 
-         < C o m p a n y A d d r e s s 1 > C o m p a n y A d d r e s s 1 < / C o m p a n y A d d r e s s 1 > - 
-         < C o m p a n y A d d r e s s 2 > C o m p a n y A d d r e s s 2 < / C o m p a n y A d d r e s s 2 > - 
-         < C o m p a n y A d d r e s s 3 > C o m p a n y A d d r e s s 3 < / C o m p a n y A d d r e s s 3 > - 
-         < C o m p a n y A d d r e s s 4 > C o m p a n y A d d r e s s 4 < / C o m p a n y A d d r e s s 4 > - 
-         < C o m p a n y A d d r e s s 5 > C o m p a n y A d d r e s s 5 < / C o m p a n y A d d r e s s 5 > - 
-         < C o m p a n y A d d r e s s 6 > C o m p a n y A d d r e s s 6 < / C o m p a n y A d d r e s s 6 > - 
-         < C o m p a n y A d d r e s s 7 > C o m p a n y A d d r e s s 7 < / C o m p a n y A d d r e s s 7 > - 
-         < C o m p a n y A d d r e s s 8 > C o m p a n y A d d r e s s 8 < / C o m p a n y A d d r e s s 8 > - 
-         < C o m p a n y B a n k A c c o u n t N o > C o m p a n y B a n k A c c o u n t N o < / C o m p a n y B a n k A c c o u n t N o > - 
-         < C o m p a n y B a n k A c c o u n t N o _ L b l > C o m p a n y B a n k A c c o u n t N o _ L b l < / C o m p a n y B a n k A c c o u n t N o _ L b l > - 
-         < C o m p a n y B a n k B r a n c h N o > C o m p a n y B a n k B r a n c h N o < / C o m p a n y B a n k B r a n c h N o > - 
-         < C o m p a n y B a n k B r a n c h N o _ L b l > C o m p a n y B a n k B r a n c h N o _ L b l < / C o m p a n y B a n k B r a n c h N o _ L b l > - 
-         < C o m p a n y B a n k N a m e > C o m p a n y B a n k N a m e < / C o m p a n y B a n k N a m e > - 
-         < C o m p a n y B a n k N a m e _ L b l > C o m p a n y B a n k N a m e _ L b l < / C o m p a n y B a n k N a m e _ L b l > - 
-         < C o m p a n y C u s t o m G i r o > C o m p a n y C u s t o m G i r o < / C o m p a n y C u s t o m G i r o > - 
-         < C o m p a n y C u s t o m G i r o _ L b l > C o m p a n y C u s t o m G i r o _ L b l < / C o m p a n y C u s t o m G i r o _ L b l > - 
-         < C o m p a n y E M a i l > C o m p a n y E M a i l < / C o m p a n y E M a i l > - 
-         < C o m p a n y G i r o N o > C o m p a n y G i r o N o < / C o m p a n y G i r o N o > - 
-         < C o m p a n y G i r o N o _ L b l > C o m p a n y G i r o N o _ L b l < / C o m p a n y G i r o N o _ L b l > - 
-         < C o m p a n y H o m e P a g e > C o m p a n y H o m e P a g e < / C o m p a n y H o m e P a g e > - 
-         < C o m p a n y I B A N > C o m p a n y I B A N < / C o m p a n y I B A N > - 
-         < C o m p a n y I B A N _ L b l > C o m p a n y I B A N _ L b l < / C o m p a n y I B A N _ L b l > - 
-         < C o m p a n y L e g a l O f f i c e > C o m p a n y L e g a l O f f i c e < / C o m p a n y L e g a l O f f i c e > - 
-         < C o m p a n y L e g a l O f f i c e _ L b l > C o m p a n y L e g a l O f f i c e _ L b l < / C o m p a n y L e g a l O f f i c e _ L b l > - 
-         < C o m p a n y L e g a l S t a t e m e n t > C o m p a n y L e g a l S t a t e m e n t < / C o m p a n y L e g a l S t a t e m e n t > - 
-         < C o m p a n y L o g o P o s i t i o n > C o m p a n y L o g o P o s i t i o n < / C o m p a n y L o g o P o s i t i o n > - 
-         < C o m p a n y P h o n e N o > C o m p a n y P h o n e N o < / C o m p a n y P h o n e N o > - 
-         < C o m p a n y P h o n e N o _ L b l > C o m p a n y P h o n e N o _ L b l < / C o m p a n y P h o n e N o _ L b l > - 
-         < C o m p a n y P i c t u r e   / > - 
-         < C o m p a n y R e g i s t r a t i o n N u m b e r > C o m p a n y R e g i s t r a t i o n N u m b e r < / C o m p a n y R e g i s t r a t i o n N u m b e r > - 
-         < C o m p a n y R e g i s t r a t i o n N u m b e r _ L b l > C o m p a n y R e g i s t r a t i o n N u m b e r _ L b l < / C o m p a n y R e g i s t r a t i o n N u m b e r _ L b l > - 
-         < C o m p a n y S W I F T > C o m p a n y S W I F T < / C o m p a n y S W I F T > - 
-         < C o m p a n y S W I F T _ L b l > C o m p a n y S W I F T _ L b l < / C o m p a n y S W I F T _ L b l > - 
-         < C o m p a n y V A T R e g i s t r a t i o n N o > C o m p a n y V A T R e g i s t r a t i o n N o < / C o m p a n y V A T R e g i s t r a t i o n N o > - 
-         < C o m p a n y V A T R e g i s t r a t i o n N o _ L b l > C o m p a n y V A T R e g i s t r a t i o n N o _ L b l < / C o m p a n y V A T R e g i s t r a t i o n N o _ L b l > - 
-         < C o m p a n y V A T R e g N o > C o m p a n y V A T R e g N o < / C o m p a n y V A T R e g N o > - 
-         < C o m p a n y V A T R e g N o _ L b l > C o m p a n y V A T R e g N o _ L b l < / C o m p a n y V A T R e g N o _ L b l > - 
-         < C o n t a c t _ L b l > C o n t a c t _ L b l < / C o n t a c t _ L b l > - 
-         < C o p y _ L b l > C o p y _ L b l < / C o p y _ L b l > - 
-         < C u s t o m e r A d d r e s s 1 > C u s t o m e r A d d r e s s 1 < / C u s t o m e r A d d r e s s 1 > - 
-         < C u s t o m e r A d d r e s s 2 > C u s t o m e r A d d r e s s 2 < / C u s t o m e r A d d r e s s 2 > - 
-         < C u s t o m e r A d d r e s s 3 > C u s t o m e r A d d r e s s 3 < / C u s t o m e r A d d r e s s 3 > - 
-         < C u s t o m e r A d d r e s s 4 > C u s t o m e r A d d r e s s 4 < / C u s t o m e r A d d r e s s 4 > - 
-         < C u s t o m e r A d d r e s s 5 > C u s t o m e r A d d r e s s 5 < / C u s t o m e r A d d r e s s 5 > - 
-         < C u s t o m e r A d d r e s s 6 > C u s t o m e r A d d r e s s 6 < / C u s t o m e r A d d r e s s 6 > - 
-         < C u s t o m e r A d d r e s s 7 > C u s t o m e r A d d r e s s 7 < / C u s t o m e r A d d r e s s 7 > - 
-         < C u s t o m e r A d d r e s s 8 > C u s t o m e r A d d r e s s 8 < / C u s t o m e r A d d r e s s 8 > - 
-         < C u s t o m e r P o s t a l B a r C o d e > C u s t o m e r P o s t a l B a r C o d e < / C u s t o m e r P o s t a l B a r C o d e > - 
-         < D o c u m e n t C o p y T e x t > D o c u m e n t C o p y T e x t < / D o c u m e n t C o p y T e x t > - 
-         < D o c u m e n t D a t e > D o c u m e n t D a t e < / D o c u m e n t D a t e > - 
-         < D o c u m e n t D a t e _ L b l > D o c u m e n t D a t e _ L b l < / D o c u m e n t D a t e _ L b l > - 
-         < D o c u m e n t N o > D o c u m e n t N o < / D o c u m e n t N o > - 
-         < D o c u m e n t N o _ L b l > D o c u m e n t N o _ L b l < / D o c u m e n t N o _ L b l > - 
-         < D o c u m e n t T i t l e _ L b l > D o c u m e n t T i t l e _ L b l < / D o c u m e n t T i t l e _ L b l > - 
-         < D u e D a t e > D u e D a t e < / D u e D a t e > - 
-         < D u e D a t e _ L b l > D u e D a t e _ L b l < / D u e D a t e _ L b l > - 
-         < E M a i l _ L b l > E M a i l _ L b l < / E M a i l _ L b l > - 
-         < E s t i m a t e B o d y _ L b l > E s t i m a t e B o d y _ L b l < / E s t i m a t e B o d y _ L b l > - 
-         < E s t i m a t e F o r _ L b l > E s t i m a t e F o r _ L b l < / E s t i m a t e F o r _ L b l > - 
-         < E s t i m a t e _ L b l > E s t i m a t e _ L b l < / E s t i m a t e _ L b l > - 
-         < E x c h a n g e R a t e A s T e x t > E x c h a n g e R a t e A s T e x t < / E x c h a n g e R a t e A s T e x t > - 
-         < E x t e r n a l D o c u m e n t N o > E x t e r n a l D o c u m e n t N o < / E x t e r n a l D o c u m e n t N o > - 
-         < E x t e r n a l D o c u m e n t N o L b l > E x t e r n a l D o c u m e n t N o L b l < / E x t e r n a l D o c u m e n t N o L b l > - 
-         < F r o m _ L b l > F r o m _ L b l < / F r o m _ L b l > - 
-         < H o m e P a g e _ L b l > H o m e P a g e _ L b l < / H o m e P a g e _ L b l > - 
-         < I n v o i c e D i s c o u n t A m o u n t _ L b l > I n v o i c e D i s c o u n t A m o u n t _ L b l < / I n v o i c e D i s c o u n t A m o u n t _ L b l > - 
-         < I n v o i c e D i s c o u n t B a s e A m o u n t _ L b l > I n v o i c e D i s c o u n t B a s e A m o u n t _ L b l < / I n v o i c e D i s c o u n t B a s e A m o u n t _ L b l > - 
-         < L e g a l E n t i t y T y p e > L e g a l E n t i t y T y p e < / L e g a l E n t i t y T y p e > - 
-         < L e g a l E n t i t y T y p e _ L b l > L e g a l E n t i t y T y p e _ L b l < / L e g a l E n t i t y T y p e _ L b l > - 
-         < L i n e A m o u n t A f t e r I n v o i c e D i s c o u n t _ L b l > L i n e A m o u n t A f t e r I n v o i c e D i s c o u n t _ L b l < / L i n e A m o u n t A f t e r I n v o i c e D i s c o u n t _ L b l > - 
-         < L o c a l C u r r e n c y _ L b l > L o c a l C u r r e n c y _ L b l < / L o c a l C u r r e n c y _ L b l > - 
-         < P a g e _ L b l > P a g e _ L b l < / P a g e _ L b l > - 
-         < P a y m e n t M e t h o d D e s c r i p t i o n > P a y m e n t M e t h o d D e s c r i p t i o n < / P a y m e n t M e t h o d D e s c r i p t i o n > - 
-         < P a y m e n t M e t h o d D e s c r i p t i o n _ L b l > P a y m e n t M e t h o d D e s c r i p t i o n _ L b l < / P a y m e n t M e t h o d D e s c r i p t i o n _ L b l > - 
-         < P a y m e n t T e r m s D e s c r i p t i o n > P a y m e n t T e r m s D e s c r i p t i o n < / P a y m e n t T e r m s D e s c r i p t i o n > - 
-         < P a y m e n t T e r m s D e s c r i p t i o n _ L b l > P a y m e n t T e r m s D e s c r i p t i o n _ L b l < / P a y m e n t T e r m s D e s c r i p t i o n _ L b l > - 
-         < P r i c e s I n c l u d i n g V A T > P r i c e s I n c l u d i n g V A T < / P r i c e s I n c l u d i n g V A T > - 
-         < P r i c e s I n c l u d i n g V A T Y e s N o > P r i c e s I n c l u d i n g V A T Y e s N o < / P r i c e s I n c l u d i n g V A T Y e s N o > - 
-         < P r i c e s I n c l u d i n g V A T _ L b l > P r i c e s I n c l u d i n g V A T _ L b l < / P r i c e s I n c l u d i n g V A T _ L b l > - 
-         < Q u e s t i o n s _ L b l > Q u e s t i o n s _ L b l < / Q u e s t i o n s _ L b l > - 
-         < Q u o t e V a l i d T o D a t e > Q u o t e V a l i d T o D a t e < / Q u o t e V a l i d T o D a t e > - 
-         < Q u o t e V a l i d T o D a t e _ L b l > Q u o t e V a l i d T o D a t e _ L b l < / Q u o t e V a l i d T o D a t e _ L b l > - 
-         < S a l e s I n v o i c e L i n e D i s c o u n t _ L b l > S a l e s I n v o i c e L i n e D i s c o u n t _ L b l < / S a l e s I n v o i c e L i n e D i s c o u n t _ L b l > - 
-         < S a l e s P e r s o n B l a n k _ L b l > S a l e s P e r s o n B l a n k _ L b l < / S a l e s P e r s o n B l a n k _ L b l > - 
-         < S a l e s P e r s o n N a m e > S a l e s P e r s o n N a m e < / S a l e s P e r s o n N a m e > - 
-         < S a l e s P e r s o n _ L b l > S a l e s P e r s o n _ L b l < / S a l e s P e r s o n _ L b l > - 
-         < S e l l T o C o n t a c t E m a i l > S e l l T o C o n t a c t E m a i l < / S e l l T o C o n t a c t E m a i l > - 
-         < S e l l T o C o n t a c t E m a i l L b l > S e l l T o C o n t a c t E m a i l L b l < / S e l l T o C o n t a c t E m a i l L b l > - 
-         < S e l l T o C o n t a c t M o b i l e P h o n e N o > S e l l T o C o n t a c t M o b i l e P h o n e N o < / S e l l T o C o n t a c t M o b i l e P h o n e N o > - 
-         < S e l l T o C o n t a c t M o b i l e P h o n e N o L b l > S e l l T o C o n t a c t M o b i l e P h o n e N o L b l < / S e l l T o C o n t a c t M o b i l e P h o n e N o L b l > - 
-         < S e l l T o C o n t a c t P h o n e N o > S e l l T o C o n t a c t P h o n e N o < / S e l l T o C o n t a c t P h o n e N o > - 
-         < S e l l T o C o n t a c t P h o n e N o L b l > S e l l T o C o n t a c t P h o n e N o L b l < / S e l l T o C o n t a c t P h o n e N o L b l > - 
-         < S e l l t o C u s t o m e r N o > S e l l t o C u s t o m e r N o < / S e l l t o C u s t o m e r N o > - 
-         < S e l l t o C u s t o m e r N o _ L b l > S e l l t o C u s t o m e r N o _ L b l < / S e l l t o C u s t o m e r N o _ L b l > - 
-         < S h i p m e n t M e t h o d D e s c r i p t i o n > S h i p m e n t M e t h o d D e s c r i p t i o n < / S h i p m e n t M e t h o d D e s c r i p t i o n > - 
-         < S h i p m e n t M e t h o d D e s c r i p t i o n _ L b l > S h i p m e n t M e t h o d D e s c r i p t i o n _ L b l < / S h i p m e n t M e t h o d D e s c r i p t i o n _ L b l > - 
-         < S h i p m e n t _ L b l > S h i p m e n t _ L b l < / S h i p m e n t _ L b l > - 
-         < S h i p T o A d d r e s s 1 > S h i p T o A d d r e s s 1 < / S h i p T o A d d r e s s 1 > - 
-         < S h i p T o A d d r e s s 2 > S h i p T o A d d r e s s 2 < / S h i p T o A d d r e s s 2 > - 
-         < S h i p T o A d d r e s s 3 > S h i p T o A d d r e s s 3 < / S h i p T o A d d r e s s 3 > - 
-         < S h i p T o A d d r e s s 4 > S h i p T o A d d r e s s 4 < / S h i p T o A d d r e s s 4 > - 
-         < S h i p T o A d d r e s s 5 > S h i p T o A d d r e s s 5 < / S h i p T o A d d r e s s 5 > - 
-         < S h i p T o A d d r e s s 6 > S h i p T o A d d r e s s 6 < / S h i p T o A d d r e s s 6 > - 
-         < S h i p T o A d d r e s s 7 > S h i p T o A d d r e s s 7 < / S h i p T o A d d r e s s 7 > - 
-         < S h i p T o A d d r e s s 8 > S h i p T o A d d r e s s 8 < / S h i p T o A d d r e s s 8 > - 
-         < S h i p T o A d d r e s s _ L b l > S h i p T o A d d r e s s _ L b l < / S h i p T o A d d r e s s _ L b l > - 
-         < S h i p T o P h o n e N o > S h i p T o P h o n e N o < / S h i p T o P h o n e N o > - 
-         < S h o w S h i p p i n g A d d r e s s > S h o w S h i p p i n g A d d r e s s < / S h o w S h i p p i n g A d d r e s s > - 
-         < S h o w W o r k D e s c r i p t i o n > S h o w W o r k D e s c r i p t i o n < / S h o w W o r k D e s c r i p t i o n > - 
-         < S u b t o t a l _ L b l > S u b t o t a l _ L b l < / S u b t o t a l _ L b l > - 
-         < T h a n k s _ L b l > T h a n k s _ L b l < / T h a n k s _ L b l > - 
-         < T o t a l _ L b l > T o t a l _ L b l < / T o t a l _ L b l > - 
-         < V A T A m o u n t S p e c i f i c a t i o n _ L b l > V A T A m o u n t S p e c i f i c a t i o n _ L b l < / V A T A m o u n t S p e c i f i c a t i o n _ L b l > - 
-         < V A T A m o u n t _ L b l > V A T A m o u n t _ L b l < / V A T A m o u n t _ L b l > - 
-         < V A T B a s e _ L b l > V A T B a s e _ L b l < / V A T B a s e _ L b l > - 
-         < V A T C l a u s e s _ L b l > V A T C l a u s e s _ L b l < / V A T C l a u s e s _ L b l > - 
-         < V A T C l a u s e _ L b l > V A T C l a u s e _ L b l < / V A T C l a u s e _ L b l > - 
-         < V A T I d e n t i f i e r _ L b l > V A T I d e n t i f i e r _ L b l < / V A T I d e n t i f i e r _ L b l > - 
-         < V A T P e r c e n t a g e _ L b l > V A T P e r c e n t a g e _ L b l < / V A T P e r c e n t a g e _ L b l > - 
-         < V A T R e g i s t r a t i o n N o > V A T R e g i s t r a t i o n N o < / V A T R e g i s t r a t i o n N o > - 
-         < V A T R e g i s t r a t i o n N o _ L b l > V A T R e g i s t r a t i o n N o _ L b l < / V A T R e g i s t r a t i o n N o _ L b l > - 
-         < Y o u r E s t i m a t e _ L b l > Y o u r E s t i m a t e _ L b l < / Y o u r E s t i m a t e _ L b l > - 
-         < Y o u r R e f e r e n c e > Y o u r R e f e r e n c e < / Y o u r R e f e r e n c e > - 
-         < Y o u r R e f e r e n c e _ _ L b l > Y o u r R e f e r e n c e _ _ L b l < / Y o u r R e f e r e n c e _ _ L b l > - 
-         < L i n e > - 
-             < A m o u n t E x c l u d i n g V A T _ L i n e > A m o u n t E x c l u d i n g V A T _ L i n e < / A m o u n t E x c l u d i n g V A T _ L i n e > - 
-             < A m o u n t E x c l u d i n g V A T _ L i n e _ L b l > A m o u n t E x c l u d i n g V A T _ L i n e _ L b l < / A m o u n t E x c l u d i n g V A T _ L i n e _ L b l > - 
-             < A m o u n t I n c l u d i n g V A T _ L i n e > A m o u n t I n c l u d i n g V A T _ L i n e < / A m o u n t I n c l u d i n g V A T _ L i n e > - 
-             < A m o u n t I n c l u d i n g V A T _ L i n e _ L b l > A m o u n t I n c l u d i n g V A T _ L i n e _ L b l < / A m o u n t I n c l u d i n g V A T _ L i n e _ L b l > - 
-             < D e s c r i p t i o n _ L i n e > D e s c r i p t i o n _ L i n e < / D e s c r i p t i o n _ L i n e > - 
-             < D e s c r i p t i o n _ L i n e _ L b l > D e s c r i p t i o n _ L i n e _ L b l < / D e s c r i p t i o n _ L i n e _ L b l > - 
-             < I t e m N o _ L i n e > I t e m N o _ L i n e < / I t e m N o _ L i n e > - 
-             < I t e m N o _ L i n e _ L b l > I t e m N o _ L i n e _ L b l < / I t e m N o _ L i n e _ L b l > - 
-             < I t e m R e f e r e n c e N o _ L i n e > I t e m R e f e r e n c e N o _ L i n e < / I t e m R e f e r e n c e N o _ L i n e > - 
-             < I t e m R e f e r e n c e N o _ L i n e _ L b l > I t e m R e f e r e n c e N o _ L i n e _ L b l < / I t e m R e f e r e n c e N o _ L i n e _ L b l > - 
-             < L i n e A m o u n t _ L i n e > L i n e A m o u n t _ L i n e < / L i n e A m o u n t _ L i n e > - 
-             < L i n e A m o u n t _ L i n e _ L b l > L i n e A m o u n t _ L i n e _ L b l < / L i n e A m o u n t _ L i n e _ L b l > - 
-             < L i n e D i s c o u n t P e r c e n t T e x t _ L i n e > L i n e D i s c o u n t P e r c e n t T e x t _ L i n e < / L i n e D i s c o u n t P e r c e n t T e x t _ L i n e > - 
-             < L i n e D i s c o u n t P e r c e n t _ L i n e > L i n e D i s c o u n t P e r c e n t _ L i n e < / L i n e D i s c o u n t P e r c e n t _ L i n e > - 
-             < L i n e N o _ L i n e > L i n e N o _ L i n e < / L i n e N o _ L i n e > - 
-             < P r i c e P e r _ L b l > P r i c e P e r _ L b l < / P r i c e P e r _ L b l > - 
-             < P r i c e _ L b l > P r i c e _ L b l < / P r i c e _ L b l > - 
-             < Q t y _ L b l > Q t y _ L b l < / Q t y _ L b l > - 
-             < Q u a n t i t y _ L i n e > Q u a n t i t y _ L i n e < / Q u a n t i t y _ L i n e > - 
-             < Q u a n t i t y _ L i n e _ L b l > Q u a n t i t y _ L i n e _ L b l < / Q u a n t i t y _ L i n e _ L b l > - 
-             < S h i p m e n t D a t e _ L b l > S h i p m e n t D a t e _ L b l < / S h i p m e n t D a t e _ L b l > - 
-             < S h i p m e n t D a t e _ L i n e > S h i p m e n t D a t e _ L i n e < / S h i p m e n t D a t e _ L i n e > - 
-             < T r a n s H e a d e r A m o u n t > T r a n s H e a d e r A m o u n t < / T r a n s H e a d e r A m o u n t > - 
-             < T y p e _ L i n e > T y p e _ L i n e < / T y p e _ L i n e > - 
-             < U n i t O f M e a s u r e > U n i t O f M e a s u r e < / U n i t O f M e a s u r e > - 
-             < U n i t O f M e a s u r e _ L b l > U n i t O f M e a s u r e _ L b l < / U n i t O f M e a s u r e _ L b l > - 
-             < U n i t P r i c e > U n i t P r i c e < / U n i t P r i c e > - 
-             < U n i t P r i c e _ L b l > U n i t P r i c e _ L b l < / U n i t P r i c e _ L b l > - 
-             < U n i t _ L b l > U n i t _ L b l < / U n i t _ L b l > - 
-             < V A T I d e n t i f i e r _ L i n e > V A T I d e n t i f i e r _ L i n e < / V A T I d e n t i f i e r _ L i n e > - 
-             < V A T I d e n t i f i e r _ L i n e _ L b l > V A T I d e n t i f i e r _ L i n e _ L b l < / V A T I d e n t i f i e r _ L i n e _ L b l > - 
-             < V A T P c t _ L i n e > V A T P c t _ L i n e < / V A T P c t _ L i n e > - 
-             < V A T P c t _ L i n e _ L b l > V A T P c t _ L i n e _ L b l < / V A T P c t _ L i n e _ L b l > +     < T o o l t i p s > + 
+         < T o o l t i p   c o l u m n = " C o m p a n y H o m e P a g e "   E l e m e n t I d = " 1 9 8 9 1 8 8 7 0 " > + 
+             < T o o l t i p T e x t   l a n g = " e n - U S " > S p e c i f i e s   y o u r   c o m p a n y ' s   w e b   s i t e . < / T o o l t i p T e x t > + 
+         < / T o o l t i p > + 
+         < T o o l t i p   c o l u m n = " C o m p a n y E M a i l "   E l e m e n t I d = " 1 6 7 7 0 7 4 0 5 8 " > + 
+             < T o o l t i p T e x t   l a n g = " e n - U S " > S p e c i f i e s   t h e   c o m p a n y ' s   e m a i l   a d d r e s s . < / T o o l t i p T e x t > + 
+         < / T o o l t i p > + 
+         < T o o l t i p   c o l u m n = " C o m p a n y P i c t u r e "   E l e m e n t I d = " 1 3 9 7 4 1 1 0 7 4 " > + 
+             < T o o l t i p T e x t   l a n g = " e n - U S " > S p e c i f i e s   t h e   p i c t u r e   t h a t   h a s   b e e n   s e t   u p   f o r   t h e   c o m p a n y ,   s u c h   a s   a   c o m p a n y   l o g o . < / T o o l t i p T e x t > + 
+         < / T o o l t i p > + 
+         < T o o l t i p   c o l u m n = " C o m p a n y P h o n e N o "   E l e m e n t I d = " 2 5 0 4 4 0 6 5 5 " > + 
+             < T o o l t i p T e x t   l a n g = " e n - U S " > S p e c i f i e s   t h e   c o m p a n y ' s   t e l e p h o n e   n u m b e r . < / T o o l t i p T e x t > + 
+         < / T o o l t i p > + 
+         < T o o l t i p   c o l u m n = " C o m p a n y G i r o N o "   E l e m e n t I d = " 1 3 6 0 1 9 6 3 2 0 " > + 
+             < T o o l t i p T e x t   l a n g = " e n - U S " > S p e c i f i e s   t h e   c o m p a n y ' s   g i r o   n u m b e r . < / T o o l t i p T e x t > + 
+         < / T o o l t i p > + 
+         < T o o l t i p   c o l u m n = " C o m p a n y B a n k N a m e "   E l e m e n t I d = " 1 5 3 4 9 0 5 6 0 5 " > + 
+             < T o o l t i p T e x t   l a n g = " e n - U S " > S p e c i f i e s   t h e   n a m e   o f   t h e   b a n k   w h e r e   y o u   h a v e   t h e   b a n k   a c c o u n t . < / T o o l t i p T e x t > + 
+         < / T o o l t i p > + 
+         < T o o l t i p   c o l u m n = " C o m p a n y B a n k B r a n c h N o "   E l e m e n t I d = " 7 9 3 1 3 3 0 5 7 " > + 
+             < T o o l t i p T e x t   l a n g = " e n - U S " > S p e c i f i e s   a   n u m b e r   o f   t h e   b a n k   b r a n c h . < / T o o l t i p T e x t > + 
+         < / T o o l t i p > + 
+         < T o o l t i p   c o l u m n = " C o m p a n y B a n k A c c o u n t N o "   E l e m e n t I d = " 3 0 1 4 0 2 0 4 " > + 
+             < T o o l t i p T e x t   l a n g = " e n - U S " > S p e c i f i e s   t h e   n u m b e r   u s e d   b y   t h e   b a n k   f o r   t h e   b a n k   a c c o u n t . < / T o o l t i p T e x t > + 
+         < / T o o l t i p > + 
+         < T o o l t i p   c o l u m n = " C o m p a n y I B A N "   E l e m e n t I d = " 9 0 6 5 4 9 1 8 2 " > + 
+             < T o o l t i p T e x t   l a n g = " e n - U S " > S p e c i f i e s   t h e   b a n k   a c c o u n t ' s   i n t e r n a t i o n a l   b a n k   a c c o u n t   n u m b e r . < / T o o l t i p T e x t > + 
+         < / T o o l t i p > + 
+         < T o o l t i p   c o l u m n = " C o m p a n y S W I F T "   E l e m e n t I d = " 6 6 8 2 5 0 2 4 5 " > + 
+             < T o o l t i p T e x t   l a n g = " e n - U S " > S p e c i f i e s   t h e   i n t e r n a t i o n a l   b a n k   i d e n t i f i e r   c o d e   ( S W I F T )   o f   t h e   b a n k   w h e r e   y o u   h a v e   t h e   a c c o u n t . < / T o o l t i p T e x t > + 
+         < / T o o l t i p > + 
+         < T o o l t i p   c o l u m n = " E x t e r n a l D o c u m e n t N o "   E l e m e n t I d = " 7 3 3 9 5 3 9 6 6 " > + 
+             < T o o l t i p T e x t   l a n g = " e n - U S " > S p e c i f i e s   a   d o c u m e n t   n u m b e r   t h a t   r e f e r s   t o   t h e   c u s t o m e r ' s   o r   v e n d o r ' s   n u m b e r i n g   s y s t e m . < / T o o l t i p T e x t > + 
+         < / T o o l t i p > + 
+         < T o o l t i p   c o l u m n = " Y o u r R e f e r e n c e "   E l e m e n t I d = " 1 1 0 3 9 9 5 1 " > + 
+             < T o o l t i p T e x t   l a n g = " e n - U S " > S p e c i f i e s   t h e   c u s t o m e r ' s   r e f e r e n c e .   T h e   c o n t e n t   w i l l   b e   p r i n t e d   o n   s a l e s   d o c u m e n t s . < / T o o l t i p T e x t > + 
+         < / T o o l t i p > + 
+         < T o o l t i p   c o l u m n = " S h i p m e n t M e t h o d D e s c r i p t i o n "   E l e m e n t I d = " 2 0 5 9 4 0 3 2 6 0 " > + 
+             < T o o l t i p T e x t   l a n g = " e n - U S " > S p e c i f i e s   a   d e s c r i p t i o n   o f   t h e   s h i p m e n t   m e t h o d . < / T o o l t i p T e x t > + 
+         < / T o o l t i p > + 
+         < T o o l t i p   c o l u m n = " S h i p T o P h o n e N o "   E l e m e n t I d = " 3 6 9 7 0 2 2 5 5 " > + 
+             < T o o l t i p T e x t   l a n g = " e n - U S " > S p e c i f i e s   t h e   t e l e p h o n e   n u m b e r   o f   t h e   c o m p a n y ' s   s h i p p i n g   a d d r e s s . < / T o o l t i p T e x t > + 
+         < / T o o l t i p > + 
+         < T o o l t i p   c o l u m n = " S e l l T o C o n t a c t P h o n e N o "   E l e m e n t I d = " 1 6 1 3 8 2 2 4 8 3 " > + 
+             < T o o l t i p T e x t   l a n g = " e n - U S " > S p e c i f i e s   t h e   c o n t a c t ' s   p h o n e   n u m b e r . < / T o o l t i p T e x t > + 
+         < / T o o l t i p > + 
+         < T o o l t i p   c o l u m n = " S e l l T o C o n t a c t M o b i l e P h o n e N o "   E l e m e n t I d = " 1 8 4 3 5 8 7 4 7 " > + 
+             < T o o l t i p T e x t   l a n g = " e n - U S " > S p e c i f i e s   t h e   c o n t a c t ' s   m o b i l e   t e l e p h o n e   n u m b e r . < / T o o l t i p T e x t > + 
+         < / T o o l t i p > + 
+         < T o o l t i p   c o l u m n = " S e l l T o C o n t a c t E m a i l "   E l e m e n t I d = " 2 6 2 8 2 4 5 6 4 " > + 
+             < T o o l t i p T e x t   l a n g = " e n - U S " > S p e c i f i e s   t h e   e m a i l   a d d r e s s   o f   t h e   c o n t a c t . < / T o o l t i p T e x t > + 
+         < / T o o l t i p > + 
+         < T o o l t i p   c o l u m n = " B i l l T o C o n t a c t P h o n e N o "   E l e m e n t I d = " 3 6 2 4 7 7 4 8 8 " > + 
+             < T o o l t i p T e x t   l a n g = " e n - U S " > S p e c i f i e s   t h e   c o n t a c t ' s   p h o n e   n u m b e r . < / T o o l t i p T e x t > + 
+         < / T o o l t i p > + 
+         < T o o l t i p   c o l u m n = " B i l l T o C o n t a c t M o b i l e P h o n e N o "   E l e m e n t I d = " 2 4 8 4 8 8 6 9 6 " > + 
+             < T o o l t i p T e x t   l a n g = " e n - U S " > S p e c i f i e s   t h e   c o n t a c t ' s   m o b i l e   t e l e p h o n e   n u m b e r . < / T o o l t i p T e x t > + 
+         < / T o o l t i p > + 
+         < T o o l t i p   c o l u m n = " B i l l T o C o n t a c t E m a i l "   E l e m e n t I d = " 3 3 5 8 2 7 8 9 5 " > + 
+             < T o o l t i p T e x t   l a n g = " e n - U S " > S p e c i f i e s   t h e   e m a i l   a d d r e s s   o f   t h e   c o n t a c t . < / T o o l t i p T e x t > + 
+         < / T o o l t i p > + 
+         < T o o l t i p   c o l u m n = " P a y m e n t T e r m s D e s c r i p t i o n "   E l e m e n t I d = " 2 0 3 8 7 4 2 7 0 0 " > + 
+             < T o o l t i p T e x t   l a n g = " e n - U S " > S p e c i f i e s   a n   e x p l a n a t i o n   o f   t h e   p a y m e n t   t e r m s . < / T o o l t i p T e x t > + 
+         < / T o o l t i p > + 
+         < T o o l t i p   c o l u m n = " P a y m e n t M e t h o d D e s c r i p t i o n "   E l e m e n t I d = " 5 8 5 7 5 7 9 7 4 " > + 
+             < T o o l t i p T e x t   l a n g = " e n - U S " > S p e c i f i e s   a   t e x t   t h a t   d e s c r i b e s   t h e   p a y m e n t   m e t h o d . < / T o o l t i p T e x t > + 
+         < / T o o l t i p > + 
+         < T o o l t i p   c o l u m n = " B i l l t o C u s t u m e r N o "   E l e m e n t I d = " 2 8 0 4 7 3 0 5 8 " > + 
+             < T o o l t i p T e x t   l a n g = " e n - U S " > S p e c i f i e s   t h e   n u m b e r   o f   t h e   c u s t o m e r   t h a t   y o u   s e n d   o r   s e n t   t h e   i n v o i c e   o r   c r e d i t   m e m o   t o . < / T o o l t i p T e x t > + 
+         < / T o o l t i p > + 
+         < T o o l t i p   c o l u m n = " D o c u m e n t N o "   E l e m e n t I d = " 9 7 0 3 5 0 5 3 9 " > + 
+             < T o o l t i p T e x t   l a n g = " e n - U S " > S p e c i f i e s   a   u n i q u e   n u m b e r   t h a t   i d e n t i f i e s   t h e   s a l e s   d o c u m e n t .   T h e   n u m b e r   c a n   b e   g e n e r a t e d   a u t o m a t i c a l l y   f r o m   a   n u m b e r   s e r i e s ,   o r   y o u   c a n   n u m b e r   e a c h   o f   t h e m   m a n u a l l y . < / T o o l t i p T e x t > + 
+         < / T o o l t i p > + 
+         < T o o l t i p   c o l u m n = " P r i c e s I n c l u d i n g V A T "   E l e m e n t I d = " 5 1 8 8 1 7 1 6 7 " > + 
+             < T o o l t i p T e x t   l a n g = " e n - U S " > S p e c i f i e s   i f   t h e   U n i t   P r i c e   a n d   L i n e   A m o u n t   f i e l d s   o n   d o c u m e n t   l i n e s   s h o u l d   b e   s h o w n   w i t h   o r   w i t h o u t   V A T . < / T o o l t i p T e x t > + 
+         < / T o o l t i p > + 
+         < T o o l t i p   c o l u m n = " S a l e s P e r s o n N a m e "   E l e m e n t I d = " 8 7 1 4 9 2 9 8 3 " > + 
+             < T o o l t i p T e x t   l a n g = " e n - U S " > S p e c i f i e s   t h e   n a m e   o f   t h e   s a l e s p e r s o n   o r   p u r c h a s e r . < / T o o l t i p T e x t > + 
+         < / T o o l t i p > + 
+         < T o o l t i p   c o l u m n = " S e l l t o C u s t o m e r N o "   E l e m e n t I d = " 2 0 5 0 6 4 7 3 4 9 " > + 
+             < T o o l t i p T e x t   l a n g = " e n - U S " > S p e c i f i e s   t h e   n u m b e r   o f   t h e   c u s t o m e r   t h a t   y o u ' r e   s e l l i n g   t o .   B y   d e f a u l t ,   t h e   s a m e   c u s t o m e r   i s   s u g g e s t e d   a s   t h e   s h i p - t o   c u s t o m e r .   I f   n e e d e d ,   y o u   c a n   s p e c i f y   a   d i f f e r e n t   s h i p - t o   c u s t o m e r   o n   t h e   d o c u m e n t . < / T o o l t i p T e x t > + 
+         < / T o o l t i p > + 
+         < T o o l t i p   c o l u m n = " L i n e N o _ L i n e "   E l e m e n t I d = " 6 9 8 9 8 5 9 7 9 " > + 
+             < T o o l t i p T e x t   l a n g = " e n - U S " > S p e c i f i e s   t h e   l i n e   n u m b e r . < / T o o l t i p T e x t > + 
+         < / T o o l t i p > + 
+         < T o o l t i p   c o l u m n = " A m o u n t E x c l u d i n g V A T _ L i n e "   E l e m e n t I d = " 1 0 6 2 4 6 0 0 4 0 " > + 
+             < T o o l t i p T e x t   l a n g = " e n - U S " > S p e c i f i e s   t h e   s u m   o f   a m o u n t s   i n   t h e   L i n e   A m o u n t   f i e l d   o n   t h e   s a l e s   r e t u r n   o r d e r   l i n e s . < / T o o l t i p T e x t > + 
+         < / T o o l t i p > + 
+         < T o o l t i p   c o l u m n = " D e s c r i p t i o n _ L i n e "   E l e m e n t I d = " 1 4 0 6 8 2 2 3 1 0 " > + 
+             < T o o l t i p T e x t   l a n g = " e n - U S " > S p e c i f i e s   a   d e s c r i p t i o n   o f   t h e   e n t r y   o f   t h e   p r o d u c t   t o   b e   s o l d .   T o   a d d   a   n o n - t r a n s a c t i o n a l   t e x t   l i n e ,   f i l l   i n   t h e   D e s c r i p t i o n   f i e l d   o n l y . < / T o o l t i p T e x t > + 
+         < / T o o l t i p > + 
+         < T o o l t i p   c o l u m n = " L i n e D i s c o u n t P e r c e n t _ L i n e "   E l e m e n t I d = " 9 0 7 8 2 7 4 3 6 " > + 
+             < T o o l t i p T e x t   l a n g = " e n - U S " > S p e c i f i e s   t h e   d i s c o u n t   p e r c e n t a g e   t h a t   i s   g r a n t e d   f o r   t h e   i t e m   o n   t h e   l i n e . < / T o o l t i p T e x t > + 
+         < / T o o l t i p > + 
+         < T o o l t i p   c o l u m n = " I t e m N o _ L i n e "   E l e m e n t I d = " 1 9 1 0 2 9 6 2 8 8 " > + 
+             < T o o l t i p T e x t   l a n g = " e n - U S " > S p e c i f i e s   t h e   n u m b e r   o f   t h e   i n v o l v e d   e n t r y   o r   r e c o r d ,   a c c o r d i n g   t o   t h e   s p e c i f i e d   n u m b e r   s e r i e s . < / T o o l t i p T e x t > + 
+         < / T o o l t i p > + 
+         < T o o l t i p   c o l u m n = " I t e m R e f e r e n c e N o _ L i n e "   E l e m e n t I d = " 9 2 7 2 3 5 7 " > + 
+             < T o o l t i p T e x t   l a n g = " e n - U S " > S p e c i f i e s   t h e   r e f e r e n c e d   i t e m   n u m b e r . < / T o o l t i p T e x t > + 
+         < / T o o l t i p > + 
+         < T o o l t i p   c o l u m n = " U n i t O f M e a s u r e "   E l e m e n t I d = " 1 8 0 8 2 2 8 0 1 8 " > + 
+             < T o o l t i p T e x t   l a n g = " e n - U S " > S p e c i f i e s   t h e   u n i t   o f   m e a s u r e   f o r   t h e   i t e m   o r   r e s o u r c e   o n   t h e   s a l e s   l i n e . < / T o o l t i p T e x t > + 
+         < / T o o l t i p > + 
+         < T o o l t i p   c o l u m n = " I n v o i c e D i s c o u n t A m o u n t _ V A T A m o u n t L i n e "   E l e m e n t I d = " 8 2 4 7 3 0 1 4 1 " > + 
+             < T o o l t i p T e x t   l a n g = " e n - U S " > S p e c i f i e s   t h e   i n v o i c e   d i s c o u n t   a m o u n t   f o r   a   s p e c i f i c   V A T   i d e n t i f i e r . < / T o o l t i p T e x t > + 
+         < / T o o l t i p > + 
+         < T o o l t i p   c o l u m n = " I n v o i c e D i s c o u n t B a s e A m o u n t _ V A T A m o u n t L i n e "   E l e m e n t I d = " 2 0 4 0 3 3 2 2 6 6 " > + 
+             < T o o l t i p T e x t   l a n g = " e n - U S " > S p e c i f i e s   t h e   i n v o i c e   d i s c o u n t   b a s e   a m o u n t . < / T o o l t i p T e x t > + 
+         < / T o o l t i p > + 
+         < T o o l t i p   c o l u m n = " L i n e A m o u n t _ V a t A m o u n t L i n e "   E l e m e n t I d = " 2 1 4 6 5 4 0 1 " > + 
+             < T o o l t i p T e x t   l a n g = " e n - U S " > S p e c i f i e s   t h e   t o t a l   a m o u n t   f o r   s a l e s   o r   p u r c h a s e   l i n e s   w i t h   a   s p e c i f i c   V A T   i d e n t i f i e r . < / T o o l t i p T e x t > + 
+         < / T o o l t i p > + 
+         < T o o l t i p   c o l u m n = " V A T A m o u n t _ V a t A m o u n t L i n e "   E l e m e n t I d = " 1 8 9 1 8 2 0 6 2 0 " > + 
+             < T o o l t i p T e x t   l a n g = " e n - U S " > S p e c i f i e s   t h e   a m o u n t   o f   V A T   t h a t   i s   i n c l u d e d   i n   t h e   t o t a l   a m o u n t . < / T o o l t i p T e x t > + 
+         < / T o o l t i p > + 
+         < T o o l t i p   c o l u m n = " V A T B a s e _ V a t A m o u n t L i n e "   E l e m e n t I d = " 1 4 5 8 9 3 7 8 1 9 " > + 
+             < T o o l t i p T e x t   l a n g = " e n - U S " > S p e c i f i e s   t h e   t o t a l   n e t   a m o u n t   ( a m o u n t   e x c l u d i n g   V A T )   f o r   s a l e s   o r   p u r c h a s e   l i n e s   w i t h   a   s p e c i f i c   V A T   I d e n t i f i e r . < / T o o l t i p T e x t > + 
+         < / T o o l t i p > + 
+         < T o o l t i p   c o l u m n = " V A T I d e n t i f i e r _ V a t A m o u n t L i n e "   E l e m e n t I d = " 1 1 4 2 0 7 0 0 3 5 " > + 
+             < T o o l t i p T e x t   l a n g = " e n - U S " > S p e c i f i e s   t h e   V A T   I d e n t i f i e r   v a l u e . < / T o o l t i p T e x t > + 
+         < / T o o l t i p > + 
+         < T o o l t i p   c o l u m n = " V A T P c t _ V a t A m o u n t L i n e "   E l e m e n t I d = " 1 4 5 3 5 4 2 7 7 7 " > + 
+             < T o o l t i p T e x t   l a n g = " e n - U S " > S p e c i f i e s   t h e   V A T   %   t h a t   w a s   u s e d   o n   t h e   s a l e s   o r   p u r c h a s e   l i n e s   w i t h   t h i s   V A T   I d e n t i f i e r . < / T o o l t i p T e x t > + 
+         < / T o o l t i p > + 
+     < / T o o l t i p s > + 
+     < H e a d e r   E l e m e n t T y p e = " D a t a I t e m "   E l e m e n t I d = " 1 2 4 0 3 7 3 8 8 6 " > + 
+         < B i l l T o C o n t a c t E m a i l   E l e m e n t T y p e = " C o l u m n "   E l e m e n t I d = " 3 3 5 8 2 7 8 9 5 "   D a t a T y p e = " T e x t " > B i l l T o C o n t a c t E m a i l < / B i l l T o C o n t a c t E m a i l > + 
+         < B i l l T o C o n t a c t E m a i l L b l   E l e m e n t T y p e = " C o l u m n "   E l e m e n t I d = " 2 9 6 4 7 8 3 6 5 "   D a t a T y p e = " L a b e l " > B i l l T o C o n t a c t E m a i l L b l < / B i l l T o C o n t a c t E m a i l L b l > + 
+         < B i l l T o C o n t a c t M o b i l e P h o n e N o   E l e m e n t T y p e = " C o l u m n "   E l e m e n t I d = " 2 4 8 4 8 8 6 9 6 "   D a t a T y p e = " T e x t " > B i l l T o C o n t a c t M o b i l e P h o n e N o < / B i l l T o C o n t a c t M o b i l e P h o n e N o > + 
+         < B i l l T o C o n t a c t M o b i l e P h o n e N o L b l   E l e m e n t T y p e = " C o l u m n "   E l e m e n t I d = " 2 7 6 3 1 1 3 3 8 "   D a t a T y p e = " L a b e l " > B i l l T o C o n t a c t M o b i l e P h o n e N o L b l < / B i l l T o C o n t a c t M o b i l e P h o n e N o L b l > + 
+         < B i l l T o C o n t a c t P h o n e N o   E l e m e n t T y p e = " C o l u m n "   E l e m e n t I d = " 3 6 2 4 7 7 4 8 8 "   D a t a T y p e = " T e x t " > B i l l T o C o n t a c t P h o n e N o < / B i l l T o C o n t a c t P h o n e N o > + 
+         < B i l l T o C o n t a c t P h o n e N o L b l   E l e m e n t T y p e = " C o l u m n "   E l e m e n t I d = " 2 1 2 3 3 4 5 9 6 6 "   D a t a T y p e = " L a b e l " > B i l l T o C o n t a c t P h o n e N o L b l < / B i l l T o C o n t a c t P h o n e N o L b l > + 
+         < B i l l t o C u s t o m e r N o _ L b l   E l e m e n t T y p e = " C o l u m n "   E l e m e n t I d = " 3 6 9 3 0 7 8 1 3 "   D a t a T y p e = " S t r i n g " > B i l l t o C u s t o m e r N o _ L b l < / B i l l t o C u s t o m e r N o _ L b l > + 
+         < B i l l t o C u s t u m e r N o   E l e m e n t T y p e = " C o l u m n "   E l e m e n t I d = " 2 8 0 4 7 3 0 5 8 "   D a t a T y p e = " C o d e " > B i l l t o C u s t u m e r N o < / B i l l t o C u s t u m e r N o > + 
+         < C o m p a n y A d d r e s s 1   E l e m e n t T y p e = " C o l u m n "   E l e m e n t I d = " 1 8 8 4 1 6 4 3 2 3 "   D a t a T y p e = " T e x t " > C o m p a n y A d d r e s s 1 < / C o m p a n y A d d r e s s 1 > + 
+         < C o m p a n y A d d r e s s 2   E l e m e n t T y p e = " C o l u m n "   E l e m e n t I d = " 1 2 4 6 4 6 7 7 0 6 "   D a t a T y p e = " T e x t " > C o m p a n y A d d r e s s 2 < / C o m p a n y A d d r e s s 2 > + 
+         < C o m p a n y A d d r e s s 3   E l e m e n t T y p e = " C o l u m n "   E l e m e n t I d = " 6 0 8 7 7 1 0 8 9 "   D a t a T y p e = " T e x t " > C o m p a n y A d d r e s s 3 < / C o m p a n y A d d r e s s 3 > + 
+         < C o m p a n y A d d r e s s 4   E l e m e n t T y p e = " C o l u m n "   E l e m e n t I d = " 7 7 7 6 8 0 1 1 2 "   D a t a T y p e = " T e x t " > C o m p a n y A d d r e s s 4 < / C o m p a n y A d d r e s s 4 > + 
+         < C o m p a n y A d d r e s s 5   E l e m e n t T y p e = " C o l u m n "   E l e m e n t I d = " 1 3 9 9 8 3 4 9 5 "   D a t a T y p e = " T e x t " > C o m p a n y A d d r e s s 5 < / C o m p a n y A d d r e s s 5 > + 
+         < C o m p a n y A d d r e s s 6   E l e m e n t T y p e = " C o l u m n "   E l e m e n t I d = " 4 9 7 7 1 3 1 2 2 "   D a t a T y p e = " T e x t " > C o m p a n y A d d r e s s 6 < / C o m p a n y A d d r e s s 6 > + 
+         < C o m p a n y A d d r e s s 7   E l e m e n t T y p e = " C o l u m n "   E l e m e n t I d = " 1 1 3 5 4 0 9 7 3 9 "   D a t a T y p e = " T e x t " > C o m p a n y A d d r e s s 7 < / C o m p a n y A d d r e s s 7 > + 
+         < C o m p a n y A d d r e s s 8   E l e m e n t T y p e = " C o l u m n "   E l e m e n t I d = " 1 7 1 5 2 5 5 3 0 0 "   D a t a T y p e = " T e x t " > C o m p a n y A d d r e s s 8 < / C o m p a n y A d d r e s s 8 > + 
+         < C o m p a n y B a n k A c c o u n t N o   E l e m e n t T y p e = " C o l u m n "   E l e m e n t I d = " 3 0 1 4 0 2 0 4 "   D a t a T y p e = " T e x t " > C o m p a n y B a n k A c c o u n t N o < / C o m p a n y B a n k A c c o u n t N o > + 
+         < C o m p a n y B a n k A c c o u n t N o _ L b l   E l e m e n t T y p e = " C o l u m n "   E l e m e n t I d = " 1 0 9 7 7 4 3 3 4 5 "   D a t a T y p e = " L a b e l " > C o m p a n y B a n k A c c o u n t N o _ L b l < / C o m p a n y B a n k A c c o u n t N o _ L b l > + 
+         < C o m p a n y B a n k B r a n c h N o   E l e m e n t T y p e = " C o l u m n "   E l e m e n t I d = " 7 9 3 1 3 3 0 5 7 "   D a t a T y p e = " T e x t " > C o m p a n y B a n k B r a n c h N o < / C o m p a n y B a n k B r a n c h N o > + 
+         < C o m p a n y B a n k B r a n c h N o _ L b l   E l e m e n t T y p e = " C o l u m n "   E l e m e n t I d = " 3 2 7 9 0 6 6 9 2 "   D a t a T y p e = " S t r i n g " > C o m p a n y B a n k B r a n c h N o _ L b l < / C o m p a n y B a n k B r a n c h N o _ L b l > + 
+         < C o m p a n y B a n k N a m e   E l e m e n t T y p e = " C o l u m n "   E l e m e n t I d = " 1 5 3 4 9 0 5 6 0 5 "   D a t a T y p e = " T e x t " > C o m p a n y B a n k N a m e < / C o m p a n y B a n k N a m e > + 
+         < C o m p a n y B a n k N a m e _ L b l   E l e m e n t T y p e = " C o l u m n "   E l e m e n t I d = " 1 2 0 4 3 0 7 0 1 4 "   D a t a T y p e = " L a b e l " > C o m p a n y B a n k N a m e _ L b l < / C o m p a n y B a n k N a m e _ L b l > + 
+         < C o m p a n y C u s t o m G i r o   E l e m e n t T y p e = " C o l u m n "   E l e m e n t I d = " 1 6 7 0 4 7 5 7 9 8 "   D a t a T y p e = " T e x t " > C o m p a n y C u s t o m G i r o < / C o m p a n y C u s t o m G i r o > + 
+         < C o m p a n y C u s t o m G i r o _ L b l   E l e m e n t T y p e = " C o l u m n "   E l e m e n t I d = " 8 9 1 4 3 9 6 2 5 "   D a t a T y p e = " T e x t " > C o m p a n y C u s t o m G i r o _ L b l < / C o m p a n y C u s t o m G i r o _ L b l > + 
+         < C o m p a n y E M a i l   E l e m e n t T y p e = " C o l u m n "   E l e m e n t I d = " 1 6 7 7 0 7 4 0 5 8 "   D a t a T y p e = " T e x t " > C o m p a n y E M a i l < / C o m p a n y E M a i l > + 
+         < C o m p a n y G i r o N o   E l e m e n t T y p e = " C o l u m n "   E l e m e n t I d = " 1 3 6 0 1 9 6 3 2 0 "   D a t a T y p e = " T e x t " > C o m p a n y G i r o N o < / C o m p a n y G i r o N o > + 
+         < C o m p a n y G i r o N o _ L b l   E l e m e n t T y p e = " C o l u m n "   E l e m e n t I d = " 8 6 1 6 0 2 1 1 5 "   D a t a T y p e = " L a b e l " > C o m p a n y G i r o N o _ L b l < / C o m p a n y G i r o N o _ L b l > + 
+         < C o m p a n y H o m e P a g e   E l e m e n t T y p e = " C o l u m n "   E l e m e n t I d = " 1 9 8 9 1 8 8 7 0 "   D a t a T y p e = " T e x t " > C o m p a n y H o m e P a g e < / C o m p a n y H o m e P a g e > + 
+         < C o m p a n y I B A N   E l e m e n t T y p e = " C o l u m n "   E l e m e n t I d = " 9 0 6 5 4 9 1 8 2 "   D a t a T y p e = " C o d e " > C o m p a n y I B A N < / C o m p a n y I B A N > + 
+         < C o m p a n y I B A N _ L b l   E l e m e n t T y p e = " C o l u m n "   E l e m e n t I d = " 1 2 6 7 9 5 2 2 2 7 "   D a t a T y p e = " S t r i n g " > C o m p a n y I B A N _ L b l < / C o m p a n y I B A N _ L b l > + 
+         < C o m p a n y L e g a l O f f i c e   E l e m e n t T y p e = " C o l u m n "   E l e m e n t I d = " 7 1 4 2 5 8 1 1 1 "   D a t a T y p e = " T e x t " > C o m p a n y L e g a l O f f i c e < / C o m p a n y L e g a l O f f i c e > + 
+         < C o m p a n y L e g a l O f f i c e _ L b l   E l e m e n t T y p e = " C o l u m n "   E l e m e n t I d = " 1 5 3 3 1 7 5 1 0 8 "   D a t a T y p e = " T e x t " > C o m p a n y L e g a l O f f i c e _ L b l < / C o m p a n y L e g a l O f f i c e _ L b l > + 
+         < C o m p a n y L e g a l S t a t e m e n t   E l e m e n t T y p e = " C o l u m n "   E l e m e n t I d = " 4 4 8 3 5 8 8 7 6 "   D a t a T y p e = " T e x t " > C o m p a n y L e g a l S t a t e m e n t < / C o m p a n y L e g a l S t a t e m e n t > + 
+         < C o m p a n y L o g o P o s i t i o n   E l e m e n t T y p e = " C o l u m n "   E l e m e n t I d = " 1 4 2 5 2 6 6 6 8 8 "   D a t a T y p e = " I n t e g e r " > C o m p a n y L o g o P o s i t i o n < / C o m p a n y L o g o P o s i t i o n > + 
+         < C o m p a n y P h o n e N o   E l e m e n t T y p e = " C o l u m n "   E l e m e n t I d = " 2 5 0 4 4 0 6 5 5 "   D a t a T y p e = " T e x t " > C o m p a n y P h o n e N o < / C o m p a n y P h o n e N o > + 
+         < C o m p a n y P h o n e N o _ L b l   E l e m e n t T y p e = " C o l u m n "   E l e m e n t I d = " 5 5 8 5 9 3 5 8 6 "   D a t a T y p e = " L a b e l " > C o m p a n y P h o n e N o _ L b l < / C o m p a n y P h o n e N o _ L b l > + 
+         < C o m p a n y P i c t u r e   E l e m e n t T y p e = " C o l u m n "   E l e m e n t I d = " 1 3 9 7 4 1 1 0 7 4 "   D a t a T y p e = " B l o b " / > + 
+         < C o m p a n y R e g i s t r a t i o n N u m b e r   E l e m e n t T y p e = " C o l u m n "   E l e m e n t I d = " 2 0 2 3 6 3 9 4 2 4 "   D a t a T y p e = " T e x t " > C o m p a n y R e g i s t r a t i o n N u m b e r < / C o m p a n y R e g i s t r a t i o n N u m b e r > + 
+         < C o m p a n y R e g i s t r a t i o n N u m b e r _ L b l   E l e m e n t T y p e = " C o l u m n "   E l e m e n t I d = " 1 8 3 3 1 0 6 6 5 3 "   D a t a T y p e = " T e x t " > C o m p a n y R e g i s t r a t i o n N u m b e r _ L b l < / C o m p a n y R e g i s t r a t i o n N u m b e r _ L b l > + 
+         < C o m p a n y S W I F T   E l e m e n t T y p e = " C o l u m n "   E l e m e n t I d = " 6 6 8 2 5 0 2 4 5 "   D a t a T y p e = " C o d e " > C o m p a n y S W I F T < / C o m p a n y S W I F T > + 
+         < C o m p a n y S W I F T _ L b l   E l e m e n t T y p e = " C o l u m n "   E l e m e n t I d = " 2 0 2 9 5 9 7 3 8 4 "   D a t a T y p e = " S t r i n g " > C o m p a n y S W I F T _ L b l < / C o m p a n y S W I F T _ L b l > + 
+         < C o m p a n y V A T R e g i s t r a t i o n N o   E l e m e n t T y p e = " C o l u m n "   E l e m e n t I d = " 1 9 1 4 0 1 3 6 4 9 "   D a t a T y p e = " T e x t " > C o m p a n y V A T R e g i s t r a t i o n N o < / C o m p a n y V A T R e g i s t r a t i o n N o > + 
+         < C o m p a n y V A T R e g i s t r a t i o n N o _ L b l   E l e m e n t T y p e = " C o l u m n "   E l e m e n t I d = " 9 2 4 5 0 3 1 2 4 "   D a t a T y p e = " T e x t " > C o m p a n y V A T R e g i s t r a t i o n N o _ L b l < / C o m p a n y V A T R e g i s t r a t i o n N o _ L b l > + 
+         < C o m p a n y V A T R e g N o   E l e m e n t T y p e = " C o l u m n "   E l e m e n t I d = " 1 7 1 4 3 1 9 3 6 "   D a t a T y p e = " T e x t " > C o m p a n y V A T R e g N o < / C o m p a n y V A T R e g N o > + 
+         < C o m p a n y V A T R e g N o _ L b l   E l e m e n t T y p e = " C o l u m n "   E l e m e n t I d = " 7 7 3 2 0 1 5 0 1 "   D a t a T y p e = " T e x t " > C o m p a n y V A T R e g N o _ L b l < / C o m p a n y V A T R e g N o _ L b l > + 
+         < C o n t a c t _ L b l   E l e m e n t T y p e = " C o l u m n "   E l e m e n t I d = " 1 1 5 5 0 9 4 7 5 2 "   D a t a T y p e = " T e x t " > C o n t a c t _ L b l < / C o n t a c t _ L b l > + 
+         < C o p y _ L b l   E l e m e n t T y p e = " C o l u m n "   E l e m e n t I d = " 6 0 4 7 8 2 7 8 1 "   D a t a T y p e = " L a b e l " > C o p y _ L b l < / C o p y _ L b l > + 
+         < C u s t o m e r A d d r e s s 1   E l e m e n t T y p e = " C o l u m n "   E l e m e n t I d = " 1 8 0 1 9 6 6 4 5 4 "   D a t a T y p e = " T e x t " > C u s t o m e r A d d r e s s 1 < / C u s t o m e r A d d r e s s 1 > + 
+         < C u s t o m e r A d d r e s s 2   E l e m e n t T y p e = " C o l u m n "   E l e m e n t I d = " 1 1 6 4 2 6 9 8 3 7 "   D a t a T y p e = " T e x t " > C u s t o m e r A d d r e s s 2 < / C u s t o m e r A d d r e s s 2 > + 
+         < C u s t o m e r A d d r e s s 3   E l e m e n t T y p e = " C o l u m n "   E l e m e n t I d = " 5 2 6 5 7 3 2 2 0 "   D a t a T y p e = " T e x t " > C u s t o m e r A d d r e s s 3 < / C u s t o m e r A d d r e s s 3 > + 
+         < C u s t o m e r A d d r e s s 4   E l e m e n t T y p e = " C o l u m n "   E l e m e n t I d = " 1 1 1 1 2 3 3 9 7 "   D a t a T y p e = " T e x t " > C u s t o m e r A d d r e s s 4 < / C u s t o m e r A d d r e s s 4 > + 
+         < C u s t o m e r A d d r e s s 5   E l e m e n t T y p e = " C o l u m n "   E l e m e n t I d = " 7 4 8 8 2 0 0 1 4 "   D a t a T y p e = " T e x t " > C u s t o m e r A d d r e s s 5 < / C u s t o m e r A d d r e s s 5 > + 
+         < C u s t o m e r A d d r e s s 6   E l e m e n t T y p e = " C o l u m n "   E l e m e n t I d = " 1 3 8 6 5 1 6 6 3 1 "   D a t a T y p e = " T e x t " > C u s t o m e r A d d r e s s 6 < / C u s t o m e r A d d r e s s 6 > + 
+         < C u s t o m e r A d d r e s s 7   E l e m e n t T y p e = " C o l u m n "   E l e m e n t I d = " 2 0 2 4 2 1 3 2 4 8 "   D a t a T y p e = " T e x t " > C u s t o m e r A d d r e s s 7 < / C u s t o m e r A d d r e s s 7 > + 
+         < C u s t o m e r A d d r e s s 8   E l e m e n t T y p e = " C o l u m n "   E l e m e n t I d = " 1 0 4 8 6 9 8 5 8 5 "   D a t a T y p e = " T e x t " > C u s t o m e r A d d r e s s 8 < / C u s t o m e r A d d r e s s 8 > + 
+         < C u s t o m e r P o s t a l B a r C o d e   E l e m e n t T y p e = " C o l u m n "   E l e m e n t I d = " 3 9 8 5 8 0 6 8 8 "   D a t a T y p e = " T e x t " > C u s t o m e r P o s t a l B a r C o d e < / C u s t o m e r P o s t a l B a r C o d e > + 
+         < D o c u m e n t C o p y T e x t   E l e m e n t T y p e = " C o l u m n "   E l e m e n t I d = " 1 8 2 4 9 4 6 0 4 6 "   D a t a T y p e = " S t r i n g " > D o c u m e n t C o p y T e x t < / D o c u m e n t C o p y T e x t > + 
+         < D o c u m e n t D a t e   E l e m e n t T y p e = " C o l u m n "   E l e m e n t I d = " 5 5 2 8 7 1 9 1 4 "   D a t a T y p e = " S t r i n g " > D o c u m e n t D a t e < / D o c u m e n t D a t e > + 
+         < D o c u m e n t D a t e _ L b l   E l e m e n t T y p e = " C o l u m n "   E l e m e n t I d = " 1 0 2 6 4 9 4 8 3 "   D a t a T y p e = " S t r i n g " > D o c u m e n t D a t e _ L b l < / D o c u m e n t D a t e _ L b l > + 
+         < D o c u m e n t N o   E l e m e n t T y p e = " C o l u m n "   E l e m e n t I d = " 9 7 0 3 5 0 5 3 9 "   D a t a T y p e = " C o d e " > D o c u m e n t N o < / D o c u m e n t N o > + 
+         < D o c u m e n t N o _ L b l   E l e m e n t T y p e = " C o l u m n "   E l e m e n t I d = " 7 8 9 7 9 5 9 7 8 "   D a t a T y p e = " L a b e l " > D o c u m e n t N o _ L b l < / D o c u m e n t N o _ L b l > + 
+         < D o c u m e n t T i t l e _ L b l   E l e m e n t T y p e = " C o l u m n "   E l e m e n t I d = " 8 5 8 4 2 3 9 2 9 "   D a t a T y p e = " L a b e l " > D o c u m e n t T i t l e _ L b l < / D o c u m e n t T i t l e _ L b l > + 
+         < D u e D a t e   E l e m e n t T y p e = " C o l u m n "   E l e m e n t I d = " 7 4 5 1 7 0 2 0 3 "   D a t a T y p e = " S t r i n g " > D u e D a t e < / D u e D a t e > + 
+         < D u e D a t e _ L b l   E l e m e n t T y p e = " C o l u m n "   E l e m e n t I d = " 1 6 4 8 2 8 4 6 4 8 "   D a t a T y p e = " S t r i n g " > D u e D a t e _ L b l < / D u e D a t e _ L b l > + 
+         < E M a i l _ L b l   E l e m e n t T y p e = " C o l u m n "   E l e m e n t I d = " 1 4 3 8 8 6 8 0 1 2 "   D a t a T y p e = " L a b e l " > E M a i l _ L b l < / E M a i l _ L b l > + 
+         < E s t i m a t e B o d y _ L b l   E l e m e n t T y p e = " C o l u m n "   E l e m e n t I d = " 1 0 4 4 3 4 7 9 8 6 "   D a t a T y p e = " L a b e l " > E s t i m a t e B o d y _ L b l < / E s t i m a t e B o d y _ L b l > + 
+         < E s t i m a t e F o r _ L b l   E l e m e n t T y p e = " C o l u m n "   E l e m e n t I d = " 1 7 6 1 6 6 6 0 1 3 "   D a t a T y p e = " L a b e l " > E s t i m a t e F o r _ L b l < / E s t i m a t e F o r _ L b l > + 
+         < E s t i m a t e _ L b l   E l e m e n t T y p e = " C o l u m n "   E l e m e n t I d = " 2 0 9 6 4 3 4 6 2 2 "   D a t a T y p e = " L a b e l " > E s t i m a t e _ L b l < / E s t i m a t e _ L b l > + 
+         < E x c h a n g e R a t e A s T e x t   E l e m e n t T y p e = " C o l u m n "   E l e m e n t I d = " 5 9 2 9 5 5 8 4 5 "   D a t a T y p e = " T e x t " > E x c h a n g e R a t e A s T e x t < / E x c h a n g e R a t e A s T e x t > + 
+         < E x t e r n a l D o c u m e n t N o   E l e m e n t T y p e = " C o l u m n "   E l e m e n t I d = " 7 3 3 9 5 3 9 6 6 "   D a t a T y p e = " C o d e " > E x t e r n a l D o c u m e n t N o < / E x t e r n a l D o c u m e n t N o > + 
+         < E x t e r n a l D o c u m e n t N o L b l   E l e m e n t T y p e = " C o l u m n "   E l e m e n t I d = " 7 8 3 2 8 7 4 5 2 "   D a t a T y p e = " S t r i n g " > E x t e r n a l D o c u m e n t N o L b l < / E x t e r n a l D o c u m e n t N o L b l > + 
+         < F r o m _ L b l   E l e m e n t T y p e = " C o l u m n "   E l e m e n t I d = " 4 8 5 4 2 6 1 3 8 "   D a t a T y p e = " L a b e l " > F r o m _ L b l < / F r o m _ L b l > + 
+         < H o m e P a g e _ L b l   E l e m e n t T y p e = " C o l u m n "   E l e m e n t I d = " 1 4 3 3 5 9 2 3 0 0 "   D a t a T y p e = " L a b e l " > H o m e P a g e _ L b l < / H o m e P a g e _ L b l > + 
+         < I n v o i c e D i s c o u n t A m o u n t _ L b l   E l e m e n t T y p e = " C o l u m n "   E l e m e n t I d = " 1 5 9 3 0 1 2 7 3 6 "   D a t a T y p e = " L a b e l " > I n v o i c e D i s c o u n t A m o u n t _ L b l < / I n v o i c e D i s c o u n t A m o u n t _ L b l > + 
+         < I n v o i c e D i s c o u n t B a s e A m o u n t _ L b l   E l e m e n t T y p e = " C o l u m n "   E l e m e n t I d = " 2 0 2 9 2 6 6 8 7 5 "   D a t a T y p e = " L a b e l " > I n v o i c e D i s c o u n t B a s e A m o u n t _ L b l < / I n v o i c e D i s c o u n t B a s e A m o u n t _ L b l > + 
+         < L e g a l E n t i t y T y p e   E l e m e n t T y p e = " C o l u m n "   E l e m e n t I d = " 2 0 5 1 8 7 3 5 6 3 "   D a t a T y p e = " T e x t " > L e g a l E n t i t y T y p e < / L e g a l E n t i t y T y p e > + 
+         < L e g a l E n t i t y T y p e _ L b l   E l e m e n t T y p e = " C o l u m n "   E l e m e n t I d = " 2 0 8 0 2 2 4 7 9 2 "   D a t a T y p e = " T e x t " > L e g a l E n t i t y T y p e _ L b l < / L e g a l E n t i t y T y p e _ L b l > + 
+         < L i n e A m o u n t A f t e r I n v o i c e D i s c o u n t _ L b l   E l e m e n t T y p e = " C o l u m n "   E l e m e n t I d = " 6 7 3 7 2 1 0 9 4 "   D a t a T y p e = " L a b e l " > L i n e A m o u n t A f t e r I n v o i c e D i s c o u n t _ L b l < / L i n e A m o u n t A f t e r I n v o i c e D i s c o u n t _ L b l > + 
+         < L o c a l C u r r e n c y _ L b l   E l e m e n t T y p e = " C o l u m n "   E l e m e n t I d = " 1 5 5 9 6 9 3 4 2 2 "   D a t a T y p e = " L a b e l " > L o c a l C u r r e n c y _ L b l < / L o c a l C u r r e n c y _ L b l > + 
+         < P a g e _ L b l   E l e m e n t T y p e = " C o l u m n "   E l e m e n t I d = " 6 8 0 6 4 8 0 9 1 "   D a t a T y p e = " L a b e l " > P a g e _ L b l < / P a g e _ L b l > + 
+         < P a y m e n t M e t h o d D e s c r i p t i o n   E l e m e n t T y p e = " C o l u m n "   E l e m e n t I d = " 5 8 5 7 5 7 9 7 4 "   D a t a T y p e = " T e x t " > P a y m e n t M e t h o d D e s c r i p t i o n < / P a y m e n t M e t h o d D e s c r i p t i o n > + 
+         < P a y m e n t M e t h o d D e s c r i p t i o n _ L b l   E l e m e n t T y p e = " C o l u m n "   E l e m e n t I d = " 7 9 7 1 1 7 3 2 3 "   D a t a T y p e = " L a b e l " > P a y m e n t M e t h o d D e s c r i p t i o n _ L b l < / P a y m e n t M e t h o d D e s c r i p t i o n _ L b l > + 
+         < P a y m e n t T e r m s D e s c r i p t i o n   E l e m e n t T y p e = " C o l u m n "   E l e m e n t I d = " 2 0 3 8 7 4 2 7 0 0 "   D a t a T y p e = " T e x t " > P a y m e n t T e r m s D e s c r i p t i o n < / P a y m e n t T e r m s D e s c r i p t i o n > + 
+         < P a y m e n t T e r m s D e s c r i p t i o n _ L b l   E l e m e n t T y p e = " C o l u m n "   E l e m e n t I d = " 1 8 7 4 4 9 4 3 2 1 "   D a t a T y p e = " L a b e l " > P a y m e n t T e r m s D e s c r i p t i o n _ L b l < / P a y m e n t T e r m s D e s c r i p t i o n _ L b l > + 
+         < P r i c e s I n c l u d i n g V A T   E l e m e n t T y p e = " C o l u m n "   E l e m e n t I d = " 5 1 8 8 1 7 1 6 7 "   D a t a T y p e = " B o o l e a n " > P r i c e s I n c l u d i n g V A T < / P r i c e s I n c l u d i n g V A T > + 
+         < P r i c e s I n c l u d i n g V A T Y e s N o   E l e m e n t T y p e = " C o l u m n "   E l e m e n t I d = " 1 4 1 1 1 4 7 5 9 9 "   D a t a T y p e = " S t r i n g " > P r i c e s I n c l u d i n g V A T Y e s N o < / P r i c e s I n c l u d i n g V A T Y e s N o > + 
+         < P r i c e s I n c l u d i n g V A T _ L b l   E l e m e n t T y p e = " C o l u m n "   E l e m e n t I d = " 1 3 7 7 9 7 9 4 4 4 "   D a t a T y p e = " S t r i n g " > P r i c e s I n c l u d i n g V A T _ L b l < / P r i c e s I n c l u d i n g V A T _ L b l > + 
+         < Q u e s t i o n s _ L b l   E l e m e n t T y p e = " C o l u m n "   E l e m e n t I d = " 2 0 7 0 8 9 0 0 1 9 "   D a t a T y p e = " L a b e l " > Q u e s t i o n s _ L b l < / Q u e s t i o n s _ L b l > + 
+         < Q u o t e V a l i d T o D a t e   E l e m e n t T y p e = " C o l u m n "   E l e m e n t I d = " 1 1 4 8 7 3 3 1 3 0 "   D a t a T y p e = " S t r i n g " > Q u o t e V a l i d T o D a t e < / Q u o t e V a l i d T o D a t e > + 
+         < Q u o t e V a l i d T o D a t e _ L b l   E l e m e n t T y p e = " C o l u m n "   E l e m e n t I d = " 1 2 9 2 3 5 4 1 3 "   D a t a T y p e = " L a b e l " > Q u o t e V a l i d T o D a t e _ L b l < / Q u o t e V a l i d T o D a t e _ L b l > + 
+         < S a l e s I n v o i c e L i n e D i s c o u n t _ L b l   E l e m e n t T y p e = " C o l u m n "   E l e m e n t I d = " 6 6 4 6 0 1 5 8 2 "   D a t a T y p e = " L a b e l " > S a l e s I n v o i c e L i n e D i s c o u n t _ L b l < / S a l e s I n v o i c e L i n e D i s c o u n t _ L b l > + 
+         < S a l e s P e r s o n B l a n k _ L b l   E l e m e n t T y p e = " C o l u m n "   E l e m e n t I d = " 6 5 4 6 2 4 6 0 1 "   D a t a T y p e = " T e x t " > S a l e s P e r s o n B l a n k _ L b l < / S a l e s P e r s o n B l a n k _ L b l > + 
+         < S a l e s P e r s o n N a m e   E l e m e n t T y p e = " C o l u m n "   E l e m e n t I d = " 8 7 1 4 9 2 9 8 3 "   D a t a T y p e = " T e x t " > S a l e s P e r s o n N a m e < / S a l e s P e r s o n N a m e > + 
+         < S a l e s P e r s o n _ L b l   E l e m e n t T y p e = " C o l u m n "   E l e m e n t I d = " 1 5 6 4 1 9 6 3 6 5 "   D a t a T y p e = " L a b e l " > S a l e s P e r s o n _ L b l < / S a l e s P e r s o n _ L b l > + 
+         < S e l l T o C o n t a c t E m a i l   E l e m e n t T y p e = " C o l u m n "   E l e m e n t I d = " 2 6 2 8 2 4 5 6 4 "   D a t a T y p e = " T e x t " > S e l l T o C o n t a c t E m a i l < / S e l l T o C o n t a c t E m a i l > + 
+         < S e l l T o C o n t a c t E m a i l L b l   E l e m e n t T y p e = " C o l u m n "   E l e m e n t I d = " 3 7 0 9 2 0 3 7 4 "   D a t a T y p e = " L a b e l " > S e l l T o C o n t a c t E m a i l L b l < / S e l l T o C o n t a c t E m a i l L b l > + 
+         < S e l l T o C o n t a c t M o b i l e P h o n e N o   E l e m e n t T y p e = " C o l u m n "   E l e m e n t I d = " 1 8 4 3 5 8 7 4 7 "   D a t a T y p e = " T e x t " > S e l l T o C o n t a c t M o b i l e P h o n e N o < / S e l l T o C o n t a c t M o b i l e P h o n e N o > + 
+         < S e l l T o C o n t a c t M o b i l e P h o n e N o L b l   E l e m e n t T y p e = " C o l u m n "   E l e m e n t I d = " 1 4 5 7 5 2 8 4 1 7 "   D a t a T y p e = " L a b e l " > S e l l T o C o n t a c t M o b i l e P h o n e N o L b l < / S e l l T o C o n t a c t M o b i l e P h o n e N o L b l > + 
+         < S e l l T o C o n t a c t P h o n e N o   E l e m e n t T y p e = " C o l u m n "   E l e m e n t I d = " 1 6 1 3 8 2 2 4 8 3 "   D a t a T y p e = " T e x t " > S e l l T o C o n t a c t P h o n e N o < / S e l l T o C o n t a c t P h o n e N o > + 
+         < S e l l T o C o n t a c t P h o n e N o L b l   E l e m e n t T y p e = " C o l u m n "   E l e m e n t I d = " 1 0 5 0 6 8 6 8 0 9 "   D a t a T y p e = " L a b e l " > S e l l T o C o n t a c t P h o n e N o L b l < / S e l l T o C o n t a c t P h o n e N o L b l > + 
+         < S e l l t o C u s t o m e r N o   E l e m e n t T y p e = " C o l u m n "   E l e m e n t I d = " 2 0 5 0 6 4 7 3 4 9 "   D a t a T y p e = " C o d e " > S e l l t o C u s t o m e r N o < / S e l l t o C u s t o m e r N o > + 
+         < S e l l t o C u s t o m e r N o _ L b l   E l e m e n t T y p e = " C o l u m n "   E l e m e n t I d = " 2 9 8 3 8 1 5 1 2 "   D a t a T y p e = " S t r i n g " > S e l l t o C u s t o m e r N o _ L b l < / S e l l t o C u s t o m e r N o _ L b l > + 
+         < S h i p m e n t M e t h o d D e s c r i p t i o n   E l e m e n t T y p e = " C o l u m n "   E l e m e n t I d = " 2 0 5 9 4 0 3 2 6 0 "   D a t a T y p e = " T e x t " > S h i p m e n t M e t h o d D e s c r i p t i o n < / S h i p m e n t M e t h o d D e s c r i p t i o n > + 
+         < S h i p m e n t M e t h o d D e s c r i p t i o n _ L b l   E l e m e n t T y p e = " C o l u m n "   E l e m e n t I d = " 1 1 7 9 9 7 8 4 6 5 "   D a t a T y p e = " L a b e l " > S h i p m e n t M e t h o d D e s c r i p t i o n _ L b l < / S h i p m e n t M e t h o d D e s c r i p t i o n _ L b l > + 
+         < S h i p m e n t _ L b l   E l e m e n t T y p e = " C o l u m n "   E l e m e n t I d = " 2 0 8 5 7 6 7 1 2 0 "   D a t a T y p e = " L a b e l " > S h i p m e n t _ L b l < / S h i p m e n t _ L b l > + 
+         < S h i p T o A d d r e s s 1   E l e m e n t T y p e = " C o l u m n "   E l e m e n t I d = " 1 3 5 7 6 7 2 8 6 1 "   D a t a T y p e = " T e x t " > S h i p T o A d d r e s s 1 < / S h i p T o A d d r e s s 1 > + 
+         < S h i p T o A d d r e s s 2   E l e m e n t T y p e = " C o l u m n "   E l e m e n t I d = " 1 0 2 4 2 0 4 5 8 4 "   D a t a T y p e = " T e x t " > S h i p T o A d d r e s s 2 < / S h i p T o A d d r e s s 2 > + 
+         < S h i p T o A d d r e s s 3   E l e m e n t T y p e = " C o l u m n "   E l e m e n t I d = " 1 6 6 1 9 0 1 2 0 1 "   D a t a T y p e = " T e x t " > S h i p T o A d d r e s s 3 < / S h i p T o A d d r e s s 3 > + 
+         < S h i p T o A d d r e s s 4   E l e m e n t T y p e = " C o l u m n "   E l e m e n t I d = " 5 5 5 4 1 6 9 9 0 "   D a t a T y p e = " T e x t " > S h i p T o A d d r e s s 4 < / S h i p T o A d d r e s s 4 > + 
+         < S h i p T o A d d r e s s 5   E l e m e n t T y p e = " C o l u m n "   E l e m e n t I d = " 1 1 9 3 1 1 3 6 0 7 "   D a t a T y p e = " T e x t " > S h i p T o A d d r e s s 5 < / S h i p T o A d d r e s s 5 > + 
+         < S h i p T o A d d r e s s 6   E l e m e n t T y p e = " C o l u m n "   E l e m e n t I d = " 7 1 9 9 7 6 2 4 4 "   D a t a T y p e = " T e x t " > S h i p T o A d d r e s s 6 < / S h i p T o A d d r e s s 6 > + 
+         < S h i p T o A d d r e s s 7   E l e m e n t T y p e = " C o l u m n "   E l e m e n t I d = " 8 2 2 7 9 6 2 7 "   D a t a T y p e = " T e x t " > S h i p T o A d d r e s s 7 < / S h i p T o A d d r e s s 7 > + 
+         < S h i p T o A d d r e s s 8   E l e m e n t T y p e = " C o l u m n "   E l e m e n t I d = " 1 4 9 2 9 9 2 1 7 8 "   D a t a T y p e = " T e x t " > S h i p T o A d d r e s s 8 < / S h i p T o A d d r e s s 8 > + 
+         < S h i p T o A d d r e s s _ L b l   E l e m e n t T y p e = " C o l u m n "   E l e m e n t I d = " 1 6 5 0 5 0 5 0 1 7 "   D a t a T y p e = " L a b e l " > S h i p T o A d d r e s s _ L b l < / S h i p T o A d d r e s s _ L b l > + 
+         < S h i p T o P h o n e N o   E l e m e n t T y p e = " C o l u m n "   E l e m e n t I d = " 3 6 9 7 0 2 2 5 5 "   D a t a T y p e = " T e x t " > S h i p T o P h o n e N o < / S h i p T o P h o n e N o > + 
+         < S h o w S h i p p i n g A d d r e s s   E l e m e n t T y p e = " C o l u m n "   E l e m e n t I d = " 1 1 2 0 0 7 1 2 6 6 "   D a t a T y p e = " B o o l e a n " > S h o w S h i p p i n g A d d r e s s < / S h o w S h i p p i n g A d d r e s s > + 
+         < S h o w W o r k D e s c r i p t i o n   E l e m e n t T y p e = " C o l u m n "   E l e m e n t I d = " 7 8 5 4 6 8 8 6 5 "   D a t a T y p e = " B o o l e a n " > S h o w W o r k D e s c r i p t i o n < / S h o w W o r k D e s c r i p t i o n > + 
+         < S u b t o t a l _ L b l   E l e m e n t T y p e = " C o l u m n "   E l e m e n t I d = " 1 9 6 7 7 9 5 1 4 2 "   D a t a T y p e = " L a b e l " > S u b t o t a l _ L b l < / S u b t o t a l _ L b l > + 
+         < T h a n k s _ L b l   E l e m e n t T y p e = " C o l u m n "   E l e m e n t I d = " 2 1 0 3 3 0 5 5 2 5 "   D a t a T y p e = " L a b e l " > T h a n k s _ L b l < / T h a n k s _ L b l > + 
+         < T o t a l _ L b l   E l e m e n t T y p e = " C o l u m n "   E l e m e n t I d = " 1 2 1 0 1 0 0 8 7 8 "   D a t a T y p e = " L a b e l " > T o t a l _ L b l < / T o t a l _ L b l > + 
+         < V A T A m o u n t S p e c i f i c a t i o n _ L b l   E l e m e n t T y p e = " C o l u m n "   E l e m e n t I d = " 8 7 8 7 0 6 8 4 6 "   D a t a T y p e = " L a b e l " > V A T A m o u n t S p e c i f i c a t i o n _ L b l < / V A T A m o u n t S p e c i f i c a t i o n _ L b l > + 
+         < V A T A m o u n t _ L b l   E l e m e n t T y p e = " C o l u m n "   E l e m e n t I d = " 1 0 9 4 6 5 7 2 9 "   D a t a T y p e = " L a b e l " > V A T A m o u n t _ L b l < / V A T A m o u n t _ L b l > + 
+         < V A T B a s e _ L b l   E l e m e n t T y p e = " C o l u m n "   E l e m e n t I d = " 1 8 6 6 1 5 8 2 7 8 "   D a t a T y p e = " L a b e l " > V A T B a s e _ L b l < / V A T B a s e _ L b l > + 
+         < V A T C l a u s e s _ L b l   E l e m e n t T y p e = " C o l u m n "   E l e m e n t I d = " 1 3 8 3 9 2 0 0 1 9 "   D a t a T y p e = " L a b e l " > V A T C l a u s e s _ L b l < / V A T C l a u s e s _ L b l > + 
+         < V A T C l a u s e _ L b l   E l e m e n t T y p e = " C o l u m n "   E l e m e n t I d = " 1 5 7 0 4 9 5 4 9 0 "   D a t a T y p e = " S t r i n g " > V A T C l a u s e _ L b l < / V A T C l a u s e _ L b l > + 
+         < V A T I d e n t i f i e r _ L b l   E l e m e n t T y p e = " C o l u m n "   E l e m e n t I d = " 1 6 8 6 6 2 3 9 8 4 "   D a t a T y p e = " L a b e l " > V A T I d e n t i f i e r _ L b l < / V A T I d e n t i f i e r _ L b l > + 
+         < V A T P e r c e n t a g e _ L b l   E l e m e n t T y p e = " C o l u m n "   E l e m e n t I d = " 6 7 6 6 5 4 5 6 5 "   D a t a T y p e = " L a b e l " > V A T P e r c e n t a g e _ L b l < / V A T P e r c e n t a g e _ L b l > + 
+         < V A T R e g i s t r a t i o n N o   E l e m e n t T y p e = " C o l u m n "   E l e m e n t I d = " 1 8 8 9 1 9 5 4 0 2 "   D a t a T y p e = " T e x t " > V A T R e g i s t r a t i o n N o < / V A T R e g i s t r a t i o n N o > + 
+         < V A T R e g i s t r a t i o n N o _ L b l   E l e m e n t T y p e = " C o l u m n "   E l e m e n t I d = " 1 4 2 4 6 1 6 0 8 5 "   D a t a T y p e = " T e x t " > V A T R e g i s t r a t i o n N o _ L b l < / V A T R e g i s t r a t i o n N o _ L b l > + 
+         < Y o u r E s t i m a t e _ L b l   E l e m e n t T y p e = " C o l u m n "   E l e m e n t I d = " 4 9 2 1 8 5 2 2 5 "   D a t a T y p e = " L a b e l " > Y o u r E s t i m a t e _ L b l < / Y o u r E s t i m a t e _ L b l > + 
+         < Y o u r R e f e r e n c e   E l e m e n t T y p e = " C o l u m n "   E l e m e n t I d = " 1 1 0 3 9 9 5 1 "   D a t a T y p e = " T e x t " > Y o u r R e f e r e n c e < / Y o u r R e f e r e n c e > + 
+         < Y o u r R e f e r e n c e _ _ L b l   E l e m e n t T y p e = " C o l u m n "   E l e m e n t I d = " 1 1 2 6 2 8 0 3 7 1 "   D a t a T y p e = " S t r i n g " > Y o u r R e f e r e n c e _ _ L b l < / Y o u r R e f e r e n c e _ _ L b l > + 
+         < L i n e   E l e m e n t T y p e = " D a t a I t e m "   E l e m e n t I d = " 4 1 1 9 7 6 1 3 3 " > + 
+             < A m o u n t E x c l u d i n g V A T _ L i n e   E l e m e n t T y p e = " C o l u m n "   E l e m e n t I d = " 1 0 6 2 4 6 0 0 4 0 "   D a t a T y p e = " D e c i m a l " > A m o u n t E x c l u d i n g V A T _ L i n e < / A m o u n t E x c l u d i n g V A T _ L i n e > + 
+             < A m o u n t E x c l u d i n g V A T _ L i n e _ L b l   E l e m e n t T y p e = " C o l u m n "   E l e m e n t I d = " 2 0 0 2 8 7 4 4 7 5 "   D a t a T y p e = " S t r i n g " > A m o u n t E x c l u d i n g V A T _ L i n e _ L b l < / A m o u n t E x c l u d i n g V A T _ L i n e _ L b l > + 
+             < A m o u n t I n c l u d i n g V A T _ L i n e   E l e m e n t T y p e = " C o l u m n "   E l e m e n t I d = " 7 7 0 9 2 8 4 0 2 "   D a t a T y p e = " D e c i m a l " > A m o u n t I n c l u d i n g V A T _ L i n e < / A m o u n t I n c l u d i n g V A T _ L i n e > + 
+             < A m o u n t I n c l u d i n g V A T _ L i n e _ L b l   E l e m e n t T y p e = " C o l u m n "   E l e m e n t I d = " 9 3 0 7 4 7 3 1 3 "   D a t a T y p e = " S t r i n g " > A m o u n t I n c l u d i n g V A T _ L i n e _ L b l < / A m o u n t I n c l u d i n g V A T _ L i n e _ L b l > + 
+             < D e s c r i p t i o n _ L i n e   E l e m e n t T y p e = " C o l u m n "   E l e m e n t I d = " 1 4 0 6 8 2 2 3 1 0 "   D a t a T y p e = " T e x t " > D e s c r i p t i o n _ L i n e < / D e s c r i p t i o n _ L i n e > + 
+             < D e s c r i p t i o n _ L i n e _ L b l   E l e m e n t T y p e = " C o l u m n "   E l e m e n t I d = " 2 1 1 8 9 5 1 4 9 5 "   D a t a T y p e = " S t r i n g " > D e s c r i p t i o n _ L i n e _ L b l < / D e s c r i p t i o n _ L i n e _ L b l > + 
+             < I t e m N o _ L i n e   E l e m e n t T y p e = " C o l u m n "   E l e m e n t I d = " 1 9 1 0 2 9 6 2 8 8 "   D a t a T y p e = " C o d e " > I t e m N o _ L i n e < / I t e m N o _ L i n e > + 
+             < I t e m N o _ L i n e _ L b l   E l e m e n t T y p e = " C o l u m n "   E l e m e n t I d = " 1 3 4 0 0 7 9 6 1 3 "   D a t a T y p e = " S t r i n g " > I t e m N o _ L i n e _ L b l < / I t e m N o _ L i n e _ L b l > + 
+             < I t e m R e f e r e n c e N o _ L i n e   E l e m e n t T y p e = " C o l u m n "   E l e m e n t I d = " 9 2 7 2 3 5 7 "   D a t a T y p e = " C o d e " > I t e m R e f e r e n c e N o _ L i n e < / I t e m R e f e r e n c e N o _ L i n e > + 
+             < I t e m R e f e r e n c e N o _ L i n e _ L b l   E l e m e n t T y p e = " C o l u m n "   E l e m e n t I d = " 1 9 8 0 6 3 1 1 3 0 "   D a t a T y p e = " S t r i n g " > I t e m R e f e r e n c e N o _ L i n e _ L b l < / I t e m R e f e r e n c e N o _ L i n e _ L b l > + 
+             < L i n e A m o u n t _ L i n e   E l e m e n t T y p e = " C o l u m n "   E l e m e n t I d = " 2 6 8 9 3 7 1 6 2 "   D a t a T y p e = " T e x t " > L i n e A m o u n t _ L i n e < / L i n e A m o u n t _ L i n e > + 
+             < L i n e A m o u n t _ L i n e _ L b l   E l e m e n t T y p e = " C o l u m n "   E l e m e n t I d = " 9 9 2 9 0 1 8 4 5 "   D a t a T y p e = " S t r i n g " > L i n e A m o u n t _ L i n e _ L b l < / L i n e A m o u n t _ L i n e _ L b l > + 
+             < L i n e D i s c o u n t P e r c e n t T e x t _ L i n e   E l e m e n t T y p e = " C o l u m n "   E l e m e n t I d = " 6 1 3 1 3 5 1 9 "   D a t a T y p e = " T e x t " > L i n e D i s c o u n t P e r c e n t T e x t _ L i n e < / L i n e D i s c o u n t P e r c e n t T e x t _ L i n e > + 
+             < L i n e D i s c o u n t P e r c e n t _ L i n e   E l e m e n t T y p e = " C o l u m n "   E l e m e n t I d = " 9 0 7 8 2 7 4 3 6 "   D a t a T y p e = " D e c i m a l " > L i n e D i s c o u n t P e r c e n t _ L i n e < / L i n e D i s c o u n t P e r c e n t _ L i n e > + 
+             < L i n e N o _ L i n e   E l e m e n t T y p e = " C o l u m n "   E l e m e n t I d = " 6 9 8 9 8 5 9 7 9 "   D a t a T y p e = " I n t e g e r " > L i n e N o _ L i n e < / L i n e N o _ L i n e > + 
+             < P r i c e P e r _ L b l   E l e m e n t T y p e = " C o l u m n "   E l e m e n t I d = " 9 7 3 2 8 0 1 3 4 "   D a t a T y p e = " L a b e l " > P r i c e P e r _ L b l < / P r i c e P e r _ L b l > + 
+             < P r i c e _ L b l   E l e m e n t T y p e = " C o l u m n "   E l e m e n t I d = " 2 1 2 6 7 6 4 9 2 5 "   D a t a T y p e = " L a b e l " > P r i c e _ L b l < / P r i c e _ L b l > + 
+             < Q t y _ L b l   E l e m e n t T y p e = " C o l u m n "   E l e m e n t I d = " 2 6 3 6 7 3 7 6 4 "   D a t a T y p e = " L a b e l " > Q t y _ L b l < / Q t y _ L b l > + 
+             < Q u a n t i t y _ L i n e   E l e m e n t T y p e = " C o l u m n "   E l e m e n t I d = " 1 0 6 8 5 4 3 5 3 7 "   D a t a T y p e = " T e x t " > Q u a n t i t y _ L i n e < / Q u a n t i t y _ L i n e > + 
+             < Q u a n t i t y _ L i n e _ L b l   E l e m e n t T y p e = " C o l u m n "   E l e m e n t I d = " 2 0 3 4 5 0 6 8 0 2 "   D a t a T y p e = " S t r i n g " > Q u a n t i t y _ L i n e _ L b l < / Q u a n t i t y _ L i n e _ L b l > + 
+             < S h i p m e n t D a t e _ L b l   E l e m e n t T y p e = " C o l u m n "   E l e m e n t I d = " 6 1 4 4 0 0 3 6 4 "   D a t a T y p e = " L a b e l " > S h i p m e n t D a t e _ L b l < / S h i p m e n t D a t e _ L b l > + 
+             < S h i p m e n t D a t e _ L i n e   E l e m e n t T y p e = " C o l u m n "   E l e m e n t I d = " 1 6 7 3 3 7 5 4 1 6 "   D a t a T y p e = " S t r i n g " > S h i p m e n t D a t e _ L i n e < / S h i p m e n t D a t e _ L i n e > + 
+             < T r a n s H e a d e r A m o u n t   E l e m e n t T y p e = " C o l u m n "   E l e m e n t I d = " 2 0 2 8 3 0 6 2 7 6 "   D a t a T y p e = " D e c i m a l " > T r a n s H e a d e r A m o u n t < / T r a n s H e a d e r A m o u n t > + 
+             < T y p e _ L i n e   E l e m e n t T y p e = " C o l u m n "   E l e m e n t I d = " 2 7 2 8 0 4 9 2 4 "   D a t a T y p e = " S t r i n g " > T y p e _ L i n e < / T y p e _ L i n e > + 
+             < U n i t O f M e a s u r e   E l e m e n t T y p e = " C o l u m n "   E l e m e n t I d = " 1 8 0 8 2 2 8 0 1 8 "   D a t a T y p e = " T e x t " > U n i t O f M e a s u r e < / U n i t O f M e a s u r e > + 
+             < U n i t O f M e a s u r e _ L b l   E l e m e n t T y p e = " C o l u m n "   E l e m e n t I d = " 9 8 1 9 5 1 2 4 9 "   D a t a T y p e = " S t r i n g " > U n i t O f M e a s u r e _ L b l < / U n i t O f M e a s u r e _ L b l > + 
+             < U n i t P r i c e   E l e m e n t T y p e = " C o l u m n "   E l e m e n t I d = " 1 4 7 8 2 2 1 5 2 6 "   D a t a T y p e = " T e x t " > U n i t P r i c e < / U n i t P r i c e > + 
+             < U n i t P r i c e _ L b l   E l e m e n t T y p e = " C o l u m n "   E l e m e n t I d = " 1 1 6 3 9 2 6 6 0 3 "   D a t a T y p e = " S t r i n g " > U n i t P r i c e _ L b l < / U n i t P r i c e _ L b l > + 
+             < U n i t _ L b l   E l e m e n t T y p e = " C o l u m n "   E l e m e n t I d = " 8 1 4 3 6 4 3 1 8 "   D a t a T y p e = " L a b e l " > U n i t _ L b l < / U n i t _ L b l > + 
+             < V A T I d e n t i f i e r _ L i n e   E l e m e n t T y p e = " C o l u m n "   E l e m e n t I d = " 1 7 7 3 6 2 2 4 1 2 "   D a t a T y p e = " C o d e " > V A T I d e n t i f i e r _ L i n e < / V A T I d e n t i f i e r _ L i n e > + 
+             < V A T I d e n t i f i e r _ L i n e _ L b l   E l e m e n t T y p e = " C o l u m n "   E l e m e n t I d = " 5 3 3 7 8 2 7 0 3 "   D a t a T y p e = " S t r i n g " > V A T I d e n t i f i e r _ L i n e _ L b l < / V A T I d e n t i f i e r _ L i n e _ L b l > + 
+             < V A T P c t _ L i n e   E l e m e n t T y p e = " C o l u m n "   E l e m e n t I d = " 1 9 7 4 0 0 1 9 4 4 "   D a t a T y p e = " T e x t " > V A T P c t _ L i n e < / V A T P c t _ L i n e > + 
+             < V A T P c t _ L i n e _ L b l   E l e m e n t T y p e = " C o l u m n "   E l e m e n t I d = " 1 2 0 7 5 2 9 9 1 5 "   D a t a T y p e = " S t r i n g " > V A T P c t _ L i n e _ L b l < / V A T P c t _ L i n e _ L b l >   
          < / L i n e >   
-         < W o r k D e s c r i p t i o n L i n e s > - 
-             < W o r k D e s c r i p t i o n L i n e > W o r k D e s c r i p t i o n L i n e < / W o r k D e s c r i p t i o n L i n e > - 
-             < W o r k D e s c r i p t i o n L i n e N u m b e r > W o r k D e s c r i p t i o n L i n e N u m b e r < / W o r k D e s c r i p t i o n L i n e N u m b e r > +         < W o r k D e s c r i p t i o n L i n e s   E l e m e n t T y p e = " D a t a I t e m "   E l e m e n t I d = " 2 7 6 8 1 9 4 4 7 " > + 
+             < W o r k D e s c r i p t i o n L i n e   E l e m e n t T y p e = " C o l u m n "   E l e m e n t I d = " 1 9 4 7 6 2 1 6 7 6 "   D a t a T y p e = " T e x t " > W o r k D e s c r i p t i o n L i n e < / W o r k D e s c r i p t i o n L i n e > + 
+             < W o r k D e s c r i p t i o n L i n e N u m b e r   E l e m e n t T y p e = " C o l u m n "   E l e m e n t I d = " 7 9 7 3 0 7 2 2 3 "   D a t a T y p e = " I n t e g e r " > W o r k D e s c r i p t i o n L i n e N u m b e r < / W o r k D e s c r i p t i o n L i n e N u m b e r >   
          < / W o r k D e s c r i p t i o n L i n e s >   
-         < V A T A m o u n t L i n e > - 
-             < I n v o i c e D i s c o u n t A m o u n t _ V A T A m o u n t L i n e > I n v o i c e D i s c o u n t A m o u n t _ V A T A m o u n t L i n e < / I n v o i c e D i s c o u n t A m o u n t _ V A T A m o u n t L i n e > - 
-             < I n v o i c e D i s c o u n t A m o u n t _ V A T A m o u n t L i n e _ L b l > I n v o i c e D i s c o u n t A m o u n t _ V A T A m o u n t L i n e _ L b l < / I n v o i c e D i s c o u n t A m o u n t _ V A T A m o u n t L i n e _ L b l > - 
-             < I n v o i c e D i s c o u n t B a s e A m o u n t _ V A T A m o u n t L i n e > I n v o i c e D i s c o u n t B a s e A m o u n t _ V A T A m o u n t L i n e < / I n v o i c e D i s c o u n t B a s e A m o u n t _ V A T A m o u n t L i n e > - 
-             < I n v o i c e D i s c o u n t B a s e A m o u n t _ V A T A m o u n t L i n e _ L b l > I n v o i c e D i s c o u n t B a s e A m o u n t _ V A T A m o u n t L i n e _ L b l < / I n v o i c e D i s c o u n t B a s e A m o u n t _ V A T A m o u n t L i n e _ L b l > - 
-             < L i n e A m o u n t _ V a t A m o u n t L i n e > L i n e A m o u n t _ V a t A m o u n t L i n e < / L i n e A m o u n t _ V a t A m o u n t L i n e > - 
-             < L i n e A m o u n t _ V a t A m o u n t L i n e _ L b l > L i n e A m o u n t _ V a t A m o u n t L i n e _ L b l < / L i n e A m o u n t _ V a t A m o u n t L i n e _ L b l > - 
-             < N o O f V A T I d e n t i f i e r s > N o O f V A T I d e n t i f i e r s < / N o O f V A T I d e n t i f i e r s > - 
-             < V A T A m o u n t L C Y _ V A T A m o u n t L i n e > V A T A m o u n t L C Y _ V A T A m o u n t L i n e < / V A T A m o u n t L C Y _ V A T A m o u n t L i n e > - 
-             < V A T A m o u n t L C Y _ V A T A m o u n t L i n e _ L b l > V A T A m o u n t L C Y _ V A T A m o u n t L i n e _ L b l < / V A T A m o u n t L C Y _ V A T A m o u n t L i n e _ L b l > - 
-             < V A T A m o u n t _ V a t A m o u n t L i n e > V A T A m o u n t _ V a t A m o u n t L i n e < / V A T A m o u n t _ V a t A m o u n t L i n e > - 
-             < V A T A m o u n t _ V a t A m o u n t L i n e _ L b l > V A T A m o u n t _ V a t A m o u n t L i n e _ L b l < / V A T A m o u n t _ V a t A m o u n t L i n e _ L b l > - 
-             < V A T B a s e L C Y _ V A T A m o u n t L i n e > V A T B a s e L C Y _ V A T A m o u n t L i n e < / V A T B a s e L C Y _ V A T A m o u n t L i n e > - 
-             < V A T B a s e L C Y _ V A T A m o u n t L i n e _ L b l > V A T B a s e L C Y _ V A T A m o u n t L i n e _ L b l < / V A T B a s e L C Y _ V A T A m o u n t L i n e _ L b l > - 
-             < V A T B a s e _ V a t A m o u n t L i n e > V A T B a s e _ V a t A m o u n t L i n e < / V A T B a s e _ V a t A m o u n t L i n e > - 
-             < V A T B a s e _ V a t A m o u n t L i n e _ L b l > V A T B a s e _ V a t A m o u n t L i n e _ L b l < / V A T B a s e _ V a t A m o u n t L i n e _ L b l > - 
-             < V A T I d e n t i f i e r _ V a t A m o u n t L i n e > V A T I d e n t i f i e r _ V a t A m o u n t L i n e < / V A T I d e n t i f i e r _ V a t A m o u n t L i n e > - 
-             < V A T I d e n t i f i e r _ V a t A m o u n t L i n e _ L b l > V A T I d e n t i f i e r _ V a t A m o u n t L i n e _ L b l < / V A T I d e n t i f i e r _ V a t A m o u n t L i n e _ L b l > - 
-             < V A T P c t _ V a t A m o u n t L i n e > V A T P c t _ V a t A m o u n t L i n e < / V A T P c t _ V a t A m o u n t L i n e > - 
-             < V A T P c t _ V a t A m o u n t L i n e _ L b l > V A T P c t _ V a t A m o u n t L i n e _ L b l < / V A T P c t _ V a t A m o u n t L i n e _ L b l > +         < V A T A m o u n t L i n e   E l e m e n t T y p e = " D a t a I t e m "   E l e m e n t I d = " 8 2 7 5 3 4 3 4 8 " > + 
+             < I n v o i c e D i s c o u n t A m o u n t _ V A T A m o u n t L i n e   E l e m e n t T y p e = " C o l u m n "   E l e m e n t I d = " 8 2 4 7 3 0 1 4 1 "   D a t a T y p e = " D e c i m a l " > I n v o i c e D i s c o u n t A m o u n t _ V A T A m o u n t L i n e < / I n v o i c e D i s c o u n t A m o u n t _ V A T A m o u n t L i n e > + 
+             < I n v o i c e D i s c o u n t A m o u n t _ V A T A m o u n t L i n e _ L b l   E l e m e n t T y p e = " C o l u m n "   E l e m e n t I d = " 1 5 6 2 2 0 0 0 3 4 "   D a t a T y p e = " S t r i n g " > I n v o i c e D i s c o u n t A m o u n t _ V A T A m o u n t L i n e _ L b l < / I n v o i c e D i s c o u n t A m o u n t _ V A T A m o u n t L i n e _ L b l > + 
+             < I n v o i c e D i s c o u n t B a s e A m o u n t _ V A T A m o u n t L i n e   E l e m e n t T y p e = " C o l u m n "   E l e m e n t I d = " 2 0 4 0 3 3 2 2 6 6 "   D a t a T y p e = " D e c i m a l " > I n v o i c e D i s c o u n t B a s e A m o u n t _ V A T A m o u n t L i n e < / I n v o i c e D i s c o u n t B a s e A m o u n t _ V A T A m o u n t L i n e > + 
+             < I n v o i c e D i s c o u n t B a s e A m o u n t _ V A T A m o u n t L i n e _ L b l   E l e m e n t T y p e = " C o l u m n "   E l e m e n t I d = " 4 0 5 9 6 0 3 3 1 "   D a t a T y p e = " S t r i n g " > I n v o i c e D i s c o u n t B a s e A m o u n t _ V A T A m o u n t L i n e _ L b l < / I n v o i c e D i s c o u n t B a s e A m o u n t _ V A T A m o u n t L i n e _ L b l > + 
+             < L i n e A m o u n t _ V a t A m o u n t L i n e   E l e m e n t T y p e = " C o l u m n "   E l e m e n t I d = " 2 1 4 6 5 4 0 1 "   D a t a T y p e = " D e c i m a l " > L i n e A m o u n t _ V a t A m o u n t L i n e < / L i n e A m o u n t _ V a t A m o u n t L i n e > + 
+             < L i n e A m o u n t _ V a t A m o u n t L i n e _ L b l   E l e m e n t T y p e = " C o l u m n "   E l e m e n t I d = " 1 1 1 0 9 1 2 1 2 4 "   D a t a T y p e = " S t r i n g " > L i n e A m o u n t _ V a t A m o u n t L i n e _ L b l < / L i n e A m o u n t _ V a t A m o u n t L i n e _ L b l > + 
+             < N o O f V A T I d e n t i f i e r s   E l e m e n t T y p e = " C o l u m n "   E l e m e n t I d = " 1 1 5 3 2 6 3 0 2 6 "   D a t a T y p e = " I n t e g e r " > N o O f V A T I d e n t i f i e r s < / N o O f V A T I d e n t i f i e r s > + 
+             < V A T A m o u n t L C Y _ V A T A m o u n t L i n e   E l e m e n t T y p e = " C o l u m n "   E l e m e n t I d = " 1 5 8 1 9 9 4 3 5 0 "   D a t a T y p e = " D e c i m a l " > V A T A m o u n t L C Y _ V A T A m o u n t L i n e < / V A T A m o u n t L C Y _ V A T A m o u n t L i n e > + 
+             < V A T A m o u n t L C Y _ V A T A m o u n t L i n e _ L b l   E l e m e n t T y p e = " C o l u m n "   E l e m e n t I d = " 9 2 3 0 0 3 3 7 "   D a t a T y p e = " L a b e l " > V A T A m o u n t L C Y _ V A T A m o u n t L i n e _ L b l < / V A T A m o u n t L C Y _ V A T A m o u n t L i n e _ L b l > + 
+             < V A T A m o u n t _ V a t A m o u n t L i n e   E l e m e n t T y p e = " C o l u m n "   E l e m e n t I d = " 1 8 9 1 8 2 0 6 2 0 "   D a t a T y p e = " D e c i m a l " > V A T A m o u n t _ V a t A m o u n t L i n e < / V A T A m o u n t _ V a t A m o u n t L i n e > + 
+             < V A T A m o u n t _ V a t A m o u n t L i n e _ L b l   E l e m e n t T y p e = " C o l u m n "   E l e m e n t I d = " 1 5 1 3 5 5 5 4 7 3 "   D a t a T y p e = " S t r i n g " > V A T A m o u n t _ V a t A m o u n t L i n e _ L b l < / V A T A m o u n t _ V a t A m o u n t L i n e _ L b l > + 
+             < V A T B a s e L C Y _ V A T A m o u n t L i n e   E l e m e n t T y p e = " C o l u m n "   E l e m e n t I d = " 1 8 6 0 9 4 5 6 3 5 "   D a t a T y p e = " D e c i m a l " > V A T B a s e L C Y _ V A T A m o u n t L i n e < / V A T B a s e L C Y _ V A T A m o u n t L i n e > + 
+             < V A T B a s e L C Y _ V A T A m o u n t L i n e _ L b l   E l e m e n t T y p e = " C o l u m n "   E l e m e n t I d = " 1 2 3 6 4 6 7 9 9 8 "   D a t a T y p e = " L a b e l " > V A T B a s e L C Y _ V A T A m o u n t L i n e _ L b l < / V A T B a s e L C Y _ V A T A m o u n t L i n e _ L b l > + 
+             < V A T B a s e _ V a t A m o u n t L i n e   E l e m e n t T y p e = " C o l u m n "   E l e m e n t I d = " 1 4 5 8 9 3 7 8 1 9 "   D a t a T y p e = " D e c i m a l " > V A T B a s e _ V a t A m o u n t L i n e < / V A T B a s e _ V a t A m o u n t L i n e > + 
+             < V A T B a s e _ V a t A m o u n t L i n e _ L b l   E l e m e n t T y p e = " C o l u m n "   E l e m e n t I d = " 1 6 9 1 3 0 2 4 8 8 "   D a t a T y p e = " S t r i n g " > V A T B a s e _ V a t A m o u n t L i n e _ L b l < / V A T B a s e _ V a t A m o u n t L i n e _ L b l > + 
+             < V A T I d e n t i f i e r _ V a t A m o u n t L i n e   E l e m e n t T y p e = " C o l u m n "   E l e m e n t I d = " 1 1 4 2 0 7 0 0 3 5 "   D a t a T y p e = " C o d e " > V A T I d e n t i f i e r _ V a t A m o u n t L i n e < / V A T I d e n t i f i e r _ V a t A m o u n t L i n e > + 
+             < V A T I d e n t i f i e r _ V a t A m o u n t L i n e _ L b l   E l e m e n t T y p e = " C o l u m n "   E l e m e n t I d = " 8 6 4 5 0 4 5 0 "   D a t a T y p e = " S t r i n g " > V A T I d e n t i f i e r _ V a t A m o u n t L i n e _ L b l < / V A T I d e n t i f i e r _ V a t A m o u n t L i n e _ L b l > + 
+             < V A T P c t _ V a t A m o u n t L i n e   E l e m e n t T y p e = " C o l u m n "   E l e m e n t I d = " 1 4 5 3 5 4 2 7 7 7 "   D a t a T y p e = " D e c i m a l " > V A T P c t _ V a t A m o u n t L i n e < / V A T P c t _ V a t A m o u n t L i n e > + 
+             < V A T P c t _ V a t A m o u n t L i n e _ L b l   E l e m e n t T y p e = " C o l u m n "   E l e m e n t I d = " 6 7 6 3 2 3 7 8 "   D a t a T y p e = " S t r i n g " > V A T P c t _ V a t A m o u n t L i n e _ L b l < / V A T P c t _ V a t A m o u n t L i n e _ L b l >   
          < / V A T A m o u n t L i n e >   
-         < R e p o r t T o t a l s L i n e > - 
-             < A m o u n t F o r m a t t e d _ R e p o r t T o t a l s L i n e > A m o u n t F o r m a t t e d _ R e p o r t T o t a l s L i n e < / A m o u n t F o r m a t t e d _ R e p o r t T o t a l s L i n e > - 
-             < A m o u n t _ R e p o r t T o t a l s L i n e > A m o u n t _ R e p o r t T o t a l s L i n e < / A m o u n t _ R e p o r t T o t a l s L i n e > - 
-             < D e s c r i p t i o n _ R e p o r t T o t a l s L i n e > D e s c r i p t i o n _ R e p o r t T o t a l s L i n e < / D e s c r i p t i o n _ R e p o r t T o t a l s L i n e > - 
-             < F o n t B o l d _ R e p o r t T o t a l s L i n e > F o n t B o l d _ R e p o r t T o t a l s L i n e < / F o n t B o l d _ R e p o r t T o t a l s L i n e > - 
-             < F o n t U n d e r l i n e _ R e p o r t T o t a l s L i n e > F o n t U n d e r l i n e _ R e p o r t T o t a l s L i n e < / F o n t U n d e r l i n e _ R e p o r t T o t a l s L i n e > +         < R e p o r t T o t a l s L i n e   E l e m e n t T y p e = " D a t a I t e m "   E l e m e n t I d = " 2 1 2 2 5 4 9 8 3 6 " > + 
+             < A m o u n t F o r m a t t e d _ R e p o r t T o t a l s L i n e   E l e m e n t T y p e = " C o l u m n "   E l e m e n t I d = " 1 5 0 6 1 3 6 8 2 5 "   D a t a T y p e = " T e x t " > A m o u n t F o r m a t t e d _ R e p o r t T o t a l s L i n e < / A m o u n t F o r m a t t e d _ R e p o r t T o t a l s L i n e > + 
+             < A m o u n t _ R e p o r t T o t a l s L i n e   E l e m e n t T y p e = " C o l u m n "   E l e m e n t I d = " 4 1 9 9 1 8 3 6 9 "   D a t a T y p e = " D e c i m a l " > A m o u n t _ R e p o r t T o t a l s L i n e < / A m o u n t _ R e p o r t T o t a l s L i n e > + 
+             < D e s c r i p t i o n _ R e p o r t T o t a l s L i n e   E l e m e n t T y p e = " C o l u m n "   E l e m e n t I d = " 5 8 1 9 9 6 0 6 7 "   D a t a T y p e = " T e x t " > D e s c r i p t i o n _ R e p o r t T o t a l s L i n e < / D e s c r i p t i o n _ R e p o r t T o t a l s L i n e > + 
+             < F o n t B o l d _ R e p o r t T o t a l s L i n e   E l e m e n t T y p e = " C o l u m n "   E l e m e n t I d = " 9 4 6 5 4 0 5 4 9 "   D a t a T y p e = " B o o l e a n " > F o n t B o l d _ R e p o r t T o t a l s L i n e < / F o n t B o l d _ R e p o r t T o t a l s L i n e > + 
+             < F o n t U n d e r l i n e _ R e p o r t T o t a l s L i n e   E l e m e n t T y p e = " C o l u m n "   E l e m e n t I d = " 2 0 2 1 5 3 3 6 9 4 "   D a t a T y p e = " B o o l e a n " > F o n t U n d e r l i n e _ R e p o r t T o t a l s L i n e < / F o n t U n d e r l i n e _ R e p o r t T o t a l s L i n e >   
          < / R e p o r t T o t a l s L i n e >   
-         < L e t t e r T e x t > - 
-             < B o d y T e x t > B o d y T e x t < / B o d y T e x t > - 
-             < C l o s i n g T e x t > C l o s i n g T e x t < / C l o s i n g T e x t > - 
-             < G r e e t i n g T e x t > G r e e t i n g T e x t < / G r e e t i n g T e x t > - 
-             < P m t D i s c T e x t > P m t D i s c T e x t < / P m t D i s c T e x t > +         < L e t t e r T e x t   E l e m e n t T y p e = " D a t a I t e m "   E l e m e n t I d = " 1 5 1 0 3 5 3 8 3 4 " > + 
+             < B o d y T e x t   E l e m e n t T y p e = " C o l u m n "   E l e m e n t I d = " 1 4 9 7 5 9 8 0 8 "   D a t a T y p e = " L a b e l " > B o d y T e x t < / B o d y T e x t > + 
+             < C l o s i n g T e x t   E l e m e n t T y p e = " C o l u m n "   E l e m e n t I d = " 5 1 2 1 3 5 9 0 9 "   D a t a T y p e = " L a b e l " > C l o s i n g T e x t < / C l o s i n g T e x t > + 
+             < G r e e t i n g T e x t   E l e m e n t T y p e = " C o l u m n "   E l e m e n t I d = " 1 1 7 5 2 7 9 2 8 9 "   D a t a T y p e = " L a b e l " > G r e e t i n g T e x t < / G r e e t i n g T e x t > + 
+             < P m t D i s c T e x t   E l e m e n t T y p e = " C o l u m n "   E l e m e n t I d = " 2 0 1 3 8 4 9 9 4 8 "   D a t a T y p e = " T e x t " > P m t D i s c T e x t < / P m t D i s c T e x t >   
          < / L e t t e r T e x t >   
-         < T o t a l s > - 
-             < C u r r e n c y C o d e > C u r r e n c y C o d e < / C u r r e n c y C o d e > - 
-             < C u r r e n c y S y m b o l > C u r r e n c y S y m b o l < / C u r r e n c y S y m b o l > - 
-             < T o t a l A m o u n t I n c l u d i n g V A T > T o t a l A m o u n t I n c l u d i n g V A T < / T o t a l A m o u n t I n c l u d i n g V A T > - 
-             < T o t a l E x c l u d i n g V A T T e x t > T o t a l E x c l u d i n g V A T T e x t < / T o t a l E x c l u d i n g V A T T e x t > - 
-             < T o t a l I n c l u d i n g V A T T e x t > T o t a l I n c l u d i n g V A T T e x t < / T o t a l I n c l u d i n g V A T T e x t > - 
-             < T o t a l I n v o i c e D i s c o u n t A m o u n t > T o t a l I n v o i c e D i s c o u n t A m o u n t < / T o t a l I n v o i c e D i s c o u n t A m o u n t > - 
-             < T o t a l N e t A m o u n t > T o t a l N e t A m o u n t < / T o t a l N e t A m o u n t > - 
-             < T o t a l P a y m e n t D i s c o u n t O n V A T > T o t a l P a y m e n t D i s c o u n t O n V A T < / T o t a l P a y m e n t D i s c o u n t O n V A T > - 
-             < T o t a l S u b T o t a l > T o t a l S u b T o t a l < / T o t a l S u b T o t a l > - 
-             < T o t a l S u b T o t a l M i n u s I n v o i c e D i s c o u n t > T o t a l S u b T o t a l M i n u s I n v o i c e D i s c o u n t < / T o t a l S u b T o t a l M i n u s I n v o i c e D i s c o u n t > - 
-             < T o t a l T e x t > T o t a l T e x t < / T o t a l T e x t > - 
-             < T o t a l V A T A m o u n t > T o t a l V A T A m o u n t < / T o t a l V A T A m o u n t > - 
-             < T o t a l V A T A m o u n t L C Y > T o t a l V A T A m o u n t L C Y < / T o t a l V A T A m o u n t L C Y > - 
-             < T o t a l V A T A m o u n t T e x t > T o t a l V A T A m o u n t T e x t < / T o t a l V A T A m o u n t T e x t > - 
-             < T o t a l V A T B a s e L C Y > T o t a l V A T B a s e L C Y < / T o t a l V A T B a s e L C Y > +         < T o t a l s   E l e m e n t T y p e = " D a t a I t e m "   E l e m e n t I d = " 1 8 2 3 9 5 0 0 4 4 " > + 
+             < C u r r e n c y C o d e   E l e m e n t T y p e = " C o l u m n "   E l e m e n t I d = " 1 5 7 9 5 9 5 9 2 1 "   D a t a T y p e = " T e x t " > C u r r e n c y C o d e < / C u r r e n c y C o d e > + 
+             < C u r r e n c y S y m b o l   E l e m e n t T y p e = " C o l u m n "   E l e m e n t I d = " 1 1 6 2 5 1 0 7 4 8 "   D a t a T y p e = " T e x t " > C u r r e n c y S y m b o l < / C u r r e n c y S y m b o l > + 
+             < T o t a l A m o u n t I n c l u d i n g V A T   E l e m e n t T y p e = " C o l u m n "   E l e m e n t I d = " 9 1 0 5 1 1 5 7 5 "   D a t a T y p e = " S t r i n g " > T o t a l A m o u n t I n c l u d i n g V A T < / T o t a l A m o u n t I n c l u d i n g V A T > + 
+             < T o t a l E x c l u d i n g V A T T e x t   E l e m e n t T y p e = " C o l u m n "   E l e m e n t I d = " 1 9 2 2 9 4 6 3 1 0 "   D a t a T y p e = " T e x t " > T o t a l E x c l u d i n g V A T T e x t < / T o t a l E x c l u d i n g V A T T e x t > + 
+             < T o t a l I n c l u d i n g V A T T e x t   E l e m e n t T y p e = " C o l u m n "   E l e m e n t I d = " 1 2 0 4 0 1 6 3 5 2 "   D a t a T y p e = " T e x t " > T o t a l I n c l u d i n g V A T T e x t < / T o t a l I n c l u d i n g V A T T e x t > + 
+             < T o t a l I n v o i c e D i s c o u n t A m o u n t   E l e m e n t T y p e = " C o l u m n "   E l e m e n t I d = " 4 0 2 1 7 7 5 1 "   D a t a T y p e = " D e c i m a l " > T o t a l I n v o i c e D i s c o u n t A m o u n t < / T o t a l I n v o i c e D i s c o u n t A m o u n t > + 
+             < T o t a l N e t A m o u n t   E l e m e n t T y p e = " C o l u m n "   E l e m e n t I d = " 4 8 3 1 9 3 3 7 2 "   D a t a T y p e = " D e c i m a l " > T o t a l N e t A m o u n t < / T o t a l N e t A m o u n t > + 
+             < T o t a l P a y m e n t D i s c o u n t O n V A T   E l e m e n t T y p e = " C o l u m n "   E l e m e n t I d = " 7 3 6 0 4 1 8 8 6 "   D a t a T y p e = " D e c i m a l " > T o t a l P a y m e n t D i s c o u n t O n V A T < / T o t a l P a y m e n t D i s c o u n t O n V A T > + 
+             < T o t a l S u b T o t a l   E l e m e n t T y p e = " C o l u m n "   E l e m e n t I d = " 2 0 9 7 8 7 6 8 0 1 "   D a t a T y p e = " D e c i m a l " > T o t a l S u b T o t a l < / T o t a l S u b T o t a l > + 
+             < T o t a l S u b T o t a l M i n u s I n v o i c e D i s c o u n t   E l e m e n t T y p e = " C o l u m n "   E l e m e n t I d = " 7 6 9 4 3 1 8 8 7 "   D a t a T y p e = " D e c i m a l " > T o t a l S u b T o t a l M i n u s I n v o i c e D i s c o u n t < / T o t a l S u b T o t a l M i n u s I n v o i c e D i s c o u n t > + 
+             < T o t a l T e x t   E l e m e n t T y p e = " C o l u m n "   E l e m e n t I d = " 2 3 1 9 1 0 5 1 8 "   D a t a T y p e = " T e x t " > T o t a l T e x t < / T o t a l T e x t > + 
+             < T o t a l V A T A m o u n t   E l e m e n t T y p e = " C o l u m n "   E l e m e n t I d = " 1 6 2 7 1 0 2 3 2 8 "   D a t a T y p e = " D e c i m a l " > T o t a l V A T A m o u n t < / T o t a l V A T A m o u n t > + 
+             < T o t a l V A T A m o u n t L C Y   E l e m e n t T y p e = " C o l u m n "   E l e m e n t I d = " 1 5 0 6 5 7 0 2 1 8 "   D a t a T y p e = " D e c i m a l " > T o t a l V A T A m o u n t L C Y < / T o t a l V A T A m o u n t L C Y > + 
+             < T o t a l V A T A m o u n t T e x t   E l e m e n t T y p e = " C o l u m n "   E l e m e n t I d = " 9 7 3 6 6 6 3 3 9 "   D a t a T y p e = " T e x t " > T o t a l V A T A m o u n t T e x t < / T o t a l V A T A m o u n t T e x t > + 
+             < T o t a l V A T B a s e L C Y   E l e m e n t T y p e = " C o l u m n "   E l e m e n t I d = " 8 3 4 4 5 0 5 2 1 "   D a t a T y p e = " D e c i m a l " > T o t a l V A T B a s e L C Y < / T o t a l V A T B a s e L C Y >   
          < / T o t a l s >   
@@ -6197,9 +6560,7 @@
 <b:Sources xmlns:b="http://schemas.openxmlformats.org/officeDocument/2006/bibliography" xmlns="http://schemas.openxmlformats.org/officeDocument/2006/bibliography" SelectedStyle="\APASixthEditionOfficeOnline.xsl" StyleName="APA" Version="6"/>
 </file>
 
-<file path=customXml/item3.xml>��< ? x m l   v e r s i o n = " 1 . 0 "   e n c o d i n g = " u t f - 1 6 " ? > - 
- < N a v W o r d R e p o r t X m l P a r t   x m l n s = " u r n : m i c r o s o f t - d y n a m i c s - b u s i n e s s c e n t r a l / i n t e r n a l / e x t e n d e d / r e p o r t s / S t a n d a r d _ S a l e s _ Q u o t e / 1 3 0 4 / " > +<file path=customXml/item3.xml>��< ? x m l   v e r s i o n = " 1 . 0 "   e n c o d i n g = " u t f - 1 6 " ? > < N a v W o r d R e p o r t X m l P a r t   x m l n s = " u r n : m i c r o s o f t - d y n a m i c s - n a v / r e p o r t s / S t a n d a r d _ S a l e s _ Q u o t e / 1 3 0 4 / " >   
      < B C R e p o r t I n f o r m a t i o n >   
@@ -6345,699 +6706,449 @@
  
      < / B C R e p o r t I n f o r m a t i o n >   
-     < T o o l t i p s > - 
-         < T o o l t i p   c o l u m n = " C o m p a n y H o m e P a g e "   E l e m e n t I d = " 1 9 8 9 1 8 8 7 0 " > - 
-             < T o o l t i p T e x t   l a n g = " e n - U S " > S p e c i f i e s   y o u r   c o m p a n y ' s   w e b   s i t e . < / T o o l t i p T e x t > - 
-         < / T o o l t i p > - 
-         < T o o l t i p   c o l u m n = " C o m p a n y E M a i l "   E l e m e n t I d = " 1 6 7 7 0 7 4 0 5 8 " > - 
-             < T o o l t i p T e x t   l a n g = " e n - U S " > S p e c i f i e s   t h e   c o m p a n y ' s   e m a i l   a d d r e s s . < / T o o l t i p T e x t > - 
-         < / T o o l t i p > - 
-         < T o o l t i p   c o l u m n = " C o m p a n y P i c t u r e "   E l e m e n t I d = " 1 3 9 7 4 1 1 0 7 4 " > - 
-             < T o o l t i p T e x t   l a n g = " e n - U S " > S p e c i f i e s   t h e   p i c t u r e   t h a t   h a s   b e e n   s e t   u p   f o r   t h e   c o m p a n y ,   s u c h   a s   a   c o m p a n y   l o g o . < / T o o l t i p T e x t > - 
-         < / T o o l t i p > - 
-         < T o o l t i p   c o l u m n = " C o m p a n y P h o n e N o "   E l e m e n t I d = " 2 5 0 4 4 0 6 5 5 " > - 
-             < T o o l t i p T e x t   l a n g = " e n - U S " > S p e c i f i e s   t h e   c o m p a n y ' s   t e l e p h o n e   n u m b e r . < / T o o l t i p T e x t > - 
-         < / T o o l t i p > - 
-         < T o o l t i p   c o l u m n = " C o m p a n y G i r o N o "   E l e m e n t I d = " 1 3 6 0 1 9 6 3 2 0 " > - 
-             < T o o l t i p T e x t   l a n g = " e n - U S " > S p e c i f i e s   t h e   c o m p a n y ' s   g i r o   n u m b e r . < / T o o l t i p T e x t > - 
-         < / T o o l t i p > - 
-         < T o o l t i p   c o l u m n = " C o m p a n y B a n k N a m e "   E l e m e n t I d = " 1 5 3 4 9 0 5 6 0 5 " > - 
-             < T o o l t i p T e x t   l a n g = " e n - U S " > S p e c i f i e s   t h e   n a m e   o f   t h e   b a n k   w h e r e   y o u   h a v e   t h e   b a n k   a c c o u n t . < / T o o l t i p T e x t > - 
-         < / T o o l t i p > - 
-         < T o o l t i p   c o l u m n = " C o m p a n y B a n k B r a n c h N o "   E l e m e n t I d = " 7 9 3 1 3 3 0 5 7 " > - 
-             < T o o l t i p T e x t   l a n g = " e n - U S " > S p e c i f i e s   a   n u m b e r   o f   t h e   b a n k   b r a n c h . < / T o o l t i p T e x t > - 
-         < / T o o l t i p > - 
-         < T o o l t i p   c o l u m n = " C o m p a n y B a n k A c c o u n t N o "   E l e m e n t I d = " 3 0 1 4 0 2 0 4 " > - 
-             < T o o l t i p T e x t   l a n g = " e n - U S " > S p e c i f i e s   t h e   n u m b e r   u s e d   b y   t h e   b a n k   f o r   t h e   b a n k   a c c o u n t . < / T o o l t i p T e x t > - 
-         < / T o o l t i p > - 
-         < T o o l t i p   c o l u m n = " C o m p a n y I B A N "   E l e m e n t I d = " 9 0 6 5 4 9 1 8 2 " > - 
-             < T o o l t i p T e x t   l a n g = " e n - U S " > S p e c i f i e s   t h e   b a n k   a c c o u n t ' s   i n t e r n a t i o n a l   b a n k   a c c o u n t   n u m b e r . < / T o o l t i p T e x t > - 
-         < / T o o l t i p > - 
-         < T o o l t i p   c o l u m n = " C o m p a n y S W I F T "   E l e m e n t I d = " 6 6 8 2 5 0 2 4 5 " > - 
-             < T o o l t i p T e x t   l a n g = " e n - U S " > S p e c i f i e s   t h e   i n t e r n a t i o n a l   b a n k   i d e n t i f i e r   c o d e   ( S W I F T )   o f   t h e   b a n k   w h e r e   y o u   h a v e   t h e   a c c o u n t . < / T o o l t i p T e x t > - 
-         < / T o o l t i p > - 
-         < T o o l t i p   c o l u m n = " E x t e r n a l D o c u m e n t N o "   E l e m e n t I d = " 7 3 3 9 5 3 9 6 6 " > - 
-             < T o o l t i p T e x t   l a n g = " e n - U S " > S p e c i f i e s   a   d o c u m e n t   n u m b e r   t h a t   r e f e r s   t o   t h e   c u s t o m e r ' s   o r   v e n d o r ' s   n u m b e r i n g   s y s t e m . < / T o o l t i p T e x t > - 
-         < / T o o l t i p > - 
-         < T o o l t i p   c o l u m n = " Y o u r R e f e r e n c e "   E l e m e n t I d = " 1 1 0 3 9 9 5 1 " > - 
-             < T o o l t i p T e x t   l a n g = " e n - U S " > S p e c i f i e s   t h e   c u s t o m e r ' s   r e f e r e n c e .   T h e   c o n t e n t   w i l l   b e   p r i n t e d   o n   s a l e s   d o c u m e n t s . < / T o o l t i p T e x t > - 
-         < / T o o l t i p > - 
-         < T o o l t i p   c o l u m n = " S h i p m e n t M e t h o d D e s c r i p t i o n "   E l e m e n t I d = " 2 0 5 9 4 0 3 2 6 0 " > - 
-             < T o o l t i p T e x t   l a n g = " e n - U S " > S p e c i f i e s   a   d e s c r i p t i o n   o f   t h e   s h i p m e n t   m e t h o d . < / T o o l t i p T e x t > - 
-         < / T o o l t i p > - 
-         < T o o l t i p   c o l u m n = " S h i p T o P h o n e N o "   E l e m e n t I d = " 3 6 9 7 0 2 2 5 5 " > - 
-             < T o o l t i p T e x t   l a n g = " e n - U S " > S p e c i f i e s   t h e   t e l e p h o n e   n u m b e r   o f   t h e   c o m p a n y ' s   s h i p p i n g   a d d r e s s . < / T o o l t i p T e x t > - 
-         < / T o o l t i p > - 
-         < T o o l t i p   c o l u m n = " S e l l T o C o n t a c t P h o n e N o "   E l e m e n t I d = " 1 6 1 3 8 2 2 4 8 3 " > - 
-             < T o o l t i p T e x t   l a n g = " e n - U S " > S p e c i f i e s   t h e   c o n t a c t ' s   p h o n e   n u m b e r . < / T o o l t i p T e x t > - 
-         < / T o o l t i p > - 
-         < T o o l t i p   c o l u m n = " S e l l T o C o n t a c t M o b i l e P h o n e N o "   E l e m e n t I d = " 1 8 4 3 5 8 7 4 7 " > - 
-             < T o o l t i p T e x t   l a n g = " e n - U S " > S p e c i f i e s   t h e   c o n t a c t ' s   m o b i l e   t e l e p h o n e   n u m b e r . < / T o o l t i p T e x t > - 
-         < / T o o l t i p > - 
-         < T o o l t i p   c o l u m n = " S e l l T o C o n t a c t E m a i l "   E l e m e n t I d = " 2 6 2 8 2 4 5 6 4 " > - 
-             < T o o l t i p T e x t   l a n g = " e n - U S " > S p e c i f i e s   t h e   e m a i l   a d d r e s s   o f   t h e   c o n t a c t . < / T o o l t i p T e x t > - 
-         < / T o o l t i p > - 
-         < T o o l t i p   c o l u m n = " B i l l T o C o n t a c t P h o n e N o "   E l e m e n t I d = " 3 6 2 4 7 7 4 8 8 " > - 
-             < T o o l t i p T e x t   l a n g = " e n - U S " > S p e c i f i e s   t h e   c o n t a c t ' s   p h o n e   n u m b e r . < / T o o l t i p T e x t > - 
-         < / T o o l t i p > - 
-         < T o o l t i p   c o l u m n = " B i l l T o C o n t a c t M o b i l e P h o n e N o "   E l e m e n t I d = " 2 4 8 4 8 8 6 9 6 " > - 
-             < T o o l t i p T e x t   l a n g = " e n - U S " > S p e c i f i e s   t h e   c o n t a c t ' s   m o b i l e   t e l e p h o n e   n u m b e r . < / T o o l t i p T e x t > - 
-         < / T o o l t i p > - 
-         < T o o l t i p   c o l u m n = " B i l l T o C o n t a c t E m a i l "   E l e m e n t I d = " 3 3 5 8 2 7 8 9 5 " > - 
-             < T o o l t i p T e x t   l a n g = " e n - U S " > S p e c i f i e s   t h e   e m a i l   a d d r e s s   o f   t h e   c o n t a c t . < / T o o l t i p T e x t > - 
-         < / T o o l t i p > - 
-         < T o o l t i p   c o l u m n = " P a y m e n t T e r m s D e s c r i p t i o n "   E l e m e n t I d = " 2 0 3 8 7 4 2 7 0 0 " > - 
-             < T o o l t i p T e x t   l a n g = " e n - U S " > S p e c i f i e s   a n   e x p l a n a t i o n   o f   t h e   p a y m e n t   t e r m s . < / T o o l t i p T e x t > - 
-         < / T o o l t i p > - 
-         < T o o l t i p   c o l u m n = " P a y m e n t M e t h o d D e s c r i p t i o n "   E l e m e n t I d = " 5 8 5 7 5 7 9 7 4 " > - 
-             < T o o l t i p T e x t   l a n g = " e n - U S " > S p e c i f i e s   a   t e x t   t h a t   d e s c r i b e s   t h e   p a y m e n t   m e t h o d . < / T o o l t i p T e x t > - 
-         < / T o o l t i p > - 
-         < T o o l t i p   c o l u m n = " B i l l t o C u s t u m e r N o "   E l e m e n t I d = " 2 8 0 4 7 3 0 5 8 " > - 
-             < T o o l t i p T e x t   l a n g = " e n - U S " > S p e c i f i e s   t h e   n u m b e r   o f   t h e   c u s t o m e r   t h a t   y o u   s e n d   o r   s e n t   t h e   i n v o i c e   o r   c r e d i t   m e m o   t o . < / T o o l t i p T e x t > - 
-         < / T o o l t i p > - 
-         < T o o l t i p   c o l u m n = " D o c u m e n t N o "   E l e m e n t I d = " 9 7 0 3 5 0 5 3 9 " > - 
-             < T o o l t i p T e x t   l a n g = " e n - U S " > S p e c i f i e s   a   u n i q u e   n u m b e r   t h a t   i d e n t i f i e s   t h e   s a l e s   d o c u m e n t .   T h e   n u m b e r   c a n   b e   g e n e r a t e d   a u t o m a t i c a l l y   f r o m   a   n u m b e r   s e r i e s ,   o r   y o u   c a n   n u m b e r   e a c h   o f   t h e m   m a n u a l l y . < / T o o l t i p T e x t > - 
-         < / T o o l t i p > - 
-         < T o o l t i p   c o l u m n = " P r i c e s I n c l u d i n g V A T "   E l e m e n t I d = " 5 1 8 8 1 7 1 6 7 " > - 
-             < T o o l t i p T e x t   l a n g = " e n - U S " > S p e c i f i e s   i f   t h e   U n i t   P r i c e   a n d   L i n e   A m o u n t   f i e l d s   o n   d o c u m e n t   l i n e s   s h o u l d   b e   s h o w n   w i t h   o r   w i t h o u t   V A T . < / T o o l t i p T e x t > - 
-         < / T o o l t i p > - 
-         < T o o l t i p   c o l u m n = " S a l e s P e r s o n N a m e "   E l e m e n t I d = " 8 7 1 4 9 2 9 8 3 " > - 
-             < T o o l t i p T e x t   l a n g = " e n - U S " > S p e c i f i e s   t h e   n a m e   o f   t h e   s a l e s p e r s o n   o r   p u r c h a s e r . < / T o o l t i p T e x t > - 
-         < / T o o l t i p > - 
-         < T o o l t i p   c o l u m n = " S e l l t o C u s t o m e r N o "   E l e m e n t I d = " 2 0 5 0 6 4 7 3 4 9 " > - 
-             < T o o l t i p T e x t   l a n g = " e n - U S " > S p e c i f i e s   t h e   n u m b e r   o f   t h e   c u s t o m e r   t h a t   y o u ' r e   s e l l i n g   t o .   B y   d e f a u l t ,   t h e   s a m e   c u s t o m e r   i s   s u g g e s t e d   a s   t h e   s h i p - t o   c u s t o m e r .   I f   n e e d e d ,   y o u   c a n   s p e c i f y   a   d i f f e r e n t   s h i p - t o   c u s t o m e r   o n   t h e   d o c u m e n t . < / T o o l t i p T e x t > - 
-         < / T o o l t i p > - 
-         < T o o l t i p   c o l u m n = " L i n e N o _ L i n e "   E l e m e n t I d = " 6 9 8 9 8 5 9 7 9 " > - 
-             < T o o l t i p T e x t   l a n g = " e n - U S " > S p e c i f i e s   t h e   l i n e   n u m b e r . < / T o o l t i p T e x t > - 
-         < / T o o l t i p > - 
-         < T o o l t i p   c o l u m n = " A m o u n t E x c l u d i n g V A T _ L i n e "   E l e m e n t I d = " 1 0 6 2 4 6 0 0 4 0 " > - 
-             < T o o l t i p T e x t   l a n g = " e n - U S " > S p e c i f i e s   t h e   s u m   o f   a m o u n t s   i n   t h e   L i n e   A m o u n t   f i e l d   o n   t h e   s a l e s   r e t u r n   o r d e r   l i n e s . < / T o o l t i p T e x t > - 
-         < / T o o l t i p > - 
-         < T o o l t i p   c o l u m n = " D e s c r i p t i o n _ L i n e "   E l e m e n t I d = " 1 4 0 6 8 2 2 3 1 0 " > - 
-             < T o o l t i p T e x t   l a n g = " e n - U S " > S p e c i f i e s   a   d e s c r i p t i o n   o f   t h e   e n t r y   o f   t h e   p r o d u c t   t o   b e   s o l d .   T o   a d d   a   n o n - t r a n s a c t i o n a l   t e x t   l i n e ,   f i l l   i n   t h e   D e s c r i p t i o n   f i e l d   o n l y . < / T o o l t i p T e x t > - 
-         < / T o o l t i p > - 
-         < T o o l t i p   c o l u m n = " L i n e D i s c o u n t P e r c e n t _ L i n e "   E l e m e n t I d = " 9 0 7 8 2 7 4 3 6 " > - 
-             < T o o l t i p T e x t   l a n g = " e n - U S " > S p e c i f i e s   t h e   d i s c o u n t   p e r c e n t a g e   t h a t   i s   g r a n t e d   f o r   t h e   i t e m   o n   t h e   l i n e . < / T o o l t i p T e x t > - 
-         < / T o o l t i p > - 
-         < T o o l t i p   c o l u m n = " I t e m N o _ L i n e "   E l e m e n t I d = " 1 9 1 0 2 9 6 2 8 8 " > - 
-             < T o o l t i p T e x t   l a n g = " e n - U S " > S p e c i f i e s   t h e   n u m b e r   o f   t h e   i n v o l v e d   e n t r y   o r   r e c o r d ,   a c c o r d i n g   t o   t h e   s p e c i f i e d   n u m b e r   s e r i e s . < / T o o l t i p T e x t > - 
-         < / T o o l t i p > - 
-         < T o o l t i p   c o l u m n = " I t e m R e f e r e n c e N o _ L i n e "   E l e m e n t I d = " 9 2 7 2 3 5 7 " > - 
-             < T o o l t i p T e x t   l a n g = " e n - U S " > S p e c i f i e s   t h e   r e f e r e n c e d   i t e m   n u m b e r . < / T o o l t i p T e x t > - 
-         < / T o o l t i p > - 
-         < T o o l t i p   c o l u m n = " U n i t O f M e a s u r e "   E l e m e n t I d = " 1 8 0 8 2 2 8 0 1 8 " > - 
-             < T o o l t i p T e x t   l a n g = " e n - U S " > S p e c i f i e s   t h e   u n i t   o f   m e a s u r e   f o r   t h e   i t e m   o r   r e s o u r c e   o n   t h e   s a l e s   l i n e . < / T o o l t i p T e x t > - 
-         < / T o o l t i p > - 
-         < T o o l t i p   c o l u m n = " I n v o i c e D i s c o u n t A m o u n t _ V A T A m o u n t L i n e "   E l e m e n t I d = " 8 2 4 7 3 0 1 4 1 " > - 
-             < T o o l t i p T e x t   l a n g = " e n - U S " > S p e c i f i e s   t h e   i n v o i c e   d i s c o u n t   a m o u n t   f o r   a   s p e c i f i c   V A T   i d e n t i f i e r . < / T o o l t i p T e x t > - 
-         < / T o o l t i p > - 
-         < T o o l t i p   c o l u m n = " I n v o i c e D i s c o u n t B a s e A m o u n t _ V A T A m o u n t L i n e "   E l e m e n t I d = " 2 0 4 0 3 3 2 2 6 6 " > - 
-             < T o o l t i p T e x t   l a n g = " e n - U S " > S p e c i f i e s   t h e   i n v o i c e   d i s c o u n t   b a s e   a m o u n t . < / T o o l t i p T e x t > - 
-         < / T o o l t i p > - 
-         < T o o l t i p   c o l u m n = " L i n e A m o u n t _ V a t A m o u n t L i n e "   E l e m e n t I d = " 2 1 4 6 5 4 0 1 " > - 
-             < T o o l t i p T e x t   l a n g = " e n - U S " > S p e c i f i e s   t h e   t o t a l   a m o u n t   f o r   s a l e s   o r   p u r c h a s e   l i n e s   w i t h   a   s p e c i f i c   V A T   i d e n t i f i e r . < / T o o l t i p T e x t > - 
-         < / T o o l t i p > - 
-         < T o o l t i p   c o l u m n = " V A T A m o u n t _ V a t A m o u n t L i n e "   E l e m e n t I d = " 1 8 9 1 8 2 0 6 2 0 " > - 
-             < T o o l t i p T e x t   l a n g = " e n - U S " > S p e c i f i e s   t h e   a m o u n t   o f   V A T   t h a t   i s   i n c l u d e d   i n   t h e   t o t a l   a m o u n t . < / T o o l t i p T e x t > - 
-         < / T o o l t i p > - 
-         < T o o l t i p   c o l u m n = " V A T B a s e _ V a t A m o u n t L i n e "   E l e m e n t I d = " 1 4 5 8 9 3 7 8 1 9 " > - 
-             < T o o l t i p T e x t   l a n g = " e n - U S " > S p e c i f i e s   t h e   t o t a l   n e t   a m o u n t   ( a m o u n t   e x c l u d i n g   V A T )   f o r   s a l e s   o r   p u r c h a s e   l i n e s   w i t h   a   s p e c i f i c   V A T   I d e n t i f i e r . < / T o o l t i p T e x t > - 
-         < / T o o l t i p > - 
-         < T o o l t i p   c o l u m n = " V A T I d e n t i f i e r _ V a t A m o u n t L i n e "   E l e m e n t I d = " 1 1 4 2 0 7 0 0 3 5 " > - 
-             < T o o l t i p T e x t   l a n g = " e n - U S " > S p e c i f i e s   t h e   V A T   I d e n t i f i e r   v a l u e . < / T o o l t i p T e x t > - 
-         < / T o o l t i p > - 
-         < T o o l t i p   c o l u m n = " V A T P c t _ V a t A m o u n t L i n e "   E l e m e n t I d = " 1 4 5 3 5 4 2 7 7 7 " > - 
-             < T o o l t i p T e x t   l a n g = " e n - U S " > S p e c i f i e s   t h e   V A T   %   t h a t   w a s   u s e d   o n   t h e   s a l e s   o r   p u r c h a s e   l i n e s   w i t h   t h i s   V A T   I d e n t i f i e r . < / T o o l t i p T e x t > - 
-         < / T o o l t i p > - 
-     < / T o o l t i p s > - 
-     < H e a d e r   E l e m e n t T y p e = " D a t a I t e m "   E l e m e n t I d = " 1 2 4 0 3 7 3 8 8 6 " > - 
-         < B i l l T o C o n t a c t E m a i l   E l e m e n t T y p e = " C o l u m n "   E l e m e n t I d = " 3 3 5 8 2 7 8 9 5 "   D a t a T y p e = " T e x t " > B i l l T o C o n t a c t E m a i l < / B i l l T o C o n t a c t E m a i l > - 
-         < B i l l T o C o n t a c t E m a i l L b l   E l e m e n t T y p e = " C o l u m n "   E l e m e n t I d = " 2 9 6 4 7 8 3 6 5 "   D a t a T y p e = " L a b e l " > B i l l T o C o n t a c t E m a i l L b l < / B i l l T o C o n t a c t E m a i l L b l > - 
-         < B i l l T o C o n t a c t M o b i l e P h o n e N o   E l e m e n t T y p e = " C o l u m n "   E l e m e n t I d = " 2 4 8 4 8 8 6 9 6 "   D a t a T y p e = " T e x t " > B i l l T o C o n t a c t M o b i l e P h o n e N o < / B i l l T o C o n t a c t M o b i l e P h o n e N o > - 
-         < B i l l T o C o n t a c t M o b i l e P h o n e N o L b l   E l e m e n t T y p e = " C o l u m n "   E l e m e n t I d = " 2 7 6 3 1 1 3 3 8 "   D a t a T y p e = " L a b e l " > B i l l T o C o n t a c t M o b i l e P h o n e N o L b l < / B i l l T o C o n t a c t M o b i l e P h o n e N o L b l > - 
-         < B i l l T o C o n t a c t P h o n e N o   E l e m e n t T y p e = " C o l u m n "   E l e m e n t I d = " 3 6 2 4 7 7 4 8 8 "   D a t a T y p e = " T e x t " > B i l l T o C o n t a c t P h o n e N o < / B i l l T o C o n t a c t P h o n e N o > - 
-         < B i l l T o C o n t a c t P h o n e N o L b l   E l e m e n t T y p e = " C o l u m n "   E l e m e n t I d = " 2 1 2 3 3 4 5 9 6 6 "   D a t a T y p e = " L a b e l " > B i l l T o C o n t a c t P h o n e N o L b l < / B i l l T o C o n t a c t P h o n e N o L b l > - 
-         < B i l l t o C u s t o m e r N o _ L b l   E l e m e n t T y p e = " C o l u m n "   E l e m e n t I d = " 3 6 9 3 0 7 8 1 3 "   D a t a T y p e = " S t r i n g " > B i l l t o C u s t o m e r N o _ L b l < / B i l l t o C u s t o m e r N o _ L b l > - 
-         < B i l l t o C u s t u m e r N o   E l e m e n t T y p e = " C o l u m n "   E l e m e n t I d = " 2 8 0 4 7 3 0 5 8 "   D a t a T y p e = " C o d e " > B i l l t o C u s t u m e r N o < / B i l l t o C u s t u m e r N o > - 
-         < C o m p a n y A d d r e s s 1   E l e m e n t T y p e = " C o l u m n "   E l e m e n t I d = " 1 8 8 4 1 6 4 3 2 3 "   D a t a T y p e = " T e x t " > C o m p a n y A d d r e s s 1 < / C o m p a n y A d d r e s s 1 > - 
-         < C o m p a n y A d d r e s s 2   E l e m e n t T y p e = " C o l u m n "   E l e m e n t I d = " 1 2 4 6 4 6 7 7 0 6 "   D a t a T y p e = " T e x t " > C o m p a n y A d d r e s s 2 < / C o m p a n y A d d r e s s 2 > - 
-         < C o m p a n y A d d r e s s 3   E l e m e n t T y p e = " C o l u m n "   E l e m e n t I d = " 6 0 8 7 7 1 0 8 9 "   D a t a T y p e = " T e x t " > C o m p a n y A d d r e s s 3 < / C o m p a n y A d d r e s s 3 > - 
-         < C o m p a n y A d d r e s s 4   E l e m e n t T y p e = " C o l u m n "   E l e m e n t I d = " 7 7 7 6 8 0 1 1 2 "   D a t a T y p e = " T e x t " > C o m p a n y A d d r e s s 4 < / C o m p a n y A d d r e s s 4 > - 
-         < C o m p a n y A d d r e s s 5   E l e m e n t T y p e = " C o l u m n "   E l e m e n t I d = " 1 3 9 9 8 3 4 9 5 "   D a t a T y p e = " T e x t " > C o m p a n y A d d r e s s 5 < / C o m p a n y A d d r e s s 5 > - 
-         < C o m p a n y A d d r e s s 6   E l e m e n t T y p e = " C o l u m n "   E l e m e n t I d = " 4 9 7 7 1 3 1 2 2 "   D a t a T y p e = " T e x t " > C o m p a n y A d d r e s s 6 < / C o m p a n y A d d r e s s 6 > - 
-         < C o m p a n y A d d r e s s 7   E l e m e n t T y p e = " C o l u m n "   E l e m e n t I d = " 1 1 3 5 4 0 9 7 3 9 "   D a t a T y p e = " T e x t " > C o m p a n y A d d r e s s 7 < / C o m p a n y A d d r e s s 7 > - 
-         < C o m p a n y A d d r e s s 8   E l e m e n t T y p e = " C o l u m n "   E l e m e n t I d = " 1 7 1 5 2 5 5 3 0 0 "   D a t a T y p e = " T e x t " > C o m p a n y A d d r e s s 8 < / C o m p a n y A d d r e s s 8 > - 
-         < C o m p a n y B a n k A c c o u n t N o   E l e m e n t T y p e = " C o l u m n "   E l e m e n t I d = " 3 0 1 4 0 2 0 4 "   D a t a T y p e = " T e x t " > C o m p a n y B a n k A c c o u n t N o < / C o m p a n y B a n k A c c o u n t N o > - 
-         < C o m p a n y B a n k A c c o u n t N o _ L b l   E l e m e n t T y p e = " C o l u m n "   E l e m e n t I d = " 1 0 9 7 7 4 3 3 4 5 "   D a t a T y p e = " L a b e l " > C o m p a n y B a n k A c c o u n t N o _ L b l < / C o m p a n y B a n k A c c o u n t N o _ L b l > - 
-         < C o m p a n y B a n k B r a n c h N o   E l e m e n t T y p e = " C o l u m n "   E l e m e n t I d = " 7 9 3 1 3 3 0 5 7 "   D a t a T y p e = " T e x t " > C o m p a n y B a n k B r a n c h N o < / C o m p a n y B a n k B r a n c h N o > - 
-         < C o m p a n y B a n k B r a n c h N o _ L b l   E l e m e n t T y p e = " C o l u m n "   E l e m e n t I d = " 3 2 7 9 0 6 6 9 2 "   D a t a T y p e = " S t r i n g " > C o m p a n y B a n k B r a n c h N o _ L b l < / C o m p a n y B a n k B r a n c h N o _ L b l > - 
-         < C o m p a n y B a n k N a m e   E l e m e n t T y p e = " C o l u m n "   E l e m e n t I d = " 1 5 3 4 9 0 5 6 0 5 "   D a t a T y p e = " T e x t " > C o m p a n y B a n k N a m e < / C o m p a n y B a n k N a m e > - 
-         < C o m p a n y B a n k N a m e _ L b l   E l e m e n t T y p e = " C o l u m n "   E l e m e n t I d = " 1 2 0 4 3 0 7 0 1 4 "   D a t a T y p e = " L a b e l " > C o m p a n y B a n k N a m e _ L b l < / C o m p a n y B a n k N a m e _ L b l > - 
-         < C o m p a n y C u s t o m G i r o   E l e m e n t T y p e = " C o l u m n "   E l e m e n t I d = " 1 6 7 0 4 7 5 7 9 8 "   D a t a T y p e = " T e x t " > C o m p a n y C u s t o m G i r o < / C o m p a n y C u s t o m G i r o > - 
-         < C o m p a n y C u s t o m G i r o _ L b l   E l e m e n t T y p e = " C o l u m n "   E l e m e n t I d = " 8 9 1 4 3 9 6 2 5 "   D a t a T y p e = " T e x t " > C o m p a n y C u s t o m G i r o _ L b l < / C o m p a n y C u s t o m G i r o _ L b l > - 
-         < C o m p a n y E M a i l   E l e m e n t T y p e = " C o l u m n "   E l e m e n t I d = " 1 6 7 7 0 7 4 0 5 8 "   D a t a T y p e = " T e x t " > C o m p a n y E M a i l < / C o m p a n y E M a i l > - 
-         < C o m p a n y G i r o N o   E l e m e n t T y p e = " C o l u m n "   E l e m e n t I d = " 1 3 6 0 1 9 6 3 2 0 "   D a t a T y p e = " T e x t " > C o m p a n y G i r o N o < / C o m p a n y G i r o N o > - 
-         < C o m p a n y G i r o N o _ L b l   E l e m e n t T y p e = " C o l u m n "   E l e m e n t I d = " 8 6 1 6 0 2 1 1 5 "   D a t a T y p e = " L a b e l " > C o m p a n y G i r o N o _ L b l < / C o m p a n y G i r o N o _ L b l > - 
-         < C o m p a n y H o m e P a g e   E l e m e n t T y p e = " C o l u m n "   E l e m e n t I d = " 1 9 8 9 1 8 8 7 0 "   D a t a T y p e = " T e x t " > C o m p a n y H o m e P a g e < / C o m p a n y H o m e P a g e > - 
-         < C o m p a n y I B A N   E l e m e n t T y p e = " C o l u m n "   E l e m e n t I d = " 9 0 6 5 4 9 1 8 2 "   D a t a T y p e = " C o d e " > C o m p a n y I B A N < / C o m p a n y I B A N > - 
-         < C o m p a n y I B A N _ L b l   E l e m e n t T y p e = " C o l u m n "   E l e m e n t I d = " 1 2 6 7 9 5 2 2 2 7 "   D a t a T y p e = " S t r i n g " > C o m p a n y I B A N _ L b l < / C o m p a n y I B A N _ L b l > - 
-         < C o m p a n y L e g a l O f f i c e   E l e m e n t T y p e = " C o l u m n "   E l e m e n t I d = " 7 1 4 2 5 8 1 1 1 "   D a t a T y p e = " T e x t " > C o m p a n y L e g a l O f f i c e < / C o m p a n y L e g a l O f f i c e > - 
-         < C o m p a n y L e g a l O f f i c e _ L b l   E l e m e n t T y p e = " C o l u m n "   E l e m e n t I d = " 1 5 3 3 1 7 5 1 0 8 "   D a t a T y p e = " T e x t " > C o m p a n y L e g a l O f f i c e _ L b l < / C o m p a n y L e g a l O f f i c e _ L b l > - 
-         < C o m p a n y L e g a l S t a t e m e n t   E l e m e n t T y p e = " C o l u m n "   E l e m e n t I d = " 4 4 8 3 5 8 8 7 6 "   D a t a T y p e = " T e x t " > C o m p a n y L e g a l S t a t e m e n t < / C o m p a n y L e g a l S t a t e m e n t > - 
-         < C o m p a n y L o g o P o s i t i o n   E l e m e n t T y p e = " C o l u m n "   E l e m e n t I d = " 1 4 2 5 2 6 6 6 8 8 "   D a t a T y p e = " I n t e g e r " > C o m p a n y L o g o P o s i t i o n < / C o m p a n y L o g o P o s i t i o n > - 
-         < C o m p a n y P h o n e N o   E l e m e n t T y p e = " C o l u m n "   E l e m e n t I d = " 2 5 0 4 4 0 6 5 5 "   D a t a T y p e = " T e x t " > C o m p a n y P h o n e N o < / C o m p a n y P h o n e N o > - 
-         < C o m p a n y P h o n e N o _ L b l   E l e m e n t T y p e = " C o l u m n "   E l e m e n t I d = " 5 5 8 5 9 3 5 8 6 "   D a t a T y p e = " L a b e l " > C o m p a n y P h o n e N o _ L b l < / C o m p a n y P h o n e N o _ L b l > - 
-         < C o m p a n y P i c t u r e   E l e m e n t T y p e = " C o l u m n "   E l e m e n t I d = " 1 3 9 7 4 1 1 0 7 4 "   D a t a T y p e = " B l o b "   / > - 
-         < C o m p a n y R e g i s t r a t i o n N u m b e r   E l e m e n t T y p e = " C o l u m n "   E l e m e n t I d = " 2 0 2 3 6 3 9 4 2 4 "   D a t a T y p e = " T e x t " > C o m p a n y R e g i s t r a t i o n N u m b e r < / C o m p a n y R e g i s t r a t i o n N u m b e r > - 
-         < C o m p a n y R e g i s t r a t i o n N u m b e r _ L b l   E l e m e n t T y p e = " C o l u m n "   E l e m e n t I d = " 1 8 3 3 1 0 6 6 5 3 "   D a t a T y p e = " T e x t " > C o m p a n y R e g i s t r a t i o n N u m b e r _ L b l < / C o m p a n y R e g i s t r a t i o n N u m b e r _ L b l > - 
-         < C o m p a n y S W I F T   E l e m e n t T y p e = " C o l u m n "   E l e m e n t I d = " 6 6 8 2 5 0 2 4 5 "   D a t a T y p e = " C o d e " > C o m p a n y S W I F T < / C o m p a n y S W I F T > - 
-         < C o m p a n y S W I F T _ L b l   E l e m e n t T y p e = " C o l u m n "   E l e m e n t I d = " 2 0 2 9 5 9 7 3 8 4 "   D a t a T y p e = " S t r i n g " > C o m p a n y S W I F T _ L b l < / C o m p a n y S W I F T _ L b l > - 
-         < C o m p a n y V A T R e g i s t r a t i o n N o   E l e m e n t T y p e = " C o l u m n "   E l e m e n t I d = " 1 9 1 4 0 1 3 6 4 9 "   D a t a T y p e = " T e x t " > C o m p a n y V A T R e g i s t r a t i o n N o < / C o m p a n y V A T R e g i s t r a t i o n N o > - 
-         < C o m p a n y V A T R e g i s t r a t i o n N o _ L b l   E l e m e n t T y p e = " C o l u m n "   E l e m e n t I d = " 9 2 4 5 0 3 1 2 4 "   D a t a T y p e = " T e x t " > C o m p a n y V A T R e g i s t r a t i o n N o _ L b l < / C o m p a n y V A T R e g i s t r a t i o n N o _ L b l > - 
-         < C o m p a n y V A T R e g N o   E l e m e n t T y p e = " C o l u m n "   E l e m e n t I d = " 1 7 1 4 3 1 9 3 6 "   D a t a T y p e = " T e x t " > C o m p a n y V A T R e g N o < / C o m p a n y V A T R e g N o > - 
-         < C o m p a n y V A T R e g N o _ L b l   E l e m e n t T y p e = " C o l u m n "   E l e m e n t I d = " 7 7 3 2 0 1 5 0 1 "   D a t a T y p e = " T e x t " > C o m p a n y V A T R e g N o _ L b l < / C o m p a n y V A T R e g N o _ L b l > - 
-         < C o n t a c t _ L b l   E l e m e n t T y p e = " C o l u m n "   E l e m e n t I d = " 1 1 5 5 0 9 4 7 5 2 "   D a t a T y p e = " T e x t " > C o n t a c t _ L b l < / C o n t a c t _ L b l > - 
-         < C o p y _ L b l   E l e m e n t T y p e = " C o l u m n "   E l e m e n t I d = " 6 0 4 7 8 2 7 8 1 "   D a t a T y p e = " L a b e l " > C o p y _ L b l < / C o p y _ L b l > - 
-         < C u s t o m e r A d d r e s s 1   E l e m e n t T y p e = " C o l u m n "   E l e m e n t I d = " 1 8 0 1 9 6 6 4 5 4 "   D a t a T y p e = " T e x t " > C u s t o m e r A d d r e s s 1 < / C u s t o m e r A d d r e s s 1 > - 
-         < C u s t o m e r A d d r e s s 2   E l e m e n t T y p e = " C o l u m n "   E l e m e n t I d = " 1 1 6 4 2 6 9 8 3 7 "   D a t a T y p e = " T e x t " > C u s t o m e r A d d r e s s 2 < / C u s t o m e r A d d r e s s 2 > - 
-         < C u s t o m e r A d d r e s s 3   E l e m e n t T y p e = " C o l u m n "   E l e m e n t I d = " 5 2 6 5 7 3 2 2 0 "   D a t a T y p e = " T e x t " > C u s t o m e r A d d r e s s 3 < / C u s t o m e r A d d r e s s 3 > - 
-         < C u s t o m e r A d d r e s s 4   E l e m e n t T y p e = " C o l u m n "   E l e m e n t I d = " 1 1 1 1 2 3 3 9 7 "   D a t a T y p e = " T e x t " > C u s t o m e r A d d r e s s 4 < / C u s t o m e r A d d r e s s 4 > - 
-         < C u s t o m e r A d d r e s s 5   E l e m e n t T y p e = " C o l u m n "   E l e m e n t I d = " 7 4 8 8 2 0 0 1 4 "   D a t a T y p e = " T e x t " > C u s t o m e r A d d r e s s 5 < / C u s t o m e r A d d r e s s 5 > - 
-         < C u s t o m e r A d d r e s s 6   E l e m e n t T y p e = " C o l u m n "   E l e m e n t I d = " 1 3 8 6 5 1 6 6 3 1 "   D a t a T y p e = " T e x t " > C u s t o m e r A d d r e s s 6 < / C u s t o m e r A d d r e s s 6 > - 
-         < C u s t o m e r A d d r e s s 7   E l e m e n t T y p e = " C o l u m n "   E l e m e n t I d = " 2 0 2 4 2 1 3 2 4 8 "   D a t a T y p e = " T e x t " > C u s t o m e r A d d r e s s 7 < / C u s t o m e r A d d r e s s 7 > - 
-         < C u s t o m e r A d d r e s s 8   E l e m e n t T y p e = " C o l u m n "   E l e m e n t I d = " 1 0 4 8 6 9 8 5 8 5 "   D a t a T y p e = " T e x t " > C u s t o m e r A d d r e s s 8 < / C u s t o m e r A d d r e s s 8 > - 
-         < C u s t o m e r P o s t a l B a r C o d e   E l e m e n t T y p e = " C o l u m n "   E l e m e n t I d = " 3 9 8 5 8 0 6 8 8 "   D a t a T y p e = " T e x t " > C u s t o m e r P o s t a l B a r C o d e < / C u s t o m e r P o s t a l B a r C o d e > - 
-         < D o c u m e n t C o p y T e x t   E l e m e n t T y p e = " C o l u m n "   E l e m e n t I d = " 1 8 2 4 9 4 6 0 4 6 "   D a t a T y p e = " S t r i n g " > D o c u m e n t C o p y T e x t < / D o c u m e n t C o p y T e x t > - 
-         < D o c u m e n t D a t e   E l e m e n t T y p e = " C o l u m n "   E l e m e n t I d = " 5 5 2 8 7 1 9 1 4 "   D a t a T y p e = " S t r i n g " > D o c u m e n t D a t e < / D o c u m e n t D a t e > - 
-         < D o c u m e n t D a t e _ L b l   E l e m e n t T y p e = " C o l u m n "   E l e m e n t I d = " 1 0 2 6 4 9 4 8 3 "   D a t a T y p e = " S t r i n g " > D o c u m e n t D a t e _ L b l < / D o c u m e n t D a t e _ L b l > - 
-         < D o c u m e n t N o   E l e m e n t T y p e = " C o l u m n "   E l e m e n t I d = " 9 7 0 3 5 0 5 3 9 "   D a t a T y p e = " C o d e " > D o c u m e n t N o < / D o c u m e n t N o > - 
-         < D o c u m e n t N o _ L b l   E l e m e n t T y p e = " C o l u m n "   E l e m e n t I d = " 7 8 9 7 9 5 9 7 8 "   D a t a T y p e = " L a b e l " > D o c u m e n t N o _ L b l < / D o c u m e n t N o _ L b l > - 
-         < D o c u m e n t T i t l e _ L b l   E l e m e n t T y p e = " C o l u m n "   E l e m e n t I d = " 8 5 8 4 2 3 9 2 9 "   D a t a T y p e = " L a b e l " > D o c u m e n t T i t l e _ L b l < / D o c u m e n t T i t l e _ L b l > - 
-         < D u e D a t e   E l e m e n t T y p e = " C o l u m n "   E l e m e n t I d = " 7 4 5 1 7 0 2 0 3 "   D a t a T y p e = " S t r i n g " > D u e D a t e < / D u e D a t e > - 
-         < D u e D a t e _ L b l   E l e m e n t T y p e = " C o l u m n "   E l e m e n t I d = " 1 6 4 8 2 8 4 6 4 8 "   D a t a T y p e = " S t r i n g " > D u e D a t e _ L b l < / D u e D a t e _ L b l > - 
-         < E M a i l _ L b l   E l e m e n t T y p e = " C o l u m n "   E l e m e n t I d = " 1 4 3 8 8 6 8 0 1 2 "   D a t a T y p e = " L a b e l " > E M a i l _ L b l < / E M a i l _ L b l > - 
-         < E s t i m a t e B o d y _ L b l   E l e m e n t T y p e = " C o l u m n "   E l e m e n t I d = " 1 0 4 4 3 4 7 9 8 6 "   D a t a T y p e = " L a b e l " > E s t i m a t e B o d y _ L b l < / E s t i m a t e B o d y _ L b l > - 
-         < E s t i m a t e F o r _ L b l   E l e m e n t T y p e = " C o l u m n "   E l e m e n t I d = " 1 7 6 1 6 6 6 0 1 3 "   D a t a T y p e = " L a b e l " > E s t i m a t e F o r _ L b l < / E s t i m a t e F o r _ L b l > - 
-         < E s t i m a t e _ L b l   E l e m e n t T y p e = " C o l u m n "   E l e m e n t I d = " 2 0 9 6 4 3 4 6 2 2 "   D a t a T y p e = " L a b e l " > E s t i m a t e _ L b l < / E s t i m a t e _ L b l > - 
-         < E x c h a n g e R a t e A s T e x t   E l e m e n t T y p e = " C o l u m n "   E l e m e n t I d = " 5 9 2 9 5 5 8 4 5 "   D a t a T y p e = " T e x t " > E x c h a n g e R a t e A s T e x t < / E x c h a n g e R a t e A s T e x t > - 
-         < E x t e r n a l D o c u m e n t N o   E l e m e n t T y p e = " C o l u m n "   E l e m e n t I d = " 7 3 3 9 5 3 9 6 6 "   D a t a T y p e = " C o d e " > E x t e r n a l D o c u m e n t N o < / E x t e r n a l D o c u m e n t N o > - 
-         < E x t e r n a l D o c u m e n t N o L b l   E l e m e n t T y p e = " C o l u m n "   E l e m e n t I d = " 7 8 3 2 8 7 4 5 2 "   D a t a T y p e = " S t r i n g " > E x t e r n a l D o c u m e n t N o L b l < / E x t e r n a l D o c u m e n t N o L b l > - 
-         < F r o m _ L b l   E l e m e n t T y p e = " C o l u m n "   E l e m e n t I d = " 4 8 5 4 2 6 1 3 8 "   D a t a T y p e = " L a b e l " > F r o m _ L b l < / F r o m _ L b l > - 
-         < H o m e P a g e _ L b l   E l e m e n t T y p e = " C o l u m n "   E l e m e n t I d = " 1 4 3 3 5 9 2 3 0 0 "   D a t a T y p e = " L a b e l " > H o m e P a g e _ L b l < / H o m e P a g e _ L b l > - 
-         < I n v o i c e D i s c o u n t A m o u n t _ L b l   E l e m e n t T y p e = " C o l u m n "   E l e m e n t I d = " 1 5 9 3 0 1 2 7 3 6 "   D a t a T y p e = " L a b e l " > I n v o i c e D i s c o u n t A m o u n t _ L b l < / I n v o i c e D i s c o u n t A m o u n t _ L b l > - 
-         < I n v o i c e D i s c o u n t B a s e A m o u n t _ L b l   E l e m e n t T y p e = " C o l u m n "   E l e m e n t I d = " 2 0 2 9 2 6 6 8 7 5 "   D a t a T y p e = " L a b e l " > I n v o i c e D i s c o u n t B a s e A m o u n t _ L b l < / I n v o i c e D i s c o u n t B a s e A m o u n t _ L b l > - 
-         < L e g a l E n t i t y T y p e   E l e m e n t T y p e = " C o l u m n "   E l e m e n t I d = " 2 0 5 1 8 7 3 5 6 3 "   D a t a T y p e = " T e x t " > L e g a l E n t i t y T y p e < / L e g a l E n t i t y T y p e > - 
-         < L e g a l E n t i t y T y p e _ L b l   E l e m e n t T y p e = " C o l u m n "   E l e m e n t I d = " 2 0 8 0 2 2 4 7 9 2 "   D a t a T y p e = " T e x t " > L e g a l E n t i t y T y p e _ L b l < / L e g a l E n t i t y T y p e _ L b l > - 
-         < L i n e A m o u n t A f t e r I n v o i c e D i s c o u n t _ L b l   E l e m e n t T y p e = " C o l u m n "   E l e m e n t I d = " 6 7 3 7 2 1 0 9 4 "   D a t a T y p e = " L a b e l " > L i n e A m o u n t A f t e r I n v o i c e D i s c o u n t _ L b l < / L i n e A m o u n t A f t e r I n v o i c e D i s c o u n t _ L b l > - 
-         < L o c a l C u r r e n c y _ L b l   E l e m e n t T y p e = " C o l u m n "   E l e m e n t I d = " 1 5 5 9 6 9 3 4 2 2 "   D a t a T y p e = " L a b e l " > L o c a l C u r r e n c y _ L b l < / L o c a l C u r r e n c y _ L b l > - 
-         < P a g e _ L b l   E l e m e n t T y p e = " C o l u m n "   E l e m e n t I d = " 6 8 0 6 4 8 0 9 1 "   D a t a T y p e = " L a b e l " > P a g e _ L b l < / P a g e _ L b l > - 
-         < P a y m e n t M e t h o d D e s c r i p t i o n   E l e m e n t T y p e = " C o l u m n "   E l e m e n t I d = " 5 8 5 7 5 7 9 7 4 "   D a t a T y p e = " T e x t " > P a y m e n t M e t h o d D e s c r i p t i o n < / P a y m e n t M e t h o d D e s c r i p t i o n > - 
-         < P a y m e n t M e t h o d D e s c r i p t i o n _ L b l   E l e m e n t T y p e = " C o l u m n "   E l e m e n t I d = " 7 9 7 1 1 7 3 2 3 "   D a t a T y p e = " L a b e l " > P a y m e n t M e t h o d D e s c r i p t i o n _ L b l < / P a y m e n t M e t h o d D e s c r i p t i o n _ L b l > - 
-         < P a y m e n t T e r m s D e s c r i p t i o n   E l e m e n t T y p e = " C o l u m n "   E l e m e n t I d = " 2 0 3 8 7 4 2 7 0 0 "   D a t a T y p e = " T e x t " > P a y m e n t T e r m s D e s c r i p t i o n < / P a y m e n t T e r m s D e s c r i p t i o n > - 
-         < P a y m e n t T e r m s D e s c r i p t i o n _ L b l   E l e m e n t T y p e = " C o l u m n "   E l e m e n t I d = " 1 8 7 4 4 9 4 3 2 1 "   D a t a T y p e = " L a b e l " > P a y m e n t T e r m s D e s c r i p t i o n _ L b l < / P a y m e n t T e r m s D e s c r i p t i o n _ L b l > - 
-         < P r i c e s I n c l u d i n g V A T   E l e m e n t T y p e = " C o l u m n "   E l e m e n t I d = " 5 1 8 8 1 7 1 6 7 "   D a t a T y p e = " B o o l e a n " > P r i c e s I n c l u d i n g V A T < / P r i c e s I n c l u d i n g V A T > - 
-         < P r i c e s I n c l u d i n g V A T Y e s N o   E l e m e n t T y p e = " C o l u m n "   E l e m e n t I d = " 1 4 1 1 1 4 7 5 9 9 "   D a t a T y p e = " S t r i n g " > P r i c e s I n c l u d i n g V A T Y e s N o < / P r i c e s I n c l u d i n g V A T Y e s N o > - 
-         < P r i c e s I n c l u d i n g V A T _ L b l   E l e m e n t T y p e = " C o l u m n "   E l e m e n t I d = " 1 3 7 7 9 7 9 4 4 4 "   D a t a T y p e = " S t r i n g " > P r i c e s I n c l u d i n g V A T _ L b l < / P r i c e s I n c l u d i n g V A T _ L b l > - 
-         < Q u e s t i o n s _ L b l   E l e m e n t T y p e = " C o l u m n "   E l e m e n t I d = " 2 0 7 0 8 9 0 0 1 9 "   D a t a T y p e = " L a b e l " > Q u e s t i o n s _ L b l < / Q u e s t i o n s _ L b l > - 
-         < Q u o t e V a l i d T o D a t e   E l e m e n t T y p e = " C o l u m n "   E l e m e n t I d = " 1 1 4 8 7 3 3 1 3 0 "   D a t a T y p e = " S t r i n g " > Q u o t e V a l i d T o D a t e < / Q u o t e V a l i d T o D a t e > - 
-         < Q u o t e V a l i d T o D a t e _ L b l   E l e m e n t T y p e = " C o l u m n "   E l e m e n t I d = " 1 2 9 2 3 5 4 1 3 "   D a t a T y p e = " L a b e l " > Q u o t e V a l i d T o D a t e _ L b l < / Q u o t e V a l i d T o D a t e _ L b l > - 
-         < S a l e s I n v o i c e L i n e D i s c o u n t _ L b l   E l e m e n t T y p e = " C o l u m n "   E l e m e n t I d = " 6 6 4 6 0 1 5 8 2 "   D a t a T y p e = " L a b e l " > S a l e s I n v o i c e L i n e D i s c o u n t _ L b l < / S a l e s I n v o i c e L i n e D i s c o u n t _ L b l > - 
-         < S a l e s P e r s o n B l a n k _ L b l   E l e m e n t T y p e = " C o l u m n "   E l e m e n t I d = " 6 5 4 6 2 4 6 0 1 "   D a t a T y p e = " T e x t " > S a l e s P e r s o n B l a n k _ L b l < / S a l e s P e r s o n B l a n k _ L b l > - 
-         < S a l e s P e r s o n N a m e   E l e m e n t T y p e = " C o l u m n "   E l e m e n t I d = " 8 7 1 4 9 2 9 8 3 "   D a t a T y p e = " T e x t " > S a l e s P e r s o n N a m e < / S a l e s P e r s o n N a m e > - 
-         < S a l e s P e r s o n _ L b l   E l e m e n t T y p e = " C o l u m n "   E l e m e n t I d = " 1 5 6 4 1 9 6 3 6 5 "   D a t a T y p e = " L a b e l " > S a l e s P e r s o n _ L b l < / S a l e s P e r s o n _ L b l > - 
-         < S e l l T o C o n t a c t E m a i l   E l e m e n t T y p e = " C o l u m n "   E l e m e n t I d = " 2 6 2 8 2 4 5 6 4 "   D a t a T y p e = " T e x t " > S e l l T o C o n t a c t E m a i l < / S e l l T o C o n t a c t E m a i l > - 
-         < S e l l T o C o n t a c t E m a i l L b l   E l e m e n t T y p e = " C o l u m n "   E l e m e n t I d = " 3 7 0 9 2 0 3 7 4 "   D a t a T y p e = " L a b e l " > S e l l T o C o n t a c t E m a i l L b l < / S e l l T o C o n t a c t E m a i l L b l > - 
-         < S e l l T o C o n t a c t M o b i l e P h o n e N o   E l e m e n t T y p e = " C o l u m n "   E l e m e n t I d = " 1 8 4 3 5 8 7 4 7 "   D a t a T y p e = " T e x t " > S e l l T o C o n t a c t M o b i l e P h o n e N o < / S e l l T o C o n t a c t M o b i l e P h o n e N o > - 
-         < S e l l T o C o n t a c t M o b i l e P h o n e N o L b l   E l e m e n t T y p e = " C o l u m n "   E l e m e n t I d = " 1 4 5 7 5 2 8 4 1 7 "   D a t a T y p e = " L a b e l " > S e l l T o C o n t a c t M o b i l e P h o n e N o L b l < / S e l l T o C o n t a c t M o b i l e P h o n e N o L b l > - 
-         < S e l l T o C o n t a c t P h o n e N o   E l e m e n t T y p e = " C o l u m n "   E l e m e n t I d = " 1 6 1 3 8 2 2 4 8 3 "   D a t a T y p e = " T e x t " > S e l l T o C o n t a c t P h o n e N o < / S e l l T o C o n t a c t P h o n e N o > - 
-         < S e l l T o C o n t a c t P h o n e N o L b l   E l e m e n t T y p e = " C o l u m n "   E l e m e n t I d = " 1 0 5 0 6 8 6 8 0 9 "   D a t a T y p e = " L a b e l " > S e l l T o C o n t a c t P h o n e N o L b l < / S e l l T o C o n t a c t P h o n e N o L b l > - 
-         < S e l l t o C u s t o m e r N o   E l e m e n t T y p e = " C o l u m n "   E l e m e n t I d = " 2 0 5 0 6 4 7 3 4 9 "   D a t a T y p e = " C o d e " > S e l l t o C u s t o m e r N o < / S e l l t o C u s t o m e r N o > - 
-         < S e l l t o C u s t o m e r N o _ L b l   E l e m e n t T y p e = " C o l u m n "   E l e m e n t I d = " 2 9 8 3 8 1 5 1 2 "   D a t a T y p e = " S t r i n g " > S e l l t o C u s t o m e r N o _ L b l < / S e l l t o C u s t o m e r N o _ L b l > - 
-         < S h i p m e n t M e t h o d D e s c r i p t i o n   E l e m e n t T y p e = " C o l u m n "   E l e m e n t I d = " 2 0 5 9 4 0 3 2 6 0 "   D a t a T y p e = " T e x t " > S h i p m e n t M e t h o d D e s c r i p t i o n < / S h i p m e n t M e t h o d D e s c r i p t i o n > - 
-         < S h i p m e n t M e t h o d D e s c r i p t i o n _ L b l   E l e m e n t T y p e = " C o l u m n "   E l e m e n t I d = " 1 1 7 9 9 7 8 4 6 5 "   D a t a T y p e = " L a b e l " > S h i p m e n t M e t h o d D e s c r i p t i o n _ L b l < / S h i p m e n t M e t h o d D e s c r i p t i o n _ L b l > - 
-         < S h i p m e n t _ L b l   E l e m e n t T y p e = " C o l u m n "   E l e m e n t I d = " 2 0 8 5 7 6 7 1 2 0 "   D a t a T y p e = " L a b e l " > S h i p m e n t _ L b l < / S h i p m e n t _ L b l > - 
-         < S h i p T o A d d r e s s 1   E l e m e n t T y p e = " C o l u m n "   E l e m e n t I d = " 1 3 5 7 6 7 2 8 6 1 "   D a t a T y p e = " T e x t " > S h i p T o A d d r e s s 1 < / S h i p T o A d d r e s s 1 > - 
-         < S h i p T o A d d r e s s 2   E l e m e n t T y p e = " C o l u m n "   E l e m e n t I d = " 1 0 2 4 2 0 4 5 8 4 "   D a t a T y p e = " T e x t " > S h i p T o A d d r e s s 2 < / S h i p T o A d d r e s s 2 > - 
-         < S h i p T o A d d r e s s 3   E l e m e n t T y p e = " C o l u m n "   E l e m e n t I d = " 1 6 6 1 9 0 1 2 0 1 "   D a t a T y p e = " T e x t " > S h i p T o A d d r e s s 3 < / S h i p T o A d d r e s s 3 > - 
-         < S h i p T o A d d r e s s 4   E l e m e n t T y p e = " C o l u m n "   E l e m e n t I d = " 5 5 5 4 1 6 9 9 0 "   D a t a T y p e = " T e x t " > S h i p T o A d d r e s s 4 < / S h i p T o A d d r e s s 4 > - 
-         < S h i p T o A d d r e s s 5   E l e m e n t T y p e = " C o l u m n "   E l e m e n t I d = " 1 1 9 3 1 1 3 6 0 7 "   D a t a T y p e = " T e x t " > S h i p T o A d d r e s s 5 < / S h i p T o A d d r e s s 5 > - 
-         < S h i p T o A d d r e s s 6   E l e m e n t T y p e = " C o l u m n "   E l e m e n t I d = " 7 1 9 9 7 6 2 4 4 "   D a t a T y p e = " T e x t " > S h i p T o A d d r e s s 6 < / S h i p T o A d d r e s s 6 > - 
-         < S h i p T o A d d r e s s 7   E l e m e n t T y p e = " C o l u m n "   E l e m e n t I d = " 8 2 2 7 9 6 2 7 "   D a t a T y p e = " T e x t " > S h i p T o A d d r e s s 7 < / S h i p T o A d d r e s s 7 > - 
-         < S h i p T o A d d r e s s 8   E l e m e n t T y p e = " C o l u m n "   E l e m e n t I d = " 1 4 9 2 9 9 2 1 7 8 "   D a t a T y p e = " T e x t " > S h i p T o A d d r e s s 8 < / S h i p T o A d d r e s s 8 > - 
-         < S h i p T o A d d r e s s _ L b l   E l e m e n t T y p e = " C o l u m n "   E l e m e n t I d = " 1 6 5 0 5 0 5 0 1 7 "   D a t a T y p e = " L a b e l " > S h i p T o A d d r e s s _ L b l < / S h i p T o A d d r e s s _ L b l > - 
-         < S h i p T o P h o n e N o   E l e m e n t T y p e = " C o l u m n "   E l e m e n t I d = " 3 6 9 7 0 2 2 5 5 "   D a t a T y p e = " T e x t " > S h i p T o P h o n e N o < / S h i p T o P h o n e N o > - 
-         < S h o w S h i p p i n g A d d r e s s   E l e m e n t T y p e = " C o l u m n "   E l e m e n t I d = " 1 1 2 0 0 7 1 2 6 6 "   D a t a T y p e = " B o o l e a n " > S h o w S h i p p i n g A d d r e s s < / S h o w S h i p p i n g A d d r e s s > - 
-         < S h o w W o r k D e s c r i p t i o n   E l e m e n t T y p e = " C o l u m n "   E l e m e n t I d = " 7 8 5 4 6 8 8 6 5 "   D a t a T y p e = " B o o l e a n " > S h o w W o r k D e s c r i p t i o n < / S h o w W o r k D e s c r i p t i o n > - 
-         < S u b t o t a l _ L b l   E l e m e n t T y p e = " C o l u m n "   E l e m e n t I d = " 1 9 6 7 7 9 5 1 4 2 "   D a t a T y p e = " L a b e l " > S u b t o t a l _ L b l < / S u b t o t a l _ L b l > - 
-         < T h a n k s _ L b l   E l e m e n t T y p e = " C o l u m n "   E l e m e n t I d = " 2 1 0 3 3 0 5 5 2 5 "   D a t a T y p e = " L a b e l " > T h a n k s _ L b l < / T h a n k s _ L b l > - 
-         < T o t a l _ L b l   E l e m e n t T y p e = " C o l u m n "   E l e m e n t I d = " 1 2 1 0 1 0 0 8 7 8 "   D a t a T y p e = " L a b e l " > T o t a l _ L b l < / T o t a l _ L b l > - 
-         < V A T A m o u n t S p e c i f i c a t i o n _ L b l   E l e m e n t T y p e = " C o l u m n "   E l e m e n t I d = " 8 7 8 7 0 6 8 4 6 "   D a t a T y p e = " L a b e l " > V A T A m o u n t S p e c i f i c a t i o n _ L b l < / V A T A m o u n t S p e c i f i c a t i o n _ L b l > - 
-         < V A T A m o u n t _ L b l   E l e m e n t T y p e = " C o l u m n "   E l e m e n t I d = " 1 0 9 4 6 5 7 2 9 "   D a t a T y p e = " L a b e l " > V A T A m o u n t _ L b l < / V A T A m o u n t _ L b l > - 
-         < V A T B a s e _ L b l   E l e m e n t T y p e = " C o l u m n "   E l e m e n t I d = " 1 8 6 6 1 5 8 2 7 8 "   D a t a T y p e = " L a b e l " > V A T B a s e _ L b l < / V A T B a s e _ L b l > - 
-         < V A T C l a u s e s _ L b l   E l e m e n t T y p e = " C o l u m n "   E l e m e n t I d = " 1 3 8 3 9 2 0 0 1 9 "   D a t a T y p e = " L a b e l " > V A T C l a u s e s _ L b l < / V A T C l a u s e s _ L b l > - 
-         < V A T C l a u s e _ L b l   E l e m e n t T y p e = " C o l u m n "   E l e m e n t I d = " 1 5 7 0 4 9 5 4 9 0 "   D a t a T y p e = " S t r i n g " > V A T C l a u s e _ L b l < / V A T C l a u s e _ L b l > - 
-         < V A T I d e n t i f i e r _ L b l   E l e m e n t T y p e = " C o l u m n "   E l e m e n t I d = " 1 6 8 6 6 2 3 9 8 4 "   D a t a T y p e = " L a b e l " > V A T I d e n t i f i e r _ L b l < / V A T I d e n t i f i e r _ L b l > - 
-         < V A T P e r c e n t a g e _ L b l   E l e m e n t T y p e = " C o l u m n "   E l e m e n t I d = " 6 7 6 6 5 4 5 6 5 "   D a t a T y p e = " L a b e l " > V A T P e r c e n t a g e _ L b l < / V A T P e r c e n t a g e _ L b l > - 
-         < V A T R e g i s t r a t i o n N o   E l e m e n t T y p e = " C o l u m n "   E l e m e n t I d = " 1 8 8 9 1 9 5 4 0 2 "   D a t a T y p e = " T e x t " > V A T R e g i s t r a t i o n N o < / V A T R e g i s t r a t i o n N o > - 
-         < V A T R e g i s t r a t i o n N o _ L b l   E l e m e n t T y p e = " C o l u m n "   E l e m e n t I d = " 1 4 2 4 6 1 6 0 8 5 "   D a t a T y p e = " T e x t " > V A T R e g i s t r a t i o n N o _ L b l < / V A T R e g i s t r a t i o n N o _ L b l > - 
-         < Y o u r E s t i m a t e _ L b l   E l e m e n t T y p e = " C o l u m n "   E l e m e n t I d = " 4 9 2 1 8 5 2 2 5 "   D a t a T y p e = " L a b e l " > Y o u r E s t i m a t e _ L b l < / Y o u r E s t i m a t e _ L b l > - 
-         < Y o u r R e f e r e n c e   E l e m e n t T y p e = " C o l u m n "   E l e m e n t I d = " 1 1 0 3 9 9 5 1 "   D a t a T y p e = " T e x t " > Y o u r R e f e r e n c e < / Y o u r R e f e r e n c e > - 
-         < Y o u r R e f e r e n c e _ _ L b l   E l e m e n t T y p e = " C o l u m n "   E l e m e n t I d = " 1 1 2 6 2 8 0 3 7 1 "   D a t a T y p e = " S t r i n g " > Y o u r R e f e r e n c e _ _ L b l < / Y o u r R e f e r e n c e _ _ L b l > - 
-         < L i n e   E l e m e n t T y p e = " D a t a I t e m "   E l e m e n t I d = " 4 1 1 9 7 6 1 3 3 " > - 
-             < A m o u n t E x c l u d i n g V A T _ L i n e   E l e m e n t T y p e = " C o l u m n "   E l e m e n t I d = " 1 0 6 2 4 6 0 0 4 0 "   D a t a T y p e = " D e c i m a l " > A m o u n t E x c l u d i n g V A T _ L i n e < / A m o u n t E x c l u d i n g V A T _ L i n e > - 
-             < A m o u n t E x c l u d i n g V A T _ L i n e _ L b l   E l e m e n t T y p e = " C o l u m n "   E l e m e n t I d = " 2 0 0 2 8 7 4 4 7 5 "   D a t a T y p e = " S t r i n g " > A m o u n t E x c l u d i n g V A T _ L i n e _ L b l < / A m o u n t E x c l u d i n g V A T _ L i n e _ L b l > - 
-             < A m o u n t I n c l u d i n g V A T _ L i n e   E l e m e n t T y p e = " C o l u m n "   E l e m e n t I d = " 7 7 0 9 2 8 4 0 2 "   D a t a T y p e = " D e c i m a l " > A m o u n t I n c l u d i n g V A T _ L i n e < / A m o u n t I n c l u d i n g V A T _ L i n e > - 
-             < A m o u n t I n c l u d i n g V A T _ L i n e _ L b l   E l e m e n t T y p e = " C o l u m n "   E l e m e n t I d = " 9 3 0 7 4 7 3 1 3 "   D a t a T y p e = " S t r i n g " > A m o u n t I n c l u d i n g V A T _ L i n e _ L b l < / A m o u n t I n c l u d i n g V A T _ L i n e _ L b l > - 
-             < D e s c r i p t i o n _ L i n e   E l e m e n t T y p e = " C o l u m n "   E l e m e n t I d = " 1 4 0 6 8 2 2 3 1 0 "   D a t a T y p e = " T e x t " > D e s c r i p t i o n _ L i n e < / D e s c r i p t i o n _ L i n e > - 
-             < D e s c r i p t i o n _ L i n e _ L b l   E l e m e n t T y p e = " C o l u m n "   E l e m e n t I d = " 2 1 1 8 9 5 1 4 9 5 "   D a t a T y p e = " S t r i n g " > D e s c r i p t i o n _ L i n e _ L b l < / D e s c r i p t i o n _ L i n e _ L b l > - 
-             < I t e m N o _ L i n e   E l e m e n t T y p e = " C o l u m n "   E l e m e n t I d = " 1 9 1 0 2 9 6 2 8 8 "   D a t a T y p e = " C o d e " > I t e m N o _ L i n e < / I t e m N o _ L i n e > - 
-             < I t e m N o _ L i n e _ L b l   E l e m e n t T y p e = " C o l u m n "   E l e m e n t I d = " 1 3 4 0 0 7 9 6 1 3 "   D a t a T y p e = " S t r i n g " > I t e m N o _ L i n e _ L b l < / I t e m N o _ L i n e _ L b l > - 
-             < I t e m R e f e r e n c e N o _ L i n e   E l e m e n t T y p e = " C o l u m n "   E l e m e n t I d = " 9 2 7 2 3 5 7 "   D a t a T y p e = " C o d e " > I t e m R e f e r e n c e N o _ L i n e < / I t e m R e f e r e n c e N o _ L i n e > - 
-             < I t e m R e f e r e n c e N o _ L i n e _ L b l   E l e m e n t T y p e = " C o l u m n "   E l e m e n t I d = " 1 9 8 0 6 3 1 1 3 0 "   D a t a T y p e = " S t r i n g " > I t e m R e f e r e n c e N o _ L i n e _ L b l < / I t e m R e f e r e n c e N o _ L i n e _ L b l > - 
-             < L i n e A m o u n t _ L i n e   E l e m e n t T y p e = " C o l u m n "   E l e m e n t I d = " 2 6 8 9 3 7 1 6 2 "   D a t a T y p e = " T e x t " > L i n e A m o u n t _ L i n e < / L i n e A m o u n t _ L i n e > - 
-             < L i n e A m o u n t _ L i n e _ L b l   E l e m e n t T y p e = " C o l u m n "   E l e m e n t I d = " 9 9 2 9 0 1 8 4 5 "   D a t a T y p e = " S t r i n g " > L i n e A m o u n t _ L i n e _ L b l < / L i n e A m o u n t _ L i n e _ L b l > - 
-             < L i n e D i s c o u n t P e r c e n t T e x t _ L i n e   E l e m e n t T y p e = " C o l u m n "   E l e m e n t I d = " 6 1 3 1 3 5 1 9 "   D a t a T y p e = " T e x t " > L i n e D i s c o u n t P e r c e n t T e x t _ L i n e < / L i n e D i s c o u n t P e r c e n t T e x t _ L i n e > - 
-             < L i n e D i s c o u n t P e r c e n t _ L i n e   E l e m e n t T y p e = " C o l u m n "   E l e m e n t I d = " 9 0 7 8 2 7 4 3 6 "   D a t a T y p e = " D e c i m a l " > L i n e D i s c o u n t P e r c e n t _ L i n e < / L i n e D i s c o u n t P e r c e n t _ L i n e > - 
-             < L i n e N o _ L i n e   E l e m e n t T y p e = " C o l u m n "   E l e m e n t I d = " 6 9 8 9 8 5 9 7 9 "   D a t a T y p e = " I n t e g e r " > L i n e N o _ L i n e < / L i n e N o _ L i n e > - 
-             < P r i c e P e r _ L b l   E l e m e n t T y p e = " C o l u m n "   E l e m e n t I d = " 9 7 3 2 8 0 1 3 4 "   D a t a T y p e = " L a b e l " > P r i c e P e r _ L b l < / P r i c e P e r _ L b l > - 
-             < P r i c e _ L b l   E l e m e n t T y p e = " C o l u m n "   E l e m e n t I d = " 2 1 2 6 7 6 4 9 2 5 "   D a t a T y p e = " L a b e l " > P r i c e _ L b l < / P r i c e _ L b l > - 
-             < Q t y _ L b l   E l e m e n t T y p e = " C o l u m n "   E l e m e n t I d = " 2 6 3 6 7 3 7 6 4 "   D a t a T y p e = " L a b e l " > Q t y _ L b l < / Q t y _ L b l > - 
-             < Q u a n t i t y _ L i n e   E l e m e n t T y p e = " C o l u m n "   E l e m e n t I d = " 1 0 6 8 5 4 3 5 3 7 "   D a t a T y p e = " T e x t " > Q u a n t i t y _ L i n e < / Q u a n t i t y _ L i n e > - 
-             < Q u a n t i t y _ L i n e _ L b l   E l e m e n t T y p e = " C o l u m n "   E l e m e n t I d = " 2 0 3 4 5 0 6 8 0 2 "   D a t a T y p e = " S t r i n g " > Q u a n t i t y _ L i n e _ L b l < / Q u a n t i t y _ L i n e _ L b l > - 
-             < S h i p m e n t D a t e _ L b l   E l e m e n t T y p e = " C o l u m n "   E l e m e n t I d = " 6 1 4 4 0 0 3 6 4 "   D a t a T y p e = " L a b e l " > S h i p m e n t D a t e _ L b l < / S h i p m e n t D a t e _ L b l > - 
-             < S h i p m e n t D a t e _ L i n e   E l e m e n t T y p e = " C o l u m n "   E l e m e n t I d = " 1 6 7 3 3 7 5 4 1 6 "   D a t a T y p e = " S t r i n g " > S h i p m e n t D a t e _ L i n e < / S h i p m e n t D a t e _ L i n e > - 
-             < T r a n s H e a d e r A m o u n t   E l e m e n t T y p e = " C o l u m n "   E l e m e n t I d = " 2 0 2 8 3 0 6 2 7 6 "   D a t a T y p e = " D e c i m a l " > T r a n s H e a d e r A m o u n t < / T r a n s H e a d e r A m o u n t > - 
-             < T y p e _ L i n e   E l e m e n t T y p e = " C o l u m n "   E l e m e n t I d = " 2 7 2 8 0 4 9 2 4 "   D a t a T y p e = " S t r i n g " > T y p e _ L i n e < / T y p e _ L i n e > - 
-             < U n i t O f M e a s u r e   E l e m e n t T y p e = " C o l u m n "   E l e m e n t I d = " 1 8 0 8 2 2 8 0 1 8 "   D a t a T y p e = " T e x t " > U n i t O f M e a s u r e < / U n i t O f M e a s u r e > - 
-             < U n i t O f M e a s u r e _ L b l   E l e m e n t T y p e = " C o l u m n "   E l e m e n t I d = " 9 8 1 9 5 1 2 4 9 "   D a t a T y p e = " S t r i n g " > U n i t O f M e a s u r e _ L b l < / U n i t O f M e a s u r e _ L b l > - 
-             < U n i t P r i c e   E l e m e n t T y p e = " C o l u m n "   E l e m e n t I d = " 1 4 7 8 2 2 1 5 2 6 "   D a t a T y p e = " T e x t " > U n i t P r i c e < / U n i t P r i c e > - 
-             < U n i t P r i c e _ L b l   E l e m e n t T y p e = " C o l u m n "   E l e m e n t I d = " 1 1 6 3 9 2 6 6 0 3 "   D a t a T y p e = " S t r i n g " > U n i t P r i c e _ L b l < / U n i t P r i c e _ L b l > - 
-             < U n i t _ L b l   E l e m e n t T y p e = " C o l u m n "   E l e m e n t I d = " 8 1 4 3 6 4 3 1 8 "   D a t a T y p e = " L a b e l " > U n i t _ L b l < / U n i t _ L b l > - 
-             < V A T I d e n t i f i e r _ L i n e   E l e m e n t T y p e = " C o l u m n "   E l e m e n t I d = " 1 7 7 3 6 2 2 4 1 2 "   D a t a T y p e = " C o d e " > V A T I d e n t i f i e r _ L i n e < / V A T I d e n t i f i e r _ L i n e > - 
-             < V A T I d e n t i f i e r _ L i n e _ L b l   E l e m e n t T y p e = " C o l u m n "   E l e m e n t I d = " 5 3 3 7 8 2 7 0 3 "   D a t a T y p e = " S t r i n g " > V A T I d e n t i f i e r _ L i n e _ L b l < / V A T I d e n t i f i e r _ L i n e _ L b l > - 
-             < V A T P c t _ L i n e   E l e m e n t T y p e = " C o l u m n "   E l e m e n t I d = " 1 9 7 4 0 0 1 9 4 4 "   D a t a T y p e = " T e x t " > V A T P c t _ L i n e < / V A T P c t _ L i n e > - 
-             < V A T P c t _ L i n e _ L b l   E l e m e n t T y p e = " C o l u m n "   E l e m e n t I d = " 1 2 0 7 5 2 9 9 1 5 "   D a t a T y p e = " S t r i n g " > V A T P c t _ L i n e _ L b l < / V A T P c t _ L i n e _ L b l > +     < H e a d e r > + 
+         < B i l l T o C o n t a c t E m a i l > B i l l T o C o n t a c t E m a i l < / B i l l T o C o n t a c t E m a i l > + 
+         < B i l l T o C o n t a c t E m a i l L b l > B i l l T o C o n t a c t E m a i l L b l < / B i l l T o C o n t a c t E m a i l L b l > + 
+         < B i l l T o C o n t a c t M o b i l e P h o n e N o > B i l l T o C o n t a c t M o b i l e P h o n e N o < / B i l l T o C o n t a c t M o b i l e P h o n e N o > + 
+         < B i l l T o C o n t a c t M o b i l e P h o n e N o L b l > B i l l T o C o n t a c t M o b i l e P h o n e N o L b l < / B i l l T o C o n t a c t M o b i l e P h o n e N o L b l > + 
+         < B i l l T o C o n t a c t P h o n e N o > B i l l T o C o n t a c t P h o n e N o < / B i l l T o C o n t a c t P h o n e N o > + 
+         < B i l l T o C o n t a c t P h o n e N o L b l > B i l l T o C o n t a c t P h o n e N o L b l < / B i l l T o C o n t a c t P h o n e N o L b l > + 
+         < B i l l t o C u s t o m e r N o _ L b l > B i l l t o C u s t o m e r N o _ L b l < / B i l l t o C u s t o m e r N o _ L b l > + 
+         < B i l l t o C u s t u m e r N o > B i l l t o C u s t u m e r N o < / B i l l t o C u s t u m e r N o > + 
+         < C o m p a n y A d d r e s s 1 > C o m p a n y A d d r e s s 1 < / C o m p a n y A d d r e s s 1 > + 
+         < C o m p a n y A d d r e s s 2 > C o m p a n y A d d r e s s 2 < / C o m p a n y A d d r e s s 2 > + 
+         < C o m p a n y A d d r e s s 3 > C o m p a n y A d d r e s s 3 < / C o m p a n y A d d r e s s 3 > + 
+         < C o m p a n y A d d r e s s 4 > C o m p a n y A d d r e s s 4 < / C o m p a n y A d d r e s s 4 > + 
+         < C o m p a n y A d d r e s s 5 > C o m p a n y A d d r e s s 5 < / C o m p a n y A d d r e s s 5 > + 
+         < C o m p a n y A d d r e s s 6 > C o m p a n y A d d r e s s 6 < / C o m p a n y A d d r e s s 6 > + 
+         < C o m p a n y A d d r e s s 7 > C o m p a n y A d d r e s s 7 < / C o m p a n y A d d r e s s 7 > + 
+         < C o m p a n y A d d r e s s 8 > C o m p a n y A d d r e s s 8 < / C o m p a n y A d d r e s s 8 > + 
+         < C o m p a n y B a n k A c c o u n t N o > C o m p a n y B a n k A c c o u n t N o < / C o m p a n y B a n k A c c o u n t N o > + 
+         < C o m p a n y B a n k A c c o u n t N o _ L b l > C o m p a n y B a n k A c c o u n t N o _ L b l < / C o m p a n y B a n k A c c o u n t N o _ L b l > + 
+         < C o m p a n y B a n k B r a n c h N o > C o m p a n y B a n k B r a n c h N o < / C o m p a n y B a n k B r a n c h N o > + 
+         < C o m p a n y B a n k B r a n c h N o _ L b l > C o m p a n y B a n k B r a n c h N o _ L b l < / C o m p a n y B a n k B r a n c h N o _ L b l > + 
+         < C o m p a n y B a n k N a m e > C o m p a n y B a n k N a m e < / C o m p a n y B a n k N a m e > + 
+         < C o m p a n y B a n k N a m e _ L b l > C o m p a n y B a n k N a m e _ L b l < / C o m p a n y B a n k N a m e _ L b l > + 
+         < C o m p a n y C u s t o m G i r o > C o m p a n y C u s t o m G i r o < / C o m p a n y C u s t o m G i r o > + 
+         < C o m p a n y C u s t o m G i r o _ L b l > C o m p a n y C u s t o m G i r o _ L b l < / C o m p a n y C u s t o m G i r o _ L b l > + 
+         < C o m p a n y E M a i l > C o m p a n y E M a i l < / C o m p a n y E M a i l > + 
+         < C o m p a n y G i r o N o > C o m p a n y G i r o N o < / C o m p a n y G i r o N o > + 
+         < C o m p a n y G i r o N o _ L b l > C o m p a n y G i r o N o _ L b l < / C o m p a n y G i r o N o _ L b l > + 
+         < C o m p a n y H o m e P a g e > C o m p a n y H o m e P a g e < / C o m p a n y H o m e P a g e > + 
+         < C o m p a n y I B A N > C o m p a n y I B A N < / C o m p a n y I B A N > + 
+         < C o m p a n y I B A N _ L b l > C o m p a n y I B A N _ L b l < / C o m p a n y I B A N _ L b l > + 
+         < C o m p a n y L e g a l O f f i c e > C o m p a n y L e g a l O f f i c e < / C o m p a n y L e g a l O f f i c e > + 
+         < C o m p a n y L e g a l O f f i c e _ L b l > C o m p a n y L e g a l O f f i c e _ L b l < / C o m p a n y L e g a l O f f i c e _ L b l > + 
+         < C o m p a n y L e g a l S t a t e m e n t > C o m p a n y L e g a l S t a t e m e n t < / C o m p a n y L e g a l S t a t e m e n t > + 
+         < C o m p a n y L o g o P o s i t i o n > C o m p a n y L o g o P o s i t i o n < / C o m p a n y L o g o P o s i t i o n > + 
+         < C o m p a n y P h o n e N o > C o m p a n y P h o n e N o < / C o m p a n y P h o n e N o > + 
+         < C o m p a n y P h o n e N o _ L b l > C o m p a n y P h o n e N o _ L b l < / C o m p a n y P h o n e N o _ L b l > + 
+         < C o m p a n y P i c t u r e / > + 
+         < C o m p a n y R e g i s t r a t i o n N u m b e r > C o m p a n y R e g i s t r a t i o n N u m b e r < / C o m p a n y R e g i s t r a t i o n N u m b e r > + 
+         < C o m p a n y R e g i s t r a t i o n N u m b e r _ L b l > C o m p a n y R e g i s t r a t i o n N u m b e r _ L b l < / C o m p a n y R e g i s t r a t i o n N u m b e r _ L b l > + 
+         < C o m p a n y S W I F T > C o m p a n y S W I F T < / C o m p a n y S W I F T > + 
+         < C o m p a n y S W I F T _ L b l > C o m p a n y S W I F T _ L b l < / C o m p a n y S W I F T _ L b l > + 
+         < C o m p a n y V A T R e g i s t r a t i o n N o > C o m p a n y V A T R e g i s t r a t i o n N o < / C o m p a n y V A T R e g i s t r a t i o n N o > + 
+         < C o m p a n y V A T R e g i s t r a t i o n N o _ L b l > C o m p a n y V A T R e g i s t r a t i o n N o _ L b l < / C o m p a n y V A T R e g i s t r a t i o n N o _ L b l > + 
+         < C o m p a n y V A T R e g N o > C o m p a n y V A T R e g N o < / C o m p a n y V A T R e g N o > + 
+         < C o m p a n y V A T R e g N o _ L b l > C o m p a n y V A T R e g N o _ L b l < / C o m p a n y V A T R e g N o _ L b l > + 
+         < C o n t a c t _ L b l > C o n t a c t _ L b l < / C o n t a c t _ L b l > + 
+         < C o p y _ L b l > C o p y _ L b l < / C o p y _ L b l > + 
+         < C u s t o m e r A d d r e s s 1 > C u s t o m e r A d d r e s s 1 < / C u s t o m e r A d d r e s s 1 > + 
+         < C u s t o m e r A d d r e s s 2 > C u s t o m e r A d d r e s s 2 < / C u s t o m e r A d d r e s s 2 > + 
+         < C u s t o m e r A d d r e s s 3 > C u s t o m e r A d d r e s s 3 < / C u s t o m e r A d d r e s s 3 > + 
+         < C u s t o m e r A d d r e s s 4 > C u s t o m e r A d d r e s s 4 < / C u s t o m e r A d d r e s s 4 > + 
+         < C u s t o m e r A d d r e s s 5 > C u s t o m e r A d d r e s s 5 < / C u s t o m e r A d d r e s s 5 > + 
+         < C u s t o m e r A d d r e s s 6 > C u s t o m e r A d d r e s s 6 < / C u s t o m e r A d d r e s s 6 > + 
+         < C u s t o m e r A d d r e s s 7 > C u s t o m e r A d d r e s s 7 < / C u s t o m e r A d d r e s s 7 > + 
+         < C u s t o m e r A d d r e s s 8 > C u s t o m e r A d d r e s s 8 < / C u s t o m e r A d d r e s s 8 > + 
+         < C u s t o m e r P o s t a l B a r C o d e > C u s t o m e r P o s t a l B a r C o d e < / C u s t o m e r P o s t a l B a r C o d e > + 
+         < D o c u m e n t C o p y T e x t > D o c u m e n t C o p y T e x t < / D o c u m e n t C o p y T e x t > + 
+         < D o c u m e n t D a t e > D o c u m e n t D a t e < / D o c u m e n t D a t e > + 
+         < D o c u m e n t D a t e _ L b l > D o c u m e n t D a t e _ L b l < / D o c u m e n t D a t e _ L b l > + 
+         < D o c u m e n t N o > D o c u m e n t N o < / D o c u m e n t N o > + 
+         < D o c u m e n t N o _ L b l > D o c u m e n t N o _ L b l < / D o c u m e n t N o _ L b l > + 
+         < D o c u m e n t T i t l e _ L b l > D o c u m e n t T i t l e _ L b l < / D o c u m e n t T i t l e _ L b l > + 
+         < D u e D a t e > D u e D a t e < / D u e D a t e > + 
+         < D u e D a t e _ L b l > D u e D a t e _ L b l < / D u e D a t e _ L b l > + 
+         < E M a i l _ L b l > E M a i l _ L b l < / E M a i l _ L b l > + 
+         < E s t i m a t e B o d y _ L b l > E s t i m a t e B o d y _ L b l < / E s t i m a t e B o d y _ L b l > + 
+         < E s t i m a t e F o r _ L b l > E s t i m a t e F o r _ L b l < / E s t i m a t e F o r _ L b l > + 
+         < E s t i m a t e _ L b l > E s t i m a t e _ L b l < / E s t i m a t e _ L b l > + 
+         < E x c h a n g e R a t e A s T e x t > E x c h a n g e R a t e A s T e x t < / E x c h a n g e R a t e A s T e x t > + 
+         < E x t e r n a l D o c u m e n t N o > E x t e r n a l D o c u m e n t N o < / E x t e r n a l D o c u m e n t N o > + 
+         < E x t e r n a l D o c u m e n t N o L b l > E x t e r n a l D o c u m e n t N o L b l < / E x t e r n a l D o c u m e n t N o L b l > + 
+         < F r o m _ L b l > F r o m _ L b l < / F r o m _ L b l > + 
+         < H o m e P a g e _ L b l > H o m e P a g e _ L b l < / H o m e P a g e _ L b l > + 
+         < I n v o i c e D i s c o u n t A m o u n t _ L b l > I n v o i c e D i s c o u n t A m o u n t _ L b l < / I n v o i c e D i s c o u n t A m o u n t _ L b l > + 
+         < I n v o i c e D i s c o u n t B a s e A m o u n t _ L b l > I n v o i c e D i s c o u n t B a s e A m o u n t _ L b l < / I n v o i c e D i s c o u n t B a s e A m o u n t _ L b l > + 
+         < L e g a l E n t i t y T y p e > L e g a l E n t i t y T y p e < / L e g a l E n t i t y T y p e > + 
+         < L e g a l E n t i t y T y p e _ L b l > L e g a l E n t i t y T y p e _ L b l < / L e g a l E n t i t y T y p e _ L b l > + 
+         < L i n e A m o u n t A f t e r I n v o i c e D i s c o u n t _ L b l > L i n e A m o u n t A f t e r I n v o i c e D i s c o u n t _ L b l < / L i n e A m o u n t A f t e r I n v o i c e D i s c o u n t _ L b l > + 
+         < L o c a l C u r r e n c y _ L b l > L o c a l C u r r e n c y _ L b l < / L o c a l C u r r e n c y _ L b l > + 
+         < P a g e _ L b l > P a g e _ L b l < / P a g e _ L b l > + 
+         < P a y m e n t M e t h o d D e s c r i p t i o n > P a y m e n t M e t h o d D e s c r i p t i o n < / P a y m e n t M e t h o d D e s c r i p t i o n > + 
+         < P a y m e n t M e t h o d D e s c r i p t i o n _ L b l > P a y m e n t M e t h o d D e s c r i p t i o n _ L b l < / P a y m e n t M e t h o d D e s c r i p t i o n _ L b l > + 
+         < P a y m e n t T e r m s D e s c r i p t i o n > P a y m e n t T e r m s D e s c r i p t i o n < / P a y m e n t T e r m s D e s c r i p t i o n > + 
+         < P a y m e n t T e r m s D e s c r i p t i o n _ L b l > P a y m e n t T e r m s D e s c r i p t i o n _ L b l < / P a y m e n t T e r m s D e s c r i p t i o n _ L b l > + 
+         < P r i c e s I n c l u d i n g V A T > P r i c e s I n c l u d i n g V A T < / P r i c e s I n c l u d i n g V A T > + 
+         < P r i c e s I n c l u d i n g V A T Y e s N o > P r i c e s I n c l u d i n g V A T Y e s N o < / P r i c e s I n c l u d i n g V A T Y e s N o > + 
+         < P r i c e s I n c l u d i n g V A T _ L b l > P r i c e s I n c l u d i n g V A T _ L b l < / P r i c e s I n c l u d i n g V A T _ L b l > + 
+         < Q u e s t i o n s _ L b l > Q u e s t i o n s _ L b l < / Q u e s t i o n s _ L b l > + 
+         < Q u o t e V a l i d T o D a t e > Q u o t e V a l i d T o D a t e < / Q u o t e V a l i d T o D a t e > + 
+         < Q u o t e V a l i d T o D a t e _ L b l > Q u o t e V a l i d T o D a t e _ L b l < / Q u o t e V a l i d T o D a t e _ L b l > + 
+         < S a l e s I n v o i c e L i n e D i s c o u n t _ L b l > S a l e s I n v o i c e L i n e D i s c o u n t _ L b l < / S a l e s I n v o i c e L i n e D i s c o u n t _ L b l > + 
+         < S a l e s P e r s o n B l a n k _ L b l > S a l e s P e r s o n B l a n k _ L b l < / S a l e s P e r s o n B l a n k _ L b l > + 
+         < S a l e s P e r s o n N a m e > S a l e s P e r s o n N a m e < / S a l e s P e r s o n N a m e > + 
+         < S a l e s P e r s o n _ L b l > S a l e s P e r s o n _ L b l < / S a l e s P e r s o n _ L b l > + 
+         < S e l l T o C o n t a c t E m a i l > S e l l T o C o n t a c t E m a i l < / S e l l T o C o n t a c t E m a i l > + 
+         < S e l l T o C o n t a c t E m a i l L b l > S e l l T o C o n t a c t E m a i l L b l < / S e l l T o C o n t a c t E m a i l L b l > + 
+         < S e l l T o C o n t a c t M o b i l e P h o n e N o > S e l l T o C o n t a c t M o b i l e P h o n e N o < / S e l l T o C o n t a c t M o b i l e P h o n e N o > + 
+         < S e l l T o C o n t a c t M o b i l e P h o n e N o L b l > S e l l T o C o n t a c t M o b i l e P h o n e N o L b l < / S e l l T o C o n t a c t M o b i l e P h o n e N o L b l > + 
+         < S e l l T o C o n t a c t P h o n e N o > S e l l T o C o n t a c t P h o n e N o < / S e l l T o C o n t a c t P h o n e N o > + 
+         < S e l l T o C o n t a c t P h o n e N o L b l > S e l l T o C o n t a c t P h o n e N o L b l < / S e l l T o C o n t a c t P h o n e N o L b l > + 
+         < S e l l t o C u s t o m e r N o > S e l l t o C u s t o m e r N o < / S e l l t o C u s t o m e r N o > + 
+         < S e l l t o C u s t o m e r N o _ L b l > S e l l t o C u s t o m e r N o _ L b l < / S e l l t o C u s t o m e r N o _ L b l > + 
+         < S h i p m e n t M e t h o d D e s c r i p t i o n > S h i p m e n t M e t h o d D e s c r i p t i o n < / S h i p m e n t M e t h o d D e s c r i p t i o n > + 
+         < S h i p m e n t M e t h o d D e s c r i p t i o n _ L b l > S h i p m e n t M e t h o d D e s c r i p t i o n _ L b l < / S h i p m e n t M e t h o d D e s c r i p t i o n _ L b l > + 
+         < S h i p m e n t _ L b l > S h i p m e n t _ L b l < / S h i p m e n t _ L b l > + 
+         < S h i p T o A d d r e s s 1 > S h i p T o A d d r e s s 1 < / S h i p T o A d d r e s s 1 > + 
+         < S h i p T o A d d r e s s 2 > S h i p T o A d d r e s s 2 < / S h i p T o A d d r e s s 2 > + 
+         < S h i p T o A d d r e s s 3 > S h i p T o A d d r e s s 3 < / S h i p T o A d d r e s s 3 > + 
+         < S h i p T o A d d r e s s 4 > S h i p T o A d d r e s s 4 < / S h i p T o A d d r e s s 4 > + 
+         < S h i p T o A d d r e s s 5 > S h i p T o A d d r e s s 5 < / S h i p T o A d d r e s s 5 > + 
+         < S h i p T o A d d r e s s 6 > S h i p T o A d d r e s s 6 < / S h i p T o A d d r e s s 6 > + 
+         < S h i p T o A d d r e s s 7 > S h i p T o A d d r e s s 7 < / S h i p T o A d d r e s s 7 > + 
+         < S h i p T o A d d r e s s 8 > S h i p T o A d d r e s s 8 < / S h i p T o A d d r e s s 8 > + 
+         < S h i p T o A d d r e s s _ L b l > S h i p T o A d d r e s s _ L b l < / S h i p T o A d d r e s s _ L b l > + 
+         < S h i p T o P h o n e N o > S h i p T o P h o n e N o < / S h i p T o P h o n e N o > + 
+         < S h o w S h i p p i n g A d d r e s s > S h o w S h i p p i n g A d d r e s s < / S h o w S h i p p i n g A d d r e s s > + 
+         < S h o w W o r k D e s c r i p t i o n > S h o w W o r k D e s c r i p t i o n < / S h o w W o r k D e s c r i p t i o n > + 
+         < S u b t o t a l _ L b l > S u b t o t a l _ L b l < / S u b t o t a l _ L b l > + 
+         < T h a n k s _ L b l > T h a n k s _ L b l < / T h a n k s _ L b l > + 
+         < T o t a l _ L b l > T o t a l _ L b l < / T o t a l _ L b l > + 
+         < V A T A m o u n t S p e c i f i c a t i o n _ L b l > V A T A m o u n t S p e c i f i c a t i o n _ L b l < / V A T A m o u n t S p e c i f i c a t i o n _ L b l > + 
+         < V A T A m o u n t _ L b l > V A T A m o u n t _ L b l < / V A T A m o u n t _ L b l > + 
+         < V A T B a s e _ L b l > V A T B a s e _ L b l < / V A T B a s e _ L b l > + 
+         < V A T C l a u s e s _ L b l > V A T C l a u s e s _ L b l < / V A T C l a u s e s _ L b l > + 
+         < V A T C l a u s e _ L b l > V A T C l a u s e _ L b l < / V A T C l a u s e _ L b l > + 
+         < V A T I d e n t i f i e r _ L b l > V A T I d e n t i f i e r _ L b l < / V A T I d e n t i f i e r _ L b l > + 
+         < V A T P e r c e n t a g e _ L b l > V A T P e r c e n t a g e _ L b l < / V A T P e r c e n t a g e _ L b l > + 
+         < V A T R e g i s t r a t i o n N o > V A T R e g i s t r a t i o n N o < / V A T R e g i s t r a t i o n N o > + 
+         < V A T R e g i s t r a t i o n N o _ L b l > V A T R e g i s t r a t i o n N o _ L b l < / V A T R e g i s t r a t i o n N o _ L b l > + 
+         < Y o u r E s t i m a t e _ L b l > Y o u r E s t i m a t e _ L b l < / Y o u r E s t i m a t e _ L b l > + 
+         < Y o u r R e f e r e n c e > Y o u r R e f e r e n c e < / Y o u r R e f e r e n c e > + 
+         < Y o u r R e f e r e n c e _ _ L b l > Y o u r R e f e r e n c e _ _ L b l < / Y o u r R e f e r e n c e _ _ L b l > + 
+         < L i n e > + 
+             < A m o u n t E x c l u d i n g V A T _ L i n e > A m o u n t E x c l u d i n g V A T _ L i n e < / A m o u n t E x c l u d i n g V A T _ L i n e > + 
+             < A m o u n t E x c l u d i n g V A T _ L i n e _ L b l > A m o u n t E x c l u d i n g V A T _ L i n e _ L b l < / A m o u n t E x c l u d i n g V A T _ L i n e _ L b l > + 
+             < A m o u n t I n c l u d i n g V A T _ L i n e > A m o u n t I n c l u d i n g V A T _ L i n e < / A m o u n t I n c l u d i n g V A T _ L i n e > + 
+             < A m o u n t I n c l u d i n g V A T _ L i n e _ L b l > A m o u n t I n c l u d i n g V A T _ L i n e _ L b l < / A m o u n t I n c l u d i n g V A T _ L i n e _ L b l > + 
+             < D e s c r i p t i o n _ L i n e > D e s c r i p t i o n _ L i n e < / D e s c r i p t i o n _ L i n e > + 
+             < D e s c r i p t i o n _ L i n e _ L b l > D e s c r i p t i o n _ L i n e _ L b l < / D e s c r i p t i o n _ L i n e _ L b l > + 
+             < I t e m N o _ L i n e > I t e m N o _ L i n e < / I t e m N o _ L i n e > + 
+             < I t e m N o _ L i n e _ L b l > I t e m N o _ L i n e _ L b l < / I t e m N o _ L i n e _ L b l > + 
+             < I t e m R e f e r e n c e N o _ L i n e > I t e m R e f e r e n c e N o _ L i n e < / I t e m R e f e r e n c e N o _ L i n e > + 
+             < I t e m R e f e r e n c e N o _ L i n e _ L b l > I t e m R e f e r e n c e N o _ L i n e _ L b l < / I t e m R e f e r e n c e N o _ L i n e _ L b l > + 
+             < L i n e A m o u n t _ L i n e > L i n e A m o u n t _ L i n e < / L i n e A m o u n t _ L i n e > + 
+             < L i n e A m o u n t _ L i n e _ L b l > L i n e A m o u n t _ L i n e _ L b l < / L i n e A m o u n t _ L i n e _ L b l > + 
+             < L i n e D i s c o u n t P e r c e n t T e x t _ L i n e > L i n e D i s c o u n t P e r c e n t T e x t _ L i n e < / L i n e D i s c o u n t P e r c e n t T e x t _ L i n e > + 
+             < L i n e D i s c o u n t P e r c e n t _ L i n e > L i n e D i s c o u n t P e r c e n t _ L i n e < / L i n e D i s c o u n t P e r c e n t _ L i n e > + 
+             < L i n e N o _ L i n e > L i n e N o _ L i n e < / L i n e N o _ L i n e > + 
+             < P r i c e P e r _ L b l > P r i c e P e r _ L b l < / P r i c e P e r _ L b l > + 
+             < P r i c e _ L b l > P r i c e _ L b l < / P r i c e _ L b l > + 
+             < Q t y _ L b l > Q t y _ L b l < / Q t y _ L b l > + 
+             < Q u a n t i t y _ L i n e > Q u a n t i t y _ L i n e < / Q u a n t i t y _ L i n e > + 
+             < Q u a n t i t y _ L i n e _ L b l > Q u a n t i t y _ L i n e _ L b l < / Q u a n t i t y _ L i n e _ L b l > + 
+             < S h i p m e n t D a t e _ L b l > S h i p m e n t D a t e _ L b l < / S h i p m e n t D a t e _ L b l > + 
+             < S h i p m e n t D a t e _ L i n e > S h i p m e n t D a t e _ L i n e < / S h i p m e n t D a t e _ L i n e > + 
+             < T r a n s H e a d e r A m o u n t > T r a n s H e a d e r A m o u n t < / T r a n s H e a d e r A m o u n t > + 
+             < T y p e _ L i n e > T y p e _ L i n e < / T y p e _ L i n e > + 
+             < U n i t O f M e a s u r e > U n i t O f M e a s u r e < / U n i t O f M e a s u r e > + 
+             < U n i t O f M e a s u r e _ L b l > U n i t O f M e a s u r e _ L b l < / U n i t O f M e a s u r e _ L b l > + 
+             < U n i t P r i c e > U n i t P r i c e < / U n i t P r i c e > + 
+             < U n i t P r i c e _ L b l > U n i t P r i c e _ L b l < / U n i t P r i c e _ L b l > + 
+             < U n i t _ L b l > U n i t _ L b l < / U n i t _ L b l > + 
+             < V A T I d e n t i f i e r _ L i n e > V A T I d e n t i f i e r _ L i n e < / V A T I d e n t i f i e r _ L i n e > + 
+             < V A T I d e n t i f i e r _ L i n e _ L b l > V A T I d e n t i f i e r _ L i n e _ L b l < / V A T I d e n t i f i e r _ L i n e _ L b l > + 
+             < V A T P c t _ L i n e > V A T P c t _ L i n e < / V A T P c t _ L i n e > + 
+             < V A T P c t _ L i n e _ L b l > V A T P c t _ L i n e _ L b l < / V A T P c t _ L i n e _ L b l >   
          < / L i n e >   
-         < W o r k D e s c r i p t i o n L i n e s   E l e m e n t T y p e = " D a t a I t e m "   E l e m e n t I d = " 2 7 6 8 1 9 4 4 7 " > - 
-             < W o r k D e s c r i p t i o n L i n e   E l e m e n t T y p e = " C o l u m n "   E l e m e n t I d = " 1 9 4 7 6 2 1 6 7 6 "   D a t a T y p e = " T e x t " > W o r k D e s c r i p t i o n L i n e < / W o r k D e s c r i p t i o n L i n e > - 
-             < W o r k D e s c r i p t i o n L i n e N u m b e r   E l e m e n t T y p e = " C o l u m n "   E l e m e n t I d = " 7 9 7 3 0 7 2 2 3 "   D a t a T y p e = " I n t e g e r " > W o r k D e s c r i p t i o n L i n e N u m b e r < / W o r k D e s c r i p t i o n L i n e N u m b e r > +         < W o r k D e s c r i p t i o n L i n e s > + 
+             < W o r k D e s c r i p t i o n L i n e > W o r k D e s c r i p t i o n L i n e < / W o r k D e s c r i p t i o n L i n e > + 
+             < W o r k D e s c r i p t i o n L i n e N u m b e r > W o r k D e s c r i p t i o n L i n e N u m b e r < / W o r k D e s c r i p t i o n L i n e N u m b e r >   
          < / W o r k D e s c r i p t i o n L i n e s >   
-         < V A T A m o u n t L i n e   E l e m e n t T y p e = " D a t a I t e m "   E l e m e n t I d = " 8 2 7 5 3 4 3 4 8 " > - 
-             < I n v o i c e D i s c o u n t A m o u n t _ V A T A m o u n t L i n e   E l e m e n t T y p e = " C o l u m n "   E l e m e n t I d = " 8 2 4 7 3 0 1 4 1 "   D a t a T y p e = " D e c i m a l " > I n v o i c e D i s c o u n t A m o u n t _ V A T A m o u n t L i n e < / I n v o i c e D i s c o u n t A m o u n t _ V A T A m o u n t L i n e > - 
-             < I n v o i c e D i s c o u n t A m o u n t _ V A T A m o u n t L i n e _ L b l   E l e m e n t T y p e = " C o l u m n "   E l e m e n t I d = " 1 5 6 2 2 0 0 0 3 4 "   D a t a T y p e = " S t r i n g " > I n v o i c e D i s c o u n t A m o u n t _ V A T A m o u n t L i n e _ L b l < / I n v o i c e D i s c o u n t A m o u n t _ V A T A m o u n t L i n e _ L b l > - 
-             < I n v o i c e D i s c o u n t B a s e A m o u n t _ V A T A m o u n t L i n e   E l e m e n t T y p e = " C o l u m n "   E l e m e n t I d = " 2 0 4 0 3 3 2 2 6 6 "   D a t a T y p e = " D e c i m a l " > I n v o i c e D i s c o u n t B a s e A m o u n t _ V A T A m o u n t L i n e < / I n v o i c e D i s c o u n t B a s e A m o u n t _ V A T A m o u n t L i n e > - 
-             < I n v o i c e D i s c o u n t B a s e A m o u n t _ V A T A m o u n t L i n e _ L b l   E l e m e n t T y p e = " C o l u m n "   E l e m e n t I d = " 4 0 5 9 6 0 3 3 1 "   D a t a T y p e = " S t r i n g " > I n v o i c e D i s c o u n t B a s e A m o u n t _ V A T A m o u n t L i n e _ L b l < / I n v o i c e D i s c o u n t B a s e A m o u n t _ V A T A m o u n t L i n e _ L b l > - 
-             < L i n e A m o u n t _ V a t A m o u n t L i n e   E l e m e n t T y p e = " C o l u m n "   E l e m e n t I d = " 2 1 4 6 5 4 0 1 "   D a t a T y p e = " D e c i m a l " > L i n e A m o u n t _ V a t A m o u n t L i n e < / L i n e A m o u n t _ V a t A m o u n t L i n e > - 
-             < L i n e A m o u n t _ V a t A m o u n t L i n e _ L b l   E l e m e n t T y p e = " C o l u m n "   E l e m e n t I d = " 1 1 1 0 9 1 2 1 2 4 "   D a t a T y p e = " S t r i n g " > L i n e A m o u n t _ V a t A m o u n t L i n e _ L b l < / L i n e A m o u n t _ V a t A m o u n t L i n e _ L b l > - 
-             < N o O f V A T I d e n t i f i e r s   E l e m e n t T y p e = " C o l u m n "   E l e m e n t I d = " 1 1 5 3 2 6 3 0 2 6 "   D a t a T y p e = " I n t e g e r " > N o O f V A T I d e n t i f i e r s < / N o O f V A T I d e n t i f i e r s > - 
-             < V A T A m o u n t L C Y _ V A T A m o u n t L i n e   E l e m e n t T y p e = " C o l u m n "   E l e m e n t I d = " 1 5 8 1 9 9 4 3 5 0 "   D a t a T y p e = " D e c i m a l " > V A T A m o u n t L C Y _ V A T A m o u n t L i n e < / V A T A m o u n t L C Y _ V A T A m o u n t L i n e > - 
-             < V A T A m o u n t L C Y _ V A T A m o u n t L i n e _ L b l   E l e m e n t T y p e = " C o l u m n "   E l e m e n t I d = " 9 2 3 0 0 3 3 7 "   D a t a T y p e = " L a b e l " > V A T A m o u n t L C Y _ V A T A m o u n t L i n e _ L b l < / V A T A m o u n t L C Y _ V A T A m o u n t L i n e _ L b l > - 
-             < V A T A m o u n t _ V a t A m o u n t L i n e   E l e m e n t T y p e = " C o l u m n "   E l e m e n t I d = " 1 8 9 1 8 2 0 6 2 0 "   D a t a T y p e = " D e c i m a l " > V A T A m o u n t _ V a t A m o u n t L i n e < / V A T A m o u n t _ V a t A m o u n t L i n e > - 
-             < V A T A m o u n t _ V a t A m o u n t L i n e _ L b l   E l e m e n t T y p e = " C o l u m n "   E l e m e n t I d = " 1 5 1 3 5 5 5 4 7 3 "   D a t a T y p e = " S t r i n g " > V A T A m o u n t _ V a t A m o u n t L i n e _ L b l < / V A T A m o u n t _ V a t A m o u n t L i n e _ L b l > - 
-             < V A T B a s e L C Y _ V A T A m o u n t L i n e   E l e m e n t T y p e = " C o l u m n "   E l e m e n t I d = " 1 8 6 0 9 4 5 6 3 5 "   D a t a T y p e = " D e c i m a l " > V A T B a s e L C Y _ V A T A m o u n t L i n e < / V A T B a s e L C Y _ V A T A m o u n t L i n e > - 
-             < V A T B a s e L C Y _ V A T A m o u n t L i n e _ L b l   E l e m e n t T y p e = " C o l u m n "   E l e m e n t I d = " 1 2 3 6 4 6 7 9 9 8 "   D a t a T y p e = " L a b e l " > V A T B a s e L C Y _ V A T A m o u n t L i n e _ L b l < / V A T B a s e L C Y _ V A T A m o u n t L i n e _ L b l > - 
-             < V A T B a s e _ V a t A m o u n t L i n e   E l e m e n t T y p e = " C o l u m n "   E l e m e n t I d = " 1 4 5 8 9 3 7 8 1 9 "   D a t a T y p e = " D e c i m a l " > V A T B a s e _ V a t A m o u n t L i n e < / V A T B a s e _ V a t A m o u n t L i n e > - 
-             < V A T B a s e _ V a t A m o u n t L i n e _ L b l   E l e m e n t T y p e = " C o l u m n "   E l e m e n t I d = " 1 6 9 1 3 0 2 4 8 8 "   D a t a T y p e = " S t r i n g " > V A T B a s e _ V a t A m o u n t L i n e _ L b l < / V A T B a s e _ V a t A m o u n t L i n e _ L b l > - 
-             < V A T I d e n t i f i e r _ V a t A m o u n t L i n e   E l e m e n t T y p e = " C o l u m n "   E l e m e n t I d = " 1 1 4 2 0 7 0 0 3 5 "   D a t a T y p e = " C o d e " > V A T I d e n t i f i e r _ V a t A m o u n t L i n e < / V A T I d e n t i f i e r _ V a t A m o u n t L i n e > - 
-             < V A T I d e n t i f i e r _ V a t A m o u n t L i n e _ L b l   E l e m e n t T y p e = " C o l u m n "   E l e m e n t I d = " 8 6 4 5 0 4 5 0 "   D a t a T y p e = " S t r i n g " > V A T I d e n t i f i e r _ V a t A m o u n t L i n e _ L b l < / V A T I d e n t i f i e r _ V a t A m o u n t L i n e _ L b l > - 
-             < V A T P c t _ V a t A m o u n t L i n e   E l e m e n t T y p e = " C o l u m n "   E l e m e n t I d = " 1 4 5 3 5 4 2 7 7 7 "   D a t a T y p e = " D e c i m a l " > V A T P c t _ V a t A m o u n t L i n e < / V A T P c t _ V a t A m o u n t L i n e > - 
-             < V A T P c t _ V a t A m o u n t L i n e _ L b l   E l e m e n t T y p e = " C o l u m n "   E l e m e n t I d = " 6 7 6 3 2 3 7 8 "   D a t a T y p e = " S t r i n g " > V A T P c t _ V a t A m o u n t L i n e _ L b l < / V A T P c t _ V a t A m o u n t L i n e _ L b l > +         < V A T A m o u n t L i n e > + 
+             < I n v o i c e D i s c o u n t A m o u n t _ V A T A m o u n t L i n e > I n v o i c e D i s c o u n t A m o u n t _ V A T A m o u n t L i n e < / I n v o i c e D i s c o u n t A m o u n t _ V A T A m o u n t L i n e > + 
+             < I n v o i c e D i s c o u n t A m o u n t _ V A T A m o u n t L i n e _ L b l > I n v o i c e D i s c o u n t A m o u n t _ V A T A m o u n t L i n e _ L b l < / I n v o i c e D i s c o u n t A m o u n t _ V A T A m o u n t L i n e _ L b l > + 
+             < I n v o i c e D i s c o u n t B a s e A m o u n t _ V A T A m o u n t L i n e > I n v o i c e D i s c o u n t B a s e A m o u n t _ V A T A m o u n t L i n e < / I n v o i c e D i s c o u n t B a s e A m o u n t _ V A T A m o u n t L i n e > + 
+             < I n v o i c e D i s c o u n t B a s e A m o u n t _ V A T A m o u n t L i n e _ L b l > I n v o i c e D i s c o u n t B a s e A m o u n t _ V A T A m o u n t L i n e _ L b l < / I n v o i c e D i s c o u n t B a s e A m o u n t _ V A T A m o u n t L i n e _ L b l > + 
+             < L i n e A m o u n t _ V a t A m o u n t L i n e > L i n e A m o u n t _ V a t A m o u n t L i n e < / L i n e A m o u n t _ V a t A m o u n t L i n e > + 
+             < L i n e A m o u n t _ V a t A m o u n t L i n e _ L b l > L i n e A m o u n t _ V a t A m o u n t L i n e _ L b l < / L i n e A m o u n t _ V a t A m o u n t L i n e _ L b l > + 
+             < N o O f V A T I d e n t i f i e r s > N o O f V A T I d e n t i f i e r s < / N o O f V A T I d e n t i f i e r s > + 
+             < V A T A m o u n t L C Y _ V A T A m o u n t L i n e > V A T A m o u n t L C Y _ V A T A m o u n t L i n e < / V A T A m o u n t L C Y _ V A T A m o u n t L i n e > + 
+             < V A T A m o u n t L C Y _ V A T A m o u n t L i n e _ L b l > V A T A m o u n t L C Y _ V A T A m o u n t L i n e _ L b l < / V A T A m o u n t L C Y _ V A T A m o u n t L i n e _ L b l > + 
+             < V A T A m o u n t _ V a t A m o u n t L i n e > V A T A m o u n t _ V a t A m o u n t L i n e < / V A T A m o u n t _ V a t A m o u n t L i n e > + 
+             < V A T A m o u n t _ V a t A m o u n t L i n e _ L b l > V A T A m o u n t _ V a t A m o u n t L i n e _ L b l < / V A T A m o u n t _ V a t A m o u n t L i n e _ L b l > + 
+             < V A T B a s e L C Y _ V A T A m o u n t L i n e > V A T B a s e L C Y _ V A T A m o u n t L i n e < / V A T B a s e L C Y _ V A T A m o u n t L i n e > + 
+             < V A T B a s e L C Y _ V A T A m o u n t L i n e _ L b l > V A T B a s e L C Y _ V A T A m o u n t L i n e _ L b l < / V A T B a s e L C Y _ V A T A m o u n t L i n e _ L b l > + 
+             < V A T B a s e _ V a t A m o u n t L i n e > V A T B a s e _ V a t A m o u n t L i n e < / V A T B a s e _ V a t A m o u n t L i n e > + 
+             < V A T B a s e _ V a t A m o u n t L i n e _ L b l > V A T B a s e _ V a t A m o u n t L i n e _ L b l < / V A T B a s e _ V a t A m o u n t L i n e _ L b l > + 
+             < V A T I d e n t i f i e r _ V a t A m o u n t L i n e > V A T I d e n t i f i e r _ V a t A m o u n t L i n e < / V A T I d e n t i f i e r _ V a t A m o u n t L i n e > + 
+             < V A T I d e n t i f i e r _ V a t A m o u n t L i n e _ L b l > V A T I d e n t i f i e r _ V a t A m o u n t L i n e _ L b l < / V A T I d e n t i f i e r _ V a t A m o u n t L i n e _ L b l > + 
+             < V A T P c t _ V a t A m o u n t L i n e > V A T P c t _ V a t A m o u n t L i n e < / V A T P c t _ V a t A m o u n t L i n e > + 
+             < V A T P c t _ V a t A m o u n t L i n e _ L b l > V A T P c t _ V a t A m o u n t L i n e _ L b l < / V A T P c t _ V a t A m o u n t L i n e _ L b l >   
          < / V A T A m o u n t L i n e >   
-         < R e p o r t T o t a l s L i n e   E l e m e n t T y p e = " D a t a I t e m "   E l e m e n t I d = " 2 1 2 2 5 4 9 8 3 6 " > - 
-             < A m o u n t F o r m a t t e d _ R e p o r t T o t a l s L i n e   E l e m e n t T y p e = " C o l u m n "   E l e m e n t I d = " 1 5 0 6 1 3 6 8 2 5 "   D a t a T y p e = " T e x t " > A m o u n t F o r m a t t e d _ R e p o r t T o t a l s L i n e < / A m o u n t F o r m a t t e d _ R e p o r t T o t a l s L i n e > - 
-             < A m o u n t _ R e p o r t T o t a l s L i n e   E l e m e n t T y p e = " C o l u m n "   E l e m e n t I d = " 4 1 9 9 1 8 3 6 9 "   D a t a T y p e = " D e c i m a l " > A m o u n t _ R e p o r t T o t a l s L i n e < / A m o u n t _ R e p o r t T o t a l s L i n e > - 
-             < D e s c r i p t i o n _ R e p o r t T o t a l s L i n e   E l e m e n t T y p e = " C o l u m n "   E l e m e n t I d = " 5 8 1 9 9 6 0 6 7 "   D a t a T y p e = " T e x t " > D e s c r i p t i o n _ R e p o r t T o t a l s L i n e < / D e s c r i p t i o n _ R e p o r t T o t a l s L i n e > - 
-             < F o n t B o l d _ R e p o r t T o t a l s L i n e   E l e m e n t T y p e = " C o l u m n "   E l e m e n t I d = " 9 4 6 5 4 0 5 4 9 "   D a t a T y p e = " B o o l e a n " > F o n t B o l d _ R e p o r t T o t a l s L i n e < / F o n t B o l d _ R e p o r t T o t a l s L i n e > - 
-             < F o n t U n d e r l i n e _ R e p o r t T o t a l s L i n e   E l e m e n t T y p e = " C o l u m n "   E l e m e n t I d = " 2 0 2 1 5 3 3 6 9 4 "   D a t a T y p e = " B o o l e a n " > F o n t U n d e r l i n e _ R e p o r t T o t a l s L i n e < / F o n t U n d e r l i n e _ R e p o r t T o t a l s L i n e > +         < R e p o r t T o t a l s L i n e > + 
+             < A m o u n t F o r m a t t e d _ R e p o r t T o t a l s L i n e > A m o u n t F o r m a t t e d _ R e p o r t T o t a l s L i n e < / A m o u n t F o r m a t t e d _ R e p o r t T o t a l s L i n e > + 
+             < A m o u n t _ R e p o r t T o t a l s L i n e > A m o u n t _ R e p o r t T o t a l s L i n e < / A m o u n t _ R e p o r t T o t a l s L i n e > + 
+             < D e s c r i p t i o n _ R e p o r t T o t a l s L i n e > D e s c r i p t i o n _ R e p o r t T o t a l s L i n e < / D e s c r i p t i o n _ R e p o r t T o t a l s L i n e > + 
+             < F o n t B o l d _ R e p o r t T o t a l s L i n e > F o n t B o l d _ R e p o r t T o t a l s L i n e < / F o n t B o l d _ R e p o r t T o t a l s L i n e > + 
+             < F o n t U n d e r l i n e _ R e p o r t T o t a l s L i n e > F o n t U n d e r l i n e _ R e p o r t T o t a l s L i n e < / F o n t U n d e r l i n e _ R e p o r t T o t a l s L i n e >   
          < / R e p o r t T o t a l s L i n e >   
-         < L e t t e r T e x t   E l e m e n t T y p e = " D a t a I t e m "   E l e m e n t I d = " 1 5 1 0 3 5 3 8 3 4 " > - 
-             < B o d y T e x t   E l e m e n t T y p e = " C o l u m n "   E l e m e n t I d = " 1 4 9 7 5 9 8 0 8 "   D a t a T y p e = " L a b e l " > B o d y T e x t < / B o d y T e x t > - 
-             < C l o s i n g T e x t   E l e m e n t T y p e = " C o l u m n "   E l e m e n t I d = " 5 1 2 1 3 5 9 0 9 "   D a t a T y p e = " L a b e l " > C l o s i n g T e x t < / C l o s i n g T e x t > - 
-             < G r e e t i n g T e x t   E l e m e n t T y p e = " C o l u m n "   E l e m e n t I d = " 1 1 7 5 2 7 9 2 8 9 "   D a t a T y p e = " L a b e l " > G r e e t i n g T e x t < / G r e e t i n g T e x t > - 
-             < P m t D i s c T e x t   E l e m e n t T y p e = " C o l u m n "   E l e m e n t I d = " 2 0 1 3 8 4 9 9 4 8 "   D a t a T y p e = " T e x t " > P m t D i s c T e x t < / P m t D i s c T e x t > +         < L e t t e r T e x t > + 
+             < B o d y T e x t > B o d y T e x t < / B o d y T e x t > + 
+             < C l o s i n g T e x t > C l o s i n g T e x t < / C l o s i n g T e x t > + 
+             < G r e e t i n g T e x t > G r e e t i n g T e x t < / G r e e t i n g T e x t > + 
+             < P m t D i s c T e x t > P m t D i s c T e x t < / P m t D i s c T e x t >   
          < / L e t t e r T e x t >   
-         < T o t a l s   E l e m e n t T y p e = " D a t a I t e m "   E l e m e n t I d = " 1 8 2 3 9 5 0 0 4 4 " > - 
-             < C u r r e n c y C o d e   E l e m e n t T y p e = " C o l u m n "   E l e m e n t I d = " 1 5 7 9 5 9 5 9 2 1 "   D a t a T y p e = " T e x t " > C u r r e n c y C o d e < / C u r r e n c y C o d e > - 
-             < C u r r e n c y S y m b o l   E l e m e n t T y p e = " C o l u m n "   E l e m e n t I d = " 1 1 6 2 5 1 0 7 4 8 "   D a t a T y p e = " T e x t " > C u r r e n c y S y m b o l < / C u r r e n c y S y m b o l > - 
-             < T o t a l A m o u n t I n c l u d i n g V A T   E l e m e n t T y p e = " C o l u m n "   E l e m e n t I d = " 9 1 0 5 1 1 5 7 5 "   D a t a T y p e = " S t r i n g " > T o t a l A m o u n t I n c l u d i n g V A T < / T o t a l A m o u n t I n c l u d i n g V A T > - 
-             < T o t a l E x c l u d i n g V A T T e x t   E l e m e n t T y p e = " C o l u m n "   E l e m e n t I d = " 1 9 2 2 9 4 6 3 1 0 "   D a t a T y p e = " T e x t " > T o t a l E x c l u d i n g V A T T e x t < / T o t a l E x c l u d i n g V A T T e x t > - 
-             < T o t a l I n c l u d i n g V A T T e x t   E l e m e n t T y p e = " C o l u m n "   E l e m e n t I d = " 1 2 0 4 0 1 6 3 5 2 "   D a t a T y p e = " T e x t " > T o t a l I n c l u d i n g V A T T e x t < / T o t a l I n c l u d i n g V A T T e x t > - 
-             < T o t a l I n v o i c e D i s c o u n t A m o u n t   E l e m e n t T y p e = " C o l u m n "   E l e m e n t I d = " 4 0 2 1 7 7 5 1 "   D a t a T y p e = " D e c i m a l " > T o t a l I n v o i c e D i s c o u n t A m o u n t < / T o t a l I n v o i c e D i s c o u n t A m o u n t > - 
-             < T o t a l N e t A m o u n t   E l e m e n t T y p e = " C o l u m n "   E l e m e n t I d = " 4 8 3 1 9 3 3 7 2 "   D a t a T y p e = " D e c i m a l " > T o t a l N e t A m o u n t < / T o t a l N e t A m o u n t > - 
-             < T o t a l P a y m e n t D i s c o u n t O n V A T   E l e m e n t T y p e = " C o l u m n "   E l e m e n t I d = " 7 3 6 0 4 1 8 8 6 "   D a t a T y p e = " D e c i m a l " > T o t a l P a y m e n t D i s c o u n t O n V A T < / T o t a l P a y m e n t D i s c o u n t O n V A T > - 
-             < T o t a l S u b T o t a l   E l e m e n t T y p e = " C o l u m n "   E l e m e n t I d = " 2 0 9 7 8 7 6 8 0 1 "   D a t a T y p e = " D e c i m a l " > T o t a l S u b T o t a l < / T o t a l S u b T o t a l > - 
-             < T o t a l S u b T o t a l M i n u s I n v o i c e D i s c o u n t   E l e m e n t T y p e = " C o l u m n "   E l e m e n t I d = " 7 6 9 4 3 1 8 8 7 "   D a t a T y p e = " D e c i m a l " > T o t a l S u b T o t a l M i n u s I n v o i c e D i s c o u n t < / T o t a l S u b T o t a l M i n u s I n v o i c e D i s c o u n t > - 
-             < T o t a l T e x t   E l e m e n t T y p e = " C o l u m n "   E l e m e n t I d = " 2 3 1 9 1 0 5 1 8 "   D a t a T y p e = " T e x t " > T o t a l T e x t < / T o t a l T e x t > - 
-             < T o t a l V A T A m o u n t   E l e m e n t T y p e = " C o l u m n "   E l e m e n t I d = " 1 6 2 7 1 0 2 3 2 8 "   D a t a T y p e = " D e c i m a l " > T o t a l V A T A m o u n t < / T o t a l V A T A m o u n t > - 
-             < T o t a l V A T A m o u n t L C Y   E l e m e n t T y p e = " C o l u m n "   E l e m e n t I d = " 1 5 0 6 5 7 0 2 1 8 "   D a t a T y p e = " D e c i m a l " > T o t a l V A T A m o u n t L C Y < / T o t a l V A T A m o u n t L C Y > - 
-             < T o t a l V A T A m o u n t T e x t   E l e m e n t T y p e = " C o l u m n "   E l e m e n t I d = " 9 7 3 6 6 6 3 3 9 "   D a t a T y p e = " T e x t " > T o t a l V A T A m o u n t T e x t < / T o t a l V A T A m o u n t T e x t > - 
-             < T o t a l V A T B a s e L C Y   E l e m e n t T y p e = " C o l u m n "   E l e m e n t I d = " 8 3 4 4 5 0 5 2 1 "   D a t a T y p e = " D e c i m a l " > T o t a l V A T B a s e L C Y < / T o t a l V A T B a s e L C Y > +         < T o t a l s > + 
+             < C u r r e n c y C o d e > C u r r e n c y C o d e < / C u r r e n c y C o d e > + 
+             < C u r r e n c y S y m b o l > C u r r e n c y S y m b o l < / C u r r e n c y S y m b o l > + 
+             < T o t a l A m o u n t I n c l u d i n g V A T > T o t a l A m o u n t I n c l u d i n g V A T < / T o t a l A m o u n t I n c l u d i n g V A T > + 
+             < T o t a l E x c l u d i n g V A T T e x t > T o t a l E x c l u d i n g V A T T e x t < / T o t a l E x c l u d i n g V A T T e x t > + 
+             < T o t a l I n c l u d i n g V A T T e x t > T o t a l I n c l u d i n g V A T T e x t < / T o t a l I n c l u d i n g V A T T e x t > + 
+             < T o t a l I n v o i c e D i s c o u n t A m o u n t > T o t a l I n v o i c e D i s c o u n t A m o u n t < / T o t a l I n v o i c e D i s c o u n t A m o u n t > + 
+             < T o t a l N e t A m o u n t > T o t a l N e t A m o u n t < / T o t a l N e t A m o u n t > + 
+             < T o t a l P a y m e n t D i s c o u n t O n V A T > T o t a l P a y m e n t D i s c o u n t O n V A T < / T o t a l P a y m e n t D i s c o u n t O n V A T > + 
+             < T o t a l S u b T o t a l > T o t a l S u b T o t a l < / T o t a l S u b T o t a l > + 
+             < T o t a l S u b T o t a l M i n u s I n v o i c e D i s c o u n t > T o t a l S u b T o t a l M i n u s I n v o i c e D i s c o u n t < / T o t a l S u b T o t a l M i n u s I n v o i c e D i s c o u n t > + 
+             < T o t a l T e x t > T o t a l T e x t < / T o t a l T e x t > + 
+             < T o t a l V A T A m o u n t > T o t a l V A T A m o u n t < / T o t a l V A T A m o u n t > + 
+             < T o t a l V A T A m o u n t L C Y > T o t a l V A T A m o u n t L C Y < / T o t a l V A T A m o u n t L C Y > + 
+             < T o t a l V A T A m o u n t T e x t > T o t a l V A T A m o u n t T e x t < / T o t a l V A T A m o u n t T e x t > + 
+             < T o t a l V A T B a s e L C Y > T o t a l V A T B a s e L C Y < / T o t a l V A T B a s e L C Y >   
          < / T o t a l s >   
@@ -7047,9 +7158,9 @@
 </file>
 
 <file path=customXml/itemProps1.xml><?xml version="1.0" encoding="utf-8"?>
-<ds:datastoreItem xmlns:ds="http://schemas.openxmlformats.org/officeDocument/2006/customXml" ds:itemID="{48197058-30D8-4C8A-A09F-5C262E946D5C}">
+<ds:datastoreItem xmlns:ds="http://schemas.openxmlformats.org/officeDocument/2006/customXml" ds:itemID="{EB32DE7A-7F21-4503-BEF3-3D5B2BF826E5}">
   <ds:schemaRefs>
-    <ds:schemaRef ds:uri="urn:microsoft-dynamics-nav/reports/Standard_Sales_Quote/1304/"/>
+    <ds:schemaRef ds:uri="urn:microsoft-dynamics-businesscentral/internal/extended/reports/Standard_Sales_Quote/1304/"/>
   </ds:schemaRefs>
 </ds:datastoreItem>
 </file>
@@ -7063,9 +7174,9 @@
 </file>
 
 <file path=customXml/itemProps3.xml><?xml version="1.0" encoding="utf-8"?>
-<ds:datastoreItem xmlns:ds="http://schemas.openxmlformats.org/officeDocument/2006/customXml" ds:itemID="{EB32DE7A-7F21-4503-BEF3-3D5B2BF826E5}">
+<ds:datastoreItem xmlns:ds="http://schemas.openxmlformats.org/officeDocument/2006/customXml" ds:itemID="{48197058-30D8-4C8A-A09F-5C262E946D5C}">
   <ds:schemaRefs>
-    <ds:schemaRef ds:uri="urn:microsoft-dynamics-businesscentral/internal/extended/reports/Standard_Sales_Quote/1304/"/>
+    <ds:schemaRef ds:uri="urn:microsoft-dynamics-nav/reports/Standard_Sales_Quote/1304/"/>
   </ds:schemaRefs>
 </ds:datastoreItem>
 </file>
--- a/src/Layers/W1/BaseApp/Sales/Document/StandardSalesQuoteBody.docx
+++ b/src/Layers/W1/BaseApp/Sales/Document/StandardSalesQuoteBody.docx
@@ -34,6 +34,7 @@
             </w:placeholder>
             <w15:color w:val="808080"/>
             <w:text/>
+            <w:dataBinding w:prefixMappings="xmlns:ns0='urn:microsoft-dynamics-nav/reports/Standard_Sales_Quote/1304/'" w:xpath="/ns0:NavWordReportXmlPart[1]/ns0:Header[1]/ns0:CustomerAddress1[1]"/>
           </w:sdtPr>
           <w:sdtEndPr>
             <w:rPr>
@@ -90,6 +91,7 @@
             </w:placeholder>
             <w15:color w:val="808080"/>
             <w:text/>
+            <w:dataBinding w:prefixMappings="xmlns:ns0='urn:microsoft-dynamics-nav/reports/Standard_Sales_Quote/1304/'" w:xpath="/ns0:NavWordReportXmlPart[1]/ns0:Header[1]/ns0:CompanyAddress1[1]"/>
           </w:sdtPr>
           <w:sdtEndPr>
             <w:rPr>
@@ -137,6 +139,7 @@
             </w:placeholder>
             <w15:color w:val="808080"/>
             <w:text/>
+            <w:dataBinding w:prefixMappings="xmlns:ns0='urn:microsoft-dynamics-nav/reports/Standard_Sales_Quote/1304/'" w:xpath="/ns0:NavWordReportXmlPart[1]/ns0:Header[1]/ns0:CustomerAddress2[1]"/>
           </w:sdtPr>
           <w:sdtEndPr/>
           <w:sdtContent>
@@ -175,6 +178,7 @@
             </w:placeholder>
             <w15:color w:val="808080"/>
             <w:text/>
+            <w:dataBinding w:prefixMappings="xmlns:ns0='urn:microsoft-dynamics-nav/reports/Standard_Sales_Quote/1304/'" w:xpath="/ns0:NavWordReportXmlPart[1]/ns0:Header[1]/ns0:CompanyAddress2[1]"/>
           </w:sdtPr>
           <w:sdtEndPr/>
           <w:sdtContent>
@@ -210,6 +214,7 @@
             </w:placeholder>
             <w15:color w:val="808080"/>
             <w:text/>
+            <w:dataBinding w:prefixMappings="xmlns:ns0='urn:microsoft-dynamics-nav/reports/Standard_Sales_Quote/1304/'" w:xpath="/ns0:NavWordReportXmlPart[1]/ns0:Header[1]/ns0:CustomerAddress3[1]"/>
           </w:sdtPr>
           <w:sdtEndPr/>
           <w:sdtContent>
@@ -248,6 +253,7 @@
             </w:placeholder>
             <w15:color w:val="808080"/>
             <w:text/>
+            <w:dataBinding w:prefixMappings="xmlns:ns0='urn:microsoft-dynamics-nav/reports/Standard_Sales_Quote/1304/'" w:xpath="/ns0:NavWordReportXmlPart[1]/ns0:Header[1]/ns0:CompanyAddress3[1]"/>
           </w:sdtPr>
           <w:sdtEndPr/>
           <w:sdtContent>
@@ -283,6 +289,7 @@
             </w:placeholder>
             <w15:color w:val="808080"/>
             <w:text/>
+            <w:dataBinding w:prefixMappings="xmlns:ns0='urn:microsoft-dynamics-nav/reports/Standard_Sales_Quote/1304/'" w:xpath="/ns0:NavWordReportXmlPart[1]/ns0:Header[1]/ns0:CustomerAddress4[1]"/>
           </w:sdtPr>
           <w:sdtEndPr/>
           <w:sdtContent>
@@ -321,6 +328,7 @@
             </w:placeholder>
             <w15:color w:val="808080"/>
             <w:text/>
+            <w:dataBinding w:prefixMappings="xmlns:ns0='urn:microsoft-dynamics-nav/reports/Standard_Sales_Quote/1304/'" w:xpath="/ns0:NavWordReportXmlPart[1]/ns0:Header[1]/ns0:CompanyAddress4[1]"/>
           </w:sdtPr>
           <w:sdtEndPr/>
           <w:sdtContent>
@@ -356,6 +364,7 @@
             </w:placeholder>
             <w15:color w:val="808080"/>
             <w:text/>
+            <w:dataBinding w:prefixMappings="xmlns:ns0='urn:microsoft-dynamics-nav/reports/Standard_Sales_Quote/1304/'" w:xpath="/ns0:NavWordReportXmlPart[1]/ns0:Header[1]/ns0:CustomerAddress5[1]"/>
           </w:sdtPr>
           <w:sdtEndPr/>
           <w:sdtContent>
@@ -394,6 +403,7 @@
             </w:placeholder>
             <w15:color w:val="808080"/>
             <w:text/>
+            <w:dataBinding w:prefixMappings="xmlns:ns0='urn:microsoft-dynamics-nav/reports/Standard_Sales_Quote/1304/'" w:xpath="/ns0:NavWordReportXmlPart[1]/ns0:Header[1]/ns0:CompanyAddress5[1]"/>
           </w:sdtPr>
           <w:sdtEndPr/>
           <w:sdtContent>
@@ -429,6 +439,7 @@
             </w:placeholder>
             <w15:color w:val="808080"/>
             <w:text/>
+            <w:dataBinding w:prefixMappings="xmlns:ns0='urn:microsoft-dynamics-nav/reports/Standard_Sales_Quote/1304/'" w:xpath="/ns0:NavWordReportXmlPart[1]/ns0:Header[1]/ns0:CustomerAddress6[1]"/>
           </w:sdtPr>
           <w:sdtEndPr/>
           <w:sdtContent>
@@ -467,6 +478,7 @@
             </w:placeholder>
             <w15:color w:val="808080"/>
             <w:text/>
+            <w:dataBinding w:prefixMappings="xmlns:ns0='urn:microsoft-dynamics-nav/reports/Standard_Sales_Quote/1304/'" w:xpath="/ns0:NavWordReportXmlPart[1]/ns0:Header[1]/ns0:CompanyAddress6[1]"/>
           </w:sdtPr>
           <w:sdtEndPr/>
           <w:sdtContent>
@@ -502,6 +514,7 @@
             </w:placeholder>
             <w15:color w:val="808080"/>
             <w:text/>
+            <w:dataBinding w:prefixMappings="xmlns:ns0='urn:microsoft-dynamics-nav/reports/Standard_Sales_Quote/1304/'" w:xpath="/ns0:NavWordReportXmlPart[1]/ns0:Header[1]/ns0:CustomerAddress7[1]"/>
           </w:sdtPr>
           <w:sdtEndPr/>
           <w:sdtContent>
@@ -540,6 +553,7 @@
             </w:placeholder>
             <w15:color w:val="808080"/>
             <w:text/>
+            <w:dataBinding w:prefixMappings="xmlns:ns0='urn:microsoft-dynamics-nav/reports/Standard_Sales_Quote/1304/'" w:xpath="/ns0:NavWordReportXmlPart[1]/ns0:Header[1]/ns0:CompanyLegalOffice_Lbl[1]"/>
           </w:sdtPr>
           <w:sdtEndPr/>
           <w:sdtContent>
@@ -577,6 +591,7 @@
             </w:placeholder>
             <w15:color w:val="808080"/>
             <w:text/>
+            <w:dataBinding w:prefixMappings="xmlns:ns0='urn:microsoft-dynamics-nav/reports/Standard_Sales_Quote/1304/'" w:xpath="/ns0:NavWordReportXmlPart[1]/ns0:Header[1]/ns0:CustomerAddress8[1]"/>
           </w:sdtPr>
           <w:sdtEndPr/>
           <w:sdtContent>
@@ -615,6 +630,7 @@
             </w:placeholder>
             <w15:color w:val="808080"/>
             <w:text/>
+            <w:dataBinding w:prefixMappings="xmlns:ns0='urn:microsoft-dynamics-nav/reports/Standard_Sales_Quote/1304/'" w:xpath="/ns0:NavWordReportXmlPart[1]/ns0:Header[1]/ns0:CompanyLegalOffice[1]"/>
           </w:sdtPr>
           <w:sdtEndPr/>
           <w:sdtContent>
@@ -674,6 +690,7 @@
             </w:placeholder>
             <w15:color w:val="808080"/>
             <w:text/>
+            <w:dataBinding w:prefixMappings="xmlns:ns0='urn:microsoft-dynamics-nav/reports/Standard_Sales_Quote/1304/'" w:xpath="/ns0:NavWordReportXmlPart[1]/ns0:Header[1]/ns0:DocumentNo_Lbl[1]"/>
           </w:sdtPr>
           <w:sdtEndPr/>
           <w:sdtContent>
@@ -716,6 +733,7 @@
             </w:placeholder>
             <w15:color w:val="808080"/>
             <w:text/>
+            <w:dataBinding w:prefixMappings="xmlns:ns0='urn:microsoft-dynamics-nav/reports/Standard_Sales_Quote/1304/'" w:xpath="/ns0:NavWordReportXmlPart[1]/ns0:Header[1]/ns0:YourReference__Lbl[1]"/>
           </w:sdtPr>
           <w:sdtEndPr/>
           <w:sdtContent>
@@ -755,6 +773,7 @@
             </w:placeholder>
             <w15:color w:val="808080"/>
             <w:text/>
+            <w:dataBinding w:prefixMappings="xmlns:ns0='urn:microsoft-dynamics-nav/reports/Standard_Sales_Quote/1304/'" w:xpath="/ns0:NavWordReportXmlPart[1]/ns0:Header[1]/ns0:QuoteValidToDate_Lbl[1]"/>
           </w:sdtPr>
           <w:sdtEndPr/>
           <w:sdtContent>
@@ -786,6 +805,7 @@
             </w:placeholder>
             <w15:color w:val="808080"/>
             <w:text/>
+            <w:dataBinding w:prefixMappings="xmlns:ns0='urn:microsoft-dynamics-nav/reports/Standard_Sales_Quote/1304/'" w:xpath="/ns0:NavWordReportXmlPart[1]/ns0:Header[1]/ns0:SalesPersonBlank_Lbl[1]"/>
           </w:sdtPr>
           <w:sdtEndPr/>
           <w:sdtContent>
@@ -823,6 +843,7 @@
             </w:placeholder>
             <w15:color w:val="808080"/>
             <w:text/>
+            <w:dataBinding w:prefixMappings="xmlns:ns0='urn:microsoft-dynamics-nav/reports/Standard_Sales_Quote/1304/'" w:xpath="/ns0:NavWordReportXmlPart[1]/ns0:Header[1]/ns0:DocumentNo[1]"/>
           </w:sdtPr>
           <w:sdtEndPr/>
           <w:sdtContent>
@@ -863,6 +884,7 @@
             </w:placeholder>
             <w15:color w:val="808080"/>
             <w:text/>
+            <w:dataBinding w:prefixMappings="xmlns:ns0='urn:microsoft-dynamics-nav/reports/Standard_Sales_Quote/1304/'" w:xpath="/ns0:NavWordReportXmlPart[1]/ns0:Header[1]/ns0:YourReference[1]"/>
           </w:sdtPr>
           <w:sdtEndPr/>
           <w:sdtContent>
@@ -893,6 +915,7 @@
             </w:placeholder>
             <w15:color w:val="808080"/>
             <w:text/>
+            <w:dataBinding w:prefixMappings="xmlns:ns0='urn:microsoft-dynamics-nav/reports/Standard_Sales_Quote/1304/'" w:xpath="/ns0:NavWordReportXmlPart[1]/ns0:Header[1]/ns0:QuoteValidToDate[1]"/>
           </w:sdtPr>
           <w:sdtEndPr/>
           <w:sdtContent>
@@ -923,6 +946,7 @@
             </w:placeholder>
             <w15:color w:val="808080"/>
             <w:text/>
+            <w:dataBinding w:prefixMappings="xmlns:ns0='urn:microsoft-dynamics-nav/reports/Standard_Sales_Quote/1304/'" w:xpath="/ns0:NavWordReportXmlPart[1]/ns0:Header[1]/ns0:SalesPersonName[1]"/>
           </w:sdtPr>
           <w:sdtEndPr/>
           <w:sdtContent>
@@ -1015,6 +1039,7 @@
             </w:placeholder>
             <w15:color w:val="808080"/>
             <w:text/>
+            <w:dataBinding w:prefixMappings="xmlns:ns0='urn:microsoft-dynamics-nav/reports/Standard_Sales_Quote/1304/'" w:xpath="/ns0:NavWordReportXmlPart[1]/ns0:Header[1]/ns0:PaymentTermsDescription_Lbl[1]"/>
           </w:sdtPr>
           <w:sdtEndPr/>
           <w:sdtContent>
@@ -1057,6 +1082,7 @@
             </w:placeholder>
             <w15:color w:val="808080"/>
             <w:text/>
+            <w:dataBinding w:prefixMappings="xmlns:ns0='urn:microsoft-dynamics-nav/reports/Standard_Sales_Quote/1304/'" w:xpath="/ns0:NavWordReportXmlPart[1]/ns0:Header[1]/ns0:ShipmentMethodDescription_Lbl[1]"/>
           </w:sdtPr>
           <w:sdtEndPr/>
           <w:sdtContent>
@@ -1088,6 +1114,7 @@
             </w:placeholder>
             <w15:color w:val="808080"/>
             <w:text/>
+            <w:dataBinding w:prefixMappings="xmlns:ns0='urn:microsoft-dynamics-nav/reports/Standard_Sales_Quote/1304/'" w:xpath="/ns0:NavWordReportXmlPart[1]/ns0:Header[1]/ns0:DocumentDate_Lbl[1]"/>
           </w:sdtPr>
           <w:sdtContent>
             <w:tc>
@@ -1135,6 +1162,7 @@
             </w:placeholder>
             <w15:color w:val="808080"/>
             <w:text/>
+            <w:dataBinding w:prefixMappings="xmlns:ns0='urn:microsoft-dynamics-nav/reports/Standard_Sales_Quote/1304/'" w:xpath="/ns0:NavWordReportXmlPart[1]/ns0:Header[1]/ns0:PaymentTermsDescription[1]"/>
           </w:sdtPr>
           <w:sdtEndPr/>
           <w:sdtContent>
@@ -1175,6 +1203,7 @@
             </w:placeholder>
             <w15:color w:val="808080"/>
             <w:text/>
+            <w:dataBinding w:prefixMappings="xmlns:ns0='urn:microsoft-dynamics-nav/reports/Standard_Sales_Quote/1304/'" w:xpath="/ns0:NavWordReportXmlPart[1]/ns0:Header[1]/ns0:ShipmentMethodDescription[1]"/>
           </w:sdtPr>
           <w:sdtEndPr/>
           <w:sdtContent>
@@ -1205,6 +1234,7 @@
             </w:placeholder>
             <w15:color w:val="808080"/>
             <w:text/>
+            <w:dataBinding w:prefixMappings="xmlns:ns0='urn:microsoft-dynamics-nav/reports/Standard_Sales_Quote/1304/'" w:xpath="/ns0:NavWordReportXmlPart[1]/ns0:Header[1]/ns0:DocumentDate[1]"/>
           </w:sdtPr>
           <w:sdtContent>
             <w:tc>
@@ -1364,6 +1394,7 @@
             </w:placeholder>
             <w15:color w:val="808080"/>
             <w:text/>
+            <w:dataBinding w:prefixMappings="xmlns:ns0='urn:microsoft-dynamics-nav/reports/Standard_Sales_Quote/1304/'" w:xpath="/ns0:NavWordReportXmlPart[1]/ns0:Header[1]/ns0:Line[1]/ns0:Unit_Lbl[1]"/>
           </w:sdtPr>
           <w:sdtEndPr/>
           <w:sdtContent>
@@ -1425,6 +1456,7 @@
             </w:placeholder>
             <w15:color w:val="808080"/>
             <w:text/>
+            <w:dataBinding w:prefixMappings="xmlns:ns0='urn:microsoft-dynamics-nav/reports/Standard_Sales_Quote/1304/'" w:xpath="/ns0:NavWordReportXmlPart[1]/ns0:Header[1]/ns0:SalesInvoiceLineDiscount_Lbl[1]"/>
           </w:sdtPr>
           <w:sdtEndPr/>
           <w:sdtContent>
@@ -1455,6 +1487,7 @@
             </w:placeholder>
             <w15:color w:val="808080"/>
             <w:text/>
+            <w:dataBinding w:prefixMappings="xmlns:ns0='urn:microsoft-dynamics-nav/reports/Standard_Sales_Quote/1304/'" w:xpath="/ns0:NavWordReportXmlPart[1]/ns0:Header[1]/ns0:Line[1]/ns0:VATPct_Line_Lbl[1]"/>
           </w:sdtPr>
           <w:sdtEndPr/>
           <w:sdtContent>
@@ -1634,6 +1667,8 @@
             <w:docPart w:val="7F3DC01DECE8444496CCFE56CC3E0652"/>
           </w:placeholder>
           <w15:color w:val="808080"/>
+          <w15:repeatingSection/>
+          <w15:dataBinding w:prefixMappings="xmlns:ns0='urn:microsoft-dynamics-nav/reports/Standard_Sales_Quote/1304/'" w:xpath="/ns0:NavWordReportXmlPart[1]/ns0:Header[1]/ns0:Line"/>
         </w:sdtPr>
         <w:sdtEndPr>
           <w:rPr>
@@ -1641,36 +1676,176 @@
           </w:rPr>
         </w:sdtEndPr>
         <w:sdtContent>
-          <w:tr>
-            <w:trPr>
-              <w:cnfStyle w:val="000000010000" w:firstRow="0" w:lastRow="0" w:firstColumn="0" w:lastColumn="0" w:oddVBand="0" w:evenVBand="0" w:oddHBand="0" w:evenHBand="1" w:firstRowFirstColumn="0" w:firstRowLastColumn="0" w:lastRowFirstColumn="0" w:lastRowLastColumn="0"/>
-              <w:trHeight w:val="490"/>
-            </w:trPr>
-            <w:sdt>
-              <w:sdtPr>
-                <w:rPr>
-                  <w:lang w:val="en-US" w:eastAsia="en-US"/>
-                  <w14:numSpacing w14:val="tabular"/>
-                </w:rPr>
-                <w:alias w:val="ItemNo_Line"/>
-                <w:tag w:val="#BC:InsertDataItem,DataItems/Header/Line/ItemNo_Line"/>
-                <w:id w:val="1767953054"/>
-                <w:placeholder>
-                  <w:docPart w:val="47EEFCA342BB41CCAD82587BBF6F2E88"/>
-                </w:placeholder>
-                <w:dataBinding w:prefixMappings="xmlns:ns0='urn:microsoft-dynamics-nav/reports/Standard_Sales_Quote/1304/'" w:xpath="/ns0:NavWordReportXmlPart[1]/ns0:Header[1]/ns0:Line[1]/ns0:ItemNo_Line[1]" w:storeItemID="{48197058-30D8-4C8A-A09F-5C262E946D5C}"/>
-                <w15:color w:val="808080"/>
-                <w:text/>
-              </w:sdtPr>
-              <w:sdtEndPr>
-                <w:rPr>
-                  <w14:numSpacing w14:val="default"/>
-                </w:rPr>
-              </w:sdtEndPr>
-              <w:sdtContent>
+          <w:sdt>
+            <w:sdtPr>
+              <w15:repeatingSectionItem/>
+            </w:sdtPr>
+            <w:sdtContent>
+              <w:tr>
+                <w:trPr>
+                  <w:cnfStyle w:val="000000010000" w:firstRow="0" w:lastRow="0" w:firstColumn="0" w:lastColumn="0" w:oddVBand="0" w:evenVBand="0" w:oddHBand="0" w:evenHBand="1" w:firstRowFirstColumn="0" w:firstRowLastColumn="0" w:lastRowFirstColumn="0" w:lastRowLastColumn="0"/>
+                  <w:trHeight w:val="490"/>
+                </w:trPr>
+                <w:sdt>
+                  <w:sdtPr>
+                    <w:rPr>
+                      <w:lang w:val="en-US" w:eastAsia="en-US"/>
+                      <w14:numSpacing w14:val="tabular"/>
+                    </w:rPr>
+                    <w:alias w:val="ItemNo_Line"/>
+                    <w:tag w:val="#BC:InsertDataItem,DataItems/Header/Line/ItemNo_Line"/>
+                    <w:id w:val="1767953054"/>
+                    <w:placeholder>
+                      <w:docPart w:val="47EEFCA342BB41CCAD82587BBF6F2E88"/>
+                    </w:placeholder>
+                    <w:dataBinding w:prefixMappings="xmlns:ns0='urn:microsoft-dynamics-nav/reports/Standard_Sales_Quote/1304/'" w:xpath="/ns0:NavWordReportXmlPart[1]/ns0:Header[1]/ns0:Line[1]/ns0:ItemNo_Line[1]" w:storeItemID="{48197058-30D8-4C8A-A09F-5C262E946D5C}"/>
+                    <w15:color w:val="808080"/>
+                    <w:text/>
+                  </w:sdtPr>
+                  <w:sdtEndPr>
+                    <w:rPr>
+                      <w14:numSpacing w14:val="default"/>
+                    </w:rPr>
+                  </w:sdtEndPr>
+                  <w:sdtContent>
+                    <w:tc>
+                      <w:tcPr>
+                        <w:tcW w:w="386" w:type="pct"/>
+                      </w:tcPr>
+                      <w:p>
+                        <w:pPr>
+                          <w:pStyle w:val="NoSpacing"/>
+                          <w:rPr>
+                            <w:lang w:val="en-US" w:eastAsia="en-US"/>
+                          </w:rPr>
+                        </w:pPr>
+                        <w:proofErr w:type="spellStart"/>
+                        <w:r>
+                          <w:rPr>
+                            <w:lang w:val="en-US" w:eastAsia="en-US"/>
+                          </w:rPr>
+                          <w:t>ItemNo_Line</w:t>
+                        </w:r>
+                        <w:proofErr w:type="spellEnd"/>
+                      </w:p>
+                    </w:tc>
+                  </w:sdtContent>
+                </w:sdt>
+                <w:sdt>
+                  <w:sdtPr>
+                    <w:rPr>
+                      <w:lang w:eastAsia="en-US"/>
+                    </w:rPr>
+                    <w:alias w:val="Description_Line"/>
+                    <w:tag w:val="#BC:InsertDataItem,DataItems/Header/Line/Description_Line"/>
+                    <w:id w:val="1393535743"/>
+                    <w:placeholder>
+                      <w:docPart w:val="78F1E7B4CEE943C9BD01DCA3BE42B818"/>
+                    </w:placeholder>
+                    <w:dataBinding w:prefixMappings="xmlns:ns0='urn:microsoft-dynamics-nav/reports/Standard_Sales_Quote/1304/'" w:xpath="/ns0:NavWordReportXmlPart[1]/ns0:Header[1]/ns0:Line[1]/ns0:Description_Line[1]" w:storeItemID="{48197058-30D8-4C8A-A09F-5C262E946D5C}"/>
+                    <w15:color w:val="808080"/>
+                    <w:text/>
+                  </w:sdtPr>
+                  <w:sdtEndPr/>
+                  <w:sdtContent>
+                    <w:tc>
+                      <w:tcPr>
+                        <w:tcW w:w="1117" w:type="pct"/>
+                      </w:tcPr>
+                      <w:p>
+                        <w:pPr>
+                          <w:pStyle w:val="NoSpacing"/>
+                          <w:rPr>
+                            <w:lang w:eastAsia="en-US"/>
+                          </w:rPr>
+                        </w:pPr>
+                        <w:proofErr w:type="spellStart"/>
+                        <w:r>
+                          <w:rPr>
+                            <w:lang w:eastAsia="en-US"/>
+                          </w:rPr>
+                          <w:t>Description_Line</w:t>
+                        </w:r>
+                        <w:proofErr w:type="spellEnd"/>
+                      </w:p>
+                    </w:tc>
+                  </w:sdtContent>
+                </w:sdt>
+                <w:sdt>
+                  <w:sdtPr>
+                    <w:rPr>
+                      <w:lang w:val="en-US" w:eastAsia="en-US"/>
+                    </w:rPr>
+                    <w:alias w:val="Quantity_Line"/>
+                    <w:tag w:val="#BC:InsertDataItem,DataItems/Header/Line/Quantity_Line"/>
+                    <w:id w:val="1672756728"/>
+                    <w:placeholder>
+                      <w:docPart w:val="08E7956112424F439DA56127F636F8A2"/>
+                    </w:placeholder>
+                    <w:dataBinding w:prefixMappings="xmlns:ns0='urn:microsoft-dynamics-nav/reports/Standard_Sales_Quote/1304/'" w:xpath="/ns0:NavWordReportXmlPart[1]/ns0:Header[1]/ns0:Line[1]/ns0:Quantity_Line[1]" w:storeItemID="{48197058-30D8-4C8A-A09F-5C262E946D5C}"/>
+                    <w15:color w:val="808080"/>
+                    <w:text/>
+                  </w:sdtPr>
+                  <w:sdtEndPr/>
+                  <w:sdtContent>
+                    <w:tc>
+                      <w:tcPr>
+                        <w:tcW w:w="557" w:type="pct"/>
+                      </w:tcPr>
+                      <w:p>
+                        <w:pPr>
+                          <w:pStyle w:val="BCNumber"/>
+                          <w:jc w:val="right"/>
+                          <w:rPr>
+                            <w:lang w:val="en-US" w:eastAsia="en-US"/>
+                          </w:rPr>
+                        </w:pPr>
+                        <w:proofErr w:type="spellStart"/>
+                        <w:r>
+                          <w:rPr>
+                            <w:lang w:val="en-US" w:eastAsia="en-US"/>
+                          </w:rPr>
+                          <w:t>Quantity_Line</w:t>
+                        </w:r>
+                        <w:proofErr w:type="spellEnd"/>
+                      </w:p>
+                    </w:tc>
+                  </w:sdtContent>
+                </w:sdt>
+                <w:sdt>
+                  <w:sdtPr>
+                    <w:alias w:val="UnitOfMeasure"/>
+                    <w:tag w:val="#BC:InsertDataItem,DataItems/Header/Line/UnitOfMeasure"/>
+                    <w:id w:val="-2053294236"/>
+                    <w:placeholder>
+                      <w:docPart w:val="CF08697EA85C4F73B5E90D6D96ECD391"/>
+                    </w:placeholder>
+                    <w15:color w:val="808080"/>
+                    <w:text/>
+                    <w:dataBinding w:prefixMappings="xmlns:ns0='urn:microsoft-dynamics-nav/reports/Standard_Sales_Quote/1304/'" w:xpath="/ns0:NavWordReportXmlPart[1]/ns0:Header[1]/ns0:Line[1]/ns0:UnitOfMeasure[1]"/>
+                  </w:sdtPr>
+                  <w:sdtEndPr/>
+                  <w:sdtContent>
+                    <w:tc>
+                      <w:tcPr>
+                        <w:tcW w:w="384" w:type="pct"/>
+                      </w:tcPr>
+                      <w:p>
+                        <w:pPr>
+                          <w:pStyle w:val="NoSpacing"/>
+                        </w:pPr>
+                        <w:proofErr w:type="spellStart"/>
+                        <w:r>
+                          <w:t>UnitOfMeasure</w:t>
+                        </w:r>
+                        <w:proofErr w:type="spellEnd"/>
+                      </w:p>
+                    </w:tc>
+                  </w:sdtContent>
+                </w:sdt>
                 <w:tc>
                   <w:tcPr>
-                    <w:tcW w:w="386" w:type="pct"/>
+                    <w:tcW w:w="686" w:type="pct"/>
                   </w:tcPr>
                   <w:p>
                     <w:pPr>
@@ -1679,78 +1854,94 @@
                         <w:lang w:val="en-US" w:eastAsia="en-US"/>
                       </w:rPr>
                     </w:pPr>
-                    <w:proofErr w:type="spellStart"/>
-                    <w:r>
-                      <w:rPr>
-                        <w:lang w:val="en-US" w:eastAsia="en-US"/>
-                      </w:rPr>
-                      <w:t>ItemNo_Line</w:t>
-                    </w:r>
-                    <w:proofErr w:type="spellEnd"/>
+                    <w:sdt>
+                      <w:sdtPr>
+                        <w:alias w:val="UnitPrice"/>
+                        <w:tag w:val="#BC:InsertDataItem,DataItems/Header/Line/UnitPrice"/>
+                        <w:id w:val="-1253814634"/>
+                        <w:placeholder>
+                          <w:docPart w:val="F550891F22DC422F99CCC06966446681"/>
+                        </w:placeholder>
+                        <w:dataBinding w:prefixMappings="xmlns:ns0='urn:microsoft-dynamics-nav/reports/Standard_Sales_Quote/1304/'" w:xpath="/ns0:NavWordReportXmlPart[1]/ns0:Header[1]/ns0:Line[1]/ns0:UnitPrice[1]" w:storeItemID="{48197058-30D8-4C8A-A09F-5C262E946D5C}"/>
+                        <w15:color w:val="808080"/>
+                        <w:text/>
+                      </w:sdtPr>
+                      <w:sdtEndPr/>
+                      <w:sdtContent>
+                        <w:proofErr w:type="spellStart"/>
+                        <w:r>
+                          <w:t>UnitPrice</w:t>
+                        </w:r>
+                        <w:proofErr w:type="spellEnd"/>
+                      </w:sdtContent>
+                    </w:sdt>
                   </w:p>
                 </w:tc>
-              </w:sdtContent>
-            </w:sdt>
-            <w:sdt>
-              <w:sdtPr>
-                <w:rPr>
-                  <w:lang w:eastAsia="en-US"/>
-                </w:rPr>
-                <w:alias w:val="Description_Line"/>
-                <w:tag w:val="#BC:InsertDataItem,DataItems/Header/Line/Description_Line"/>
-                <w:id w:val="1393535743"/>
-                <w:placeholder>
-                  <w:docPart w:val="78F1E7B4CEE943C9BD01DCA3BE42B818"/>
-                </w:placeholder>
-                <w:dataBinding w:prefixMappings="xmlns:ns0='urn:microsoft-dynamics-nav/reports/Standard_Sales_Quote/1304/'" w:xpath="/ns0:NavWordReportXmlPart[1]/ns0:Header[1]/ns0:Line[1]/ns0:Description_Line[1]" w:storeItemID="{48197058-30D8-4C8A-A09F-5C262E946D5C}"/>
-                <w15:color w:val="808080"/>
-                <w:text/>
-              </w:sdtPr>
-              <w:sdtEndPr/>
-              <w:sdtContent>
+                <w:sdt>
+                  <w:sdtPr>
+                    <w:alias w:val="LineDiscountPercentText_Line"/>
+                    <w:tag w:val="#BC:InsertDataItem,DataItems/Header/Line/LineDiscountPercentText_Line"/>
+                    <w:id w:val="415913873"/>
+                    <w:placeholder>
+                      <w:docPart w:val="9B5D996175A34EC487DB19BFD3D9A1FE"/>
+                    </w:placeholder>
+                    <w15:color w:val="808080"/>
+                    <w:text/>
+                    <w:dataBinding w:prefixMappings="xmlns:ns0='urn:microsoft-dynamics-nav/reports/Standard_Sales_Quote/1304/'" w:xpath="/ns0:NavWordReportXmlPart[1]/ns0:Header[1]/ns0:Line[1]/ns0:LineDiscountPercentText_Line[1]"/>
+                  </w:sdtPr>
+                  <w:sdtEndPr/>
+                  <w:sdtContent>
+                    <w:tc>
+                      <w:tcPr>
+                        <w:tcW w:w="643" w:type="pct"/>
+                      </w:tcPr>
+                      <w:p>
+                        <w:pPr>
+                          <w:pStyle w:val="NoSpacing"/>
+                        </w:pPr>
+                        <w:proofErr w:type="spellStart"/>
+                        <w:r>
+                          <w:t>LineDiscountPercentText_Line</w:t>
+                        </w:r>
+                        <w:proofErr w:type="spellEnd"/>
+                      </w:p>
+                    </w:tc>
+                  </w:sdtContent>
+                </w:sdt>
+                <w:sdt>
+                  <w:sdtPr>
+                    <w:alias w:val="VATPct_Line"/>
+                    <w:tag w:val="#BC:InsertDataItem,DataItems/Header/Line/VATPct_Line"/>
+                    <w:id w:val="1436251310"/>
+                    <w:placeholder>
+                      <w:docPart w:val="AABB1935707546E997639A5E5EA68ADF"/>
+                    </w:placeholder>
+                    <w15:color w:val="808080"/>
+                    <w:text/>
+                    <w:dataBinding w:prefixMappings="xmlns:ns0='urn:microsoft-dynamics-nav/reports/Standard_Sales_Quote/1304/'" w:xpath="/ns0:NavWordReportXmlPart[1]/ns0:Header[1]/ns0:Line[1]/ns0:VATPct_Line[1]"/>
+                  </w:sdtPr>
+                  <w:sdtEndPr/>
+                  <w:sdtContent>
+                    <w:tc>
+                      <w:tcPr>
+                        <w:tcW w:w="473" w:type="pct"/>
+                      </w:tcPr>
+                      <w:p>
+                        <w:pPr>
+                          <w:pStyle w:val="NoSpacing"/>
+                        </w:pPr>
+                        <w:proofErr w:type="spellStart"/>
+                        <w:r>
+                          <w:t>VATPct_Line</w:t>
+                        </w:r>
+                        <w:proofErr w:type="spellEnd"/>
+                      </w:p>
+                    </w:tc>
+                  </w:sdtContent>
+                </w:sdt>
                 <w:tc>
                   <w:tcPr>
-                    <w:tcW w:w="1117" w:type="pct"/>
-                  </w:tcPr>
-                  <w:p>
-                    <w:pPr>
-                      <w:pStyle w:val="NoSpacing"/>
-                      <w:rPr>
-                        <w:lang w:eastAsia="en-US"/>
-                      </w:rPr>
-                    </w:pPr>
-                    <w:proofErr w:type="spellStart"/>
-                    <w:r>
-                      <w:rPr>
-                        <w:lang w:eastAsia="en-US"/>
-                      </w:rPr>
-                      <w:t>Description_Line</w:t>
-                    </w:r>
-                    <w:proofErr w:type="spellEnd"/>
-                  </w:p>
-                </w:tc>
-              </w:sdtContent>
-            </w:sdt>
-            <w:sdt>
-              <w:sdtPr>
-                <w:rPr>
-                  <w:lang w:val="en-US" w:eastAsia="en-US"/>
-                </w:rPr>
-                <w:alias w:val="Quantity_Line"/>
-                <w:tag w:val="#BC:InsertDataItem,DataItems/Header/Line/Quantity_Line"/>
-                <w:id w:val="1672756728"/>
-                <w:placeholder>
-                  <w:docPart w:val="08E7956112424F439DA56127F636F8A2"/>
-                </w:placeholder>
-                <w:dataBinding w:prefixMappings="xmlns:ns0='urn:microsoft-dynamics-nav/reports/Standard_Sales_Quote/1304/'" w:xpath="/ns0:NavWordReportXmlPart[1]/ns0:Header[1]/ns0:Line[1]/ns0:Quantity_Line[1]" w:storeItemID="{48197058-30D8-4C8A-A09F-5C262E946D5C}"/>
-                <w15:color w:val="808080"/>
-                <w:text/>
-              </w:sdtPr>
-              <w:sdtEndPr/>
-              <w:sdtContent>
-                <w:tc>
-                  <w:tcPr>
-                    <w:tcW w:w="557" w:type="pct"/>
+                    <w:tcW w:w="754" w:type="pct"/>
                   </w:tcPr>
                   <w:p>
                     <w:pPr>
@@ -1760,181 +1951,35 @@
                         <w:lang w:val="en-US" w:eastAsia="en-US"/>
                       </w:rPr>
                     </w:pPr>
-                    <w:proofErr w:type="spellStart"/>
+                    <w:sdt>
+                      <w:sdtPr>
+                        <w:alias w:val="LineAmount_Line"/>
+                        <w:tag w:val="#BC:InsertDataItem,DataItems/Header/Line/LineAmount_Line"/>
+                        <w:id w:val="787541011"/>
+                        <w:placeholder>
+                          <w:docPart w:val="5F8813B20A0E4DB089F151E70936776C"/>
+                        </w:placeholder>
+                        <w:dataBinding w:prefixMappings="xmlns:ns0='urn:microsoft-dynamics-nav/reports/Standard_Sales_Quote/1304/'" w:xpath="/ns0:NavWordReportXmlPart[1]/ns0:Header[1]/ns0:Line[1]/ns0:LineAmount_Line[1]" w:storeItemID="{48197058-30D8-4C8A-A09F-5C262E946D5C}"/>
+                        <w15:color w:val="808080"/>
+                        <w:text/>
+                      </w:sdtPr>
+                      <w:sdtEndPr/>
+                      <w:sdtContent>
+                        <w:proofErr w:type="spellStart"/>
+                        <w:r>
+                          <w:t>LineAmount_Line</w:t>
+                        </w:r>
+                        <w:proofErr w:type="spellEnd"/>
+                      </w:sdtContent>
+                    </w:sdt>
                     <w:r>
-                      <w:rPr>
-                        <w:lang w:val="en-US" w:eastAsia="en-US"/>
-                      </w:rPr>
-                      <w:t>Quantity_Line</w:t>
+                      <w:t> </w:t>
                     </w:r>
-                    <w:proofErr w:type="spellEnd"/>
                   </w:p>
                 </w:tc>
-              </w:sdtContent>
-            </w:sdt>
-            <w:sdt>
-              <w:sdtPr>
-                <w:alias w:val="UnitOfMeasure"/>
-                <w:tag w:val="#BC:InsertDataItem,DataItems/Header/Line/UnitOfMeasure"/>
-                <w:id w:val="-2053294236"/>
-                <w:placeholder>
-                  <w:docPart w:val="CF08697EA85C4F73B5E90D6D96ECD391"/>
-                </w:placeholder>
-                <w15:color w:val="808080"/>
-                <w:text/>
-              </w:sdtPr>
-              <w:sdtEndPr/>
-              <w:sdtContent>
-                <w:tc>
-                  <w:tcPr>
-                    <w:tcW w:w="384" w:type="pct"/>
-                  </w:tcPr>
-                  <w:p>
-                    <w:pPr>
-                      <w:pStyle w:val="NoSpacing"/>
-                    </w:pPr>
-                    <w:proofErr w:type="spellStart"/>
-                    <w:r>
-                      <w:t>UnitOfMeasure</w:t>
-                    </w:r>
-                    <w:proofErr w:type="spellEnd"/>
-                  </w:p>
-                </w:tc>
-              </w:sdtContent>
-            </w:sdt>
-            <w:tc>
-              <w:tcPr>
-                <w:tcW w:w="686" w:type="pct"/>
-              </w:tcPr>
-              <w:p>
-                <w:pPr>
-                  <w:pStyle w:val="NoSpacing"/>
-                  <w:rPr>
-                    <w:lang w:val="en-US" w:eastAsia="en-US"/>
-                  </w:rPr>
-                </w:pPr>
-                <w:sdt>
-                  <w:sdtPr>
-                    <w:alias w:val="UnitPrice"/>
-                    <w:tag w:val="#BC:InsertDataItem,DataItems/Header/Line/UnitPrice"/>
-                    <w:id w:val="-1253814634"/>
-                    <w:placeholder>
-                      <w:docPart w:val="F550891F22DC422F99CCC06966446681"/>
-                    </w:placeholder>
-                    <w:dataBinding w:prefixMappings="xmlns:ns0='urn:microsoft-dynamics-nav/reports/Standard_Sales_Quote/1304/'" w:xpath="/ns0:NavWordReportXmlPart[1]/ns0:Header[1]/ns0:Line[1]/ns0:UnitPrice[1]" w:storeItemID="{48197058-30D8-4C8A-A09F-5C262E946D5C}"/>
-                    <w15:color w:val="808080"/>
-                    <w:text/>
-                  </w:sdtPr>
-                  <w:sdtEndPr/>
-                  <w:sdtContent>
-                    <w:proofErr w:type="spellStart"/>
-                    <w:r>
-                      <w:t>UnitPrice</w:t>
-                    </w:r>
-                    <w:proofErr w:type="spellEnd"/>
-                  </w:sdtContent>
-                </w:sdt>
-              </w:p>
-            </w:tc>
-            <w:sdt>
-              <w:sdtPr>
-                <w:alias w:val="LineDiscountPercentText_Line"/>
-                <w:tag w:val="#BC:InsertDataItem,DataItems/Header/Line/LineDiscountPercentText_Line"/>
-                <w:id w:val="415913873"/>
-                <w:placeholder>
-                  <w:docPart w:val="9B5D996175A34EC487DB19BFD3D9A1FE"/>
-                </w:placeholder>
-                <w15:color w:val="808080"/>
-                <w:text/>
-              </w:sdtPr>
-              <w:sdtEndPr/>
-              <w:sdtContent>
-                <w:tc>
-                  <w:tcPr>
-                    <w:tcW w:w="643" w:type="pct"/>
-                  </w:tcPr>
-                  <w:p>
-                    <w:pPr>
-                      <w:pStyle w:val="NoSpacing"/>
-                    </w:pPr>
-                    <w:proofErr w:type="spellStart"/>
-                    <w:r>
-                      <w:t>LineDiscountPercentText_Line</w:t>
-                    </w:r>
-                    <w:proofErr w:type="spellEnd"/>
-                  </w:p>
-                </w:tc>
-              </w:sdtContent>
-            </w:sdt>
-            <w:sdt>
-              <w:sdtPr>
-                <w:alias w:val="VATPct_Line"/>
-                <w:tag w:val="#BC:InsertDataItem,DataItems/Header/Line/VATPct_Line"/>
-                <w:id w:val="1436251310"/>
-                <w:placeholder>
-                  <w:docPart w:val="AABB1935707546E997639A5E5EA68ADF"/>
-                </w:placeholder>
-                <w15:color w:val="808080"/>
-                <w:text/>
-              </w:sdtPr>
-              <w:sdtEndPr/>
-              <w:sdtContent>
-                <w:tc>
-                  <w:tcPr>
-                    <w:tcW w:w="473" w:type="pct"/>
-                  </w:tcPr>
-                  <w:p>
-                    <w:pPr>
-                      <w:pStyle w:val="NoSpacing"/>
-                    </w:pPr>
-                    <w:proofErr w:type="spellStart"/>
-                    <w:r>
-                      <w:t>VATPct_Line</w:t>
-                    </w:r>
-                    <w:proofErr w:type="spellEnd"/>
-                  </w:p>
-                </w:tc>
-              </w:sdtContent>
-            </w:sdt>
-            <w:tc>
-              <w:tcPr>
-                <w:tcW w:w="754" w:type="pct"/>
-              </w:tcPr>
-              <w:p>
-                <w:pPr>
-                  <w:pStyle w:val="BCNumber"/>
-                  <w:jc w:val="right"/>
-                  <w:rPr>
-                    <w:lang w:val="en-US" w:eastAsia="en-US"/>
-                  </w:rPr>
-                </w:pPr>
-                <w:sdt>
-                  <w:sdtPr>
-                    <w:alias w:val="LineAmount_Line"/>
-                    <w:tag w:val="#BC:InsertDataItem,DataItems/Header/Line/LineAmount_Line"/>
-                    <w:id w:val="787541011"/>
-                    <w:placeholder>
-                      <w:docPart w:val="5F8813B20A0E4DB089F151E70936776C"/>
-                    </w:placeholder>
-                    <w:dataBinding w:prefixMappings="xmlns:ns0='urn:microsoft-dynamics-nav/reports/Standard_Sales_Quote/1304/'" w:xpath="/ns0:NavWordReportXmlPart[1]/ns0:Header[1]/ns0:Line[1]/ns0:LineAmount_Line[1]" w:storeItemID="{48197058-30D8-4C8A-A09F-5C262E946D5C}"/>
-                    <w15:color w:val="808080"/>
-                    <w:text/>
-                  </w:sdtPr>
-                  <w:sdtEndPr/>
-                  <w:sdtContent>
-                    <w:proofErr w:type="spellStart"/>
-                    <w:r>
-                      <w:t>LineAmount_Line</w:t>
-                    </w:r>
-                    <w:proofErr w:type="spellEnd"/>
-                  </w:sdtContent>
-                </w:sdt>
-                <w:r>
-                  <w:t> </w:t>
-                </w:r>
-              </w:p>
-            </w:tc>
-          </w:tr>
+              </w:tr>
+            </w:sdtContent>
+          </w:sdt>
         </w:sdtContent>
       </w:sdt>
     </w:tbl>
@@ -1968,6 +2013,7 @@
             </w:placeholder>
             <w15:color w:val="808080"/>
             <w:text/>
+            <w:dataBinding w:prefixMappings="xmlns:ns0='urn:microsoft-dynamics-nav/reports/Standard_Sales_Quote/1304/'" w:xpath="/ns0:NavWordReportXmlPart[1]/ns0:Header[1]/ns0:ReportTotalsLine[1]/ns0:Description_ReportTotalsLine[1]"/>
           </w:sdtPr>
           <w:sdtEndPr/>
           <w:sdtContent>
@@ -2044,6 +2090,7 @@
             </w:placeholder>
             <w15:color w:val="808080"/>
             <w:text/>
+            <w:dataBinding w:prefixMappings="xmlns:ns0='urn:microsoft-dynamics-nav/reports/Standard_Sales_Quote/1304/'" w:xpath="/ns0:NavWordReportXmlPart[1]/ns0:Header[1]/ns0:ReportTotalsLine[1]/ns0:Amount_ReportTotalsLine[1]"/>
           </w:sdtPr>
           <w:sdtEndPr/>
           <w:sdtContent>
@@ -2087,6 +2134,7 @@
             </w:placeholder>
             <w15:color w:val="808080"/>
             <w:text/>
+            <w:dataBinding w:prefixMappings="xmlns:ns0='urn:microsoft-dynamics-nav/reports/Standard_Sales_Quote/1304/'" w:xpath="/ns0:NavWordReportXmlPart[1]/ns0:Header[1]/ns0:VATAmount_Lbl[1]"/>
           </w:sdtPr>
           <w:sdtEndPr/>
           <w:sdtContent>
@@ -2163,6 +2211,7 @@
             </w:placeholder>
             <w15:color w:val="808080"/>
             <w:text/>
+            <w:dataBinding w:prefixMappings="xmlns:ns0='urn:microsoft-dynamics-nav/reports/Standard_Sales_Quote/1304/'" w:xpath="/ns0:NavWordReportXmlPart[1]/ns0:Header[1]/ns0:Totals[1]/ns0:TotalVATAmount[1]"/>
           </w:sdtPr>
           <w:sdtEndPr/>
           <w:sdtContent>
@@ -2207,6 +2256,7 @@
             </w:placeholder>
             <w15:color w:val="808080"/>
             <w:text/>
+            <w:dataBinding w:prefixMappings="xmlns:ns0='urn:microsoft-dynamics-nav/reports/Standard_Sales_Quote/1304/'" w:xpath="/ns0:NavWordReportXmlPart[1]/ns0:Header[1]/ns0:Totals[1]/ns0:TotalText[1]"/>
           </w:sdtPr>
           <w:sdtEndPr/>
           <w:sdtContent>
@@ -2297,6 +2347,7 @@
                 </w:placeholder>
                 <w15:color w:val="808080"/>
                 <w:text/>
+                <w:dataBinding w:prefixMappings="xmlns:ns0='urn:microsoft-dynamics-nav/reports/Standard_Sales_Quote/1304/'" w:xpath="/ns0:NavWordReportXmlPart[1]/ns0:Header[1]/ns0:Totals[1]/ns0:TotalAmountIncludingVAT[1]"/>
               </w:sdtPr>
               <w:sdtEndPr/>
               <w:sdtContent>
@@ -2337,6 +2388,7 @@
             </w:placeholder>
             <w15:color w:val="808080"/>
             <w:text/>
+            <w:dataBinding w:prefixMappings="xmlns:ns0='urn:microsoft-dynamics-nav/reports/Standard_Sales_Quote/1304/'" w:xpath="/ns0:NavWordReportXmlPart[1]/ns0:Header[1]/ns0:WorkDescriptionLines[1]/ns0:WorkDescriptionLine[1]"/>
           </w:sdtPr>
           <w:sdtEndPr/>
           <w:sdtContent>
@@ -2373,6 +2425,7 @@
             </w:placeholder>
             <w15:color w:val="808080"/>
             <w:text/>
+            <w:dataBinding w:prefixMappings="xmlns:ns0='urn:microsoft-dynamics-nav/reports/Standard_Sales_Quote/1304/'" w:xpath="/ns0:NavWordReportXmlPart[1]/ns0:Header[1]/ns0:CompanyLegalStatement[1]"/>
           </w:sdtPr>
           <w:sdtEndPr/>
           <w:sdtContent>
@@ -5709,7 +5762,9 @@
 </we:webextension>
 </file>
 
-<file path=customXml/item1.xml>��< ? x m l   v e r s i o n = " 1 . 0 "   e n c o d i n g = " u t f - 1 6 " ? > < N a v W o r d R e p o r t X m l P a r t   x m l n s = " u r n : m i c r o s o f t - d y n a m i c s - b u s i n e s s c e n t r a l / i n t e r n a l / e x t e n d e d / r e p o r t s / S t a n d a r d _ S a l e s _ Q u o t e / 1 3 0 4 / " > +<file path=customXml/item1.xml>��< ? x m l   v e r s i o n = " 1 . 0 "   e n c o d i n g = " u t f - 1 6 " ? > + 
+ < N a v W o r d R e p o r t X m l P a r t   x m l n s = " u r n : m i c r o s o f t - d y n a m i c s - b u s i n e s s c e n t r a l / i n t e r n a l / e x t e n d e d / r e p o r t s / S t a n d a r d _ S a l e s _ Q u o t e / 1 3 0 4 / " >   
      < B C R e p o r t I n f o r m a t i o n >   
@@ -6179,7 +6234,7 @@
  
          < C o m p a n y P h o n e N o _ L b l   E l e m e n t T y p e = " C o l u m n "   E l e m e n t I d = " 5 5 8 5 9 3 5 8 6 "   D a t a T y p e = " L a b e l " > C o m p a n y P h o n e N o _ L b l < / C o m p a n y P h o n e N o _ L b l >   
-         < C o m p a n y P i c t u r e   E l e m e n t T y p e = " C o l u m n "   E l e m e n t I d = " 1 3 9 7 4 1 1 0 7 4 "   D a t a T y p e = " B l o b " / > +         < C o m p a n y P i c t u r e   E l e m e n t T y p e = " C o l u m n "   E l e m e n t I d = " 1 3 9 7 4 1 1 0 7 4 "   D a t a T y p e = " B l o b "   / >   
          < C o m p a n y R e g i s t r a t i o n N u m b e r   E l e m e n t T y p e = " C o l u m n "   E l e m e n t I d = " 2 0 2 3 6 3 9 4 2 4 "   D a t a T y p e = " T e x t " > C o m p a n y R e g i s t r a t i o n N u m b e r < / C o m p a n y R e g i s t r a t i o n N u m b e r >   
@@ -6560,7 +6615,9 @@
 <b:Sources xmlns:b="http://schemas.openxmlformats.org/officeDocument/2006/bibliography" xmlns="http://schemas.openxmlformats.org/officeDocument/2006/bibliography" SelectedStyle="\APASixthEditionOfficeOnline.xsl" StyleName="APA" Version="6"/>
 </file>
 
-<file path=customXml/item3.xml>��< ? x m l   v e r s i o n = " 1 . 0 "   e n c o d i n g = " u t f - 1 6 " ? > < N a v W o r d R e p o r t X m l P a r t   x m l n s = " u r n : m i c r o s o f t - d y n a m i c s - n a v / r e p o r t s / S t a n d a r d _ S a l e s _ Q u o t e / 1 3 0 4 / " > +<file path=customXml/item3.xml>��< ? x m l   v e r s i o n = " 1 . 0 "   e n c o d i n g = " u t f - 1 6 " ? > + 
+ < N a v W o r d R e p o r t X m l P a r t   x m l n s = " u r n : m i c r o s o f t - d y n a m i c s - n a v / r e p o r t s / S t a n d a r d _ S a l e s _ Q u o t e / 1 3 0 4 / " >   
      < B C R e p o r t I n f o r m a t i o n >   
@@ -6780,7 +6837,7 @@
  
          < C o m p a n y P h o n e N o _ L b l > C o m p a n y P h o n e N o _ L b l < / C o m p a n y P h o n e N o _ L b l >   
-         < C o m p a n y P i c t u r e / > +         < C o m p a n y P i c t u r e   / >   
          < C o m p a n y R e g i s t r a t i o n N u m b e r > C o m p a n y R e g i s t r a t i o n N u m b e r < / C o m p a n y R e g i s t r a t i o n N u m b e r >   
